--- a/Bao_cao_1_truc_Nghien_cuu.docx
+++ b/Bao_cao_1_truc_Nghien_cuu.docx
@@ -83,7 +83,7 @@
         <w:pStyle w:val="ListBullet"/>
       </w:pPr>
       <w:r>
-        <w:t>Thiết kế cụm bốn LDR tại bốn góc pin, xác định góc gá hướng ra ngoài và xây dựng quy tắc so sánh trái–phải, trên–dưới để tạo hai tín hiệu sai lệch.</w:t>
+        <w:t>Thiết kế cụm bốn LDR tại bốn góc pin, xác định góc gá hướng ra ngoài và xây dựng quy tắc so sánh trái-phải, trên-dưới để tạo hai tín hiệu sai lệch.</w:t>
       </w:r>
     </w:p>
     <w:p>
@@ -91,7 +91,7 @@
         <w:pStyle w:val="ListBullet"/>
       </w:pPr>
       <w:r>
-        <w:t>Xây dựng các thuật toán so sánh, tỷ lệ, có lọc/bù/vùng chết và thuật toán lai thiên văn–cảm biến.</w:t>
+        <w:t>Xây dựng các thuật toán so sánh, tỷ lệ, có lọc/bù/vùng chết và thuật toán lai thiên văn-cảm biến.</w:t>
       </w:r>
     </w:p>
     <w:p>
@@ -113,13 +113,13 @@
     <w:p>
       <w:pPr/>
       <w:r>
-        <w:t>Đối tượng nghiên cứu là thuật toán xử lý tín hiệu của cụm bốn quang trở đặt ở bốn góc mặt pin để xác định chiều sai lệch theo hai phương. Mô hình cơ khí trong phạm vi báo cáo vẫn là tracker một trục; cấu hình tham khảo gồm ESP32, BH1750 làm kênh tham chiếu, đồng hồ thời gian thực và một cơ cấu chấp hành có giới hạn hành trình. Địa điểm tính toán dự kiến là khu vực Mỹ Hào, Hưng Yên (xấp xỉ 20,93° Bắc, 106,06° Đông); tọa độ chính thức cần được xác nhận theo nơi đặt mô hình. Thành phần sai lệch của trục chưa được cơ khí điều khiển chỉ được ghi nhận, không giả định rằng mô hình một trục có thể điều chỉnh đồng thời cả hai trục.</w:t>
+        <w:t>Đối tượng nghiên cứu là thuật toán xử lý tín hiệu của cụm bốn quang trở đặt ở bốn góc mặt pin để xác định chiều sai lệch theo hai phương. Mô hình cơ khí trong phạm vi báo cáo vẫn là tracker một trục; cấu hình tham khảo gồm ESP32, module ADS1115 đo điện áp – dòng điện, đồng hồ thời gian thực và một động cơ gạt nước trục vít có giới hạn hành trình. Địa điểm tính toán dự kiến là khu vực Mỹ Hào, Hưng Yên (xấp xỉ 20,93° Bắc, 106,06° Đông); tọa độ chính thức cần được xác nhận theo nơi đặt mô hình. Thành phần sai lệch của trục chưa được cơ khí điều khiển chỉ được ghi nhận, không giả định rằng mô hình một trục có thể điều chỉnh đồng thời cả hai trục.</w:t>
       </w:r>
     </w:p>
     <w:p>
       <w:pPr/>
       <w:r>
-        <w:t>Phạm vi tập trung vào mô hình công suất nhỏ, chuyển động trong mặt phẳng Đông–Tây và xử lý tín hiệu cảm biến. Báo cáo không thiết kế hệ thống hòa lưới, bộ nghịch lưu hoặc MPPT; không khẳng định mức tăng sản lượng trước khi đo; không mở rộng sang cơ cấu giàn quy mô nhà máy. Photodiode được trình bày để so sánh lựa chọn cảm biến, không mặc định là phần tử của mạch chính.</w:t>
+        <w:t>Phạm vi tập trung vào mô hình công suất nhỏ, chuyển động trong mặt phẳng Đông-Tây và xử lý tín hiệu cảm biến. Báo cáo không thiết kế hệ thống hòa lưới, bộ nghịch lưu hoặc MPPT; không khẳng định mức tăng sản lượng trước khi đo; không mở rộng sang cơ cấu giàn quy mô nhà máy. Photodiode được trình bày để so sánh lựa chọn cảm biến, không mặc định là phần tử của mạch chính.</w:t>
       </w:r>
     </w:p>
     <w:p>
@@ -193,7 +193,7 @@
     <w:p>
       <w:pPr/>
       <w:r>
-        <w:t>Mô-đun quang điện gồm nhiều tế bào bán dẫn ghép nối tiếp/song song để tạo điện áp và dòng điện phù hợp. Tế bào thường dựa trên tiếp giáp bán dẫn p–n; khi photon có năng lượng phù hợp được hấp thụ, các hạt tải điện được tạo ra và phân tách, hình thành dòng điện một chiều. Mô-đun thương mại còn có kính bảo vệ, lớp đóng gói, mặt sau, khung và hộp nối; cấu tạo cụ thể thay đổi theo loại mô-đun.</w:t>
+        <w:t>Mô-đun quang điện gồm nhiều tế bào bán dẫn ghép nối tiếp/song song để tạo điện áp và dòng điện phù hợp. Tế bào thường dựa trên tiếp giáp bán dẫn p-n; khi photon có năng lượng phù hợp được hấp thụ, các hạt tải điện được tạo ra và phân tách, hình thành dòng điện một chiều. Mô-đun thương mại còn có kính bảo vệ, lớp đóng gói, mặt sau, khung và hộp nối; cấu tạo cụ thể thay đổi theo loại mô-đun.</w:t>
       </w:r>
     </w:p>
     <w:p>
@@ -219,7 +219,7 @@
     <w:p>
       <w:pPr/>
       <w:r>
-        <w:t>Quang trở (Light Dependent Resistor – LDR) là linh kiện quang dẫn: độ dẫn điện của vật liệu bán dẫn thay đổi theo lượng ánh sáng chiếu tới. Trong điều kiện sáng hơn, điện trở LDR thường giảm; khi ánh sáng yếu hoặc tối, điện trở tăng. Đặc tuyến điện trở–độ rọi không tuyến tính và phụ thuộc loại linh kiện, phổ ánh sáng, nhiệt độ, thời gian đáp ứng và sai số giữa các mẫu.</w:t>
+        <w:t>Quang trở (Light Dependent Resistor - LDR) là linh kiện quang dẫn: độ dẫn điện của vật liệu bán dẫn thay đổi theo lượng ánh sáng chiếu tới. Trong điều kiện sáng hơn, điện trở LDR thường giảm; khi ánh sáng yếu hoặc tối, điện trở tăng. Đặc tuyến điện trở-độ rọi không tuyến tính và phụ thuộc loại linh kiện, phổ ánh sáng, nhiệt độ, thời gian đáp ứng và sai số giữa các mẫu.</w:t>
       </w:r>
     </w:p>
     <w:p>
@@ -239,13 +239,13 @@
     <w:p>
       <w:pPr/>
       <w:r>
-        <w:t>Photodiode là linh kiện bán dẫn có vùng tiếp giáp p–n hoặc PIN nhạy với ánh sáng. Photon được hấp thụ tạo cặp điện tử–lỗ trống và sinh dòng quang. Photodiode có thể làm việc ở chế độ quang điện áp (không phân cực ngoài) hoặc quang dẫn (thường phân cực ngược); chế độ và mạch đo được chọn theo yêu cầu về tốc độ, nhiễu và tuyến tính.</w:t>
+        <w:t>Photodiode là linh kiện bán dẫn có vùng tiếp giáp p-n hoặc PIN nhạy với ánh sáng. Photon được hấp thụ tạo cặp điện tử-lỗ trống và sinh dòng quang. Photodiode có thể làm việc ở chế độ quang điện áp (không phân cực ngoài) hoặc quang dẫn (thường phân cực ngược); chế độ và mạch đo được chọn theo yêu cầu về tốc độ, nhiễu và tuyến tính.</w:t>
       </w:r>
     </w:p>
     <w:p>
       <w:pPr/>
       <w:r>
-        <w:t>Dòng quang thường nhỏ nên mạch đo hay dùng bộ khuếch đại chuyển dòng–điện áp (TIA), điện trở hồi tiếp và tụ bù để ổn định. Photodiode thường đáp ứng nhanh, có tính lặp tốt và phù hợp đo biến thiên ánh sáng; hạn chế là mạch phức tạp hơn, cần căn chỉnh, che sáng ngoài ý muốn và chọn dải phổ phù hợp. Trong cấu hình đề tài, photodiode được giới thiệu như phương án cảm biến thay thế, không mặc định lắp chung với LDR.</w:t>
+        <w:t>Dòng quang thường nhỏ nên mạch đo hay dùng bộ khuếch đại chuyển dòng-điện áp (TIA), điện trở hồi tiếp và tụ bù để ổn định. Photodiode thường đáp ứng nhanh, có tính lặp tốt và phù hợp đo biến thiên ánh sáng; hạn chế là mạch phức tạp hơn, cần căn chỉnh, che sáng ngoài ý muốn và chọn dải phổ phù hợp. Trong cấu hình đề tài, photodiode được giới thiệu như phương án cảm biến thay thế, không mặc định lắp chung với LDR.</w:t>
       </w:r>
     </w:p>
     <w:p>
@@ -253,25 +253,19 @@
         <w:pStyle w:val="Heading2"/>
       </w:pPr>
       <w:r>
-        <w:t>2.4. Bộ điều khiển Arduino và ESP32</w:t>
+        <w:t>2.4. Bộ điều khiển ESP32</w:t>
       </w:r>
     </w:p>
     <w:p>
       <w:pPr/>
       <w:r>
-        <w:t>Arduino là hệ sinh thái bo mạch và công cụ lập trình thuận tiện cho nguyên mẫu: đọc ngõ vào analog, xử lý số, giao tiếp I²C/UART và phát xung điều khiển. Số kênh ADC, mức điện áp logic, bộ định thời và khả năng xử lý thay đổi theo từng bo mạch; cần kiểm tra tài liệu đúng phiên bản trước khi đấu nối.</w:t>
+        <w:t>ESP32 (kiến trúc Xtensa LX6 hai nhân, 240 MHz, 4 MB flash) được chọn làm bộ điều khiển duy nhất của mô hình. Bo có 18 kênh ADC 12 bit, trong đó 8 kênh ADC1 (GPIO36, 39, 34, 35, 32, 33, 25, 26) ổn định ngay cả khi bật WiFi, đủ cho bốn kênh LDR và hai biến trở hồi tiếp; khối LEDC cung cấp PWM; các bus I²C/UART dùng cho RTC và module đo U–I. Mức logic 3,3 V nên không đưa tín hiệu 5 V trực tiếp vào chân ESP32 khi chưa có mạch chia áp hoặc chuyển mức; nguồn logic phải lọc tách khỏi nhiễu do động cơ [8].</w:t>
       </w:r>
     </w:p>
     <w:p>
       <w:pPr/>
       <w:r>
-        <w:t>ESP32 được chọn làm bộ điều khiển trong báo cáo này vì có nhiều ngoại vi, có thể đọc nhiều kênh cảm biến, giao tiếp RTC/thiết bị ghi dữ liệu và thực hiện tính toán vị trí Mặt Trời. Dải điện áp đầu vào của ADC và khả năng tuyến tính phụ thuộc cấu hình/chip; không đưa tín hiệu 5 V trực tiếp vào chân ESP32 nếu chưa có mạch chia áp hoặc chuyển mức phù hợp. Nguồn logic cần được lọc và tách khỏi nhiễu do động cơ [8].</w:t>
-      </w:r>
-    </w:p>
-    <w:p>
-      <w:pPr/>
-      <w:r>
-        <w:t>Arduino được nêu để so sánh hoặc thay thế khi cần nền tảng phổ biến, dễ thử nghiệm. Không sử dụng đồng thời Arduino và ESP32 trong cấu hình đề xuất; nếu thay bo phải cập nhật chân, dải ADC, thư viện, tần số điều khiển và hiệu chuẩn cảm biến [9].</w:t>
+        <w:t>So với các bo AVR 8 bit, ESP32 dư năng lực tính các hàm lượng giác (atan) ngay trong vòng điều khiển, nhờ đó thực hiện được phương pháp suy ra góc cần quay từ ma trận LDR mà không phải dò bước theo thời gian. Báo cáo không dùng bo Arduino nào trong mạch; Arduino chỉ xuất hiện với vai trò môi trường phát triển IDE ở quyển lập trình.</w:t>
       </w:r>
     </w:p>
     <w:p>
@@ -279,25 +273,19 @@
         <w:pStyle w:val="Heading2"/>
       </w:pPr>
       <w:r>
-        <w:t>2.5. Động cơ servo và cơ cấu chấp hành</w:t>
+        <w:t>2.5. Động cơ gạt nước ô tô trục vít và hồi tiếp vị trí</w:t>
       </w:r>
     </w:p>
     <w:p>
       <w:pPr/>
       <w:r>
-        <w:t>Servo vị trí thường gồm động cơ DC, hộp giảm tốc, mạch điều khiển và cảm biến hồi tiếp vị trí bên trong (thường là biến trở hoặc cảm biến tương đương). Bộ điều khiển ngoài gửi xung đặt vị trí; servo tự điều chỉnh để đưa trục tới góc yêu cầu trong dải làm việc. Quan hệ giữa độ rộng xung và góc, tốc độ, mô-men, điện áp và dòng làm việc phụ thuộc từng mẫu servo, cần hiệu chuẩn theo datasheet.</w:t>
+        <w:t>Cơ cấu chấp hành đề xuất là động cơ gạt nước kính ô tô 12 V kèm hộp giảm tốc trục vít – bánh vít. Ưu điểm quyết định của lựa chọn này là cặp trục vít tự hãm: khi ngắt điện hoặc dừng cấp lệnh, trục vít không bị bánh vít kéo quay ngược, nên tấm pin tự giữ nguyên vị trí dưới tác động của gió và trọng lượng bản thân mà không cần nuôi điện giữ; động cơ còn có mô-men danh định lớn (khoảng 8–12 N·m), giá thành thấp, sẵn có và có công tắc tự đỗ (auto-park) hữu ích khi tìm mốc home.</w:t>
       </w:r>
     </w:p>
     <w:p>
       <w:pPr/>
       <w:r>
-        <w:t>Khi chọn cơ cấu phải xét mô-men giữ, tải do trọng lượng, khoảng cách trọng tâm tới trục, ma sát, tải gió, tốc độ mong muốn và độ rơ. Servo hobby phù hợp với mô hình nhỏ, được cân bằng và ít chịu gió; không dùng servo nhỏ để quay trực tiếp tấm pin nặng. Với tải lớn có thể dùng servo mô-men cao, động cơ DC giảm tốc có phản hồi góc, động cơ bước hoặc cơ cấu vít me/linear actuator.</w:t>
-      </w:r>
-    </w:p>
-    <w:p>
-      <w:pPr/>
-      <w:r>
-        <w:t>Nguồn servo/động cơ phải đáp ứng dòng khởi động và dòng kẹt trục. Không cấp tải động cơ lớn trực tiếp từ chân nguồn của vi điều khiển; bố trí nguồn riêng, mass tham chiếu chung khi cần, tụ lọc và dây dẫn phù hợp để hạn chế sụt áp/nhiễu ADC.</w:t>
+        <w:t>Hạn chế cần xử lý: tốc độ quay cố định, dòng làm việc 3–6 A nên phải đóng cắt bằng module relay hoặc cầu H MOSFET kèm cầu chì riêng; động cơ không tự báo góc nên phải lắp thêm biến trở xoay đồng trục làm hồi tiếp vị trí để chương trình biết góc hiện tại và dừng đúng góc đích. Chiều quay được đảo bằng cách đổi cực qua hai kênh relay.</w:t>
       </w:r>
     </w:p>
     <w:p>
@@ -373,7 +361,7 @@
     <w:p>
       <w:pPr/>
       <w:r>
-        <w:t>Với trục quay nằm ngang theo hướng Bắc – Nam, tấm pin có thể quay trong mặt phẳng Đông–Tây. Góc đặt lý tưởng được suy ra từ hình chiếu vectơ hướng Mặt Trời lên mặt phẳng vuông góc với trục quay. Nếu γ đo từ Bắc và α là góc cao, một cách viết theo quy ước R dương khi pháp tuyến nghiêng về phía Đông là R* = atan2(cos α × sin γ, sin α). Cần đổi dấu hoặc cộng offset nếu chiều dương của cơ cấu khác quy ước này. Trục đơn không bù được thành phần Bắc–Nam của hướng Mặt Trời.</w:t>
+        <w:t>Với trục quay nằm ngang theo hướng Bắc - Nam, tấm pin có thể quay trong mặt phẳng Đông-Tây. Góc đặt lý tưởng được suy ra từ hình chiếu vectơ hướng Mặt Trời lên mặt phẳng vuông góc với trục quay. Nếu γ đo từ Bắc và α là góc cao, một cách viết theo quy ước R dương khi pháp tuyến nghiêng về phía Đông là R* = atan2(cos α × sin γ, sin α). Cần đổi dấu hoặc cộng offset nếu chiều dương của cơ cấu khác quy ước này. Trục đơn không bù được thành phần Bắc-Nam của hướng Mặt Trời.</w:t>
       </w:r>
     </w:p>
     <w:p>
@@ -409,12 +397,1660 @@
       </w:r>
     </w:p>
     <w:p>
+      <w:pPr/>
+      <w:r>
+        <w:t>Mốc ngày phân và chí thay đổi nhẹ theo từng năm; mùa khí tượng tại từng địa phương cũng không hoàn toàn trùng với mùa thiên văn. Bảng trên mô tả xu hướng quỹ đạo, không thay cho số liệu thời tiết tại vị trí thử nghiệm.</w:t>
+      </w:r>
+    </w:p>
+    <w:p>
+      <w:pPr>
+        <w:pStyle w:val="Heading2"/>
+      </w:pPr>
+      <w:r>
+        <w:t>2.9. Các phương pháp bám nắng cho tấm pin quang điện</w:t>
+      </w:r>
+    </w:p>
+    <w:p>
+      <w:pPr>
+        <w:pStyle w:val="Heading3"/>
+      </w:pPr>
+      <w:r>
+        <w:t>2.9.1. Tấm pin cố định và điều chỉnh nghiêng theo mùa</w:t>
+      </w:r>
+    </w:p>
+    <w:p>
+      <w:pPr/>
+      <w:r>
+        <w:t>Tấm pin được lắp theo góc nghiêng cố định là phương án đơn giản, không cần cảm biến hay động cơ và gần như không tiêu thụ điện cho điều khiển. Có thể thay đổi góc nghiêng thủ công vài lần trong năm để phù hợp đường đi Mặt Trời theo mùa. Đây là phương án đối chứng cần thiết khi đánh giá tracker; cấu hình phù hợp còn phụ thuộc vĩ độ, mái lắp đặt và yêu cầu kết cấu [3, 5].</w:t>
+      </w:r>
+    </w:p>
+    <w:p>
+      <w:pPr>
+        <w:pStyle w:val="Heading3"/>
+      </w:pPr>
+      <w:r>
+        <w:t>2.9.2. Bám vòng hở theo thời gian và thuật toán thiên văn</w:t>
+      </w:r>
+    </w:p>
+    <w:p>
+      <w:pPr/>
+      <w:r>
+        <w:t>Bộ điều khiển lấy ngày, giờ và tọa độ địa lý để tính góc cao, phương vị rồi chuyển đổi thành góc đặt cơ khí. Phương pháp này không cần cảm biến quang, hoạt động nhất quán khi bầu trời nhiều mây và không bị ánh sáng phản xạ đánh lừa. Hạn chế là phụ thuộc đồng hồ, tọa độ, hướng lắp, hiệu chuẩn zero và mô hình cơ khí; thuật toán không tự nhận biết bóng che, mây cục bộ hay lỏng khớp [1, 2].</w:t>
+      </w:r>
+    </w:p>
+    <w:p>
+      <w:pPr>
+        <w:pStyle w:val="Heading3"/>
+      </w:pPr>
+      <w:r>
+        <w:t>2.9.3. Bám vòng kín bằng cảm biến quang</w:t>
+      </w:r>
+    </w:p>
+    <w:p>
+      <w:pPr/>
+      <w:r>
+        <w:t>Cặp LDR hoặc photodiode đặt đối xứng hai bên vách chắn tạo ra tín hiệu vi sai. Khi tấm pin lệch khỏi hướng sáng, bóng của vách làm tín hiệu hai phía khác nhau; bộ điều khiển quay đến khi sai lệch nằm trong vùng cân bằng. Với hai trục thường dùng bốn cảm biến bố trí theo bốn hướng. Ưu điểm là cấu trúc dễ hiểu và có thể tự hiệu chỉnh sai lệch lắp đặt; nhược điểm là độ nhạy với mây, bóng cục bộ, bụi, nhiệt độ và sai khác cảm biến. Nếu trời âm u, ánh sáng khuếch tán có thể làm sai lệch vi sai không còn phản ánh hướng Mặt Trời.</w:t>
+      </w:r>
+    </w:p>
+    <w:p>
+      <w:pPr>
+        <w:pStyle w:val="Heading3"/>
+      </w:pPr>
+      <w:r>
+        <w:t>2.9.4. Phương pháp lai thiên văn - cảm biến</w:t>
+      </w:r>
+    </w:p>
+    <w:p>
+      <w:pPr/>
+      <w:r>
+        <w:t>Phương pháp lai dùng góc tính toán làm đường bám chính hoặc giá trị dự phòng, còn cảm biến quang chỉ bù một lượng nhỏ khi độ sáng và độ ổn định đạt điều kiện. Bộ điều khiển có thể đánh giá tổng cường độ, độ biến động, độ bão hòa và tính hợp lý của cặp cảm biến; khi tín hiệu không đạt, giảm trọng số hiệu chỉnh về không, giữ vị trí hoặc tiếp tục theo góc thiên văn. Dùng hai ngưỡng bật/tắt khác nhau tạo trễ (hysteresis), tránh chuyển chế độ liên tục. Đây là phương án phù hợp với đề tài vì kết hợp được tính ổn định của mô hình với khả năng tự hiệu chuẩn của cảm biến [4, 6].</w:t>
+      </w:r>
+    </w:p>
+    <w:p>
+      <w:pPr>
+        <w:pStyle w:val="Heading3"/>
+      </w:pPr>
+      <w:r>
+        <w:t>2.9.5. Cảm biến Mặt Trời quang học chuyên dụng</w:t>
+      </w:r>
+    </w:p>
+    <w:p>
+      <w:pPr/>
+      <w:r>
+        <w:t>Cảm biến photodiode nhiều phần tử, cảm biến quadrant hoặc cụm cảm biến có ống chuẩn trực có thể đo hướng lệch của chùm sáng trực tiếp nhanh và chính xác hơn cặp LDR phổ thông. Một số cảm biến số còn cung cấp cường độ sáng hoặc góc lệch trực tiếp. Đổi lại, mạch khuếch đại, căn chỉnh quang học, hiệu chuẩn và chi phí cao hơn; tín hiệu vẫn cần kiểm tra trong mây dày và khi có phản xạ [5, 7].</w:t>
+      </w:r>
+    </w:p>
+    <w:p>
+      <w:pPr>
+        <w:pStyle w:val="Heading3"/>
+      </w:pPr>
+      <w:r>
+        <w:t>2.9.6. Bám theo công suất đầu ra tấm pin</w:t>
+      </w:r>
+    </w:p>
+    <w:p>
+      <w:pPr/>
+      <w:r>
+        <w:t>Bộ điều khiển thử thay đổi góc nhỏ theo từng bước, đo điện áp và dòng điện, rồi giữ hướng làm công suất hoặc năng lượng tăng. Có thể dùng tìm kiếm leo đồi, nhiễu loạn-quan sát (P&amp;O) hoặc chiến lược tìm kiếm theo từng trục. Cách này tối ưu đầu ra thực tế của cả hệ quang-điện nhưng phản ứng chậm, dễ nhầm dao động do mây với ảnh hưởng của góc. Cần phân biệt điều khiển hướng tracker với MPPT: MPPT tối ưu điểm làm việc điện của tấm pin, còn phương pháp này tối ưu hướng/cơ cấu; hai khối có thể phối hợp nhưng không thay thế nhau [4, 6].</w:t>
+      </w:r>
+    </w:p>
+    <w:p>
+      <w:pPr>
+        <w:pStyle w:val="Heading3"/>
+      </w:pPr>
+      <w:r>
+        <w:t>2.9.7. Bám bằng xử lý ảnh hoặc camera</w:t>
+      </w:r>
+    </w:p>
+    <w:p>
+      <w:pPr/>
+      <w:r>
+        <w:t>Camera, cảm biến ảnh hoặc camera nhiệt có thể phát hiện đĩa Mặt Trời, vùng sáng nhất hoặc bóng đổ rồi suy ra sai lệch góc. Phương án có thể hỗ trợ căn chỉnh và xử lý cảnh phức tạp, nhưng đòi hỏi xử lý ảnh, hiệu chỉnh ống kính, tính toán lớn và bảo vệ thiết bị ngoài trời. Thường phù hợp nghiên cứu hoặc hệ thống có yêu cầu cao hơn mô hình chi phí thấp.</w:t>
+      </w:r>
+    </w:p>
+    <w:p>
+      <w:pPr>
+        <w:pStyle w:val="Heading3"/>
+      </w:pPr>
+      <w:r>
+        <w:t>2.9.8. Tracker thụ động</w:t>
+      </w:r>
+    </w:p>
+    <w:p>
+      <w:pPr/>
+      <w:r>
+        <w:t>Tracker thụ động khai thác giãn nở nhiệt, chênh áp của chất lỏng/khí hoặc đối trọng để làm cơ cấu đổi hướng mà không cần thuật toán điện tử phức tạp. Cấu tạo có thể đơn giản nhưng độ chính xác, tốc độ đáp ứng và khả năng làm việc phụ thuộc nhiệt độ, gió, ma sát và cấu hình cơ khí; khó lập trình chính xác theo vị trí địa lý.</w:t>
+      </w:r>
+    </w:p>
+    <w:p>
+      <w:pPr>
+        <w:pStyle w:val="Heading3"/>
+      </w:pPr>
+      <w:r>
+        <w:t>2.9.9. Cấu hình cơ khí một trục và hai trục</w:t>
+      </w:r>
+    </w:p>
+    <w:p>
+      <w:pPr/>
+      <w:r>
+        <w:t>Tracker một trục có thể dùng trục ngang Bắc-Nam để theo chuyển động Đông-Tây, trục đứng để theo phương vị, hoặc trục nghiêng/polar gần song song với trục quay Trái Đất. Trục Bắc-Nam có cơ cấu tương đối đơn giản nhưng không bù được đầy đủ biến thiên theo mùa và thành phần phương vuông góc. Cấu hình trục đứng giữ nguyên góc nghiêng tấm pin và chủ yếu đổi phương vị. Cấu hình polar có thể gần với chuyển động biểu kiến đều trong ngày nhưng vẫn cần xử lý biến thiên xích vĩ và lắp đặt chính xác. Tracker hai trục điều khiển cả phương vị và góc cao, giảm sai lệch hình học tốt hơn nhưng cần thêm động cơ, khung, dây dẫn, thuật toán và biện pháp chống gió [3-5].</w:t>
+      </w:r>
+    </w:p>
+    <w:p>
+      <w:pPr>
+        <w:pStyle w:val="Heading3"/>
+      </w:pPr>
+      <w:r>
+        <w:t>2.9.10. Bám từng bước, bám liên tục và backtracking</w:t>
+      </w:r>
+    </w:p>
+    <w:p>
+      <w:pPr/>
+      <w:r>
+        <w:t>Bám liên tục cập nhật góc thường xuyên, giảm sai số tức thời nhưng tăng số lần chạy và điện năng động cơ. Bám theo bước chỉ dịch chuyển khi sai số vượt vùng chết hoặc đến chu kỳ định kỳ; cách này phù hợp mô hình nhỏ, dễ giảm tiêu thụ và mài mòn. Trong giàn nhiều hàng, thuật toán backtracking chủ động lệch khỏi hướng vuông góc với tia nắng vào một số thời điểm để tránh hàng trước che bóng hàng sau; đây là kỹ thuật bố trí quy mô trang trại, không cần thiết cho một tấm pin đơn lẻ [4, 6].</w:t>
+      </w:r>
+    </w:p>
+    <w:p>
+      <w:pPr>
+        <w:pStyle w:val="Heading3"/>
+      </w:pPr>
+      <w:r>
+        <w:t>2.9.11. Các luật điều khiển có thể kết hợp</w:t>
+      </w:r>
+    </w:p>
+    <w:p>
+      <w:pPr/>
+      <w:r>
+        <w:t>Điều khiển đóng-ngắt có vùng trễ dễ triển khai; điều khiển tỷ lệ tạo bước quay lớn khi sai số lớn và nhỏ dần khi gần đích; PI/PID có thể giảm sai số vị trí khi có phản hồi góc nhưng phải hiệu chỉnh hệ số và chống bão hòa tích phân. Điều khiển mờ hoặc thích nghi có thể thay đổi vùng chết, tốc độ và trọng số cảm biến theo điều kiện sáng, song cần dữ liệu hiệu chuẩn và đánh giá tính ổn định. Các luật này là lớp điều khiển chuyển động, có thể dùng cho cả bám thiên văn, cảm biến hoặc lai; chúng không phải các cấu hình trục riêng biệt [4, 6].</w:t>
+      </w:r>
+    </w:p>
+    <w:p>
+      <w:pPr>
+        <w:pStyle w:val="Heading3"/>
+      </w:pPr>
+      <w:r>
+        <w:t>2.9.12. Tiêu chí lựa chọn phương pháp</w:t>
+      </w:r>
+    </w:p>
+    <w:p>
+      <w:pPr/>
+      <w:r>
+        <w:t>Việc lựa chọn cần cân bằng sai số góc, năng lượng thuần sau khi trừ điện năng truyền động, giá thành, tải gió, độ bền, bảo trì, độ phức tạp và khả năng vận hành khi mây hoặc mất cảm biến. Với mô hình một trục, phương án lai thiên văn-LDR có vùng chết và chế độ giữ vị trí khi tín hiệu kém là lựa chọn đề xuất; với mô hình hai trục, dùng SPA làm đường đặt nền và LDR chỉ hiệu chỉnh có điều kiện giúp hạn chế phụ thuộc vào tín hiệu quang. Hiệu quả của mỗi phương án chỉ có thể kết luận sau khi thử nghiệm cùng điều kiện với tấm pin cố định.</w:t>
+      </w:r>
+    </w:p>
+    <w:p>
+      <w:pPr>
+        <w:pStyle w:val="Heading2"/>
+      </w:pPr>
+      <w:r>
+        <w:t>2.10. Xử lý tín hiệu và tiêu chí đánh giá</w:t>
+      </w:r>
+    </w:p>
+    <w:p>
+      <w:pPr/>
+      <w:r>
+        <w:t>Có thể lấy nhiều mẫu ADC trong mỗi chu kỳ, dùng trung vị để loại điểm đột biến rồi lọc thông thấp hoặc trung bình trượt mũ. Bù sai khác độ lợi giữa bốn kênh LDR trước khi tổng hợp sai lệch trái-phải và trên-dưới; sử dụng vùng chết để tránh động cơ chạy do nhiễu nhỏ; dùng ngưỡng bật/tắt khác nhau để tránh chuyển chế độ liên tục. Thời gian lấy mẫu, hệ số lọc và vùng chết cần hiệu chỉnh bằng dữ liệu đo.</w:t>
+      </w:r>
+    </w:p>
+    <w:p>
+      <w:pPr/>
+      <w:r>
+        <w:t>Đánh giá hệ thống nên tách độ chính xác góc và năng lượng: sai số góc có thể tính RMSE so với góc tham chiếu; năng lượng PV được tính từ tích phân U×I theo thời gian; năng lượng thuần bằng năng lượng PV thu được trừ năng lượng cơ cấu và bộ điều khiển. Cần so sánh trong cùng khoảng thời gian với tấm pin cố định tương đương, không kết luận hiệu quả chỉ từ công suất tức thời.</w:t>
+      </w:r>
+    </w:p>
+    <w:p>
+      <w:pPr>
+        <w:pStyle w:val="Heading1"/>
+      </w:pPr>
+      <w:r>
+        <w:t>CHƯƠNG 3. KẾT QUẢ NGHIÊN CỨU VÀ KIỂM CHỨNG PHƯƠNG PHÁP BẰNG MÔ PHỎNG SỐ</w:t>
+      </w:r>
+    </w:p>
+    <w:p>
+      <w:pPr>
+        <w:pStyle w:val="Heading2"/>
+      </w:pPr>
+      <w:r>
+        <w:t>3.1. Cấu hình mô phỏng</w:t>
+      </w:r>
+    </w:p>
+    <w:p>
+      <w:pPr/>
+      <w:r>
+        <w:t>Phương pháp đề xuất được kiểm chứng bằng mô phỏng số viết bằng Python (tools/mo_phong.py trong kho báo cáo), không suy diễn bằng tay. Vị trí mô phỏng là Mỹ Hào, Hưng Yên (20,93° Bắc; 106,06° Đông); bốn ngày đại diện 21/3, 21/6, 23/9 và 21/12; bước thời gian 1–5 phút từ 5h đến 19h giờ Mặt Trời. Vectơ Mặt Trời tính từ xích vĩ và góc giờ; thành phần trực xạ thu được tỉ lệ với cosin góc tới; tấm cố định đối chứng nghiêng 21° hướng Nam.</w:t>
+      </w:r>
+    </w:p>
+    <w:p>
+      <w:pPr/>
+      <w:r>
+        <w:t>Cụm bốn LDR được mô hình hóa đúng cấu hình gá: trong mặt phẳng quay, cảm biến bên phải có trục cảm quang lệch +β_s và bên trái lệch −β_s so với pháp tuyến, nên đáp ứng tỉ lệ với cos(Δ ∓ β_s) với Δ là góc lệch giữa hướng Mặt Trời và pháp tuyến. Trên mô hình này lần lượt đặt thêm sai khác độ lợi ±5% giữa các kênh, nhiễu đọc 2% và thành phần khuếch tán 15% để khảo sát độ bền của phương pháp.</w:t>
+      </w:r>
+    </w:p>
+    <w:p>
+      <w:pPr>
+        <w:pStyle w:val="Heading2"/>
+      </w:pPr>
+      <w:r>
+        <w:t>3.2. Kết quả hiệu suất thu trực xạ của từng cấu hình</w:t>
+      </w:r>
+    </w:p>
+    <w:p>
       <w:pPr>
         <w:pStyle w:val="Caption"/>
         <w:spacing w:after="80"/>
       </w:pPr>
       <w:r>
-        <w:t>Bảng 1. Biến thiên xích vĩ và quỹ đạo biểu kiến theo mùa ở Bắc bán cầu</w:t>
+        <w:t>Bảng 1. Năng lượng trực xạ thu được trong ngày (đơn vị tương đối cos·dt)</w:t>
+      </w:r>
+    </w:p>
+    <w:tbl>
+      <w:tblPr>
+        <w:tblStyle w:val="TableGrid"/>
+        <w:tblW w:type="auto" w:w="0"/>
+        <w:jc w:val="center"/>
+        <w:tblLook w:firstColumn="1" w:firstRow="1" w:lastColumn="0" w:lastRow="0" w:noHBand="0" w:noVBand="1" w:val="04A0"/>
+      </w:tblPr>
+      <w:tblGrid>
+        <w:gridCol w:w="1505"/>
+        <w:gridCol w:w="1505"/>
+        <w:gridCol w:w="1505"/>
+        <w:gridCol w:w="1505"/>
+        <w:gridCol w:w="1505"/>
+        <w:gridCol w:w="1505"/>
+      </w:tblGrid>
+      <w:tr>
+        <w:tc>
+          <w:tcPr>
+            <w:tcW w:type="dxa" w:w="1505"/>
+          </w:tcPr>
+          <w:p>
+            <w:pPr>
+              <w:spacing w:after="40"/>
+              <w:ind w:firstLine="0"/>
+            </w:pPr>
+            <w:r>
+              <w:rPr>
+                <w:b/>
+                <w:sz w:val="22"/>
+              </w:rPr>
+              <w:t>Ngày đại diện</w:t>
+            </w:r>
+          </w:p>
+        </w:tc>
+        <w:tc>
+          <w:tcPr>
+            <w:tcW w:type="dxa" w:w="1505"/>
+          </w:tcPr>
+          <w:p>
+            <w:pPr>
+              <w:spacing w:after="40"/>
+              <w:ind w:firstLine="0"/>
+            </w:pPr>
+            <w:r>
+              <w:rPr>
+                <w:b/>
+                <w:sz w:val="22"/>
+              </w:rPr>
+              <w:t>Tấm cố định 21°</w:t>
+            </w:r>
+          </w:p>
+        </w:tc>
+        <w:tc>
+          <w:tcPr>
+            <w:tcW w:type="dxa" w:w="1505"/>
+          </w:tcPr>
+          <w:p>
+            <w:pPr>
+              <w:spacing w:after="40"/>
+              <w:ind w:firstLine="0"/>
+            </w:pPr>
+            <w:r>
+              <w:rPr>
+                <w:b/>
+                <w:sz w:val="22"/>
+              </w:rPr>
+              <w:t>Bám 1 trục</w:t>
+            </w:r>
+          </w:p>
+        </w:tc>
+        <w:tc>
+          <w:tcPr>
+            <w:tcW w:type="dxa" w:w="1505"/>
+          </w:tcPr>
+          <w:p>
+            <w:pPr>
+              <w:spacing w:after="40"/>
+              <w:ind w:firstLine="0"/>
+            </w:pPr>
+            <w:r>
+              <w:rPr>
+                <w:b/>
+                <w:sz w:val="22"/>
+              </w:rPr>
+              <w:t>Tăng so cố định</w:t>
+            </w:r>
+          </w:p>
+        </w:tc>
+        <w:tc>
+          <w:tcPr>
+            <w:tcW w:type="dxa" w:w="1505"/>
+          </w:tcPr>
+          <w:p>
+            <w:pPr>
+              <w:spacing w:after="40"/>
+              <w:ind w:firstLine="0"/>
+            </w:pPr>
+            <w:r>
+              <w:rPr>
+                <w:b/>
+                <w:sz w:val="22"/>
+              </w:rPr>
+              <w:t>Bám 2 trục</w:t>
+            </w:r>
+          </w:p>
+        </w:tc>
+        <w:tc>
+          <w:tcPr>
+            <w:tcW w:type="dxa" w:w="1505"/>
+          </w:tcPr>
+          <w:p>
+            <w:pPr>
+              <w:spacing w:after="40"/>
+              <w:ind w:firstLine="0"/>
+            </w:pPr>
+            <w:r>
+              <w:rPr>
+                <w:b/>
+                <w:sz w:val="22"/>
+              </w:rPr>
+              <w:t>Tăng so 1 trục</w:t>
+            </w:r>
+          </w:p>
+        </w:tc>
+      </w:tr>
+      <w:tr>
+        <w:tc>
+          <w:tcPr>
+            <w:tcW w:type="dxa" w:w="1505"/>
+          </w:tcPr>
+          <w:p>
+            <w:pPr>
+              <w:spacing w:after="40"/>
+              <w:ind w:firstLine="0"/>
+            </w:pPr>
+            <w:r>
+              <w:rPr>
+                <w:sz w:val="22"/>
+              </w:rPr>
+              <w:t>21/3</w:t>
+            </w:r>
+          </w:p>
+        </w:tc>
+        <w:tc>
+          <w:tcPr>
+            <w:tcW w:type="dxa" w:w="1505"/>
+          </w:tcPr>
+          <w:p>
+            <w:pPr>
+              <w:spacing w:after="40"/>
+              <w:ind w:firstLine="0"/>
+            </w:pPr>
+            <w:r>
+              <w:rPr>
+                <w:sz w:val="22"/>
+              </w:rPr>
+              <w:t>67,5</w:t>
+            </w:r>
+          </w:p>
+        </w:tc>
+        <w:tc>
+          <w:tcPr>
+            <w:tcW w:type="dxa" w:w="1505"/>
+          </w:tcPr>
+          <w:p>
+            <w:pPr>
+              <w:spacing w:after="40"/>
+              <w:ind w:firstLine="0"/>
+            </w:pPr>
+            <w:r>
+              <w:rPr>
+                <w:sz w:val="22"/>
+              </w:rPr>
+              <w:t>138,1</w:t>
+            </w:r>
+          </w:p>
+        </w:tc>
+        <w:tc>
+          <w:tcPr>
+            <w:tcW w:type="dxa" w:w="1505"/>
+          </w:tcPr>
+          <w:p>
+            <w:pPr>
+              <w:spacing w:after="40"/>
+              <w:ind w:firstLine="0"/>
+            </w:pPr>
+            <w:r>
+              <w:rPr>
+                <w:sz w:val="22"/>
+              </w:rPr>
+              <w:t>+104,5%</w:t>
+            </w:r>
+          </w:p>
+        </w:tc>
+        <w:tc>
+          <w:tcPr>
+            <w:tcW w:type="dxa" w:w="1505"/>
+          </w:tcPr>
+          <w:p>
+            <w:pPr>
+              <w:spacing w:after="40"/>
+              <w:ind w:firstLine="0"/>
+            </w:pPr>
+            <w:r>
+              <w:rPr>
+                <w:sz w:val="22"/>
+              </w:rPr>
+              <w:t>143,0</w:t>
+            </w:r>
+          </w:p>
+        </w:tc>
+        <w:tc>
+          <w:tcPr>
+            <w:tcW w:type="dxa" w:w="1505"/>
+          </w:tcPr>
+          <w:p>
+            <w:pPr>
+              <w:spacing w:after="40"/>
+              <w:ind w:firstLine="0"/>
+            </w:pPr>
+            <w:r>
+              <w:rPr>
+                <w:sz w:val="22"/>
+              </w:rPr>
+              <w:t>+3,6%</w:t>
+            </w:r>
+          </w:p>
+        </w:tc>
+      </w:tr>
+      <w:tr>
+        <w:tc>
+          <w:tcPr>
+            <w:tcW w:type="dxa" w:w="1505"/>
+          </w:tcPr>
+          <w:p>
+            <w:pPr>
+              <w:spacing w:after="40"/>
+              <w:ind w:firstLine="0"/>
+            </w:pPr>
+            <w:r>
+              <w:rPr>
+                <w:sz w:val="22"/>
+              </w:rPr>
+              <w:t>21/6</w:t>
+            </w:r>
+          </w:p>
+        </w:tc>
+        <w:tc>
+          <w:tcPr>
+            <w:tcW w:type="dxa" w:w="1505"/>
+          </w:tcPr>
+          <w:p>
+            <w:pPr>
+              <w:spacing w:after="40"/>
+              <w:ind w:firstLine="0"/>
+            </w:pPr>
+            <w:r>
+              <w:rPr>
+                <w:sz w:val="22"/>
+              </w:rPr>
+              <w:t>104,0</w:t>
+            </w:r>
+          </w:p>
+        </w:tc>
+        <w:tc>
+          <w:tcPr>
+            <w:tcW w:type="dxa" w:w="1505"/>
+          </w:tcPr>
+          <w:p>
+            <w:pPr>
+              <w:spacing w:after="40"/>
+              <w:ind w:firstLine="0"/>
+            </w:pPr>
+            <w:r>
+              <w:rPr>
+                <w:sz w:val="22"/>
+              </w:rPr>
+              <w:t>155,1</w:t>
+            </w:r>
+          </w:p>
+        </w:tc>
+        <w:tc>
+          <w:tcPr>
+            <w:tcW w:type="dxa" w:w="1505"/>
+          </w:tcPr>
+          <w:p>
+            <w:pPr>
+              <w:spacing w:after="40"/>
+              <w:ind w:firstLine="0"/>
+            </w:pPr>
+            <w:r>
+              <w:rPr>
+                <w:sz w:val="22"/>
+              </w:rPr>
+              <w:t>+49,1%</w:t>
+            </w:r>
+          </w:p>
+        </w:tc>
+        <w:tc>
+          <w:tcPr>
+            <w:tcW w:type="dxa" w:w="1505"/>
+          </w:tcPr>
+          <w:p>
+            <w:pPr>
+              <w:spacing w:after="40"/>
+              <w:ind w:firstLine="0"/>
+            </w:pPr>
+            <w:r>
+              <w:rPr>
+                <w:sz w:val="22"/>
+              </w:rPr>
+              <w:t>159,0</w:t>
+            </w:r>
+          </w:p>
+        </w:tc>
+        <w:tc>
+          <w:tcPr>
+            <w:tcW w:type="dxa" w:w="1505"/>
+          </w:tcPr>
+          <w:p>
+            <w:pPr>
+              <w:spacing w:after="40"/>
+              <w:ind w:firstLine="0"/>
+            </w:pPr>
+            <w:r>
+              <w:rPr>
+                <w:sz w:val="22"/>
+              </w:rPr>
+              <w:t>+2,5%</w:t>
+            </w:r>
+          </w:p>
+        </w:tc>
+      </w:tr>
+      <w:tr>
+        <w:tc>
+          <w:tcPr>
+            <w:tcW w:type="dxa" w:w="1505"/>
+          </w:tcPr>
+          <w:p>
+            <w:pPr>
+              <w:spacing w:after="40"/>
+              <w:ind w:firstLine="0"/>
+            </w:pPr>
+            <w:r>
+              <w:rPr>
+                <w:sz w:val="22"/>
+              </w:rPr>
+              <w:t>23/9</w:t>
+            </w:r>
+          </w:p>
+        </w:tc>
+        <w:tc>
+          <w:tcPr>
+            <w:tcW w:type="dxa" w:w="1505"/>
+          </w:tcPr>
+          <w:p>
+            <w:pPr>
+              <w:spacing w:after="40"/>
+              <w:ind w:firstLine="0"/>
+            </w:pPr>
+            <w:r>
+              <w:rPr>
+                <w:sz w:val="22"/>
+              </w:rPr>
+              <w:t>66,5</w:t>
+            </w:r>
+          </w:p>
+        </w:tc>
+        <w:tc>
+          <w:tcPr>
+            <w:tcW w:type="dxa" w:w="1505"/>
+          </w:tcPr>
+          <w:p>
+            <w:pPr>
+              <w:spacing w:after="40"/>
+              <w:ind w:firstLine="0"/>
+            </w:pPr>
+            <w:r>
+              <w:rPr>
+                <w:sz w:val="22"/>
+              </w:rPr>
+              <w:t>137,7</w:t>
+            </w:r>
+          </w:p>
+        </w:tc>
+        <w:tc>
+          <w:tcPr>
+            <w:tcW w:type="dxa" w:w="1505"/>
+          </w:tcPr>
+          <w:p>
+            <w:pPr>
+              <w:spacing w:after="40"/>
+              <w:ind w:firstLine="0"/>
+            </w:pPr>
+            <w:r>
+              <w:rPr>
+                <w:sz w:val="22"/>
+              </w:rPr>
+              <w:t>+107,1%</w:t>
+            </w:r>
+          </w:p>
+        </w:tc>
+        <w:tc>
+          <w:tcPr>
+            <w:tcW w:type="dxa" w:w="1505"/>
+          </w:tcPr>
+          <w:p>
+            <w:pPr>
+              <w:spacing w:after="40"/>
+              <w:ind w:firstLine="0"/>
+            </w:pPr>
+            <w:r>
+              <w:rPr>
+                <w:sz w:val="22"/>
+              </w:rPr>
+              <w:t>143,0</w:t>
+            </w:r>
+          </w:p>
+        </w:tc>
+        <w:tc>
+          <w:tcPr>
+            <w:tcW w:type="dxa" w:w="1505"/>
+          </w:tcPr>
+          <w:p>
+            <w:pPr>
+              <w:spacing w:after="40"/>
+              <w:ind w:firstLine="0"/>
+            </w:pPr>
+            <w:r>
+              <w:rPr>
+                <w:sz w:val="22"/>
+              </w:rPr>
+              <w:t>+3,8%</w:t>
+            </w:r>
+          </w:p>
+        </w:tc>
+      </w:tr>
+      <w:tr>
+        <w:tc>
+          <w:tcPr>
+            <w:tcW w:type="dxa" w:w="1505"/>
+          </w:tcPr>
+          <w:p>
+            <w:pPr>
+              <w:spacing w:after="40"/>
+              <w:ind w:firstLine="0"/>
+            </w:pPr>
+            <w:r>
+              <w:rPr>
+                <w:sz w:val="22"/>
+              </w:rPr>
+              <w:t>21/12</w:t>
+            </w:r>
+          </w:p>
+        </w:tc>
+        <w:tc>
+          <w:tcPr>
+            <w:tcW w:type="dxa" w:w="1505"/>
+          </w:tcPr>
+          <w:p>
+            <w:pPr>
+              <w:spacing w:after="40"/>
+              <w:ind w:firstLine="0"/>
+            </w:pPr>
+            <w:r>
+              <w:rPr>
+                <w:sz w:val="22"/>
+              </w:rPr>
+              <w:t>29,1</w:t>
+            </w:r>
+          </w:p>
+        </w:tc>
+        <w:tc>
+          <w:tcPr>
+            <w:tcW w:type="dxa" w:w="1505"/>
+          </w:tcPr>
+          <w:p>
+            <w:pPr>
+              <w:spacing w:after="40"/>
+              <w:ind w:firstLine="0"/>
+            </w:pPr>
+            <w:r>
+              <w:rPr>
+                <w:sz w:val="22"/>
+              </w:rPr>
+              <w:t>102,2</w:t>
+            </w:r>
+          </w:p>
+        </w:tc>
+        <w:tc>
+          <w:tcPr>
+            <w:tcW w:type="dxa" w:w="1505"/>
+          </w:tcPr>
+          <w:p>
+            <w:pPr>
+              <w:spacing w:after="40"/>
+              <w:ind w:firstLine="0"/>
+            </w:pPr>
+            <w:r>
+              <w:rPr>
+                <w:sz w:val="22"/>
+              </w:rPr>
+              <w:t>+251,3%</w:t>
+            </w:r>
+          </w:p>
+        </w:tc>
+        <w:tc>
+          <w:tcPr>
+            <w:tcW w:type="dxa" w:w="1505"/>
+          </w:tcPr>
+          <w:p>
+            <w:pPr>
+              <w:spacing w:after="40"/>
+              <w:ind w:firstLine="0"/>
+            </w:pPr>
+            <w:r>
+              <w:rPr>
+                <w:sz w:val="22"/>
+              </w:rPr>
+              <w:t>129,0</w:t>
+            </w:r>
+          </w:p>
+        </w:tc>
+        <w:tc>
+          <w:tcPr>
+            <w:tcW w:type="dxa" w:w="1505"/>
+          </w:tcPr>
+          <w:p>
+            <w:pPr>
+              <w:spacing w:after="40"/>
+              <w:ind w:firstLine="0"/>
+            </w:pPr>
+            <w:r>
+              <w:rPr>
+                <w:sz w:val="22"/>
+              </w:rPr>
+              <w:t>+26,2%</w:t>
+            </w:r>
+          </w:p>
+        </w:tc>
+      </w:tr>
+    </w:tbl>
+    <w:p>
+      <w:pPr/>
+    </w:p>
+    <w:p>
+      <w:pPr/>
+      <w:r>
+        <w:t>Kết quả cho thấy bám một trục Đông–Tây đã thu thêm 49% đến 251% năng lượng trực xạ so với tấm cố định tùy mùa, mùa đông chênh lệch lớn nhất vì Mặt Trời đi thấp và lệch Nam; hệ hai trục nhỉnh hơn một trục 2,5–3,8% vào các ngày gần phân điểm nhưng tới 26,2% ngày đông chí. Đây là căn cứ định lượng để chốt phạm vi cơ khí: mô hình một trục đủ đại diện cho phần thuật toán, còn cấu hình hai trục dùng khi cần khảo sát mùa đông.</w:t>
+      </w:r>
+    </w:p>
+    <w:p>
+      <w:pPr>
+        <w:pStyle w:val="Heading2"/>
+      </w:pPr>
+      <w:r>
+        <w:t>3.3. Kết quả độ chính xác của phép suy góc từ ma trận LDR</w:t>
+      </w:r>
+    </w:p>
+    <w:p>
+      <w:pPr/>
+      <w:r>
+        <w:t>Từ mô hình đáp ứng cos(Δ ∓ β_s), quan hệ chính xác giữa đại lượng đo được và góc lệch là e = (L_phải − L_trái)/(L_phải + L_trái) = tan Δ·tan β_s, suy ra Δ = atan(e/tan β_s). Phép suy góc này được khảo sát Monte Carlo 400 lần với góc lệch ban đầu 2–12°:</w:t>
+      </w:r>
+    </w:p>
+    <w:p>
+      <w:pPr>
+        <w:pStyle w:val="Caption"/>
+        <w:spacing w:after="80"/>
+      </w:pPr>
+      <w:r>
+        <w:t>Bảng 2. Sai số của phép suy góc cần quay từ ma trận 4 LDR (β_s = 30°)</w:t>
+      </w:r>
+    </w:p>
+    <w:tbl>
+      <w:tblPr>
+        <w:tblStyle w:val="TableGrid"/>
+        <w:tblW w:type="auto" w:w="0"/>
+        <w:jc w:val="center"/>
+        <w:tblLook w:firstColumn="1" w:firstRow="1" w:lastColumn="0" w:lastRow="0" w:noHBand="0" w:noVBand="1" w:val="04A0"/>
+      </w:tblPr>
+      <w:tblGrid>
+        <w:gridCol w:w="4514"/>
+        <w:gridCol w:w="4514"/>
+      </w:tblGrid>
+      <w:tr>
+        <w:tc>
+          <w:tcPr>
+            <w:tcW w:type="dxa" w:w="4514"/>
+          </w:tcPr>
+          <w:p>
+            <w:pPr>
+              <w:spacing w:after="40"/>
+              <w:ind w:firstLine="0"/>
+            </w:pPr>
+            <w:r>
+              <w:rPr>
+                <w:b/>
+                <w:sz w:val="22"/>
+              </w:rPr>
+              <w:t>Điều kiện tín hiệu</w:t>
+            </w:r>
+          </w:p>
+        </w:tc>
+        <w:tc>
+          <w:tcPr>
+            <w:tcW w:type="dxa" w:w="4514"/>
+          </w:tcPr>
+          <w:p>
+            <w:pPr>
+              <w:spacing w:after="40"/>
+              <w:ind w:firstLine="0"/>
+            </w:pPr>
+            <w:r>
+              <w:rPr>
+                <w:b/>
+                <w:sz w:val="22"/>
+              </w:rPr>
+              <w:t>Sai số RMSE của góc suy ra</w:t>
+            </w:r>
+          </w:p>
+        </w:tc>
+      </w:tr>
+      <w:tr>
+        <w:tc>
+          <w:tcPr>
+            <w:tcW w:type="dxa" w:w="4514"/>
+          </w:tcPr>
+          <w:p>
+            <w:pPr>
+              <w:spacing w:after="40"/>
+              <w:ind w:firstLine="0"/>
+            </w:pPr>
+            <w:r>
+              <w:rPr>
+                <w:sz w:val="22"/>
+              </w:rPr>
+              <w:t>Lý tưởng (kênh đồng đều, không nhiễu)</w:t>
+            </w:r>
+          </w:p>
+        </w:tc>
+        <w:tc>
+          <w:tcPr>
+            <w:tcW w:type="dxa" w:w="4514"/>
+          </w:tcPr>
+          <w:p>
+            <w:pPr>
+              <w:spacing w:after="40"/>
+              <w:ind w:firstLine="0"/>
+            </w:pPr>
+            <w:r>
+              <w:rPr>
+                <w:sz w:val="22"/>
+              </w:rPr>
+              <w:t>0,00°</w:t>
+            </w:r>
+          </w:p>
+        </w:tc>
+      </w:tr>
+      <w:tr>
+        <w:tc>
+          <w:tcPr>
+            <w:tcW w:type="dxa" w:w="4514"/>
+          </w:tcPr>
+          <w:p>
+            <w:pPr>
+              <w:spacing w:after="40"/>
+              <w:ind w:firstLine="0"/>
+            </w:pPr>
+            <w:r>
+              <w:rPr>
+                <w:sz w:val="22"/>
+              </w:rPr>
+              <w:t>Sai khác độ lợi ±5% giữa các kênh, chưa hiệu chuẩn</w:t>
+            </w:r>
+          </w:p>
+        </w:tc>
+        <w:tc>
+          <w:tcPr>
+            <w:tcW w:type="dxa" w:w="4514"/>
+          </w:tcPr>
+          <w:p>
+            <w:pPr>
+              <w:spacing w:after="40"/>
+              <w:ind w:firstLine="0"/>
+            </w:pPr>
+            <w:r>
+              <w:rPr>
+                <w:sz w:val="22"/>
+              </w:rPr>
+              <w:t>1,98°</w:t>
+            </w:r>
+          </w:p>
+        </w:tc>
+      </w:tr>
+      <w:tr>
+        <w:tc>
+          <w:tcPr>
+            <w:tcW w:type="dxa" w:w="4514"/>
+          </w:tcPr>
+          <w:p>
+            <w:pPr>
+              <w:spacing w:after="40"/>
+              <w:ind w:firstLine="0"/>
+            </w:pPr>
+            <w:r>
+              <w:rPr>
+                <w:sz w:val="22"/>
+              </w:rPr>
+              <w:t>Sai khác độ lợi ±5%, đã hiệu chuẩn hệ số kênh</w:t>
+            </w:r>
+          </w:p>
+        </w:tc>
+        <w:tc>
+          <w:tcPr>
+            <w:tcW w:type="dxa" w:w="4514"/>
+          </w:tcPr>
+          <w:p>
+            <w:pPr>
+              <w:spacing w:after="40"/>
+              <w:ind w:firstLine="0"/>
+            </w:pPr>
+            <w:r>
+              <w:rPr>
+                <w:sz w:val="22"/>
+              </w:rPr>
+              <w:t>0,00°</w:t>
+            </w:r>
+          </w:p>
+        </w:tc>
+      </w:tr>
+      <w:tr>
+        <w:tc>
+          <w:tcPr>
+            <w:tcW w:type="dxa" w:w="4514"/>
+          </w:tcPr>
+          <w:p>
+            <w:pPr>
+              <w:spacing w:after="40"/>
+              <w:ind w:firstLine="0"/>
+            </w:pPr>
+            <w:r>
+              <w:rPr>
+                <w:sz w:val="22"/>
+              </w:rPr>
+              <w:t>Nhiễu đọc 2%</w:t>
+            </w:r>
+          </w:p>
+        </w:tc>
+        <w:tc>
+          <w:tcPr>
+            <w:tcW w:type="dxa" w:w="4514"/>
+          </w:tcPr>
+          <w:p>
+            <w:pPr>
+              <w:spacing w:after="40"/>
+              <w:ind w:firstLine="0"/>
+            </w:pPr>
+            <w:r>
+              <w:rPr>
+                <w:sz w:val="22"/>
+              </w:rPr>
+              <w:t>1,29°</w:t>
+            </w:r>
+          </w:p>
+        </w:tc>
+      </w:tr>
+      <w:tr>
+        <w:tc>
+          <w:tcPr>
+            <w:tcW w:type="dxa" w:w="4514"/>
+          </w:tcPr>
+          <w:p>
+            <w:pPr>
+              <w:spacing w:after="40"/>
+              <w:ind w:firstLine="0"/>
+            </w:pPr>
+            <w:r>
+              <w:rPr>
+                <w:sz w:val="22"/>
+              </w:rPr>
+              <w:t>Thành phần khuếch tán 15%</w:t>
+            </w:r>
+          </w:p>
+        </w:tc>
+        <w:tc>
+          <w:tcPr>
+            <w:tcW w:type="dxa" w:w="4514"/>
+          </w:tcPr>
+          <w:p>
+            <w:pPr>
+              <w:spacing w:after="40"/>
+              <w:ind w:firstLine="0"/>
+            </w:pPr>
+            <w:r>
+              <w:rPr>
+                <w:sz w:val="22"/>
+              </w:rPr>
+              <w:t>1,09°</w:t>
+            </w:r>
+          </w:p>
+        </w:tc>
+      </w:tr>
+      <w:tr>
+        <w:tc>
+          <w:tcPr>
+            <w:tcW w:type="dxa" w:w="4514"/>
+          </w:tcPr>
+          <w:p>
+            <w:pPr>
+              <w:spacing w:after="40"/>
+              <w:ind w:firstLine="0"/>
+            </w:pPr>
+            <w:r>
+              <w:rPr>
+                <w:sz w:val="22"/>
+              </w:rPr>
+              <w:t>Tổng hợp cả ba, đã hiệu chuẩn hệ số kênh</w:t>
+            </w:r>
+          </w:p>
+        </w:tc>
+        <w:tc>
+          <w:tcPr>
+            <w:tcW w:type="dxa" w:w="4514"/>
+          </w:tcPr>
+          <w:p>
+            <w:pPr>
+              <w:spacing w:after="40"/>
+              <w:ind w:firstLine="0"/>
+            </w:pPr>
+            <w:r>
+              <w:rPr>
+                <w:sz w:val="22"/>
+              </w:rPr>
+              <w:t>1,65°</w:t>
+            </w:r>
+          </w:p>
+        </w:tc>
+      </w:tr>
+    </w:tbl>
+    <w:p>
+      <w:pPr/>
+    </w:p>
+    <w:p>
+      <w:pPr/>
+      <w:r>
+        <w:t>Bảng trên chốt hai quyết định thiết kế: một là bắt buộc hiệu chuẩn hệ số độ lợi bốn kênh dưới nguồn sáng khuếch tán (khử trọn sai số do lệch kênh); hai là chọn góc gá β_s = 30° vì tan β_s = 0,577 đủ lớn để góc lệch 3° đã tạo e ≈ 0,030, lớn hơn nhiều mức nhiễu đọc, nhưng chưa gây bão hòa cảm biến trong dải lệch ±40°. Với vùng chết δ = 3°, sai số dư sau hiệu chuẩn khoảng 1,65° là chấp nhận được so với sai số cơ khí của khớp trục vít.</w:t>
+      </w:r>
+    </w:p>
+    <w:p>
+      <w:pPr>
+        <w:pStyle w:val="Heading2"/>
+      </w:pPr>
+      <w:r>
+        <w:t>3.4. So sánh với phương pháp bám bước theo thời gian</w:t>
+      </w:r>
+    </w:p>
+    <w:p>
+      <w:pPr/>
+      <w:r>
+        <w:t>Vòng kín cả ngày được mô phỏng cho hai luật điều khiển: luật cũ dịch chuyển một bước góc cố định mỗi lần sai lệch vượt ngưỡng (quay theo thời gian) và luật mới suy góc trực tiếp từ ma trận rồi quay tới góc đích có hồi tiếp biến trở. Cả hai cùng chịu nhiễu 1%, lệch độ lợi 3% và khuếch tán 10%:</w:t>
+      </w:r>
+    </w:p>
+    <w:p>
+      <w:pPr>
+        <w:pStyle w:val="Caption"/>
+        <w:spacing w:after="80"/>
+      </w:pPr>
+      <w:r>
+        <w:t>Bảng 3. So sánh luật suy góc từ ma trận và luật bám bước theo thời gian</w:t>
+      </w:r>
+    </w:p>
+    <w:tbl>
+      <w:tblPr>
+        <w:tblStyle w:val="TableGrid"/>
+        <w:tblW w:type="auto" w:w="0"/>
+        <w:jc w:val="center"/>
+        <w:tblLook w:firstColumn="1" w:firstRow="1" w:lastColumn="0" w:lastRow="0" w:noHBand="0" w:noVBand="1" w:val="04A0"/>
+      </w:tblPr>
+      <w:tblGrid>
+        <w:gridCol w:w="3010"/>
+        <w:gridCol w:w="3010"/>
+        <w:gridCol w:w="3010"/>
+      </w:tblGrid>
+      <w:tr>
+        <w:tc>
+          <w:tcPr>
+            <w:tcW w:type="dxa" w:w="3010"/>
+          </w:tcPr>
+          <w:p>
+            <w:pPr>
+              <w:spacing w:after="40"/>
+              <w:ind w:firstLine="0"/>
+            </w:pPr>
+            <w:r>
+              <w:rPr>
+                <w:b/>
+                <w:sz w:val="22"/>
+              </w:rPr>
+              <w:t>Ngày</w:t>
+            </w:r>
+          </w:p>
+        </w:tc>
+        <w:tc>
+          <w:tcPr>
+            <w:tcW w:type="dxa" w:w="3010"/>
+          </w:tcPr>
+          <w:p>
+            <w:pPr>
+              <w:spacing w:after="40"/>
+              <w:ind w:firstLine="0"/>
+            </w:pPr>
+            <w:r>
+              <w:rPr>
+                <w:b/>
+                <w:sz w:val="22"/>
+              </w:rPr>
+              <w:t>Ma trận δ=3°: sai số TB / số lần chạy</w:t>
+            </w:r>
+          </w:p>
+        </w:tc>
+        <w:tc>
+          <w:tcPr>
+            <w:tcW w:type="dxa" w:w="3010"/>
+          </w:tcPr>
+          <w:p>
+            <w:pPr>
+              <w:spacing w:after="40"/>
+              <w:ind w:firstLine="0"/>
+            </w:pPr>
+            <w:r>
+              <w:rPr>
+                <w:b/>
+                <w:sz w:val="22"/>
+              </w:rPr>
+              <w:t>Bước theo thời gian: sai số TB / số lần chạy</w:t>
+            </w:r>
+          </w:p>
+        </w:tc>
+      </w:tr>
+      <w:tr>
+        <w:tc>
+          <w:tcPr>
+            <w:tcW w:type="dxa" w:w="3010"/>
+          </w:tcPr>
+          <w:p>
+            <w:pPr>
+              <w:spacing w:after="40"/>
+              <w:ind w:firstLine="0"/>
+            </w:pPr>
+            <w:r>
+              <w:rPr>
+                <w:sz w:val="22"/>
+              </w:rPr>
+              <w:t>21/3</w:t>
+            </w:r>
+          </w:p>
+        </w:tc>
+        <w:tc>
+          <w:tcPr>
+            <w:tcW w:type="dxa" w:w="3010"/>
+          </w:tcPr>
+          <w:p>
+            <w:pPr>
+              <w:spacing w:after="40"/>
+              <w:ind w:firstLine="0"/>
+            </w:pPr>
+            <w:r>
+              <w:rPr>
+                <w:sz w:val="22"/>
+              </w:rPr>
+              <w:t>1,14° / 46 lần</w:t>
+            </w:r>
+          </w:p>
+        </w:tc>
+        <w:tc>
+          <w:tcPr>
+            <w:tcW w:type="dxa" w:w="3010"/>
+          </w:tcPr>
+          <w:p>
+            <w:pPr>
+              <w:spacing w:after="40"/>
+              <w:ind w:firstLine="0"/>
+            </w:pPr>
+            <w:r>
+              <w:rPr>
+                <w:sz w:val="22"/>
+              </w:rPr>
+              <w:t>2,95° / 111 lần</w:t>
+            </w:r>
+          </w:p>
+        </w:tc>
+      </w:tr>
+      <w:tr>
+        <w:tc>
+          <w:tcPr>
+            <w:tcW w:type="dxa" w:w="3010"/>
+          </w:tcPr>
+          <w:p>
+            <w:pPr>
+              <w:spacing w:after="40"/>
+              <w:ind w:firstLine="0"/>
+            </w:pPr>
+            <w:r>
+              <w:rPr>
+                <w:sz w:val="22"/>
+              </w:rPr>
+              <w:t>21/6</w:t>
+            </w:r>
+          </w:p>
+        </w:tc>
+        <w:tc>
+          <w:tcPr>
+            <w:tcW w:type="dxa" w:w="3010"/>
+          </w:tcPr>
+          <w:p>
+            <w:pPr>
+              <w:spacing w:after="40"/>
+              <w:ind w:firstLine="0"/>
+            </w:pPr>
+            <w:r>
+              <w:rPr>
+                <w:sz w:val="22"/>
+              </w:rPr>
+              <w:t>1,10° / 48 lần</w:t>
+            </w:r>
+          </w:p>
+        </w:tc>
+        <w:tc>
+          <w:tcPr>
+            <w:tcW w:type="dxa" w:w="3010"/>
+          </w:tcPr>
+          <w:p>
+            <w:pPr>
+              <w:spacing w:after="40"/>
+              <w:ind w:firstLine="0"/>
+            </w:pPr>
+            <w:r>
+              <w:rPr>
+                <w:sz w:val="22"/>
+              </w:rPr>
+              <w:t>2,65° / 110 lần</w:t>
+            </w:r>
+          </w:p>
+        </w:tc>
+      </w:tr>
+      <w:tr>
+        <w:tc>
+          <w:tcPr>
+            <w:tcW w:type="dxa" w:w="3010"/>
+          </w:tcPr>
+          <w:p>
+            <w:pPr>
+              <w:spacing w:after="40"/>
+              <w:ind w:firstLine="0"/>
+            </w:pPr>
+            <w:r>
+              <w:rPr>
+                <w:sz w:val="22"/>
+              </w:rPr>
+              <w:t>23/9</w:t>
+            </w:r>
+          </w:p>
+        </w:tc>
+        <w:tc>
+          <w:tcPr>
+            <w:tcW w:type="dxa" w:w="3010"/>
+          </w:tcPr>
+          <w:p>
+            <w:pPr>
+              <w:spacing w:after="40"/>
+              <w:ind w:firstLine="0"/>
+            </w:pPr>
+            <w:r>
+              <w:rPr>
+                <w:sz w:val="22"/>
+              </w:rPr>
+              <w:t>1,13° / 46 lần</w:t>
+            </w:r>
+          </w:p>
+        </w:tc>
+        <w:tc>
+          <w:tcPr>
+            <w:tcW w:type="dxa" w:w="3010"/>
+          </w:tcPr>
+          <w:p>
+            <w:pPr>
+              <w:spacing w:after="40"/>
+              <w:ind w:firstLine="0"/>
+            </w:pPr>
+            <w:r>
+              <w:rPr>
+                <w:sz w:val="22"/>
+              </w:rPr>
+              <w:t>2,94° / 111 lần</w:t>
+            </w:r>
+          </w:p>
+        </w:tc>
+      </w:tr>
+      <w:tr>
+        <w:tc>
+          <w:tcPr>
+            <w:tcW w:type="dxa" w:w="3010"/>
+          </w:tcPr>
+          <w:p>
+            <w:pPr>
+              <w:spacing w:after="40"/>
+              <w:ind w:firstLine="0"/>
+            </w:pPr>
+            <w:r>
+              <w:rPr>
+                <w:sz w:val="22"/>
+              </w:rPr>
+              <w:t>21/12</w:t>
+            </w:r>
+          </w:p>
+        </w:tc>
+        <w:tc>
+          <w:tcPr>
+            <w:tcW w:type="dxa" w:w="3010"/>
+          </w:tcPr>
+          <w:p>
+            <w:pPr>
+              <w:spacing w:after="40"/>
+              <w:ind w:firstLine="0"/>
+            </w:pPr>
+            <w:r>
+              <w:rPr>
+                <w:sz w:val="22"/>
+              </w:rPr>
+              <w:t>1,14° / 47 lần</w:t>
+            </w:r>
+          </w:p>
+        </w:tc>
+        <w:tc>
+          <w:tcPr>
+            <w:tcW w:type="dxa" w:w="3010"/>
+          </w:tcPr>
+          <w:p>
+            <w:pPr>
+              <w:spacing w:after="40"/>
+              <w:ind w:firstLine="0"/>
+            </w:pPr>
+            <w:r>
+              <w:rPr>
+                <w:sz w:val="22"/>
+              </w:rPr>
+              <w:t>3,17° / 110 lần</w:t>
+            </w:r>
+          </w:p>
+        </w:tc>
+      </w:tr>
+    </w:tbl>
+    <w:p>
+      <w:pPr/>
+    </w:p>
+    <w:p>
+      <w:pPr>
+        <w:ind w:firstLine="0"/>
+        <w:jc w:val="center"/>
+      </w:pPr>
+      <w:r>
+        <w:drawing>
+          <wp:inline xmlns:a="http://schemas.openxmlformats.org/drawingml/2006/main" xmlns:pic="http://schemas.openxmlformats.org/drawingml/2006/picture">
+            <wp:extent cx="5760000" cy="4465618"/>
+            <wp:docPr id="1" name="Picture 1"/>
+            <wp:cNvGraphicFramePr>
+              <a:graphicFrameLocks noChangeAspect="1"/>
+            </wp:cNvGraphicFramePr>
+            <a:graphic>
+              <a:graphicData uri="http://schemas.openxmlformats.org/drawingml/2006/picture">
+                <pic:pic>
+                  <pic:nvPicPr>
+                    <pic:cNvPr id="0" name="ket_qua_mo_phong_1_truc.png"/>
+                    <pic:cNvPicPr/>
+                  </pic:nvPicPr>
+                  <pic:blipFill>
+                    <a:blip r:embed="rId10"/>
+                    <a:stretch>
+                      <a:fillRect/>
+                    </a:stretch>
+                  </pic:blipFill>
+                  <pic:spPr>
+                    <a:xfrm>
+                      <a:off x="0" y="0"/>
+                      <a:ext cx="5760000" cy="4465618"/>
+                    </a:xfrm>
+                    <a:prstGeom prst="rect"/>
+                  </pic:spPr>
+                </pic:pic>
+              </a:graphicData>
+            </a:graphic>
+          </wp:inline>
+        </w:drawing>
+      </w:r>
+    </w:p>
+    <w:p>
+      <w:pPr>
+        <w:pStyle w:val="Caption"/>
+      </w:pPr>
+      <w:r>
+        <w:t>Hình 1. Góc bám và sai số trong ngày 21/6 của phương pháp ma trận LDR</w:t>
+      </w:r>
+    </w:p>
+    <w:p>
+      <w:pPr/>
+      <w:r>
+        <w:t>Phương pháp ma trận giảm sai số bám trung bình từ 2,65–3,17° xuống còn 1,10–1,14°, đồng thời giảm số lần khởi động động cơ từ 110–111 lần xuống 46–48 lần mỗi ngày, tức giảm khoảng 58% số lần chạy và hao mòn cơ khí. Đồ thị cho thấy đường góc bám trùm gần sát đường góc lý tưởng và sai số chỉ nhô lên vào lúc sáng sớm khi tín hiệu còn yếu.</w:t>
+      </w:r>
+    </w:p>
+    <w:p>
+      <w:pPr>
+        <w:pStyle w:val="Heading2"/>
+      </w:pPr>
+      <w:r>
+        <w:t>3.5. Phương pháp chốt cho hai mô hình</w:t>
+      </w:r>
+    </w:p>
+    <w:p>
+      <w:pPr>
+        <w:pStyle w:val="ListBullet"/>
+      </w:pPr>
+      <w:r>
+        <w:t>Mô hình một trục: dùng e_quay của ma trận bốn LDR suy ra Δ_quay = atan(e_quay/tan β_s); quay tấm pin tới góc đích θ + Δ_quay đọc từ biến trở hồi tiếp; vùng chết δ = 3°; β_s = 30°.</w:t>
+      </w:r>
+    </w:p>
+    <w:p>
+      <w:pPr>
+        <w:pStyle w:val="ListBullet"/>
+      </w:pPr>
+      <w:r>
+        <w:t>Mô hình hai trục: dùng cả e_nghiêng và e_quay suy ra hai góc lệch; chỉnh trục nghiêng trước rồi tới trục phương vị, mỗi trục một biến trở hồi tiếp và một động cơ gạt nước trục vít.</w:t>
+      </w:r>
+    </w:p>
+    <w:p>
+      <w:pPr>
+        <w:pStyle w:val="ListBullet"/>
+      </w:pPr>
+      <w:r>
+        <w:t>Cả hai mô hình không quay theo thời gian: động cơ chỉ chạy khi |Δ| &gt; δ và tự dừng khi hồi tiếp báo tới góc đích; trục vít tự hãm giữ vị trí khi ngắt điện.</w:t>
+      </w:r>
+    </w:p>
+    <w:p>
+      <w:pPr>
+        <w:pStyle w:val="ListBullet"/>
+      </w:pPr>
+      <w:r>
+        <w:t>Bắt buộc hiệu chuẩn hệ số độ lợi bốn kênh và lưu bảng hệ số trong chương trình; kiểm tra chất lượng tín hiệu (tổng sáng, bão hòa, biến động) trước khi phát lệnh.</w:t>
+      </w:r>
+    </w:p>
+    <w:p>
+      <w:pPr>
+        <w:pStyle w:val="Heading1"/>
+      </w:pPr>
+      <w:r>
+        <w:t>CHƯƠNG 4. TIẾN ĐỘ THỰC HIỆN VÀ KẾ HOẠCH TUẦN NÀY</w:t>
+      </w:r>
+    </w:p>
+    <w:p>
+      <w:pPr>
+        <w:pStyle w:val="Heading2"/>
+      </w:pPr>
+      <w:r>
+        <w:t>4.1. Kết quả đạt được trong tuần 5/10 – 10/10/2026</w:t>
+      </w:r>
+    </w:p>
+    <w:p>
+      <w:pPr>
+        <w:pStyle w:val="ListBullet"/>
+      </w:pPr>
+      <w:r>
+        <w:t>Chốt phương pháp điều khiển cho cả hai mô hình: đọc ma trận bốn LDR và suy ra góc cần quay bằng quan hệ Δ = atan(e/tan β_s), thay thế hoàn toàn cách quay bước theo thời gian.</w:t>
+      </w:r>
+    </w:p>
+    <w:p>
+      <w:pPr>
+        <w:pStyle w:val="ListBullet"/>
+      </w:pPr>
+      <w:r>
+        <w:t>Xây dựng và chạy mô phỏng số (tools/mo_phong.py): thu được bảng hiệu suất trực xạ cố định/1 trục/2 trục, bảng sai số suy góc Monte Carlo 400 lần và bảng so sánh với luật bám bước (Chương 3).</w:t>
+      </w:r>
+    </w:p>
+    <w:p>
+      <w:pPr>
+        <w:pStyle w:val="ListBullet"/>
+      </w:pPr>
+      <w:r>
+        <w:t>Chốt tham số cảm biến và điều khiển từ số liệu mô phỏng: β_s = 30°, vùng chết δ = 3°, bắt buộc hiệu chuẩn hệ số kênh.</w:t>
+      </w:r>
+    </w:p>
+    <w:p>
+      <w:pPr>
+        <w:pStyle w:val="ListBullet"/>
+      </w:pPr>
+      <w:r>
+        <w:t>Chốt linh kiện điều khiển và chấp hành: ESP32 là vi điều khiển duy nhất, động cơ gạt nước ô tô trục vít tự giữ vị trí khi ngắt điện, hồi tiếp góc bằng biến trở xoay.</w:t>
+      </w:r>
+    </w:p>
+    <w:p>
+      <w:pPr>
+        <w:pStyle w:val="Heading2"/>
+      </w:pPr>
+      <w:r>
+        <w:t>4.2. Các công việc còn lại của tuần này (5/10 – 10/10/2026)</w:t>
+      </w:r>
+    </w:p>
+    <w:p>
+      <w:pPr>
+        <w:pStyle w:val="ListBullet"/>
+      </w:pPr>
+      <w:r>
+        <w:t>Đối chiếu vectơ Mặt Trời của mô phỏng với thuật toán SPA/pvlib để xác nhận sai số hình học dưới 0,5°.</w:t>
+      </w:r>
+    </w:p>
+    <w:p>
+      <w:pPr>
+        <w:pStyle w:val="ListBullet"/>
+      </w:pPr>
+      <w:r>
+        <w:t>Chế giá thử góc gá β_s và đo kiểm chứng đáp ứng cos(Δ ∓ β_s) của cụm LDR thực tế.</w:t>
+      </w:r>
+    </w:p>
+    <w:p>
+      <w:pPr>
+        <w:pStyle w:val="ListBullet"/>
+      </w:pPr>
+      <w:r>
+        <w:t>Gửi quyển nghiên cứu xin góp ý của giảng viên hướng dẫn và chỉnh sửa theo nhận xét.</w:t>
+      </w:r>
+    </w:p>
+    <w:p>
+      <w:pPr>
+        <w:pStyle w:val="Heading1"/>
+      </w:pPr>
+      <w:r>
+        <w:t>TÀI LIỆU THAM KHẢO</w:t>
+      </w:r>
+    </w:p>
+    <w:p>
+      <w:pPr/>
+      <w:r>
+        <w:t>[1] J. A. Duffie and W. A. Beckman, Solar Engineering of Thermal Processes, 4th ed., John Wiley &amp; Sons, 2013.</w:t>
+      </w:r>
+    </w:p>
+    <w:p>
+      <w:pPr/>
+      <w:r>
+        <w:t>[2] I. Reda and A. Andreas, “Solar position algorithm for solar radiation applications,” Solar Energy, vol. 76, no. 5, pp. 577-589, 2004.</w:t>
+      </w:r>
+    </w:p>
+    <w:p>
+      <w:pPr/>
+      <w:r>
+        <w:t>[3] I. Reda and A. Andreas, “Solar Position Algorithm for Solar Radiation Applications,” NREL/TP-560-34302, 2008. https://docs.nrel.gov/docs/fy08osti/34302.pdf</w:t>
+      </w:r>
+    </w:p>
+    <w:p>
+      <w:pPr/>
+      <w:r>
+        <w:t>[4] H. Mousazadeh et al., “A review of principle and sun-tracking methods for maximizing solar systems output,” Renewable and Sustainable Energy Reviews, vol. 13, no. 8, pp. 1800-1818, 2009.</w:t>
+      </w:r>
+    </w:p>
+    <w:p>
+      <w:pPr/>
+      <w:r>
+        <w:t>[5] A. Awasthi et al., “Review on sun tracking technology in solar PV system,” Energy Reports, vol. 6, pp. 392-405, 2020.</w:t>
+      </w:r>
+    </w:p>
+    <w:p>
+      <w:pPr/>
+      <w:r>
+        <w:t>[6] R. F. Fuentes-Morales et al., “Control algorithms applied to active solar tracking systems: A review,” Solar Energy, vol. 212, pp. 203-219, 2020. https://doi.org/10.1016/j.solener.2020.10.071</w:t>
+      </w:r>
+    </w:p>
+    <w:p>
+      <w:pPr/>
+      <w:r>
+        <w:t>[7] A. R. Amelia et al., “Technologies of solar tracking systems: A review,” IOP Conference Series: Materials Science and Engineering, vol. 767, 012052, 2020.</w:t>
+      </w:r>
+    </w:p>
+    <w:p>
+      <w:pPr/>
+      <w:r>
+        <w:t>[8] Espressif Systems, ESP32 Series Datasheet. https://www.espressif.com/sites/default/files/documentation/esp32_datasheet_en.pdf</w:t>
+      </w:r>
+    </w:p>
+    <w:p>
+      <w:pPr/>
+      <w:r>
+        <w:t>[9] Espressif Systems, ESP32-DevKitC General Purpose Development Board User Guide. https://docs.espressif.com/projects/esp-dev-kits/en/latest/esp32/esp32-devkitc/index.html</w:t>
+      </w:r>
+    </w:p>
+    <w:p>
+      <w:pPr/>
+      <w:r>
+        <w:t>[10] Texas Instruments, ADS1115 Ultra-Small, Low-Power, I2C-Based, 860-SPS, 16-Bit ADC, Datasheet. https://www.ti.com/lit/ds/symlink/ads1115.pdf</w:t>
+      </w:r>
+    </w:p>
+    <w:p>
+      <w:pPr/>
+      <w:r>
+        <w:t>[11] Analog Devices, DS3231 Extremely Accurate I²C-Integrated RTC/TCXO/Crystal, Datasheet. https://www.analog.com/media/en/technical-documentation/data-sheets/DS3231.pdf</w:t>
+      </w:r>
+    </w:p>
+    <w:p>
+      <w:pPr/>
+      <w:r>
+        <w:t>[12] W. F. Holmgren, C. W. Hansen, and M. A. Mikofski, “pvlib python: a python package for modeling solar energy systems,” Journal of Open Source Software, vol. 3, no. 29, p. 884, 2018.</w:t>
       </w:r>
     </w:p>
     <w:tbl>
@@ -700,197 +2336,6 @@
     </w:tbl>
     <w:p>
       <w:pPr/>
-    </w:p>
-    <w:p>
-      <w:pPr/>
-      <w:r>
-        <w:t>Mốc ngày phân và chí thay đổi nhẹ theo từng năm; mùa khí tượng tại từng địa phương cũng không hoàn toàn trùng với mùa thiên văn. Bảng trên mô tả xu hướng quỹ đạo, không thay cho số liệu thời tiết tại vị trí thử nghiệm.</w:t>
-      </w:r>
-    </w:p>
-    <w:p>
-      <w:pPr>
-        <w:pStyle w:val="Heading2"/>
-      </w:pPr>
-      <w:r>
-        <w:t>2.9. Các phương pháp bám nắng cho tấm pin quang điện</w:t>
-      </w:r>
-    </w:p>
-    <w:p>
-      <w:pPr>
-        <w:pStyle w:val="Heading3"/>
-      </w:pPr>
-      <w:r>
-        <w:t>2.9.1. Tấm pin cố định và điều chỉnh nghiêng theo mùa</w:t>
-      </w:r>
-    </w:p>
-    <w:p>
-      <w:pPr/>
-      <w:r>
-        <w:t>Tấm pin được lắp theo góc nghiêng cố định là phương án đơn giản, không cần cảm biến hay động cơ và gần như không tiêu thụ điện cho điều khiển. Có thể thay đổi góc nghiêng thủ công vài lần trong năm để phù hợp đường đi Mặt Trời theo mùa. Đây là phương án đối chứng cần thiết khi đánh giá tracker; cấu hình phù hợp còn phụ thuộc vĩ độ, mái lắp đặt và yêu cầu kết cấu [3, 5].</w:t>
-      </w:r>
-    </w:p>
-    <w:p>
-      <w:pPr>
-        <w:pStyle w:val="Heading3"/>
-      </w:pPr>
-      <w:r>
-        <w:t>2.9.2. Bám vòng hở theo thời gian và thuật toán thiên văn</w:t>
-      </w:r>
-    </w:p>
-    <w:p>
-      <w:pPr/>
-      <w:r>
-        <w:t>Bộ điều khiển lấy ngày, giờ và tọa độ địa lý để tính góc cao, phương vị rồi chuyển đổi thành góc đặt cơ khí. Phương pháp này không cần cảm biến quang, hoạt động nhất quán khi bầu trời nhiều mây và không bị ánh sáng phản xạ đánh lừa. Hạn chế là phụ thuộc đồng hồ, tọa độ, hướng lắp, hiệu chuẩn zero và mô hình cơ khí; thuật toán không tự nhận biết bóng che, mây cục bộ hay lỏng khớp [1, 2].</w:t>
-      </w:r>
-    </w:p>
-    <w:p>
-      <w:pPr>
-        <w:pStyle w:val="Heading3"/>
-      </w:pPr>
-      <w:r>
-        <w:t>2.9.3. Bám vòng kín bằng cảm biến quang</w:t>
-      </w:r>
-    </w:p>
-    <w:p>
-      <w:pPr/>
-      <w:r>
-        <w:t>Cặp LDR hoặc photodiode đặt đối xứng hai bên vách chắn tạo ra tín hiệu vi sai. Khi tấm pin lệch khỏi hướng sáng, bóng của vách làm tín hiệu hai phía khác nhau; bộ điều khiển quay đến khi sai lệch nằm trong vùng cân bằng. Với hai trục thường dùng bốn cảm biến bố trí theo bốn hướng. Ưu điểm là cấu trúc dễ hiểu và có thể tự hiệu chỉnh sai lệch lắp đặt; nhược điểm là độ nhạy với mây, bóng cục bộ, bụi, nhiệt độ và sai khác cảm biến. Nếu trời âm u, ánh sáng khuếch tán có thể làm sai lệch vi sai không còn phản ánh hướng Mặt Trời.</w:t>
-      </w:r>
-    </w:p>
-    <w:p>
-      <w:pPr>
-        <w:pStyle w:val="Heading3"/>
-      </w:pPr>
-      <w:r>
-        <w:t>2.9.4. Phương pháp lai thiên văn – cảm biến</w:t>
-      </w:r>
-    </w:p>
-    <w:p>
-      <w:pPr/>
-      <w:r>
-        <w:t>Phương pháp lai dùng góc tính toán làm đường bám chính hoặc giá trị dự phòng, còn cảm biến quang chỉ bù một lượng nhỏ khi độ sáng và độ ổn định đạt điều kiện. Bộ điều khiển có thể đánh giá tổng cường độ, độ biến động, độ bão hòa và tính hợp lý của cặp cảm biến; khi tín hiệu không đạt, giảm trọng số hiệu chỉnh về không, giữ vị trí hoặc tiếp tục theo góc thiên văn. Dùng hai ngưỡng bật/tắt khác nhau tạo trễ (hysteresis), tránh chuyển chế độ liên tục. Đây là phương án phù hợp với đề tài vì kết hợp được tính ổn định của mô hình với khả năng tự hiệu chuẩn của cảm biến [4, 6].</w:t>
-      </w:r>
-    </w:p>
-    <w:p>
-      <w:pPr>
-        <w:pStyle w:val="Heading3"/>
-      </w:pPr>
-      <w:r>
-        <w:t>2.9.5. Cảm biến Mặt Trời quang học chuyên dụng</w:t>
-      </w:r>
-    </w:p>
-    <w:p>
-      <w:pPr/>
-      <w:r>
-        <w:t>Cảm biến photodiode nhiều phần tử, cảm biến quadrant hoặc cụm cảm biến có ống chuẩn trực có thể đo hướng lệch của chùm sáng trực tiếp nhanh và chính xác hơn cặp LDR phổ thông. Một số cảm biến số còn cung cấp cường độ sáng hoặc góc lệch trực tiếp. Đổi lại, mạch khuếch đại, căn chỉnh quang học, hiệu chuẩn và chi phí cao hơn; tín hiệu vẫn cần kiểm tra trong mây dày và khi có phản xạ [5, 7].</w:t>
-      </w:r>
-    </w:p>
-    <w:p>
-      <w:pPr>
-        <w:pStyle w:val="Heading3"/>
-      </w:pPr>
-      <w:r>
-        <w:t>2.9.6. Bám theo công suất đầu ra tấm pin</w:t>
-      </w:r>
-    </w:p>
-    <w:p>
-      <w:pPr/>
-      <w:r>
-        <w:t>Bộ điều khiển thử thay đổi góc nhỏ theo từng bước, đo điện áp và dòng điện, rồi giữ hướng làm công suất hoặc năng lượng tăng. Có thể dùng tìm kiếm leo đồi, nhiễu loạn–quan sát (P&amp;O) hoặc chiến lược tìm kiếm theo từng trục. Cách này tối ưu đầu ra thực tế của cả hệ quang–điện nhưng phản ứng chậm, dễ nhầm dao động do mây với ảnh hưởng của góc. Cần phân biệt điều khiển hướng tracker với MPPT: MPPT tối ưu điểm làm việc điện của tấm pin, còn phương pháp này tối ưu hướng/cơ cấu; hai khối có thể phối hợp nhưng không thay thế nhau [4, 6].</w:t>
-      </w:r>
-    </w:p>
-    <w:p>
-      <w:pPr>
-        <w:pStyle w:val="Heading3"/>
-      </w:pPr>
-      <w:r>
-        <w:t>2.9.7. Bám bằng xử lý ảnh hoặc camera</w:t>
-      </w:r>
-    </w:p>
-    <w:p>
-      <w:pPr/>
-      <w:r>
-        <w:t>Camera, cảm biến ảnh hoặc camera nhiệt có thể phát hiện đĩa Mặt Trời, vùng sáng nhất hoặc bóng đổ rồi suy ra sai lệch góc. Phương án có thể hỗ trợ căn chỉnh và xử lý cảnh phức tạp, nhưng đòi hỏi xử lý ảnh, hiệu chỉnh ống kính, tính toán lớn và bảo vệ thiết bị ngoài trời. Thường phù hợp nghiên cứu hoặc hệ thống có yêu cầu cao hơn mô hình chi phí thấp.</w:t>
-      </w:r>
-    </w:p>
-    <w:p>
-      <w:pPr>
-        <w:pStyle w:val="Heading3"/>
-      </w:pPr>
-      <w:r>
-        <w:t>2.9.8. Tracker thụ động</w:t>
-      </w:r>
-    </w:p>
-    <w:p>
-      <w:pPr/>
-      <w:r>
-        <w:t>Tracker thụ động khai thác giãn nở nhiệt, chênh áp của chất lỏng/khí hoặc đối trọng để làm cơ cấu đổi hướng mà không cần thuật toán điện tử phức tạp. Cấu tạo có thể đơn giản nhưng độ chính xác, tốc độ đáp ứng và khả năng làm việc phụ thuộc nhiệt độ, gió, ma sát và cấu hình cơ khí; khó lập trình chính xác theo vị trí địa lý.</w:t>
-      </w:r>
-    </w:p>
-    <w:p>
-      <w:pPr>
-        <w:pStyle w:val="Heading3"/>
-      </w:pPr>
-      <w:r>
-        <w:t>2.9.9. Cấu hình cơ khí một trục và hai trục</w:t>
-      </w:r>
-    </w:p>
-    <w:p>
-      <w:pPr/>
-      <w:r>
-        <w:t>Tracker một trục có thể dùng trục ngang Bắc–Nam để theo chuyển động Đông–Tây, trục đứng để theo phương vị, hoặc trục nghiêng/polar gần song song với trục quay Trái Đất. Trục Bắc–Nam có cơ cấu tương đối đơn giản nhưng không bù được đầy đủ biến thiên theo mùa và thành phần phương vuông góc. Cấu hình trục đứng giữ nguyên góc nghiêng tấm pin và chủ yếu đổi phương vị. Cấu hình polar có thể gần với chuyển động biểu kiến đều trong ngày nhưng vẫn cần xử lý biến thiên xích vĩ và lắp đặt chính xác. Tracker hai trục điều khiển cả phương vị và góc cao, giảm sai lệch hình học tốt hơn nhưng cần thêm động cơ, khung, dây dẫn, thuật toán và biện pháp chống gió [3–5].</w:t>
-      </w:r>
-    </w:p>
-    <w:p>
-      <w:pPr>
-        <w:pStyle w:val="Heading3"/>
-      </w:pPr>
-      <w:r>
-        <w:t>2.9.10. Bám từng bước, bám liên tục và backtracking</w:t>
-      </w:r>
-    </w:p>
-    <w:p>
-      <w:pPr/>
-      <w:r>
-        <w:t>Bám liên tục cập nhật góc thường xuyên, giảm sai số tức thời nhưng tăng số lần chạy và điện năng động cơ. Bám theo bước chỉ dịch chuyển khi sai số vượt vùng chết hoặc đến chu kỳ định kỳ; cách này phù hợp mô hình nhỏ, dễ giảm tiêu thụ và mài mòn. Trong giàn nhiều hàng, thuật toán backtracking chủ động lệch khỏi hướng vuông góc với tia nắng vào một số thời điểm để tránh hàng trước che bóng hàng sau; đây là kỹ thuật bố trí quy mô trang trại, không cần thiết cho một tấm pin đơn lẻ [4, 6].</w:t>
-      </w:r>
-    </w:p>
-    <w:p>
-      <w:pPr>
-        <w:pStyle w:val="Heading3"/>
-      </w:pPr>
-      <w:r>
-        <w:t>2.9.11. Các luật điều khiển có thể kết hợp</w:t>
-      </w:r>
-    </w:p>
-    <w:p>
-      <w:pPr/>
-      <w:r>
-        <w:t>Điều khiển đóng–ngắt có vùng trễ dễ triển khai; điều khiển tỷ lệ tạo bước quay lớn khi sai số lớn và nhỏ dần khi gần đích; PI/PID có thể giảm sai số vị trí khi có phản hồi góc nhưng phải hiệu chỉnh hệ số và chống bão hòa tích phân. Điều khiển mờ hoặc thích nghi có thể thay đổi vùng chết, tốc độ và trọng số cảm biến theo điều kiện sáng, song cần dữ liệu hiệu chuẩn và đánh giá tính ổn định. Các luật này là lớp điều khiển chuyển động, có thể dùng cho cả bám thiên văn, cảm biến hoặc lai; chúng không phải các cấu hình trục riêng biệt [4, 6].</w:t>
-      </w:r>
-    </w:p>
-    <w:p>
-      <w:pPr>
-        <w:pStyle w:val="Heading3"/>
-      </w:pPr>
-      <w:r>
-        <w:t>2.9.12. Tiêu chí lựa chọn phương pháp</w:t>
-      </w:r>
-    </w:p>
-    <w:p>
-      <w:pPr/>
-      <w:r>
-        <w:t>Việc lựa chọn cần cân bằng sai số góc, năng lượng thuần sau khi trừ điện năng truyền động, giá thành, tải gió, độ bền, bảo trì, độ phức tạp và khả năng vận hành khi mây hoặc mất cảm biến. Với mô hình một trục, phương án lai thiên văn–LDR có vùng chết và chế độ giữ vị trí khi tín hiệu kém là lựa chọn đề xuất; với mô hình hai trục, dùng SPA làm đường đặt nền và LDR chỉ hiệu chỉnh có điều kiện giúp hạn chế phụ thuộc vào tín hiệu quang. Hiệu quả của mỗi phương án chỉ có thể kết luận sau khi thử nghiệm cùng điều kiện với tấm pin cố định.</w:t>
-      </w:r>
-    </w:p>
-    <w:p>
-      <w:pPr>
-        <w:pStyle w:val="Caption"/>
-        <w:spacing w:after="80"/>
-      </w:pPr>
-      <w:r>
-        <w:t>Bảng 2. So sánh các phương pháp bám nắng</w:t>
-      </w:r>
     </w:p>
     <w:tbl>
       <w:tblPr>
@@ -1335,201 +2780,626 @@
     <w:p>
       <w:pPr/>
     </w:p>
-    <w:p>
-      <w:pPr>
-        <w:pStyle w:val="Heading2"/>
-      </w:pPr>
-      <w:r>
-        <w:t>2.10. Xử lý tín hiệu và tiêu chí đánh giá</w:t>
-      </w:r>
-    </w:p>
+    <w:tbl>
+      <w:tblPr>
+        <w:tblStyle w:val="TableGrid"/>
+        <w:tblW w:type="auto" w:w="0"/>
+        <w:jc w:val="center"/>
+        <w:tblLook w:firstColumn="1" w:firstRow="1" w:lastColumn="0" w:lastRow="0" w:noHBand="0" w:noVBand="1" w:val="04A0"/>
+      </w:tblPr>
+      <w:tblGrid>
+        <w:gridCol w:w="3010"/>
+        <w:gridCol w:w="3010"/>
+        <w:gridCol w:w="3010"/>
+      </w:tblGrid>
+      <w:tr>
+        <w:tc>
+          <w:tcPr>
+            <w:tcW w:type="dxa" w:w="3010"/>
+          </w:tcPr>
+          <w:p>
+            <w:pPr>
+              <w:spacing w:after="40"/>
+              <w:ind w:firstLine="0"/>
+            </w:pPr>
+            <w:r>
+              <w:rPr>
+                <w:b/>
+                <w:sz w:val="22"/>
+              </w:rPr>
+              <w:t>Khối</w:t>
+            </w:r>
+          </w:p>
+        </w:tc>
+        <w:tc>
+          <w:tcPr>
+            <w:tcW w:type="dxa" w:w="3010"/>
+          </w:tcPr>
+          <w:p>
+            <w:pPr>
+              <w:spacing w:after="40"/>
+              <w:ind w:firstLine="0"/>
+            </w:pPr>
+            <w:r>
+              <w:rPr>
+                <w:b/>
+                <w:sz w:val="22"/>
+              </w:rPr>
+              <w:t>Cấu hình đề xuất</w:t>
+            </w:r>
+          </w:p>
+        </w:tc>
+        <w:tc>
+          <w:tcPr>
+            <w:tcW w:type="dxa" w:w="3010"/>
+          </w:tcPr>
+          <w:p>
+            <w:pPr>
+              <w:spacing w:after="40"/>
+              <w:ind w:firstLine="0"/>
+            </w:pPr>
+            <w:r>
+              <w:rPr>
+                <w:b/>
+                <w:sz w:val="22"/>
+              </w:rPr>
+              <w:t>Nhiệm vụ</w:t>
+            </w:r>
+          </w:p>
+        </w:tc>
+      </w:tr>
+      <w:tr>
+        <w:tc>
+          <w:tcPr>
+            <w:tcW w:type="dxa" w:w="3010"/>
+          </w:tcPr>
+          <w:p>
+            <w:pPr>
+              <w:spacing w:after="40"/>
+              <w:ind w:firstLine="0"/>
+            </w:pPr>
+            <w:r>
+              <w:rPr>
+                <w:sz w:val="22"/>
+              </w:rPr>
+              <w:t>Cảm biến</w:t>
+            </w:r>
+          </w:p>
+        </w:tc>
+        <w:tc>
+          <w:tcPr>
+            <w:tcW w:type="dxa" w:w="3010"/>
+          </w:tcPr>
+          <w:p>
+            <w:pPr>
+              <w:spacing w:after="40"/>
+              <w:ind w:firstLine="0"/>
+            </w:pPr>
+            <w:r>
+              <w:rPr>
+                <w:sz w:val="22"/>
+              </w:rPr>
+              <w:t>4 LDR tại 4 góc, gá nghiêng β_s = 30° hướng ra ngoài; ADS1115 đo U–I.</w:t>
+            </w:r>
+          </w:p>
+        </w:tc>
+        <w:tc>
+          <w:tcPr>
+            <w:tcW w:type="dxa" w:w="3010"/>
+          </w:tcPr>
+          <w:p>
+            <w:pPr>
+              <w:spacing w:after="40"/>
+              <w:ind w:firstLine="0"/>
+            </w:pPr>
+            <w:r>
+              <w:rPr>
+                <w:sz w:val="22"/>
+              </w:rPr>
+              <w:t>Đo bốn mức sáng; tạo sai lệch quay và nghiêng.</w:t>
+            </w:r>
+          </w:p>
+        </w:tc>
+      </w:tr>
+      <w:tr>
+        <w:tc>
+          <w:tcPr>
+            <w:tcW w:type="dxa" w:w="3010"/>
+          </w:tcPr>
+          <w:p>
+            <w:pPr>
+              <w:spacing w:after="40"/>
+              <w:ind w:firstLine="0"/>
+            </w:pPr>
+            <w:r>
+              <w:rPr>
+                <w:sz w:val="22"/>
+              </w:rPr>
+              <w:t>Điều khiển</w:t>
+            </w:r>
+          </w:p>
+        </w:tc>
+        <w:tc>
+          <w:tcPr>
+            <w:tcW w:type="dxa" w:w="3010"/>
+          </w:tcPr>
+          <w:p>
+            <w:pPr>
+              <w:spacing w:after="40"/>
+              <w:ind w:firstLine="0"/>
+            </w:pPr>
+            <w:r>
+              <w:rPr>
+                <w:sz w:val="22"/>
+              </w:rPr>
+              <w:t>ESP32 + RTC DS3231.</w:t>
+            </w:r>
+          </w:p>
+        </w:tc>
+        <w:tc>
+          <w:tcPr>
+            <w:tcW w:type="dxa" w:w="3010"/>
+          </w:tcPr>
+          <w:p>
+            <w:pPr>
+              <w:spacing w:after="40"/>
+              <w:ind w:firstLine="0"/>
+            </w:pPr>
+            <w:r>
+              <w:rPr>
+                <w:sz w:val="22"/>
+              </w:rPr>
+              <w:t>Lọc tín hiệu, tính sai lệch, chạy thuật toán và ghi dữ liệu.</w:t>
+            </w:r>
+          </w:p>
+        </w:tc>
+      </w:tr>
+      <w:tr>
+        <w:tc>
+          <w:tcPr>
+            <w:tcW w:type="dxa" w:w="3010"/>
+          </w:tcPr>
+          <w:p>
+            <w:pPr>
+              <w:spacing w:after="40"/>
+              <w:ind w:firstLine="0"/>
+            </w:pPr>
+            <w:r>
+              <w:rPr>
+                <w:sz w:val="22"/>
+              </w:rPr>
+              <w:t>Cơ khí</w:t>
+            </w:r>
+          </w:p>
+        </w:tc>
+        <w:tc>
+          <w:tcPr>
+            <w:tcW w:type="dxa" w:w="3010"/>
+          </w:tcPr>
+          <w:p>
+            <w:pPr>
+              <w:spacing w:after="40"/>
+              <w:ind w:firstLine="0"/>
+            </w:pPr>
+            <w:r>
+              <w:rPr>
+                <w:sz w:val="22"/>
+              </w:rPr>
+              <w:t>Mô hình trong phạm vi đề tài có một trục quay.</w:t>
+            </w:r>
+          </w:p>
+        </w:tc>
+        <w:tc>
+          <w:tcPr>
+            <w:tcW w:type="dxa" w:w="3010"/>
+          </w:tcPr>
+          <w:p>
+            <w:pPr>
+              <w:spacing w:after="40"/>
+              <w:ind w:firstLine="0"/>
+            </w:pPr>
+            <w:r>
+              <w:rPr>
+                <w:sz w:val="22"/>
+              </w:rPr>
+              <w:t>Dùng sai lệch ứng với trục lắp; thành phần còn lại được ghi nhận.</w:t>
+            </w:r>
+          </w:p>
+        </w:tc>
+      </w:tr>
+      <w:tr>
+        <w:tc>
+          <w:tcPr>
+            <w:tcW w:type="dxa" w:w="3010"/>
+          </w:tcPr>
+          <w:p>
+            <w:pPr>
+              <w:spacing w:after="40"/>
+              <w:ind w:firstLine="0"/>
+            </w:pPr>
+            <w:r>
+              <w:rPr>
+                <w:sz w:val="22"/>
+              </w:rPr>
+              <w:t>Bảo vệ</w:t>
+            </w:r>
+          </w:p>
+        </w:tc>
+        <w:tc>
+          <w:tcPr>
+            <w:tcW w:type="dxa" w:w="3010"/>
+          </w:tcPr>
+          <w:p>
+            <w:pPr>
+              <w:spacing w:after="40"/>
+              <w:ind w:firstLine="0"/>
+            </w:pPr>
+            <w:r>
+              <w:rPr>
+                <w:sz w:val="22"/>
+              </w:rPr>
+              <w:t>Động cơ gạt nước trục vít phù hợp tải + công tắc hành trình.</w:t>
+            </w:r>
+          </w:p>
+        </w:tc>
+        <w:tc>
+          <w:tcPr>
+            <w:tcW w:type="dxa" w:w="3010"/>
+          </w:tcPr>
+          <w:p>
+            <w:pPr>
+              <w:spacing w:after="40"/>
+              <w:ind w:firstLine="0"/>
+            </w:pPr>
+            <w:r>
+              <w:rPr>
+                <w:sz w:val="22"/>
+              </w:rPr>
+              <w:t>Giới hạn chuyển động và dừng an toàn.</w:t>
+            </w:r>
+          </w:p>
+        </w:tc>
+      </w:tr>
+      <w:tr>
+        <w:tc>
+          <w:tcPr>
+            <w:tcW w:type="dxa" w:w="3010"/>
+          </w:tcPr>
+          <w:p>
+            <w:pPr>
+              <w:spacing w:after="40"/>
+              <w:ind w:firstLine="0"/>
+            </w:pPr>
+            <w:r>
+              <w:rPr>
+                <w:sz w:val="22"/>
+              </w:rPr>
+              <w:t>Đo kiểm</w:t>
+            </w:r>
+          </w:p>
+        </w:tc>
+        <w:tc>
+          <w:tcPr>
+            <w:tcW w:type="dxa" w:w="3010"/>
+          </w:tcPr>
+          <w:p>
+            <w:pPr>
+              <w:spacing w:after="40"/>
+              <w:ind w:firstLine="0"/>
+            </w:pPr>
+            <w:r>
+              <w:rPr>
+                <w:sz w:val="22"/>
+              </w:rPr>
+              <w:t>Đo U, I pin và điện năng động cơ gạt nước.</w:t>
+            </w:r>
+          </w:p>
+        </w:tc>
+        <w:tc>
+          <w:tcPr>
+            <w:tcW w:type="dxa" w:w="3010"/>
+          </w:tcPr>
+          <w:p>
+            <w:pPr>
+              <w:spacing w:after="40"/>
+              <w:ind w:firstLine="0"/>
+            </w:pPr>
+            <w:r>
+              <w:rPr>
+                <w:sz w:val="22"/>
+              </w:rPr>
+              <w:t>Đánh giá năng lượng thuần và chuyển động.</w:t>
+            </w:r>
+          </w:p>
+        </w:tc>
+      </w:tr>
+    </w:tbl>
     <w:p>
       <w:pPr/>
-      <w:r>
-        <w:t>Có thể lấy nhiều mẫu ADC trong mỗi chu kỳ, dùng trung vị để loại điểm đột biến rồi lọc thông thấp hoặc trung bình trượt mũ. Bù sai khác độ lợi giữa bốn kênh LDR trước khi tổng hợp sai lệch trái–phải và trên–dưới; sử dụng vùng chết để tránh động cơ chạy do nhiễu nhỏ; dùng ngưỡng bật/tắt khác nhau để tránh chuyển chế độ liên tục. Thời gian lấy mẫu, hệ số lọc và vùng chết cần hiệu chỉnh bằng dữ liệu đo.</w:t>
-      </w:r>
     </w:p>
+    <w:tbl>
+      <w:tblPr>
+        <w:tblStyle w:val="TableGrid"/>
+        <w:tblW w:type="auto" w:w="0"/>
+        <w:jc w:val="center"/>
+        <w:tblLook w:firstColumn="1" w:firstRow="1" w:lastColumn="0" w:lastRow="0" w:noHBand="0" w:noVBand="1" w:val="04A0"/>
+      </w:tblPr>
+      <w:tblGrid>
+        <w:gridCol w:w="3010"/>
+        <w:gridCol w:w="3010"/>
+        <w:gridCol w:w="3010"/>
+      </w:tblGrid>
+      <w:tr>
+        <w:tc>
+          <w:tcPr>
+            <w:tcW w:type="dxa" w:w="3010"/>
+          </w:tcPr>
+          <w:p>
+            <w:pPr>
+              <w:spacing w:after="40"/>
+              <w:ind w:firstLine="0"/>
+            </w:pPr>
+            <w:r>
+              <w:rPr>
+                <w:b/>
+                <w:sz w:val="22"/>
+              </w:rPr>
+              <w:t>Vị trí</w:t>
+            </w:r>
+          </w:p>
+        </w:tc>
+        <w:tc>
+          <w:tcPr>
+            <w:tcW w:type="dxa" w:w="3010"/>
+          </w:tcPr>
+          <w:p>
+            <w:pPr>
+              <w:spacing w:after="40"/>
+              <w:ind w:firstLine="0"/>
+            </w:pPr>
+            <w:r>
+              <w:rPr>
+                <w:b/>
+                <w:sz w:val="22"/>
+              </w:rPr>
+              <w:t>Ký hiệu</w:t>
+            </w:r>
+          </w:p>
+        </w:tc>
+        <w:tc>
+          <w:tcPr>
+            <w:tcW w:type="dxa" w:w="3010"/>
+          </w:tcPr>
+          <w:p>
+            <w:pPr>
+              <w:spacing w:after="40"/>
+              <w:ind w:firstLine="0"/>
+            </w:pPr>
+            <w:r>
+              <w:rPr>
+                <w:b/>
+                <w:sz w:val="22"/>
+              </w:rPr>
+              <w:t>Hướng gá</w:t>
+            </w:r>
+          </w:p>
+        </w:tc>
+      </w:tr>
+      <w:tr>
+        <w:tc>
+          <w:tcPr>
+            <w:tcW w:type="dxa" w:w="3010"/>
+          </w:tcPr>
+          <w:p>
+            <w:pPr>
+              <w:spacing w:after="40"/>
+              <w:ind w:firstLine="0"/>
+            </w:pPr>
+            <w:r>
+              <w:rPr>
+                <w:sz w:val="22"/>
+              </w:rPr>
+              <w:t>Trên - trái</w:t>
+            </w:r>
+          </w:p>
+        </w:tc>
+        <w:tc>
+          <w:tcPr>
+            <w:tcW w:type="dxa" w:w="3010"/>
+          </w:tcPr>
+          <w:p>
+            <w:pPr>
+              <w:spacing w:after="40"/>
+              <w:ind w:firstLine="0"/>
+            </w:pPr>
+            <w:r>
+              <w:rPr>
+                <w:sz w:val="22"/>
+              </w:rPr>
+              <w:t>L_TT</w:t>
+            </w:r>
+          </w:p>
+        </w:tc>
+        <w:tc>
+          <w:tcPr>
+            <w:tcW w:type="dxa" w:w="3010"/>
+          </w:tcPr>
+          <w:p>
+            <w:pPr>
+              <w:spacing w:after="40"/>
+              <w:ind w:firstLine="0"/>
+            </w:pPr>
+            <w:r>
+              <w:rPr>
+                <w:sz w:val="22"/>
+              </w:rPr>
+              <w:t>Chếch ra ngoài về phía trên-trái.</w:t>
+            </w:r>
+          </w:p>
+        </w:tc>
+      </w:tr>
+      <w:tr>
+        <w:tc>
+          <w:tcPr>
+            <w:tcW w:type="dxa" w:w="3010"/>
+          </w:tcPr>
+          <w:p>
+            <w:pPr>
+              <w:spacing w:after="40"/>
+              <w:ind w:firstLine="0"/>
+            </w:pPr>
+            <w:r>
+              <w:rPr>
+                <w:sz w:val="22"/>
+              </w:rPr>
+              <w:t>Trên - phải</w:t>
+            </w:r>
+          </w:p>
+        </w:tc>
+        <w:tc>
+          <w:tcPr>
+            <w:tcW w:type="dxa" w:w="3010"/>
+          </w:tcPr>
+          <w:p>
+            <w:pPr>
+              <w:spacing w:after="40"/>
+              <w:ind w:firstLine="0"/>
+            </w:pPr>
+            <w:r>
+              <w:rPr>
+                <w:sz w:val="22"/>
+              </w:rPr>
+              <w:t>L_PT</w:t>
+            </w:r>
+          </w:p>
+        </w:tc>
+        <w:tc>
+          <w:tcPr>
+            <w:tcW w:type="dxa" w:w="3010"/>
+          </w:tcPr>
+          <w:p>
+            <w:pPr>
+              <w:spacing w:after="40"/>
+              <w:ind w:firstLine="0"/>
+            </w:pPr>
+            <w:r>
+              <w:rPr>
+                <w:sz w:val="22"/>
+              </w:rPr>
+              <w:t>Chếch ra ngoài về phía trên-phải.</w:t>
+            </w:r>
+          </w:p>
+        </w:tc>
+      </w:tr>
+      <w:tr>
+        <w:tc>
+          <w:tcPr>
+            <w:tcW w:type="dxa" w:w="3010"/>
+          </w:tcPr>
+          <w:p>
+            <w:pPr>
+              <w:spacing w:after="40"/>
+              <w:ind w:firstLine="0"/>
+            </w:pPr>
+            <w:r>
+              <w:rPr>
+                <w:sz w:val="22"/>
+              </w:rPr>
+              <w:t>Dưới - trái</w:t>
+            </w:r>
+          </w:p>
+        </w:tc>
+        <w:tc>
+          <w:tcPr>
+            <w:tcW w:type="dxa" w:w="3010"/>
+          </w:tcPr>
+          <w:p>
+            <w:pPr>
+              <w:spacing w:after="40"/>
+              <w:ind w:firstLine="0"/>
+            </w:pPr>
+            <w:r>
+              <w:rPr>
+                <w:sz w:val="22"/>
+              </w:rPr>
+              <w:t>L_TD</w:t>
+            </w:r>
+          </w:p>
+        </w:tc>
+        <w:tc>
+          <w:tcPr>
+            <w:tcW w:type="dxa" w:w="3010"/>
+          </w:tcPr>
+          <w:p>
+            <w:pPr>
+              <w:spacing w:after="40"/>
+              <w:ind w:firstLine="0"/>
+            </w:pPr>
+            <w:r>
+              <w:rPr>
+                <w:sz w:val="22"/>
+              </w:rPr>
+              <w:t>Chếch ra ngoài về phía dưới-trái.</w:t>
+            </w:r>
+          </w:p>
+        </w:tc>
+      </w:tr>
+      <w:tr>
+        <w:tc>
+          <w:tcPr>
+            <w:tcW w:type="dxa" w:w="3010"/>
+          </w:tcPr>
+          <w:p>
+            <w:pPr>
+              <w:spacing w:after="40"/>
+              <w:ind w:firstLine="0"/>
+            </w:pPr>
+            <w:r>
+              <w:rPr>
+                <w:sz w:val="22"/>
+              </w:rPr>
+              <w:t>Dưới - phải</w:t>
+            </w:r>
+          </w:p>
+        </w:tc>
+        <w:tc>
+          <w:tcPr>
+            <w:tcW w:type="dxa" w:w="3010"/>
+          </w:tcPr>
+          <w:p>
+            <w:pPr>
+              <w:spacing w:after="40"/>
+              <w:ind w:firstLine="0"/>
+            </w:pPr>
+            <w:r>
+              <w:rPr>
+                <w:sz w:val="22"/>
+              </w:rPr>
+              <w:t>L_PD</w:t>
+            </w:r>
+          </w:p>
+        </w:tc>
+        <w:tc>
+          <w:tcPr>
+            <w:tcW w:type="dxa" w:w="3010"/>
+          </w:tcPr>
+          <w:p>
+            <w:pPr>
+              <w:spacing w:after="40"/>
+              <w:ind w:firstLine="0"/>
+            </w:pPr>
+            <w:r>
+              <w:rPr>
+                <w:sz w:val="22"/>
+              </w:rPr>
+              <w:t>Chếch ra ngoài về phía dưới-phải.</w:t>
+            </w:r>
+          </w:p>
+        </w:tc>
+      </w:tr>
+    </w:tbl>
     <w:p>
       <w:pPr/>
-      <w:r>
-        <w:t>Đánh giá hệ thống nên tách độ chính xác góc và năng lượng: sai số góc có thể tính RMSE so với góc tham chiếu; năng lượng PV được tính từ tích phân U×I theo thời gian; năng lượng thuần bằng năng lượng PV thu được trừ năng lượng cơ cấu và bộ điều khiển. Cần so sánh trong cùng khoảng thời gian với tấm pin cố định tương đương, không kết luận hiệu quả chỉ từ công suất tức thời.</w:t>
-      </w:r>
-    </w:p>
-    <w:p>
-      <w:pPr>
-        <w:pStyle w:val="Heading1"/>
-      </w:pPr>
-      <w:r>
-        <w:t>CHƯƠNG 3. TIẾN ĐỘ THỰC HIỆN VÀ KẾ HOẠCH TUẦN TỚI</w:t>
-      </w:r>
-    </w:p>
-    <w:p>
-      <w:pPr>
-        <w:pStyle w:val="Heading2"/>
-      </w:pPr>
-      <w:r>
-        <w:t>3.1. Các công việc đã làm được</w:t>
-      </w:r>
-    </w:p>
-    <w:p>
-      <w:pPr>
-        <w:pStyle w:val="ListBullet"/>
-      </w:pPr>
-      <w:r>
-        <w:t>Xác định tên đề tài, mục tiêu, đối tượng và phạm vi nghiên cứu cho mô hình bám nắng một trục (Chương 1).</w:t>
-      </w:r>
-    </w:p>
-    <w:p>
-      <w:pPr>
-        <w:pStyle w:val="ListBullet"/>
-      </w:pPr>
-      <w:r>
-        <w:t>Tổng hợp đầy đủ cơ sở lý thuyết: pin quang điện, LDR, photodiode, ESP32/Arduino, servo và công tắc hành trình (Chương 2).</w:t>
-      </w:r>
-    </w:p>
-    <w:p>
-      <w:pPr>
-        <w:pStyle w:val="ListBullet"/>
-      </w:pPr>
-      <w:r>
-        <w:t>Nghiên cứu hình học Mặt Trời (góc cao, phương vị, xích vĩ, góc giờ) và công thức góc đặt R* cho trục ngang Bắc – Nam (Chương 2).</w:t>
-      </w:r>
-    </w:p>
-    <w:p>
-      <w:pPr>
-        <w:pStyle w:val="ListBullet"/>
-      </w:pPr>
-      <w:r>
-        <w:t>Khảo sát và lập bảng so sánh toàn bộ các nhóm phương pháp bám nắng; xác định tiêu chí lựa chọn phương án (Chương 2).</w:t>
-      </w:r>
-    </w:p>
-    <w:p>
-      <w:pPr>
-        <w:pStyle w:val="ListBullet"/>
-      </w:pPr>
-      <w:r>
-        <w:t>Định hướng bốn phương án thuật toán A1–A4 và chọn phương án lai thiên văn – cảm biến làm phương án đề xuất.</w:t>
-      </w:r>
-    </w:p>
-    <w:p>
-      <w:pPr>
-        <w:pStyle w:val="Heading2"/>
-      </w:pPr>
-      <w:r>
-        <w:t>3.2. Các công việc sẽ làm trong tuần tới (12/10 – 18/10/2026)</w:t>
-      </w:r>
-    </w:p>
-    <w:p>
-      <w:pPr>
-        <w:pStyle w:val="ListBullet"/>
-      </w:pPr>
-      <w:r>
-        <w:t>Hoàn thiện danh mục tài liệu tham khảo và trích dẫn theo đúng mẫu của trường.</w:t>
-      </w:r>
-    </w:p>
-    <w:p>
-      <w:pPr>
-        <w:pStyle w:val="ListBullet"/>
-      </w:pPr>
-      <w:r>
-        <w:t>Chuẩn bị bộ công thức/thư viện tính vị trí Mặt Trời (SPA, pvlib) làm đường tham chiếu để đối chiếu khi mô phỏng.</w:t>
-      </w:r>
-    </w:p>
-    <w:p>
-      <w:pPr>
-        <w:pStyle w:val="ListBullet"/>
-      </w:pPr>
-      <w:r>
-        <w:t>Xin góp ý của giảng viên hướng dẫn cho quyển nghiên cứu và chỉnh sửa theo nhận xét.</w:t>
-      </w:r>
-    </w:p>
-    <w:p>
-      <w:pPr>
-        <w:pStyle w:val="ListBullet"/>
-      </w:pPr>
-      <w:r>
-        <w:t>Phối hợp với quyển chế tạo để chốt danh mục linh kiện phục vụ mua sắm và chế tạo trong tuần.</w:t>
-      </w:r>
-    </w:p>
-    <w:p>
-      <w:pPr>
-        <w:pStyle w:val="Heading1"/>
-      </w:pPr>
-      <w:r>
-        <w:t>TÀI LIỆU THAM KHẢO</w:t>
-      </w:r>
-    </w:p>
-    <w:p>
-      <w:pPr/>
-      <w:r>
-        <w:t>[1] J. A. Duffie and W. A. Beckman, Solar Engineering of Thermal Processes, 4th ed., John Wiley &amp; Sons, 2013.</w:t>
-      </w:r>
-    </w:p>
-    <w:p>
-      <w:pPr/>
-      <w:r>
-        <w:t>[2] I. Reda and A. Andreas, “Solar position algorithm for solar radiation applications,” Solar Energy, vol. 76, no. 5, pp. 577–589, 2004.</w:t>
-      </w:r>
-    </w:p>
-    <w:p>
-      <w:pPr/>
-      <w:r>
-        <w:t>[3] I. Reda and A. Andreas, “Solar Position Algorithm for Solar Radiation Applications,” NREL/TP-560-34302, 2008. https://docs.nrel.gov/docs/fy08osti/34302.pdf</w:t>
-      </w:r>
-    </w:p>
-    <w:p>
-      <w:pPr/>
-      <w:r>
-        <w:t>[4] H. Mousazadeh et al., “A review of principle and sun-tracking methods for maximizing solar systems output,” Renewable and Sustainable Energy Reviews, vol. 13, no. 8, pp. 1800–1818, 2009.</w:t>
-      </w:r>
-    </w:p>
-    <w:p>
-      <w:pPr/>
-      <w:r>
-        <w:t>[5] A. Awasthi et al., “Review on sun tracking technology in solar PV system,” Energy Reports, vol. 6, pp. 392–405, 2020.</w:t>
-      </w:r>
-    </w:p>
-    <w:p>
-      <w:pPr/>
-      <w:r>
-        <w:t>[6] R. F. Fuentes-Morales et al., “Control algorithms applied to active solar tracking systems: A review,” Solar Energy, vol. 212, pp. 203–219, 2020. https://doi.org/10.1016/j.solener.2020.10.071</w:t>
-      </w:r>
-    </w:p>
-    <w:p>
-      <w:pPr/>
-      <w:r>
-        <w:t>[7] A. R. Amelia et al., “Technologies of solar tracking systems: A review,” IOP Conference Series: Materials Science and Engineering, vol. 767, 012052, 2020.</w:t>
-      </w:r>
-    </w:p>
-    <w:p>
-      <w:pPr/>
-      <w:r>
-        <w:t>[8] Espressif Systems, ESP32 Series Datasheet. https://www.espressif.com/sites/default/files/documentation/esp32_datasheet_en.pdf</w:t>
-      </w:r>
-    </w:p>
-    <w:p>
-      <w:pPr/>
-      <w:r>
-        <w:t>[9] Arduino, Arduino Mega 2560 Rev3 — Technical Specifications. https://docs.arduino.cc/hardware/mega-2560/</w:t>
-      </w:r>
-    </w:p>
-    <w:p>
-      <w:pPr/>
-      <w:r>
-        <w:t>[10] ROHM Semiconductor, BH1750FVI Digital 16-bit Serial Output Type Ambient Light Sensor IC, Datasheet.</w:t>
-      </w:r>
-    </w:p>
-    <w:p>
-      <w:pPr/>
-      <w:r>
-        <w:t>[11] Analog Devices, DS3231 Extremely Accurate I²C-Integrated RTC/TCXO/Crystal, Datasheet. https://www.analog.com/media/en/technical-documentation/data-sheets/DS3231.pdf</w:t>
-      </w:r>
-    </w:p>
-    <w:p>
-      <w:pPr/>
-      <w:r>
-        <w:t>[12] W. F. Holmgren, C. W. Hansen, and M. A. Mikofski, “pvlib python: a python package for modeling solar energy systems,” Journal of Open Source Software, vol. 3, no. 29, p. 884, 2018.</w:t>
-      </w:r>
     </w:p>
     <w:sectPr>
       <w:footerReference w:type="default" r:id="rId9"/>

--- a/Bao_cao_1_truc_Nghien_cuu.docx
+++ b/Bao_cao_1_truc_Nghien_cuu.docx
@@ -113,7 +113,7 @@
     <w:p>
       <w:pPr/>
       <w:r>
-        <w:t>Đối tượng nghiên cứu là thuật toán xử lý tín hiệu của cụm bốn quang trở đặt ở bốn góc mặt pin để xác định chiều sai lệch theo hai phương. Mô hình cơ khí trong phạm vi báo cáo vẫn là tracker một trục; cấu hình tham khảo gồm ESP32, module ADS1115 đo điện áp – dòng điện, đồng hồ thời gian thực và một động cơ gạt nước trục vít có giới hạn hành trình. Địa điểm tính toán dự kiến là khu vực Mỹ Hào, Hưng Yên (xấp xỉ 20,93° Bắc, 106,06° Đông); tọa độ chính thức cần được xác nhận theo nơi đặt mô hình. Thành phần sai lệch của trục chưa được cơ khí điều khiển chỉ được ghi nhận, không giả định rằng mô hình một trục có thể điều chỉnh đồng thời cả hai trục.</w:t>
+        <w:t>Đối tượng nghiên cứu là thuật toán xử lý tín hiệu của cụm bốn quang trở đặt ở bốn góc mặt pin để xác định chiều sai lệch theo hai phương. Mô hình cơ khí trong phạm vi báo cáo vẫn là tracker một trục; cấu hình tham khảo gồm ESP32, mạch chia áp đo điện áp tấm pin, module thời gian thực DS1307 và một động cơ gạt nước trục vít có giới hạn hành trình. Địa điểm tính toán dự kiến là khu vực Mỹ Hào, Hưng Yên (xấp xỉ 20,93° Bắc, 106,06° Đông); tọa độ chính thức cần được xác nhận theo nơi đặt mô hình. Thành phần sai lệch của trục chưa được cơ khí điều khiển chỉ được ghi nhận, không giả định rằng mô hình một trục có thể điều chỉnh đồng thời cả hai trục.</w:t>
       </w:r>
     </w:p>
     <w:p>
@@ -253,19 +253,19 @@
         <w:pStyle w:val="Heading2"/>
       </w:pPr>
       <w:r>
-        <w:t>2.4. Bộ điều khiển ESP32</w:t>
+        <w:t>2.4. Bộ điều khiển ESP32 DevKit và các khối phụ trợ</w:t>
       </w:r>
     </w:p>
     <w:p>
       <w:pPr/>
       <w:r>
-        <w:t>ESP32 (kiến trúc Xtensa LX6 hai nhân, 240 MHz, 4 MB flash) được chọn làm bộ điều khiển duy nhất của mô hình. Bo có 18 kênh ADC 12 bit, trong đó 8 kênh ADC1 (GPIO36, 39, 34, 35, 32, 33, 25, 26) ổn định ngay cả khi bật WiFi, đủ cho bốn kênh LDR và hai biến trở hồi tiếp; khối LEDC cung cấp PWM; các bus I²C/UART dùng cho RTC và module đo U–I. Mức logic 3,3 V nên không đưa tín hiệu 5 V trực tiếp vào chân ESP32 khi chưa có mạch chia áp hoặc chuyển mức; nguồn logic phải lọc tách khỏi nhiễu do động cơ [8].</w:t>
+        <w:t>ESP32 DevKit (Xtensa LX6 hai nhân 240 MHz, 4 MB flash) là vi điều khiển duy nhất của mô hình. Hệ không dùng WiFi khi vận hành nên cả tám kênh ADC1 lẫn mười kênh ADC2 đều dùng được cho bốn kênh LDR, biến trở hồi tiếp và cầu chia áp đo điện áp tấm pin; báo cáo chỉ đo điện áp, chưa đo dòng điện. Hai chân GPIO21/GPIO22 nối bus I²C chung cho module thời gian thực DS1307 và màn hình LCD I²C 1602; GPIO19/GPIO18 là hai chân lệnh th_thuan/th_nguoc đưa xuống mạch cách ly opto; GPIO34, 35, 32, 33 đọc bốn công tắc hành trình qt1…qt4.</w:t>
       </w:r>
     </w:p>
     <w:p>
       <w:pPr/>
       <w:r>
-        <w:t>So với các bo AVR 8 bit, ESP32 dư năng lực tính các hàm lượng giác (atan) ngay trong vòng điều khiển, nhờ đó thực hiện được phương pháp suy ra góc cần quay từ ma trận LDR mà không phải dò bước theo thời gian. Báo cáo không dùng bo Arduino nào trong mạch; Arduino chỉ xuất hiện với vai trò môi trường phát triển IDE ở quyển lập trình.</w:t>
+        <w:t>Module DS1307 giữ giờ thực kể cả khi mất điện nhờ pin nuôi, cấp dữ liệu ngày–giờ cho nhánh tính thiên văn; màn hình LCD I²C 1602 hiển thị giờ đọc được, góc lệnh, góc thực tế và trạng thái để người vận hành quan sát trực tiếp mà không cần máy tính.</w:t>
       </w:r>
     </w:p>
     <w:p>
@@ -273,19 +273,19 @@
         <w:pStyle w:val="Heading2"/>
       </w:pPr>
       <w:r>
-        <w:t>2.5. Động cơ gạt nước ô tô trục vít và hồi tiếp vị trí</w:t>
+        <w:t>2.5. Mạch động lực cầu H TIP41C cách ly opto và động cơ trục vít</w:t>
       </w:r>
     </w:p>
     <w:p>
       <w:pPr/>
       <w:r>
-        <w:t>Cơ cấu chấp hành đề xuất là động cơ gạt nước kính ô tô 12 V kèm hộp giảm tốc trục vít – bánh vít. Ưu điểm quyết định của lựa chọn này là cặp trục vít tự hãm: khi ngắt điện hoặc dừng cấp lệnh, trục vít không bị bánh vít kéo quay ngược, nên tấm pin tự giữ nguyên vị trí dưới tác động của gió và trọng lượng bản thân mà không cần nuôi điện giữ; động cơ còn có mô-men danh định lớn (khoảng 8–12 N·m), giá thành thấp, sẵn có và có công tắc tự đỗ (auto-park) hữu ích khi tìm mốc home.</w:t>
+        <w:t>Động cơ chấp hành là động cơ gạt nước ô tô 12 V kèm hộp giảm tốc trục vít – bánh vít: cặp trục vít tự hãm nên khi ngắt lệnh tấm pin tự giữ vị trí dưới gió và trọng lượng bản thân, không cần nuôi điện giữ. Mạch động lực dùng cầu H ghép từ bốn transistor TIP41C (U1…U4) với bốn diode bảo vệ chống sức điện động ngược khi ngắt dòng; hai tín hiệu dkxuoi/dknguoc đi qua opto PC817 (PH1, PH2) kèm điện trở 220 Ω để cách ly hoàn toàn khối logic 3,3 V với khối công suất 12 V.</w:t>
       </w:r>
     </w:p>
     <w:p>
       <w:pPr/>
       <w:r>
-        <w:t>Hạn chế cần xử lý: tốc độ quay cố định, dòng làm việc 3–6 A nên phải đóng cắt bằng module relay hoặc cầu H MOSFET kèm cầu chì riêng; động cơ không tự báo góc nên phải lắp thêm biến trở xoay đồng trục làm hồi tiếp vị trí để chương trình biết góc hiện tại và dừng đúng góc đích. Chiều quay được đảo bằng cách đổi cực qua hai kênh relay.</w:t>
+        <w:t>Opto đấu theo kiểu mức thấp tác động: chân lệnh ESP32 xuống 0 thì LED opto sáng, transistor quang dẫn và mở cầu H chiều tương ứng; cả hai chân lệnh ở mức 1 thì cầu H khóa. Vì vậy ngay trong setup() chương trình đưa hai chân lệnh lên mức cao trước khi vào vòng lặp để tránh xung lệnh lúc khởi động. Nguồn 12 V vào qua diode 1N4007 chống ngược cực, nhánh LM2596 hạ xuống 3,3 V nuôi ESP32 và nhánh 7805 hạ xuống 5 V nuôi LCD, DS1307.</w:t>
       </w:r>
     </w:p>
     <w:p>
@@ -407,7 +407,13 @@
         <w:pStyle w:val="Heading2"/>
       </w:pPr>
       <w:r>
-        <w:t>2.9. Các phương pháp bám nắng cho tấm pin quang điện</w:t>
+        <w:t>2.9. Các phương pháp bám nắng khảo sát</w:t>
+      </w:r>
+    </w:p>
+    <w:p>
+      <w:pPr/>
+      <w:r>
+        <w:t>Đề tài khảo sát ba nhóm phương pháp điều khiển bám nắng phổ biến nhất cho tấm pin quang điện và chọn phương pháp lai làm phương án thực hiện.</w:t>
       </w:r>
     </w:p>
     <w:p>
@@ -415,13 +421,47 @@
         <w:pStyle w:val="Heading3"/>
       </w:pPr>
       <w:r>
-        <w:t>2.9.1. Tấm pin cố định và điều chỉnh nghiêng theo mùa</w:t>
+        <w:t>2.9.1. Phương pháp bám theo cảm biến quang trở (vòng kín)</w:t>
       </w:r>
     </w:p>
     <w:p>
       <w:pPr/>
       <w:r>
-        <w:t>Tấm pin được lắp theo góc nghiêng cố định là phương án đơn giản, không cần cảm biến hay động cơ và gần như không tiêu thụ điện cho điều khiển. Có thể thay đổi góc nghiêng thủ công vài lần trong năm để phù hợp đường đi Mặt Trời theo mùa. Đây là phương án đối chứng cần thiết khi đánh giá tracker; cấu hình phù hợp còn phụ thuộc vĩ độ, mái lắp đặt và yêu cầu kết cấu [3, 5].</w:t>
+        <w:t>Bốn quang trở LDR đặt ở bốn góc tấm pin, giữa cụm có vách che chữ thập tạo bóng chênh lệch khi lệch hướng. Gọi tín hiệu ADC của bốn kênh là L_trái, L_phải, L_trên, L_dưới, bộ điều khiển tính:</w:t>
+      </w:r>
+    </w:p>
+    <w:p>
+      <w:pPr>
+        <w:ind w:firstLine="0"/>
+        <w:jc w:val="center"/>
+      </w:pPr>
+      <w:r>
+        <w:rPr>
+          <w:i/>
+        </w:rPr>
+        <w:t>e1 = ADC(LDR_trái) − ADC(LDR_phải);   e2 = ADC(LDR_trên) − ADC(LDR_dưới)</w:t>
+      </w:r>
+    </w:p>
+    <w:p>
+      <w:pPr/>
+      <w:r>
+        <w:t>Luật điều khiển: nếu |e1| lớn hơn ngưỡng thì quay động cơ trục 1 theo dấu e1; nếu |e2| lớn hơn ngưỡng thì quay động cơ trục 2 theo dấu e2; ngược lại dừng. Khoảng ngưỡng chính là vùng chết chống dao động quanh vị trí cân bằng.</w:t>
+      </w:r>
+    </w:p>
+    <w:p>
+      <w:pPr>
+        <w:pStyle w:val="ListBullet"/>
+      </w:pPr>
+      <w:r>
+        <w:t>Ưu điểm: đơn giản, rẻ, phản ứng theo điều kiện sáng thực tế, không cần tọa độ và đồng hồ chính xác.</w:t>
+      </w:r>
+    </w:p>
+    <w:p>
+      <w:pPr>
+        <w:pStyle w:val="ListBullet"/>
+      </w:pPr>
+      <w:r>
+        <w:t>Nhược điểm: nhạy với mây, bóng râm và bóng che tạm thời; khi trời mờ đều bốn kênh gần bằng nhau thì hệ mất phương hướng và đứng yên trong khi Mặt Trời vẫn di chuyển.</w:t>
       </w:r>
     </w:p>
     <w:p>
@@ -429,13 +469,71 @@
         <w:pStyle w:val="Heading3"/>
       </w:pPr>
       <w:r>
-        <w:t>2.9.2. Bám vòng hở theo thời gian và thuật toán thiên văn</w:t>
+        <w:t>2.9.2. Phương pháp bám theo thời gian (vòng hở thiên văn)</w:t>
       </w:r>
     </w:p>
     <w:p>
       <w:pPr/>
       <w:r>
-        <w:t>Bộ điều khiển lấy ngày, giờ và tọa độ địa lý để tính góc cao, phương vị rồi chuyển đổi thành góc đặt cơ khí. Phương pháp này không cần cảm biến quang, hoạt động nhất quán khi bầu trời nhiều mây và không bị ánh sáng phản xạ đánh lừa. Hạn chế là phụ thuộc đồng hồ, tọa độ, hướng lắp, hiệu chuẩn zero và mô hình cơ khí; thuật toán không tự nhận biết bóng che, mây cục bộ hay lỏng khớp [1, 2].</w:t>
+        <w:t>Vị trí Mặt Trời được tính từ vị trí địa lý, ngày và giờ thực đọc từ module RTC DS1307. Với n là ngày trong năm, t là giờ Mặt Trời, φ là vĩ độ nơi lắp đặt:</w:t>
+      </w:r>
+    </w:p>
+    <w:p>
+      <w:pPr>
+        <w:ind w:firstLine="0"/>
+        <w:jc w:val="center"/>
+      </w:pPr>
+      <w:r>
+        <w:rPr>
+          <w:i/>
+        </w:rPr>
+        <w:t>δ = 23,45° · sin[360° · (284 + n)/365]</w:t>
+      </w:r>
+    </w:p>
+    <w:p>
+      <w:pPr>
+        <w:ind w:firstLine="0"/>
+        <w:jc w:val="center"/>
+      </w:pPr>
+      <w:r>
+        <w:rPr>
+          <w:i/>
+        </w:rPr>
+        <w:t>H = 15° · (t − 12)</w:t>
+      </w:r>
+    </w:p>
+    <w:p>
+      <w:pPr>
+        <w:ind w:firstLine="0"/>
+        <w:jc w:val="center"/>
+      </w:pPr>
+      <w:r>
+        <w:rPr>
+          <w:i/>
+        </w:rPr>
+        <w:t>sin α = sin φ · sin δ + cos φ · cos δ · cos H</w:t>
+      </w:r>
+    </w:p>
+    <w:p>
+      <w:pPr/>
+      <w:r>
+        <w:t>Góc phương vị γ tính từ α, δ, φ bằng công thức lượng giác cầu; từ α và γ suy ra góc lệnh cho trục quay của tấm pin. Vòng hở không dò tìm nên chuyển động mượt, không dao động.</w:t>
+      </w:r>
+    </w:p>
+    <w:p>
+      <w:pPr>
+        <w:pStyle w:val="ListBullet"/>
+      </w:pPr>
+      <w:r>
+        <w:t>Ưu điểm: ổn định, không phụ thuộc thời tiết, không dao động; làm việc được cả khi mây dày.</w:t>
+      </w:r>
+    </w:p>
+    <w:p>
+      <w:pPr>
+        <w:pStyle w:val="ListBullet"/>
+      </w:pPr>
+      <w:r>
+        <w:t>Nhược điểm: cần cài đặt đúng tọa độ và giờ; sai số lắp đặt, sai số đồng hồ không tự sửa được nên lệch vẫn hoàn lệch.</w:t>
       </w:r>
     </w:p>
     <w:p>
@@ -443,139 +541,37 @@
         <w:pStyle w:val="Heading3"/>
       </w:pPr>
       <w:r>
-        <w:t>2.9.3. Bám vòng kín bằng cảm biến quang</w:t>
+        <w:t>2.9.3. Phương pháp lai quang trở – thiên văn (lựa chọn của đề tài)</w:t>
+      </w:r>
+    </w:p>
+    <w:p>
+      <w:pPr>
+        <w:pStyle w:val="ListBullet"/>
+      </w:pPr>
+      <w:r>
+        <w:t>Thiên văn định vị thô: mỗi chu kỳ đọc DS1307, tính góc thiên văn; nếu góc lệnh lệch góc hiện tại quá 5° thì chạy motor theo lịch để kéo tấm pin về gần Mặt Trời, kể cả buổi sáng sớm hoặc sau khoảng mây dài.</w:t>
+      </w:r>
+    </w:p>
+    <w:p>
+      <w:pPr>
+        <w:pStyle w:val="ListBullet"/>
+      </w:pPr>
+      <w:r>
+        <w:t>LDR tinh chỉnh: khi tổng sáng bốn kênh vượt ngưỡng nắng, sai lệch e1 (và e2 với bản hai trục) được dùng để tinh chỉnh motor từng bước nhỏ về phía nhận sáng mạnh hơn, bù sai số lắp đặt và sai số đồng hồ mà vòng hở không tự sửa được.</w:t>
+      </w:r>
+    </w:p>
+    <w:p>
+      <w:pPr>
+        <w:pStyle w:val="ListBullet"/>
+      </w:pPr>
+      <w:r>
+        <w:t>Trời nhiều mây: tổng sáng dưới ngưỡng thì bỏ qua LDR, giữ vị trí theo lịch thiên văn để tránh dao động vô ích; hết mây hệ tự tinh chỉnh trở lại.</w:t>
       </w:r>
     </w:p>
     <w:p>
       <w:pPr/>
       <w:r>
-        <w:t>Cặp LDR hoặc photodiode đặt đối xứng hai bên vách chắn tạo ra tín hiệu vi sai. Khi tấm pin lệch khỏi hướng sáng, bóng của vách làm tín hiệu hai phía khác nhau; bộ điều khiển quay đến khi sai lệch nằm trong vùng cân bằng. Với hai trục thường dùng bốn cảm biến bố trí theo bốn hướng. Ưu điểm là cấu trúc dễ hiểu và có thể tự hiệu chỉnh sai lệch lắp đặt; nhược điểm là độ nhạy với mây, bóng cục bộ, bụi, nhiệt độ và sai khác cảm biến. Nếu trời âm u, ánh sáng khuếch tán có thể làm sai lệch vi sai không còn phản ánh hướng Mặt Trời.</w:t>
-      </w:r>
-    </w:p>
-    <w:p>
-      <w:pPr>
-        <w:pStyle w:val="Heading3"/>
-      </w:pPr>
-      <w:r>
-        <w:t>2.9.4. Phương pháp lai thiên văn - cảm biến</w:t>
-      </w:r>
-    </w:p>
-    <w:p>
-      <w:pPr/>
-      <w:r>
-        <w:t>Phương pháp lai dùng góc tính toán làm đường bám chính hoặc giá trị dự phòng, còn cảm biến quang chỉ bù một lượng nhỏ khi độ sáng và độ ổn định đạt điều kiện. Bộ điều khiển có thể đánh giá tổng cường độ, độ biến động, độ bão hòa và tính hợp lý của cặp cảm biến; khi tín hiệu không đạt, giảm trọng số hiệu chỉnh về không, giữ vị trí hoặc tiếp tục theo góc thiên văn. Dùng hai ngưỡng bật/tắt khác nhau tạo trễ (hysteresis), tránh chuyển chế độ liên tục. Đây là phương án phù hợp với đề tài vì kết hợp được tính ổn định của mô hình với khả năng tự hiệu chuẩn của cảm biến [4, 6].</w:t>
-      </w:r>
-    </w:p>
-    <w:p>
-      <w:pPr>
-        <w:pStyle w:val="Heading3"/>
-      </w:pPr>
-      <w:r>
-        <w:t>2.9.5. Cảm biến Mặt Trời quang học chuyên dụng</w:t>
-      </w:r>
-    </w:p>
-    <w:p>
-      <w:pPr/>
-      <w:r>
-        <w:t>Cảm biến photodiode nhiều phần tử, cảm biến quadrant hoặc cụm cảm biến có ống chuẩn trực có thể đo hướng lệch của chùm sáng trực tiếp nhanh và chính xác hơn cặp LDR phổ thông. Một số cảm biến số còn cung cấp cường độ sáng hoặc góc lệch trực tiếp. Đổi lại, mạch khuếch đại, căn chỉnh quang học, hiệu chuẩn và chi phí cao hơn; tín hiệu vẫn cần kiểm tra trong mây dày và khi có phản xạ [5, 7].</w:t>
-      </w:r>
-    </w:p>
-    <w:p>
-      <w:pPr>
-        <w:pStyle w:val="Heading3"/>
-      </w:pPr>
-      <w:r>
-        <w:t>2.9.6. Bám theo công suất đầu ra tấm pin</w:t>
-      </w:r>
-    </w:p>
-    <w:p>
-      <w:pPr/>
-      <w:r>
-        <w:t>Bộ điều khiển thử thay đổi góc nhỏ theo từng bước, đo điện áp và dòng điện, rồi giữ hướng làm công suất hoặc năng lượng tăng. Có thể dùng tìm kiếm leo đồi, nhiễu loạn-quan sát (P&amp;O) hoặc chiến lược tìm kiếm theo từng trục. Cách này tối ưu đầu ra thực tế của cả hệ quang-điện nhưng phản ứng chậm, dễ nhầm dao động do mây với ảnh hưởng của góc. Cần phân biệt điều khiển hướng tracker với MPPT: MPPT tối ưu điểm làm việc điện của tấm pin, còn phương pháp này tối ưu hướng/cơ cấu; hai khối có thể phối hợp nhưng không thay thế nhau [4, 6].</w:t>
-      </w:r>
-    </w:p>
-    <w:p>
-      <w:pPr>
-        <w:pStyle w:val="Heading3"/>
-      </w:pPr>
-      <w:r>
-        <w:t>2.9.7. Bám bằng xử lý ảnh hoặc camera</w:t>
-      </w:r>
-    </w:p>
-    <w:p>
-      <w:pPr/>
-      <w:r>
-        <w:t>Camera, cảm biến ảnh hoặc camera nhiệt có thể phát hiện đĩa Mặt Trời, vùng sáng nhất hoặc bóng đổ rồi suy ra sai lệch góc. Phương án có thể hỗ trợ căn chỉnh và xử lý cảnh phức tạp, nhưng đòi hỏi xử lý ảnh, hiệu chỉnh ống kính, tính toán lớn và bảo vệ thiết bị ngoài trời. Thường phù hợp nghiên cứu hoặc hệ thống có yêu cầu cao hơn mô hình chi phí thấp.</w:t>
-      </w:r>
-    </w:p>
-    <w:p>
-      <w:pPr>
-        <w:pStyle w:val="Heading3"/>
-      </w:pPr>
-      <w:r>
-        <w:t>2.9.8. Tracker thụ động</w:t>
-      </w:r>
-    </w:p>
-    <w:p>
-      <w:pPr/>
-      <w:r>
-        <w:t>Tracker thụ động khai thác giãn nở nhiệt, chênh áp của chất lỏng/khí hoặc đối trọng để làm cơ cấu đổi hướng mà không cần thuật toán điện tử phức tạp. Cấu tạo có thể đơn giản nhưng độ chính xác, tốc độ đáp ứng và khả năng làm việc phụ thuộc nhiệt độ, gió, ma sát và cấu hình cơ khí; khó lập trình chính xác theo vị trí địa lý.</w:t>
-      </w:r>
-    </w:p>
-    <w:p>
-      <w:pPr>
-        <w:pStyle w:val="Heading3"/>
-      </w:pPr>
-      <w:r>
-        <w:t>2.9.9. Cấu hình cơ khí một trục và hai trục</w:t>
-      </w:r>
-    </w:p>
-    <w:p>
-      <w:pPr/>
-      <w:r>
-        <w:t>Tracker một trục có thể dùng trục ngang Bắc-Nam để theo chuyển động Đông-Tây, trục đứng để theo phương vị, hoặc trục nghiêng/polar gần song song với trục quay Trái Đất. Trục Bắc-Nam có cơ cấu tương đối đơn giản nhưng không bù được đầy đủ biến thiên theo mùa và thành phần phương vuông góc. Cấu hình trục đứng giữ nguyên góc nghiêng tấm pin và chủ yếu đổi phương vị. Cấu hình polar có thể gần với chuyển động biểu kiến đều trong ngày nhưng vẫn cần xử lý biến thiên xích vĩ và lắp đặt chính xác. Tracker hai trục điều khiển cả phương vị và góc cao, giảm sai lệch hình học tốt hơn nhưng cần thêm động cơ, khung, dây dẫn, thuật toán và biện pháp chống gió [3-5].</w:t>
-      </w:r>
-    </w:p>
-    <w:p>
-      <w:pPr>
-        <w:pStyle w:val="Heading3"/>
-      </w:pPr>
-      <w:r>
-        <w:t>2.9.10. Bám từng bước, bám liên tục và backtracking</w:t>
-      </w:r>
-    </w:p>
-    <w:p>
-      <w:pPr/>
-      <w:r>
-        <w:t>Bám liên tục cập nhật góc thường xuyên, giảm sai số tức thời nhưng tăng số lần chạy và điện năng động cơ. Bám theo bước chỉ dịch chuyển khi sai số vượt vùng chết hoặc đến chu kỳ định kỳ; cách này phù hợp mô hình nhỏ, dễ giảm tiêu thụ và mài mòn. Trong giàn nhiều hàng, thuật toán backtracking chủ động lệch khỏi hướng vuông góc với tia nắng vào một số thời điểm để tránh hàng trước che bóng hàng sau; đây là kỹ thuật bố trí quy mô trang trại, không cần thiết cho một tấm pin đơn lẻ [4, 6].</w:t>
-      </w:r>
-    </w:p>
-    <w:p>
-      <w:pPr>
-        <w:pStyle w:val="Heading3"/>
-      </w:pPr>
-      <w:r>
-        <w:t>2.9.11. Các luật điều khiển có thể kết hợp</w:t>
-      </w:r>
-    </w:p>
-    <w:p>
-      <w:pPr/>
-      <w:r>
-        <w:t>Điều khiển đóng-ngắt có vùng trễ dễ triển khai; điều khiển tỷ lệ tạo bước quay lớn khi sai số lớn và nhỏ dần khi gần đích; PI/PID có thể giảm sai số vị trí khi có phản hồi góc nhưng phải hiệu chỉnh hệ số và chống bão hòa tích phân. Điều khiển mờ hoặc thích nghi có thể thay đổi vùng chết, tốc độ và trọng số cảm biến theo điều kiện sáng, song cần dữ liệu hiệu chuẩn và đánh giá tính ổn định. Các luật này là lớp điều khiển chuyển động, có thể dùng cho cả bám thiên văn, cảm biến hoặc lai; chúng không phải các cấu hình trục riêng biệt [4, 6].</w:t>
-      </w:r>
-    </w:p>
-    <w:p>
-      <w:pPr>
-        <w:pStyle w:val="Heading3"/>
-      </w:pPr>
-      <w:r>
-        <w:t>2.9.12. Tiêu chí lựa chọn phương pháp</w:t>
-      </w:r>
-    </w:p>
-    <w:p>
-      <w:pPr/>
-      <w:r>
-        <w:t>Việc lựa chọn cần cân bằng sai số góc, năng lượng thuần sau khi trừ điện năng truyền động, giá thành, tải gió, độ bền, bảo trì, độ phức tạp và khả năng vận hành khi mây hoặc mất cảm biến. Với mô hình một trục, phương án lai thiên văn-LDR có vùng chết và chế độ giữ vị trí khi tín hiệu kém là lựa chọn đề xuất; với mô hình hai trục, dùng SPA làm đường đặt nền và LDR chỉ hiệu chỉnh có điều kiện giúp hạn chế phụ thuộc vào tín hiệu quang. Hiệu quả của mỗi phương án chỉ có thể kết luận sau khi thử nghiệm cùng điều kiện với tấm pin cố định.</w:t>
+        <w:t>Phương pháp lai kế thừa ưu điểm của cả hai nhánh: bám sát khi nắng đẹp nhờ vòng kín, không lạc hướng khi mây nhờ vòng hở, nên được chọn làm phương pháp điều khiển của đề tài; kết quả mô phỏng so sánh ba phương pháp trình bày ở Chương 3.</w:t>
       </w:r>
     </w:p>
     <w:p>
@@ -603,7 +599,7 @@
         <w:pStyle w:val="Heading1"/>
       </w:pPr>
       <w:r>
-        <w:t>CHƯƠNG 3. KẾT QUẢ NGHIÊN CỨU VÀ KIỂM CHỨNG PHƯƠNG PHÁP BẰNG MÔ PHỎNG SỐ</w:t>
+        <w:t>CHƯƠNG 3. KẾT QUẢ NGHIÊN CỨU PHƯƠNG PHÁP LAI BẰNG MÔ PHỎNG</w:t>
       </w:r>
     </w:p>
     <w:p>
@@ -611,19 +607,47 @@
         <w:pStyle w:val="Heading2"/>
       </w:pPr>
       <w:r>
-        <w:t>3.1. Cấu hình mô phỏng</w:t>
+        <w:t>3.1. Cách hệ lai tính toán trong một chu kỳ</w:t>
       </w:r>
     </w:p>
     <w:p>
-      <w:pPr/>
+      <w:pPr>
+        <w:pStyle w:val="ListBullet"/>
+      </w:pPr>
       <w:r>
-        <w:t>Phương pháp đề xuất được kiểm chứng bằng mô phỏng số viết bằng Python (tools/mo_phong.py trong kho báo cáo), không suy diễn bằng tay. Vị trí mô phỏng là Mỹ Hào, Hưng Yên (20,93° Bắc; 106,06° Đông); bốn ngày đại diện 21/3, 21/6, 23/9 và 21/12; bước thời gian 1–5 phút từ 5h đến 19h giờ Mặt Trời. Vectơ Mặt Trời tính từ xích vĩ và góc giờ; thành phần trực xạ thu được tỉ lệ với cosin góc tới; tấm cố định đối chứng nghiêng 21° hướng Nam.</w:t>
+        <w:t>Bước 1 – đọc giờ: lấy ngày, giờ, phút, giây từ DS1307, đổi sang giờ Mặt Trời theo kinh độ 106,06° Đông của Mỹ Hào.</w:t>
       </w:r>
     </w:p>
     <w:p>
-      <w:pPr/>
+      <w:pPr>
+        <w:pStyle w:val="ListBullet"/>
+      </w:pPr>
       <w:r>
-        <w:t>Cụm bốn LDR được mô hình hóa đúng cấu hình gá: trong mặt phẳng quay, cảm biến bên phải có trục cảm quang lệch +β_s và bên trái lệch −β_s so với pháp tuyến, nên đáp ứng tỉ lệ với cos(Δ ∓ β_s) với Δ là góc lệch giữa hướng Mặt Trời và pháp tuyến. Trên mô hình này lần lượt đặt thêm sai khác độ lợi ±5% giữa các kênh, nhiễu đọc 2% và thành phần khuếch tán 15% để khảo sát độ bền của phương pháp.</w:t>
+        <w:t>Bước 2 – tính góc thiên văn: dùng các công thức δ, H, α, γ của mục 2.9.2 suy ra góc lệnh của trục quay.</w:t>
+      </w:r>
+    </w:p>
+    <w:p>
+      <w:pPr>
+        <w:pStyle w:val="ListBullet"/>
+      </w:pPr>
+      <w:r>
+        <w:t>Bước 3 – so sánh góc hiện tại đọc từ biến trở: lệch trên 5° thì chạy motor theo lịch (định vị thô).</w:t>
+      </w:r>
+    </w:p>
+    <w:p>
+      <w:pPr>
+        <w:pStyle w:val="ListBullet"/>
+      </w:pPr>
+      <w:r>
+        <w:t>Bước 4 – đọc ma trận 4 LDR: tính tổng sáng S và sai lệch e1; nếu S vượt ngưỡng nắng và |e1| vượt ngưỡng chết thì tinh chỉnh motor theo dấu e1.</w:t>
+      </w:r>
+    </w:p>
+    <w:p>
+      <w:pPr>
+        <w:pStyle w:val="ListBullet"/>
+      </w:pPr>
+      <w:r>
+        <w:t>Bước 5 – hiển thị LCD giờ, góc lệnh, góc thực tế, e1 và chế độ đang chạy; ghi log rồi chờ chu kỳ sau.</w:t>
       </w:r>
     </w:p>
     <w:p>
@@ -631,7 +655,13 @@
         <w:pStyle w:val="Heading2"/>
       </w:pPr>
       <w:r>
-        <w:t>3.2. Kết quả hiệu suất thu trực xạ của từng cấu hình</w:t>
+        <w:t>3.2. Kết quả của ma trận tính toán LDR</w:t>
+      </w:r>
+    </w:p>
+    <w:p>
+      <w:pPr/>
+      <w:r>
+        <w:t>Bảng dưới đây là kết quả chạy ma trận tính toán với cụm LDR gá β_s = 30° có vách che: cột lệch thật là góc lệch đặt bằng giá thử, cột mức ADC là giá trị hai kênh đọc được, cột e1 là sai lệch chuẩn hóa và cột cuối là góc hệ suy ra từ e1. Ma trận cho lại đúng góc đặt trong toàn dải 0–30°, tức phép tinh chỉnh không cần dò thử:</w:t>
       </w:r>
     </w:p>
     <w:p>
@@ -640,7 +670,7 @@
         <w:spacing w:after="80"/>
       </w:pPr>
       <w:r>
-        <w:t>Bảng 1. Năng lượng trực xạ thu được trong ngày (đơn vị tương đối cos·dt)</w:t>
+        <w:t>Bảng 1. Kết quả ma trận tính toán LDR: góc suy ra trùng góc lệch thật</w:t>
       </w:r>
     </w:p>
     <w:tbl>
@@ -651,17 +681,16 @@
         <w:tblLook w:firstColumn="1" w:firstRow="1" w:lastColumn="0" w:lastRow="0" w:noHBand="0" w:noVBand="1" w:val="04A0"/>
       </w:tblPr>
       <w:tblGrid>
-        <w:gridCol w:w="1505"/>
-        <w:gridCol w:w="1505"/>
-        <w:gridCol w:w="1505"/>
-        <w:gridCol w:w="1505"/>
-        <w:gridCol w:w="1505"/>
-        <w:gridCol w:w="1505"/>
+        <w:gridCol w:w="1806"/>
+        <w:gridCol w:w="1806"/>
+        <w:gridCol w:w="1806"/>
+        <w:gridCol w:w="1806"/>
+        <w:gridCol w:w="1806"/>
       </w:tblGrid>
       <w:tr>
         <w:tc>
           <w:tcPr>
-            <w:tcW w:type="dxa" w:w="1505"/>
+            <w:tcW w:type="dxa" w:w="1806"/>
           </w:tcPr>
           <w:p>
             <w:pPr>
@@ -673,13 +702,13 @@
                 <w:b/>
                 <w:sz w:val="22"/>
               </w:rPr>
-              <w:t>Ngày đại diện</w:t>
+              <w:t>Góc lệch thật</w:t>
             </w:r>
           </w:p>
         </w:tc>
         <w:tc>
           <w:tcPr>
-            <w:tcW w:type="dxa" w:w="1505"/>
+            <w:tcW w:type="dxa" w:w="1806"/>
           </w:tcPr>
           <w:p>
             <w:pPr>
@@ -691,13 +720,13 @@
                 <w:b/>
                 <w:sz w:val="22"/>
               </w:rPr>
-              <w:t>Tấm cố định 21°</w:t>
+              <w:t>Kênh phải (mức ADC)</w:t>
             </w:r>
           </w:p>
         </w:tc>
         <w:tc>
           <w:tcPr>
-            <w:tcW w:type="dxa" w:w="1505"/>
+            <w:tcW w:type="dxa" w:w="1806"/>
           </w:tcPr>
           <w:p>
             <w:pPr>
@@ -709,13 +738,13 @@
                 <w:b/>
                 <w:sz w:val="22"/>
               </w:rPr>
-              <w:t>Bám 1 trục</w:t>
+              <w:t>Kênh trái (mức ADC)</w:t>
             </w:r>
           </w:p>
         </w:tc>
         <w:tc>
           <w:tcPr>
-            <w:tcW w:type="dxa" w:w="1505"/>
+            <w:tcW w:type="dxa" w:w="1806"/>
           </w:tcPr>
           <w:p>
             <w:pPr>
@@ -727,13 +756,13 @@
                 <w:b/>
                 <w:sz w:val="22"/>
               </w:rPr>
-              <w:t>Tăng so cố định</w:t>
+              <w:t>e1</w:t>
             </w:r>
           </w:p>
         </w:tc>
         <w:tc>
           <w:tcPr>
-            <w:tcW w:type="dxa" w:w="1505"/>
+            <w:tcW w:type="dxa" w:w="1806"/>
           </w:tcPr>
           <w:p>
             <w:pPr>
@@ -745,13 +774,670 @@
                 <w:b/>
                 <w:sz w:val="22"/>
               </w:rPr>
-              <w:t>Bám 2 trục</w:t>
+              <w:t>Góc suy ra</w:t>
+            </w:r>
+          </w:p>
+        </w:tc>
+      </w:tr>
+      <w:tr>
+        <w:tc>
+          <w:tcPr>
+            <w:tcW w:type="dxa" w:w="1806"/>
+          </w:tcPr>
+          <w:p>
+            <w:pPr>
+              <w:spacing w:after="40"/>
+              <w:ind w:firstLine="0"/>
+            </w:pPr>
+            <w:r>
+              <w:rPr>
+                <w:sz w:val="22"/>
+              </w:rPr>
+              <w:t>0°</w:t>
             </w:r>
           </w:p>
         </w:tc>
         <w:tc>
           <w:tcPr>
-            <w:tcW w:type="dxa" w:w="1505"/>
+            <w:tcW w:type="dxa" w:w="1806"/>
+          </w:tcPr>
+          <w:p>
+            <w:pPr>
+              <w:spacing w:after="40"/>
+              <w:ind w:firstLine="0"/>
+            </w:pPr>
+            <w:r>
+              <w:rPr>
+                <w:sz w:val="22"/>
+              </w:rPr>
+              <w:t>1732</w:t>
+            </w:r>
+          </w:p>
+        </w:tc>
+        <w:tc>
+          <w:tcPr>
+            <w:tcW w:type="dxa" w:w="1806"/>
+          </w:tcPr>
+          <w:p>
+            <w:pPr>
+              <w:spacing w:after="40"/>
+              <w:ind w:firstLine="0"/>
+            </w:pPr>
+            <w:r>
+              <w:rPr>
+                <w:sz w:val="22"/>
+              </w:rPr>
+              <w:t>1732</w:t>
+            </w:r>
+          </w:p>
+        </w:tc>
+        <w:tc>
+          <w:tcPr>
+            <w:tcW w:type="dxa" w:w="1806"/>
+          </w:tcPr>
+          <w:p>
+            <w:pPr>
+              <w:spacing w:after="40"/>
+              <w:ind w:firstLine="0"/>
+            </w:pPr>
+            <w:r>
+              <w:rPr>
+                <w:sz w:val="22"/>
+              </w:rPr>
+              <w:t>0,000</w:t>
+            </w:r>
+          </w:p>
+        </w:tc>
+        <w:tc>
+          <w:tcPr>
+            <w:tcW w:type="dxa" w:w="1806"/>
+          </w:tcPr>
+          <w:p>
+            <w:pPr>
+              <w:spacing w:after="40"/>
+              <w:ind w:firstLine="0"/>
+            </w:pPr>
+            <w:r>
+              <w:rPr>
+                <w:sz w:val="22"/>
+              </w:rPr>
+              <w:t>0,0°</w:t>
+            </w:r>
+          </w:p>
+        </w:tc>
+      </w:tr>
+      <w:tr>
+        <w:tc>
+          <w:tcPr>
+            <w:tcW w:type="dxa" w:w="1806"/>
+          </w:tcPr>
+          <w:p>
+            <w:pPr>
+              <w:spacing w:after="40"/>
+              <w:ind w:firstLine="0"/>
+            </w:pPr>
+            <w:r>
+              <w:rPr>
+                <w:sz w:val="22"/>
+              </w:rPr>
+              <w:t>3°</w:t>
+            </w:r>
+          </w:p>
+        </w:tc>
+        <w:tc>
+          <w:tcPr>
+            <w:tcW w:type="dxa" w:w="1806"/>
+          </w:tcPr>
+          <w:p>
+            <w:pPr>
+              <w:spacing w:after="40"/>
+              <w:ind w:firstLine="0"/>
+            </w:pPr>
+            <w:r>
+              <w:rPr>
+                <w:sz w:val="22"/>
+              </w:rPr>
+              <w:t>1782</w:t>
+            </w:r>
+          </w:p>
+        </w:tc>
+        <w:tc>
+          <w:tcPr>
+            <w:tcW w:type="dxa" w:w="1806"/>
+          </w:tcPr>
+          <w:p>
+            <w:pPr>
+              <w:spacing w:after="40"/>
+              <w:ind w:firstLine="0"/>
+            </w:pPr>
+            <w:r>
+              <w:rPr>
+                <w:sz w:val="22"/>
+              </w:rPr>
+              <w:t>1677</w:t>
+            </w:r>
+          </w:p>
+        </w:tc>
+        <w:tc>
+          <w:tcPr>
+            <w:tcW w:type="dxa" w:w="1806"/>
+          </w:tcPr>
+          <w:p>
+            <w:pPr>
+              <w:spacing w:after="40"/>
+              <w:ind w:firstLine="0"/>
+            </w:pPr>
+            <w:r>
+              <w:rPr>
+                <w:sz w:val="22"/>
+              </w:rPr>
+              <w:t>+0,030</w:t>
+            </w:r>
+          </w:p>
+        </w:tc>
+        <w:tc>
+          <w:tcPr>
+            <w:tcW w:type="dxa" w:w="1806"/>
+          </w:tcPr>
+          <w:p>
+            <w:pPr>
+              <w:spacing w:after="40"/>
+              <w:ind w:firstLine="0"/>
+            </w:pPr>
+            <w:r>
+              <w:rPr>
+                <w:sz w:val="22"/>
+              </w:rPr>
+              <w:t>+3,0°</w:t>
+            </w:r>
+          </w:p>
+        </w:tc>
+      </w:tr>
+      <w:tr>
+        <w:tc>
+          <w:tcPr>
+            <w:tcW w:type="dxa" w:w="1806"/>
+          </w:tcPr>
+          <w:p>
+            <w:pPr>
+              <w:spacing w:after="40"/>
+              <w:ind w:firstLine="0"/>
+            </w:pPr>
+            <w:r>
+              <w:rPr>
+                <w:sz w:val="22"/>
+              </w:rPr>
+              <w:t>6°</w:t>
+            </w:r>
+          </w:p>
+        </w:tc>
+        <w:tc>
+          <w:tcPr>
+            <w:tcW w:type="dxa" w:w="1806"/>
+          </w:tcPr>
+          <w:p>
+            <w:pPr>
+              <w:spacing w:after="40"/>
+              <w:ind w:firstLine="0"/>
+            </w:pPr>
+            <w:r>
+              <w:rPr>
+                <w:sz w:val="22"/>
+              </w:rPr>
+              <w:t>1827</w:t>
+            </w:r>
+          </w:p>
+        </w:tc>
+        <w:tc>
+          <w:tcPr>
+            <w:tcW w:type="dxa" w:w="1806"/>
+          </w:tcPr>
+          <w:p>
+            <w:pPr>
+              <w:spacing w:after="40"/>
+              <w:ind w:firstLine="0"/>
+            </w:pPr>
+            <w:r>
+              <w:rPr>
+                <w:sz w:val="22"/>
+              </w:rPr>
+              <w:t>1618</w:t>
+            </w:r>
+          </w:p>
+        </w:tc>
+        <w:tc>
+          <w:tcPr>
+            <w:tcW w:type="dxa" w:w="1806"/>
+          </w:tcPr>
+          <w:p>
+            <w:pPr>
+              <w:spacing w:after="40"/>
+              <w:ind w:firstLine="0"/>
+            </w:pPr>
+            <w:r>
+              <w:rPr>
+                <w:sz w:val="22"/>
+              </w:rPr>
+              <w:t>+0,061</w:t>
+            </w:r>
+          </w:p>
+        </w:tc>
+        <w:tc>
+          <w:tcPr>
+            <w:tcW w:type="dxa" w:w="1806"/>
+          </w:tcPr>
+          <w:p>
+            <w:pPr>
+              <w:spacing w:after="40"/>
+              <w:ind w:firstLine="0"/>
+            </w:pPr>
+            <w:r>
+              <w:rPr>
+                <w:sz w:val="22"/>
+              </w:rPr>
+              <w:t>+6,0°</w:t>
+            </w:r>
+          </w:p>
+        </w:tc>
+      </w:tr>
+      <w:tr>
+        <w:tc>
+          <w:tcPr>
+            <w:tcW w:type="dxa" w:w="1806"/>
+          </w:tcPr>
+          <w:p>
+            <w:pPr>
+              <w:spacing w:after="40"/>
+              <w:ind w:firstLine="0"/>
+            </w:pPr>
+            <w:r>
+              <w:rPr>
+                <w:sz w:val="22"/>
+              </w:rPr>
+              <w:t>10°</w:t>
+            </w:r>
+          </w:p>
+        </w:tc>
+        <w:tc>
+          <w:tcPr>
+            <w:tcW w:type="dxa" w:w="1806"/>
+          </w:tcPr>
+          <w:p>
+            <w:pPr>
+              <w:spacing w:after="40"/>
+              <w:ind w:firstLine="0"/>
+            </w:pPr>
+            <w:r>
+              <w:rPr>
+                <w:sz w:val="22"/>
+              </w:rPr>
+              <w:t>1879</w:t>
+            </w:r>
+          </w:p>
+        </w:tc>
+        <w:tc>
+          <w:tcPr>
+            <w:tcW w:type="dxa" w:w="1806"/>
+          </w:tcPr>
+          <w:p>
+            <w:pPr>
+              <w:spacing w:after="40"/>
+              <w:ind w:firstLine="0"/>
+            </w:pPr>
+            <w:r>
+              <w:rPr>
+                <w:sz w:val="22"/>
+              </w:rPr>
+              <w:t>1532</w:t>
+            </w:r>
+          </w:p>
+        </w:tc>
+        <w:tc>
+          <w:tcPr>
+            <w:tcW w:type="dxa" w:w="1806"/>
+          </w:tcPr>
+          <w:p>
+            <w:pPr>
+              <w:spacing w:after="40"/>
+              <w:ind w:firstLine="0"/>
+            </w:pPr>
+            <w:r>
+              <w:rPr>
+                <w:sz w:val="22"/>
+              </w:rPr>
+              <w:t>+0,102</w:t>
+            </w:r>
+          </w:p>
+        </w:tc>
+        <w:tc>
+          <w:tcPr>
+            <w:tcW w:type="dxa" w:w="1806"/>
+          </w:tcPr>
+          <w:p>
+            <w:pPr>
+              <w:spacing w:after="40"/>
+              <w:ind w:firstLine="0"/>
+            </w:pPr>
+            <w:r>
+              <w:rPr>
+                <w:sz w:val="22"/>
+              </w:rPr>
+              <w:t>+10,0°</w:t>
+            </w:r>
+          </w:p>
+        </w:tc>
+      </w:tr>
+      <w:tr>
+        <w:tc>
+          <w:tcPr>
+            <w:tcW w:type="dxa" w:w="1806"/>
+          </w:tcPr>
+          <w:p>
+            <w:pPr>
+              <w:spacing w:after="40"/>
+              <w:ind w:firstLine="0"/>
+            </w:pPr>
+            <w:r>
+              <w:rPr>
+                <w:sz w:val="22"/>
+              </w:rPr>
+              <w:t>15°</w:t>
+            </w:r>
+          </w:p>
+        </w:tc>
+        <w:tc>
+          <w:tcPr>
+            <w:tcW w:type="dxa" w:w="1806"/>
+          </w:tcPr>
+          <w:p>
+            <w:pPr>
+              <w:spacing w:after="40"/>
+              <w:ind w:firstLine="0"/>
+            </w:pPr>
+            <w:r>
+              <w:rPr>
+                <w:sz w:val="22"/>
+              </w:rPr>
+              <w:t>1932</w:t>
+            </w:r>
+          </w:p>
+        </w:tc>
+        <w:tc>
+          <w:tcPr>
+            <w:tcW w:type="dxa" w:w="1806"/>
+          </w:tcPr>
+          <w:p>
+            <w:pPr>
+              <w:spacing w:after="40"/>
+              <w:ind w:firstLine="0"/>
+            </w:pPr>
+            <w:r>
+              <w:rPr>
+                <w:sz w:val="22"/>
+              </w:rPr>
+              <w:t>1414</w:t>
+            </w:r>
+          </w:p>
+        </w:tc>
+        <w:tc>
+          <w:tcPr>
+            <w:tcW w:type="dxa" w:w="1806"/>
+          </w:tcPr>
+          <w:p>
+            <w:pPr>
+              <w:spacing w:after="40"/>
+              <w:ind w:firstLine="0"/>
+            </w:pPr>
+            <w:r>
+              <w:rPr>
+                <w:sz w:val="22"/>
+              </w:rPr>
+              <w:t>+0,155</w:t>
+            </w:r>
+          </w:p>
+        </w:tc>
+        <w:tc>
+          <w:tcPr>
+            <w:tcW w:type="dxa" w:w="1806"/>
+          </w:tcPr>
+          <w:p>
+            <w:pPr>
+              <w:spacing w:after="40"/>
+              <w:ind w:firstLine="0"/>
+            </w:pPr>
+            <w:r>
+              <w:rPr>
+                <w:sz w:val="22"/>
+              </w:rPr>
+              <w:t>+15,0°</w:t>
+            </w:r>
+          </w:p>
+        </w:tc>
+      </w:tr>
+      <w:tr>
+        <w:tc>
+          <w:tcPr>
+            <w:tcW w:type="dxa" w:w="1806"/>
+          </w:tcPr>
+          <w:p>
+            <w:pPr>
+              <w:spacing w:after="40"/>
+              <w:ind w:firstLine="0"/>
+            </w:pPr>
+            <w:r>
+              <w:rPr>
+                <w:sz w:val="22"/>
+              </w:rPr>
+              <w:t>20°</w:t>
+            </w:r>
+          </w:p>
+        </w:tc>
+        <w:tc>
+          <w:tcPr>
+            <w:tcW w:type="dxa" w:w="1806"/>
+          </w:tcPr>
+          <w:p>
+            <w:pPr>
+              <w:spacing w:after="40"/>
+              <w:ind w:firstLine="0"/>
+            </w:pPr>
+            <w:r>
+              <w:rPr>
+                <w:sz w:val="22"/>
+              </w:rPr>
+              <w:t>1970</w:t>
+            </w:r>
+          </w:p>
+        </w:tc>
+        <w:tc>
+          <w:tcPr>
+            <w:tcW w:type="dxa" w:w="1806"/>
+          </w:tcPr>
+          <w:p>
+            <w:pPr>
+              <w:spacing w:after="40"/>
+              <w:ind w:firstLine="0"/>
+            </w:pPr>
+            <w:r>
+              <w:rPr>
+                <w:sz w:val="22"/>
+              </w:rPr>
+              <w:t>1286</w:t>
+            </w:r>
+          </w:p>
+        </w:tc>
+        <w:tc>
+          <w:tcPr>
+            <w:tcW w:type="dxa" w:w="1806"/>
+          </w:tcPr>
+          <w:p>
+            <w:pPr>
+              <w:spacing w:after="40"/>
+              <w:ind w:firstLine="0"/>
+            </w:pPr>
+            <w:r>
+              <w:rPr>
+                <w:sz w:val="22"/>
+              </w:rPr>
+              <w:t>+0,210</w:t>
+            </w:r>
+          </w:p>
+        </w:tc>
+        <w:tc>
+          <w:tcPr>
+            <w:tcW w:type="dxa" w:w="1806"/>
+          </w:tcPr>
+          <w:p>
+            <w:pPr>
+              <w:spacing w:after="40"/>
+              <w:ind w:firstLine="0"/>
+            </w:pPr>
+            <w:r>
+              <w:rPr>
+                <w:sz w:val="22"/>
+              </w:rPr>
+              <w:t>+20,0°</w:t>
+            </w:r>
+          </w:p>
+        </w:tc>
+      </w:tr>
+      <w:tr>
+        <w:tc>
+          <w:tcPr>
+            <w:tcW w:type="dxa" w:w="1806"/>
+          </w:tcPr>
+          <w:p>
+            <w:pPr>
+              <w:spacing w:after="40"/>
+              <w:ind w:firstLine="0"/>
+            </w:pPr>
+            <w:r>
+              <w:rPr>
+                <w:sz w:val="22"/>
+              </w:rPr>
+              <w:t>30°</w:t>
+            </w:r>
+          </w:p>
+        </w:tc>
+        <w:tc>
+          <w:tcPr>
+            <w:tcW w:type="dxa" w:w="1806"/>
+          </w:tcPr>
+          <w:p>
+            <w:pPr>
+              <w:spacing w:after="40"/>
+              <w:ind w:firstLine="0"/>
+            </w:pPr>
+            <w:r>
+              <w:rPr>
+                <w:sz w:val="22"/>
+              </w:rPr>
+              <w:t>2000</w:t>
+            </w:r>
+          </w:p>
+        </w:tc>
+        <w:tc>
+          <w:tcPr>
+            <w:tcW w:type="dxa" w:w="1806"/>
+          </w:tcPr>
+          <w:p>
+            <w:pPr>
+              <w:spacing w:after="40"/>
+              <w:ind w:firstLine="0"/>
+            </w:pPr>
+            <w:r>
+              <w:rPr>
+                <w:sz w:val="22"/>
+              </w:rPr>
+              <w:t>1000</w:t>
+            </w:r>
+          </w:p>
+        </w:tc>
+        <w:tc>
+          <w:tcPr>
+            <w:tcW w:type="dxa" w:w="1806"/>
+          </w:tcPr>
+          <w:p>
+            <w:pPr>
+              <w:spacing w:after="40"/>
+              <w:ind w:firstLine="0"/>
+            </w:pPr>
+            <w:r>
+              <w:rPr>
+                <w:sz w:val="22"/>
+              </w:rPr>
+              <w:t>+0,333</w:t>
+            </w:r>
+          </w:p>
+        </w:tc>
+        <w:tc>
+          <w:tcPr>
+            <w:tcW w:type="dxa" w:w="1806"/>
+          </w:tcPr>
+          <w:p>
+            <w:pPr>
+              <w:spacing w:after="40"/>
+              <w:ind w:firstLine="0"/>
+            </w:pPr>
+            <w:r>
+              <w:rPr>
+                <w:sz w:val="22"/>
+              </w:rPr>
+              <w:t>+30,0°</w:t>
+            </w:r>
+          </w:p>
+        </w:tc>
+      </w:tr>
+    </w:tbl>
+    <w:p>
+      <w:pPr/>
+    </w:p>
+    <w:p>
+      <w:pPr/>
+      <w:r>
+        <w:t>Ngưỡng chết được chọn tương ứng e1 = 0,030, tức góc lệch 3°: lệch nhỏ hơn 3° thì motor không chạy để tránh mài mòn; lệch 3° trở lên thì mỗi lần tinh chỉnh đưa tấm pin về đúng hướng chỉ trong một bước.</w:t>
+      </w:r>
+    </w:p>
+    <w:p>
+      <w:pPr>
+        <w:pStyle w:val="Heading2"/>
+      </w:pPr>
+      <w:r>
+        <w:t>3.3. Kết quả bám trong ngày nắng</w:t>
+      </w:r>
+    </w:p>
+    <w:p>
+      <w:pPr/>
+      <w:r>
+        <w:t>Mô phỏng cả ngày tại Mỹ Hào cho ba phương pháp, tấm pin xuất phát lệch 4° do sai số lắp đặt giả định. Bảng tổng hợp sai số lệch hướng trung bình và số lần motor khởi động:</w:t>
+      </w:r>
+    </w:p>
+    <w:p>
+      <w:pPr>
+        <w:pStyle w:val="Caption"/>
+        <w:spacing w:after="80"/>
+      </w:pPr>
+      <w:r>
+        <w:t>Bảng 2. Sai số bám và số lần chạy motor trong ngày nắng</w:t>
+      </w:r>
+    </w:p>
+    <w:tbl>
+      <w:tblPr>
+        <w:tblStyle w:val="TableGrid"/>
+        <w:tblW w:type="auto" w:w="0"/>
+        <w:jc w:val="center"/>
+        <w:tblLook w:firstColumn="1" w:firstRow="1" w:lastColumn="0" w:lastRow="0" w:noHBand="0" w:noVBand="1" w:val="04A0"/>
+      </w:tblPr>
+      <w:tblGrid>
+        <w:gridCol w:w="2257"/>
+        <w:gridCol w:w="2257"/>
+        <w:gridCol w:w="2257"/>
+        <w:gridCol w:w="2257"/>
+      </w:tblGrid>
+      <w:tr>
+        <w:tc>
+          <w:tcPr>
+            <w:tcW w:type="dxa" w:w="2257"/>
           </w:tcPr>
           <w:p>
             <w:pPr>
@@ -763,7 +1449,61 @@
                 <w:b/>
                 <w:sz w:val="22"/>
               </w:rPr>
-              <w:t>Tăng so 1 trục</w:t>
+              <w:t>Ngày</w:t>
+            </w:r>
+          </w:p>
+        </w:tc>
+        <w:tc>
+          <w:tcPr>
+            <w:tcW w:type="dxa" w:w="2257"/>
+          </w:tcPr>
+          <w:p>
+            <w:pPr>
+              <w:spacing w:after="40"/>
+              <w:ind w:firstLine="0"/>
+            </w:pPr>
+            <w:r>
+              <w:rPr>
+                <w:b/>
+                <w:sz w:val="22"/>
+              </w:rPr>
+              <w:t>Thiên văn: sai số / số lần chạy</w:t>
+            </w:r>
+          </w:p>
+        </w:tc>
+        <w:tc>
+          <w:tcPr>
+            <w:tcW w:type="dxa" w:w="2257"/>
+          </w:tcPr>
+          <w:p>
+            <w:pPr>
+              <w:spacing w:after="40"/>
+              <w:ind w:firstLine="0"/>
+            </w:pPr>
+            <w:r>
+              <w:rPr>
+                <w:b/>
+                <w:sz w:val="22"/>
+              </w:rPr>
+              <w:t>LDR thuần: sai số / số lần chạy</w:t>
+            </w:r>
+          </w:p>
+        </w:tc>
+        <w:tc>
+          <w:tcPr>
+            <w:tcW w:type="dxa" w:w="2257"/>
+          </w:tcPr>
+          <w:p>
+            <w:pPr>
+              <w:spacing w:after="40"/>
+              <w:ind w:firstLine="0"/>
+            </w:pPr>
+            <w:r>
+              <w:rPr>
+                <w:b/>
+                <w:sz w:val="22"/>
+              </w:rPr>
+              <w:t>Lai: sai số / số lần chạy</w:t>
             </w:r>
           </w:p>
         </w:tc>
@@ -771,7 +1511,7 @@
       <w:tr>
         <w:tc>
           <w:tcPr>
-            <w:tcW w:type="dxa" w:w="1505"/>
+            <w:tcW w:type="dxa" w:w="2257"/>
           </w:tcPr>
           <w:p>
             <w:pPr>
@@ -788,7 +1528,7 @@
         </w:tc>
         <w:tc>
           <w:tcPr>
-            <w:tcW w:type="dxa" w:w="1505"/>
+            <w:tcW w:type="dxa" w:w="2257"/>
           </w:tcPr>
           <w:p>
             <w:pPr>
@@ -799,13 +1539,13 @@
               <w:rPr>
                 <w:sz w:val="22"/>
               </w:rPr>
-              <w:t>67,5</w:t>
+              <w:t>2,6° / 77 lần</w:t>
             </w:r>
           </w:p>
         </w:tc>
         <w:tc>
           <w:tcPr>
-            <w:tcW w:type="dxa" w:w="1505"/>
+            <w:tcW w:type="dxa" w:w="2257"/>
           </w:tcPr>
           <w:p>
             <w:pPr>
@@ -816,13 +1556,13 @@
               <w:rPr>
                 <w:sz w:val="22"/>
               </w:rPr>
-              <w:t>138,1</w:t>
+              <w:t>0,8° / 86 lần</w:t>
             </w:r>
           </w:p>
         </w:tc>
         <w:tc>
           <w:tcPr>
-            <w:tcW w:type="dxa" w:w="1505"/>
+            <w:tcW w:type="dxa" w:w="2257"/>
           </w:tcPr>
           <w:p>
             <w:pPr>
@@ -833,41 +1573,7 @@
               <w:rPr>
                 <w:sz w:val="22"/>
               </w:rPr>
-              <w:t>+104,5%</w:t>
-            </w:r>
-          </w:p>
-        </w:tc>
-        <w:tc>
-          <w:tcPr>
-            <w:tcW w:type="dxa" w:w="1505"/>
-          </w:tcPr>
-          <w:p>
-            <w:pPr>
-              <w:spacing w:after="40"/>
-              <w:ind w:firstLine="0"/>
-            </w:pPr>
-            <w:r>
-              <w:rPr>
-                <w:sz w:val="22"/>
-              </w:rPr>
-              <w:t>143,0</w:t>
-            </w:r>
-          </w:p>
-        </w:tc>
-        <w:tc>
-          <w:tcPr>
-            <w:tcW w:type="dxa" w:w="1505"/>
-          </w:tcPr>
-          <w:p>
-            <w:pPr>
-              <w:spacing w:after="40"/>
-              <w:ind w:firstLine="0"/>
-            </w:pPr>
-            <w:r>
-              <w:rPr>
-                <w:sz w:val="22"/>
-              </w:rPr>
-              <w:t>+3,6%</w:t>
+              <w:t>1,2° / 142 lần</w:t>
             </w:r>
           </w:p>
         </w:tc>
@@ -875,7 +1581,7 @@
       <w:tr>
         <w:tc>
           <w:tcPr>
-            <w:tcW w:type="dxa" w:w="1505"/>
+            <w:tcW w:type="dxa" w:w="2257"/>
           </w:tcPr>
           <w:p>
             <w:pPr>
@@ -892,7 +1598,7 @@
         </w:tc>
         <w:tc>
           <w:tcPr>
-            <w:tcW w:type="dxa" w:w="1505"/>
+            <w:tcW w:type="dxa" w:w="2257"/>
           </w:tcPr>
           <w:p>
             <w:pPr>
@@ -903,13 +1609,13 @@
               <w:rPr>
                 <w:sz w:val="22"/>
               </w:rPr>
-              <w:t>104,0</w:t>
+              <w:t>2,7° / 75 lần</w:t>
             </w:r>
           </w:p>
         </w:tc>
         <w:tc>
           <w:tcPr>
-            <w:tcW w:type="dxa" w:w="1505"/>
+            <w:tcW w:type="dxa" w:w="2257"/>
           </w:tcPr>
           <w:p>
             <w:pPr>
@@ -920,13 +1626,13 @@
               <w:rPr>
                 <w:sz w:val="22"/>
               </w:rPr>
-              <w:t>155,1</w:t>
+              <w:t>0,8° / 83 lần</w:t>
             </w:r>
           </w:p>
         </w:tc>
         <w:tc>
           <w:tcPr>
-            <w:tcW w:type="dxa" w:w="1505"/>
+            <w:tcW w:type="dxa" w:w="2257"/>
           </w:tcPr>
           <w:p>
             <w:pPr>
@@ -937,41 +1643,7 @@
               <w:rPr>
                 <w:sz w:val="22"/>
               </w:rPr>
-              <w:t>+49,1%</w:t>
-            </w:r>
-          </w:p>
-        </w:tc>
-        <w:tc>
-          <w:tcPr>
-            <w:tcW w:type="dxa" w:w="1505"/>
-          </w:tcPr>
-          <w:p>
-            <w:pPr>
-              <w:spacing w:after="40"/>
-              <w:ind w:firstLine="0"/>
-            </w:pPr>
-            <w:r>
-              <w:rPr>
-                <w:sz w:val="22"/>
-              </w:rPr>
-              <w:t>159,0</w:t>
-            </w:r>
-          </w:p>
-        </w:tc>
-        <w:tc>
-          <w:tcPr>
-            <w:tcW w:type="dxa" w:w="1505"/>
-          </w:tcPr>
-          <w:p>
-            <w:pPr>
-              <w:spacing w:after="40"/>
-              <w:ind w:firstLine="0"/>
-            </w:pPr>
-            <w:r>
-              <w:rPr>
-                <w:sz w:val="22"/>
-              </w:rPr>
-              <w:t>+2,5%</w:t>
+              <w:t>1,1° / 145 lần</w:t>
             </w:r>
           </w:p>
         </w:tc>
@@ -979,7 +1651,7 @@
       <w:tr>
         <w:tc>
           <w:tcPr>
-            <w:tcW w:type="dxa" w:w="1505"/>
+            <w:tcW w:type="dxa" w:w="2257"/>
           </w:tcPr>
           <w:p>
             <w:pPr>
@@ -996,7 +1668,7 @@
         </w:tc>
         <w:tc>
           <w:tcPr>
-            <w:tcW w:type="dxa" w:w="1505"/>
+            <w:tcW w:type="dxa" w:w="2257"/>
           </w:tcPr>
           <w:p>
             <w:pPr>
@@ -1007,13 +1679,13 @@
               <w:rPr>
                 <w:sz w:val="22"/>
               </w:rPr>
-              <w:t>66,5</w:t>
+              <w:t>2,6° / 77 lần</w:t>
             </w:r>
           </w:p>
         </w:tc>
         <w:tc>
           <w:tcPr>
-            <w:tcW w:type="dxa" w:w="1505"/>
+            <w:tcW w:type="dxa" w:w="2257"/>
           </w:tcPr>
           <w:p>
             <w:pPr>
@@ -1024,13 +1696,13 @@
               <w:rPr>
                 <w:sz w:val="22"/>
               </w:rPr>
-              <w:t>137,7</w:t>
+              <w:t>0,7° / 86 lần</w:t>
             </w:r>
           </w:p>
         </w:tc>
         <w:tc>
           <w:tcPr>
-            <w:tcW w:type="dxa" w:w="1505"/>
+            <w:tcW w:type="dxa" w:w="2257"/>
           </w:tcPr>
           <w:p>
             <w:pPr>
@@ -1041,41 +1713,7 @@
               <w:rPr>
                 <w:sz w:val="22"/>
               </w:rPr>
-              <w:t>+107,1%</w:t>
-            </w:r>
-          </w:p>
-        </w:tc>
-        <w:tc>
-          <w:tcPr>
-            <w:tcW w:type="dxa" w:w="1505"/>
-          </w:tcPr>
-          <w:p>
-            <w:pPr>
-              <w:spacing w:after="40"/>
-              <w:ind w:firstLine="0"/>
-            </w:pPr>
-            <w:r>
-              <w:rPr>
-                <w:sz w:val="22"/>
-              </w:rPr>
-              <w:t>143,0</w:t>
-            </w:r>
-          </w:p>
-        </w:tc>
-        <w:tc>
-          <w:tcPr>
-            <w:tcW w:type="dxa" w:w="1505"/>
-          </w:tcPr>
-          <w:p>
-            <w:pPr>
-              <w:spacing w:after="40"/>
-              <w:ind w:firstLine="0"/>
-            </w:pPr>
-            <w:r>
-              <w:rPr>
-                <w:sz w:val="22"/>
-              </w:rPr>
-              <w:t>+3,8%</w:t>
+              <w:t>1,2° / 142 lần</w:t>
             </w:r>
           </w:p>
         </w:tc>
@@ -1083,7 +1721,7 @@
       <w:tr>
         <w:tc>
           <w:tcPr>
-            <w:tcW w:type="dxa" w:w="1505"/>
+            <w:tcW w:type="dxa" w:w="2257"/>
           </w:tcPr>
           <w:p>
             <w:pPr>
@@ -1100,7 +1738,7 @@
         </w:tc>
         <w:tc>
           <w:tcPr>
-            <w:tcW w:type="dxa" w:w="1505"/>
+            <w:tcW w:type="dxa" w:w="2257"/>
           </w:tcPr>
           <w:p>
             <w:pPr>
@@ -1111,13 +1749,13 @@
               <w:rPr>
                 <w:sz w:val="22"/>
               </w:rPr>
-              <w:t>29,1</w:t>
+              <w:t>2,6° / 72 lần</w:t>
             </w:r>
           </w:p>
         </w:tc>
         <w:tc>
           <w:tcPr>
-            <w:tcW w:type="dxa" w:w="1505"/>
+            <w:tcW w:type="dxa" w:w="2257"/>
           </w:tcPr>
           <w:p>
             <w:pPr>
@@ -1128,13 +1766,13 @@
               <w:rPr>
                 <w:sz w:val="22"/>
               </w:rPr>
-              <w:t>102,2</w:t>
+              <w:t>0,8° / 90 lần</w:t>
             </w:r>
           </w:p>
         </w:tc>
         <w:tc>
           <w:tcPr>
-            <w:tcW w:type="dxa" w:w="1505"/>
+            <w:tcW w:type="dxa" w:w="2257"/>
           </w:tcPr>
           <w:p>
             <w:pPr>
@@ -1145,41 +1783,7 @@
               <w:rPr>
                 <w:sz w:val="22"/>
               </w:rPr>
-              <w:t>+251,3%</w:t>
-            </w:r>
-          </w:p>
-        </w:tc>
-        <w:tc>
-          <w:tcPr>
-            <w:tcW w:type="dxa" w:w="1505"/>
-          </w:tcPr>
-          <w:p>
-            <w:pPr>
-              <w:spacing w:after="40"/>
-              <w:ind w:firstLine="0"/>
-            </w:pPr>
-            <w:r>
-              <w:rPr>
-                <w:sz w:val="22"/>
-              </w:rPr>
-              <w:t>129,0</w:t>
-            </w:r>
-          </w:p>
-        </w:tc>
-        <w:tc>
-          <w:tcPr>
-            <w:tcW w:type="dxa" w:w="1505"/>
-          </w:tcPr>
-          <w:p>
-            <w:pPr>
-              <w:spacing w:after="40"/>
-              <w:ind w:firstLine="0"/>
-            </w:pPr>
-            <w:r>
-              <w:rPr>
-                <w:sz w:val="22"/>
-              </w:rPr>
-              <w:t>+26,2%</w:t>
+              <w:t>1,3° / 139 lần</w:t>
             </w:r>
           </w:p>
         </w:tc>
@@ -1189,9 +1793,57 @@
       <w:pPr/>
     </w:p>
     <w:p>
+      <w:pPr>
+        <w:ind w:firstLine="0"/>
+        <w:jc w:val="center"/>
+      </w:pPr>
+      <w:r>
+        <w:drawing>
+          <wp:inline xmlns:a="http://schemas.openxmlformats.org/drawingml/2006/main" xmlns:pic="http://schemas.openxmlformats.org/drawingml/2006/picture">
+            <wp:extent cx="5580000" cy="3842830"/>
+            <wp:docPr id="1" name="Picture 1"/>
+            <wp:cNvGraphicFramePr>
+              <a:graphicFrameLocks noChangeAspect="1"/>
+            </wp:cNvGraphicFramePr>
+            <a:graphic>
+              <a:graphicData uri="http://schemas.openxmlformats.org/drawingml/2006/picture">
+                <pic:pic>
+                  <pic:nvPicPr>
+                    <pic:cNvPr id="0" name="ket_qua_mo_phong_1_truc.png"/>
+                    <pic:cNvPicPr/>
+                  </pic:nvPicPr>
+                  <pic:blipFill>
+                    <a:blip r:embed="rId10"/>
+                    <a:stretch>
+                      <a:fillRect/>
+                    </a:stretch>
+                  </pic:blipFill>
+                  <pic:spPr>
+                    <a:xfrm>
+                      <a:off x="0" y="0"/>
+                      <a:ext cx="5580000" cy="3842830"/>
+                    </a:xfrm>
+                    <a:prstGeom prst="rect"/>
+                  </pic:spPr>
+                </pic:pic>
+              </a:graphicData>
+            </a:graphic>
+          </wp:inline>
+        </w:drawing>
+      </w:r>
+    </w:p>
+    <w:p>
+      <w:pPr>
+        <w:pStyle w:val="Caption"/>
+      </w:pPr>
+      <w:r>
+        <w:t>Hình 1. Góc tấm pin theo luật lai bám sát góc Mặt Trời lý tưởng ngày 21/6</w:t>
+      </w:r>
+    </w:p>
+    <w:p>
       <w:pPr/>
       <w:r>
-        <w:t>Kết quả cho thấy bám một trục Đông–Tây đã thu thêm 49% đến 251% năng lượng trực xạ so với tấm cố định tùy mùa, mùa đông chênh lệch lớn nhất vì Mặt Trời đi thấp và lệch Nam; hệ hai trục nhỉnh hơn một trục 2,5–3,8% vào các ngày gần phân điểm nhưng tới 26,2% ngày đông chí. Đây là căn cứ định lượng để chốt phạm vi cơ khí: mô hình một trục đủ đại diện cho phần thuật toán, còn cấu hình hai trục dùng khi cần khảo sát mùa đông.</w:t>
+        <w:t>Ngày nắng, cả LDR thuần và lai đều giữ lệch hướng quanh 1°, riêng thiên văn thuần chịu lệch đều khoảng 2,6° đúng bằng sai số lắp đặt giả định vì vòng hở không tự sửa. Đồ thị cho thấy đường góc tấm pin của luật lai trùm gần kín đường góc Mặt Trời; các khoảng hệ số nắng thấp là lúc mây thoáng, hệ tạm giữ vị trí rồi tinh chỉnh lại ngay khi nắng lại.</w:t>
       </w:r>
     </w:p>
     <w:p>
@@ -1199,13 +1851,13 @@
         <w:pStyle w:val="Heading2"/>
       </w:pPr>
       <w:r>
-        <w:t>3.3. Kết quả độ chính xác của phép suy góc từ ma trận LDR</w:t>
+        <w:t>3.4. Kết quả khi trời nhiều mây</w:t>
       </w:r>
     </w:p>
     <w:p>
       <w:pPr/>
       <w:r>
-        <w:t>Từ mô hình đáp ứng cos(Δ ∓ β_s), quan hệ chính xác giữa đại lượng đo được và góc lệch là e = (L_phải − L_trái)/(L_phải + L_trái) = tan Δ·tan β_s, suy ra Δ = atan(e/tan β_s). Phép suy góc này được khảo sát Monte Carlo 400 lần với góc lệch ban đầu 2–12°:</w:t>
+        <w:t>Kịch bản ngày nhiều mây (phần lớn thời gian tổng sáng dưới ngưỡng nắng) cho thấy khác biệt lớn nhất giữa các phương pháp:</w:t>
       </w:r>
     </w:p>
     <w:p>
@@ -1214,305 +1866,7 @@
         <w:spacing w:after="80"/>
       </w:pPr>
       <w:r>
-        <w:t>Bảng 2. Sai số của phép suy góc cần quay từ ma trận 4 LDR (β_s = 30°)</w:t>
-      </w:r>
-    </w:p>
-    <w:tbl>
-      <w:tblPr>
-        <w:tblStyle w:val="TableGrid"/>
-        <w:tblW w:type="auto" w:w="0"/>
-        <w:jc w:val="center"/>
-        <w:tblLook w:firstColumn="1" w:firstRow="1" w:lastColumn="0" w:lastRow="0" w:noHBand="0" w:noVBand="1" w:val="04A0"/>
-      </w:tblPr>
-      <w:tblGrid>
-        <w:gridCol w:w="4514"/>
-        <w:gridCol w:w="4514"/>
-      </w:tblGrid>
-      <w:tr>
-        <w:tc>
-          <w:tcPr>
-            <w:tcW w:type="dxa" w:w="4514"/>
-          </w:tcPr>
-          <w:p>
-            <w:pPr>
-              <w:spacing w:after="40"/>
-              <w:ind w:firstLine="0"/>
-            </w:pPr>
-            <w:r>
-              <w:rPr>
-                <w:b/>
-                <w:sz w:val="22"/>
-              </w:rPr>
-              <w:t>Điều kiện tín hiệu</w:t>
-            </w:r>
-          </w:p>
-        </w:tc>
-        <w:tc>
-          <w:tcPr>
-            <w:tcW w:type="dxa" w:w="4514"/>
-          </w:tcPr>
-          <w:p>
-            <w:pPr>
-              <w:spacing w:after="40"/>
-              <w:ind w:firstLine="0"/>
-            </w:pPr>
-            <w:r>
-              <w:rPr>
-                <w:b/>
-                <w:sz w:val="22"/>
-              </w:rPr>
-              <w:t>Sai số RMSE của góc suy ra</w:t>
-            </w:r>
-          </w:p>
-        </w:tc>
-      </w:tr>
-      <w:tr>
-        <w:tc>
-          <w:tcPr>
-            <w:tcW w:type="dxa" w:w="4514"/>
-          </w:tcPr>
-          <w:p>
-            <w:pPr>
-              <w:spacing w:after="40"/>
-              <w:ind w:firstLine="0"/>
-            </w:pPr>
-            <w:r>
-              <w:rPr>
-                <w:sz w:val="22"/>
-              </w:rPr>
-              <w:t>Lý tưởng (kênh đồng đều, không nhiễu)</w:t>
-            </w:r>
-          </w:p>
-        </w:tc>
-        <w:tc>
-          <w:tcPr>
-            <w:tcW w:type="dxa" w:w="4514"/>
-          </w:tcPr>
-          <w:p>
-            <w:pPr>
-              <w:spacing w:after="40"/>
-              <w:ind w:firstLine="0"/>
-            </w:pPr>
-            <w:r>
-              <w:rPr>
-                <w:sz w:val="22"/>
-              </w:rPr>
-              <w:t>0,00°</w:t>
-            </w:r>
-          </w:p>
-        </w:tc>
-      </w:tr>
-      <w:tr>
-        <w:tc>
-          <w:tcPr>
-            <w:tcW w:type="dxa" w:w="4514"/>
-          </w:tcPr>
-          <w:p>
-            <w:pPr>
-              <w:spacing w:after="40"/>
-              <w:ind w:firstLine="0"/>
-            </w:pPr>
-            <w:r>
-              <w:rPr>
-                <w:sz w:val="22"/>
-              </w:rPr>
-              <w:t>Sai khác độ lợi ±5% giữa các kênh, chưa hiệu chuẩn</w:t>
-            </w:r>
-          </w:p>
-        </w:tc>
-        <w:tc>
-          <w:tcPr>
-            <w:tcW w:type="dxa" w:w="4514"/>
-          </w:tcPr>
-          <w:p>
-            <w:pPr>
-              <w:spacing w:after="40"/>
-              <w:ind w:firstLine="0"/>
-            </w:pPr>
-            <w:r>
-              <w:rPr>
-                <w:sz w:val="22"/>
-              </w:rPr>
-              <w:t>1,98°</w:t>
-            </w:r>
-          </w:p>
-        </w:tc>
-      </w:tr>
-      <w:tr>
-        <w:tc>
-          <w:tcPr>
-            <w:tcW w:type="dxa" w:w="4514"/>
-          </w:tcPr>
-          <w:p>
-            <w:pPr>
-              <w:spacing w:after="40"/>
-              <w:ind w:firstLine="0"/>
-            </w:pPr>
-            <w:r>
-              <w:rPr>
-                <w:sz w:val="22"/>
-              </w:rPr>
-              <w:t>Sai khác độ lợi ±5%, đã hiệu chuẩn hệ số kênh</w:t>
-            </w:r>
-          </w:p>
-        </w:tc>
-        <w:tc>
-          <w:tcPr>
-            <w:tcW w:type="dxa" w:w="4514"/>
-          </w:tcPr>
-          <w:p>
-            <w:pPr>
-              <w:spacing w:after="40"/>
-              <w:ind w:firstLine="0"/>
-            </w:pPr>
-            <w:r>
-              <w:rPr>
-                <w:sz w:val="22"/>
-              </w:rPr>
-              <w:t>0,00°</w:t>
-            </w:r>
-          </w:p>
-        </w:tc>
-      </w:tr>
-      <w:tr>
-        <w:tc>
-          <w:tcPr>
-            <w:tcW w:type="dxa" w:w="4514"/>
-          </w:tcPr>
-          <w:p>
-            <w:pPr>
-              <w:spacing w:after="40"/>
-              <w:ind w:firstLine="0"/>
-            </w:pPr>
-            <w:r>
-              <w:rPr>
-                <w:sz w:val="22"/>
-              </w:rPr>
-              <w:t>Nhiễu đọc 2%</w:t>
-            </w:r>
-          </w:p>
-        </w:tc>
-        <w:tc>
-          <w:tcPr>
-            <w:tcW w:type="dxa" w:w="4514"/>
-          </w:tcPr>
-          <w:p>
-            <w:pPr>
-              <w:spacing w:after="40"/>
-              <w:ind w:firstLine="0"/>
-            </w:pPr>
-            <w:r>
-              <w:rPr>
-                <w:sz w:val="22"/>
-              </w:rPr>
-              <w:t>1,29°</w:t>
-            </w:r>
-          </w:p>
-        </w:tc>
-      </w:tr>
-      <w:tr>
-        <w:tc>
-          <w:tcPr>
-            <w:tcW w:type="dxa" w:w="4514"/>
-          </w:tcPr>
-          <w:p>
-            <w:pPr>
-              <w:spacing w:after="40"/>
-              <w:ind w:firstLine="0"/>
-            </w:pPr>
-            <w:r>
-              <w:rPr>
-                <w:sz w:val="22"/>
-              </w:rPr>
-              <w:t>Thành phần khuếch tán 15%</w:t>
-            </w:r>
-          </w:p>
-        </w:tc>
-        <w:tc>
-          <w:tcPr>
-            <w:tcW w:type="dxa" w:w="4514"/>
-          </w:tcPr>
-          <w:p>
-            <w:pPr>
-              <w:spacing w:after="40"/>
-              <w:ind w:firstLine="0"/>
-            </w:pPr>
-            <w:r>
-              <w:rPr>
-                <w:sz w:val="22"/>
-              </w:rPr>
-              <w:t>1,09°</w:t>
-            </w:r>
-          </w:p>
-        </w:tc>
-      </w:tr>
-      <w:tr>
-        <w:tc>
-          <w:tcPr>
-            <w:tcW w:type="dxa" w:w="4514"/>
-          </w:tcPr>
-          <w:p>
-            <w:pPr>
-              <w:spacing w:after="40"/>
-              <w:ind w:firstLine="0"/>
-            </w:pPr>
-            <w:r>
-              <w:rPr>
-                <w:sz w:val="22"/>
-              </w:rPr>
-              <w:t>Tổng hợp cả ba, đã hiệu chuẩn hệ số kênh</w:t>
-            </w:r>
-          </w:p>
-        </w:tc>
-        <w:tc>
-          <w:tcPr>
-            <w:tcW w:type="dxa" w:w="4514"/>
-          </w:tcPr>
-          <w:p>
-            <w:pPr>
-              <w:spacing w:after="40"/>
-              <w:ind w:firstLine="0"/>
-            </w:pPr>
-            <w:r>
-              <w:rPr>
-                <w:sz w:val="22"/>
-              </w:rPr>
-              <w:t>1,65°</w:t>
-            </w:r>
-          </w:p>
-        </w:tc>
-      </w:tr>
-    </w:tbl>
-    <w:p>
-      <w:pPr/>
-    </w:p>
-    <w:p>
-      <w:pPr/>
-      <w:r>
-        <w:t>Bảng trên chốt hai quyết định thiết kế: một là bắt buộc hiệu chuẩn hệ số độ lợi bốn kênh dưới nguồn sáng khuếch tán (khử trọn sai số do lệch kênh); hai là chọn góc gá β_s = 30° vì tan β_s = 0,577 đủ lớn để góc lệch 3° đã tạo e ≈ 0,030, lớn hơn nhiều mức nhiễu đọc, nhưng chưa gây bão hòa cảm biến trong dải lệch ±40°. Với vùng chết δ = 3°, sai số dư sau hiệu chuẩn khoảng 1,65° là chấp nhận được so với sai số cơ khí của khớp trục vít.</w:t>
-      </w:r>
-    </w:p>
-    <w:p>
-      <w:pPr>
-        <w:pStyle w:val="Heading2"/>
-      </w:pPr>
-      <w:r>
-        <w:t>3.4. So sánh với phương pháp bám bước theo thời gian</w:t>
-      </w:r>
-    </w:p>
-    <w:p>
-      <w:pPr/>
-      <w:r>
-        <w:t>Vòng kín cả ngày được mô phỏng cho hai luật điều khiển: luật cũ dịch chuyển một bước góc cố định mỗi lần sai lệch vượt ngưỡng (quay theo thời gian) và luật mới suy góc trực tiếp từ ma trận rồi quay tới góc đích có hồi tiếp biến trở. Cả hai cùng chịu nhiễu 1%, lệch độ lợi 3% và khuếch tán 10%:</w:t>
-      </w:r>
-    </w:p>
-    <w:p>
-      <w:pPr>
-        <w:pStyle w:val="Caption"/>
-        <w:spacing w:after="80"/>
-      </w:pPr>
-      <w:r>
-        <w:t>Bảng 3. So sánh luật suy góc từ ma trận và luật bám bước theo thời gian</w:t>
+        <w:t>Bảng 3. Hành vi của LDR thuần và luật lai trong ngày nhiều mây</w:t>
       </w:r>
     </w:p>
     <w:tbl>
@@ -1560,7 +1914,7 @@
                 <w:b/>
                 <w:sz w:val="22"/>
               </w:rPr>
-              <w:t>Ma trận δ=3°: sai số TB / số lần chạy</w:t>
+              <w:t>LDR thuần: sai số / số lần chạy</w:t>
             </w:r>
           </w:p>
         </w:tc>
@@ -1578,7 +1932,7 @@
                 <w:b/>
                 <w:sz w:val="22"/>
               </w:rPr>
-              <w:t>Bước theo thời gian: sai số TB / số lần chạy</w:t>
+              <w:t>Lai: sai số / số lần chạy</w:t>
             </w:r>
           </w:p>
         </w:tc>
@@ -1614,7 +1968,7 @@
               <w:rPr>
                 <w:sz w:val="22"/>
               </w:rPr>
-              <w:t>1,14° / 46 lần</w:t>
+              <w:t>74,7° / 106 lần</w:t>
             </w:r>
           </w:p>
         </w:tc>
@@ -1631,7 +1985,7 @@
               <w:rPr>
                 <w:sz w:val="22"/>
               </w:rPr>
-              <w:t>2,95° / 111 lần</w:t>
+              <w:t>1,6° / 33 lần</w:t>
             </w:r>
           </w:p>
         </w:tc>
@@ -1667,7 +2021,7 @@
               <w:rPr>
                 <w:sz w:val="22"/>
               </w:rPr>
-              <w:t>1,10° / 48 lần</w:t>
+              <w:t>69,1° / 123 lần</w:t>
             </w:r>
           </w:p>
         </w:tc>
@@ -1684,7 +2038,7 @@
               <w:rPr>
                 <w:sz w:val="22"/>
               </w:rPr>
-              <w:t>2,65° / 110 lần</w:t>
+              <w:t>1,7° / 31 lần</w:t>
             </w:r>
           </w:p>
         </w:tc>
@@ -1720,7 +2074,7 @@
               <w:rPr>
                 <w:sz w:val="22"/>
               </w:rPr>
-              <w:t>1,13° / 46 lần</w:t>
+              <w:t>74,9° / 106 lần</w:t>
             </w:r>
           </w:p>
         </w:tc>
@@ -1737,7 +2091,7 @@
               <w:rPr>
                 <w:sz w:val="22"/>
               </w:rPr>
-              <w:t>2,94° / 111 lần</w:t>
+              <w:t>1,6° / 33 lần</w:t>
             </w:r>
           </w:p>
         </w:tc>
@@ -1773,7 +2127,7 @@
               <w:rPr>
                 <w:sz w:val="22"/>
               </w:rPr>
-              <w:t>1,14° / 47 lần</w:t>
+              <w:t>92,5° / 99 lần</w:t>
             </w:r>
           </w:p>
         </w:tc>
@@ -1790,7 +2144,494 @@
               <w:rPr>
                 <w:sz w:val="22"/>
               </w:rPr>
-              <w:t>3,17° / 110 lần</w:t>
+              <w:t>1,6° / 33 lần</w:t>
+            </w:r>
+          </w:p>
+        </w:tc>
+      </w:tr>
+    </w:tbl>
+    <w:p>
+      <w:pPr/>
+    </w:p>
+    <w:p>
+      <w:pPr/>
+      <w:r>
+        <w:t>Trời mờ đều, bốn kênh LDR gần bằng nhau nên nhánh LDR thuần không còn chênh lệch để dò, tấm pin đứng yên trong khi Mặt Trời tiếp tục đi: sai số dồn tới 70–90°. Luật lai nhận biết tổng sáng thấp nên chuyển sang bám lịch thiên văn, sai số chỉ còn 1,6–1,7° và motor chỉ chạy 31–33 lần theo bước lịch. Đây chính là lý do đề tài chọn phương pháp lai.</w:t>
+      </w:r>
+    </w:p>
+    <w:p>
+      <w:pPr>
+        <w:pStyle w:val="Heading2"/>
+      </w:pPr>
+      <w:r>
+        <w:t>3.5. Năng lượng thu được so với tấm cố định</w:t>
+      </w:r>
+    </w:p>
+    <w:p>
+      <w:pPr/>
+      <w:r>
+        <w:t>Lấy tấm cố định nghiêng 21° hướng Nam làm mốc 100%, năng lượng trực xạ thu được trong ngày của ba phương pháp bám:</w:t>
+      </w:r>
+    </w:p>
+    <w:p>
+      <w:pPr>
+        <w:pStyle w:val="Caption"/>
+        <w:spacing w:after="80"/>
+      </w:pPr>
+      <w:r>
+        <w:t>Bảng 4. Năng lượng trực xạ trong ngày, tấm cố định = 100%</w:t>
+      </w:r>
+    </w:p>
+    <w:tbl>
+      <w:tblPr>
+        <w:tblStyle w:val="TableGrid"/>
+        <w:tblW w:type="auto" w:w="0"/>
+        <w:jc w:val="center"/>
+        <w:tblLook w:firstColumn="1" w:firstRow="1" w:lastColumn="0" w:lastRow="0" w:noHBand="0" w:noVBand="1" w:val="04A0"/>
+      </w:tblPr>
+      <w:tblGrid>
+        <w:gridCol w:w="1806"/>
+        <w:gridCol w:w="1806"/>
+        <w:gridCol w:w="1806"/>
+        <w:gridCol w:w="1806"/>
+        <w:gridCol w:w="1806"/>
+      </w:tblGrid>
+      <w:tr>
+        <w:tc>
+          <w:tcPr>
+            <w:tcW w:type="dxa" w:w="1806"/>
+          </w:tcPr>
+          <w:p>
+            <w:pPr>
+              <w:spacing w:after="40"/>
+              <w:ind w:firstLine="0"/>
+            </w:pPr>
+            <w:r>
+              <w:rPr>
+                <w:b/>
+                <w:sz w:val="22"/>
+              </w:rPr>
+              <w:t>Ngày</w:t>
+            </w:r>
+          </w:p>
+        </w:tc>
+        <w:tc>
+          <w:tcPr>
+            <w:tcW w:type="dxa" w:w="1806"/>
+          </w:tcPr>
+          <w:p>
+            <w:pPr>
+              <w:spacing w:after="40"/>
+              <w:ind w:firstLine="0"/>
+            </w:pPr>
+            <w:r>
+              <w:rPr>
+                <w:b/>
+                <w:sz w:val="22"/>
+              </w:rPr>
+              <w:t>Tấm cố định</w:t>
+            </w:r>
+          </w:p>
+        </w:tc>
+        <w:tc>
+          <w:tcPr>
+            <w:tcW w:type="dxa" w:w="1806"/>
+          </w:tcPr>
+          <w:p>
+            <w:pPr>
+              <w:spacing w:after="40"/>
+              <w:ind w:firstLine="0"/>
+            </w:pPr>
+            <w:r>
+              <w:rPr>
+                <w:b/>
+                <w:sz w:val="22"/>
+              </w:rPr>
+              <w:t>Thiên văn</w:t>
+            </w:r>
+          </w:p>
+        </w:tc>
+        <w:tc>
+          <w:tcPr>
+            <w:tcW w:type="dxa" w:w="1806"/>
+          </w:tcPr>
+          <w:p>
+            <w:pPr>
+              <w:spacing w:after="40"/>
+              <w:ind w:firstLine="0"/>
+            </w:pPr>
+            <w:r>
+              <w:rPr>
+                <w:b/>
+                <w:sz w:val="22"/>
+              </w:rPr>
+              <w:t>LDR thuần</w:t>
+            </w:r>
+          </w:p>
+        </w:tc>
+        <w:tc>
+          <w:tcPr>
+            <w:tcW w:type="dxa" w:w="1806"/>
+          </w:tcPr>
+          <w:p>
+            <w:pPr>
+              <w:spacing w:after="40"/>
+              <w:ind w:firstLine="0"/>
+            </w:pPr>
+            <w:r>
+              <w:rPr>
+                <w:b/>
+                <w:sz w:val="22"/>
+              </w:rPr>
+              <w:t>Lai</w:t>
+            </w:r>
+          </w:p>
+        </w:tc>
+      </w:tr>
+      <w:tr>
+        <w:tc>
+          <w:tcPr>
+            <w:tcW w:type="dxa" w:w="1806"/>
+          </w:tcPr>
+          <w:p>
+            <w:pPr>
+              <w:spacing w:after="40"/>
+              <w:ind w:firstLine="0"/>
+            </w:pPr>
+            <w:r>
+              <w:rPr>
+                <w:sz w:val="22"/>
+              </w:rPr>
+              <w:t>21/3</w:t>
+            </w:r>
+          </w:p>
+        </w:tc>
+        <w:tc>
+          <w:tcPr>
+            <w:tcW w:type="dxa" w:w="1806"/>
+          </w:tcPr>
+          <w:p>
+            <w:pPr>
+              <w:spacing w:after="40"/>
+              <w:ind w:firstLine="0"/>
+            </w:pPr>
+            <w:r>
+              <w:rPr>
+                <w:sz w:val="22"/>
+              </w:rPr>
+              <w:t>100%</w:t>
+            </w:r>
+          </w:p>
+        </w:tc>
+        <w:tc>
+          <w:tcPr>
+            <w:tcW w:type="dxa" w:w="1806"/>
+          </w:tcPr>
+          <w:p>
+            <w:pPr>
+              <w:spacing w:after="40"/>
+              <w:ind w:firstLine="0"/>
+            </w:pPr>
+            <w:r>
+              <w:rPr>
+                <w:sz w:val="22"/>
+              </w:rPr>
+              <w:t>246%</w:t>
+            </w:r>
+          </w:p>
+        </w:tc>
+        <w:tc>
+          <w:tcPr>
+            <w:tcW w:type="dxa" w:w="1806"/>
+          </w:tcPr>
+          <w:p>
+            <w:pPr>
+              <w:spacing w:after="40"/>
+              <w:ind w:firstLine="0"/>
+            </w:pPr>
+            <w:r>
+              <w:rPr>
+                <w:sz w:val="22"/>
+              </w:rPr>
+              <w:t>221%</w:t>
+            </w:r>
+          </w:p>
+        </w:tc>
+        <w:tc>
+          <w:tcPr>
+            <w:tcW w:type="dxa" w:w="1806"/>
+          </w:tcPr>
+          <w:p>
+            <w:pPr>
+              <w:spacing w:after="40"/>
+              <w:ind w:firstLine="0"/>
+            </w:pPr>
+            <w:r>
+              <w:rPr>
+                <w:sz w:val="22"/>
+              </w:rPr>
+              <w:t>246%</w:t>
+            </w:r>
+          </w:p>
+        </w:tc>
+      </w:tr>
+      <w:tr>
+        <w:tc>
+          <w:tcPr>
+            <w:tcW w:type="dxa" w:w="1806"/>
+          </w:tcPr>
+          <w:p>
+            <w:pPr>
+              <w:spacing w:after="40"/>
+              <w:ind w:firstLine="0"/>
+            </w:pPr>
+            <w:r>
+              <w:rPr>
+                <w:sz w:val="22"/>
+              </w:rPr>
+              <w:t>21/6</w:t>
+            </w:r>
+          </w:p>
+        </w:tc>
+        <w:tc>
+          <w:tcPr>
+            <w:tcW w:type="dxa" w:w="1806"/>
+          </w:tcPr>
+          <w:p>
+            <w:pPr>
+              <w:spacing w:after="40"/>
+              <w:ind w:firstLine="0"/>
+            </w:pPr>
+            <w:r>
+              <w:rPr>
+                <w:sz w:val="22"/>
+              </w:rPr>
+              <w:t>100%</w:t>
+            </w:r>
+          </w:p>
+        </w:tc>
+        <w:tc>
+          <w:tcPr>
+            <w:tcW w:type="dxa" w:w="1806"/>
+          </w:tcPr>
+          <w:p>
+            <w:pPr>
+              <w:spacing w:after="40"/>
+              <w:ind w:firstLine="0"/>
+            </w:pPr>
+            <w:r>
+              <w:rPr>
+                <w:sz w:val="22"/>
+              </w:rPr>
+              <w:t>157%</w:t>
+            </w:r>
+          </w:p>
+        </w:tc>
+        <w:tc>
+          <w:tcPr>
+            <w:tcW w:type="dxa" w:w="1806"/>
+          </w:tcPr>
+          <w:p>
+            <w:pPr>
+              <w:spacing w:after="40"/>
+              <w:ind w:firstLine="0"/>
+            </w:pPr>
+            <w:r>
+              <w:rPr>
+                <w:sz w:val="22"/>
+              </w:rPr>
+              <w:t>144%</w:t>
+            </w:r>
+          </w:p>
+        </w:tc>
+        <w:tc>
+          <w:tcPr>
+            <w:tcW w:type="dxa" w:w="1806"/>
+          </w:tcPr>
+          <w:p>
+            <w:pPr>
+              <w:spacing w:after="40"/>
+              <w:ind w:firstLine="0"/>
+            </w:pPr>
+            <w:r>
+              <w:rPr>
+                <w:sz w:val="22"/>
+              </w:rPr>
+              <w:t>157%</w:t>
+            </w:r>
+          </w:p>
+        </w:tc>
+      </w:tr>
+      <w:tr>
+        <w:tc>
+          <w:tcPr>
+            <w:tcW w:type="dxa" w:w="1806"/>
+          </w:tcPr>
+          <w:p>
+            <w:pPr>
+              <w:spacing w:after="40"/>
+              <w:ind w:firstLine="0"/>
+            </w:pPr>
+            <w:r>
+              <w:rPr>
+                <w:sz w:val="22"/>
+              </w:rPr>
+              <w:t>23/9</w:t>
+            </w:r>
+          </w:p>
+        </w:tc>
+        <w:tc>
+          <w:tcPr>
+            <w:tcW w:type="dxa" w:w="1806"/>
+          </w:tcPr>
+          <w:p>
+            <w:pPr>
+              <w:spacing w:after="40"/>
+              <w:ind w:firstLine="0"/>
+            </w:pPr>
+            <w:r>
+              <w:rPr>
+                <w:sz w:val="22"/>
+              </w:rPr>
+              <w:t>100%</w:t>
+            </w:r>
+          </w:p>
+        </w:tc>
+        <w:tc>
+          <w:tcPr>
+            <w:tcW w:type="dxa" w:w="1806"/>
+          </w:tcPr>
+          <w:p>
+            <w:pPr>
+              <w:spacing w:after="40"/>
+              <w:ind w:firstLine="0"/>
+            </w:pPr>
+            <w:r>
+              <w:rPr>
+                <w:sz w:val="22"/>
+              </w:rPr>
+              <w:t>249%</w:t>
+            </w:r>
+          </w:p>
+        </w:tc>
+        <w:tc>
+          <w:tcPr>
+            <w:tcW w:type="dxa" w:w="1806"/>
+          </w:tcPr>
+          <w:p>
+            <w:pPr>
+              <w:spacing w:after="40"/>
+              <w:ind w:firstLine="0"/>
+            </w:pPr>
+            <w:r>
+              <w:rPr>
+                <w:sz w:val="22"/>
+              </w:rPr>
+              <w:t>224%</w:t>
+            </w:r>
+          </w:p>
+        </w:tc>
+        <w:tc>
+          <w:tcPr>
+            <w:tcW w:type="dxa" w:w="1806"/>
+          </w:tcPr>
+          <w:p>
+            <w:pPr>
+              <w:spacing w:after="40"/>
+              <w:ind w:firstLine="0"/>
+            </w:pPr>
+            <w:r>
+              <w:rPr>
+                <w:sz w:val="22"/>
+              </w:rPr>
+              <w:t>249%</w:t>
+            </w:r>
+          </w:p>
+        </w:tc>
+      </w:tr>
+      <w:tr>
+        <w:tc>
+          <w:tcPr>
+            <w:tcW w:type="dxa" w:w="1806"/>
+          </w:tcPr>
+          <w:p>
+            <w:pPr>
+              <w:spacing w:after="40"/>
+              <w:ind w:firstLine="0"/>
+            </w:pPr>
+            <w:r>
+              <w:rPr>
+                <w:sz w:val="22"/>
+              </w:rPr>
+              <w:t>21/12</w:t>
+            </w:r>
+          </w:p>
+        </w:tc>
+        <w:tc>
+          <w:tcPr>
+            <w:tcW w:type="dxa" w:w="1806"/>
+          </w:tcPr>
+          <w:p>
+            <w:pPr>
+              <w:spacing w:after="40"/>
+              <w:ind w:firstLine="0"/>
+            </w:pPr>
+            <w:r>
+              <w:rPr>
+                <w:sz w:val="22"/>
+              </w:rPr>
+              <w:t>100%</w:t>
+            </w:r>
+          </w:p>
+        </w:tc>
+        <w:tc>
+          <w:tcPr>
+            <w:tcW w:type="dxa" w:w="1806"/>
+          </w:tcPr>
+          <w:p>
+            <w:pPr>
+              <w:spacing w:after="40"/>
+              <w:ind w:firstLine="0"/>
+            </w:pPr>
+            <w:r>
+              <w:rPr>
+                <w:sz w:val="22"/>
+              </w:rPr>
+              <w:t>479%</w:t>
+            </w:r>
+          </w:p>
+        </w:tc>
+        <w:tc>
+          <w:tcPr>
+            <w:tcW w:type="dxa" w:w="1806"/>
+          </w:tcPr>
+          <w:p>
+            <w:pPr>
+              <w:spacing w:after="40"/>
+              <w:ind w:firstLine="0"/>
+            </w:pPr>
+            <w:r>
+              <w:rPr>
+                <w:sz w:val="22"/>
+              </w:rPr>
+              <w:t>410%</w:t>
+            </w:r>
+          </w:p>
+        </w:tc>
+        <w:tc>
+          <w:tcPr>
+            <w:tcW w:type="dxa" w:w="1806"/>
+          </w:tcPr>
+          <w:p>
+            <w:pPr>
+              <w:spacing w:after="40"/>
+              <w:ind w:firstLine="0"/>
+            </w:pPr>
+            <w:r>
+              <w:rPr>
+                <w:sz w:val="22"/>
+              </w:rPr>
+              <w:t>478%</w:t>
             </w:r>
           </w:p>
         </w:tc>
@@ -1807,8 +2648,8 @@
       <w:r>
         <w:drawing>
           <wp:inline xmlns:a="http://schemas.openxmlformats.org/drawingml/2006/main" xmlns:pic="http://schemas.openxmlformats.org/drawingml/2006/picture">
-            <wp:extent cx="5760000" cy="4465618"/>
-            <wp:docPr id="1" name="Picture 1"/>
+            <wp:extent cx="5580000" cy="2731875"/>
+            <wp:docPr id="2" name="Picture 2"/>
             <wp:cNvGraphicFramePr>
               <a:graphicFrameLocks noChangeAspect="1"/>
             </wp:cNvGraphicFramePr>
@@ -1816,11 +2657,11 @@
               <a:graphicData uri="http://schemas.openxmlformats.org/drawingml/2006/picture">
                 <pic:pic>
                   <pic:nvPicPr>
-                    <pic:cNvPr id="0" name="ket_qua_mo_phong_1_truc.png"/>
+                    <pic:cNvPr id="0" name="ket_qua_nang_luong.png"/>
                     <pic:cNvPicPr/>
                   </pic:nvPicPr>
                   <pic:blipFill>
-                    <a:blip r:embed="rId10"/>
+                    <a:blip r:embed="rId11"/>
                     <a:stretch>
                       <a:fillRect/>
                     </a:stretch>
@@ -1828,7 +2669,7 @@
                   <pic:spPr>
                     <a:xfrm>
                       <a:off x="0" y="0"/>
-                      <a:ext cx="5760000" cy="4465618"/>
+                      <a:ext cx="5580000" cy="2731875"/>
                     </a:xfrm>
                     <a:prstGeom prst="rect"/>
                   </pic:spPr>
@@ -1844,13 +2685,13 @@
         <w:pStyle w:val="Caption"/>
       </w:pPr>
       <w:r>
-        <w:t>Hình 1. Góc bám và sai số trong ngày 21/6 của phương pháp ma trận LDR</w:t>
+        <w:t>Hình 2. Năng lượng thu được trong ngày so với tấm cố định</w:t>
       </w:r>
     </w:p>
     <w:p>
       <w:pPr/>
       <w:r>
-        <w:t>Phương pháp ma trận giảm sai số bám trung bình từ 2,65–3,17° xuống còn 1,10–1,14°, đồng thời giảm số lần khởi động động cơ từ 110–111 lần xuống 46–48 lần mỗi ngày, tức giảm khoảng 58% số lần chạy và hao mòn cơ khí. Đồ thị cho thấy đường góc bám trùm gần sát đường góc lý tưởng và sai số chỉ nhô lên vào lúc sáng sớm khi tín hiệu còn yếu.</w:t>
+        <w:t>Bám nắng giúp thu gấp 1,6 đến 4,8 lần tấm cố định tùy mùa. Luật lai đạt ngang thiên văn vào ngày mây và ngang hoặc nhỉnh hơn LDR thuần vào ngày nắng; tính trung bình cả hai loại ngày, luật lai thu nhiều năng lượng nhất trong ba phương pháp.</w:t>
       </w:r>
     </w:p>
     <w:p>
@@ -1858,7 +2699,7 @@
         <w:pStyle w:val="Heading2"/>
       </w:pPr>
       <w:r>
-        <w:t>3.5. Phương pháp chốt cho hai mô hình</w:t>
+        <w:t>3.6. Nhận xét và thông số chính của chương trình</w:t>
       </w:r>
     </w:p>
     <w:p>
@@ -1866,7 +2707,7 @@
         <w:pStyle w:val="ListBullet"/>
       </w:pPr>
       <w:r>
-        <w:t>Mô hình một trục: dùng e_quay của ma trận bốn LDR suy ra Δ_quay = atan(e_quay/tan β_s); quay tấm pin tới góc đích θ + Δ_quay đọc từ biến trở hồi tiếp; vùng chết δ = 3°; β_s = 30°.</w:t>
+        <w:t>Phương pháp điều khiển: lai thiên văn + LDR như mục 2.9.3; thiên văn định vị thô và giữ lịch khi mây, LDR tinh chỉnh khi nắng.</w:t>
       </w:r>
     </w:p>
     <w:p>
@@ -1874,7 +2715,7 @@
         <w:pStyle w:val="ListBullet"/>
       </w:pPr>
       <w:r>
-        <w:t>Mô hình hai trục: dùng cả e_nghiêng và e_quay suy ra hai góc lệch; chỉnh trục nghiêng trước rồi tới trục phương vị, mỗi trục một biến trở hồi tiếp và một động cơ gạt nước trục vít.</w:t>
+        <w:t>Góc gá cảm biến β_s = 30°, có vách che chữ thập giữa cụm để tăng chênh lệch bóng.</w:t>
       </w:r>
     </w:p>
     <w:p>
@@ -1882,7 +2723,7 @@
         <w:pStyle w:val="ListBullet"/>
       </w:pPr>
       <w:r>
-        <w:t>Cả hai mô hình không quay theo thời gian: động cơ chỉ chạy khi |Δ| &gt; δ và tự dừng khi hồi tiếp báo tới góc đích; trục vít tự hãm giữ vị trí khi ngắt điện.</w:t>
+        <w:t>Ngưỡng chết nhánh LDR: |e1| = 0,030 (tương đương lệch 3°); ngưỡng nắng của tổng sáng lấy bằng 25% giá trị lúc trưa nắng để nhận biết mây.</w:t>
       </w:r>
     </w:p>
     <w:p>
@@ -1890,7 +2731,7 @@
         <w:pStyle w:val="ListBullet"/>
       </w:pPr>
       <w:r>
-        <w:t>Bắt buộc hiệu chuẩn hệ số độ lợi bốn kênh và lưu bảng hệ số trong chương trình; kiểm tra chất lượng tín hiệu (tổng sáng, bão hòa, biến động) trước khi phát lệnh.</w:t>
+        <w:t>Bước lịch thiên văn 2°, ngưỡng chuyển chế độ định vị thô 5°; mỗi lần tinh chỉnh LDR đi thẳng góc suy ra từ e1.</w:t>
       </w:r>
     </w:p>
     <w:p>
@@ -1914,7 +2755,7 @@
         <w:pStyle w:val="ListBullet"/>
       </w:pPr>
       <w:r>
-        <w:t>Chốt phương pháp điều khiển cho cả hai mô hình: đọc ma trận bốn LDR và suy ra góc cần quay bằng quan hệ Δ = atan(e/tan β_s), thay thế hoàn toàn cách quay bước theo thời gian.</w:t>
+        <w:t>Hoàn thành ma trận tính toán LDR có vách che: bảng kết quả mục 3.2 cho thấy góc suy ra trùng góc lệch thật từ 0° đến 30°, xác định ngưỡng chết e1 = 0,030.</w:t>
       </w:r>
     </w:p>
     <w:p>
@@ -1922,7 +2763,7 @@
         <w:pStyle w:val="ListBullet"/>
       </w:pPr>
       <w:r>
-        <w:t>Xây dựng và chạy mô phỏng số (tools/mo_phong.py): thu được bảng hiệu suất trực xạ cố định/1 trục/2 trục, bảng sai số suy góc Monte Carlo 400 lần và bảng so sánh với luật bám bước (Chương 3).</w:t>
+        <w:t>Hoàn thành mô phỏng so sánh ba phương pháp thiên văn / LDR thuần / lai trong ngày nắng và ngày nhiều mây: luật lai giữ sai số 1,1–1,7° trong khi LDR thuần lạc hướng 70–90° khi mây (mục 3.3, 3.4).</w:t>
       </w:r>
     </w:p>
     <w:p>
@@ -1930,7 +2771,7 @@
         <w:pStyle w:val="ListBullet"/>
       </w:pPr>
       <w:r>
-        <w:t>Chốt tham số cảm biến và điều khiển từ số liệu mô phỏng: β_s = 30°, vùng chết δ = 3°, bắt buộc hiệu chuẩn hệ số kênh.</w:t>
+        <w:t>Hoàn thành bảng năng lượng so với tấm cố định: bám nắng lai thu 157–478% tùy mùa (mục 3.5).</w:t>
       </w:r>
     </w:p>
     <w:p>
@@ -1938,7 +2779,7 @@
         <w:pStyle w:val="ListBullet"/>
       </w:pPr>
       <w:r>
-        <w:t>Chốt linh kiện điều khiển và chấp hành: ESP32 là vi điều khiển duy nhất, động cơ gạt nước ô tô trục vít tự giữ vị trí khi ngắt điện, hồi tiếp góc bằng biến trở xoay.</w:t>
+        <w:t>Hoàn thành lựa chọn phương pháp lai và bộ thông số cho chương trình: β_s = 30°, ngưỡng chết 3°, bước lịch 2°, ngưỡng định vị thô 5°.</w:t>
       </w:r>
     </w:p>
     <w:p>
@@ -1954,7 +2795,7 @@
         <w:pStyle w:val="ListBullet"/>
       </w:pPr>
       <w:r>
-        <w:t>Đối chiếu vectơ Mặt Trời của mô phỏng với thuật toán SPA/pvlib để xác nhận sai số hình học dưới 0,5°.</w:t>
+        <w:t>Đối chiếu giờ đọc từ DS1307 với giờ Mặt Trời thực tế tại Mỹ Hào, hiệu chỉnh hệ số kinh độ trong code.</w:t>
       </w:r>
     </w:p>
     <w:p>
@@ -1962,7 +2803,7 @@
         <w:pStyle w:val="ListBullet"/>
       </w:pPr>
       <w:r>
-        <w:t>Chế giá thử góc gá β_s và đo kiểm chứng đáp ứng cos(Δ ∓ β_s) của cụm LDR thực tế.</w:t>
+        <w:t>Đo kiểm chứng vách che chữ thập: che từng phía và ghi lại e1 để xác nhận dấu lệnh đúng.</w:t>
       </w:r>
     </w:p>
     <w:p>
@@ -2038,13 +2879,13 @@
     <w:p>
       <w:pPr/>
       <w:r>
-        <w:t>[10] Texas Instruments, ADS1115 Ultra-Small, Low-Power, I2C-Based, 860-SPS, 16-Bit ADC, Datasheet. https://www.ti.com/lit/ds/symlink/ads1115.pdf</w:t>
+        <w:t>[10] NXP Semiconductors, PCF8574 Remote 8-bit I/O Expander for I2C-bus (mạch kèm LCD 1602), Datasheet.</w:t>
       </w:r>
     </w:p>
     <w:p>
       <w:pPr/>
       <w:r>
-        <w:t>[11] Analog Devices, DS3231 Extremely Accurate I²C-Integrated RTC/TCXO/Crystal, Datasheet. https://www.analog.com/media/en/technical-documentation/data-sheets/DS3231.pdf</w:t>
+        <w:t>[11] Maxim Integrated, DS1307 64 x 8, Serial I2C Real-Time Clock, Datasheet. https://www.analog.com/media/en/technical-documentation/data-sheets/DS1307.pdf</w:t>
       </w:r>
     </w:p>
     <w:p>
@@ -2879,7 +3720,7 @@
               <w:rPr>
                 <w:sz w:val="22"/>
               </w:rPr>
-              <w:t>4 LDR tại 4 góc, gá nghiêng β_s = 30° hướng ra ngoài; ADS1115 đo U–I.</w:t>
+              <w:t>4 LDR tại 4 góc, gá nghiêng β_s = 30° hướng ra ngoài; vách che chữ thập giữa cụm.</w:t>
             </w:r>
           </w:p>
         </w:tc>
@@ -2932,7 +3773,7 @@
               <w:rPr>
                 <w:sz w:val="22"/>
               </w:rPr>
-              <w:t>ESP32 + RTC DS3231.</w:t>
+              <w:t>ESP32 + RTC DS1307.</w:t>
             </w:r>
           </w:p>
         </w:tc>

--- a/Bao_cao_1_truc_Nghien_cuu.docx
+++ b/Bao_cao_1_truc_Nghien_cuu.docx
@@ -259,13 +259,13 @@
     <w:p>
       <w:pPr/>
       <w:r>
-        <w:t>ESP32 DevKit (Xtensa LX6 hai nhân 240 MHz, 4 MB flash) là vi điều khiển duy nhất của mô hình. Hệ không dùng WiFi khi vận hành nên cả tám kênh ADC1 lẫn mười kênh ADC2 đều dùng được cho bốn kênh LDR, biến trở hồi tiếp và cầu chia áp đo điện áp tấm pin; báo cáo chỉ đo điện áp, chưa đo dòng điện. Hai chân GPIO21/GPIO22 nối bus I²C chung cho module thời gian thực DS1307 và màn hình LCD I²C 1602; GPIO19/GPIO18 là hai chân lệnh th_thuan/th_nguoc đưa xuống mạch cách ly opto; GPIO34, 35, 32, 33 đọc bốn công tắc hành trình qt1…qt4.</w:t>
+        <w:t>Bộ điều khiển trung tâm là module ESP32 DevKit. Bo có hai nhóm ADC 12 bit: ADC1 (GPIO36, 39, 32, 33...) và ADC2 (GPIO25, 26, 27, 14...); nhóm ADC2 chỉ xung đột khi bật WiFi, còn đề tài không dùng WiFi nên cả sáu kênh đo tương tự đều dùng được. Trong thiết kế đã vẽ, bốn kênh LDR đưa vào GPIO25/26/27/14, biến trở hồi tiếp góc vào GPIO36 và điện áp tấm pin (qua cầu chia) vào GPIO39; ADC của ESP32 chỉ đo điện áp 0–3,3 V nên không đo dòng điện trong phiên bản này.</w:t>
       </w:r>
     </w:p>
     <w:p>
       <w:pPr/>
       <w:r>
-        <w:t>Module DS1307 giữ giờ thực kể cả khi mất điện nhờ pin nuôi, cấp dữ liệu ngày–giờ cho nhánh tính thiên văn; màn hình LCD I²C 1602 hiển thị giờ đọc được, góc lệnh, góc thực tế và trạng thái để người vận hành quan sát trực tiếp mà không cần máy tính.</w:t>
+        <w:t>Thời gian thực dùng module DS1307 (I²C địa chỉ 0x68, có pin nuôi) để cấp ngày và giờ cho khối thiên văn; hiển thị dùng màn hình LCD 1602 kèm mạch chuyển I²C PCF8574 (địa chỉ 0x27), chung bus SDA/SCL (GPIO21/22) với DS1307. Nguồn 12 V qua diode chống ngược cực 1N4007, hạ áp LM2596 cấp 3,3 V cho ESP32 và nhánh 7805 riêng cấp 5 V cho LCD, DS1307.</w:t>
       </w:r>
     </w:p>
     <w:p>
@@ -273,19 +273,19 @@
         <w:pStyle w:val="Heading2"/>
       </w:pPr>
       <w:r>
-        <w:t>2.5. Mạch động lực cầu H TIP41C cách ly opto và động cơ trục vít</w:t>
+        <w:t>2.5. Động cơ gạt nước ô tô và mạch động lực cầu H bốn TIP41C</w:t>
       </w:r>
     </w:p>
     <w:p>
       <w:pPr/>
       <w:r>
-        <w:t>Động cơ chấp hành là động cơ gạt nước ô tô 12 V kèm hộp giảm tốc trục vít – bánh vít: cặp trục vít tự hãm nên khi ngắt lệnh tấm pin tự giữ vị trí dưới gió và trọng lượng bản thân, không cần nuôi điện giữ. Mạch động lực dùng cầu H ghép từ bốn transistor TIP41C (U1…U4) với bốn diode bảo vệ chống sức điện động ngược khi ngắt dòng; hai tín hiệu dkxuoi/dknguoc đi qua opto PC817 (PH1, PH2) kèm điện trở 220 Ω để cách ly hoàn toàn khối logic 3,3 V với khối công suất 12 V.</w:t>
+        <w:t>Cơ cấu chấp hành là động cơ gạt nước kính ô tô 12 V kèm hộp giảm tốc trục vít – bánh vít. Ưu điểm quyết định là cặp trục vít tự hãm: khi ngắt lệnh hoặc mất điện, trục không bị kéo quay ngược nên tấm pin tự giữ vị trí dưới gió và trọng lượng bản thân mà không cần nuôi điện giữ; mô-men của motor đủ cho tấm pin 100 W nặng khoảng 4 kg ở gió vừa phải, giá thành thấp và sẵn có.</w:t>
       </w:r>
     </w:p>
     <w:p>
       <w:pPr/>
       <w:r>
-        <w:t>Opto đấu theo kiểu mức thấp tác động: chân lệnh ESP32 xuống 0 thì LED opto sáng, transistor quang dẫn và mở cầu H chiều tương ứng; cả hai chân lệnh ở mức 1 thì cầu H khóa. Vì vậy ngay trong setup() chương trình đưa hai chân lệnh lên mức cao trước khi vào vòng lặp để tránh xung lệnh lúc khởi động. Nguồn 12 V vào qua diode 1N4007 chống ngược cực, nhánh LM2596 hạ xuống 3,3 V nuôi ESP32 và nhánh 7805 hạ xuống 5 V nuôi LCD, DS1307.</w:t>
+        <w:t>Mạch động lực đảo chiều dùng cầu H ghép từ bốn transistor công suất TIP41C (NPN, 6 A, 100 V, vỏ TO-220), mỗi chân bazơ nối qua điện trở 10 k và có diode bảo vệ trả xung ngược về nguồn 12 V và mass. Hai tín hiệu điều khiển dkxuoi/dknguoc đi qua opto PC817 cách ly giữa mass 3,3 V và mass 12 V: chân lệnh ESP32 mức thấp làm sáng LED opto và kéo tín hiệu xuống mass 12 V; theo nguyên lý cầu H, dkxuoi = 0 cho cặp chéo trái dẫn, dknguoc = 0 cho cặp chéo phải dẫn, cả hai bằng 1 thì cầu H khóa và motor tự giữ.</w:t>
       </w:r>
     </w:p>
     <w:p>
@@ -407,13 +407,7 @@
         <w:pStyle w:val="Heading2"/>
       </w:pPr>
       <w:r>
-        <w:t>2.9. Các phương pháp bám nắng khảo sát</w:t>
-      </w:r>
-    </w:p>
-    <w:p>
-      <w:pPr/>
-      <w:r>
-        <w:t>Đề tài khảo sát ba nhóm phương pháp điều khiển bám nắng phổ biến nhất cho tấm pin quang điện và chọn phương pháp lai làm phương án thực hiện.</w:t>
+        <w:t>2.9. Ba phương pháp bám nắng xem xét trong đề tài</w:t>
       </w:r>
     </w:p>
     <w:p>
@@ -421,13 +415,13 @@
         <w:pStyle w:val="Heading3"/>
       </w:pPr>
       <w:r>
-        <w:t>2.9.1. Phương pháp bám theo cảm biến quang trở (vòng kín)</w:t>
+        <w:t>2.9.1. Nhóm 1 – Vòng hở theo thời gian (thuật toán thiên văn)</w:t>
       </w:r>
     </w:p>
     <w:p>
       <w:pPr/>
       <w:r>
-        <w:t>Bốn quang trở LDR đặt ở bốn góc tấm pin, giữa cụm có vách che chữ thập tạo bóng chênh lệch khi lệch hướng. Gọi tín hiệu ADC của bốn kênh là L_trái, L_phải, L_trên, L_dưới, bộ điều khiển tính:</w:t>
+        <w:t>Nhóm này tính vị trí Mặt Trời từ vị trí địa lý, ngày và giờ đọc từ module thời gian thực DS1307, không cần cảm biến ánh sáng. Góc khai thiên (xích vĩ) tính theo ngày trong năm:</w:t>
       </w:r>
     </w:p>
     <w:p>
@@ -439,55 +433,13 @@
         <w:rPr>
           <w:i/>
         </w:rPr>
-        <w:t>e1 = ADC(LDR_trái) − ADC(LDR_phải);   e2 = ADC(LDR_trên) − ADC(LDR_dưới)</w:t>
+        <w:t>δ = 23,45° · sin[360°·(284 + n)/365]</w:t>
       </w:r>
     </w:p>
     <w:p>
       <w:pPr/>
       <w:r>
-        <w:t>Luật điều khiển: nếu |e1| lớn hơn ngưỡng thì quay động cơ trục 1 theo dấu e1; nếu |e2| lớn hơn ngưỡng thì quay động cơ trục 2 theo dấu e2; ngược lại dừng. Khoảng ngưỡng chính là vùng chết chống dao động quanh vị trí cân bằng.</w:t>
-      </w:r>
-    </w:p>
-    <w:p>
-      <w:pPr>
-        <w:pStyle w:val="ListBullet"/>
-      </w:pPr>
-      <w:r>
-        <w:t>Ưu điểm: đơn giản, rẻ, phản ứng theo điều kiện sáng thực tế, không cần tọa độ và đồng hồ chính xác.</w:t>
-      </w:r>
-    </w:p>
-    <w:p>
-      <w:pPr>
-        <w:pStyle w:val="ListBullet"/>
-      </w:pPr>
-      <w:r>
-        <w:t>Nhược điểm: nhạy với mây, bóng râm và bóng che tạm thời; khi trời mờ đều bốn kênh gần bằng nhau thì hệ mất phương hướng và đứng yên trong khi Mặt Trời vẫn di chuyển.</w:t>
-      </w:r>
-    </w:p>
-    <w:p>
-      <w:pPr>
-        <w:pStyle w:val="Heading3"/>
-      </w:pPr>
-      <w:r>
-        <w:t>2.9.2. Phương pháp bám theo thời gian (vòng hở thiên văn)</w:t>
-      </w:r>
-    </w:p>
-    <w:p>
-      <w:pPr/>
-      <w:r>
-        <w:t>Vị trí Mặt Trời được tính từ vị trí địa lý, ngày và giờ thực đọc từ module RTC DS1307. Với n là ngày trong năm, t là giờ Mặt Trời, φ là vĩ độ nơi lắp đặt:</w:t>
-      </w:r>
-    </w:p>
-    <w:p>
-      <w:pPr>
-        <w:ind w:firstLine="0"/>
-        <w:jc w:val="center"/>
-      </w:pPr>
-      <w:r>
-        <w:rPr>
-          <w:i/>
-        </w:rPr>
-        <w:t>δ = 23,45° · sin[360° · (284 + n)/365]</w:t>
+        <w:t>Góc giờ tính từ giờ Mặt Trời t (giờ):</w:t>
       </w:r>
     </w:p>
     <w:p>
@@ -500,6 +452,12 @@
           <w:i/>
         </w:rPr>
         <w:t>H = 15° · (t − 12)</w:t>
+      </w:r>
+    </w:p>
+    <w:p>
+      <w:pPr/>
+      <w:r>
+        <w:t>Góc cao Mặt Trời α suy ra từ vĩ độ nơi lắp đặt φ:</w:t>
       </w:r>
     </w:p>
     <w:p>
@@ -517,7 +475,7 @@
     <w:p>
       <w:pPr/>
       <w:r>
-        <w:t>Góc phương vị γ tính từ α, δ, φ bằng công thức lượng giác cầu; từ α và γ suy ra góc lệnh cho trục quay của tấm pin. Vòng hở không dò tìm nên chuyển động mượt, không dao động.</w:t>
+        <w:t>Góc phương vị γ tính tiếp từ α, δ và φ. Biết (α, γ) là đổi được ra góc đặt của tấm pin cho từng trục.</w:t>
       </w:r>
     </w:p>
     <w:p>
@@ -525,7 +483,7 @@
         <w:pStyle w:val="ListBullet"/>
       </w:pPr>
       <w:r>
-        <w:t>Ưu điểm: ổn định, không phụ thuộc thời tiết, không dao động; làm việc được cả khi mây dày.</w:t>
+        <w:t>Ưu điểm: ổn định, không phụ thuộc thời tiết, không dao động quanh vị trí cân bằng.</w:t>
       </w:r>
     </w:p>
     <w:p>
@@ -533,7 +491,7 @@
         <w:pStyle w:val="ListBullet"/>
       </w:pPr>
       <w:r>
-        <w:t>Nhược điểm: cần cài đặt đúng tọa độ và giờ; sai số lắp đặt, sai số đồng hồ không tự sửa được nên lệch vẫn hoàn lệch.</w:t>
+        <w:t>Nhược điểm: phải cài đúng tọa độ và giờ; không tự sửa được sai số do lắp đặt lệch hoặc khớp cơ khí rơ.</w:t>
       </w:r>
     </w:p>
     <w:p>
@@ -541,7 +499,25 @@
         <w:pStyle w:val="Heading3"/>
       </w:pPr>
       <w:r>
-        <w:t>2.9.3. Phương pháp lai quang trở – thiên văn (lựa chọn của đề tài)</w:t>
+        <w:t>2.9.2. Nhóm 2 – Vòng kín dùng cảm biến quang trở (LDR)</w:t>
+      </w:r>
+    </w:p>
+    <w:p>
+      <w:pPr/>
+      <w:r>
+        <w:t>Bốn LDR đặt ở bốn góc tấm pin, giữa có vách che tạo bóng lệch khi nắng xiên. Gọi giá trị đọc được của bốn kênh là trái, phải, trên, dưới, sai lệch điều khiển tính rất đơn giản:</w:t>
+      </w:r>
+    </w:p>
+    <w:p>
+      <w:pPr>
+        <w:ind w:firstLine="0"/>
+        <w:jc w:val="center"/>
+      </w:pPr>
+      <w:r>
+        <w:rPr>
+          <w:i/>
+        </w:rPr>
+        <w:t>e1 = ADC(LDR_trái) − ADC(LDR_phải);   e2 = ADC(LDR_trên) − ADC(LDR_dưới)</w:t>
       </w:r>
     </w:p>
     <w:p>
@@ -549,7 +525,7 @@
         <w:pStyle w:val="ListBullet"/>
       </w:pPr>
       <w:r>
-        <w:t>Thiên văn định vị thô: mỗi chu kỳ đọc DS1307, tính góc thiên văn; nếu góc lệnh lệch góc hiện tại quá 5° thì chạy motor theo lịch để kéo tấm pin về gần Mặt Trời, kể cả buổi sáng sớm hoặc sau khoảng mây dài.</w:t>
+        <w:t>Nếu |e1| &gt; ngưỡng: quay động cơ trục 1 theo dấu e1; nếu |e2| &gt; ngưỡng: quay động cơ trục 2 theo dấu e2.</w:t>
       </w:r>
     </w:p>
     <w:p>
@@ -557,7 +533,7 @@
         <w:pStyle w:val="ListBullet"/>
       </w:pPr>
       <w:r>
-        <w:t>LDR tinh chỉnh: khi tổng sáng bốn kênh vượt ngưỡng nắng, sai lệch e1 (và e2 với bản hai trục) được dùng để tinh chỉnh motor từng bước nhỏ về phía nhận sáng mạnh hơn, bù sai số lắp đặt và sai số đồng hồ mà vòng hở không tự sửa được.</w:t>
+        <w:t>Ngược lại thì dừng – vùng chết (dead-band) chống dao động quanh vị trí cân bằng.</w:t>
       </w:r>
     </w:p>
     <w:p>
@@ -565,13 +541,53 @@
         <w:pStyle w:val="ListBullet"/>
       </w:pPr>
       <w:r>
-        <w:t>Trời nhiều mây: tổng sáng dưới ngưỡng thì bỏ qua LDR, giữ vị trí theo lịch thiên văn để tránh dao động vô ích; hết mây hệ tự tinh chỉnh trở lại.</w:t>
+        <w:t>Ưu điểm: đơn giản, rẻ, phản ứng theo điều kiện sáng thực tế, tự sửa sai số lắp đặt.</w:t>
+      </w:r>
+    </w:p>
+    <w:p>
+      <w:pPr>
+        <w:pStyle w:val="ListBullet"/>
+      </w:pPr>
+      <w:r>
+        <w:t>Nhược điểm: nhạy với mây và bóng râm thoáng qua, dễ dao động nếu ngưỡng chọn quá nhỏ, buổi sáng sớm tín hiệu yếu nên bám chậm.</w:t>
+      </w:r>
+    </w:p>
+    <w:p>
+      <w:pPr>
+        <w:pStyle w:val="Heading3"/>
+      </w:pPr>
+      <w:r>
+        <w:t>2.9.3. Nhóm 3 – Phương pháp hybrid (kết hợp), phương án lựa chọn</w:t>
+      </w:r>
+    </w:p>
+    <w:p>
+      <w:pPr>
+        <w:pStyle w:val="ListBullet"/>
+      </w:pPr>
+      <w:r>
+        <w:t>Dùng thiên văn định vị thô: đầu buổi sáng và mỗi chu kỳ 30 phút, tính (α, γ) từ DS1307 rồi đưa nhanh tấm pin về gần vị trí Mặt Trời.</w:t>
+      </w:r>
+    </w:p>
+    <w:p>
+      <w:pPr>
+        <w:pStyle w:val="ListBullet"/>
+      </w:pPr>
+      <w:r>
+        <w:t>Dùng LDR tinh chỉnh: giữa hai lần định vị thô, so sánh e1 (và e2) với ngưỡng để khử phần sai lệch còn lại, kể cả sai số lắp đặt.</w:t>
+      </w:r>
+    </w:p>
+    <w:p>
+      <w:pPr>
+        <w:pStyle w:val="ListBullet"/>
+      </w:pPr>
+      <w:r>
+        <w:t>Khi trời nhiều mây (tổng sáng S nhỏ hơn ngưỡng S_min): giữ nguyên vị trí theo lịch thiên văn, tránh dao động vô ích do mây che thoáng qua.</w:t>
       </w:r>
     </w:p>
     <w:p>
       <w:pPr/>
       <w:r>
-        <w:t>Phương pháp lai kế thừa ưu điểm của cả hai nhánh: bám sát khi nắng đẹp nhờ vòng kín, không lạc hướng khi mây nhờ vòng hở, nên được chọn làm phương pháp điều khiển của đề tài; kết quả mô phỏng so sánh ba phương pháp trình bày ở Chương 3.</w:t>
+        <w:t>Phương pháp hybrid lấy được ưu điểm của cả hai nhóm: bám nhanh và ổn định như vòng hở, tự sửa sai số như vòng kín, và không săn lệnh khi thời tiết xấu. Vì vậy đề tài chọn nhóm 3 cho cả hai mô hình một trục và hai trục.</w:t>
       </w:r>
     </w:p>
     <w:p>
@@ -599,7 +615,7 @@
         <w:pStyle w:val="Heading1"/>
       </w:pPr>
       <w:r>
-        <w:t>CHƯƠNG 3. KẾT QUẢ NGHIÊN CỨU PHƯƠNG PHÁP LAI BẰNG MÔ PHỎNG</w:t>
+        <w:t>CHƯƠNG 3. KẾT QUẢ NGHIÊN CỨU PHƯƠNG PHÁP HYBRID BẰNG MÔ PHỎNG</w:t>
       </w:r>
     </w:p>
     <w:p>
@@ -607,47 +623,67 @@
         <w:pStyle w:val="Heading2"/>
       </w:pPr>
       <w:r>
-        <w:t>3.1. Cách hệ lai tính toán trong một chu kỳ</w:t>
+        <w:t>3.1. Đường đi của Mặt Trời tại địa điểm lắp đặt</w:t>
+      </w:r>
+    </w:p>
+    <w:p>
+      <w:pPr/>
+      <w:r>
+        <w:t>Trước khi chọn phương pháp, vị trí Mặt Trời được tính theo đúng các công thức thiên văn của mục 2.9.1 cho bốn ngày đại diện tại Mỹ Hào, Hưng Yên (vĩ độ φ = 20,93° Bắc). Kết quả vẽ thành đồ thị để nhìn trực quan quỹ đạo và độ cao Mặt Trời trong ngày:</w:t>
       </w:r>
     </w:p>
     <w:p>
       <w:pPr>
-        <w:pStyle w:val="ListBullet"/>
+        <w:ind w:firstLine="0"/>
+        <w:jc w:val="center"/>
       </w:pPr>
       <w:r>
-        <w:t>Bước 1 – đọc giờ: lấy ngày, giờ, phút, giây từ DS1307, đổi sang giờ Mặt Trời theo kinh độ 106,06° Đông của Mỹ Hào.</w:t>
+        <w:drawing>
+          <wp:inline xmlns:a="http://schemas.openxmlformats.org/drawingml/2006/main" xmlns:pic="http://schemas.openxmlformats.org/drawingml/2006/picture">
+            <wp:extent cx="5400000" cy="4536000"/>
+            <wp:docPr id="1" name="Picture 1"/>
+            <wp:cNvGraphicFramePr>
+              <a:graphicFrameLocks noChangeAspect="1"/>
+            </wp:cNvGraphicFramePr>
+            <a:graphic>
+              <a:graphicData uri="http://schemas.openxmlformats.org/drawingml/2006/picture">
+                <pic:pic>
+                  <pic:nvPicPr>
+                    <pic:cNvPr id="0" name="duong_di_mat_troi.png"/>
+                    <pic:cNvPicPr/>
+                  </pic:nvPicPr>
+                  <pic:blipFill>
+                    <a:blip r:embed="rId10"/>
+                    <a:stretch>
+                      <a:fillRect/>
+                    </a:stretch>
+                  </pic:blipFill>
+                  <pic:spPr>
+                    <a:xfrm>
+                      <a:off x="0" y="0"/>
+                      <a:ext cx="5400000" cy="4536000"/>
+                    </a:xfrm>
+                    <a:prstGeom prst="rect"/>
+                  </pic:spPr>
+                </pic:pic>
+              </a:graphicData>
+            </a:graphic>
+          </wp:inline>
+        </w:drawing>
       </w:r>
     </w:p>
     <w:p>
       <w:pPr>
-        <w:pStyle w:val="ListBullet"/>
+        <w:pStyle w:val="Caption"/>
       </w:pPr>
       <w:r>
-        <w:t>Bước 2 – tính góc thiên văn: dùng các công thức δ, H, α, γ của mục 2.9.2 suy ra góc lệnh của trục quay.</w:t>
+        <w:t>Hình 1. Góc cao và góc phương vị Mặt Trời trong bốn ngày đại diện tại Mỹ Hào</w:t>
       </w:r>
     </w:p>
     <w:p>
-      <w:pPr>
-        <w:pStyle w:val="ListBullet"/>
-      </w:pPr>
+      <w:pPr/>
       <w:r>
-        <w:t>Bước 3 – so sánh góc hiện tại đọc từ biến trở: lệch trên 5° thì chạy motor theo lịch (định vị thô).</w:t>
-      </w:r>
-    </w:p>
-    <w:p>
-      <w:pPr>
-        <w:pStyle w:val="ListBullet"/>
-      </w:pPr>
-      <w:r>
-        <w:t>Bước 4 – đọc ma trận 4 LDR: tính tổng sáng S và sai lệch e1; nếu S vượt ngưỡng nắng và |e1| vượt ngưỡng chết thì tinh chỉnh motor theo dấu e1.</w:t>
-      </w:r>
-    </w:p>
-    <w:p>
-      <w:pPr>
-        <w:pStyle w:val="ListBullet"/>
-      </w:pPr>
-      <w:r>
-        <w:t>Bước 5 – hiển thị LCD giờ, góc lệnh, góc thực tế, e1 và chế độ đang chạy; ghi log rồi chờ chu kỳ sau.</w:t>
+        <w:t>Đồ thị cho thấy ba đặc điểm quyết định thiết kế: giữa trưa hạ chí Mặt Trời lên gần thiên đỉnh (α ≈ 88°) còn đông chí chỉ đạt 46°, nên góc nghiêng thay đổi rất nhiều theo mùa; buổi sáng và chiều góc phương vị đổi nhanh (khoảng 15° mỗi giờ), nên trục quay Đông–Tây phải chỉnh liên tục trong ngày; toàn bộ quỹ đạo đối xứng qua giờ trưa nên lịch thiên văn rất dễ tính và ổn định.</w:t>
       </w:r>
     </w:p>
     <w:p>
@@ -655,13 +691,61 @@
         <w:pStyle w:val="Heading2"/>
       </w:pPr>
       <w:r>
-        <w:t>3.2. Kết quả của ma trận tính toán LDR</w:t>
+        <w:t>3.2. Ma trận bốn LDR nhìn hướng nắng như thế nào</w:t>
+      </w:r>
+    </w:p>
+    <w:p>
+      <w:pPr>
+        <w:ind w:firstLine="0"/>
+        <w:jc w:val="center"/>
+      </w:pPr>
+      <w:r>
+        <w:drawing>
+          <wp:inline xmlns:a="http://schemas.openxmlformats.org/drawingml/2006/main" xmlns:pic="http://schemas.openxmlformats.org/drawingml/2006/picture">
+            <wp:extent cx="5580000" cy="2376568"/>
+            <wp:docPr id="2" name="Picture 2"/>
+            <wp:cNvGraphicFramePr>
+              <a:graphicFrameLocks noChangeAspect="1"/>
+            </wp:cNvGraphicFramePr>
+            <a:graphic>
+              <a:graphicData uri="http://schemas.openxmlformats.org/drawingml/2006/picture">
+                <pic:pic>
+                  <pic:nvPicPr>
+                    <pic:cNvPr id="0" name="bo_tri_4_ldr.png"/>
+                    <pic:cNvPicPr/>
+                  </pic:nvPicPr>
+                  <pic:blipFill>
+                    <a:blip r:embed="rId11"/>
+                    <a:stretch>
+                      <a:fillRect/>
+                    </a:stretch>
+                  </pic:blipFill>
+                  <pic:spPr>
+                    <a:xfrm>
+                      <a:off x="0" y="0"/>
+                      <a:ext cx="5580000" cy="2376568"/>
+                    </a:xfrm>
+                    <a:prstGeom prst="rect"/>
+                  </pic:spPr>
+                </pic:pic>
+              </a:graphicData>
+            </a:graphic>
+          </wp:inline>
+        </w:drawing>
+      </w:r>
+    </w:p>
+    <w:p>
+      <w:pPr>
+        <w:pStyle w:val="Caption"/>
+      </w:pPr>
+      <w:r>
+        <w:t>Hình 2. Bốn LDR ở bốn góc tấm pin với vách che giữa tạo bóng lệch</w:t>
       </w:r>
     </w:p>
     <w:p>
       <w:pPr/>
       <w:r>
-        <w:t>Bảng dưới đây là kết quả chạy ma trận tính toán với cụm LDR gá β_s = 30° có vách che: cột lệch thật là góc lệch đặt bằng giá thử, cột mức ADC là giá trị hai kênh đọc được, cột e1 là sai lệch chuẩn hóa và cột cuối là góc hệ suy ra từ e1. Ma trận cho lại đúng góc đặt trong toàn dải 0–30°, tức phép tinh chỉnh không cần dò thử:</w:t>
+        <w:t>Khi nắng chiếu thẳng góc, vách che giữa che đều và bốn kênh đọc gần bằng nhau, e1 và e2 xấp xỉ 0: tấm pin đang đúng hướng. Khi nắng xiên sang một bên, vách che đổ bóng lên cặp LDR phía kia nên hiệu e1 khác 0 và dấu của e1 chỉ đúng phía cần quay tới. Bảng dưới là ví dụ số đọc được khi Mặt Trời lệch khỏi pháp tuyến tấm pin các góc khác nhau (giá trị ADC 12 bit):</w:t>
       </w:r>
     </w:p>
     <w:p>
@@ -670,7 +754,7 @@
         <w:spacing w:after="80"/>
       </w:pPr>
       <w:r>
-        <w:t>Bảng 1. Kết quả ma trận tính toán LDR: góc suy ra trùng góc lệch thật</w:t>
+        <w:t>Bảng 1. Ví dụ trực quan: giá trị đọc bốn kênh và lệnh quay tương ứng</w:t>
       </w:r>
     </w:p>
     <w:tbl>
@@ -702,7 +786,7 @@
                 <w:b/>
                 <w:sz w:val="22"/>
               </w:rPr>
-              <w:t>Góc lệch thật</w:t>
+              <w:t>Góc lệch Mặt Trời – tấm pin</w:t>
             </w:r>
           </w:p>
         </w:tc>
@@ -720,7 +804,7 @@
                 <w:b/>
                 <w:sz w:val="22"/>
               </w:rPr>
-              <w:t>Kênh phải (mức ADC)</w:t>
+              <w:t>ADC LDR trái</w:t>
             </w:r>
           </w:p>
         </w:tc>
@@ -738,7 +822,7 @@
                 <w:b/>
                 <w:sz w:val="22"/>
               </w:rPr>
-              <w:t>Kênh trái (mức ADC)</w:t>
+              <w:t>ADC LDR phải</w:t>
             </w:r>
           </w:p>
         </w:tc>
@@ -756,7 +840,7 @@
                 <w:b/>
                 <w:sz w:val="22"/>
               </w:rPr>
-              <w:t>e1</w:t>
+              <w:t>e1 = trái − phải</w:t>
             </w:r>
           </w:p>
         </w:tc>
@@ -774,7 +858,7 @@
                 <w:b/>
                 <w:sz w:val="22"/>
               </w:rPr>
-              <w:t>Góc suy ra</w:t>
+              <w:t>Lệnh quay</w:t>
             </w:r>
           </w:p>
         </w:tc>
@@ -793,7 +877,7 @@
               <w:rPr>
                 <w:sz w:val="22"/>
               </w:rPr>
-              <w:t>0°</w:t>
+              <w:t>−20° (lệch Đông)</w:t>
             </w:r>
           </w:p>
         </w:tc>
@@ -810,7 +894,7 @@
               <w:rPr>
                 <w:sz w:val="22"/>
               </w:rPr>
-              <w:t>1732</w:t>
+              <w:t>3100</w:t>
             </w:r>
           </w:p>
         </w:tc>
@@ -827,7 +911,7 @@
               <w:rPr>
                 <w:sz w:val="22"/>
               </w:rPr>
-              <w:t>1732</w:t>
+              <w:t>2074</w:t>
             </w:r>
           </w:p>
         </w:tc>
@@ -844,7 +928,7 @@
               <w:rPr>
                 <w:sz w:val="22"/>
               </w:rPr>
-              <w:t>0,000</w:t>
+              <w:t>+1026</w:t>
             </w:r>
           </w:p>
         </w:tc>
@@ -861,7 +945,7 @@
               <w:rPr>
                 <w:sz w:val="22"/>
               </w:rPr>
-              <w:t>0,0°</w:t>
+              <w:t>Quay sang trái (về Đông)</w:t>
             </w:r>
           </w:p>
         </w:tc>
@@ -880,7 +964,7 @@
               <w:rPr>
                 <w:sz w:val="22"/>
               </w:rPr>
-              <w:t>3°</w:t>
+              <w:t>−10°</w:t>
             </w:r>
           </w:p>
         </w:tc>
@@ -897,7 +981,7 @@
               <w:rPr>
                 <w:sz w:val="22"/>
               </w:rPr>
-              <w:t>1782</w:t>
+              <w:t>2968</w:t>
             </w:r>
           </w:p>
         </w:tc>
@@ -914,7 +998,7 @@
               <w:rPr>
                 <w:sz w:val="22"/>
               </w:rPr>
-              <w:t>1677</w:t>
+              <w:t>2447</w:t>
             </w:r>
           </w:p>
         </w:tc>
@@ -931,7 +1015,7 @@
               <w:rPr>
                 <w:sz w:val="22"/>
               </w:rPr>
-              <w:t>+0,030</w:t>
+              <w:t>+521</w:t>
             </w:r>
           </w:p>
         </w:tc>
@@ -948,7 +1032,7 @@
               <w:rPr>
                 <w:sz w:val="22"/>
               </w:rPr>
-              <w:t>+3,0°</w:t>
+              <w:t>Quay sang trái (về Đông)</w:t>
             </w:r>
           </w:p>
         </w:tc>
@@ -967,7 +1051,7 @@
               <w:rPr>
                 <w:sz w:val="22"/>
               </w:rPr>
-              <w:t>6°</w:t>
+              <w:t>−5°</w:t>
             </w:r>
           </w:p>
         </w:tc>
@@ -984,7 +1068,7 @@
               <w:rPr>
                 <w:sz w:val="22"/>
               </w:rPr>
-              <w:t>1827</w:t>
+              <w:t>2869</w:t>
             </w:r>
           </w:p>
         </w:tc>
@@ -1001,7 +1085,7 @@
               <w:rPr>
                 <w:sz w:val="22"/>
               </w:rPr>
-              <w:t>1618</w:t>
+              <w:t>2607</w:t>
             </w:r>
           </w:p>
         </w:tc>
@@ -1018,7 +1102,7 @@
               <w:rPr>
                 <w:sz w:val="22"/>
               </w:rPr>
-              <w:t>+0,061</w:t>
+              <w:t>+262</w:t>
             </w:r>
           </w:p>
         </w:tc>
@@ -1035,7 +1119,7 @@
               <w:rPr>
                 <w:sz w:val="22"/>
               </w:rPr>
-              <w:t>+6,0°</w:t>
+              <w:t>Quay sang trái (về Đông)</w:t>
             </w:r>
           </w:p>
         </w:tc>
@@ -1054,7 +1138,7 @@
               <w:rPr>
                 <w:sz w:val="22"/>
               </w:rPr>
-              <w:t>10°</w:t>
+              <w:t>0° (đúng hướng)</w:t>
             </w:r>
           </w:p>
         </w:tc>
@@ -1071,7 +1155,7 @@
               <w:rPr>
                 <w:sz w:val="22"/>
               </w:rPr>
-              <w:t>1879</w:t>
+              <w:t>2748</w:t>
             </w:r>
           </w:p>
         </w:tc>
@@ -1088,7 +1172,7 @@
               <w:rPr>
                 <w:sz w:val="22"/>
               </w:rPr>
-              <w:t>1532</w:t>
+              <w:t>2748</w:t>
             </w:r>
           </w:p>
         </w:tc>
@@ -1105,7 +1189,7 @@
               <w:rPr>
                 <w:sz w:val="22"/>
               </w:rPr>
-              <w:t>+0,102</w:t>
+              <w:t>0</w:t>
             </w:r>
           </w:p>
         </w:tc>
@@ -1122,7 +1206,7 @@
               <w:rPr>
                 <w:sz w:val="22"/>
               </w:rPr>
-              <w:t>+10,0°</w:t>
+              <w:t>Dừng (trong vùng chết)</w:t>
             </w:r>
           </w:p>
         </w:tc>
@@ -1141,7 +1225,7 @@
               <w:rPr>
                 <w:sz w:val="22"/>
               </w:rPr>
-              <w:t>15°</w:t>
+              <w:t>+5°</w:t>
             </w:r>
           </w:p>
         </w:tc>
@@ -1158,7 +1242,7 @@
               <w:rPr>
                 <w:sz w:val="22"/>
               </w:rPr>
-              <w:t>1932</w:t>
+              <w:t>2607</w:t>
             </w:r>
           </w:p>
         </w:tc>
@@ -1175,7 +1259,7 @@
               <w:rPr>
                 <w:sz w:val="22"/>
               </w:rPr>
-              <w:t>1414</w:t>
+              <w:t>2869</w:t>
             </w:r>
           </w:p>
         </w:tc>
@@ -1192,7 +1276,7 @@
               <w:rPr>
                 <w:sz w:val="22"/>
               </w:rPr>
-              <w:t>+0,155</w:t>
+              <w:t>−262</w:t>
             </w:r>
           </w:p>
         </w:tc>
@@ -1209,7 +1293,7 @@
               <w:rPr>
                 <w:sz w:val="22"/>
               </w:rPr>
-              <w:t>+15,0°</w:t>
+              <w:t>Quay sang phải (về Tây)</w:t>
             </w:r>
           </w:p>
         </w:tc>
@@ -1228,7 +1312,7 @@
               <w:rPr>
                 <w:sz w:val="22"/>
               </w:rPr>
-              <w:t>20°</w:t>
+              <w:t>+10°</w:t>
             </w:r>
           </w:p>
         </w:tc>
@@ -1245,7 +1329,7 @@
               <w:rPr>
                 <w:sz w:val="22"/>
               </w:rPr>
-              <w:t>1970</w:t>
+              <w:t>2447</w:t>
             </w:r>
           </w:p>
         </w:tc>
@@ -1262,7 +1346,7 @@
               <w:rPr>
                 <w:sz w:val="22"/>
               </w:rPr>
-              <w:t>1286</w:t>
+              <w:t>2969</w:t>
             </w:r>
           </w:p>
         </w:tc>
@@ -1279,7 +1363,7 @@
               <w:rPr>
                 <w:sz w:val="22"/>
               </w:rPr>
-              <w:t>+0,210</w:t>
+              <w:t>−521</w:t>
             </w:r>
           </w:p>
         </w:tc>
@@ -1296,7 +1380,7 @@
               <w:rPr>
                 <w:sz w:val="22"/>
               </w:rPr>
-              <w:t>+20,0°</w:t>
+              <w:t>Quay sang phải (về Tây)</w:t>
             </w:r>
           </w:p>
         </w:tc>
@@ -1315,7 +1399,7 @@
               <w:rPr>
                 <w:sz w:val="22"/>
               </w:rPr>
-              <w:t>30°</w:t>
+              <w:t>+20° (lệch Tây)</w:t>
             </w:r>
           </w:p>
         </w:tc>
@@ -1332,7 +1416,7 @@
               <w:rPr>
                 <w:sz w:val="22"/>
               </w:rPr>
-              <w:t>2000</w:t>
+              <w:t>2074</w:t>
             </w:r>
           </w:p>
         </w:tc>
@@ -1349,7 +1433,7 @@
               <w:rPr>
                 <w:sz w:val="22"/>
               </w:rPr>
-              <w:t>1000</w:t>
+              <w:t>3100</w:t>
             </w:r>
           </w:p>
         </w:tc>
@@ -1366,7 +1450,7 @@
               <w:rPr>
                 <w:sz w:val="22"/>
               </w:rPr>
-              <w:t>+0,333</w:t>
+              <w:t>−1026</w:t>
             </w:r>
           </w:p>
         </w:tc>
@@ -1383,7 +1467,7 @@
               <w:rPr>
                 <w:sz w:val="22"/>
               </w:rPr>
-              <w:t>+30,0°</w:t>
+              <w:t>Quay sang phải (về Tây)</w:t>
             </w:r>
           </w:p>
         </w:tc>
@@ -1395,7 +1479,7 @@
     <w:p>
       <w:pPr/>
       <w:r>
-        <w:t>Ngưỡng chết được chọn tương ứng e1 = 0,030, tức góc lệch 3°: lệch nhỏ hơn 3° thì motor không chạy để tránh mài mòn; lệch 3° trở lên thì mỗi lần tinh chỉnh đưa tấm pin về đúng hướng chỉ trong một bước.</w:t>
+        <w:t>Nhìn bảng là thấy ngay cách chọn ngưỡng: lệch khoảng 4° đã cho |e1| cỡ 200 mức ADC, đủ tách khỏi nhiễu; trong vùng chết |e1| dưới ngưỡng thì motor đứng yên, tránh săn lệnh. Trục nghiêng dùng cặp kênh trên–dưới với cùng một cách tính.</w:t>
       </w:r>
     </w:p>
     <w:p>
@@ -1403,13 +1487,67 @@
         <w:pStyle w:val="Heading2"/>
       </w:pPr>
       <w:r>
-        <w:t>3.3. Kết quả bám trong ngày nắng</w:t>
+        <w:t>3.3. Một ngày làm việc của phương pháp hybrid</w:t>
       </w:r>
     </w:p>
     <w:p>
       <w:pPr/>
       <w:r>
-        <w:t>Mô phỏng cả ngày tại Mỹ Hào cho ba phương pháp, tấm pin xuất phát lệch 4° do sai số lắp đặt giả định. Bảng tổng hợp sai số lệch hướng trung bình và số lần motor khởi động:</w:t>
+        <w:t>Chương trình mô phỏng cho chạy cả ngày 21/3 với một đám mây che từ 10h đến 11h, so sánh ba luật điều khiển: chỉ dùng thiên văn (vòng hở), chỉ dùng LDR (vòng kín) và hybrid. Đồ thị dưới đây là góc tấm pin theo thời gian của luật hybrid so với góc Mặt Trời lý tưởng:</w:t>
+      </w:r>
+    </w:p>
+    <w:p>
+      <w:pPr>
+        <w:ind w:firstLine="0"/>
+        <w:jc w:val="center"/>
+      </w:pPr>
+      <w:r>
+        <w:drawing>
+          <wp:inline xmlns:a="http://schemas.openxmlformats.org/drawingml/2006/main" xmlns:pic="http://schemas.openxmlformats.org/drawingml/2006/picture">
+            <wp:extent cx="5400000" cy="2866667"/>
+            <wp:docPr id="3" name="Picture 3"/>
+            <wp:cNvGraphicFramePr>
+              <a:graphicFrameLocks noChangeAspect="1"/>
+            </wp:cNvGraphicFramePr>
+            <a:graphic>
+              <a:graphicData uri="http://schemas.openxmlformats.org/drawingml/2006/picture">
+                <pic:pic>
+                  <pic:nvPicPr>
+                    <pic:cNvPr id="0" name="hoat_dong_hybrid.png"/>
+                    <pic:cNvPicPr/>
+                  </pic:nvPicPr>
+                  <pic:blipFill>
+                    <a:blip r:embed="rId12"/>
+                    <a:stretch>
+                      <a:fillRect/>
+                    </a:stretch>
+                  </pic:blipFill>
+                  <pic:spPr>
+                    <a:xfrm>
+                      <a:off x="0" y="0"/>
+                      <a:ext cx="5400000" cy="2866667"/>
+                    </a:xfrm>
+                    <a:prstGeom prst="rect"/>
+                  </pic:spPr>
+                </pic:pic>
+              </a:graphicData>
+            </a:graphic>
+          </wp:inline>
+        </w:drawing>
+      </w:r>
+    </w:p>
+    <w:p>
+      <w:pPr>
+        <w:pStyle w:val="Caption"/>
+      </w:pPr>
+      <w:r>
+        <w:t>Hình 3. Góc tấm pin theo thời gian trong ngày 21/3 của phương pháp hybrid</w:t>
+      </w:r>
+    </w:p>
+    <w:p>
+      <w:pPr/>
+      <w:r>
+        <w:t>Đường bậc thang bám sát đường lý tưởng: sáng sớm tấm pin được đưa nhanh về phía Đông theo lịch thiên văn, trong ngày LDR tinh chỉnh từng bậc nhỏ, còn đúng khoảng mây mù 10h–11h thì tấm pin đứng yên giữ vị trí theo lịch thay vì dao động theo mây. Bảng so sánh ba luật trong cùng điều kiện:</w:t>
       </w:r>
     </w:p>
     <w:p>
@@ -1418,7 +1556,7 @@
         <w:spacing w:after="80"/>
       </w:pPr>
       <w:r>
-        <w:t>Bảng 2. Sai số bám và số lần chạy motor trong ngày nắng</w:t>
+        <w:t>Bảng 2. So sánh ba luật điều khiển trong ngày 21/3 có mây mù</w:t>
       </w:r>
     </w:p>
     <w:tbl>
@@ -1449,7 +1587,7 @@
                 <w:b/>
                 <w:sz w:val="22"/>
               </w:rPr>
-              <w:t>Ngày</w:t>
+              <w:t>Luật điều khiển</w:t>
             </w:r>
           </w:p>
         </w:tc>
@@ -1467,7 +1605,7 @@
                 <w:b/>
                 <w:sz w:val="22"/>
               </w:rPr>
-              <w:t>Thiên văn: sai số / số lần chạy</w:t>
+              <w:t>Sai số trung bình</w:t>
             </w:r>
           </w:p>
         </w:tc>
@@ -1485,7 +1623,7 @@
                 <w:b/>
                 <w:sz w:val="22"/>
               </w:rPr>
-              <w:t>LDR thuần: sai số / số lần chạy</w:t>
+              <w:t>Sai số lớn nhất</w:t>
             </w:r>
           </w:p>
         </w:tc>
@@ -1503,7 +1641,7 @@
                 <w:b/>
                 <w:sz w:val="22"/>
               </w:rPr>
-              <w:t>Lai: sai số / số lần chạy</w:t>
+              <w:t>Số lần chạy motor</w:t>
             </w:r>
           </w:p>
         </w:tc>
@@ -1522,7 +1660,7 @@
               <w:rPr>
                 <w:sz w:val="22"/>
               </w:rPr>
-              <w:t>21/3</w:t>
+              <w:t>Chỉ thiên văn (vòng hở, 30 phút/lần)</w:t>
             </w:r>
           </w:p>
         </w:tc>
@@ -1539,7 +1677,7 @@
               <w:rPr>
                 <w:sz w:val="22"/>
               </w:rPr>
-              <w:t>2,6° / 77 lần</w:t>
+              <w:t>4,3°</w:t>
             </w:r>
           </w:p>
         </w:tc>
@@ -1556,7 +1694,7 @@
               <w:rPr>
                 <w:sz w:val="22"/>
               </w:rPr>
-              <w:t>0,8° / 86 lần</w:t>
+              <w:t>19,4°</w:t>
             </w:r>
           </w:p>
         </w:tc>
@@ -1573,7 +1711,7 @@
               <w:rPr>
                 <w:sz w:val="22"/>
               </w:rPr>
-              <w:t>1,2° / 142 lần</w:t>
+              <w:t>22 lần</w:t>
             </w:r>
           </w:p>
         </w:tc>
@@ -1592,7 +1730,7 @@
               <w:rPr>
                 <w:sz w:val="22"/>
               </w:rPr>
-              <w:t>21/6</w:t>
+              <w:t>Chỉ LDR (vòng kín, 2 phút/lần)</w:t>
             </w:r>
           </w:p>
         </w:tc>
@@ -1609,7 +1747,7 @@
               <w:rPr>
                 <w:sz w:val="22"/>
               </w:rPr>
-              <w:t>2,7° / 75 lần</w:t>
+              <w:t>6,3°</w:t>
             </w:r>
           </w:p>
         </w:tc>
@@ -1626,7 +1764,7 @@
               <w:rPr>
                 <w:sz w:val="22"/>
               </w:rPr>
-              <w:t>0,8° / 83 lần</w:t>
+              <w:t>82,3°</w:t>
             </w:r>
           </w:p>
         </w:tc>
@@ -1643,7 +1781,7 @@
               <w:rPr>
                 <w:sz w:val="22"/>
               </w:rPr>
-              <w:t>1,1° / 145 lần</w:t>
+              <w:t>118 lần</w:t>
             </w:r>
           </w:p>
         </w:tc>
@@ -1662,7 +1800,7 @@
               <w:rPr>
                 <w:sz w:val="22"/>
               </w:rPr>
-              <w:t>23/9</w:t>
+              <w:t>Hybrid (thiên văn thô + LDR tinh chỉnh)</w:t>
             </w:r>
           </w:p>
         </w:tc>
@@ -1679,7 +1817,7 @@
               <w:rPr>
                 <w:sz w:val="22"/>
               </w:rPr>
-              <w:t>2,6° / 77 lần</w:t>
+              <w:t>2,9°</w:t>
             </w:r>
           </w:p>
         </w:tc>
@@ -1696,7 +1834,7 @@
               <w:rPr>
                 <w:sz w:val="22"/>
               </w:rPr>
-              <w:t>0,7° / 86 lần</w:t>
+              <w:t>17,9°</w:t>
             </w:r>
           </w:p>
         </w:tc>
@@ -1713,77 +1851,7 @@
               <w:rPr>
                 <w:sz w:val="22"/>
               </w:rPr>
-              <w:t>1,2° / 142 lần</w:t>
-            </w:r>
-          </w:p>
-        </w:tc>
-      </w:tr>
-      <w:tr>
-        <w:tc>
-          <w:tcPr>
-            <w:tcW w:type="dxa" w:w="2257"/>
-          </w:tcPr>
-          <w:p>
-            <w:pPr>
-              <w:spacing w:after="40"/>
-              <w:ind w:firstLine="0"/>
-            </w:pPr>
-            <w:r>
-              <w:rPr>
-                <w:sz w:val="22"/>
-              </w:rPr>
-              <w:t>21/12</w:t>
-            </w:r>
-          </w:p>
-        </w:tc>
-        <w:tc>
-          <w:tcPr>
-            <w:tcW w:type="dxa" w:w="2257"/>
-          </w:tcPr>
-          <w:p>
-            <w:pPr>
-              <w:spacing w:after="40"/>
-              <w:ind w:firstLine="0"/>
-            </w:pPr>
-            <w:r>
-              <w:rPr>
-                <w:sz w:val="22"/>
-              </w:rPr>
-              <w:t>2,6° / 72 lần</w:t>
-            </w:r>
-          </w:p>
-        </w:tc>
-        <w:tc>
-          <w:tcPr>
-            <w:tcW w:type="dxa" w:w="2257"/>
-          </w:tcPr>
-          <w:p>
-            <w:pPr>
-              <w:spacing w:after="40"/>
-              <w:ind w:firstLine="0"/>
-            </w:pPr>
-            <w:r>
-              <w:rPr>
-                <w:sz w:val="22"/>
-              </w:rPr>
-              <w:t>0,8° / 90 lần</w:t>
-            </w:r>
-          </w:p>
-        </w:tc>
-        <w:tc>
-          <w:tcPr>
-            <w:tcW w:type="dxa" w:w="2257"/>
-          </w:tcPr>
-          <w:p>
-            <w:pPr>
-              <w:spacing w:after="40"/>
-              <w:ind w:firstLine="0"/>
-            </w:pPr>
-            <w:r>
-              <w:rPr>
-                <w:sz w:val="22"/>
-              </w:rPr>
-              <w:t>1,3° / 139 lần</w:t>
+              <w:t>83 lần</w:t>
             </w:r>
           </w:p>
         </w:tc>
@@ -1793,6 +1861,26 @@
       <w:pPr/>
     </w:p>
     <w:p>
+      <w:pPr/>
+      <w:r>
+        <w:t>Vòng kín thuần túy kém nhất vì buổi sáng tín hiệu yếu nên bám đuổi chậm (sai số có lúc 82°) và vẫn chạy motor nhiều lần; vòng hở thuần túy ổn định nhưng sai số tích lũy giữa hai lần cập nhật; hybrid nhỏ sai số nhất mà số lần chạy motor vẫn chấp nhận được, nên được chọn triển khai.</w:t>
+      </w:r>
+    </w:p>
+    <w:p>
+      <w:pPr>
+        <w:pStyle w:val="Heading2"/>
+      </w:pPr>
+      <w:r>
+        <w:t>3.4. Bám nắng hybrid thu thêm được bao nhiêu điện</w:t>
+      </w:r>
+    </w:p>
+    <w:p>
+      <w:pPr/>
+      <w:r>
+        <w:t>Mô phỏng tích phân lượng nắng trực xạ rơi vuông góc lên tấm pin trong cả ngày cho ba cấu hình: tấm cố định nghiêng 21° hướng Nam, tấm bám một trục Đông–Tây và tấm bám hai trục, đều dùng luật hybrid:</w:t>
+      </w:r>
+    </w:p>
+    <w:p>
       <w:pPr>
         <w:ind w:firstLine="0"/>
         <w:jc w:val="center"/>
@@ -1800,8 +1888,8 @@
       <w:r>
         <w:drawing>
           <wp:inline xmlns:a="http://schemas.openxmlformats.org/drawingml/2006/main" xmlns:pic="http://schemas.openxmlformats.org/drawingml/2006/picture">
-            <wp:extent cx="5580000" cy="3842830"/>
-            <wp:docPr id="1" name="Picture 1"/>
+            <wp:extent cx="5400000" cy="2808000"/>
+            <wp:docPr id="4" name="Picture 4"/>
             <wp:cNvGraphicFramePr>
               <a:graphicFrameLocks noChangeAspect="1"/>
             </wp:cNvGraphicFramePr>
@@ -1809,11 +1897,11 @@
               <a:graphicData uri="http://schemas.openxmlformats.org/drawingml/2006/picture">
                 <pic:pic>
                   <pic:nvPicPr>
-                    <pic:cNvPr id="0" name="ket_qua_mo_phong_1_truc.png"/>
+                    <pic:cNvPr id="0" name="so_sanh_nang_luong.png"/>
                     <pic:cNvPicPr/>
                   </pic:nvPicPr>
                   <pic:blipFill>
-                    <a:blip r:embed="rId10"/>
+                    <a:blip r:embed="rId13"/>
                     <a:stretch>
                       <a:fillRect/>
                     </a:stretch>
@@ -1821,7 +1909,7 @@
                   <pic:spPr>
                     <a:xfrm>
                       <a:off x="0" y="0"/>
-                      <a:ext cx="5580000" cy="3842830"/>
+                      <a:ext cx="5400000" cy="2808000"/>
                     </a:xfrm>
                     <a:prstGeom prst="rect"/>
                   </pic:spPr>
@@ -1837,13 +1925,13 @@
         <w:pStyle w:val="Caption"/>
       </w:pPr>
       <w:r>
-        <w:t>Hình 1. Góc tấm pin theo luật lai bám sát góc Mặt Trời lý tưởng ngày 21/6</w:t>
+        <w:t>Hình 4. Phần trăm điện thu thêm so với tấm cố định trong bốn ngày đại diện</w:t>
       </w:r>
     </w:p>
     <w:p>
       <w:pPr/>
       <w:r>
-        <w:t>Ngày nắng, cả LDR thuần và lai đều giữ lệch hướng quanh 1°, riêng thiên văn thuần chịu lệch đều khoảng 2,6° đúng bằng sai số lắp đặt giả định vì vòng hở không tự sửa. Đồ thị cho thấy đường góc tấm pin của luật lai trùm gần kín đường góc Mặt Trời; các khoảng hệ số nắng thấp là lúc mây thoáng, hệ tạm giữ vị trí rồi tinh chỉnh lại ngay khi nắng lại.</w:t>
+        <w:t>Đọc trực tiếp trên đồ thị: bám một trục thu thêm khoảng 47% ngày hạ chí và tới 259% ngày đông chí so với tấm cố định; bám hai trục nhỉnh hơn một trục không đáng kể vào mùa hè nhưng gấp rưỡi thêm vào ngày đông chí (351%). Với mô hình một trục của đồ án 1, phần tăng 47–259% đã đủ chứng minh hiệu quả của thuật toán; mô hình hai trục của đồ án 2 phát huy rõ nhất vào mùa đông.</w:t>
       </w:r>
     </w:p>
     <w:p>
@@ -1851,13 +1939,123 @@
         <w:pStyle w:val="Heading2"/>
       </w:pPr>
       <w:r>
-        <w:t>3.4. Kết quả khi trời nhiều mây</w:t>
+        <w:t>3.5. Lưu đồ thuật toán tổng quát</w:t>
+      </w:r>
+    </w:p>
+    <w:p>
+      <w:pPr>
+        <w:ind w:firstLine="0"/>
+        <w:jc w:val="center"/>
+      </w:pPr>
+      <w:r>
+        <w:drawing>
+          <wp:inline xmlns:a="http://schemas.openxmlformats.org/drawingml/2006/main" xmlns:pic="http://schemas.openxmlformats.org/drawingml/2006/picture">
+            <wp:extent cx="5400000" cy="7546065"/>
+            <wp:docPr id="5" name="Picture 5"/>
+            <wp:cNvGraphicFramePr>
+              <a:graphicFrameLocks noChangeAspect="1"/>
+            </wp:cNvGraphicFramePr>
+            <a:graphic>
+              <a:graphicData uri="http://schemas.openxmlformats.org/drawingml/2006/picture">
+                <pic:pic>
+                  <pic:nvPicPr>
+                    <pic:cNvPr id="0" name="luu_do_tong_quat_1_truc.png"/>
+                    <pic:cNvPicPr/>
+                  </pic:nvPicPr>
+                  <pic:blipFill>
+                    <a:blip r:embed="rId14"/>
+                    <a:stretch>
+                      <a:fillRect/>
+                    </a:stretch>
+                  </pic:blipFill>
+                  <pic:spPr>
+                    <a:xfrm>
+                      <a:off x="0" y="0"/>
+                      <a:ext cx="5400000" cy="7546065"/>
+                    </a:xfrm>
+                    <a:prstGeom prst="rect"/>
+                  </pic:spPr>
+                </pic:pic>
+              </a:graphicData>
+            </a:graphic>
+          </wp:inline>
+        </w:drawing>
+      </w:r>
+    </w:p>
+    <w:p>
+      <w:pPr>
+        <w:pStyle w:val="Caption"/>
+      </w:pPr>
+      <w:r>
+        <w:t>Hình 5. Lưu đồ tổng quát chương trình hybrid cho mô hình một trục</w:t>
       </w:r>
     </w:p>
     <w:p>
       <w:pPr/>
       <w:r>
-        <w:t>Kịch bản ngày nhiều mây (phần lớn thời gian tổng sáng dưới ngưỡng nắng) cho thấy khác biệt lớn nhất giữa các phương pháp:</w:t>
+        <w:t>Lưu đồ thể hiện đúng ba nhánh của phương pháp hybrid: nhánh thiên văn chạy mỗi 30 phút để định vị thô, nhánh LDR chạy mỗi 2 phút để tinh chỉnh khi nắng đủ mạnh, và nhánh giữ vị trí theo lịch khi tổng sáng sụt dưới ngưỡng S_min. Các lưu đồ chi tiết từng khối (đọc ADC, tính thiên văn, điều khiển motor, hiển thị LCD, đọc biến trở) trình bày ở quyển lập trình, chương 3.</w:t>
+      </w:r>
+    </w:p>
+    <w:p>
+      <w:pPr>
+        <w:pStyle w:val="Heading1"/>
+      </w:pPr>
+      <w:r>
+        <w:t>CHƯƠNG 4. KẾT QUẢ CÔNG VIỆC ĐẠT ĐƯỢC VÀ MA TRẬN TÍNH TOÁN</w:t>
+      </w:r>
+    </w:p>
+    <w:p>
+      <w:pPr>
+        <w:pStyle w:val="Heading2"/>
+      </w:pPr>
+      <w:r>
+        <w:t>4.1. Các công việc đã hoàn thành trong tuần 5/10 – 10/10/2026</w:t>
+      </w:r>
+    </w:p>
+    <w:p>
+      <w:pPr>
+        <w:pStyle w:val="ListBullet"/>
+      </w:pPr>
+      <w:r>
+        <w:t>Hoàn thành lựa chọn phương pháp điều khiển hybrid: thiên văn định vị thô theo giờ DS1307, LDR tinh chỉnh theo ngưỡng và vùng chết, giữ vị trí theo lịch khi mây mù.</w:t>
+      </w:r>
+    </w:p>
+    <w:p>
+      <w:pPr>
+        <w:pStyle w:val="ListBullet"/>
+      </w:pPr>
+      <w:r>
+        <w:t>Hoàn thành mô phỏng kiểm chứng: so sánh ba luật điều khiển trong ngày có mây mù (Bảng chương 3) và biểu đồ phần trăm điện thu thêm của bám một trục, hai trục so với tấm cố định.</w:t>
+      </w:r>
+    </w:p>
+    <w:p>
+      <w:pPr>
+        <w:pStyle w:val="ListBullet"/>
+      </w:pPr>
+      <w:r>
+        <w:t>Hoàn thành bộ công thức thiên văn cài trên ESP32 (δ, H, α, γ) và kiểm tra chéo với đồ thị đường đi Mặt Trời tại Mỹ Hào.</w:t>
+      </w:r>
+    </w:p>
+    <w:p>
+      <w:pPr>
+        <w:pStyle w:val="ListBullet"/>
+      </w:pPr>
+      <w:r>
+        <w:t>Hoàn thành sơ đồ khối hệ thống, sơ đồ kết nối chân ESP32 và bảy sheet mạch nguyên lý EasyEDA (khối ESP32, cầu H TIP41C, opto PC817, nguồn LM2596/7805, DS1307, LCD I2C, công tắc hành trình).</w:t>
+      </w:r>
+    </w:p>
+    <w:p>
+      <w:pPr>
+        <w:pStyle w:val="Heading2"/>
+      </w:pPr>
+      <w:r>
+        <w:t>4.2. Kết quả ma trận tính toán góc Mặt Trời</w:t>
+      </w:r>
+    </w:p>
+    <w:p>
+      <w:pPr/>
+      <w:r>
+        <w:t>Ma trận tính toán là bảng góc cao α và góc phương vị γ mà khối thiên văn của chương trình tính ra cho từng giờ trong ngày, tại bốn ngày đại diện; đây chính là dữ liệu đầu vào của bước định vị thô. Bảng góc cao α (độ):</w:t>
       </w:r>
     </w:p>
     <w:p>
@@ -1866,320 +2064,7 @@
         <w:spacing w:after="80"/>
       </w:pPr>
       <w:r>
-        <w:t>Bảng 3. Hành vi của LDR thuần và luật lai trong ngày nhiều mây</w:t>
-      </w:r>
-    </w:p>
-    <w:tbl>
-      <w:tblPr>
-        <w:tblStyle w:val="TableGrid"/>
-        <w:tblW w:type="auto" w:w="0"/>
-        <w:jc w:val="center"/>
-        <w:tblLook w:firstColumn="1" w:firstRow="1" w:lastColumn="0" w:lastRow="0" w:noHBand="0" w:noVBand="1" w:val="04A0"/>
-      </w:tblPr>
-      <w:tblGrid>
-        <w:gridCol w:w="3010"/>
-        <w:gridCol w:w="3010"/>
-        <w:gridCol w:w="3010"/>
-      </w:tblGrid>
-      <w:tr>
-        <w:tc>
-          <w:tcPr>
-            <w:tcW w:type="dxa" w:w="3010"/>
-          </w:tcPr>
-          <w:p>
-            <w:pPr>
-              <w:spacing w:after="40"/>
-              <w:ind w:firstLine="0"/>
-            </w:pPr>
-            <w:r>
-              <w:rPr>
-                <w:b/>
-                <w:sz w:val="22"/>
-              </w:rPr>
-              <w:t>Ngày</w:t>
-            </w:r>
-          </w:p>
-        </w:tc>
-        <w:tc>
-          <w:tcPr>
-            <w:tcW w:type="dxa" w:w="3010"/>
-          </w:tcPr>
-          <w:p>
-            <w:pPr>
-              <w:spacing w:after="40"/>
-              <w:ind w:firstLine="0"/>
-            </w:pPr>
-            <w:r>
-              <w:rPr>
-                <w:b/>
-                <w:sz w:val="22"/>
-              </w:rPr>
-              <w:t>LDR thuần: sai số / số lần chạy</w:t>
-            </w:r>
-          </w:p>
-        </w:tc>
-        <w:tc>
-          <w:tcPr>
-            <w:tcW w:type="dxa" w:w="3010"/>
-          </w:tcPr>
-          <w:p>
-            <w:pPr>
-              <w:spacing w:after="40"/>
-              <w:ind w:firstLine="0"/>
-            </w:pPr>
-            <w:r>
-              <w:rPr>
-                <w:b/>
-                <w:sz w:val="22"/>
-              </w:rPr>
-              <w:t>Lai: sai số / số lần chạy</w:t>
-            </w:r>
-          </w:p>
-        </w:tc>
-      </w:tr>
-      <w:tr>
-        <w:tc>
-          <w:tcPr>
-            <w:tcW w:type="dxa" w:w="3010"/>
-          </w:tcPr>
-          <w:p>
-            <w:pPr>
-              <w:spacing w:after="40"/>
-              <w:ind w:firstLine="0"/>
-            </w:pPr>
-            <w:r>
-              <w:rPr>
-                <w:sz w:val="22"/>
-              </w:rPr>
-              <w:t>21/3</w:t>
-            </w:r>
-          </w:p>
-        </w:tc>
-        <w:tc>
-          <w:tcPr>
-            <w:tcW w:type="dxa" w:w="3010"/>
-          </w:tcPr>
-          <w:p>
-            <w:pPr>
-              <w:spacing w:after="40"/>
-              <w:ind w:firstLine="0"/>
-            </w:pPr>
-            <w:r>
-              <w:rPr>
-                <w:sz w:val="22"/>
-              </w:rPr>
-              <w:t>74,7° / 106 lần</w:t>
-            </w:r>
-          </w:p>
-        </w:tc>
-        <w:tc>
-          <w:tcPr>
-            <w:tcW w:type="dxa" w:w="3010"/>
-          </w:tcPr>
-          <w:p>
-            <w:pPr>
-              <w:spacing w:after="40"/>
-              <w:ind w:firstLine="0"/>
-            </w:pPr>
-            <w:r>
-              <w:rPr>
-                <w:sz w:val="22"/>
-              </w:rPr>
-              <w:t>1,6° / 33 lần</w:t>
-            </w:r>
-          </w:p>
-        </w:tc>
-      </w:tr>
-      <w:tr>
-        <w:tc>
-          <w:tcPr>
-            <w:tcW w:type="dxa" w:w="3010"/>
-          </w:tcPr>
-          <w:p>
-            <w:pPr>
-              <w:spacing w:after="40"/>
-              <w:ind w:firstLine="0"/>
-            </w:pPr>
-            <w:r>
-              <w:rPr>
-                <w:sz w:val="22"/>
-              </w:rPr>
-              <w:t>21/6</w:t>
-            </w:r>
-          </w:p>
-        </w:tc>
-        <w:tc>
-          <w:tcPr>
-            <w:tcW w:type="dxa" w:w="3010"/>
-          </w:tcPr>
-          <w:p>
-            <w:pPr>
-              <w:spacing w:after="40"/>
-              <w:ind w:firstLine="0"/>
-            </w:pPr>
-            <w:r>
-              <w:rPr>
-                <w:sz w:val="22"/>
-              </w:rPr>
-              <w:t>69,1° / 123 lần</w:t>
-            </w:r>
-          </w:p>
-        </w:tc>
-        <w:tc>
-          <w:tcPr>
-            <w:tcW w:type="dxa" w:w="3010"/>
-          </w:tcPr>
-          <w:p>
-            <w:pPr>
-              <w:spacing w:after="40"/>
-              <w:ind w:firstLine="0"/>
-            </w:pPr>
-            <w:r>
-              <w:rPr>
-                <w:sz w:val="22"/>
-              </w:rPr>
-              <w:t>1,7° / 31 lần</w:t>
-            </w:r>
-          </w:p>
-        </w:tc>
-      </w:tr>
-      <w:tr>
-        <w:tc>
-          <w:tcPr>
-            <w:tcW w:type="dxa" w:w="3010"/>
-          </w:tcPr>
-          <w:p>
-            <w:pPr>
-              <w:spacing w:after="40"/>
-              <w:ind w:firstLine="0"/>
-            </w:pPr>
-            <w:r>
-              <w:rPr>
-                <w:sz w:val="22"/>
-              </w:rPr>
-              <w:t>23/9</w:t>
-            </w:r>
-          </w:p>
-        </w:tc>
-        <w:tc>
-          <w:tcPr>
-            <w:tcW w:type="dxa" w:w="3010"/>
-          </w:tcPr>
-          <w:p>
-            <w:pPr>
-              <w:spacing w:after="40"/>
-              <w:ind w:firstLine="0"/>
-            </w:pPr>
-            <w:r>
-              <w:rPr>
-                <w:sz w:val="22"/>
-              </w:rPr>
-              <w:t>74,9° / 106 lần</w:t>
-            </w:r>
-          </w:p>
-        </w:tc>
-        <w:tc>
-          <w:tcPr>
-            <w:tcW w:type="dxa" w:w="3010"/>
-          </w:tcPr>
-          <w:p>
-            <w:pPr>
-              <w:spacing w:after="40"/>
-              <w:ind w:firstLine="0"/>
-            </w:pPr>
-            <w:r>
-              <w:rPr>
-                <w:sz w:val="22"/>
-              </w:rPr>
-              <w:t>1,6° / 33 lần</w:t>
-            </w:r>
-          </w:p>
-        </w:tc>
-      </w:tr>
-      <w:tr>
-        <w:tc>
-          <w:tcPr>
-            <w:tcW w:type="dxa" w:w="3010"/>
-          </w:tcPr>
-          <w:p>
-            <w:pPr>
-              <w:spacing w:after="40"/>
-              <w:ind w:firstLine="0"/>
-            </w:pPr>
-            <w:r>
-              <w:rPr>
-                <w:sz w:val="22"/>
-              </w:rPr>
-              <w:t>21/12</w:t>
-            </w:r>
-          </w:p>
-        </w:tc>
-        <w:tc>
-          <w:tcPr>
-            <w:tcW w:type="dxa" w:w="3010"/>
-          </w:tcPr>
-          <w:p>
-            <w:pPr>
-              <w:spacing w:after="40"/>
-              <w:ind w:firstLine="0"/>
-            </w:pPr>
-            <w:r>
-              <w:rPr>
-                <w:sz w:val="22"/>
-              </w:rPr>
-              <w:t>92,5° / 99 lần</w:t>
-            </w:r>
-          </w:p>
-        </w:tc>
-        <w:tc>
-          <w:tcPr>
-            <w:tcW w:type="dxa" w:w="3010"/>
-          </w:tcPr>
-          <w:p>
-            <w:pPr>
-              <w:spacing w:after="40"/>
-              <w:ind w:firstLine="0"/>
-            </w:pPr>
-            <w:r>
-              <w:rPr>
-                <w:sz w:val="22"/>
-              </w:rPr>
-              <w:t>1,6° / 33 lần</w:t>
-            </w:r>
-          </w:p>
-        </w:tc>
-      </w:tr>
-    </w:tbl>
-    <w:p>
-      <w:pPr/>
-    </w:p>
-    <w:p>
-      <w:pPr/>
-      <w:r>
-        <w:t>Trời mờ đều, bốn kênh LDR gần bằng nhau nên nhánh LDR thuần không còn chênh lệch để dò, tấm pin đứng yên trong khi Mặt Trời tiếp tục đi: sai số dồn tới 70–90°. Luật lai nhận biết tổng sáng thấp nên chuyển sang bám lịch thiên văn, sai số chỉ còn 1,6–1,7° và motor chỉ chạy 31–33 lần theo bước lịch. Đây chính là lý do đề tài chọn phương pháp lai.</w:t>
-      </w:r>
-    </w:p>
-    <w:p>
-      <w:pPr>
-        <w:pStyle w:val="Heading2"/>
-      </w:pPr>
-      <w:r>
-        <w:t>3.5. Năng lượng thu được so với tấm cố định</w:t>
-      </w:r>
-    </w:p>
-    <w:p>
-      <w:pPr/>
-      <w:r>
-        <w:t>Lấy tấm cố định nghiêng 21° hướng Nam làm mốc 100%, năng lượng trực xạ thu được trong ngày của ba phương pháp bám:</w:t>
-      </w:r>
-    </w:p>
-    <w:p>
-      <w:pPr>
-        <w:pStyle w:val="Caption"/>
-        <w:spacing w:after="80"/>
-      </w:pPr>
-      <w:r>
-        <w:t>Bảng 4. Năng lượng trực xạ trong ngày, tấm cố định = 100%</w:t>
+        <w:t>Bảng 3. Ma trận góc cao α (độ) theo giờ và ngày</w:t>
       </w:r>
     </w:p>
     <w:tbl>
@@ -2211,7 +2096,7 @@
                 <w:b/>
                 <w:sz w:val="22"/>
               </w:rPr>
-              <w:t>Ngày</w:t>
+              <w:t>Giờ</w:t>
             </w:r>
           </w:p>
         </w:tc>
@@ -2229,7 +2114,7 @@
                 <w:b/>
                 <w:sz w:val="22"/>
               </w:rPr>
-              <w:t>Tấm cố định</w:t>
+              <w:t>21/3</w:t>
             </w:r>
           </w:p>
         </w:tc>
@@ -2247,7 +2132,7 @@
                 <w:b/>
                 <w:sz w:val="22"/>
               </w:rPr>
-              <w:t>Thiên văn</w:t>
+              <w:t>21/6</w:t>
             </w:r>
           </w:p>
         </w:tc>
@@ -2265,7 +2150,7 @@
                 <w:b/>
                 <w:sz w:val="22"/>
               </w:rPr>
-              <w:t>LDR thuần</w:t>
+              <w:t>23/9</w:t>
             </w:r>
           </w:p>
         </w:tc>
@@ -2283,7 +2168,7 @@
                 <w:b/>
                 <w:sz w:val="22"/>
               </w:rPr>
-              <w:t>Lai</w:t>
+              <w:t>21/12</w:t>
             </w:r>
           </w:p>
         </w:tc>
@@ -2302,7 +2187,7 @@
               <w:rPr>
                 <w:sz w:val="22"/>
               </w:rPr>
-              <w:t>21/3</w:t>
+              <w:t>6h</w:t>
             </w:r>
           </w:p>
         </w:tc>
@@ -2319,7 +2204,7 @@
               <w:rPr>
                 <w:sz w:val="22"/>
               </w:rPr>
-              <w:t>100%</w:t>
+              <w:t>2,0</w:t>
             </w:r>
           </w:p>
         </w:tc>
@@ -2336,7 +2221,7 @@
               <w:rPr>
                 <w:sz w:val="22"/>
               </w:rPr>
-              <w:t>246%</w:t>
+              <w:t>4,6</w:t>
             </w:r>
           </w:p>
         </w:tc>
@@ -2353,7 +2238,7 @@
               <w:rPr>
                 <w:sz w:val="22"/>
               </w:rPr>
-              <w:t>221%</w:t>
+              <w:t>1,4</w:t>
             </w:r>
           </w:p>
         </w:tc>
@@ -2370,7 +2255,7 @@
               <w:rPr>
                 <w:sz w:val="22"/>
               </w:rPr>
-              <w:t>246%</w:t>
+              <w:t>0,0</w:t>
             </w:r>
           </w:p>
         </w:tc>
@@ -2389,7 +2274,7 @@
               <w:rPr>
                 <w:sz w:val="22"/>
               </w:rPr>
-              <w:t>21/6</w:t>
+              <w:t>7h</w:t>
             </w:r>
           </w:p>
         </w:tc>
@@ -2406,7 +2291,7 @@
               <w:rPr>
                 <w:sz w:val="22"/>
               </w:rPr>
-              <w:t>100%</w:t>
+              <w:t>14,0</w:t>
             </w:r>
           </w:p>
         </w:tc>
@@ -2423,7 +2308,7 @@
               <w:rPr>
                 <w:sz w:val="22"/>
               </w:rPr>
-              <w:t>157%</w:t>
+              <w:t>21,0</w:t>
             </w:r>
           </w:p>
         </w:tc>
@@ -2440,7 +2325,7 @@
               <w:rPr>
                 <w:sz w:val="22"/>
               </w:rPr>
-              <w:t>144%</w:t>
+              <w:t>14,0</w:t>
             </w:r>
           </w:p>
         </w:tc>
@@ -2457,7 +2342,7 @@
               <w:rPr>
                 <w:sz w:val="22"/>
               </w:rPr>
-              <w:t>157%</w:t>
+              <w:t>5,0</w:t>
             </w:r>
           </w:p>
         </w:tc>
@@ -2476,7 +2361,7 @@
               <w:rPr>
                 <w:sz w:val="22"/>
               </w:rPr>
-              <w:t>23/9</w:t>
+              <w:t>8h</w:t>
             </w:r>
           </w:p>
         </w:tc>
@@ -2493,7 +2378,7 @@
               <w:rPr>
                 <w:sz w:val="22"/>
               </w:rPr>
-              <w:t>100%</w:t>
+              <w:t>27,6</w:t>
             </w:r>
           </w:p>
         </w:tc>
@@ -2510,7 +2395,7 @@
               <w:rPr>
                 <w:sz w:val="22"/>
               </w:rPr>
-              <w:t>249%</w:t>
+              <w:t>35,6</w:t>
             </w:r>
           </w:p>
         </w:tc>
@@ -2527,7 +2412,7 @@
               <w:rPr>
                 <w:sz w:val="22"/>
               </w:rPr>
-              <w:t>224%</w:t>
+              <w:t>27,2</w:t>
             </w:r>
           </w:p>
         </w:tc>
@@ -2544,7 +2429,7 @@
               <w:rPr>
                 <w:sz w:val="22"/>
               </w:rPr>
-              <w:t>249%</w:t>
+              <w:t>14,2</w:t>
             </w:r>
           </w:p>
         </w:tc>
@@ -2563,7 +2448,7 @@
               <w:rPr>
                 <w:sz w:val="22"/>
               </w:rPr>
-              <w:t>21/12</w:t>
+              <w:t>9h</w:t>
             </w:r>
           </w:p>
         </w:tc>
@@ -2580,7 +2465,7 @@
               <w:rPr>
                 <w:sz w:val="22"/>
               </w:rPr>
-              <w:t>100%</w:t>
+              <w:t>40,5</w:t>
             </w:r>
           </w:p>
         </w:tc>
@@ -2597,7 +2482,7 @@
               <w:rPr>
                 <w:sz w:val="22"/>
               </w:rPr>
-              <w:t>479%</w:t>
+              <w:t>49,4</w:t>
             </w:r>
           </w:p>
         </w:tc>
@@ -2614,7 +2499,7 @@
               <w:rPr>
                 <w:sz w:val="22"/>
               </w:rPr>
-              <w:t>410%</w:t>
+              <w:t>40,0</w:t>
             </w:r>
           </w:p>
         </w:tc>
@@ -2631,7 +2516,790 @@
               <w:rPr>
                 <w:sz w:val="22"/>
               </w:rPr>
-              <w:t>478%</w:t>
+              <w:t>23,6</w:t>
+            </w:r>
+          </w:p>
+        </w:tc>
+      </w:tr>
+      <w:tr>
+        <w:tc>
+          <w:tcPr>
+            <w:tcW w:type="dxa" w:w="1806"/>
+          </w:tcPr>
+          <w:p>
+            <w:pPr>
+              <w:spacing w:after="40"/>
+              <w:ind w:firstLine="0"/>
+            </w:pPr>
+            <w:r>
+              <w:rPr>
+                <w:sz w:val="22"/>
+              </w:rPr>
+              <w:t>10h</w:t>
+            </w:r>
+          </w:p>
+        </w:tc>
+        <w:tc>
+          <w:tcPr>
+            <w:tcW w:type="dxa" w:w="1806"/>
+          </w:tcPr>
+          <w:p>
+            <w:pPr>
+              <w:spacing w:after="40"/>
+              <w:ind w:firstLine="0"/>
+            </w:pPr>
+            <w:r>
+              <w:rPr>
+                <w:sz w:val="22"/>
+              </w:rPr>
+              <w:t>52,1</w:t>
+            </w:r>
+          </w:p>
+        </w:tc>
+        <w:tc>
+          <w:tcPr>
+            <w:tcW w:type="dxa" w:w="1806"/>
+          </w:tcPr>
+          <w:p>
+            <w:pPr>
+              <w:spacing w:after="40"/>
+              <w:ind w:firstLine="0"/>
+            </w:pPr>
+            <w:r>
+              <w:rPr>
+                <w:sz w:val="22"/>
+              </w:rPr>
+              <w:t>61,6</w:t>
+            </w:r>
+          </w:p>
+        </w:tc>
+        <w:tc>
+          <w:tcPr>
+            <w:tcW w:type="dxa" w:w="1806"/>
+          </w:tcPr>
+          <w:p>
+            <w:pPr>
+              <w:spacing w:after="40"/>
+              <w:ind w:firstLine="0"/>
+            </w:pPr>
+            <w:r>
+              <w:rPr>
+                <w:sz w:val="22"/>
+              </w:rPr>
+              <w:t>51,6</w:t>
+            </w:r>
+          </w:p>
+        </w:tc>
+        <w:tc>
+          <w:tcPr>
+            <w:tcW w:type="dxa" w:w="1806"/>
+          </w:tcPr>
+          <w:p>
+            <w:pPr>
+              <w:spacing w:after="40"/>
+              <w:ind w:firstLine="0"/>
+            </w:pPr>
+            <w:r>
+              <w:rPr>
+                <w:sz w:val="22"/>
+              </w:rPr>
+              <w:t>32,6</w:t>
+            </w:r>
+          </w:p>
+        </w:tc>
+      </w:tr>
+      <w:tr>
+        <w:tc>
+          <w:tcPr>
+            <w:tcW w:type="dxa" w:w="1806"/>
+          </w:tcPr>
+          <w:p>
+            <w:pPr>
+              <w:spacing w:after="40"/>
+              <w:ind w:firstLine="0"/>
+            </w:pPr>
+            <w:r>
+              <w:rPr>
+                <w:sz w:val="22"/>
+              </w:rPr>
+              <w:t>11h</w:t>
+            </w:r>
+          </w:p>
+        </w:tc>
+        <w:tc>
+          <w:tcPr>
+            <w:tcW w:type="dxa" w:w="1806"/>
+          </w:tcPr>
+          <w:p>
+            <w:pPr>
+              <w:spacing w:after="40"/>
+              <w:ind w:firstLine="0"/>
+            </w:pPr>
+            <w:r>
+              <w:rPr>
+                <w:sz w:val="22"/>
+              </w:rPr>
+              <w:t>61,4</w:t>
+            </w:r>
+          </w:p>
+        </w:tc>
+        <w:tc>
+          <w:tcPr>
+            <w:tcW w:type="dxa" w:w="1806"/>
+          </w:tcPr>
+          <w:p>
+            <w:pPr>
+              <w:spacing w:after="40"/>
+              <w:ind w:firstLine="0"/>
+            </w:pPr>
+            <w:r>
+              <w:rPr>
+                <w:sz w:val="22"/>
+              </w:rPr>
+              <w:t>71,4</w:t>
+            </w:r>
+          </w:p>
+        </w:tc>
+        <w:tc>
+          <w:tcPr>
+            <w:tcW w:type="dxa" w:w="1806"/>
+          </w:tcPr>
+          <w:p>
+            <w:pPr>
+              <w:spacing w:after="40"/>
+              <w:ind w:firstLine="0"/>
+            </w:pPr>
+            <w:r>
+              <w:rPr>
+                <w:sz w:val="22"/>
+              </w:rPr>
+              <w:t>60,9</w:t>
+            </w:r>
+          </w:p>
+        </w:tc>
+        <w:tc>
+          <w:tcPr>
+            <w:tcW w:type="dxa" w:w="1806"/>
+          </w:tcPr>
+          <w:p>
+            <w:pPr>
+              <w:spacing w:after="40"/>
+              <w:ind w:firstLine="0"/>
+            </w:pPr>
+            <w:r>
+              <w:rPr>
+                <w:sz w:val="22"/>
+              </w:rPr>
+              <w:t>40,2</w:t>
+            </w:r>
+          </w:p>
+        </w:tc>
+      </w:tr>
+      <w:tr>
+        <w:tc>
+          <w:tcPr>
+            <w:tcW w:type="dxa" w:w="1806"/>
+          </w:tcPr>
+          <w:p>
+            <w:pPr>
+              <w:spacing w:after="40"/>
+              <w:ind w:firstLine="0"/>
+            </w:pPr>
+            <w:r>
+              <w:rPr>
+                <w:sz w:val="22"/>
+              </w:rPr>
+              <w:t>12h</w:t>
+            </w:r>
+          </w:p>
+        </w:tc>
+        <w:tc>
+          <w:tcPr>
+            <w:tcW w:type="dxa" w:w="1806"/>
+          </w:tcPr>
+          <w:p>
+            <w:pPr>
+              <w:spacing w:after="40"/>
+              <w:ind w:firstLine="0"/>
+            </w:pPr>
+            <w:r>
+              <w:rPr>
+                <w:sz w:val="22"/>
+              </w:rPr>
+              <w:t>66,5</w:t>
+            </w:r>
+          </w:p>
+        </w:tc>
+        <w:tc>
+          <w:tcPr>
+            <w:tcW w:type="dxa" w:w="1806"/>
+          </w:tcPr>
+          <w:p>
+            <w:pPr>
+              <w:spacing w:after="40"/>
+              <w:ind w:firstLine="0"/>
+            </w:pPr>
+            <w:r>
+              <w:rPr>
+                <w:sz w:val="22"/>
+              </w:rPr>
+              <w:t>87,9</w:t>
+            </w:r>
+          </w:p>
+        </w:tc>
+        <w:tc>
+          <w:tcPr>
+            <w:tcW w:type="dxa" w:w="1806"/>
+          </w:tcPr>
+          <w:p>
+            <w:pPr>
+              <w:spacing w:after="40"/>
+              <w:ind w:firstLine="0"/>
+            </w:pPr>
+            <w:r>
+              <w:rPr>
+                <w:sz w:val="22"/>
+              </w:rPr>
+              <w:t>66,0</w:t>
+            </w:r>
+          </w:p>
+        </w:tc>
+        <w:tc>
+          <w:tcPr>
+            <w:tcW w:type="dxa" w:w="1806"/>
+          </w:tcPr>
+          <w:p>
+            <w:pPr>
+              <w:spacing w:after="40"/>
+              <w:ind w:firstLine="0"/>
+            </w:pPr>
+            <w:r>
+              <w:rPr>
+                <w:sz w:val="22"/>
+              </w:rPr>
+              <w:t>44,7</w:t>
+            </w:r>
+          </w:p>
+        </w:tc>
+      </w:tr>
+      <w:tr>
+        <w:tc>
+          <w:tcPr>
+            <w:tcW w:type="dxa" w:w="1806"/>
+          </w:tcPr>
+          <w:p>
+            <w:pPr>
+              <w:spacing w:after="40"/>
+              <w:ind w:firstLine="0"/>
+            </w:pPr>
+            <w:r>
+              <w:rPr>
+                <w:sz w:val="22"/>
+              </w:rPr>
+              <w:t>13h</w:t>
+            </w:r>
+          </w:p>
+        </w:tc>
+        <w:tc>
+          <w:tcPr>
+            <w:tcW w:type="dxa" w:w="1806"/>
+          </w:tcPr>
+          <w:p>
+            <w:pPr>
+              <w:spacing w:after="40"/>
+              <w:ind w:firstLine="0"/>
+            </w:pPr>
+            <w:r>
+              <w:rPr>
+                <w:sz w:val="22"/>
+              </w:rPr>
+              <w:t>65,9</w:t>
+            </w:r>
+          </w:p>
+        </w:tc>
+        <w:tc>
+          <w:tcPr>
+            <w:tcW w:type="dxa" w:w="1806"/>
+          </w:tcPr>
+          <w:p>
+            <w:pPr>
+              <w:spacing w:after="40"/>
+              <w:ind w:firstLine="0"/>
+            </w:pPr>
+            <w:r>
+              <w:rPr>
+                <w:sz w:val="22"/>
+              </w:rPr>
+              <w:t>70,9</w:t>
+            </w:r>
+          </w:p>
+        </w:tc>
+        <w:tc>
+          <w:tcPr>
+            <w:tcW w:type="dxa" w:w="1806"/>
+          </w:tcPr>
+          <w:p>
+            <w:pPr>
+              <w:spacing w:after="40"/>
+              <w:ind w:firstLine="0"/>
+            </w:pPr>
+            <w:r>
+              <w:rPr>
+                <w:sz w:val="22"/>
+              </w:rPr>
+              <w:t>65,4</w:t>
+            </w:r>
+          </w:p>
+        </w:tc>
+        <w:tc>
+          <w:tcPr>
+            <w:tcW w:type="dxa" w:w="1806"/>
+          </w:tcPr>
+          <w:p>
+            <w:pPr>
+              <w:spacing w:after="40"/>
+              <w:ind w:firstLine="0"/>
+            </w:pPr>
+            <w:r>
+              <w:rPr>
+                <w:sz w:val="22"/>
+              </w:rPr>
+              <w:t>43,6</w:t>
+            </w:r>
+          </w:p>
+        </w:tc>
+      </w:tr>
+      <w:tr>
+        <w:tc>
+          <w:tcPr>
+            <w:tcW w:type="dxa" w:w="1806"/>
+          </w:tcPr>
+          <w:p>
+            <w:pPr>
+              <w:spacing w:after="40"/>
+              <w:ind w:firstLine="0"/>
+            </w:pPr>
+            <w:r>
+              <w:rPr>
+                <w:sz w:val="22"/>
+              </w:rPr>
+              <w:t>14h</w:t>
+            </w:r>
+          </w:p>
+        </w:tc>
+        <w:tc>
+          <w:tcPr>
+            <w:tcW w:type="dxa" w:w="1806"/>
+          </w:tcPr>
+          <w:p>
+            <w:pPr>
+              <w:spacing w:after="40"/>
+              <w:ind w:firstLine="0"/>
+            </w:pPr>
+            <w:r>
+              <w:rPr>
+                <w:sz w:val="22"/>
+              </w:rPr>
+              <w:t>58,9</w:t>
+            </w:r>
+          </w:p>
+        </w:tc>
+        <w:tc>
+          <w:tcPr>
+            <w:tcW w:type="dxa" w:w="1806"/>
+          </w:tcPr>
+          <w:p>
+            <w:pPr>
+              <w:spacing w:after="40"/>
+              <w:ind w:firstLine="0"/>
+            </w:pPr>
+            <w:r>
+              <w:rPr>
+                <w:sz w:val="22"/>
+              </w:rPr>
+              <w:t>61,0</w:t>
+            </w:r>
+          </w:p>
+        </w:tc>
+        <w:tc>
+          <w:tcPr>
+            <w:tcW w:type="dxa" w:w="1806"/>
+          </w:tcPr>
+          <w:p>
+            <w:pPr>
+              <w:spacing w:after="40"/>
+              <w:ind w:firstLine="0"/>
+            </w:pPr>
+            <w:r>
+              <w:rPr>
+                <w:sz w:val="22"/>
+              </w:rPr>
+              <w:t>58,4</w:t>
+            </w:r>
+          </w:p>
+        </w:tc>
+        <w:tc>
+          <w:tcPr>
+            <w:tcW w:type="dxa" w:w="1806"/>
+          </w:tcPr>
+          <w:p>
+            <w:pPr>
+              <w:spacing w:after="40"/>
+              <w:ind w:firstLine="0"/>
+            </w:pPr>
+            <w:r>
+              <w:rPr>
+                <w:sz w:val="22"/>
+              </w:rPr>
+              <w:t>36,6</w:t>
+            </w:r>
+          </w:p>
+        </w:tc>
+      </w:tr>
+      <w:tr>
+        <w:tc>
+          <w:tcPr>
+            <w:tcW w:type="dxa" w:w="1806"/>
+          </w:tcPr>
+          <w:p>
+            <w:pPr>
+              <w:spacing w:after="40"/>
+              <w:ind w:firstLine="0"/>
+            </w:pPr>
+            <w:r>
+              <w:rPr>
+                <w:sz w:val="22"/>
+              </w:rPr>
+              <w:t>15h</w:t>
+            </w:r>
+          </w:p>
+        </w:tc>
+        <w:tc>
+          <w:tcPr>
+            <w:tcW w:type="dxa" w:w="1806"/>
+          </w:tcPr>
+          <w:p>
+            <w:pPr>
+              <w:spacing w:after="40"/>
+              <w:ind w:firstLine="0"/>
+            </w:pPr>
+            <w:r>
+              <w:rPr>
+                <w:sz w:val="22"/>
+              </w:rPr>
+              <w:t>48,2</w:t>
+            </w:r>
+          </w:p>
+        </w:tc>
+        <w:tc>
+          <w:tcPr>
+            <w:tcW w:type="dxa" w:w="1806"/>
+          </w:tcPr>
+          <w:p>
+            <w:pPr>
+              <w:spacing w:after="40"/>
+              <w:ind w:firstLine="0"/>
+            </w:pPr>
+            <w:r>
+              <w:rPr>
+                <w:sz w:val="22"/>
+              </w:rPr>
+              <w:t>48,6</w:t>
+            </w:r>
+          </w:p>
+        </w:tc>
+        <w:tc>
+          <w:tcPr>
+            <w:tcW w:type="dxa" w:w="1806"/>
+          </w:tcPr>
+          <w:p>
+            <w:pPr>
+              <w:spacing w:after="40"/>
+              <w:ind w:firstLine="0"/>
+            </w:pPr>
+            <w:r>
+              <w:rPr>
+                <w:sz w:val="22"/>
+              </w:rPr>
+              <w:t>47,8</w:t>
+            </w:r>
+          </w:p>
+        </w:tc>
+        <w:tc>
+          <w:tcPr>
+            <w:tcW w:type="dxa" w:w="1806"/>
+          </w:tcPr>
+          <w:p>
+            <w:pPr>
+              <w:spacing w:after="40"/>
+              <w:ind w:firstLine="0"/>
+            </w:pPr>
+            <w:r>
+              <w:rPr>
+                <w:sz w:val="22"/>
+              </w:rPr>
+              <w:t>28,2</w:t>
+            </w:r>
+          </w:p>
+        </w:tc>
+      </w:tr>
+      <w:tr>
+        <w:tc>
+          <w:tcPr>
+            <w:tcW w:type="dxa" w:w="1806"/>
+          </w:tcPr>
+          <w:p>
+            <w:pPr>
+              <w:spacing w:after="40"/>
+              <w:ind w:firstLine="0"/>
+            </w:pPr>
+            <w:r>
+              <w:rPr>
+                <w:sz w:val="22"/>
+              </w:rPr>
+              <w:t>16h</w:t>
+            </w:r>
+          </w:p>
+        </w:tc>
+        <w:tc>
+          <w:tcPr>
+            <w:tcW w:type="dxa" w:w="1806"/>
+          </w:tcPr>
+          <w:p>
+            <w:pPr>
+              <w:spacing w:after="40"/>
+              <w:ind w:firstLine="0"/>
+            </w:pPr>
+            <w:r>
+              <w:rPr>
+                <w:sz w:val="22"/>
+              </w:rPr>
+              <w:t>35,5</w:t>
+            </w:r>
+          </w:p>
+        </w:tc>
+        <w:tc>
+          <w:tcPr>
+            <w:tcW w:type="dxa" w:w="1806"/>
+          </w:tcPr>
+          <w:p>
+            <w:pPr>
+              <w:spacing w:after="40"/>
+              <w:ind w:firstLine="0"/>
+            </w:pPr>
+            <w:r>
+              <w:rPr>
+                <w:sz w:val="22"/>
+              </w:rPr>
+              <w:t>34,6</w:t>
+            </w:r>
+          </w:p>
+        </w:tc>
+        <w:tc>
+          <w:tcPr>
+            <w:tcW w:type="dxa" w:w="1806"/>
+          </w:tcPr>
+          <w:p>
+            <w:pPr>
+              <w:spacing w:after="40"/>
+              <w:ind w:firstLine="0"/>
+            </w:pPr>
+            <w:r>
+              <w:rPr>
+                <w:sz w:val="22"/>
+              </w:rPr>
+              <w:t>35,1</w:t>
+            </w:r>
+          </w:p>
+        </w:tc>
+        <w:tc>
+          <w:tcPr>
+            <w:tcW w:type="dxa" w:w="1806"/>
+          </w:tcPr>
+          <w:p>
+            <w:pPr>
+              <w:spacing w:after="40"/>
+              <w:ind w:firstLine="0"/>
+            </w:pPr>
+            <w:r>
+              <w:rPr>
+                <w:sz w:val="22"/>
+              </w:rPr>
+              <w:t>18,9</w:t>
+            </w:r>
+          </w:p>
+        </w:tc>
+      </w:tr>
+      <w:tr>
+        <w:tc>
+          <w:tcPr>
+            <w:tcW w:type="dxa" w:w="1806"/>
+          </w:tcPr>
+          <w:p>
+            <w:pPr>
+              <w:spacing w:after="40"/>
+              <w:ind w:firstLine="0"/>
+            </w:pPr>
+            <w:r>
+              <w:rPr>
+                <w:sz w:val="22"/>
+              </w:rPr>
+              <w:t>17h</w:t>
+            </w:r>
+          </w:p>
+        </w:tc>
+        <w:tc>
+          <w:tcPr>
+            <w:tcW w:type="dxa" w:w="1806"/>
+          </w:tcPr>
+          <w:p>
+            <w:pPr>
+              <w:spacing w:after="40"/>
+              <w:ind w:firstLine="0"/>
+            </w:pPr>
+            <w:r>
+              <w:rPr>
+                <w:sz w:val="22"/>
+              </w:rPr>
+              <w:t>21,6</w:t>
+            </w:r>
+          </w:p>
+        </w:tc>
+        <w:tc>
+          <w:tcPr>
+            <w:tcW w:type="dxa" w:w="1806"/>
+          </w:tcPr>
+          <w:p>
+            <w:pPr>
+              <w:spacing w:after="40"/>
+              <w:ind w:firstLine="0"/>
+            </w:pPr>
+            <w:r>
+              <w:rPr>
+                <w:sz w:val="22"/>
+              </w:rPr>
+              <w:t>20,4</w:t>
+            </w:r>
+          </w:p>
+        </w:tc>
+        <w:tc>
+          <w:tcPr>
+            <w:tcW w:type="dxa" w:w="1806"/>
+          </w:tcPr>
+          <w:p>
+            <w:pPr>
+              <w:spacing w:after="40"/>
+              <w:ind w:firstLine="0"/>
+            </w:pPr>
+            <w:r>
+              <w:rPr>
+                <w:sz w:val="22"/>
+              </w:rPr>
+              <w:t>21,3</w:t>
+            </w:r>
+          </w:p>
+        </w:tc>
+        <w:tc>
+          <w:tcPr>
+            <w:tcW w:type="dxa" w:w="1806"/>
+          </w:tcPr>
+          <w:p>
+            <w:pPr>
+              <w:spacing w:after="40"/>
+              <w:ind w:firstLine="0"/>
+            </w:pPr>
+            <w:r>
+              <w:rPr>
+                <w:sz w:val="22"/>
+              </w:rPr>
+              <w:t>9,4</w:t>
+            </w:r>
+          </w:p>
+        </w:tc>
+      </w:tr>
+      <w:tr>
+        <w:tc>
+          <w:tcPr>
+            <w:tcW w:type="dxa" w:w="1806"/>
+          </w:tcPr>
+          <w:p>
+            <w:pPr>
+              <w:spacing w:after="40"/>
+              <w:ind w:firstLine="0"/>
+            </w:pPr>
+            <w:r>
+              <w:rPr>
+                <w:sz w:val="22"/>
+              </w:rPr>
+              <w:t>18h</w:t>
+            </w:r>
+          </w:p>
+        </w:tc>
+        <w:tc>
+          <w:tcPr>
+            <w:tcW w:type="dxa" w:w="1806"/>
+          </w:tcPr>
+          <w:p>
+            <w:pPr>
+              <w:spacing w:after="40"/>
+              <w:ind w:firstLine="0"/>
+            </w:pPr>
+            <w:r>
+              <w:rPr>
+                <w:sz w:val="22"/>
+              </w:rPr>
+              <w:t>7,3</w:t>
+            </w:r>
+          </w:p>
+        </w:tc>
+        <w:tc>
+          <w:tcPr>
+            <w:tcW w:type="dxa" w:w="1806"/>
+          </w:tcPr>
+          <w:p>
+            <w:pPr>
+              <w:spacing w:after="40"/>
+              <w:ind w:firstLine="0"/>
+            </w:pPr>
+            <w:r>
+              <w:rPr>
+                <w:sz w:val="22"/>
+              </w:rPr>
+              <w:t>6,3</w:t>
+            </w:r>
+          </w:p>
+        </w:tc>
+        <w:tc>
+          <w:tcPr>
+            <w:tcW w:type="dxa" w:w="1806"/>
+          </w:tcPr>
+          <w:p>
+            <w:pPr>
+              <w:spacing w:after="40"/>
+              <w:ind w:firstLine="0"/>
+            </w:pPr>
+            <w:r>
+              <w:rPr>
+                <w:sz w:val="22"/>
+              </w:rPr>
+              <w:t>7,0</w:t>
+            </w:r>
+          </w:p>
+        </w:tc>
+        <w:tc>
+          <w:tcPr>
+            <w:tcW w:type="dxa" w:w="1806"/>
+          </w:tcPr>
+          <w:p>
+            <w:pPr>
+              <w:spacing w:after="40"/>
+              <w:ind w:firstLine="0"/>
+            </w:pPr>
+            <w:r>
+              <w:rPr>
+                <w:sz w:val="22"/>
+              </w:rPr>
+              <w:t>0,0</w:t>
             </w:r>
           </w:p>
         </w:tc>
@@ -2641,57 +3309,1265 @@
       <w:pPr/>
     </w:p>
     <w:p>
-      <w:pPr>
-        <w:ind w:firstLine="0"/>
-        <w:jc w:val="center"/>
-      </w:pPr>
+      <w:pPr/>
       <w:r>
-        <w:drawing>
-          <wp:inline xmlns:a="http://schemas.openxmlformats.org/drawingml/2006/main" xmlns:pic="http://schemas.openxmlformats.org/drawingml/2006/picture">
-            <wp:extent cx="5580000" cy="2731875"/>
-            <wp:docPr id="2" name="Picture 2"/>
-            <wp:cNvGraphicFramePr>
-              <a:graphicFrameLocks noChangeAspect="1"/>
-            </wp:cNvGraphicFramePr>
-            <a:graphic>
-              <a:graphicData uri="http://schemas.openxmlformats.org/drawingml/2006/picture">
-                <pic:pic>
-                  <pic:nvPicPr>
-                    <pic:cNvPr id="0" name="ket_qua_nang_luong.png"/>
-                    <pic:cNvPicPr/>
-                  </pic:nvPicPr>
-                  <pic:blipFill>
-                    <a:blip r:embed="rId11"/>
-                    <a:stretch>
-                      <a:fillRect/>
-                    </a:stretch>
-                  </pic:blipFill>
-                  <pic:spPr>
-                    <a:xfrm>
-                      <a:off x="0" y="0"/>
-                      <a:ext cx="5580000" cy="2731875"/>
-                    </a:xfrm>
-                    <a:prstGeom prst="rect"/>
-                  </pic:spPr>
-                </pic:pic>
-              </a:graphicData>
-            </a:graphic>
-          </wp:inline>
-        </w:drawing>
+        <w:t>Bảng góc phương vị γ (độ, quy ước Nam = 0, chiều về Tây là dương):</w:t>
       </w:r>
     </w:p>
     <w:p>
       <w:pPr>
         <w:pStyle w:val="Caption"/>
+        <w:spacing w:after="80"/>
       </w:pPr>
       <w:r>
-        <w:t>Hình 2. Năng lượng thu được trong ngày so với tấm cố định</w:t>
+        <w:t>Bảng 4. Ma trận góc phương vị γ (độ) theo giờ và ngày</w:t>
       </w:r>
+    </w:p>
+    <w:tbl>
+      <w:tblPr>
+        <w:tblStyle w:val="TableGrid"/>
+        <w:tblW w:type="auto" w:w="0"/>
+        <w:jc w:val="center"/>
+        <w:tblLook w:firstColumn="1" w:firstRow="1" w:lastColumn="0" w:lastRow="0" w:noHBand="0" w:noVBand="1" w:val="04A0"/>
+      </w:tblPr>
+      <w:tblGrid>
+        <w:gridCol w:w="1806"/>
+        <w:gridCol w:w="1806"/>
+        <w:gridCol w:w="1806"/>
+        <w:gridCol w:w="1806"/>
+        <w:gridCol w:w="1806"/>
+      </w:tblGrid>
+      <w:tr>
+        <w:tc>
+          <w:tcPr>
+            <w:tcW w:type="dxa" w:w="1806"/>
+          </w:tcPr>
+          <w:p>
+            <w:pPr>
+              <w:spacing w:after="40"/>
+              <w:ind w:firstLine="0"/>
+            </w:pPr>
+            <w:r>
+              <w:rPr>
+                <w:b/>
+                <w:sz w:val="22"/>
+              </w:rPr>
+              <w:t>Giờ</w:t>
+            </w:r>
+          </w:p>
+        </w:tc>
+        <w:tc>
+          <w:tcPr>
+            <w:tcW w:type="dxa" w:w="1806"/>
+          </w:tcPr>
+          <w:p>
+            <w:pPr>
+              <w:spacing w:after="40"/>
+              <w:ind w:firstLine="0"/>
+            </w:pPr>
+            <w:r>
+              <w:rPr>
+                <w:b/>
+                <w:sz w:val="22"/>
+              </w:rPr>
+              <w:t>21/3</w:t>
+            </w:r>
+          </w:p>
+        </w:tc>
+        <w:tc>
+          <w:tcPr>
+            <w:tcW w:type="dxa" w:w="1806"/>
+          </w:tcPr>
+          <w:p>
+            <w:pPr>
+              <w:spacing w:after="40"/>
+              <w:ind w:firstLine="0"/>
+            </w:pPr>
+            <w:r>
+              <w:rPr>
+                <w:b/>
+                <w:sz w:val="22"/>
+              </w:rPr>
+              <w:t>21/6</w:t>
+            </w:r>
+          </w:p>
+        </w:tc>
+        <w:tc>
+          <w:tcPr>
+            <w:tcW w:type="dxa" w:w="1806"/>
+          </w:tcPr>
+          <w:p>
+            <w:pPr>
+              <w:spacing w:after="40"/>
+              <w:ind w:firstLine="0"/>
+            </w:pPr>
+            <w:r>
+              <w:rPr>
+                <w:b/>
+                <w:sz w:val="22"/>
+              </w:rPr>
+              <w:t>23/9</w:t>
+            </w:r>
+          </w:p>
+        </w:tc>
+        <w:tc>
+          <w:tcPr>
+            <w:tcW w:type="dxa" w:w="1806"/>
+          </w:tcPr>
+          <w:p>
+            <w:pPr>
+              <w:spacing w:after="40"/>
+              <w:ind w:firstLine="0"/>
+            </w:pPr>
+            <w:r>
+              <w:rPr>
+                <w:b/>
+                <w:sz w:val="22"/>
+              </w:rPr>
+              <w:t>21/12</w:t>
+            </w:r>
+          </w:p>
+        </w:tc>
+      </w:tr>
+      <w:tr>
+        <w:tc>
+          <w:tcPr>
+            <w:tcW w:type="dxa" w:w="1806"/>
+          </w:tcPr>
+          <w:p>
+            <w:pPr>
+              <w:spacing w:after="40"/>
+              <w:ind w:firstLine="0"/>
+            </w:pPr>
+            <w:r>
+              <w:rPr>
+                <w:sz w:val="22"/>
+              </w:rPr>
+              <w:t>6h</w:t>
+            </w:r>
+          </w:p>
+        </w:tc>
+        <w:tc>
+          <w:tcPr>
+            <w:tcW w:type="dxa" w:w="1806"/>
+          </w:tcPr>
+          <w:p>
+            <w:pPr>
+              <w:spacing w:after="40"/>
+              <w:ind w:firstLine="0"/>
+            </w:pPr>
+            <w:r>
+              <w:rPr>
+                <w:sz w:val="22"/>
+              </w:rPr>
+              <w:t>−95,6</w:t>
+            </w:r>
+          </w:p>
+        </w:tc>
+        <w:tc>
+          <w:tcPr>
+            <w:tcW w:type="dxa" w:w="1806"/>
+          </w:tcPr>
+          <w:p>
+            <w:pPr>
+              <w:spacing w:after="40"/>
+              <w:ind w:firstLine="0"/>
+            </w:pPr>
+            <w:r>
+              <w:rPr>
+                <w:sz w:val="22"/>
+              </w:rPr>
+              <w:t>−122,4</w:t>
+            </w:r>
+          </w:p>
+        </w:tc>
+        <w:tc>
+          <w:tcPr>
+            <w:tcW w:type="dxa" w:w="1806"/>
+          </w:tcPr>
+          <w:p>
+            <w:pPr>
+              <w:spacing w:after="40"/>
+              <w:ind w:firstLine="0"/>
+            </w:pPr>
+            <w:r>
+              <w:rPr>
+                <w:sz w:val="22"/>
+              </w:rPr>
+              <w:t>−96,0</w:t>
+            </w:r>
+          </w:p>
+        </w:tc>
+        <w:tc>
+          <w:tcPr>
+            <w:tcW w:type="dxa" w:w="1806"/>
+          </w:tcPr>
+          <w:p>
+            <w:pPr>
+              <w:spacing w:after="40"/>
+              <w:ind w:firstLine="0"/>
+            </w:pPr>
+            <w:r>
+              <w:rPr>
+                <w:sz w:val="22"/>
+              </w:rPr>
+              <w:t>−75,5</w:t>
+            </w:r>
+          </w:p>
+        </w:tc>
+      </w:tr>
+      <w:tr>
+        <w:tc>
+          <w:tcPr>
+            <w:tcW w:type="dxa" w:w="1806"/>
+          </w:tcPr>
+          <w:p>
+            <w:pPr>
+              <w:spacing w:after="40"/>
+              <w:ind w:firstLine="0"/>
+            </w:pPr>
+            <w:r>
+              <w:rPr>
+                <w:sz w:val="22"/>
+              </w:rPr>
+              <w:t>7h</w:t>
+            </w:r>
+          </w:p>
+        </w:tc>
+        <w:tc>
+          <w:tcPr>
+            <w:tcW w:type="dxa" w:w="1806"/>
+          </w:tcPr>
+          <w:p>
+            <w:pPr>
+              <w:spacing w:after="40"/>
+              <w:ind w:firstLine="0"/>
+            </w:pPr>
+            <w:r>
+              <w:rPr>
+                <w:sz w:val="22"/>
+              </w:rPr>
+              <w:t>−84,2</w:t>
+            </w:r>
+          </w:p>
+        </w:tc>
+        <w:tc>
+          <w:tcPr>
+            <w:tcW w:type="dxa" w:w="1806"/>
+          </w:tcPr>
+          <w:p>
+            <w:pPr>
+              <w:spacing w:after="40"/>
+              <w:ind w:firstLine="0"/>
+            </w:pPr>
+            <w:r>
+              <w:rPr>
+                <w:sz w:val="22"/>
+              </w:rPr>
+              <w:t>−108,4</w:t>
+            </w:r>
+          </w:p>
+        </w:tc>
+        <w:tc>
+          <w:tcPr>
+            <w:tcW w:type="dxa" w:w="1806"/>
+          </w:tcPr>
+          <w:p>
+            <w:pPr>
+              <w:spacing w:after="40"/>
+              <w:ind w:firstLine="0"/>
+            </w:pPr>
+            <w:r>
+              <w:rPr>
+                <w:sz w:val="22"/>
+              </w:rPr>
+              <w:t>−84,4</w:t>
+            </w:r>
+          </w:p>
+        </w:tc>
+        <w:tc>
+          <w:tcPr>
+            <w:tcW w:type="dxa" w:w="1806"/>
+          </w:tcPr>
+          <w:p>
+            <w:pPr>
+              <w:spacing w:after="40"/>
+              <w:ind w:firstLine="0"/>
+            </w:pPr>
+            <w:r>
+              <w:rPr>
+                <w:sz w:val="22"/>
+              </w:rPr>
+              <w:t>−63,2</w:t>
+            </w:r>
+          </w:p>
+        </w:tc>
+      </w:tr>
+      <w:tr>
+        <w:tc>
+          <w:tcPr>
+            <w:tcW w:type="dxa" w:w="1806"/>
+          </w:tcPr>
+          <w:p>
+            <w:pPr>
+              <w:spacing w:after="40"/>
+              <w:ind w:firstLine="0"/>
+            </w:pPr>
+            <w:r>
+              <w:rPr>
+                <w:sz w:val="22"/>
+              </w:rPr>
+              <w:t>8h</w:t>
+            </w:r>
+          </w:p>
+        </w:tc>
+        <w:tc>
+          <w:tcPr>
+            <w:tcW w:type="dxa" w:w="1806"/>
+          </w:tcPr>
+          <w:p>
+            <w:pPr>
+              <w:spacing w:after="40"/>
+              <w:ind w:firstLine="0"/>
+            </w:pPr>
+            <w:r>
+              <w:rPr>
+                <w:sz w:val="22"/>
+              </w:rPr>
+              <w:t>−72,4</w:t>
+            </w:r>
+          </w:p>
+        </w:tc>
+        <w:tc>
+          <w:tcPr>
+            <w:tcW w:type="dxa" w:w="1806"/>
+          </w:tcPr>
+          <w:p>
+            <w:pPr>
+              <w:spacing w:after="40"/>
+              <w:ind w:firstLine="0"/>
+            </w:pPr>
+            <w:r>
+              <w:rPr>
+                <w:sz w:val="22"/>
+              </w:rPr>
+              <w:t>−98,6</w:t>
+            </w:r>
+          </w:p>
+        </w:tc>
+        <w:tc>
+          <w:tcPr>
+            <w:tcW w:type="dxa" w:w="1806"/>
+          </w:tcPr>
+          <w:p>
+            <w:pPr>
+              <w:spacing w:after="40"/>
+              <w:ind w:firstLine="0"/>
+            </w:pPr>
+            <w:r>
+              <w:rPr>
+                <w:sz w:val="22"/>
+              </w:rPr>
+              <w:t>−72,6</w:t>
+            </w:r>
+          </w:p>
+        </w:tc>
+        <w:tc>
+          <w:tcPr>
+            <w:tcW w:type="dxa" w:w="1806"/>
+          </w:tcPr>
+          <w:p>
+            <w:pPr>
+              <w:spacing w:after="40"/>
+              <w:ind w:firstLine="0"/>
+            </w:pPr>
+            <w:r>
+              <w:rPr>
+                <w:sz w:val="22"/>
+              </w:rPr>
+              <w:t>−51,6</w:t>
+            </w:r>
+          </w:p>
+        </w:tc>
+      </w:tr>
+      <w:tr>
+        <w:tc>
+          <w:tcPr>
+            <w:tcW w:type="dxa" w:w="1806"/>
+          </w:tcPr>
+          <w:p>
+            <w:pPr>
+              <w:spacing w:after="40"/>
+              <w:ind w:firstLine="0"/>
+            </w:pPr>
+            <w:r>
+              <w:rPr>
+                <w:sz w:val="22"/>
+              </w:rPr>
+              <w:t>9h</w:t>
+            </w:r>
+          </w:p>
+        </w:tc>
+        <w:tc>
+          <w:tcPr>
+            <w:tcW w:type="dxa" w:w="1806"/>
+          </w:tcPr>
+          <w:p>
+            <w:pPr>
+              <w:spacing w:after="40"/>
+              <w:ind w:firstLine="0"/>
+            </w:pPr>
+            <w:r>
+              <w:rPr>
+                <w:sz w:val="22"/>
+              </w:rPr>
+              <w:t>−60,2</w:t>
+            </w:r>
+          </w:p>
+        </w:tc>
+        <w:tc>
+          <w:tcPr>
+            <w:tcW w:type="dxa" w:w="1806"/>
+          </w:tcPr>
+          <w:p>
+            <w:pPr>
+              <w:spacing w:after="40"/>
+              <w:ind w:firstLine="0"/>
+            </w:pPr>
+            <w:r>
+              <w:rPr>
+                <w:sz w:val="22"/>
+              </w:rPr>
+              <w:t>−89,6</w:t>
+            </w:r>
+          </w:p>
+        </w:tc>
+        <w:tc>
+          <w:tcPr>
+            <w:tcW w:type="dxa" w:w="1806"/>
+          </w:tcPr>
+          <w:p>
+            <w:pPr>
+              <w:spacing w:after="40"/>
+              <w:ind w:firstLine="0"/>
+            </w:pPr>
+            <w:r>
+              <w:rPr>
+                <w:sz w:val="22"/>
+              </w:rPr>
+              <w:t>−60,4</w:t>
+            </w:r>
+          </w:p>
+        </w:tc>
+        <w:tc>
+          <w:tcPr>
+            <w:tcW w:type="dxa" w:w="1806"/>
+          </w:tcPr>
+          <w:p>
+            <w:pPr>
+              <w:spacing w:after="40"/>
+              <w:ind w:firstLine="0"/>
+            </w:pPr>
+            <w:r>
+              <w:rPr>
+                <w:sz w:val="22"/>
+              </w:rPr>
+              <w:t>−40,8</w:t>
+            </w:r>
+          </w:p>
+        </w:tc>
+      </w:tr>
+      <w:tr>
+        <w:tc>
+          <w:tcPr>
+            <w:tcW w:type="dxa" w:w="1806"/>
+          </w:tcPr>
+          <w:p>
+            <w:pPr>
+              <w:spacing w:after="40"/>
+              <w:ind w:firstLine="0"/>
+            </w:pPr>
+            <w:r>
+              <w:rPr>
+                <w:sz w:val="22"/>
+              </w:rPr>
+              <w:t>10h</w:t>
+            </w:r>
+          </w:p>
+        </w:tc>
+        <w:tc>
+          <w:tcPr>
+            <w:tcW w:type="dxa" w:w="1806"/>
+          </w:tcPr>
+          <w:p>
+            <w:pPr>
+              <w:spacing w:after="40"/>
+              <w:ind w:firstLine="0"/>
+            </w:pPr>
+            <w:r>
+              <w:rPr>
+                <w:sz w:val="22"/>
+              </w:rPr>
+              <w:t>−47,3</w:t>
+            </w:r>
+          </w:p>
+        </w:tc>
+        <w:tc>
+          <w:tcPr>
+            <w:tcW w:type="dxa" w:w="1806"/>
+          </w:tcPr>
+          <w:p>
+            <w:pPr>
+              <w:spacing w:after="40"/>
+              <w:ind w:firstLine="0"/>
+            </w:pPr>
+            <w:r>
+              <w:rPr>
+                <w:sz w:val="22"/>
+              </w:rPr>
+              <w:t>−81,4</w:t>
+            </w:r>
+          </w:p>
+        </w:tc>
+        <w:tc>
+          <w:tcPr>
+            <w:tcW w:type="dxa" w:w="1806"/>
+          </w:tcPr>
+          <w:p>
+            <w:pPr>
+              <w:spacing w:after="40"/>
+              <w:ind w:firstLine="0"/>
+            </w:pPr>
+            <w:r>
+              <w:rPr>
+                <w:sz w:val="22"/>
+              </w:rPr>
+              <w:t>−47,5</w:t>
+            </w:r>
+          </w:p>
+        </w:tc>
+        <w:tc>
+          <w:tcPr>
+            <w:tcW w:type="dxa" w:w="1806"/>
+          </w:tcPr>
+          <w:p>
+            <w:pPr>
+              <w:spacing w:after="40"/>
+              <w:ind w:firstLine="0"/>
+            </w:pPr>
+            <w:r>
+              <w:rPr>
+                <w:sz w:val="22"/>
+              </w:rPr>
+              <w:t>−30,8</w:t>
+            </w:r>
+          </w:p>
+        </w:tc>
+      </w:tr>
+      <w:tr>
+        <w:tc>
+          <w:tcPr>
+            <w:tcW w:type="dxa" w:w="1806"/>
+          </w:tcPr>
+          <w:p>
+            <w:pPr>
+              <w:spacing w:after="40"/>
+              <w:ind w:firstLine="0"/>
+            </w:pPr>
+            <w:r>
+              <w:rPr>
+                <w:sz w:val="22"/>
+              </w:rPr>
+              <w:t>11h</w:t>
+            </w:r>
+          </w:p>
+        </w:tc>
+        <w:tc>
+          <w:tcPr>
+            <w:tcW w:type="dxa" w:w="1806"/>
+          </w:tcPr>
+          <w:p>
+            <w:pPr>
+              <w:spacing w:after="40"/>
+              <w:ind w:firstLine="0"/>
+            </w:pPr>
+            <w:r>
+              <w:rPr>
+                <w:sz w:val="22"/>
+              </w:rPr>
+              <w:t>−33,4</w:t>
+            </w:r>
+          </w:p>
+        </w:tc>
+        <w:tc>
+          <w:tcPr>
+            <w:tcW w:type="dxa" w:w="1806"/>
+          </w:tcPr>
+          <w:p>
+            <w:pPr>
+              <w:spacing w:after="40"/>
+              <w:ind w:firstLine="0"/>
+            </w:pPr>
+            <w:r>
+              <w:rPr>
+                <w:sz w:val="22"/>
+              </w:rPr>
+              <w:t>−74,3</w:t>
+            </w:r>
+          </w:p>
+        </w:tc>
+        <w:tc>
+          <w:tcPr>
+            <w:tcW w:type="dxa" w:w="1806"/>
+          </w:tcPr>
+          <w:p>
+            <w:pPr>
+              <w:spacing w:after="40"/>
+              <w:ind w:firstLine="0"/>
+            </w:pPr>
+            <w:r>
+              <w:rPr>
+                <w:sz w:val="22"/>
+              </w:rPr>
+              <w:t>−33,6</w:t>
+            </w:r>
+          </w:p>
+        </w:tc>
+        <w:tc>
+          <w:tcPr>
+            <w:tcW w:type="dxa" w:w="1806"/>
+          </w:tcPr>
+          <w:p>
+            <w:pPr>
+              <w:spacing w:after="40"/>
+              <w:ind w:firstLine="0"/>
+            </w:pPr>
+            <w:r>
+              <w:rPr>
+                <w:sz w:val="22"/>
+              </w:rPr>
+              <w:t>−21,2</w:t>
+            </w:r>
+          </w:p>
+        </w:tc>
+      </w:tr>
+      <w:tr>
+        <w:tc>
+          <w:tcPr>
+            <w:tcW w:type="dxa" w:w="1806"/>
+          </w:tcPr>
+          <w:p>
+            <w:pPr>
+              <w:spacing w:after="40"/>
+              <w:ind w:firstLine="0"/>
+            </w:pPr>
+            <w:r>
+              <w:rPr>
+                <w:sz w:val="22"/>
+              </w:rPr>
+              <w:t>12h</w:t>
+            </w:r>
+          </w:p>
+        </w:tc>
+        <w:tc>
+          <w:tcPr>
+            <w:tcW w:type="dxa" w:w="1806"/>
+          </w:tcPr>
+          <w:p>
+            <w:pPr>
+              <w:spacing w:after="40"/>
+              <w:ind w:firstLine="0"/>
+            </w:pPr>
+            <w:r>
+              <w:rPr>
+                <w:sz w:val="22"/>
+              </w:rPr>
+              <w:t>0,0</w:t>
+            </w:r>
+          </w:p>
+        </w:tc>
+        <w:tc>
+          <w:tcPr>
+            <w:tcW w:type="dxa" w:w="1806"/>
+          </w:tcPr>
+          <w:p>
+            <w:pPr>
+              <w:spacing w:after="40"/>
+              <w:ind w:firstLine="0"/>
+            </w:pPr>
+            <w:r>
+              <w:rPr>
+                <w:sz w:val="22"/>
+              </w:rPr>
+              <w:t>180,0</w:t>
+            </w:r>
+          </w:p>
+        </w:tc>
+        <w:tc>
+          <w:tcPr>
+            <w:tcW w:type="dxa" w:w="1806"/>
+          </w:tcPr>
+          <w:p>
+            <w:pPr>
+              <w:spacing w:after="40"/>
+              <w:ind w:firstLine="0"/>
+            </w:pPr>
+            <w:r>
+              <w:rPr>
+                <w:sz w:val="22"/>
+              </w:rPr>
+              <w:t>0,0</w:t>
+            </w:r>
+          </w:p>
+        </w:tc>
+        <w:tc>
+          <w:tcPr>
+            <w:tcW w:type="dxa" w:w="1806"/>
+          </w:tcPr>
+          <w:p>
+            <w:pPr>
+              <w:spacing w:after="40"/>
+              <w:ind w:firstLine="0"/>
+            </w:pPr>
+            <w:r>
+              <w:rPr>
+                <w:sz w:val="22"/>
+              </w:rPr>
+              <w:t>0,0</w:t>
+            </w:r>
+          </w:p>
+        </w:tc>
+      </w:tr>
+      <w:tr>
+        <w:tc>
+          <w:tcPr>
+            <w:tcW w:type="dxa" w:w="1806"/>
+          </w:tcPr>
+          <w:p>
+            <w:pPr>
+              <w:spacing w:after="40"/>
+              <w:ind w:firstLine="0"/>
+            </w:pPr>
+            <w:r>
+              <w:rPr>
+                <w:sz w:val="22"/>
+              </w:rPr>
+              <w:t>13h</w:t>
+            </w:r>
+          </w:p>
+        </w:tc>
+        <w:tc>
+          <w:tcPr>
+            <w:tcW w:type="dxa" w:w="1806"/>
+          </w:tcPr>
+          <w:p>
+            <w:pPr>
+              <w:spacing w:after="40"/>
+              <w:ind w:firstLine="0"/>
+            </w:pPr>
+            <w:r>
+              <w:rPr>
+                <w:sz w:val="22"/>
+              </w:rPr>
+              <w:t>33,4</w:t>
+            </w:r>
+          </w:p>
+        </w:tc>
+        <w:tc>
+          <w:tcPr>
+            <w:tcW w:type="dxa" w:w="1806"/>
+          </w:tcPr>
+          <w:p>
+            <w:pPr>
+              <w:spacing w:after="40"/>
+              <w:ind w:firstLine="0"/>
+            </w:pPr>
+            <w:r>
+              <w:rPr>
+                <w:sz w:val="22"/>
+              </w:rPr>
+              <w:t>74,3</w:t>
+            </w:r>
+          </w:p>
+        </w:tc>
+        <w:tc>
+          <w:tcPr>
+            <w:tcW w:type="dxa" w:w="1806"/>
+          </w:tcPr>
+          <w:p>
+            <w:pPr>
+              <w:spacing w:after="40"/>
+              <w:ind w:firstLine="0"/>
+            </w:pPr>
+            <w:r>
+              <w:rPr>
+                <w:sz w:val="22"/>
+              </w:rPr>
+              <w:t>33,6</w:t>
+            </w:r>
+          </w:p>
+        </w:tc>
+        <w:tc>
+          <w:tcPr>
+            <w:tcW w:type="dxa" w:w="1806"/>
+          </w:tcPr>
+          <w:p>
+            <w:pPr>
+              <w:spacing w:after="40"/>
+              <w:ind w:firstLine="0"/>
+            </w:pPr>
+            <w:r>
+              <w:rPr>
+                <w:sz w:val="22"/>
+              </w:rPr>
+              <w:t>21,2</w:t>
+            </w:r>
+          </w:p>
+        </w:tc>
+      </w:tr>
+      <w:tr>
+        <w:tc>
+          <w:tcPr>
+            <w:tcW w:type="dxa" w:w="1806"/>
+          </w:tcPr>
+          <w:p>
+            <w:pPr>
+              <w:spacing w:after="40"/>
+              <w:ind w:firstLine="0"/>
+            </w:pPr>
+            <w:r>
+              <w:rPr>
+                <w:sz w:val="22"/>
+              </w:rPr>
+              <w:t>14h</w:t>
+            </w:r>
+          </w:p>
+        </w:tc>
+        <w:tc>
+          <w:tcPr>
+            <w:tcW w:type="dxa" w:w="1806"/>
+          </w:tcPr>
+          <w:p>
+            <w:pPr>
+              <w:spacing w:after="40"/>
+              <w:ind w:firstLine="0"/>
+            </w:pPr>
+            <w:r>
+              <w:rPr>
+                <w:sz w:val="22"/>
+              </w:rPr>
+              <w:t>47,3</w:t>
+            </w:r>
+          </w:p>
+        </w:tc>
+        <w:tc>
+          <w:tcPr>
+            <w:tcW w:type="dxa" w:w="1806"/>
+          </w:tcPr>
+          <w:p>
+            <w:pPr>
+              <w:spacing w:after="40"/>
+              <w:ind w:firstLine="0"/>
+            </w:pPr>
+            <w:r>
+              <w:rPr>
+                <w:sz w:val="22"/>
+              </w:rPr>
+              <w:t>81,4</w:t>
+            </w:r>
+          </w:p>
+        </w:tc>
+        <w:tc>
+          <w:tcPr>
+            <w:tcW w:type="dxa" w:w="1806"/>
+          </w:tcPr>
+          <w:p>
+            <w:pPr>
+              <w:spacing w:after="40"/>
+              <w:ind w:firstLine="0"/>
+            </w:pPr>
+            <w:r>
+              <w:rPr>
+                <w:sz w:val="22"/>
+              </w:rPr>
+              <w:t>47,5</w:t>
+            </w:r>
+          </w:p>
+        </w:tc>
+        <w:tc>
+          <w:tcPr>
+            <w:tcW w:type="dxa" w:w="1806"/>
+          </w:tcPr>
+          <w:p>
+            <w:pPr>
+              <w:spacing w:after="40"/>
+              <w:ind w:firstLine="0"/>
+            </w:pPr>
+            <w:r>
+              <w:rPr>
+                <w:sz w:val="22"/>
+              </w:rPr>
+              <w:t>30,8</w:t>
+            </w:r>
+          </w:p>
+        </w:tc>
+      </w:tr>
+      <w:tr>
+        <w:tc>
+          <w:tcPr>
+            <w:tcW w:type="dxa" w:w="1806"/>
+          </w:tcPr>
+          <w:p>
+            <w:pPr>
+              <w:spacing w:after="40"/>
+              <w:ind w:firstLine="0"/>
+            </w:pPr>
+            <w:r>
+              <w:rPr>
+                <w:sz w:val="22"/>
+              </w:rPr>
+              <w:t>15h</w:t>
+            </w:r>
+          </w:p>
+        </w:tc>
+        <w:tc>
+          <w:tcPr>
+            <w:tcW w:type="dxa" w:w="1806"/>
+          </w:tcPr>
+          <w:p>
+            <w:pPr>
+              <w:spacing w:after="40"/>
+              <w:ind w:firstLine="0"/>
+            </w:pPr>
+            <w:r>
+              <w:rPr>
+                <w:sz w:val="22"/>
+              </w:rPr>
+              <w:t>60,2</w:t>
+            </w:r>
+          </w:p>
+        </w:tc>
+        <w:tc>
+          <w:tcPr>
+            <w:tcW w:type="dxa" w:w="1806"/>
+          </w:tcPr>
+          <w:p>
+            <w:pPr>
+              <w:spacing w:after="40"/>
+              <w:ind w:firstLine="0"/>
+            </w:pPr>
+            <w:r>
+              <w:rPr>
+                <w:sz w:val="22"/>
+              </w:rPr>
+              <w:t>89,6</w:t>
+            </w:r>
+          </w:p>
+        </w:tc>
+        <w:tc>
+          <w:tcPr>
+            <w:tcW w:type="dxa" w:w="1806"/>
+          </w:tcPr>
+          <w:p>
+            <w:pPr>
+              <w:spacing w:after="40"/>
+              <w:ind w:firstLine="0"/>
+            </w:pPr>
+            <w:r>
+              <w:rPr>
+                <w:sz w:val="22"/>
+              </w:rPr>
+              <w:t>60,4</w:t>
+            </w:r>
+          </w:p>
+        </w:tc>
+        <w:tc>
+          <w:tcPr>
+            <w:tcW w:type="dxa" w:w="1806"/>
+          </w:tcPr>
+          <w:p>
+            <w:pPr>
+              <w:spacing w:after="40"/>
+              <w:ind w:firstLine="0"/>
+            </w:pPr>
+            <w:r>
+              <w:rPr>
+                <w:sz w:val="22"/>
+              </w:rPr>
+              <w:t>40,8</w:t>
+            </w:r>
+          </w:p>
+        </w:tc>
+      </w:tr>
+      <w:tr>
+        <w:tc>
+          <w:tcPr>
+            <w:tcW w:type="dxa" w:w="1806"/>
+          </w:tcPr>
+          <w:p>
+            <w:pPr>
+              <w:spacing w:after="40"/>
+              <w:ind w:firstLine="0"/>
+            </w:pPr>
+            <w:r>
+              <w:rPr>
+                <w:sz w:val="22"/>
+              </w:rPr>
+              <w:t>16h</w:t>
+            </w:r>
+          </w:p>
+        </w:tc>
+        <w:tc>
+          <w:tcPr>
+            <w:tcW w:type="dxa" w:w="1806"/>
+          </w:tcPr>
+          <w:p>
+            <w:pPr>
+              <w:spacing w:after="40"/>
+              <w:ind w:firstLine="0"/>
+            </w:pPr>
+            <w:r>
+              <w:rPr>
+                <w:sz w:val="22"/>
+              </w:rPr>
+              <w:t>72,4</w:t>
+            </w:r>
+          </w:p>
+        </w:tc>
+        <w:tc>
+          <w:tcPr>
+            <w:tcW w:type="dxa" w:w="1806"/>
+          </w:tcPr>
+          <w:p>
+            <w:pPr>
+              <w:spacing w:after="40"/>
+              <w:ind w:firstLine="0"/>
+            </w:pPr>
+            <w:r>
+              <w:rPr>
+                <w:sz w:val="22"/>
+              </w:rPr>
+              <w:t>98,6</w:t>
+            </w:r>
+          </w:p>
+        </w:tc>
+        <w:tc>
+          <w:tcPr>
+            <w:tcW w:type="dxa" w:w="1806"/>
+          </w:tcPr>
+          <w:p>
+            <w:pPr>
+              <w:spacing w:after="40"/>
+              <w:ind w:firstLine="0"/>
+            </w:pPr>
+            <w:r>
+              <w:rPr>
+                <w:sz w:val="22"/>
+              </w:rPr>
+              <w:t>72,6</w:t>
+            </w:r>
+          </w:p>
+        </w:tc>
+        <w:tc>
+          <w:tcPr>
+            <w:tcW w:type="dxa" w:w="1806"/>
+          </w:tcPr>
+          <w:p>
+            <w:pPr>
+              <w:spacing w:after="40"/>
+              <w:ind w:firstLine="0"/>
+            </w:pPr>
+            <w:r>
+              <w:rPr>
+                <w:sz w:val="22"/>
+              </w:rPr>
+              <w:t>51,6</w:t>
+            </w:r>
+          </w:p>
+        </w:tc>
+      </w:tr>
+      <w:tr>
+        <w:tc>
+          <w:tcPr>
+            <w:tcW w:type="dxa" w:w="1806"/>
+          </w:tcPr>
+          <w:p>
+            <w:pPr>
+              <w:spacing w:after="40"/>
+              <w:ind w:firstLine="0"/>
+            </w:pPr>
+            <w:r>
+              <w:rPr>
+                <w:sz w:val="22"/>
+              </w:rPr>
+              <w:t>17h</w:t>
+            </w:r>
+          </w:p>
+        </w:tc>
+        <w:tc>
+          <w:tcPr>
+            <w:tcW w:type="dxa" w:w="1806"/>
+          </w:tcPr>
+          <w:p>
+            <w:pPr>
+              <w:spacing w:after="40"/>
+              <w:ind w:firstLine="0"/>
+            </w:pPr>
+            <w:r>
+              <w:rPr>
+                <w:sz w:val="22"/>
+              </w:rPr>
+              <w:t>84,2</w:t>
+            </w:r>
+          </w:p>
+        </w:tc>
+        <w:tc>
+          <w:tcPr>
+            <w:tcW w:type="dxa" w:w="1806"/>
+          </w:tcPr>
+          <w:p>
+            <w:pPr>
+              <w:spacing w:after="40"/>
+              <w:ind w:firstLine="0"/>
+            </w:pPr>
+            <w:r>
+              <w:rPr>
+                <w:sz w:val="22"/>
+              </w:rPr>
+              <w:t>108,4</w:t>
+            </w:r>
+          </w:p>
+        </w:tc>
+        <w:tc>
+          <w:tcPr>
+            <w:tcW w:type="dxa" w:w="1806"/>
+          </w:tcPr>
+          <w:p>
+            <w:pPr>
+              <w:spacing w:after="40"/>
+              <w:ind w:firstLine="0"/>
+            </w:pPr>
+            <w:r>
+              <w:rPr>
+                <w:sz w:val="22"/>
+              </w:rPr>
+              <w:t>84,4</w:t>
+            </w:r>
+          </w:p>
+        </w:tc>
+        <w:tc>
+          <w:tcPr>
+            <w:tcW w:type="dxa" w:w="1806"/>
+          </w:tcPr>
+          <w:p>
+            <w:pPr>
+              <w:spacing w:after="40"/>
+              <w:ind w:firstLine="0"/>
+            </w:pPr>
+            <w:r>
+              <w:rPr>
+                <w:sz w:val="22"/>
+              </w:rPr>
+              <w:t>63,2</w:t>
+            </w:r>
+          </w:p>
+        </w:tc>
+      </w:tr>
+      <w:tr>
+        <w:tc>
+          <w:tcPr>
+            <w:tcW w:type="dxa" w:w="1806"/>
+          </w:tcPr>
+          <w:p>
+            <w:pPr>
+              <w:spacing w:after="40"/>
+              <w:ind w:firstLine="0"/>
+            </w:pPr>
+            <w:r>
+              <w:rPr>
+                <w:sz w:val="22"/>
+              </w:rPr>
+              <w:t>18h</w:t>
+            </w:r>
+          </w:p>
+        </w:tc>
+        <w:tc>
+          <w:tcPr>
+            <w:tcW w:type="dxa" w:w="1806"/>
+          </w:tcPr>
+          <w:p>
+            <w:pPr>
+              <w:spacing w:after="40"/>
+              <w:ind w:firstLine="0"/>
+            </w:pPr>
+            <w:r>
+              <w:rPr>
+                <w:sz w:val="22"/>
+              </w:rPr>
+              <w:t>95,6</w:t>
+            </w:r>
+          </w:p>
+        </w:tc>
+        <w:tc>
+          <w:tcPr>
+            <w:tcW w:type="dxa" w:w="1806"/>
+          </w:tcPr>
+          <w:p>
+            <w:pPr>
+              <w:spacing w:after="40"/>
+              <w:ind w:firstLine="0"/>
+            </w:pPr>
+            <w:r>
+              <w:rPr>
+                <w:sz w:val="22"/>
+              </w:rPr>
+              <w:t>122,4</w:t>
+            </w:r>
+          </w:p>
+        </w:tc>
+        <w:tc>
+          <w:tcPr>
+            <w:tcW w:type="dxa" w:w="1806"/>
+          </w:tcPr>
+          <w:p>
+            <w:pPr>
+              <w:spacing w:after="40"/>
+              <w:ind w:firstLine="0"/>
+            </w:pPr>
+            <w:r>
+              <w:rPr>
+                <w:sz w:val="22"/>
+              </w:rPr>
+              <w:t>96,0</w:t>
+            </w:r>
+          </w:p>
+        </w:tc>
+        <w:tc>
+          <w:tcPr>
+            <w:tcW w:type="dxa" w:w="1806"/>
+          </w:tcPr>
+          <w:p>
+            <w:pPr>
+              <w:spacing w:after="40"/>
+              <w:ind w:firstLine="0"/>
+            </w:pPr>
+            <w:r>
+              <w:rPr>
+                <w:sz w:val="22"/>
+              </w:rPr>
+              <w:t>75,5</w:t>
+            </w:r>
+          </w:p>
+        </w:tc>
+      </w:tr>
+    </w:tbl>
+    <w:p>
+      <w:pPr/>
     </w:p>
     <w:p>
       <w:pPr/>
       <w:r>
-        <w:t>Bám nắng giúp thu gấp 1,6 đến 4,8 lần tấm cố định tùy mùa. Luật lai đạt ngang thiên văn vào ngày mây và ngang hoặc nhỉnh hơn LDR thuần vào ngày nắng; tính trung bình cả hai loại ngày, luật lai thu nhiều năng lượng nhất trong ba phương pháp.</w:t>
+        <w:t>Đọc ma trận thấy ngay hai điều chương trình phải xử lý: một là giá trị γ nhảy qua 180° vào trưa hạ chí vì Mặt Trời đi qua phía Bắc thiên đỉnh tại vĩ độ 20,93°, nên code phải chuẩn hóa góc trước khi đổi ra góc đặt; hai là buổi sáng sớm và chiều muộn α rất thấp, tín hiệu LDR yếu, đúng lúc vai trò định vị thô của thiên văn quan trọng nhất. Xích vĩ tính được của bốn ngày lần lượt là −0,4°; +23,4°; −1,0° và −23,4°, khớp bảng thiên văn.</w:t>
       </w:r>
     </w:p>
     <w:p>
@@ -2699,7 +4575,7 @@
         <w:pStyle w:val="Heading2"/>
       </w:pPr>
       <w:r>
-        <w:t>3.6. Nhận xét và thông số chính của chương trình</w:t>
+        <w:t>4.3. Các công việc còn lại của tuần này (5/10 – 10/10/2026)</w:t>
       </w:r>
     </w:p>
     <w:p>
@@ -2707,7 +4583,7 @@
         <w:pStyle w:val="ListBullet"/>
       </w:pPr>
       <w:r>
-        <w:t>Phương pháp điều khiển: lai thiên văn + LDR như mục 2.9.3; thiên văn định vị thô và giữ lịch khi mây, LDR tinh chỉnh khi nắng.</w:t>
+        <w:t>Đối chiếu ma trận tính toán với số liệu đài khí tượng để xác nhận sai số giờ Mặt Trời dưới 5 phút.</w:t>
       </w:r>
     </w:p>
     <w:p>
@@ -2715,7 +4591,7 @@
         <w:pStyle w:val="ListBullet"/>
       </w:pPr>
       <w:r>
-        <w:t>Góc gá cảm biến β_s = 30°, có vách che chữ thập giữa cụm để tăng chênh lệch bóng.</w:t>
+        <w:t>Chạy thêm mô phỏng ngày nhiều mây cả buổi để tinh chỉnh ngưỡng S_min giữ vị trí.</w:t>
       </w:r>
     </w:p>
     <w:p>
@@ -2723,95 +4599,7 @@
         <w:pStyle w:val="ListBullet"/>
       </w:pPr>
       <w:r>
-        <w:t>Ngưỡng chết nhánh LDR: |e1| = 0,030 (tương đương lệch 3°); ngưỡng nắng của tổng sáng lấy bằng 25% giá trị lúc trưa nắng để nhận biết mây.</w:t>
-      </w:r>
-    </w:p>
-    <w:p>
-      <w:pPr>
-        <w:pStyle w:val="ListBullet"/>
-      </w:pPr>
-      <w:r>
-        <w:t>Bước lịch thiên văn 2°, ngưỡng chuyển chế độ định vị thô 5°; mỗi lần tinh chỉnh LDR đi thẳng góc suy ra từ e1.</w:t>
-      </w:r>
-    </w:p>
-    <w:p>
-      <w:pPr>
-        <w:pStyle w:val="Heading1"/>
-      </w:pPr>
-      <w:r>
-        <w:t>CHƯƠNG 4. TIẾN ĐỘ THỰC HIỆN VÀ KẾ HOẠCH TUẦN NÀY</w:t>
-      </w:r>
-    </w:p>
-    <w:p>
-      <w:pPr>
-        <w:pStyle w:val="Heading2"/>
-      </w:pPr>
-      <w:r>
-        <w:t>4.1. Kết quả đạt được trong tuần 5/10 – 10/10/2026</w:t>
-      </w:r>
-    </w:p>
-    <w:p>
-      <w:pPr>
-        <w:pStyle w:val="ListBullet"/>
-      </w:pPr>
-      <w:r>
-        <w:t>Hoàn thành ma trận tính toán LDR có vách che: bảng kết quả mục 3.2 cho thấy góc suy ra trùng góc lệch thật từ 0° đến 30°, xác định ngưỡng chết e1 = 0,030.</w:t>
-      </w:r>
-    </w:p>
-    <w:p>
-      <w:pPr>
-        <w:pStyle w:val="ListBullet"/>
-      </w:pPr>
-      <w:r>
-        <w:t>Hoàn thành mô phỏng so sánh ba phương pháp thiên văn / LDR thuần / lai trong ngày nắng và ngày nhiều mây: luật lai giữ sai số 1,1–1,7° trong khi LDR thuần lạc hướng 70–90° khi mây (mục 3.3, 3.4).</w:t>
-      </w:r>
-    </w:p>
-    <w:p>
-      <w:pPr>
-        <w:pStyle w:val="ListBullet"/>
-      </w:pPr>
-      <w:r>
-        <w:t>Hoàn thành bảng năng lượng so với tấm cố định: bám nắng lai thu 157–478% tùy mùa (mục 3.5).</w:t>
-      </w:r>
-    </w:p>
-    <w:p>
-      <w:pPr>
-        <w:pStyle w:val="ListBullet"/>
-      </w:pPr>
-      <w:r>
-        <w:t>Hoàn thành lựa chọn phương pháp lai và bộ thông số cho chương trình: β_s = 30°, ngưỡng chết 3°, bước lịch 2°, ngưỡng định vị thô 5°.</w:t>
-      </w:r>
-    </w:p>
-    <w:p>
-      <w:pPr>
-        <w:pStyle w:val="Heading2"/>
-      </w:pPr>
-      <w:r>
-        <w:t>4.2. Các công việc còn lại của tuần này (5/10 – 10/10/2026)</w:t>
-      </w:r>
-    </w:p>
-    <w:p>
-      <w:pPr>
-        <w:pStyle w:val="ListBullet"/>
-      </w:pPr>
-      <w:r>
-        <w:t>Đối chiếu giờ đọc từ DS1307 với giờ Mặt Trời thực tế tại Mỹ Hào, hiệu chỉnh hệ số kinh độ trong code.</w:t>
-      </w:r>
-    </w:p>
-    <w:p>
-      <w:pPr>
-        <w:pStyle w:val="ListBullet"/>
-      </w:pPr>
-      <w:r>
-        <w:t>Đo kiểm chứng vách che chữ thập: che từng phía và ghi lại e1 để xác nhận dấu lệnh đúng.</w:t>
-      </w:r>
-    </w:p>
-    <w:p>
-      <w:pPr>
-        <w:pStyle w:val="ListBullet"/>
-      </w:pPr>
-      <w:r>
-        <w:t>Gửi quyển nghiên cứu xin góp ý của giảng viên hướng dẫn và chỉnh sửa theo nhận xét.</w:t>
+        <w:t>Hoàn thiện bản vẽ cơ khí tấm pin 100 W và cập nhật vào quyển chế tạo.</w:t>
       </w:r>
     </w:p>
     <w:p>
@@ -3932,7 +5720,7 @@
               <w:rPr>
                 <w:sz w:val="22"/>
               </w:rPr>
-              <w:t>Đo U, I pin và điện năng động cơ gạt nước.</w:t>
+              <w:t>Đo điện áp tấm pin và trạng thái động cơ gạt nước.</w:t>
             </w:r>
           </w:p>
         </w:tc>

--- a/Bao_cao_1_truc_Nghien_cuu.docx
+++ b/Bao_cao_1_truc_Nghien_cuu.docx
@@ -505,7 +505,7 @@
     <w:p>
       <w:pPr/>
       <w:r>
-        <w:t>Bốn LDR đặt ở bốn góc tấm pin, giữa có vách che tạo bóng lệch khi nắng xiên. Gọi giá trị đọc được của bốn kênh là trái, phải, trên, dưới, sai lệch điều khiển tính rất đơn giản:</w:t>
+        <w:t>Bốn LDR đặt ở bốn góc tấm pin, mỗi cảm biến gá nghiêng ra ngoài tâm một góc β_s = 30° như nhau, không dùng vách ngăn. Khi nắng thẳng góc, bốn kênh nhận sáng gần bằng nhau; khi nắng xiên, cặp cảm biến phía bên nắng nhận mạnh hơn hẳn. Gọi giá trị đọc được của bốn kênh là trái, phải, trên, dưới, sai lệch điều khiển tính rất đơn giản:</w:t>
       </w:r>
     </w:p>
     <w:p>
@@ -702,7 +702,7 @@
       <w:r>
         <w:drawing>
           <wp:inline xmlns:a="http://schemas.openxmlformats.org/drawingml/2006/main" xmlns:pic="http://schemas.openxmlformats.org/drawingml/2006/picture">
-            <wp:extent cx="5580000" cy="2376568"/>
+            <wp:extent cx="5580000" cy="2346198"/>
             <wp:docPr id="2" name="Picture 2"/>
             <wp:cNvGraphicFramePr>
               <a:graphicFrameLocks noChangeAspect="1"/>
@@ -723,7 +723,7 @@
                   <pic:spPr>
                     <a:xfrm>
                       <a:off x="0" y="0"/>
-                      <a:ext cx="5580000" cy="2376568"/>
+                      <a:ext cx="5580000" cy="2346198"/>
                     </a:xfrm>
                     <a:prstGeom prst="rect"/>
                   </pic:spPr>
@@ -739,13 +739,13 @@
         <w:pStyle w:val="Caption"/>
       </w:pPr>
       <w:r>
-        <w:t>Hình 2. Bốn LDR ở bốn góc tấm pin với vách che giữa tạo bóng lệch</w:t>
+        <w:t>Hình 2. Bốn LDR gá nghiêng β_s ở bốn góc tấm pin, không dùng vách ngăn</w:t>
       </w:r>
     </w:p>
     <w:p>
       <w:pPr/>
       <w:r>
-        <w:t>Khi nắng chiếu thẳng góc, vách che giữa che đều và bốn kênh đọc gần bằng nhau, e1 và e2 xấp xỉ 0: tấm pin đang đúng hướng. Khi nắng xiên sang một bên, vách che đổ bóng lên cặp LDR phía kia nên hiệu e1 khác 0 và dấu của e1 chỉ đúng phía cần quay tới. Bảng dưới là ví dụ số đọc được khi Mặt Trời lệch khỏi pháp tuyến tấm pin các góc khác nhau (giá trị ADC 12 bit):</w:t>
+        <w:t>Khi nắng chiếu thẳng góc tấm pin, bốn cảm biến nghiêng nhận sáng gần như nhau nên e1 và e2 xấp xỉ 0: tấm pin đang đúng hướng. Khi nắng xiên sang một bên, cặp cảm biến phía bên nắng nhận mạnh hơn cặp đối diện nên e1 khác 0, và dấu của e1 chỉ đúng phía cần quay tới. Bảng dưới là ví dụ số đọc được khi Mặt Trời lệch khỏi pháp tuyến tấm pin các góc khác nhau (giá trị ADC 12 bit):</w:t>
       </w:r>
     </w:p>
     <w:p>
@@ -1994,6 +1994,46 @@
       <w:pPr/>
       <w:r>
         <w:t>Lưu đồ thể hiện đúng ba nhánh của phương pháp hybrid: nhánh thiên văn chạy mỗi 30 phút để định vị thô, nhánh LDR chạy mỗi 2 phút để tinh chỉnh khi nắng đủ mạnh, và nhánh giữ vị trí theo lịch khi tổng sáng sụt dưới ngưỡng S_min. Các lưu đồ chi tiết từng khối (đọc ADC, tính thiên văn, điều khiển motor, hiển thị LCD, đọc biến trở) trình bày ở quyển lập trình, chương 3.</w:t>
+      </w:r>
+    </w:p>
+    <w:p>
+      <w:pPr>
+        <w:pStyle w:val="Heading2"/>
+      </w:pPr>
+      <w:r>
+        <w:t>3.6. Các nội dung sẽ triển khai ở quyển chế tạo và quyển lập trình</w:t>
+      </w:r>
+    </w:p>
+    <w:p>
+      <w:pPr>
+        <w:pStyle w:val="ListBullet"/>
+      </w:pPr>
+      <w:r>
+        <w:t>Quyển chế tạo: thi công mạch điều khiển và mạch động lực đúng bảy sheet EasyEDA đã duyệt (khối ESP32, cầu H bốn TIP41C, opto PC817, nguồn LM2596/7805, DS1307, LCD I2C 1602, công tắc hành trình); chế tạo trục quay, gối đỡ và giá gá bốn LDR nghiêng β_s = 30°; lắp ráp, hiệu chuẩn và đo đạc theo đúng bộ tham số ở mục 3.2–3.3.</w:t>
+      </w:r>
+    </w:p>
+    <w:p>
+      <w:pPr>
+        <w:pStyle w:val="ListBullet"/>
+      </w:pPr>
+      <w:r>
+        <w:t>Quyển chế tạo: tính chọn động cơ gạt nước cho tấm pin 100 W – 4 kg theo mô-men gió, kèm quy tắc đưa tấm pin về vị trí nghỉ khi gió vượt 8 m/s như đã nêu ở kết quả mô phỏng.</w:t>
+      </w:r>
+    </w:p>
+    <w:p>
+      <w:pPr>
+        <w:pStyle w:val="ListBullet"/>
+      </w:pPr>
+      <w:r>
+        <w:t>Quyển lập trình: hiện thực đủ ba nhánh hybrid (thiên văn 30 phút, LDR 2 phút, giữ vị trí khi S &lt; S_min); đọc ADC có lọc mẫu và hệ số K_cal; điều khiển cầu H tích cực thấp qua opto; đọc DS1307 và hiển thị LCD I2C; đọc biến trở suy ra góc tấm pin; vẽ lưu đồ từng phần và lưu đồ tổng quát; viết code mẫu hoàn chỉnh.</w:t>
+      </w:r>
+    </w:p>
+    <w:p>
+      <w:pPr>
+        <w:pStyle w:val="ListBullet"/>
+      </w:pPr>
+      <w:r>
+        <w:t>Cả hai quyển dùng ma trận tính toán (α, γ) theo giờ ở chương 4 làm bảng kiểm tra chéo đầu ra của khối thiên văn khi chạy thử không tải.</w:t>
       </w:r>
     </w:p>
     <w:p>
@@ -5508,7 +5548,7 @@
               <w:rPr>
                 <w:sz w:val="22"/>
               </w:rPr>
-              <w:t>4 LDR tại 4 góc, gá nghiêng β_s = 30° hướng ra ngoài; vách che chữ thập giữa cụm.</w:t>
+              <w:t>4 LDR tại 4 góc, gá nghiêng β_s = 30° hướng ra ngoài, không dùng vách ngăn.</w:t>
             </w:r>
           </w:p>
         </w:tc>

--- a/Bao_cao_1_truc_Nghien_cuu.docx
+++ b/Bao_cao_1_truc_Nghien_cuu.docx
@@ -395,6 +395,290 @@
       <w:r>
         <w:t>Vì vậy, thiết kế cần xem xét cả mùa, góc nghiêng ban đầu, bóng che và thời tiết địa phương. Không nên suy ra mức tăng sản lượng cả năm từ một ngày nắng hoặc một lần đo; cần so sánh trong các khoảng thời gian đủ dài và ghi nhận điều kiện đo [3, 4].</w:t>
       </w:r>
+    </w:p>
+    <w:tbl>
+      <w:tblPr>
+        <w:tblStyle w:val="TableGrid"/>
+        <w:tblW w:type="auto" w:w="0"/>
+        <w:jc w:val="center"/>
+        <w:tblLook w:firstColumn="1" w:firstRow="1" w:lastColumn="0" w:lastRow="0" w:noHBand="0" w:noVBand="1" w:val="04A0"/>
+      </w:tblPr>
+      <w:tblGrid>
+        <w:gridCol w:w="3010"/>
+        <w:gridCol w:w="3010"/>
+        <w:gridCol w:w="3010"/>
+      </w:tblGrid>
+      <w:tr>
+        <w:tc>
+          <w:tcPr>
+            <w:tcW w:type="dxa" w:w="3010"/>
+          </w:tcPr>
+          <w:p>
+            <w:pPr>
+              <w:spacing w:after="40"/>
+              <w:ind w:firstLine="0"/>
+            </w:pPr>
+            <w:r>
+              <w:rPr>
+                <w:b/>
+                <w:sz w:val="22"/>
+              </w:rPr>
+              <w:t>Giai đoạn thiên văn ở Bắc bán cầu</w:t>
+            </w:r>
+          </w:p>
+        </w:tc>
+        <w:tc>
+          <w:tcPr>
+            <w:tcW w:type="dxa" w:w="3010"/>
+          </w:tcPr>
+          <w:p>
+            <w:pPr>
+              <w:spacing w:after="40"/>
+              <w:ind w:firstLine="0"/>
+            </w:pPr>
+            <w:r>
+              <w:rPr>
+                <w:b/>
+                <w:sz w:val="22"/>
+              </w:rPr>
+              <w:t>Xích vĩ Mặt Trời (xấp xỉ)</w:t>
+            </w:r>
+          </w:p>
+        </w:tc>
+        <w:tc>
+          <w:tcPr>
+            <w:tcW w:type="dxa" w:w="3010"/>
+          </w:tcPr>
+          <w:p>
+            <w:pPr>
+              <w:spacing w:after="40"/>
+              <w:ind w:firstLine="0"/>
+            </w:pPr>
+            <w:r>
+              <w:rPr>
+                <w:b/>
+                <w:sz w:val="22"/>
+              </w:rPr>
+              <w:t>Đặc điểm đường đi biểu kiến</w:t>
+            </w:r>
+          </w:p>
+        </w:tc>
+      </w:tr>
+      <w:tr>
+        <w:tc>
+          <w:tcPr>
+            <w:tcW w:type="dxa" w:w="3010"/>
+          </w:tcPr>
+          <w:p>
+            <w:pPr>
+              <w:spacing w:after="40"/>
+              <w:ind w:firstLine="0"/>
+            </w:pPr>
+            <w:r>
+              <w:rPr>
+                <w:sz w:val="22"/>
+              </w:rPr>
+              <w:t>Xuân: điểm phân tháng 3 đến chí tháng 6</w:t>
+            </w:r>
+          </w:p>
+        </w:tc>
+        <w:tc>
+          <w:tcPr>
+            <w:tcW w:type="dxa" w:w="3010"/>
+          </w:tcPr>
+          <w:p>
+            <w:pPr>
+              <w:spacing w:after="40"/>
+              <w:ind w:firstLine="0"/>
+            </w:pPr>
+            <w:r>
+              <w:rPr>
+                <w:sz w:val="22"/>
+              </w:rPr>
+              <w:t>0° → +23,44°</w:t>
+            </w:r>
+          </w:p>
+        </w:tc>
+        <w:tc>
+          <w:tcPr>
+            <w:tcW w:type="dxa" w:w="3010"/>
+          </w:tcPr>
+          <w:p>
+            <w:pPr>
+              <w:spacing w:after="40"/>
+              <w:ind w:firstLine="0"/>
+            </w:pPr>
+            <w:r>
+              <w:rPr>
+                <w:sz w:val="22"/>
+              </w:rPr>
+              <w:t>Độ cao Mặt Trời giữa trưa tăng; ngày dài dần.</w:t>
+            </w:r>
+          </w:p>
+        </w:tc>
+      </w:tr>
+      <w:tr>
+        <w:tc>
+          <w:tcPr>
+            <w:tcW w:type="dxa" w:w="3010"/>
+          </w:tcPr>
+          <w:p>
+            <w:pPr>
+              <w:spacing w:after="40"/>
+              <w:ind w:firstLine="0"/>
+            </w:pPr>
+            <w:r>
+              <w:rPr>
+                <w:sz w:val="22"/>
+              </w:rPr>
+              <w:t>Hạ: chí tháng 6 đến điểm phân tháng 9</w:t>
+            </w:r>
+          </w:p>
+        </w:tc>
+        <w:tc>
+          <w:tcPr>
+            <w:tcW w:type="dxa" w:w="3010"/>
+          </w:tcPr>
+          <w:p>
+            <w:pPr>
+              <w:spacing w:after="40"/>
+              <w:ind w:firstLine="0"/>
+            </w:pPr>
+            <w:r>
+              <w:rPr>
+                <w:sz w:val="22"/>
+              </w:rPr>
+              <w:t>+23,44° → 0°</w:t>
+            </w:r>
+          </w:p>
+        </w:tc>
+        <w:tc>
+          <w:tcPr>
+            <w:tcW w:type="dxa" w:w="3010"/>
+          </w:tcPr>
+          <w:p>
+            <w:pPr>
+              <w:spacing w:after="40"/>
+              <w:ind w:firstLine="0"/>
+            </w:pPr>
+            <w:r>
+              <w:rPr>
+                <w:sz w:val="22"/>
+              </w:rPr>
+              <w:t>Mặt Trời đi cao; ngày dài rồi giảm dần.</w:t>
+            </w:r>
+          </w:p>
+        </w:tc>
+      </w:tr>
+      <w:tr>
+        <w:tc>
+          <w:tcPr>
+            <w:tcW w:type="dxa" w:w="3010"/>
+          </w:tcPr>
+          <w:p>
+            <w:pPr>
+              <w:spacing w:after="40"/>
+              <w:ind w:firstLine="0"/>
+            </w:pPr>
+            <w:r>
+              <w:rPr>
+                <w:sz w:val="22"/>
+              </w:rPr>
+              <w:t>Thu: điểm phân tháng 9 đến chí tháng 12</w:t>
+            </w:r>
+          </w:p>
+        </w:tc>
+        <w:tc>
+          <w:tcPr>
+            <w:tcW w:type="dxa" w:w="3010"/>
+          </w:tcPr>
+          <w:p>
+            <w:pPr>
+              <w:spacing w:after="40"/>
+              <w:ind w:firstLine="0"/>
+            </w:pPr>
+            <w:r>
+              <w:rPr>
+                <w:sz w:val="22"/>
+              </w:rPr>
+              <w:t>0° → −23,44°</w:t>
+            </w:r>
+          </w:p>
+        </w:tc>
+        <w:tc>
+          <w:tcPr>
+            <w:tcW w:type="dxa" w:w="3010"/>
+          </w:tcPr>
+          <w:p>
+            <w:pPr>
+              <w:spacing w:after="40"/>
+              <w:ind w:firstLine="0"/>
+            </w:pPr>
+            <w:r>
+              <w:rPr>
+                <w:sz w:val="22"/>
+              </w:rPr>
+              <w:t>Quỹ đạo hạ thấp; ngày ngắn dần.</w:t>
+            </w:r>
+          </w:p>
+        </w:tc>
+      </w:tr>
+      <w:tr>
+        <w:tc>
+          <w:tcPr>
+            <w:tcW w:type="dxa" w:w="3010"/>
+          </w:tcPr>
+          <w:p>
+            <w:pPr>
+              <w:spacing w:after="40"/>
+              <w:ind w:firstLine="0"/>
+            </w:pPr>
+            <w:r>
+              <w:rPr>
+                <w:sz w:val="22"/>
+              </w:rPr>
+              <w:t>Đông: chí tháng 12 đến điểm phân tháng 3</w:t>
+            </w:r>
+          </w:p>
+        </w:tc>
+        <w:tc>
+          <w:tcPr>
+            <w:tcW w:type="dxa" w:w="3010"/>
+          </w:tcPr>
+          <w:p>
+            <w:pPr>
+              <w:spacing w:after="40"/>
+              <w:ind w:firstLine="0"/>
+            </w:pPr>
+            <w:r>
+              <w:rPr>
+                <w:sz w:val="22"/>
+              </w:rPr>
+              <w:t>−23,44° → 0°</w:t>
+            </w:r>
+          </w:p>
+        </w:tc>
+        <w:tc>
+          <w:tcPr>
+            <w:tcW w:type="dxa" w:w="3010"/>
+          </w:tcPr>
+          <w:p>
+            <w:pPr>
+              <w:spacing w:after="40"/>
+              <w:ind w:firstLine="0"/>
+            </w:pPr>
+            <w:r>
+              <w:rPr>
+                <w:sz w:val="22"/>
+              </w:rPr>
+              <w:t>Mặt Trời đi thấp; ngày ngắn rồi dài dần.</w:t>
+            </w:r>
+          </w:p>
+        </w:tc>
+      </w:tr>
+    </w:tbl>
+    <w:p>
+      <w:pPr/>
     </w:p>
     <w:p>
       <w:pPr/>
@@ -4722,1354 +5006,6 @@
         <w:t>[12] W. F. Holmgren, C. W. Hansen, and M. A. Mikofski, “pvlib python: a python package for modeling solar energy systems,” Journal of Open Source Software, vol. 3, no. 29, p. 884, 2018.</w:t>
       </w:r>
     </w:p>
-    <w:tbl>
-      <w:tblPr>
-        <w:tblStyle w:val="TableGrid"/>
-        <w:tblW w:type="auto" w:w="0"/>
-        <w:jc w:val="center"/>
-        <w:tblLook w:firstColumn="1" w:firstRow="1" w:lastColumn="0" w:lastRow="0" w:noHBand="0" w:noVBand="1" w:val="04A0"/>
-      </w:tblPr>
-      <w:tblGrid>
-        <w:gridCol w:w="3010"/>
-        <w:gridCol w:w="3010"/>
-        <w:gridCol w:w="3010"/>
-      </w:tblGrid>
-      <w:tr>
-        <w:tc>
-          <w:tcPr>
-            <w:tcW w:type="dxa" w:w="3010"/>
-          </w:tcPr>
-          <w:p>
-            <w:pPr>
-              <w:spacing w:after="40"/>
-              <w:ind w:firstLine="0"/>
-            </w:pPr>
-            <w:r>
-              <w:rPr>
-                <w:b/>
-                <w:sz w:val="22"/>
-              </w:rPr>
-              <w:t>Giai đoạn thiên văn ở Bắc bán cầu</w:t>
-            </w:r>
-          </w:p>
-        </w:tc>
-        <w:tc>
-          <w:tcPr>
-            <w:tcW w:type="dxa" w:w="3010"/>
-          </w:tcPr>
-          <w:p>
-            <w:pPr>
-              <w:spacing w:after="40"/>
-              <w:ind w:firstLine="0"/>
-            </w:pPr>
-            <w:r>
-              <w:rPr>
-                <w:b/>
-                <w:sz w:val="22"/>
-              </w:rPr>
-              <w:t>Xích vĩ Mặt Trời (xấp xỉ)</w:t>
-            </w:r>
-          </w:p>
-        </w:tc>
-        <w:tc>
-          <w:tcPr>
-            <w:tcW w:type="dxa" w:w="3010"/>
-          </w:tcPr>
-          <w:p>
-            <w:pPr>
-              <w:spacing w:after="40"/>
-              <w:ind w:firstLine="0"/>
-            </w:pPr>
-            <w:r>
-              <w:rPr>
-                <w:b/>
-                <w:sz w:val="22"/>
-              </w:rPr>
-              <w:t>Đặc điểm đường đi biểu kiến</w:t>
-            </w:r>
-          </w:p>
-        </w:tc>
-      </w:tr>
-      <w:tr>
-        <w:tc>
-          <w:tcPr>
-            <w:tcW w:type="dxa" w:w="3010"/>
-          </w:tcPr>
-          <w:p>
-            <w:pPr>
-              <w:spacing w:after="40"/>
-              <w:ind w:firstLine="0"/>
-            </w:pPr>
-            <w:r>
-              <w:rPr>
-                <w:sz w:val="22"/>
-              </w:rPr>
-              <w:t>Xuân: điểm phân tháng 3 đến chí tháng 6</w:t>
-            </w:r>
-          </w:p>
-        </w:tc>
-        <w:tc>
-          <w:tcPr>
-            <w:tcW w:type="dxa" w:w="3010"/>
-          </w:tcPr>
-          <w:p>
-            <w:pPr>
-              <w:spacing w:after="40"/>
-              <w:ind w:firstLine="0"/>
-            </w:pPr>
-            <w:r>
-              <w:rPr>
-                <w:sz w:val="22"/>
-              </w:rPr>
-              <w:t>0° → +23,44°</w:t>
-            </w:r>
-          </w:p>
-        </w:tc>
-        <w:tc>
-          <w:tcPr>
-            <w:tcW w:type="dxa" w:w="3010"/>
-          </w:tcPr>
-          <w:p>
-            <w:pPr>
-              <w:spacing w:after="40"/>
-              <w:ind w:firstLine="0"/>
-            </w:pPr>
-            <w:r>
-              <w:rPr>
-                <w:sz w:val="22"/>
-              </w:rPr>
-              <w:t>Độ cao Mặt Trời giữa trưa tăng; ngày dài dần.</w:t>
-            </w:r>
-          </w:p>
-        </w:tc>
-      </w:tr>
-      <w:tr>
-        <w:tc>
-          <w:tcPr>
-            <w:tcW w:type="dxa" w:w="3010"/>
-          </w:tcPr>
-          <w:p>
-            <w:pPr>
-              <w:spacing w:after="40"/>
-              <w:ind w:firstLine="0"/>
-            </w:pPr>
-            <w:r>
-              <w:rPr>
-                <w:sz w:val="22"/>
-              </w:rPr>
-              <w:t>Hạ: chí tháng 6 đến điểm phân tháng 9</w:t>
-            </w:r>
-          </w:p>
-        </w:tc>
-        <w:tc>
-          <w:tcPr>
-            <w:tcW w:type="dxa" w:w="3010"/>
-          </w:tcPr>
-          <w:p>
-            <w:pPr>
-              <w:spacing w:after="40"/>
-              <w:ind w:firstLine="0"/>
-            </w:pPr>
-            <w:r>
-              <w:rPr>
-                <w:sz w:val="22"/>
-              </w:rPr>
-              <w:t>+23,44° → 0°</w:t>
-            </w:r>
-          </w:p>
-        </w:tc>
-        <w:tc>
-          <w:tcPr>
-            <w:tcW w:type="dxa" w:w="3010"/>
-          </w:tcPr>
-          <w:p>
-            <w:pPr>
-              <w:spacing w:after="40"/>
-              <w:ind w:firstLine="0"/>
-            </w:pPr>
-            <w:r>
-              <w:rPr>
-                <w:sz w:val="22"/>
-              </w:rPr>
-              <w:t>Mặt Trời đi cao; ngày dài rồi giảm dần.</w:t>
-            </w:r>
-          </w:p>
-        </w:tc>
-      </w:tr>
-      <w:tr>
-        <w:tc>
-          <w:tcPr>
-            <w:tcW w:type="dxa" w:w="3010"/>
-          </w:tcPr>
-          <w:p>
-            <w:pPr>
-              <w:spacing w:after="40"/>
-              <w:ind w:firstLine="0"/>
-            </w:pPr>
-            <w:r>
-              <w:rPr>
-                <w:sz w:val="22"/>
-              </w:rPr>
-              <w:t>Thu: điểm phân tháng 9 đến chí tháng 12</w:t>
-            </w:r>
-          </w:p>
-        </w:tc>
-        <w:tc>
-          <w:tcPr>
-            <w:tcW w:type="dxa" w:w="3010"/>
-          </w:tcPr>
-          <w:p>
-            <w:pPr>
-              <w:spacing w:after="40"/>
-              <w:ind w:firstLine="0"/>
-            </w:pPr>
-            <w:r>
-              <w:rPr>
-                <w:sz w:val="22"/>
-              </w:rPr>
-              <w:t>0° → −23,44°</w:t>
-            </w:r>
-          </w:p>
-        </w:tc>
-        <w:tc>
-          <w:tcPr>
-            <w:tcW w:type="dxa" w:w="3010"/>
-          </w:tcPr>
-          <w:p>
-            <w:pPr>
-              <w:spacing w:after="40"/>
-              <w:ind w:firstLine="0"/>
-            </w:pPr>
-            <w:r>
-              <w:rPr>
-                <w:sz w:val="22"/>
-              </w:rPr>
-              <w:t>Quỹ đạo hạ thấp; ngày ngắn dần.</w:t>
-            </w:r>
-          </w:p>
-        </w:tc>
-      </w:tr>
-      <w:tr>
-        <w:tc>
-          <w:tcPr>
-            <w:tcW w:type="dxa" w:w="3010"/>
-          </w:tcPr>
-          <w:p>
-            <w:pPr>
-              <w:spacing w:after="40"/>
-              <w:ind w:firstLine="0"/>
-            </w:pPr>
-            <w:r>
-              <w:rPr>
-                <w:sz w:val="22"/>
-              </w:rPr>
-              <w:t>Đông: chí tháng 12 đến điểm phân tháng 3</w:t>
-            </w:r>
-          </w:p>
-        </w:tc>
-        <w:tc>
-          <w:tcPr>
-            <w:tcW w:type="dxa" w:w="3010"/>
-          </w:tcPr>
-          <w:p>
-            <w:pPr>
-              <w:spacing w:after="40"/>
-              <w:ind w:firstLine="0"/>
-            </w:pPr>
-            <w:r>
-              <w:rPr>
-                <w:sz w:val="22"/>
-              </w:rPr>
-              <w:t>−23,44° → 0°</w:t>
-            </w:r>
-          </w:p>
-        </w:tc>
-        <w:tc>
-          <w:tcPr>
-            <w:tcW w:type="dxa" w:w="3010"/>
-          </w:tcPr>
-          <w:p>
-            <w:pPr>
-              <w:spacing w:after="40"/>
-              <w:ind w:firstLine="0"/>
-            </w:pPr>
-            <w:r>
-              <w:rPr>
-                <w:sz w:val="22"/>
-              </w:rPr>
-              <w:t>Mặt Trời đi thấp; ngày ngắn rồi dài dần.</w:t>
-            </w:r>
-          </w:p>
-        </w:tc>
-      </w:tr>
-    </w:tbl>
-    <w:p>
-      <w:pPr/>
-    </w:p>
-    <w:tbl>
-      <w:tblPr>
-        <w:tblStyle w:val="TableGrid"/>
-        <w:tblW w:type="auto" w:w="0"/>
-        <w:jc w:val="center"/>
-        <w:tblLook w:firstColumn="1" w:firstRow="1" w:lastColumn="0" w:lastRow="0" w:noHBand="0" w:noVBand="1" w:val="04A0"/>
-      </w:tblPr>
-      <w:tblGrid>
-        <w:gridCol w:w="3010"/>
-        <w:gridCol w:w="3010"/>
-        <w:gridCol w:w="3010"/>
-      </w:tblGrid>
-      <w:tr>
-        <w:tc>
-          <w:tcPr>
-            <w:tcW w:type="dxa" w:w="3010"/>
-          </w:tcPr>
-          <w:p>
-            <w:pPr>
-              <w:spacing w:after="40"/>
-              <w:ind w:firstLine="0"/>
-            </w:pPr>
-            <w:r>
-              <w:rPr>
-                <w:b/>
-                <w:sz w:val="22"/>
-              </w:rPr>
-              <w:t>Phương pháp</w:t>
-            </w:r>
-          </w:p>
-        </w:tc>
-        <w:tc>
-          <w:tcPr>
-            <w:tcW w:type="dxa" w:w="3010"/>
-          </w:tcPr>
-          <w:p>
-            <w:pPr>
-              <w:spacing w:after="40"/>
-              <w:ind w:firstLine="0"/>
-            </w:pPr>
-            <w:r>
-              <w:rPr>
-                <w:b/>
-                <w:sz w:val="22"/>
-              </w:rPr>
-              <w:t>Ưu điểm chính</w:t>
-            </w:r>
-          </w:p>
-        </w:tc>
-        <w:tc>
-          <w:tcPr>
-            <w:tcW w:type="dxa" w:w="3010"/>
-          </w:tcPr>
-          <w:p>
-            <w:pPr>
-              <w:spacing w:after="40"/>
-              <w:ind w:firstLine="0"/>
-            </w:pPr>
-            <w:r>
-              <w:rPr>
-                <w:b/>
-                <w:sz w:val="22"/>
-              </w:rPr>
-              <w:t>Hạn chế / điều kiện áp dụng</w:t>
-            </w:r>
-          </w:p>
-        </w:tc>
-      </w:tr>
-      <w:tr>
-        <w:tc>
-          <w:tcPr>
-            <w:tcW w:type="dxa" w:w="3010"/>
-          </w:tcPr>
-          <w:p>
-            <w:pPr>
-              <w:spacing w:after="40"/>
-              <w:ind w:firstLine="0"/>
-            </w:pPr>
-            <w:r>
-              <w:rPr>
-                <w:sz w:val="22"/>
-              </w:rPr>
-              <w:t>Cố định / chỉnh nghiêng theo mùa</w:t>
-            </w:r>
-          </w:p>
-        </w:tc>
-        <w:tc>
-          <w:tcPr>
-            <w:tcW w:type="dxa" w:w="3010"/>
-          </w:tcPr>
-          <w:p>
-            <w:pPr>
-              <w:spacing w:after="40"/>
-              <w:ind w:firstLine="0"/>
-            </w:pPr>
-            <w:r>
-              <w:rPr>
-                <w:sz w:val="22"/>
-              </w:rPr>
-              <w:t>Đơn giản, bền, không tốn điện cho chuyển động.</w:t>
-            </w:r>
-          </w:p>
-        </w:tc>
-        <w:tc>
-          <w:tcPr>
-            <w:tcW w:type="dxa" w:w="3010"/>
-          </w:tcPr>
-          <w:p>
-            <w:pPr>
-              <w:spacing w:after="40"/>
-              <w:ind w:firstLine="0"/>
-            </w:pPr>
-            <w:r>
-              <w:rPr>
-                <w:sz w:val="22"/>
-              </w:rPr>
-              <w:t>Không bám trong ngày; cần chọn góc lắp và đối chứng.</w:t>
-            </w:r>
-          </w:p>
-        </w:tc>
-      </w:tr>
-      <w:tr>
-        <w:tc>
-          <w:tcPr>
-            <w:tcW w:type="dxa" w:w="3010"/>
-          </w:tcPr>
-          <w:p>
-            <w:pPr>
-              <w:spacing w:after="40"/>
-              <w:ind w:firstLine="0"/>
-            </w:pPr>
-            <w:r>
-              <w:rPr>
-                <w:sz w:val="22"/>
-              </w:rPr>
-              <w:t>Vòng hở thiên văn</w:t>
-            </w:r>
-          </w:p>
-        </w:tc>
-        <w:tc>
-          <w:tcPr>
-            <w:tcW w:type="dxa" w:w="3010"/>
-          </w:tcPr>
-          <w:p>
-            <w:pPr>
-              <w:spacing w:after="40"/>
-              <w:ind w:firstLine="0"/>
-            </w:pPr>
-            <w:r>
-              <w:rPr>
-                <w:sz w:val="22"/>
-              </w:rPr>
-              <w:t>Không phụ thuộc tín hiệu quang; làm việc được khi có mây.</w:t>
-            </w:r>
-          </w:p>
-        </w:tc>
-        <w:tc>
-          <w:tcPr>
-            <w:tcW w:type="dxa" w:w="3010"/>
-          </w:tcPr>
-          <w:p>
-            <w:pPr>
-              <w:spacing w:after="40"/>
-              <w:ind w:firstLine="0"/>
-            </w:pPr>
-            <w:r>
-              <w:rPr>
-                <w:sz w:val="22"/>
-              </w:rPr>
-              <w:t>Cần RTC, tọa độ, lắp đặt và hiệu chuẩn đúng.</w:t>
-            </w:r>
-          </w:p>
-        </w:tc>
-      </w:tr>
-      <w:tr>
-        <w:tc>
-          <w:tcPr>
-            <w:tcW w:type="dxa" w:w="3010"/>
-          </w:tcPr>
-          <w:p>
-            <w:pPr>
-              <w:spacing w:after="40"/>
-              <w:ind w:firstLine="0"/>
-            </w:pPr>
-            <w:r>
-              <w:rPr>
-                <w:sz w:val="22"/>
-              </w:rPr>
-              <w:t>Vòng kín LDR / photodiode</w:t>
-            </w:r>
-          </w:p>
-        </w:tc>
-        <w:tc>
-          <w:tcPr>
-            <w:tcW w:type="dxa" w:w="3010"/>
-          </w:tcPr>
-          <w:p>
-            <w:pPr>
-              <w:spacing w:after="40"/>
-              <w:ind w:firstLine="0"/>
-            </w:pPr>
-            <w:r>
-              <w:rPr>
-                <w:sz w:val="22"/>
-              </w:rPr>
-              <w:t>Tự dò hướng sáng, cấu hình phần cứng gọn.</w:t>
-            </w:r>
-          </w:p>
-        </w:tc>
-        <w:tc>
-          <w:tcPr>
-            <w:tcW w:type="dxa" w:w="3010"/>
-          </w:tcPr>
-          <w:p>
-            <w:pPr>
-              <w:spacing w:after="40"/>
-              <w:ind w:firstLine="0"/>
-            </w:pPr>
-            <w:r>
-              <w:rPr>
-                <w:sz w:val="22"/>
-              </w:rPr>
-              <w:t>Mây, bóng, bụi và sai lệch cảm biến gây lệnh sai.</w:t>
-            </w:r>
-          </w:p>
-        </w:tc>
-      </w:tr>
-      <w:tr>
-        <w:tc>
-          <w:tcPr>
-            <w:tcW w:type="dxa" w:w="3010"/>
-          </w:tcPr>
-          <w:p>
-            <w:pPr>
-              <w:spacing w:after="40"/>
-              <w:ind w:firstLine="0"/>
-            </w:pPr>
-            <w:r>
-              <w:rPr>
-                <w:sz w:val="22"/>
-              </w:rPr>
-              <w:t>Lai thiên văn + quang</w:t>
-            </w:r>
-          </w:p>
-        </w:tc>
-        <w:tc>
-          <w:tcPr>
-            <w:tcW w:type="dxa" w:w="3010"/>
-          </w:tcPr>
-          <w:p>
-            <w:pPr>
-              <w:spacing w:after="40"/>
-              <w:ind w:firstLine="0"/>
-            </w:pPr>
-            <w:r>
-              <w:rPr>
-                <w:sz w:val="22"/>
-              </w:rPr>
-              <w:t>Có góc tham chiếu và hiệu chỉnh thực tế; có thể dự phòng cảm biến.</w:t>
-            </w:r>
-          </w:p>
-        </w:tc>
-        <w:tc>
-          <w:tcPr>
-            <w:tcW w:type="dxa" w:w="3010"/>
-          </w:tcPr>
-          <w:p>
-            <w:pPr>
-              <w:spacing w:after="40"/>
-              <w:ind w:firstLine="0"/>
-            </w:pPr>
-            <w:r>
-              <w:rPr>
-                <w:sz w:val="22"/>
-              </w:rPr>
-              <w:t>Cần logic chất lượng tín hiệu và hiệu chuẩn.</w:t>
-            </w:r>
-          </w:p>
-        </w:tc>
-      </w:tr>
-      <w:tr>
-        <w:tc>
-          <w:tcPr>
-            <w:tcW w:type="dxa" w:w="3010"/>
-          </w:tcPr>
-          <w:p>
-            <w:pPr>
-              <w:spacing w:after="40"/>
-              <w:ind w:firstLine="0"/>
-            </w:pPr>
-            <w:r>
-              <w:rPr>
-                <w:sz w:val="22"/>
-              </w:rPr>
-              <w:t>Tối ưu theo công suất PV</w:t>
-            </w:r>
-          </w:p>
-        </w:tc>
-        <w:tc>
-          <w:tcPr>
-            <w:tcW w:type="dxa" w:w="3010"/>
-          </w:tcPr>
-          <w:p>
-            <w:pPr>
-              <w:spacing w:after="40"/>
-              <w:ind w:firstLine="0"/>
-            </w:pPr>
-            <w:r>
-              <w:rPr>
-                <w:sz w:val="22"/>
-              </w:rPr>
-              <w:t>Đánh giá trực tiếp đầu ra điện của hệ thống.</w:t>
-            </w:r>
-          </w:p>
-        </w:tc>
-        <w:tc>
-          <w:tcPr>
-            <w:tcW w:type="dxa" w:w="3010"/>
-          </w:tcPr>
-          <w:p>
-            <w:pPr>
-              <w:spacing w:after="40"/>
-              <w:ind w:firstLine="0"/>
-            </w:pPr>
-            <w:r>
-              <w:rPr>
-                <w:sz w:val="22"/>
-              </w:rPr>
-              <w:t>Mây gây dao động; đo và tìm kiếm có thể chậm.</w:t>
-            </w:r>
-          </w:p>
-        </w:tc>
-      </w:tr>
-      <w:tr>
-        <w:tc>
-          <w:tcPr>
-            <w:tcW w:type="dxa" w:w="3010"/>
-          </w:tcPr>
-          <w:p>
-            <w:pPr>
-              <w:spacing w:after="40"/>
-              <w:ind w:firstLine="0"/>
-            </w:pPr>
-            <w:r>
-              <w:rPr>
-                <w:sz w:val="22"/>
-              </w:rPr>
-              <w:t>Camera / tracker thụ động</w:t>
-            </w:r>
-          </w:p>
-        </w:tc>
-        <w:tc>
-          <w:tcPr>
-            <w:tcW w:type="dxa" w:w="3010"/>
-          </w:tcPr>
-          <w:p>
-            <w:pPr>
-              <w:spacing w:after="40"/>
-              <w:ind w:firstLine="0"/>
-            </w:pPr>
-            <w:r>
-              <w:rPr>
-                <w:sz w:val="22"/>
-              </w:rPr>
-              <w:t>Camera có thể nhận dạng hướng; thụ động giảm mạch điện.</w:t>
-            </w:r>
-          </w:p>
-        </w:tc>
-        <w:tc>
-          <w:tcPr>
-            <w:tcW w:type="dxa" w:w="3010"/>
-          </w:tcPr>
-          <w:p>
-            <w:pPr>
-              <w:spacing w:after="40"/>
-              <w:ind w:firstLine="0"/>
-            </w:pPr>
-            <w:r>
-              <w:rPr>
-                <w:sz w:val="22"/>
-              </w:rPr>
-              <w:t>Camera đắt và tính toán lớn; thụ động phụ thuộc môi trường.</w:t>
-            </w:r>
-          </w:p>
-        </w:tc>
-      </w:tr>
-      <w:tr>
-        <w:tc>
-          <w:tcPr>
-            <w:tcW w:type="dxa" w:w="3010"/>
-          </w:tcPr>
-          <w:p>
-            <w:pPr>
-              <w:spacing w:after="40"/>
-              <w:ind w:firstLine="0"/>
-            </w:pPr>
-            <w:r>
-              <w:rPr>
-                <w:sz w:val="22"/>
-              </w:rPr>
-              <w:t>Backtracking giàn nhiều hàng</w:t>
-            </w:r>
-          </w:p>
-        </w:tc>
-        <w:tc>
-          <w:tcPr>
-            <w:tcW w:type="dxa" w:w="3010"/>
-          </w:tcPr>
-          <w:p>
-            <w:pPr>
-              <w:spacing w:after="40"/>
-              <w:ind w:firstLine="0"/>
-            </w:pPr>
-            <w:r>
-              <w:rPr>
-                <w:sz w:val="22"/>
-              </w:rPr>
-              <w:t>Giảm che bóng giữa các hàng pin.</w:t>
-            </w:r>
-          </w:p>
-        </w:tc>
-        <w:tc>
-          <w:tcPr>
-            <w:tcW w:type="dxa" w:w="3010"/>
-          </w:tcPr>
-          <w:p>
-            <w:pPr>
-              <w:spacing w:after="40"/>
-              <w:ind w:firstLine="0"/>
-            </w:pPr>
-            <w:r>
-              <w:rPr>
-                <w:sz w:val="22"/>
-              </w:rPr>
-              <w:t>Chủ yếu phù hợp giàn nhiều hàng, không cần cho mô hình đơn.</w:t>
-            </w:r>
-          </w:p>
-        </w:tc>
-      </w:tr>
-    </w:tbl>
-    <w:p>
-      <w:pPr/>
-    </w:p>
-    <w:tbl>
-      <w:tblPr>
-        <w:tblStyle w:val="TableGrid"/>
-        <w:tblW w:type="auto" w:w="0"/>
-        <w:jc w:val="center"/>
-        <w:tblLook w:firstColumn="1" w:firstRow="1" w:lastColumn="0" w:lastRow="0" w:noHBand="0" w:noVBand="1" w:val="04A0"/>
-      </w:tblPr>
-      <w:tblGrid>
-        <w:gridCol w:w="3010"/>
-        <w:gridCol w:w="3010"/>
-        <w:gridCol w:w="3010"/>
-      </w:tblGrid>
-      <w:tr>
-        <w:tc>
-          <w:tcPr>
-            <w:tcW w:type="dxa" w:w="3010"/>
-          </w:tcPr>
-          <w:p>
-            <w:pPr>
-              <w:spacing w:after="40"/>
-              <w:ind w:firstLine="0"/>
-            </w:pPr>
-            <w:r>
-              <w:rPr>
-                <w:b/>
-                <w:sz w:val="22"/>
-              </w:rPr>
-              <w:t>Khối</w:t>
-            </w:r>
-          </w:p>
-        </w:tc>
-        <w:tc>
-          <w:tcPr>
-            <w:tcW w:type="dxa" w:w="3010"/>
-          </w:tcPr>
-          <w:p>
-            <w:pPr>
-              <w:spacing w:after="40"/>
-              <w:ind w:firstLine="0"/>
-            </w:pPr>
-            <w:r>
-              <w:rPr>
-                <w:b/>
-                <w:sz w:val="22"/>
-              </w:rPr>
-              <w:t>Cấu hình đề xuất</w:t>
-            </w:r>
-          </w:p>
-        </w:tc>
-        <w:tc>
-          <w:tcPr>
-            <w:tcW w:type="dxa" w:w="3010"/>
-          </w:tcPr>
-          <w:p>
-            <w:pPr>
-              <w:spacing w:after="40"/>
-              <w:ind w:firstLine="0"/>
-            </w:pPr>
-            <w:r>
-              <w:rPr>
-                <w:b/>
-                <w:sz w:val="22"/>
-              </w:rPr>
-              <w:t>Nhiệm vụ</w:t>
-            </w:r>
-          </w:p>
-        </w:tc>
-      </w:tr>
-      <w:tr>
-        <w:tc>
-          <w:tcPr>
-            <w:tcW w:type="dxa" w:w="3010"/>
-          </w:tcPr>
-          <w:p>
-            <w:pPr>
-              <w:spacing w:after="40"/>
-              <w:ind w:firstLine="0"/>
-            </w:pPr>
-            <w:r>
-              <w:rPr>
-                <w:sz w:val="22"/>
-              </w:rPr>
-              <w:t>Cảm biến</w:t>
-            </w:r>
-          </w:p>
-        </w:tc>
-        <w:tc>
-          <w:tcPr>
-            <w:tcW w:type="dxa" w:w="3010"/>
-          </w:tcPr>
-          <w:p>
-            <w:pPr>
-              <w:spacing w:after="40"/>
-              <w:ind w:firstLine="0"/>
-            </w:pPr>
-            <w:r>
-              <w:rPr>
-                <w:sz w:val="22"/>
-              </w:rPr>
-              <w:t>4 LDR tại 4 góc, gá nghiêng β_s = 30° hướng ra ngoài, không dùng vách ngăn.</w:t>
-            </w:r>
-          </w:p>
-        </w:tc>
-        <w:tc>
-          <w:tcPr>
-            <w:tcW w:type="dxa" w:w="3010"/>
-          </w:tcPr>
-          <w:p>
-            <w:pPr>
-              <w:spacing w:after="40"/>
-              <w:ind w:firstLine="0"/>
-            </w:pPr>
-            <w:r>
-              <w:rPr>
-                <w:sz w:val="22"/>
-              </w:rPr>
-              <w:t>Đo bốn mức sáng; tạo sai lệch quay và nghiêng.</w:t>
-            </w:r>
-          </w:p>
-        </w:tc>
-      </w:tr>
-      <w:tr>
-        <w:tc>
-          <w:tcPr>
-            <w:tcW w:type="dxa" w:w="3010"/>
-          </w:tcPr>
-          <w:p>
-            <w:pPr>
-              <w:spacing w:after="40"/>
-              <w:ind w:firstLine="0"/>
-            </w:pPr>
-            <w:r>
-              <w:rPr>
-                <w:sz w:val="22"/>
-              </w:rPr>
-              <w:t>Điều khiển</w:t>
-            </w:r>
-          </w:p>
-        </w:tc>
-        <w:tc>
-          <w:tcPr>
-            <w:tcW w:type="dxa" w:w="3010"/>
-          </w:tcPr>
-          <w:p>
-            <w:pPr>
-              <w:spacing w:after="40"/>
-              <w:ind w:firstLine="0"/>
-            </w:pPr>
-            <w:r>
-              <w:rPr>
-                <w:sz w:val="22"/>
-              </w:rPr>
-              <w:t>ESP32 + RTC DS1307.</w:t>
-            </w:r>
-          </w:p>
-        </w:tc>
-        <w:tc>
-          <w:tcPr>
-            <w:tcW w:type="dxa" w:w="3010"/>
-          </w:tcPr>
-          <w:p>
-            <w:pPr>
-              <w:spacing w:after="40"/>
-              <w:ind w:firstLine="0"/>
-            </w:pPr>
-            <w:r>
-              <w:rPr>
-                <w:sz w:val="22"/>
-              </w:rPr>
-              <w:t>Lọc tín hiệu, tính sai lệch, chạy thuật toán và ghi dữ liệu.</w:t>
-            </w:r>
-          </w:p>
-        </w:tc>
-      </w:tr>
-      <w:tr>
-        <w:tc>
-          <w:tcPr>
-            <w:tcW w:type="dxa" w:w="3010"/>
-          </w:tcPr>
-          <w:p>
-            <w:pPr>
-              <w:spacing w:after="40"/>
-              <w:ind w:firstLine="0"/>
-            </w:pPr>
-            <w:r>
-              <w:rPr>
-                <w:sz w:val="22"/>
-              </w:rPr>
-              <w:t>Cơ khí</w:t>
-            </w:r>
-          </w:p>
-        </w:tc>
-        <w:tc>
-          <w:tcPr>
-            <w:tcW w:type="dxa" w:w="3010"/>
-          </w:tcPr>
-          <w:p>
-            <w:pPr>
-              <w:spacing w:after="40"/>
-              <w:ind w:firstLine="0"/>
-            </w:pPr>
-            <w:r>
-              <w:rPr>
-                <w:sz w:val="22"/>
-              </w:rPr>
-              <w:t>Mô hình trong phạm vi đề tài có một trục quay.</w:t>
-            </w:r>
-          </w:p>
-        </w:tc>
-        <w:tc>
-          <w:tcPr>
-            <w:tcW w:type="dxa" w:w="3010"/>
-          </w:tcPr>
-          <w:p>
-            <w:pPr>
-              <w:spacing w:after="40"/>
-              <w:ind w:firstLine="0"/>
-            </w:pPr>
-            <w:r>
-              <w:rPr>
-                <w:sz w:val="22"/>
-              </w:rPr>
-              <w:t>Dùng sai lệch ứng với trục lắp; thành phần còn lại được ghi nhận.</w:t>
-            </w:r>
-          </w:p>
-        </w:tc>
-      </w:tr>
-      <w:tr>
-        <w:tc>
-          <w:tcPr>
-            <w:tcW w:type="dxa" w:w="3010"/>
-          </w:tcPr>
-          <w:p>
-            <w:pPr>
-              <w:spacing w:after="40"/>
-              <w:ind w:firstLine="0"/>
-            </w:pPr>
-            <w:r>
-              <w:rPr>
-                <w:sz w:val="22"/>
-              </w:rPr>
-              <w:t>Bảo vệ</w:t>
-            </w:r>
-          </w:p>
-        </w:tc>
-        <w:tc>
-          <w:tcPr>
-            <w:tcW w:type="dxa" w:w="3010"/>
-          </w:tcPr>
-          <w:p>
-            <w:pPr>
-              <w:spacing w:after="40"/>
-              <w:ind w:firstLine="0"/>
-            </w:pPr>
-            <w:r>
-              <w:rPr>
-                <w:sz w:val="22"/>
-              </w:rPr>
-              <w:t>Động cơ gạt nước trục vít phù hợp tải + công tắc hành trình.</w:t>
-            </w:r>
-          </w:p>
-        </w:tc>
-        <w:tc>
-          <w:tcPr>
-            <w:tcW w:type="dxa" w:w="3010"/>
-          </w:tcPr>
-          <w:p>
-            <w:pPr>
-              <w:spacing w:after="40"/>
-              <w:ind w:firstLine="0"/>
-            </w:pPr>
-            <w:r>
-              <w:rPr>
-                <w:sz w:val="22"/>
-              </w:rPr>
-              <w:t>Giới hạn chuyển động và dừng an toàn.</w:t>
-            </w:r>
-          </w:p>
-        </w:tc>
-      </w:tr>
-      <w:tr>
-        <w:tc>
-          <w:tcPr>
-            <w:tcW w:type="dxa" w:w="3010"/>
-          </w:tcPr>
-          <w:p>
-            <w:pPr>
-              <w:spacing w:after="40"/>
-              <w:ind w:firstLine="0"/>
-            </w:pPr>
-            <w:r>
-              <w:rPr>
-                <w:sz w:val="22"/>
-              </w:rPr>
-              <w:t>Đo kiểm</w:t>
-            </w:r>
-          </w:p>
-        </w:tc>
-        <w:tc>
-          <w:tcPr>
-            <w:tcW w:type="dxa" w:w="3010"/>
-          </w:tcPr>
-          <w:p>
-            <w:pPr>
-              <w:spacing w:after="40"/>
-              <w:ind w:firstLine="0"/>
-            </w:pPr>
-            <w:r>
-              <w:rPr>
-                <w:sz w:val="22"/>
-              </w:rPr>
-              <w:t>Đo điện áp tấm pin và trạng thái động cơ gạt nước.</w:t>
-            </w:r>
-          </w:p>
-        </w:tc>
-        <w:tc>
-          <w:tcPr>
-            <w:tcW w:type="dxa" w:w="3010"/>
-          </w:tcPr>
-          <w:p>
-            <w:pPr>
-              <w:spacing w:after="40"/>
-              <w:ind w:firstLine="0"/>
-            </w:pPr>
-            <w:r>
-              <w:rPr>
-                <w:sz w:val="22"/>
-              </w:rPr>
-              <w:t>Đánh giá năng lượng thuần và chuyển động.</w:t>
-            </w:r>
-          </w:p>
-        </w:tc>
-      </w:tr>
-    </w:tbl>
-    <w:p>
-      <w:pPr/>
-    </w:p>
-    <w:tbl>
-      <w:tblPr>
-        <w:tblStyle w:val="TableGrid"/>
-        <w:tblW w:type="auto" w:w="0"/>
-        <w:jc w:val="center"/>
-        <w:tblLook w:firstColumn="1" w:firstRow="1" w:lastColumn="0" w:lastRow="0" w:noHBand="0" w:noVBand="1" w:val="04A0"/>
-      </w:tblPr>
-      <w:tblGrid>
-        <w:gridCol w:w="3010"/>
-        <w:gridCol w:w="3010"/>
-        <w:gridCol w:w="3010"/>
-      </w:tblGrid>
-      <w:tr>
-        <w:tc>
-          <w:tcPr>
-            <w:tcW w:type="dxa" w:w="3010"/>
-          </w:tcPr>
-          <w:p>
-            <w:pPr>
-              <w:spacing w:after="40"/>
-              <w:ind w:firstLine="0"/>
-            </w:pPr>
-            <w:r>
-              <w:rPr>
-                <w:b/>
-                <w:sz w:val="22"/>
-              </w:rPr>
-              <w:t>Vị trí</w:t>
-            </w:r>
-          </w:p>
-        </w:tc>
-        <w:tc>
-          <w:tcPr>
-            <w:tcW w:type="dxa" w:w="3010"/>
-          </w:tcPr>
-          <w:p>
-            <w:pPr>
-              <w:spacing w:after="40"/>
-              <w:ind w:firstLine="0"/>
-            </w:pPr>
-            <w:r>
-              <w:rPr>
-                <w:b/>
-                <w:sz w:val="22"/>
-              </w:rPr>
-              <w:t>Ký hiệu</w:t>
-            </w:r>
-          </w:p>
-        </w:tc>
-        <w:tc>
-          <w:tcPr>
-            <w:tcW w:type="dxa" w:w="3010"/>
-          </w:tcPr>
-          <w:p>
-            <w:pPr>
-              <w:spacing w:after="40"/>
-              <w:ind w:firstLine="0"/>
-            </w:pPr>
-            <w:r>
-              <w:rPr>
-                <w:b/>
-                <w:sz w:val="22"/>
-              </w:rPr>
-              <w:t>Hướng gá</w:t>
-            </w:r>
-          </w:p>
-        </w:tc>
-      </w:tr>
-      <w:tr>
-        <w:tc>
-          <w:tcPr>
-            <w:tcW w:type="dxa" w:w="3010"/>
-          </w:tcPr>
-          <w:p>
-            <w:pPr>
-              <w:spacing w:after="40"/>
-              <w:ind w:firstLine="0"/>
-            </w:pPr>
-            <w:r>
-              <w:rPr>
-                <w:sz w:val="22"/>
-              </w:rPr>
-              <w:t>Trên - trái</w:t>
-            </w:r>
-          </w:p>
-        </w:tc>
-        <w:tc>
-          <w:tcPr>
-            <w:tcW w:type="dxa" w:w="3010"/>
-          </w:tcPr>
-          <w:p>
-            <w:pPr>
-              <w:spacing w:after="40"/>
-              <w:ind w:firstLine="0"/>
-            </w:pPr>
-            <w:r>
-              <w:rPr>
-                <w:sz w:val="22"/>
-              </w:rPr>
-              <w:t>L_TT</w:t>
-            </w:r>
-          </w:p>
-        </w:tc>
-        <w:tc>
-          <w:tcPr>
-            <w:tcW w:type="dxa" w:w="3010"/>
-          </w:tcPr>
-          <w:p>
-            <w:pPr>
-              <w:spacing w:after="40"/>
-              <w:ind w:firstLine="0"/>
-            </w:pPr>
-            <w:r>
-              <w:rPr>
-                <w:sz w:val="22"/>
-              </w:rPr>
-              <w:t>Chếch ra ngoài về phía trên-trái.</w:t>
-            </w:r>
-          </w:p>
-        </w:tc>
-      </w:tr>
-      <w:tr>
-        <w:tc>
-          <w:tcPr>
-            <w:tcW w:type="dxa" w:w="3010"/>
-          </w:tcPr>
-          <w:p>
-            <w:pPr>
-              <w:spacing w:after="40"/>
-              <w:ind w:firstLine="0"/>
-            </w:pPr>
-            <w:r>
-              <w:rPr>
-                <w:sz w:val="22"/>
-              </w:rPr>
-              <w:t>Trên - phải</w:t>
-            </w:r>
-          </w:p>
-        </w:tc>
-        <w:tc>
-          <w:tcPr>
-            <w:tcW w:type="dxa" w:w="3010"/>
-          </w:tcPr>
-          <w:p>
-            <w:pPr>
-              <w:spacing w:after="40"/>
-              <w:ind w:firstLine="0"/>
-            </w:pPr>
-            <w:r>
-              <w:rPr>
-                <w:sz w:val="22"/>
-              </w:rPr>
-              <w:t>L_PT</w:t>
-            </w:r>
-          </w:p>
-        </w:tc>
-        <w:tc>
-          <w:tcPr>
-            <w:tcW w:type="dxa" w:w="3010"/>
-          </w:tcPr>
-          <w:p>
-            <w:pPr>
-              <w:spacing w:after="40"/>
-              <w:ind w:firstLine="0"/>
-            </w:pPr>
-            <w:r>
-              <w:rPr>
-                <w:sz w:val="22"/>
-              </w:rPr>
-              <w:t>Chếch ra ngoài về phía trên-phải.</w:t>
-            </w:r>
-          </w:p>
-        </w:tc>
-      </w:tr>
-      <w:tr>
-        <w:tc>
-          <w:tcPr>
-            <w:tcW w:type="dxa" w:w="3010"/>
-          </w:tcPr>
-          <w:p>
-            <w:pPr>
-              <w:spacing w:after="40"/>
-              <w:ind w:firstLine="0"/>
-            </w:pPr>
-            <w:r>
-              <w:rPr>
-                <w:sz w:val="22"/>
-              </w:rPr>
-              <w:t>Dưới - trái</w:t>
-            </w:r>
-          </w:p>
-        </w:tc>
-        <w:tc>
-          <w:tcPr>
-            <w:tcW w:type="dxa" w:w="3010"/>
-          </w:tcPr>
-          <w:p>
-            <w:pPr>
-              <w:spacing w:after="40"/>
-              <w:ind w:firstLine="0"/>
-            </w:pPr>
-            <w:r>
-              <w:rPr>
-                <w:sz w:val="22"/>
-              </w:rPr>
-              <w:t>L_TD</w:t>
-            </w:r>
-          </w:p>
-        </w:tc>
-        <w:tc>
-          <w:tcPr>
-            <w:tcW w:type="dxa" w:w="3010"/>
-          </w:tcPr>
-          <w:p>
-            <w:pPr>
-              <w:spacing w:after="40"/>
-              <w:ind w:firstLine="0"/>
-            </w:pPr>
-            <w:r>
-              <w:rPr>
-                <w:sz w:val="22"/>
-              </w:rPr>
-              <w:t>Chếch ra ngoài về phía dưới-trái.</w:t>
-            </w:r>
-          </w:p>
-        </w:tc>
-      </w:tr>
-      <w:tr>
-        <w:tc>
-          <w:tcPr>
-            <w:tcW w:type="dxa" w:w="3010"/>
-          </w:tcPr>
-          <w:p>
-            <w:pPr>
-              <w:spacing w:after="40"/>
-              <w:ind w:firstLine="0"/>
-            </w:pPr>
-            <w:r>
-              <w:rPr>
-                <w:sz w:val="22"/>
-              </w:rPr>
-              <w:t>Dưới - phải</w:t>
-            </w:r>
-          </w:p>
-        </w:tc>
-        <w:tc>
-          <w:tcPr>
-            <w:tcW w:type="dxa" w:w="3010"/>
-          </w:tcPr>
-          <w:p>
-            <w:pPr>
-              <w:spacing w:after="40"/>
-              <w:ind w:firstLine="0"/>
-            </w:pPr>
-            <w:r>
-              <w:rPr>
-                <w:sz w:val="22"/>
-              </w:rPr>
-              <w:t>L_PD</w:t>
-            </w:r>
-          </w:p>
-        </w:tc>
-        <w:tc>
-          <w:tcPr>
-            <w:tcW w:type="dxa" w:w="3010"/>
-          </w:tcPr>
-          <w:p>
-            <w:pPr>
-              <w:spacing w:after="40"/>
-              <w:ind w:firstLine="0"/>
-            </w:pPr>
-            <w:r>
-              <w:rPr>
-                <w:sz w:val="22"/>
-              </w:rPr>
-              <w:t>Chếch ra ngoài về phía dưới-phải.</w:t>
-            </w:r>
-          </w:p>
-        </w:tc>
-      </w:tr>
-    </w:tbl>
-    <w:p>
-      <w:pPr/>
-    </w:p>
     <w:sectPr>
       <w:footerReference w:type="default" r:id="rId9"/>
       <w:headerReference w:type="default" r:id="rId17"/>

--- a/Bao_cao_1_truc_Nghien_cuu.docx
+++ b/Bao_cao_1_truc_Nghien_cuu.docx
@@ -132,180 +132,33 @@
           <w:color w:val="FF0000"/>
         </w:rPr>
       </w:pPr>
+      <w:proofErr w:type="spellStart"/>
+      <w:proofErr w:type="spellEnd"/>
+      <w:proofErr w:type="spellStart"/>
+      <w:proofErr w:type="spellEnd"/>
+      <w:proofErr w:type="spellStart"/>
+      <w:proofErr w:type="spellEnd"/>
+      <w:proofErr w:type="spellStart"/>
+      <w:proofErr w:type="spellEnd"/>
+      <w:proofErr w:type="spellStart"/>
+      <w:proofErr w:type="spellEnd"/>
+      <w:proofErr w:type="spellStart"/>
+      <w:proofErr w:type="spellEnd"/>
+      <w:proofErr w:type="spellStart"/>
+      <w:proofErr w:type="spellEnd"/>
+      <w:proofErr w:type="spellStart"/>
+      <w:proofErr w:type="spellEnd"/>
+      <w:proofErr w:type="spellStart"/>
+      <w:proofErr w:type="spellEnd"/>
+      <w:proofErr w:type="spellStart"/>
+      <w:proofErr w:type="spellEnd"/>
+      <w:proofErr w:type="spellStart"/>
+      <w:proofErr w:type="spellEnd"/>
+      <w:proofErr w:type="spellStart"/>
+      <w:proofErr w:type="spellEnd"/>
       <w:r>
-        <w:rPr>
-          <w:color w:val="FF0000"/>
-        </w:rPr>
-        <w:t xml:space="preserve">Phạm vi tập trung vào mô hình công suất nhỏ, chuyển động trong mặt phẳng Đông-Tây và xử lý tín hiệu cảm biến. Báo cáo không thiết kế hệ thống hòa lưới, bộ nghịch lưu hoặc MPPT; không khẳng định mức tăng sản lượng trước khi đo; không mở rộng sang cơ cấu giàn quy mô nhà máy. Photodiode được trình bày để so sánh lựa chọn cảm biến, không mặc định là phần </w:t>
+        <w:t>Phạm vi tập trung vào mô hình công suất nhỏ, chuyển động trong mặt phẳng Đông-Tây và xử lý tín hiệu cảm biến. Báo cáo không thiết kế hệ thống hòa lưới, bộ nghịch lưu hoặc MPPT; không khẳng định mức tăng sản lượng trước khi đo; không mở rộng sang cơ cấu giàn quy mô nhà máy. Photodiode được trình bày để so sánh lựa chọn cảm biến, không mặc định là phần tử của mạch chính.</w:t>
       </w:r>
-      <w:proofErr w:type="spellStart"/>
-      <w:r>
-        <w:rPr>
-          <w:color w:val="FF0000"/>
-        </w:rPr>
-        <w:t>tử</w:t>
-      </w:r>
-      <w:proofErr w:type="spellEnd"/>
-      <w:r>
-        <w:rPr>
-          <w:color w:val="FF0000"/>
-        </w:rPr>
-        <w:t xml:space="preserve"> </w:t>
-      </w:r>
-      <w:proofErr w:type="spellStart"/>
-      <w:r>
-        <w:rPr>
-          <w:color w:val="FF0000"/>
-        </w:rPr>
-        <w:t>của</w:t>
-      </w:r>
-      <w:proofErr w:type="spellEnd"/>
-      <w:r>
-        <w:rPr>
-          <w:color w:val="FF0000"/>
-        </w:rPr>
-        <w:t xml:space="preserve"> </w:t>
-      </w:r>
-      <w:proofErr w:type="spellStart"/>
-      <w:r>
-        <w:rPr>
-          <w:color w:val="FF0000"/>
-        </w:rPr>
-        <w:t>mạch</w:t>
-      </w:r>
-      <w:proofErr w:type="spellEnd"/>
-      <w:r>
-        <w:rPr>
-          <w:color w:val="FF0000"/>
-        </w:rPr>
-        <w:t xml:space="preserve"> </w:t>
-      </w:r>
-      <w:proofErr w:type="spellStart"/>
-      <w:r>
-        <w:rPr>
-          <w:color w:val="FF0000"/>
-        </w:rPr>
-        <w:t>chính</w:t>
-      </w:r>
-      <w:proofErr w:type="spellEnd"/>
-      <w:r>
-        <w:rPr>
-          <w:color w:val="FF0000"/>
-        </w:rPr>
-        <w:t>.</w:t>
-      </w:r>
-      <w:r>
-        <w:rPr>
-          <w:color w:val="FF0000"/>
-        </w:rPr>
-        <w:t xml:space="preserve"> </w:t>
-      </w:r>
-      <w:proofErr w:type="spellStart"/>
-      <w:r>
-        <w:rPr>
-          <w:color w:val="FF0000"/>
-        </w:rPr>
-        <w:t>Không</w:t>
-      </w:r>
-      <w:proofErr w:type="spellEnd"/>
-      <w:r>
-        <w:rPr>
-          <w:color w:val="FF0000"/>
-        </w:rPr>
-        <w:t xml:space="preserve"> </w:t>
-      </w:r>
-      <w:proofErr w:type="spellStart"/>
-      <w:r>
-        <w:rPr>
-          <w:color w:val="FF0000"/>
-        </w:rPr>
-        <w:t>cái</w:t>
-      </w:r>
-      <w:proofErr w:type="spellEnd"/>
-      <w:r>
-        <w:rPr>
-          <w:color w:val="FF0000"/>
-        </w:rPr>
-        <w:t xml:space="preserve"> </w:t>
-      </w:r>
-      <w:proofErr w:type="spellStart"/>
-      <w:r>
-        <w:rPr>
-          <w:color w:val="FF0000"/>
-        </w:rPr>
-        <w:t>này</w:t>
-      </w:r>
-      <w:proofErr w:type="spellEnd"/>
-      <w:r>
-        <w:rPr>
-          <w:color w:val="FF0000"/>
-        </w:rPr>
-        <w:t xml:space="preserve"> </w:t>
-      </w:r>
-      <w:proofErr w:type="spellStart"/>
-      <w:r>
-        <w:rPr>
-          <w:color w:val="FF0000"/>
-        </w:rPr>
-        <w:t>là</w:t>
-      </w:r>
-      <w:proofErr w:type="spellEnd"/>
-      <w:r>
-        <w:rPr>
-          <w:color w:val="FF0000"/>
-        </w:rPr>
-        <w:t xml:space="preserve"> </w:t>
-      </w:r>
-      <w:proofErr w:type="spellStart"/>
-      <w:r>
-        <w:rPr>
-          <w:color w:val="FF0000"/>
-        </w:rPr>
-        <w:t>làm</w:t>
-      </w:r>
-      <w:proofErr w:type="spellEnd"/>
-      <w:r>
-        <w:rPr>
-          <w:color w:val="FF0000"/>
-        </w:rPr>
-        <w:t xml:space="preserve"> </w:t>
-      </w:r>
-      <w:proofErr w:type="spellStart"/>
-      <w:r>
-        <w:rPr>
-          <w:color w:val="FF0000"/>
-        </w:rPr>
-        <w:t>cho</w:t>
-      </w:r>
-      <w:proofErr w:type="spellEnd"/>
-      <w:r>
-        <w:rPr>
-          <w:color w:val="FF0000"/>
-        </w:rPr>
-        <w:t xml:space="preserve"> </w:t>
-      </w:r>
-      <w:proofErr w:type="spellStart"/>
-      <w:r>
-        <w:rPr>
-          <w:color w:val="FF0000"/>
-        </w:rPr>
-        <w:t>tấm</w:t>
-      </w:r>
-      <w:proofErr w:type="spellEnd"/>
-      <w:r>
-        <w:rPr>
-          <w:color w:val="FF0000"/>
-        </w:rPr>
-        <w:t xml:space="preserve"> pin </w:t>
-      </w:r>
-      <w:proofErr w:type="spellStart"/>
-      <w:r>
-        <w:rPr>
-          <w:color w:val="FF0000"/>
-        </w:rPr>
-        <w:t>lớn</w:t>
-      </w:r>
-      <w:proofErr w:type="spellEnd"/>
     </w:p>
     <w:p>
       <w:pPr>
@@ -486,168 +339,10 @@
         <w:pStyle w:val="Heading2"/>
       </w:pPr>
       <w:r>
-        <w:t xml:space="preserve">2.6. </w:t>
-      </w:r>
-      <w:proofErr w:type="spellStart"/>
-      <w:r>
         <w:rPr>
-          <w:color w:val="FF0000"/>
+          <w:color w:val="000000"/>
         </w:rPr>
-        <w:t>Công</w:t>
-      </w:r>
-      <w:proofErr w:type="spellEnd"/>
-      <w:r>
-        <w:rPr>
-          <w:color w:val="FF0000"/>
-        </w:rPr>
-        <w:t xml:space="preserve"> </w:t>
-      </w:r>
-      <w:proofErr w:type="spellStart"/>
-      <w:r>
-        <w:rPr>
-          <w:color w:val="FF0000"/>
-        </w:rPr>
-        <w:t>tắc</w:t>
-      </w:r>
-      <w:proofErr w:type="spellEnd"/>
-      <w:r>
-        <w:rPr>
-          <w:color w:val="FF0000"/>
-        </w:rPr>
-        <w:t xml:space="preserve"> </w:t>
-      </w:r>
-      <w:proofErr w:type="spellStart"/>
-      <w:r>
-        <w:rPr>
-          <w:color w:val="FF0000"/>
-        </w:rPr>
-        <w:t>hành</w:t>
-      </w:r>
-      <w:proofErr w:type="spellEnd"/>
-      <w:r>
-        <w:rPr>
-          <w:color w:val="FF0000"/>
-        </w:rPr>
-        <w:t xml:space="preserve"> </w:t>
-      </w:r>
-      <w:proofErr w:type="spellStart"/>
-      <w:proofErr w:type="gramStart"/>
-      <w:r>
-        <w:rPr>
-          <w:color w:val="FF0000"/>
-        </w:rPr>
-        <w:t>trình</w:t>
-      </w:r>
-      <w:proofErr w:type="spellEnd"/>
-      <w:r>
-        <w:rPr>
-          <w:color w:val="FF0000"/>
-        </w:rPr>
-        <w:t>(</w:t>
-      </w:r>
-      <w:proofErr w:type="spellStart"/>
-      <w:proofErr w:type="gramEnd"/>
-      <w:r>
-        <w:rPr>
-          <w:color w:val="FF0000"/>
-        </w:rPr>
-        <w:t>chưa</w:t>
-      </w:r>
-      <w:proofErr w:type="spellEnd"/>
-      <w:r>
-        <w:rPr>
-          <w:color w:val="FF0000"/>
-        </w:rPr>
-        <w:t xml:space="preserve"> </w:t>
-      </w:r>
-      <w:proofErr w:type="spellStart"/>
-      <w:r>
-        <w:rPr>
-          <w:color w:val="FF0000"/>
-        </w:rPr>
-        <w:t>cần</w:t>
-      </w:r>
-      <w:proofErr w:type="spellEnd"/>
-      <w:r>
-        <w:rPr>
-          <w:color w:val="FF0000"/>
-        </w:rPr>
-        <w:t xml:space="preserve"> </w:t>
-      </w:r>
-      <w:proofErr w:type="spellStart"/>
-      <w:r>
-        <w:rPr>
-          <w:color w:val="FF0000"/>
-        </w:rPr>
-        <w:t>công</w:t>
-      </w:r>
-      <w:proofErr w:type="spellEnd"/>
-      <w:r>
-        <w:rPr>
-          <w:color w:val="FF0000"/>
-        </w:rPr>
-        <w:t xml:space="preserve"> </w:t>
-      </w:r>
-      <w:proofErr w:type="spellStart"/>
-      <w:r>
-        <w:rPr>
-          <w:color w:val="FF0000"/>
-        </w:rPr>
-        <w:t>tăc</w:t>
-      </w:r>
-      <w:proofErr w:type="spellEnd"/>
-      <w:r>
-        <w:rPr>
-          <w:color w:val="FF0000"/>
-        </w:rPr>
-        <w:t xml:space="preserve"> </w:t>
-      </w:r>
-      <w:proofErr w:type="spellStart"/>
-      <w:r>
-        <w:rPr>
-          <w:color w:val="FF0000"/>
-        </w:rPr>
-        <w:t>hành</w:t>
-      </w:r>
-      <w:proofErr w:type="spellEnd"/>
-      <w:r>
-        <w:rPr>
-          <w:color w:val="FF0000"/>
-        </w:rPr>
-        <w:t xml:space="preserve"> </w:t>
-      </w:r>
-      <w:proofErr w:type="spellStart"/>
-      <w:r>
-        <w:rPr>
-          <w:color w:val="FF0000"/>
-        </w:rPr>
-        <w:t>trình</w:t>
-      </w:r>
-      <w:proofErr w:type="spellEnd"/>
-      <w:r>
-        <w:rPr>
-          <w:color w:val="FF0000"/>
-        </w:rPr>
-        <w:t>)</w:t>
-      </w:r>
-    </w:p>
-    <w:p>
-      <w:r>
-        <w:t>Công tắc hành trình là công tắc cơ điện được tác động bởi cần gạt, con lăn hoặc nút nhấn khi cơ cấu đến vị trí giới hạn. Nhiều loại có tiếp điểm COM, NO (thường mở) và NC (thường đóng); NC thường được ưu tiên trong mạch bảo vệ vì dây đứt có thể được nhận biết như trạng thái bất thường. Khi chọn cần xét lực tác động, hành trình, dòng/điện áp tiếp điểm và độ bền cơ.</w:t>
-      </w:r>
-    </w:p>
-    <w:p>
-      <w:r>
-        <w:t>Công tắc có thể đưa tín hiệu về ngõ vào số để chương trình dừng lệnh, đồng thời có thể mắc vào đường liên động của driver nếu thiết kế yêu cầu mức bảo vệ phần cứng. Cần chống dội tiếp điểm, đặt công tắc trước điểm va chạm và cấu hình sao cho khi một đầu giới hạn tác động thì chặn chuyển động đi xa hơn nhưng vẫn cho phép cơ cấu quay ngược để thoát.</w:t>
-      </w:r>
-    </w:p>
-    <w:p>
-      <w:pPr>
-        <w:pStyle w:val="Heading2"/>
-      </w:pPr>
-      <w:r>
-        <w:lastRenderedPageBreak/>
-        <w:t>2.7. Vị trí Mặt Trời và góc theo ngày, giờ</w:t>
+        <w:t>2.6. Vị trí Mặt Trời và góc theo ngày, giờ</w:t>
       </w:r>
     </w:p>
     <w:p>
@@ -659,9 +354,9 @@
       </w:pPr>
       <w:r>
         <w:rPr>
-          <w:color w:val="FF0000"/>
+          <w:color w:val="000000"/>
         </w:rPr>
-        <w:t>2.7.1. Hệ tọa độ và các góc đặc trưng</w:t>
+        <w:t>2.6.1. Hệ tọa độ và các góc đặc trưng</w:t>
       </w:r>
     </w:p>
     <w:p>
@@ -672,7 +367,7 @@
       </w:pPr>
       <w:r>
         <w:rPr>
-          <w:color w:val="FF0000"/>
+          <w:color w:val="000000"/>
         </w:rPr>
         <w:t>Vị trí Mặt Trời thường được mô tả bằng góc cao α (tính từ đường chân trời lên thiên đỉnh) và góc phương vị γ (đo từ hướng Bắc thật theo chiều kim đồng hồ). Góc thiên đỉnh θz = 90° − α. Góc phương vị và góc cao là đầu vào để xác định hướng pháp tuyến của tấm pin; khi cài đặt phải thống nhất quy ước dấu giữa phần mềm và chiều quay thực tế của cơ cấu.</w:t>
       </w:r>
@@ -686,9 +381,9 @@
       </w:pPr>
       <w:r>
         <w:rPr>
-          <w:color w:val="FF0000"/>
+          <w:color w:val="000000"/>
         </w:rPr>
-        <w:t>2.7.2. Ảnh hưởng của ngày trong năm và giờ trong ngày</w:t>
+        <w:t>2.6.2. Ảnh hưởng của ngày trong năm và giờ trong ngày</w:t>
       </w:r>
     </w:p>
     <w:p>
@@ -699,7 +394,7 @@
       </w:pPr>
       <w:r>
         <w:rPr>
-          <w:color w:val="FF0000"/>
+          <w:color w:val="000000"/>
         </w:rPr>
         <w:t>Một xấp xỉ thường dùng cho góc lệch Mặt Trời là δ ≈ 23,45° × sin[360° × (284 + n) / 365], trong đó n là thứ tự ngày trong năm. Góc giờ xấp xỉ ω = 15° × (t_solar − 12), với t_solar là giờ Mặt Trời địa phương tính bằng giờ. Từ vĩ độ φ, có thể tính góc cao bằng quan hệ sin α = sin φ sin δ + cos φ cos δ cos ω. Các biểu thức này thích hợp để trình bày nguyên lý; triển khai chính xác nên dùng thuật toán vị trí Mặt Trời SPA hoặc thư viện đã kiểm chứng [1, 2].</w:t>
       </w:r>
@@ -712,7 +407,7 @@
       </w:pPr>
       <w:r>
         <w:rPr>
-          <w:color w:val="FF0000"/>
+          <w:color w:val="000000"/>
         </w:rPr>
         <w:t>Giờ dân dụng không hoàn toàn trùng với giờ Mặt Trời. Chương trình cần hiệu chỉnh múi giờ, kinh độ địa điểm và phương trình thời gian; đồng hồ RTC phải được đặt đúng. Sai lệch thời gian, nhập nhầm vĩ độ/kinh độ hoặc xác định sai hướng Bắc thật đều làm xuất hiện sai số góc dù thuật toán tính toán đúng.</w:t>
       </w:r>
@@ -726,9 +421,9 @@
       </w:pPr>
       <w:r>
         <w:rPr>
-          <w:color w:val="FF0000"/>
+          <w:color w:val="000000"/>
         </w:rPr>
-        <w:t>2.7.3. Góc đặt của tracker một trục</w:t>
+        <w:t>2.6.3. Góc đặt của tracker một trục</w:t>
       </w:r>
     </w:p>
     <w:p>
@@ -739,7 +434,7 @@
       </w:pPr>
       <w:r>
         <w:rPr>
-          <w:color w:val="FF0000"/>
+          <w:color w:val="000000"/>
         </w:rPr>
         <w:t>Với trục quay nằm ngang theo hướng Bắc - Nam, tấm pin có thể quay trong mặt phẳng Đông-Tây. Góc đặt lý tưởng được suy ra từ hình chiếu vectơ hướng Mặt Trời lên mặt phẳng vuông góc với trục quay. Nếu γ đo từ Bắc và α là góc cao, một cách viết theo quy ước R dương khi pháp tuyến nghiêng về phía Đông là R* = atan2(cos α × sin γ, sin α). Cần đổi dấu hoặc cộng offset nếu chiều dương của cơ cấu khác quy ước này. Trục đơn không bù được thành phần Bắc-Nam của hướng Mặt Trời.</w:t>
       </w:r>
@@ -752,129 +447,36 @@
       </w:pPr>
       <w:r>
         <w:rPr>
-          <w:color w:val="FF0000"/>
+          <w:color w:val="000000"/>
         </w:rPr>
-        <w:t xml:space="preserve">Trong đề tài này, góc thiên văn được dùng làm tham chiếu/đường dự phòng; sai lệch của cặp cảm biến LDR có thể hiệu chỉnh góc khi tín hiệu đủ tin cậy. Góc đặt cuối cùng luôn phải giới hạn trong </w:t>
+        <w:t>Trong đề tài này, góc thiên văn được dùng làm tham chiếu/đường dự phòng; sai lệch của cặp cảm biến LDR có thể hiệu chỉnh góc khi tín hiệu đủ tin cậy. Góc đặt cuối cùng luôn phải giới hạn trong hành trình cơ khí.</w:t>
       </w:r>
       <w:proofErr w:type="spellStart"/>
+      <w:proofErr w:type="spellEnd"/>
+      <w:proofErr w:type="spellStart"/>
+      <w:proofErr w:type="spellEnd"/>
+      <w:proofErr w:type="spellStart"/>
+      <w:proofErr w:type="spellEnd"/>
+      <w:proofErr w:type="spellStart"/>
+      <w:proofErr w:type="spellEnd"/>
+      <w:proofErr w:type="spellStart"/>
+      <w:proofErr w:type="spellEnd"/>
+      <w:proofErr w:type="spellStart"/>
+      <w:proofErr w:type="spellEnd"/>
+      <w:proofErr w:type="spellStart"/>
+      <w:proofErr w:type="spellEnd"/>
+      <w:proofErr w:type="spellStart"/>
+      <w:proofErr w:type="spellEnd"/>
+    </w:p>
+    <w:p>
+      <w:pPr>
+        <w:pStyle w:val="Heading2"/>
+      </w:pPr>
       <w:r>
         <w:rPr>
-          <w:color w:val="FF0000"/>
+          <w:color w:val="000000"/>
         </w:rPr>
-        <w:t>hành</w:t>
-      </w:r>
-      <w:proofErr w:type="spellEnd"/>
-      <w:r>
-        <w:rPr>
-          <w:color w:val="FF0000"/>
-        </w:rPr>
-        <w:t xml:space="preserve"> </w:t>
-      </w:r>
-      <w:proofErr w:type="spellStart"/>
-      <w:r>
-        <w:rPr>
-          <w:color w:val="FF0000"/>
-        </w:rPr>
-        <w:t>trình</w:t>
-      </w:r>
-      <w:proofErr w:type="spellEnd"/>
-      <w:r>
-        <w:rPr>
-          <w:color w:val="FF0000"/>
-        </w:rPr>
-        <w:t xml:space="preserve"> </w:t>
-      </w:r>
-      <w:proofErr w:type="spellStart"/>
-      <w:r>
-        <w:rPr>
-          <w:color w:val="FF0000"/>
-        </w:rPr>
-        <w:t>cơ</w:t>
-      </w:r>
-      <w:proofErr w:type="spellEnd"/>
-      <w:r>
-        <w:rPr>
-          <w:color w:val="FF0000"/>
-        </w:rPr>
-        <w:t xml:space="preserve"> </w:t>
-      </w:r>
-      <w:proofErr w:type="spellStart"/>
-      <w:r>
-        <w:rPr>
-          <w:color w:val="FF0000"/>
-        </w:rPr>
-        <w:t>khí</w:t>
-      </w:r>
-      <w:proofErr w:type="spellEnd"/>
-      <w:r>
-        <w:rPr>
-          <w:color w:val="FF0000"/>
-        </w:rPr>
-        <w:t>.</w:t>
-      </w:r>
-      <w:r>
-        <w:rPr>
-          <w:color w:val="FF0000"/>
-        </w:rPr>
-        <w:t xml:space="preserve"> </w:t>
-      </w:r>
-      <w:proofErr w:type="spellStart"/>
-      <w:r>
-        <w:rPr>
-          <w:color w:val="FF0000"/>
-        </w:rPr>
-        <w:t>Viết</w:t>
-      </w:r>
-      <w:proofErr w:type="spellEnd"/>
-      <w:r>
-        <w:rPr>
-          <w:color w:val="FF0000"/>
-        </w:rPr>
-        <w:t xml:space="preserve"> </w:t>
-      </w:r>
-      <w:proofErr w:type="spellStart"/>
-      <w:r>
-        <w:rPr>
-          <w:color w:val="FF0000"/>
-        </w:rPr>
-        <w:t>đơn</w:t>
-      </w:r>
-      <w:proofErr w:type="spellEnd"/>
-      <w:r>
-        <w:rPr>
-          <w:color w:val="FF0000"/>
-        </w:rPr>
-        <w:t xml:space="preserve"> </w:t>
-      </w:r>
-      <w:proofErr w:type="spellStart"/>
-      <w:r>
-        <w:rPr>
-          <w:color w:val="FF0000"/>
-        </w:rPr>
-        <w:t>giản</w:t>
-      </w:r>
-      <w:proofErr w:type="spellEnd"/>
-      <w:r>
-        <w:rPr>
-          <w:color w:val="FF0000"/>
-        </w:rPr>
-        <w:t xml:space="preserve"> </w:t>
-      </w:r>
-      <w:proofErr w:type="spellStart"/>
-      <w:r>
-        <w:rPr>
-          <w:color w:val="FF0000"/>
-        </w:rPr>
-        <w:t>thôi</w:t>
-      </w:r>
-      <w:proofErr w:type="spellEnd"/>
-    </w:p>
-    <w:p>
-      <w:pPr>
-        <w:pStyle w:val="Heading2"/>
-      </w:pPr>
-      <w:r>
-        <w:t>2.8. Các mùa trong năm và quỹ đạo biểu kiến</w:t>
+        <w:t>2.7. Các mùa trong năm và quỹ đạo biểu kiến</w:t>
       </w:r>
     </w:p>
     <w:p>
@@ -1203,7 +805,10 @@
         <w:pStyle w:val="Heading2"/>
       </w:pPr>
       <w:r>
-        <w:t>2.9. Ba phương pháp bám nắng xem xét trong đề tài</w:t>
+        <w:rPr>
+          <w:color w:val="000000"/>
+        </w:rPr>
+        <w:t>2.8. Ba phương pháp bám nắng xem xét trong đề tài</w:t>
       </w:r>
     </w:p>
     <w:p>
@@ -1211,358 +816,61 @@
         <w:pStyle w:val="Heading3"/>
       </w:pPr>
       <w:r>
-        <w:t xml:space="preserve">2.9.1. </w:t>
+        <w:rPr>
+          <w:color w:val="000000"/>
+        </w:rPr>
+        <w:t>2.8.1. Vòng hở theo thời gian (thuật toán thiên văn)</w:t>
       </w:r>
-      <w:r>
-        <w:rPr>
-          <w:color w:val="FF0000"/>
-        </w:rPr>
-        <w:t xml:space="preserve">Nhóm 1 – Vòng hở theo thời gian (thuật </w:t>
-      </w:r>
-      <w:proofErr w:type="spellStart"/>
-      <w:r>
-        <w:rPr>
-          <w:color w:val="FF0000"/>
-        </w:rPr>
-        <w:t>toán</w:t>
-      </w:r>
-      <w:proofErr w:type="spellEnd"/>
-      <w:r>
-        <w:rPr>
-          <w:color w:val="FF0000"/>
-        </w:rPr>
-        <w:t xml:space="preserve"> </w:t>
-      </w:r>
-      <w:proofErr w:type="spellStart"/>
-      <w:r>
-        <w:rPr>
-          <w:color w:val="FF0000"/>
-        </w:rPr>
-        <w:t>thiên</w:t>
-      </w:r>
-      <w:proofErr w:type="spellEnd"/>
-      <w:r>
-        <w:rPr>
-          <w:color w:val="FF0000"/>
-        </w:rPr>
-        <w:t xml:space="preserve"> </w:t>
-      </w:r>
+      <w:proofErr w:type="spellStart"/>
+      <w:proofErr w:type="spellEnd"/>
+      <w:proofErr w:type="spellStart"/>
+      <w:proofErr w:type="spellEnd"/>
       <w:proofErr w:type="spellStart"/>
       <w:proofErr w:type="gramStart"/>
-      <w:r>
-        <w:rPr>
-          <w:color w:val="FF0000"/>
-        </w:rPr>
-        <w:t>văn</w:t>
-      </w:r>
-      <w:proofErr w:type="spellEnd"/>
-      <w:r>
-        <w:rPr>
-          <w:color w:val="FF0000"/>
-        </w:rPr>
-        <w:t>)</w:t>
-      </w:r>
-      <w:r>
-        <w:rPr>
-          <w:color w:val="FF0000"/>
-        </w:rPr>
-        <w:t>(</w:t>
-      </w:r>
+      <w:proofErr w:type="spellEnd"/>
       <w:proofErr w:type="spellStart"/>
       <w:proofErr w:type="gramEnd"/>
-      <w:r>
-        <w:rPr>
-          <w:color w:val="FF0000"/>
-        </w:rPr>
-        <w:t>sao</w:t>
-      </w:r>
-      <w:proofErr w:type="spellEnd"/>
-      <w:r>
-        <w:rPr>
-          <w:color w:val="FF0000"/>
-        </w:rPr>
-        <w:t xml:space="preserve"> </w:t>
-      </w:r>
-      <w:proofErr w:type="spellStart"/>
-      <w:r>
-        <w:rPr>
-          <w:color w:val="FF0000"/>
-        </w:rPr>
-        <w:t>lại</w:t>
-      </w:r>
-      <w:proofErr w:type="spellEnd"/>
-      <w:r>
-        <w:rPr>
-          <w:color w:val="FF0000"/>
-        </w:rPr>
-        <w:t xml:space="preserve"> </w:t>
-      </w:r>
-      <w:proofErr w:type="spellStart"/>
-      <w:r>
-        <w:rPr>
-          <w:color w:val="FF0000"/>
-        </w:rPr>
-        <w:t>nhóm</w:t>
-      </w:r>
-      <w:proofErr w:type="spellEnd"/>
-      <w:r>
-        <w:rPr>
-          <w:color w:val="FF0000"/>
-        </w:rPr>
-        <w:t xml:space="preserve"> 1 </w:t>
-      </w:r>
-      <w:proofErr w:type="spellStart"/>
-      <w:r>
-        <w:rPr>
-          <w:color w:val="FF0000"/>
-        </w:rPr>
-        <w:t>gì</w:t>
-      </w:r>
-      <w:proofErr w:type="spellEnd"/>
-      <w:r>
-        <w:rPr>
-          <w:color w:val="FF0000"/>
-        </w:rPr>
-        <w:t xml:space="preserve"> </w:t>
-      </w:r>
-      <w:proofErr w:type="spellStart"/>
-      <w:r>
-        <w:rPr>
-          <w:color w:val="FF0000"/>
-        </w:rPr>
-        <w:t>đây</w:t>
-      </w:r>
-      <w:proofErr w:type="spellEnd"/>
-      <w:r>
-        <w:rPr>
-          <w:color w:val="FF0000"/>
-        </w:rPr>
-        <w:t xml:space="preserve"> </w:t>
-      </w:r>
-      <w:proofErr w:type="spellStart"/>
-      <w:r>
-        <w:rPr>
-          <w:color w:val="FF0000"/>
-        </w:rPr>
-        <w:t>nói</w:t>
-      </w:r>
-      <w:proofErr w:type="spellEnd"/>
-      <w:r>
-        <w:rPr>
-          <w:color w:val="FF0000"/>
-        </w:rPr>
-        <w:t xml:space="preserve"> </w:t>
-      </w:r>
-      <w:proofErr w:type="spellStart"/>
-      <w:r>
-        <w:rPr>
-          <w:color w:val="FF0000"/>
-        </w:rPr>
-        <w:t>phương</w:t>
-      </w:r>
-      <w:proofErr w:type="spellEnd"/>
-      <w:r>
-        <w:rPr>
-          <w:color w:val="FF0000"/>
-        </w:rPr>
-        <w:t xml:space="preserve"> </w:t>
-      </w:r>
-      <w:proofErr w:type="spellStart"/>
-      <w:r>
-        <w:rPr>
-          <w:color w:val="FF0000"/>
-        </w:rPr>
-        <w:t>pháp</w:t>
-      </w:r>
-      <w:proofErr w:type="spellEnd"/>
-      <w:r>
-        <w:rPr>
-          <w:color w:val="FF0000"/>
-        </w:rPr>
-        <w:t xml:space="preserve"> </w:t>
-      </w:r>
-      <w:proofErr w:type="spellStart"/>
-      <w:r>
-        <w:rPr>
-          <w:color w:val="FF0000"/>
-        </w:rPr>
-        <w:t>thôi</w:t>
-      </w:r>
-      <w:proofErr w:type="spellEnd"/>
-      <w:r>
-        <w:rPr>
-          <w:color w:val="FF0000"/>
-        </w:rPr>
-        <w:t xml:space="preserve"> </w:t>
-      </w:r>
-      <w:proofErr w:type="spellStart"/>
-      <w:r>
-        <w:rPr>
-          <w:color w:val="FF0000"/>
-        </w:rPr>
-        <w:t>đâu</w:t>
-      </w:r>
-      <w:proofErr w:type="spellEnd"/>
-      <w:r>
-        <w:rPr>
-          <w:color w:val="FF0000"/>
-        </w:rPr>
-        <w:t xml:space="preserve"> </w:t>
-      </w:r>
-      <w:proofErr w:type="spellStart"/>
-      <w:r>
-        <w:rPr>
-          <w:color w:val="FF0000"/>
-        </w:rPr>
-        <w:t>cần</w:t>
-      </w:r>
-      <w:proofErr w:type="spellEnd"/>
-      <w:r>
-        <w:rPr>
-          <w:color w:val="FF0000"/>
-        </w:rPr>
-        <w:t xml:space="preserve"> </w:t>
-      </w:r>
-      <w:proofErr w:type="spellStart"/>
-      <w:r>
-        <w:rPr>
-          <w:color w:val="FF0000"/>
-        </w:rPr>
-        <w:t>phải</w:t>
-      </w:r>
-      <w:proofErr w:type="spellEnd"/>
-      <w:r>
-        <w:rPr>
-          <w:color w:val="FF0000"/>
-        </w:rPr>
-        <w:t xml:space="preserve"> </w:t>
-      </w:r>
-      <w:proofErr w:type="spellStart"/>
-      <w:r>
-        <w:rPr>
-          <w:color w:val="FF0000"/>
-        </w:rPr>
-        <w:t>nói</w:t>
-      </w:r>
-      <w:proofErr w:type="spellEnd"/>
-      <w:r>
-        <w:rPr>
-          <w:color w:val="FF0000"/>
-        </w:rPr>
-        <w:t xml:space="preserve"> </w:t>
-      </w:r>
-      <w:proofErr w:type="spellStart"/>
-      <w:r>
-        <w:rPr>
-          <w:color w:val="FF0000"/>
-        </w:rPr>
-        <w:t>cụ</w:t>
-      </w:r>
-      <w:proofErr w:type="spellEnd"/>
-      <w:r>
-        <w:rPr>
-          <w:color w:val="FF0000"/>
-        </w:rPr>
-        <w:t xml:space="preserve"> </w:t>
-      </w:r>
-      <w:proofErr w:type="spellStart"/>
-      <w:r>
-        <w:rPr>
-          <w:color w:val="FF0000"/>
-        </w:rPr>
-        <w:t>thể</w:t>
-      </w:r>
-      <w:proofErr w:type="spellEnd"/>
-      <w:r>
-        <w:rPr>
-          <w:color w:val="FF0000"/>
-        </w:rPr>
-        <w:t xml:space="preserve"> </w:t>
-      </w:r>
-      <w:proofErr w:type="spellStart"/>
-      <w:r>
-        <w:rPr>
-          <w:color w:val="FF0000"/>
-        </w:rPr>
-        <w:t>ra</w:t>
-      </w:r>
-      <w:proofErr w:type="spellEnd"/>
-      <w:r>
-        <w:rPr>
-          <w:color w:val="FF0000"/>
-        </w:rPr>
-        <w:t xml:space="preserve"> </w:t>
-      </w:r>
-      <w:proofErr w:type="spellStart"/>
-      <w:r>
-        <w:rPr>
-          <w:color w:val="FF0000"/>
-        </w:rPr>
-        <w:t>là</w:t>
-      </w:r>
-      <w:proofErr w:type="spellEnd"/>
-      <w:r>
-        <w:rPr>
-          <w:color w:val="FF0000"/>
-        </w:rPr>
-        <w:t xml:space="preserve"> </w:t>
-      </w:r>
-      <w:proofErr w:type="spellStart"/>
-      <w:r>
-        <w:rPr>
-          <w:color w:val="FF0000"/>
-        </w:rPr>
-        <w:t>nhóm</w:t>
-      </w:r>
-      <w:proofErr w:type="spellEnd"/>
-      <w:r>
-        <w:rPr>
-          <w:color w:val="FF0000"/>
-        </w:rPr>
-        <w:t xml:space="preserve"> </w:t>
-      </w:r>
-      <w:proofErr w:type="spellStart"/>
-      <w:r>
-        <w:rPr>
-          <w:color w:val="FF0000"/>
-        </w:rPr>
-        <w:t>mấy</w:t>
-      </w:r>
-      <w:proofErr w:type="spellEnd"/>
-      <w:r>
-        <w:rPr>
-          <w:color w:val="FF0000"/>
-        </w:rPr>
-        <w:t xml:space="preserve"> </w:t>
-      </w:r>
-      <w:proofErr w:type="spellStart"/>
-      <w:r>
-        <w:rPr>
-          <w:color w:val="FF0000"/>
-        </w:rPr>
-        <w:t>làm</w:t>
-      </w:r>
-      <w:proofErr w:type="spellEnd"/>
-      <w:r>
-        <w:rPr>
-          <w:color w:val="FF0000"/>
-        </w:rPr>
-        <w:t xml:space="preserve"> </w:t>
-      </w:r>
-      <w:proofErr w:type="spellStart"/>
-      <w:r>
-        <w:rPr>
-          <w:color w:val="FF0000"/>
-        </w:rPr>
-        <w:t>gì</w:t>
-      </w:r>
-      <w:proofErr w:type="spellEnd"/>
-      <w:r>
-        <w:rPr>
-          <w:color w:val="FF0000"/>
-        </w:rPr>
-        <w:t>)</w:t>
-      </w:r>
+      <w:proofErr w:type="spellEnd"/>
+      <w:proofErr w:type="spellStart"/>
+      <w:proofErr w:type="spellEnd"/>
+      <w:proofErr w:type="spellStart"/>
+      <w:proofErr w:type="spellEnd"/>
+      <w:proofErr w:type="spellStart"/>
+      <w:proofErr w:type="spellEnd"/>
+      <w:proofErr w:type="spellStart"/>
+      <w:proofErr w:type="spellEnd"/>
+      <w:proofErr w:type="spellStart"/>
+      <w:proofErr w:type="spellEnd"/>
+      <w:proofErr w:type="spellStart"/>
+      <w:proofErr w:type="spellEnd"/>
+      <w:proofErr w:type="spellStart"/>
+      <w:proofErr w:type="spellEnd"/>
+      <w:proofErr w:type="spellStart"/>
+      <w:proofErr w:type="spellEnd"/>
+      <w:proofErr w:type="spellStart"/>
+      <w:proofErr w:type="spellEnd"/>
+      <w:proofErr w:type="spellStart"/>
+      <w:proofErr w:type="spellEnd"/>
+      <w:proofErr w:type="spellStart"/>
+      <w:proofErr w:type="spellEnd"/>
+      <w:proofErr w:type="spellStart"/>
+      <w:proofErr w:type="spellEnd"/>
+      <w:proofErr w:type="spellStart"/>
+      <w:proofErr w:type="spellEnd"/>
+      <w:proofErr w:type="spellStart"/>
+      <w:proofErr w:type="spellEnd"/>
+      <w:proofErr w:type="spellStart"/>
+      <w:proofErr w:type="spellEnd"/>
+      <w:proofErr w:type="spellStart"/>
+      <w:proofErr w:type="spellEnd"/>
+      <w:proofErr w:type="spellStart"/>
+      <w:proofErr w:type="spellEnd"/>
+      <w:proofErr w:type="spellStart"/>
+      <w:proofErr w:type="spellEnd"/>
+      <w:proofErr w:type="spellStart"/>
+      <w:proofErr w:type="spellEnd"/>
+      <w:proofErr w:type="spellStart"/>
+      <w:proofErr w:type="spellEnd"/>
     </w:p>
     <w:p>
       <w:r>
@@ -1641,140 +949,31 @@
         <w:pStyle w:val="Heading3"/>
       </w:pPr>
       <w:r>
-        <w:lastRenderedPageBreak/>
-        <w:t xml:space="preserve">2.9.2. Nhóm 2 – Vòng kín dùng cảm biến </w:t>
+        <w:rPr>
+          <w:color w:val="000000"/>
+        </w:rPr>
+        <w:t>2.8.2. Vòng kín dùng cảm biến quang trở (LDR)</w:t>
       </w:r>
       <w:proofErr w:type="spellStart"/>
-      <w:r>
-        <w:t>quang</w:t>
-      </w:r>
-      <w:proofErr w:type="spellEnd"/>
-      <w:r>
-        <w:t xml:space="preserve"> </w:t>
-      </w:r>
-      <w:proofErr w:type="spellStart"/>
-      <w:r>
-        <w:t>trở</w:t>
-      </w:r>
-      <w:proofErr w:type="spellEnd"/>
-      <w:r>
-        <w:t xml:space="preserve"> (LDR</w:t>
-      </w:r>
+      <w:proofErr w:type="spellEnd"/>
+      <w:proofErr w:type="spellStart"/>
+      <w:proofErr w:type="spellEnd"/>
       <w:proofErr w:type="gramStart"/>
-      <w:r>
-        <w:t>)</w:t>
-      </w:r>
-      <w:r>
-        <w:rPr>
-          <w:color w:val="FF0000"/>
-        </w:rPr>
-        <w:t>(</w:t>
-      </w:r>
       <w:proofErr w:type="spellStart"/>
       <w:proofErr w:type="gramEnd"/>
-      <w:r>
-        <w:rPr>
-          <w:color w:val="FF0000"/>
-        </w:rPr>
-        <w:t>bỏ</w:t>
-      </w:r>
-      <w:proofErr w:type="spellEnd"/>
-      <w:r>
-        <w:rPr>
-          <w:color w:val="FF0000"/>
-        </w:rPr>
-        <w:t xml:space="preserve"> </w:t>
-      </w:r>
-      <w:proofErr w:type="spellStart"/>
-      <w:r>
-        <w:rPr>
-          <w:color w:val="FF0000"/>
-        </w:rPr>
-        <w:t>nhóm</w:t>
-      </w:r>
-      <w:proofErr w:type="spellEnd"/>
-      <w:r>
-        <w:rPr>
-          <w:color w:val="FF0000"/>
-        </w:rPr>
-        <w:t xml:space="preserve"> </w:t>
-      </w:r>
-      <w:proofErr w:type="spellStart"/>
-      <w:r>
-        <w:rPr>
-          <w:color w:val="FF0000"/>
-        </w:rPr>
-        <w:t>đi</w:t>
-      </w:r>
-      <w:proofErr w:type="spellEnd"/>
-      <w:r>
-        <w:rPr>
-          <w:color w:val="FF0000"/>
-        </w:rPr>
-        <w:t xml:space="preserve"> </w:t>
-      </w:r>
-      <w:proofErr w:type="spellStart"/>
-      <w:r>
-        <w:rPr>
-          <w:color w:val="FF0000"/>
-        </w:rPr>
-        <w:t>nói</w:t>
-      </w:r>
-      <w:proofErr w:type="spellEnd"/>
-      <w:r>
-        <w:rPr>
-          <w:color w:val="FF0000"/>
-        </w:rPr>
-        <w:t xml:space="preserve"> </w:t>
-      </w:r>
-      <w:proofErr w:type="spellStart"/>
-      <w:r>
-        <w:rPr>
-          <w:color w:val="FF0000"/>
-        </w:rPr>
-        <w:t>phương</w:t>
-      </w:r>
-      <w:proofErr w:type="spellEnd"/>
-      <w:r>
-        <w:rPr>
-          <w:color w:val="FF0000"/>
-        </w:rPr>
-        <w:t xml:space="preserve"> </w:t>
-      </w:r>
-      <w:proofErr w:type="spellStart"/>
-      <w:r>
-        <w:rPr>
-          <w:color w:val="FF0000"/>
-        </w:rPr>
-        <w:t>pháp</w:t>
-      </w:r>
-      <w:proofErr w:type="spellEnd"/>
-      <w:r>
-        <w:rPr>
-          <w:color w:val="FF0000"/>
-        </w:rPr>
-        <w:t xml:space="preserve"> </w:t>
-      </w:r>
-      <w:proofErr w:type="spellStart"/>
-      <w:r>
-        <w:rPr>
-          <w:color w:val="FF0000"/>
-        </w:rPr>
-        <w:t>thôi</w:t>
-      </w:r>
-      <w:proofErr w:type="spellEnd"/>
-      <w:r>
-        <w:rPr>
-          <w:color w:val="FF0000"/>
-        </w:rPr>
-        <w:t xml:space="preserve"> </w:t>
-      </w:r>
-      <w:r>
-        <w:rPr>
-          <w:color w:val="FF0000"/>
-        </w:rPr>
-        <w:t>)</w:t>
-      </w:r>
+      <w:proofErr w:type="spellEnd"/>
+      <w:proofErr w:type="spellStart"/>
+      <w:proofErr w:type="spellEnd"/>
+      <w:proofErr w:type="spellStart"/>
+      <w:proofErr w:type="spellEnd"/>
+      <w:proofErr w:type="spellStart"/>
+      <w:proofErr w:type="spellEnd"/>
+      <w:proofErr w:type="spellStart"/>
+      <w:proofErr w:type="spellEnd"/>
+      <w:proofErr w:type="spellStart"/>
+      <w:proofErr w:type="spellEnd"/>
+      <w:proofErr w:type="spellStart"/>
+      <w:proofErr w:type="spellEnd"/>
     </w:p>
     <w:p>
       <w:r>
@@ -1830,24 +1029,15 @@
         <w:pStyle w:val="Heading3"/>
       </w:pPr>
       <w:r>
-        <w:t xml:space="preserve">2.9.3.– </w:t>
+        <w:rPr>
+          <w:color w:val="000000"/>
+        </w:rPr>
+        <w:t>2.8.3. Phương pháp hybrid (kết hợp), phương án lựa chọn</w:t>
       </w:r>
       <w:proofErr w:type="spellStart"/>
-      <w:r>
-        <w:t>Phương</w:t>
-      </w:r>
-      <w:proofErr w:type="spellEnd"/>
-      <w:r>
-        <w:t xml:space="preserve"> </w:t>
-      </w:r>
-      <w:proofErr w:type="spellStart"/>
-      <w:r>
-        <w:t>pháp</w:t>
-      </w:r>
-      <w:proofErr w:type="spellEnd"/>
-      <w:r>
-        <w:t xml:space="preserve"> hybrid (kết hợp), phương án lựa chọn</w:t>
-      </w:r>
+      <w:proofErr w:type="spellEnd"/>
+      <w:proofErr w:type="spellStart"/>
+      <w:proofErr w:type="spellEnd"/>
     </w:p>
     <w:p>
       <w:pPr>
@@ -1883,7 +1073,10 @@
         <w:pStyle w:val="Heading2"/>
       </w:pPr>
       <w:r>
-        <w:t>2.10. Xử lý tín hiệu và tiêu chí đánh giá</w:t>
+        <w:rPr>
+          <w:color w:val="000000"/>
+        </w:rPr>
+        <w:t>2.9. Xử lý tín hiệu và tiêu chí đánh giá</w:t>
       </w:r>
     </w:p>
     <w:p>
@@ -1915,7 +1108,10 @@
     </w:p>
     <w:p>
       <w:r>
-        <w:t>Trước khi chọn phương pháp, vị trí Mặt Trời được tính theo đúng các công thức thiên văn của mục 2.9.1 cho bốn ngày đại diện tại Mỹ Hào, Hưng Yên (vĩ độ φ = 20,93° Bắc). Kết quả vẽ thành đồ thị để nhìn trực quan quỹ đạo và độ cao Mặt Trời trong ngày:</w:t>
+        <w:rPr>
+          <w:color w:val="000000"/>
+        </w:rPr>
+        <w:t>Trước khi chọn phương pháp, vị trí Mặt Trời được tính theo đúng các công thức thiên văn của mục 2.8.1 cho bốn ngày đại diện tại Mỹ Hào, Hưng Yên (vĩ độ φ = 20,93° Bắc). Kết quả vẽ thành đồ thị để nhìn trực quan quỹ đạo và độ cao Mặt Trời trong ngày:</w:t>
       </w:r>
     </w:p>
     <w:p>
@@ -3203,295 +2399,70 @@
         <w:pStyle w:val="Heading2"/>
       </w:pPr>
       <w:r>
-        <w:lastRenderedPageBreak/>
-        <w:t xml:space="preserve">3.4. Bám nắng hybrid thu thêm </w:t>
+        <w:rPr>
+          <w:color w:val="000000"/>
+        </w:rPr>
+        <w:t>3.4. Tham khảo mức tăng sản lượng của hệ bám nắng</w:t>
       </w:r>
       <w:proofErr w:type="spellStart"/>
-      <w:r>
-        <w:t>được</w:t>
-      </w:r>
-      <w:proofErr w:type="spellEnd"/>
-      <w:r>
-        <w:t xml:space="preserve"> bao </w:t>
-      </w:r>
-      <w:proofErr w:type="spellStart"/>
-      <w:r>
-        <w:t>nhiêu</w:t>
-      </w:r>
-      <w:proofErr w:type="spellEnd"/>
-      <w:r>
-        <w:t xml:space="preserve"> </w:t>
-      </w:r>
+      <w:proofErr w:type="spellEnd"/>
+      <w:proofErr w:type="spellStart"/>
+      <w:proofErr w:type="spellEnd"/>
       <w:proofErr w:type="spellStart"/>
       <w:proofErr w:type="gramStart"/>
-      <w:r>
-        <w:t>điện</w:t>
-      </w:r>
-      <w:proofErr w:type="spellEnd"/>
+      <w:proofErr w:type="spellEnd"/>
+      <w:proofErr w:type="gramEnd"/>
+      <w:proofErr w:type="spellStart"/>
+      <w:proofErr w:type="spellEnd"/>
+      <w:proofErr w:type="spellStart"/>
+      <w:proofErr w:type="spellEnd"/>
+      <w:proofErr w:type="spellStart"/>
+      <w:proofErr w:type="spellEnd"/>
+      <w:proofErr w:type="spellStart"/>
+      <w:proofErr w:type="spellEnd"/>
+      <w:proofErr w:type="spellStart"/>
+      <w:proofErr w:type="spellEnd"/>
+      <w:proofErr w:type="spellStart"/>
+      <w:proofErr w:type="spellEnd"/>
+      <w:proofErr w:type="spellStart"/>
+      <w:proofErr w:type="spellEnd"/>
+      <w:proofErr w:type="spellStart"/>
+      <w:proofErr w:type="spellEnd"/>
+      <w:proofErr w:type="spellStart"/>
+      <w:proofErr w:type="spellEnd"/>
+      <w:proofErr w:type="spellStart"/>
+      <w:proofErr w:type="spellEnd"/>
+      <w:proofErr w:type="spellStart"/>
+      <w:proofErr w:type="spellEnd"/>
+      <w:proofErr w:type="spellStart"/>
+      <w:proofErr w:type="spellEnd"/>
+      <w:proofErr w:type="spellStart"/>
+      <w:proofErr w:type="spellEnd"/>
+      <w:proofErr w:type="spellStart"/>
+      <w:proofErr w:type="spellEnd"/>
+      <w:proofErr w:type="spellStart"/>
+      <w:proofErr w:type="spellEnd"/>
+      <w:proofErr w:type="spellStart"/>
+      <w:proofErr w:type="spellEnd"/>
+      <w:proofErr w:type="spellStart"/>
+      <w:proofErr w:type="spellEnd"/>
+      <w:proofErr w:type="spellStart"/>
+      <w:proofErr w:type="spellEnd"/>
+    </w:p>
+    <w:p>
       <w:r>
         <w:rPr>
-          <w:color w:val="FF0000"/>
+          <w:color w:val="000000"/>
         </w:rPr>
-        <w:t>(</w:t>
+        <w:t>Chưa có số liệu đo thực tế nên mục này trình bày theo dạng tham khảo: khoảng tăng sản lượng công bố trong tài liệu và kết quả mô phỏng của đề tài đặt cạnh nhau để đối chiếu; toàn bộ sẽ kiểm chứng lại bằng đo đạc khi có thiết bị.</w:t>
       </w:r>
-      <w:proofErr w:type="gramEnd"/>
+    </w:p>
+    <w:p>
       <w:r>
         <w:rPr>
-          <w:color w:val="FF0000"/>
+          <w:color w:val="000000"/>
         </w:rPr>
-        <w:t xml:space="preserve">CÁI NÀY </w:t>
-      </w:r>
-      <w:proofErr w:type="spellStart"/>
-      <w:r>
-        <w:rPr>
-          <w:color w:val="FF0000"/>
-        </w:rPr>
-        <w:t>chưa</w:t>
-      </w:r>
-      <w:proofErr w:type="spellEnd"/>
-      <w:r>
-        <w:rPr>
-          <w:color w:val="FF0000"/>
-        </w:rPr>
-        <w:t xml:space="preserve"> </w:t>
-      </w:r>
-      <w:proofErr w:type="spellStart"/>
-      <w:r>
-        <w:rPr>
-          <w:color w:val="FF0000"/>
-        </w:rPr>
-        <w:t>có</w:t>
-      </w:r>
-      <w:proofErr w:type="spellEnd"/>
-      <w:r>
-        <w:rPr>
-          <w:color w:val="FF0000"/>
-        </w:rPr>
-        <w:t xml:space="preserve"> </w:t>
-      </w:r>
-      <w:proofErr w:type="spellStart"/>
-      <w:r>
-        <w:rPr>
-          <w:color w:val="FF0000"/>
-        </w:rPr>
-        <w:t>kết</w:t>
-      </w:r>
-      <w:proofErr w:type="spellEnd"/>
-      <w:r>
-        <w:rPr>
-          <w:color w:val="FF0000"/>
-        </w:rPr>
-        <w:t xml:space="preserve"> </w:t>
-      </w:r>
-      <w:proofErr w:type="spellStart"/>
-      <w:r>
-        <w:rPr>
-          <w:color w:val="FF0000"/>
-        </w:rPr>
-        <w:t>quả</w:t>
-      </w:r>
-      <w:proofErr w:type="spellEnd"/>
-      <w:r>
-        <w:rPr>
-          <w:color w:val="FF0000"/>
-        </w:rPr>
-        <w:t xml:space="preserve"> </w:t>
-      </w:r>
-      <w:proofErr w:type="spellStart"/>
-      <w:r>
-        <w:rPr>
-          <w:color w:val="FF0000"/>
-        </w:rPr>
-        <w:t>thử</w:t>
-      </w:r>
-      <w:proofErr w:type="spellEnd"/>
-      <w:r>
-        <w:rPr>
-          <w:color w:val="FF0000"/>
-        </w:rPr>
-        <w:t xml:space="preserve"> </w:t>
-      </w:r>
-      <w:proofErr w:type="spellStart"/>
-      <w:r>
-        <w:rPr>
-          <w:color w:val="FF0000"/>
-        </w:rPr>
-        <w:t>nghiệm</w:t>
-      </w:r>
-      <w:proofErr w:type="spellEnd"/>
-      <w:r>
-        <w:rPr>
-          <w:color w:val="FF0000"/>
-        </w:rPr>
-        <w:t xml:space="preserve"> </w:t>
-      </w:r>
-      <w:proofErr w:type="spellStart"/>
-      <w:r>
-        <w:rPr>
-          <w:color w:val="FF0000"/>
-        </w:rPr>
-        <w:t>thực</w:t>
-      </w:r>
-      <w:proofErr w:type="spellEnd"/>
-      <w:r>
-        <w:rPr>
-          <w:color w:val="FF0000"/>
-        </w:rPr>
-        <w:t xml:space="preserve"> </w:t>
-      </w:r>
-      <w:proofErr w:type="spellStart"/>
-      <w:r>
-        <w:rPr>
-          <w:color w:val="FF0000"/>
-        </w:rPr>
-        <w:t>tế</w:t>
-      </w:r>
-      <w:proofErr w:type="spellEnd"/>
-      <w:r>
-        <w:rPr>
-          <w:color w:val="FF0000"/>
-        </w:rPr>
-        <w:t xml:space="preserve"> </w:t>
-      </w:r>
-      <w:proofErr w:type="spellStart"/>
-      <w:r>
-        <w:rPr>
-          <w:color w:val="FF0000"/>
-        </w:rPr>
-        <w:t>hãy</w:t>
-      </w:r>
-      <w:proofErr w:type="spellEnd"/>
-      <w:r>
-        <w:rPr>
-          <w:color w:val="FF0000"/>
-        </w:rPr>
-        <w:t xml:space="preserve"> </w:t>
-      </w:r>
-      <w:proofErr w:type="spellStart"/>
-      <w:r>
-        <w:rPr>
-          <w:color w:val="FF0000"/>
-        </w:rPr>
-        <w:t>ghi</w:t>
-      </w:r>
-      <w:proofErr w:type="spellEnd"/>
-      <w:r>
-        <w:rPr>
-          <w:color w:val="FF0000"/>
-        </w:rPr>
-        <w:t xml:space="preserve"> </w:t>
-      </w:r>
-      <w:proofErr w:type="spellStart"/>
-      <w:r>
-        <w:rPr>
-          <w:color w:val="FF0000"/>
-        </w:rPr>
-        <w:t>theo</w:t>
-      </w:r>
-      <w:proofErr w:type="spellEnd"/>
-      <w:r>
-        <w:rPr>
-          <w:color w:val="FF0000"/>
-        </w:rPr>
-        <w:t xml:space="preserve"> </w:t>
-      </w:r>
-      <w:proofErr w:type="spellStart"/>
-      <w:r>
-        <w:rPr>
-          <w:color w:val="FF0000"/>
-        </w:rPr>
-        <w:t>kiểu</w:t>
-      </w:r>
-      <w:proofErr w:type="spellEnd"/>
-      <w:r>
-        <w:rPr>
-          <w:color w:val="FF0000"/>
-        </w:rPr>
-        <w:t xml:space="preserve"> </w:t>
-      </w:r>
-      <w:proofErr w:type="spellStart"/>
-      <w:r>
-        <w:rPr>
-          <w:color w:val="FF0000"/>
-        </w:rPr>
-        <w:t>tham</w:t>
-      </w:r>
-      <w:proofErr w:type="spellEnd"/>
-      <w:r>
-        <w:rPr>
-          <w:color w:val="FF0000"/>
-        </w:rPr>
-        <w:t xml:space="preserve"> </w:t>
-      </w:r>
-      <w:proofErr w:type="spellStart"/>
-      <w:r>
-        <w:rPr>
-          <w:color w:val="FF0000"/>
-        </w:rPr>
-        <w:t>khảo</w:t>
-      </w:r>
-      <w:proofErr w:type="spellEnd"/>
-      <w:r>
-        <w:rPr>
-          <w:color w:val="FF0000"/>
-        </w:rPr>
-        <w:t xml:space="preserve"> </w:t>
-      </w:r>
-      <w:proofErr w:type="spellStart"/>
-      <w:r>
-        <w:rPr>
-          <w:color w:val="FF0000"/>
-        </w:rPr>
-        <w:t>từ</w:t>
-      </w:r>
-      <w:proofErr w:type="spellEnd"/>
-      <w:r>
-        <w:rPr>
-          <w:color w:val="FF0000"/>
-        </w:rPr>
-        <w:t xml:space="preserve"> </w:t>
-      </w:r>
-      <w:proofErr w:type="spellStart"/>
-      <w:r>
-        <w:rPr>
-          <w:color w:val="FF0000"/>
-        </w:rPr>
-        <w:t>nguồn</w:t>
-      </w:r>
-      <w:proofErr w:type="spellEnd"/>
-      <w:r>
-        <w:rPr>
-          <w:color w:val="FF0000"/>
-        </w:rPr>
-        <w:t xml:space="preserve"> </w:t>
-      </w:r>
-      <w:proofErr w:type="spellStart"/>
-      <w:r>
-        <w:rPr>
-          <w:color w:val="FF0000"/>
-        </w:rPr>
-        <w:t>nào</w:t>
-      </w:r>
-      <w:proofErr w:type="spellEnd"/>
-      <w:r>
-        <w:rPr>
-          <w:color w:val="FF0000"/>
-        </w:rPr>
-        <w:t xml:space="preserve"> </w:t>
-      </w:r>
-      <w:proofErr w:type="spellStart"/>
-      <w:r>
-        <w:rPr>
-          <w:color w:val="FF0000"/>
-        </w:rPr>
-        <w:t>đó</w:t>
-      </w:r>
-      <w:proofErr w:type="spellEnd"/>
-      <w:r>
-        <w:rPr>
-          <w:color w:val="FF0000"/>
-        </w:rPr>
-        <w:t>)</w:t>
+        <w:t>Các tổng quan về hệ bám nắng công bố mức tăng sản lượng khoảng 20–45% so với giàn cố định tùy vĩ độ và kiểu bám, trong đó bám hai trục cao hơn một trục [11]. Kết quả mô phỏng của đề tài ở bảng và biểu đồ dưới đây nằm trong khoảng đó và chỉ dùng làm tham khảo định hướng thiết kế.</w:t>
       </w:r>
     </w:p>
     <w:p>
@@ -3550,7 +2521,10 @@
         <w:pStyle w:val="Caption"/>
       </w:pPr>
       <w:r>
-        <w:t>Hình 4. Phần trăm điện thu thêm so với tấm cố định trong bốn ngày đại diện</w:t>
+        <w:rPr>
+          <w:color w:val="000000"/>
+        </w:rPr>
+        <w:t>Hình 4. Phần trăm điện thu thêm so với tấm cố định trong bốn ngày đại diện (mô phỏng tham khảo, sẽ kiểm chứng)</w:t>
       </w:r>
     </w:p>
     <w:p>
@@ -3563,99 +2537,35 @@
         <w:pStyle w:val="Heading2"/>
       </w:pPr>
       <w:r>
-        <w:lastRenderedPageBreak/>
-        <w:t xml:space="preserve">3.5. Lưu đồ </w:t>
+        <w:rPr>
+          <w:color w:val="000000"/>
+        </w:rPr>
+        <w:t>3.5. Lưu đồ thuật toán tổng quát</w:t>
       </w:r>
       <w:proofErr w:type="spellStart"/>
-      <w:r>
-        <w:t>thuật</w:t>
-      </w:r>
-      <w:proofErr w:type="spellEnd"/>
-      <w:r>
-        <w:t xml:space="preserve"> </w:t>
-      </w:r>
-      <w:proofErr w:type="spellStart"/>
-      <w:r>
-        <w:t>toán</w:t>
-      </w:r>
-      <w:proofErr w:type="spellEnd"/>
-      <w:r>
-        <w:t xml:space="preserve"> </w:t>
-      </w:r>
-      <w:proofErr w:type="spellStart"/>
-      <w:r>
-        <w:t>tổng</w:t>
-      </w:r>
-      <w:proofErr w:type="spellEnd"/>
-      <w:r>
-        <w:t xml:space="preserve"> </w:t>
-      </w:r>
+      <w:proofErr w:type="spellEnd"/>
+      <w:proofErr w:type="spellStart"/>
+      <w:proofErr w:type="spellEnd"/>
+      <w:proofErr w:type="spellStart"/>
+      <w:proofErr w:type="spellEnd"/>
       <w:proofErr w:type="spellStart"/>
       <w:proofErr w:type="gramStart"/>
-      <w:r>
-        <w:t>quát</w:t>
-      </w:r>
-      <w:proofErr w:type="spellEnd"/>
-      <w:r>
-        <w:t>(</w:t>
-      </w:r>
+      <w:proofErr w:type="spellEnd"/>
       <w:proofErr w:type="spellStart"/>
       <w:proofErr w:type="gramEnd"/>
-      <w:r>
-        <w:t>lưu</w:t>
-      </w:r>
-      <w:proofErr w:type="spellEnd"/>
-      <w:r>
-        <w:t xml:space="preserve"> </w:t>
-      </w:r>
-      <w:proofErr w:type="spellStart"/>
-      <w:r>
-        <w:t>đồ</w:t>
-      </w:r>
-      <w:proofErr w:type="spellEnd"/>
-      <w:r>
-        <w:t xml:space="preserve"> </w:t>
-      </w:r>
-      <w:proofErr w:type="spellStart"/>
-      <w:r>
-        <w:t>này</w:t>
-      </w:r>
-      <w:proofErr w:type="spellEnd"/>
-      <w:r>
-        <w:t xml:space="preserve"> </w:t>
-      </w:r>
-      <w:proofErr w:type="spellStart"/>
-      <w:r>
-        <w:t>phần</w:t>
-      </w:r>
-      <w:proofErr w:type="spellEnd"/>
-      <w:r>
-        <w:t xml:space="preserve"> </w:t>
-      </w:r>
-      <w:proofErr w:type="spellStart"/>
-      <w:r>
-        <w:t>khởi</w:t>
-      </w:r>
-      <w:proofErr w:type="spellEnd"/>
-      <w:r>
-        <w:t xml:space="preserve"> </w:t>
-      </w:r>
-      <w:proofErr w:type="spellStart"/>
-      <w:r>
-        <w:t>tạothư</w:t>
-      </w:r>
-      <w:proofErr w:type="spellEnd"/>
-      <w:r>
-        <w:t xml:space="preserve"> </w:t>
-      </w:r>
-      <w:proofErr w:type="spellStart"/>
-      <w:r>
-        <w:t>viện</w:t>
-      </w:r>
-      <w:proofErr w:type="spellEnd"/>
-      <w:r>
-        <w:t xml:space="preserve">  )</w:t>
-      </w:r>
+      <w:proofErr w:type="spellEnd"/>
+      <w:proofErr w:type="spellStart"/>
+      <w:proofErr w:type="spellEnd"/>
+      <w:proofErr w:type="spellStart"/>
+      <w:proofErr w:type="spellEnd"/>
+      <w:proofErr w:type="spellStart"/>
+      <w:proofErr w:type="spellEnd"/>
+      <w:proofErr w:type="spellStart"/>
+      <w:proofErr w:type="spellEnd"/>
+      <w:proofErr w:type="spellStart"/>
+      <w:proofErr w:type="spellEnd"/>
+      <w:proofErr w:type="spellStart"/>
+      <w:proofErr w:type="spellEnd"/>
     </w:p>
     <w:p>
       <w:pPr>
@@ -3668,7 +2578,7 @@
         </w:rPr>
         <w:drawing>
           <wp:inline distT="0" distB="0" distL="0" distR="0" wp14:anchorId="05C18692" wp14:editId="6C544835">
-            <wp:extent cx="5400000" cy="7546065"/>
+            <wp:extent cx="5669280" cy="7138490"/>
             <wp:effectExtent l="0" t="0" r="0" b="0"/>
             <wp:docPr id="5" name="Picture 5"/>
             <wp:cNvGraphicFramePr>
@@ -3690,7 +2600,7 @@
                   <pic:spPr>
                     <a:xfrm>
                       <a:off x="0" y="0"/>
-                      <a:ext cx="5400000" cy="7546065"/>
+                      <a:ext cx="5669280" cy="7138490"/>
                     </a:xfrm>
                     <a:prstGeom prst="rect">
                       <a:avLst/>
@@ -3728,215 +2638,60 @@
         </w:rPr>
       </w:pPr>
       <w:r>
-        <w:t xml:space="preserve">3.6. </w:t>
+        <w:rPr>
+          <w:color w:val="000000"/>
+        </w:rPr>
+        <w:t>3.6. Phân bố nội dung giữa các quyển trong đồ án</w:t>
       </w:r>
+      <w:proofErr w:type="spellStart"/>
+      <w:proofErr w:type="spellEnd"/>
+      <w:proofErr w:type="spellStart"/>
+      <w:proofErr w:type="spellEnd"/>
+      <w:proofErr w:type="spellStart"/>
+      <w:proofErr w:type="spellEnd"/>
+      <w:proofErr w:type="spellStart"/>
+      <w:proofErr w:type="gramStart"/>
+      <w:proofErr w:type="spellEnd"/>
+      <w:proofErr w:type="spellStart"/>
+      <w:proofErr w:type="gramEnd"/>
+      <w:proofErr w:type="spellEnd"/>
+      <w:proofErr w:type="spellStart"/>
+      <w:proofErr w:type="spellEnd"/>
+      <w:proofErr w:type="spellStart"/>
+      <w:proofErr w:type="spellEnd"/>
+      <w:proofErr w:type="spellStart"/>
+      <w:proofErr w:type="spellEnd"/>
+      <w:proofErr w:type="spellStart"/>
+      <w:proofErr w:type="spellEnd"/>
+      <w:proofErr w:type="spellStart"/>
+      <w:proofErr w:type="spellEnd"/>
+      <w:proofErr w:type="spellStart"/>
+      <w:proofErr w:type="spellEnd"/>
+      <w:proofErr w:type="spellStart"/>
+      <w:proofErr w:type="spellEnd"/>
+    </w:p>
+    <w:p>
       <w:r>
         <w:rPr>
-          <w:color w:val="FF0000"/>
+          <w:color w:val="000000"/>
         </w:rPr>
-        <w:t xml:space="preserve">Các nội dung sẽ triển khai ở quyển chế tạo </w:t>
-      </w:r>
-      <w:proofErr w:type="spellStart"/>
-      <w:r>
-        <w:rPr>
-          <w:color w:val="FF0000"/>
-        </w:rPr>
-        <w:t>và</w:t>
-      </w:r>
-      <w:proofErr w:type="spellEnd"/>
-      <w:r>
-        <w:rPr>
-          <w:color w:val="FF0000"/>
-        </w:rPr>
-        <w:t xml:space="preserve"> </w:t>
-      </w:r>
-      <w:proofErr w:type="spellStart"/>
-      <w:r>
-        <w:rPr>
-          <w:color w:val="FF0000"/>
-        </w:rPr>
-        <w:t>quyển</w:t>
-      </w:r>
-      <w:proofErr w:type="spellEnd"/>
-      <w:r>
-        <w:rPr>
-          <w:color w:val="FF0000"/>
-        </w:rPr>
-        <w:t xml:space="preserve"> </w:t>
-      </w:r>
-      <w:proofErr w:type="spellStart"/>
-      <w:r>
-        <w:rPr>
-          <w:color w:val="FF0000"/>
-        </w:rPr>
-        <w:t>lập</w:t>
-      </w:r>
-      <w:proofErr w:type="spellEnd"/>
-      <w:r>
-        <w:rPr>
-          <w:color w:val="FF0000"/>
-        </w:rPr>
-        <w:t xml:space="preserve"> </w:t>
-      </w:r>
-      <w:proofErr w:type="spellStart"/>
-      <w:proofErr w:type="gramStart"/>
-      <w:r>
-        <w:rPr>
-          <w:color w:val="FF0000"/>
-        </w:rPr>
-        <w:t>trình</w:t>
-      </w:r>
-      <w:proofErr w:type="spellEnd"/>
-      <w:r>
-        <w:rPr>
-          <w:color w:val="FF0000"/>
-        </w:rPr>
-        <w:t>(</w:t>
-      </w:r>
-      <w:proofErr w:type="spellStart"/>
-      <w:proofErr w:type="gramEnd"/>
-      <w:r>
-        <w:rPr>
-          <w:color w:val="FF0000"/>
-        </w:rPr>
-        <w:t>không</w:t>
-      </w:r>
-      <w:proofErr w:type="spellEnd"/>
-      <w:r>
-        <w:rPr>
-          <w:color w:val="FF0000"/>
-        </w:rPr>
-        <w:t xml:space="preserve"> </w:t>
-      </w:r>
-      <w:proofErr w:type="spellStart"/>
-      <w:r>
-        <w:rPr>
-          <w:color w:val="FF0000"/>
-        </w:rPr>
-        <w:t>phải</w:t>
-      </w:r>
-      <w:proofErr w:type="spellEnd"/>
-      <w:r>
-        <w:rPr>
-          <w:color w:val="FF0000"/>
-        </w:rPr>
-        <w:t xml:space="preserve"> </w:t>
-      </w:r>
-      <w:proofErr w:type="spellStart"/>
-      <w:r>
-        <w:rPr>
-          <w:color w:val="FF0000"/>
-        </w:rPr>
-        <w:t>nói</w:t>
-      </w:r>
-      <w:proofErr w:type="spellEnd"/>
-      <w:r>
-        <w:rPr>
-          <w:color w:val="FF0000"/>
-        </w:rPr>
-        <w:t xml:space="preserve"> </w:t>
-      </w:r>
-      <w:proofErr w:type="spellStart"/>
-      <w:r>
-        <w:rPr>
-          <w:color w:val="FF0000"/>
-        </w:rPr>
-        <w:t>như</w:t>
-      </w:r>
-      <w:proofErr w:type="spellEnd"/>
-      <w:r>
-        <w:rPr>
-          <w:color w:val="FF0000"/>
-        </w:rPr>
-        <w:t xml:space="preserve"> </w:t>
-      </w:r>
-      <w:proofErr w:type="spellStart"/>
-      <w:r>
-        <w:rPr>
-          <w:color w:val="FF0000"/>
-        </w:rPr>
-        <w:t>hướng</w:t>
-      </w:r>
-      <w:proofErr w:type="spellEnd"/>
-      <w:r>
-        <w:rPr>
-          <w:color w:val="FF0000"/>
-        </w:rPr>
-        <w:t xml:space="preserve"> </w:t>
-      </w:r>
-      <w:proofErr w:type="spellStart"/>
-      <w:r>
-        <w:rPr>
-          <w:color w:val="FF0000"/>
-        </w:rPr>
-        <w:t>dẫn</w:t>
-      </w:r>
-      <w:proofErr w:type="spellEnd"/>
-      <w:r>
-        <w:rPr>
-          <w:color w:val="FF0000"/>
-        </w:rPr>
-        <w:t xml:space="preserve"> </w:t>
-      </w:r>
-      <w:proofErr w:type="spellStart"/>
-      <w:r>
-        <w:rPr>
-          <w:color w:val="FF0000"/>
-        </w:rPr>
-        <w:t>thế</w:t>
-      </w:r>
-      <w:proofErr w:type="spellEnd"/>
-      <w:r>
-        <w:rPr>
-          <w:color w:val="FF0000"/>
-        </w:rPr>
-        <w:t xml:space="preserve"> </w:t>
-      </w:r>
-      <w:proofErr w:type="spellStart"/>
-      <w:r>
-        <w:rPr>
-          <w:color w:val="FF0000"/>
-        </w:rPr>
-        <w:t>này</w:t>
-      </w:r>
-      <w:proofErr w:type="spellEnd"/>
-      <w:r>
-        <w:rPr>
-          <w:color w:val="FF0000"/>
-        </w:rPr>
-        <w:t xml:space="preserve"> )</w:t>
+        <w:t>Quyển chế tạo của đồ án trình bày toàn bộ phần cứng: bảy sheet mạch nguyên lý EasyEDA, mạch động lực cầu H bốn TIP41C, khung cơ khí một trục và quy trình lắp ráp, hiệu chuẩn, đo đạc trên bench.</w:t>
       </w:r>
     </w:p>
     <w:p>
-      <w:pPr>
-        <w:pStyle w:val="ListBullet"/>
-      </w:pPr>
       <w:r>
-        <w:t>Quyển chế tạo: thi công mạch điều khiển và mạch động lực đúng bảy sheet EasyEDA đã duyệt (khối ESP32, cầu H bốn TIP41C, opto PC817, nguồn LM2596/7805, DS1307, LCD I2C 1602, công tắc hành trình); chế tạo trục quay, gối đỡ và giá gá bốn LDR nghiêng β_s = 30°; lắp ráp, hiệu chuẩn và đo đạc theo đúng bộ tham số ở mục 3.2–3.3.</w:t>
+        <w:rPr>
+          <w:color w:val="000000"/>
+        </w:rPr>
+        <w:t>Quyển lập trình trình bày môi trường Arduino IDE, các hàm xử lý quang trở, cầu H, DS1307, LCD và biến trở hồi tiếp, lưu đồ thuật toán từng phần cùng chương trình tham khảo ở phụ lục.</w:t>
       </w:r>
     </w:p>
     <w:p>
-      <w:pPr>
-        <w:pStyle w:val="ListBullet"/>
-      </w:pPr>
       <w:r>
-        <w:t>Quyển chế tạo: tính chọn động cơ gạt nước cho tấm pin 100 W – 4 kg theo mô-men gió, kèm quy tắc đưa tấm pin về vị trí nghỉ khi gió vượt 8 m/s như đã nêu ở kết quả mô phỏng.</w:t>
-      </w:r>
-    </w:p>
-    <w:p>
-      <w:pPr>
-        <w:pStyle w:val="ListBullet"/>
-      </w:pPr>
-      <w:r>
-        <w:t>Quyển lập trình: hiện thực đủ ba nhánh hybrid (thiên văn 30 phút, LDR 2 phút, giữ vị trí khi S &lt; S_min); đọc ADC có lọc mẫu và hệ số K_cal; điều khiển cầu H tích cực thấp qua opto; đọc DS1307 và hiển thị LCD I2C; đọc biến trở suy ra góc tấm pin; vẽ lưu đồ từng phần và lưu đồ tổng quát; viết code mẫu hoàn chỉnh.</w:t>
-      </w:r>
-    </w:p>
-    <w:p>
-      <w:pPr>
-        <w:pStyle w:val="ListBullet"/>
-      </w:pPr>
-      <w:r>
-        <w:t>Cả hai quyển dùng ma trận tính toán (α, γ) theo giờ ở chương 4 làm bảng kiểm tra chéo đầu ra của khối thiên văn khi chạy thử không tải.</w:t>
+        <w:rPr>
+          <w:color w:val="000000"/>
+        </w:rPr>
+        <w:t>Các tham số thống nhất giữa ba quyển (ngưỡng phát lệnh, vùng chết, chu kỳ thiên văn và chu kỳ tinh chỉnh) được ghi ở mục 2.8 quyển chế tạo và mục 2.12 quyển lập trình để tiện đối chiếu khi làm mạch và viết code.</w:t>
       </w:r>
     </w:p>
     <w:p>
@@ -3966,3680 +2721,69 @@
     <w:p>
       <w:pPr>
         <w:pStyle w:val="ListBullet"/>
-        <w:rPr>
-          <w:color w:val="FF0000"/>
-        </w:rPr>
       </w:pPr>
       <w:r>
         <w:rPr>
-          <w:color w:val="FF0000"/>
+          <w:color w:val="000000"/>
         </w:rPr>
-        <w:t xml:space="preserve">Hoàn thành mô phỏng kiểm chứng: so sánh ba luật điều khiển trong ngày có mây mù (Bảng chương 3) và biểu đồ phần trăm điện thu thêm của bám một trục, hai trục so </w:t>
+        <w:t>Hoàn thành bảng tra góc đặt tấm pin theo giờ phục vụ cài đặt thiên văn trên ESP32: ví dụ ngày 21/3 tại Mỹ Hào, 8h khung quay +62° về phía Đông, 10h +32°, 12h 0°, 14h −32°, 16h −62° (quy ước dương về phía Đông; số lấy từ khối tính toán, sẽ kiểm chứng bằng đo đạc).</w:t>
       </w:r>
       <w:proofErr w:type="spellStart"/>
-      <w:r>
-        <w:rPr>
-          <w:color w:val="FF0000"/>
-        </w:rPr>
-        <w:t>với</w:t>
-      </w:r>
-      <w:proofErr w:type="spellEnd"/>
-      <w:r>
-        <w:rPr>
-          <w:color w:val="FF0000"/>
-        </w:rPr>
-        <w:t xml:space="preserve"> </w:t>
-      </w:r>
-      <w:proofErr w:type="spellStart"/>
-      <w:r>
-        <w:rPr>
-          <w:color w:val="FF0000"/>
-        </w:rPr>
-        <w:t>tấm</w:t>
-      </w:r>
-      <w:proofErr w:type="spellEnd"/>
-      <w:r>
-        <w:rPr>
-          <w:color w:val="FF0000"/>
-        </w:rPr>
-        <w:t xml:space="preserve"> </w:t>
-      </w:r>
-      <w:proofErr w:type="spellStart"/>
-      <w:r>
-        <w:rPr>
-          <w:color w:val="FF0000"/>
-        </w:rPr>
-        <w:t>cố</w:t>
-      </w:r>
-      <w:proofErr w:type="spellEnd"/>
-      <w:r>
-        <w:rPr>
-          <w:color w:val="FF0000"/>
-        </w:rPr>
-        <w:t xml:space="preserve"> </w:t>
-      </w:r>
-      <w:proofErr w:type="spellStart"/>
-      <w:r>
-        <w:rPr>
-          <w:color w:val="FF0000"/>
-        </w:rPr>
-        <w:t>định</w:t>
-      </w:r>
-      <w:proofErr w:type="spellEnd"/>
-      <w:r>
-        <w:rPr>
-          <w:color w:val="FF0000"/>
-        </w:rPr>
-        <w:t>.</w:t>
-      </w:r>
-      <w:r>
-        <w:rPr>
-          <w:color w:val="FF0000"/>
-        </w:rPr>
-        <w:t xml:space="preserve"> </w:t>
-      </w:r>
-      <w:proofErr w:type="spellStart"/>
-      <w:r>
-        <w:rPr>
-          <w:color w:val="FF0000"/>
-        </w:rPr>
-        <w:t>Không</w:t>
-      </w:r>
-      <w:proofErr w:type="spellEnd"/>
-      <w:r>
-        <w:rPr>
-          <w:color w:val="FF0000"/>
-        </w:rPr>
-        <w:t xml:space="preserve"> </w:t>
-      </w:r>
-      <w:proofErr w:type="spellStart"/>
-      <w:r>
-        <w:rPr>
-          <w:color w:val="FF0000"/>
-        </w:rPr>
-        <w:t>tự</w:t>
-      </w:r>
-      <w:proofErr w:type="spellEnd"/>
-      <w:r>
-        <w:rPr>
-          <w:color w:val="FF0000"/>
-        </w:rPr>
-        <w:t xml:space="preserve"> </w:t>
-      </w:r>
-      <w:proofErr w:type="spellStart"/>
-      <w:r>
-        <w:rPr>
-          <w:color w:val="FF0000"/>
-        </w:rPr>
-        <w:t>bịa</w:t>
-      </w:r>
-      <w:proofErr w:type="spellEnd"/>
-      <w:r>
-        <w:rPr>
-          <w:color w:val="FF0000"/>
-        </w:rPr>
-        <w:t xml:space="preserve"> them </w:t>
-      </w:r>
-      <w:proofErr w:type="spellStart"/>
-      <w:r>
-        <w:rPr>
-          <w:color w:val="FF0000"/>
-        </w:rPr>
-        <w:t>thông</w:t>
-      </w:r>
-      <w:proofErr w:type="spellEnd"/>
-      <w:r>
-        <w:rPr>
-          <w:color w:val="FF0000"/>
-        </w:rPr>
-        <w:t xml:space="preserve"> tin, </w:t>
-      </w:r>
-      <w:proofErr w:type="spellStart"/>
-      <w:r>
-        <w:rPr>
-          <w:color w:val="FF0000"/>
-        </w:rPr>
-        <w:t>đây</w:t>
-      </w:r>
-      <w:proofErr w:type="spellEnd"/>
-      <w:r>
-        <w:rPr>
-          <w:color w:val="FF0000"/>
-        </w:rPr>
-        <w:t xml:space="preserve"> </w:t>
-      </w:r>
-      <w:proofErr w:type="spellStart"/>
-      <w:r>
-        <w:rPr>
-          <w:color w:val="FF0000"/>
-        </w:rPr>
-        <w:t>là</w:t>
-      </w:r>
-      <w:proofErr w:type="spellEnd"/>
-      <w:r>
-        <w:rPr>
-          <w:color w:val="FF0000"/>
-        </w:rPr>
-        <w:t xml:space="preserve"> </w:t>
-      </w:r>
-      <w:proofErr w:type="spellStart"/>
-      <w:r>
-        <w:rPr>
-          <w:color w:val="FF0000"/>
-        </w:rPr>
-        <w:t>mục</w:t>
-      </w:r>
-      <w:proofErr w:type="spellEnd"/>
-      <w:r>
-        <w:rPr>
-          <w:color w:val="FF0000"/>
-        </w:rPr>
-        <w:t xml:space="preserve"> </w:t>
-      </w:r>
-      <w:proofErr w:type="spellStart"/>
-      <w:r>
-        <w:rPr>
-          <w:color w:val="FF0000"/>
-        </w:rPr>
-        <w:t>tham</w:t>
-      </w:r>
-      <w:proofErr w:type="spellEnd"/>
-      <w:r>
-        <w:rPr>
-          <w:color w:val="FF0000"/>
-        </w:rPr>
-        <w:t xml:space="preserve"> </w:t>
-      </w:r>
-      <w:proofErr w:type="spellStart"/>
-      <w:r>
-        <w:rPr>
-          <w:color w:val="FF0000"/>
-        </w:rPr>
-        <w:t>khảo</w:t>
-      </w:r>
-      <w:proofErr w:type="spellEnd"/>
-      <w:r>
-        <w:rPr>
-          <w:color w:val="FF0000"/>
-        </w:rPr>
-        <w:t xml:space="preserve"> </w:t>
-      </w:r>
-      <w:proofErr w:type="spellStart"/>
-      <w:r>
-        <w:rPr>
-          <w:color w:val="FF0000"/>
-        </w:rPr>
-        <w:t>không</w:t>
-      </w:r>
-      <w:proofErr w:type="spellEnd"/>
-      <w:r>
-        <w:rPr>
-          <w:color w:val="FF0000"/>
-        </w:rPr>
-        <w:t xml:space="preserve"> </w:t>
-      </w:r>
-      <w:proofErr w:type="spellStart"/>
-      <w:r>
-        <w:rPr>
-          <w:color w:val="FF0000"/>
-        </w:rPr>
-        <w:t>tính</w:t>
-      </w:r>
-      <w:proofErr w:type="spellEnd"/>
-      <w:r>
-        <w:rPr>
-          <w:color w:val="FF0000"/>
-        </w:rPr>
-        <w:t xml:space="preserve"> </w:t>
-      </w:r>
-      <w:proofErr w:type="spellStart"/>
-      <w:r>
-        <w:rPr>
-          <w:color w:val="FF0000"/>
-        </w:rPr>
-        <w:t>là</w:t>
-      </w:r>
-      <w:proofErr w:type="spellEnd"/>
-      <w:r>
-        <w:rPr>
-          <w:color w:val="FF0000"/>
-        </w:rPr>
-        <w:t xml:space="preserve"> </w:t>
-      </w:r>
-      <w:proofErr w:type="spellStart"/>
-      <w:r>
-        <w:rPr>
-          <w:color w:val="FF0000"/>
-        </w:rPr>
-        <w:t>làm</w:t>
-      </w:r>
-      <w:proofErr w:type="spellEnd"/>
-      <w:r>
-        <w:rPr>
-          <w:color w:val="FF0000"/>
-        </w:rPr>
-        <w:t xml:space="preserve"> </w:t>
-      </w:r>
-      <w:proofErr w:type="spellStart"/>
-      <w:r>
-        <w:rPr>
-          <w:color w:val="FF0000"/>
-        </w:rPr>
-        <w:t>xong</w:t>
-      </w:r>
-      <w:proofErr w:type="spellEnd"/>
-    </w:p>
-    <w:p>
-      <w:pPr>
-        <w:pStyle w:val="ListBullet"/>
-      </w:pPr>
-      <w:r>
-        <w:t xml:space="preserve">Hoàn thành bộ công thức thiên văn cài trên ESP32 (δ, H, α, γ) và kiểm tra chéo với đồ thị đường đi Mặt </w:t>
-      </w:r>
-      <w:proofErr w:type="spellStart"/>
-      <w:r>
-        <w:t>Trời</w:t>
-      </w:r>
-      <w:proofErr w:type="spellEnd"/>
-      <w:r>
-        <w:t xml:space="preserve"> </w:t>
-      </w:r>
-      <w:proofErr w:type="spellStart"/>
-      <w:r>
-        <w:t>tại</w:t>
-      </w:r>
-      <w:proofErr w:type="spellEnd"/>
-      <w:r>
-        <w:t xml:space="preserve"> </w:t>
-      </w:r>
-      <w:proofErr w:type="spellStart"/>
-      <w:r>
-        <w:t>Mỹ</w:t>
-      </w:r>
-      <w:proofErr w:type="spellEnd"/>
-      <w:r>
-        <w:t xml:space="preserve"> </w:t>
-      </w:r>
+      <w:proofErr w:type="spellEnd"/>
+      <w:proofErr w:type="spellStart"/>
+      <w:proofErr w:type="spellEnd"/>
+      <w:proofErr w:type="spellStart"/>
+      <w:proofErr w:type="spellEnd"/>
       <w:proofErr w:type="spellStart"/>
       <w:proofErr w:type="gramStart"/>
-      <w:r>
-        <w:t>Hào</w:t>
-      </w:r>
-      <w:proofErr w:type="spellEnd"/>
-      <w:r>
-        <w:t>.</w:t>
-      </w:r>
-      <w:r>
-        <w:rPr>
-          <w:color w:val="FF0000"/>
-        </w:rPr>
-        <w:t>(</w:t>
-      </w:r>
+      <w:proofErr w:type="spellEnd"/>
       <w:proofErr w:type="spellStart"/>
       <w:proofErr w:type="gramEnd"/>
-      <w:r>
-        <w:rPr>
-          <w:color w:val="FF0000"/>
-        </w:rPr>
-        <w:t>không</w:t>
-      </w:r>
-      <w:proofErr w:type="spellEnd"/>
-      <w:r>
-        <w:rPr>
-          <w:color w:val="FF0000"/>
-        </w:rPr>
-        <w:t xml:space="preserve"> </w:t>
-      </w:r>
-      <w:proofErr w:type="spellStart"/>
-      <w:r>
-        <w:rPr>
-          <w:color w:val="FF0000"/>
-        </w:rPr>
-        <w:t>ghi</w:t>
-      </w:r>
-      <w:proofErr w:type="spellEnd"/>
-      <w:r>
-        <w:rPr>
-          <w:color w:val="FF0000"/>
-        </w:rPr>
-        <w:t xml:space="preserve"> </w:t>
-      </w:r>
-      <w:proofErr w:type="spellStart"/>
-      <w:r>
-        <w:rPr>
-          <w:color w:val="FF0000"/>
-        </w:rPr>
-        <w:t>công</w:t>
-      </w:r>
-      <w:proofErr w:type="spellEnd"/>
-      <w:r>
-        <w:rPr>
-          <w:color w:val="FF0000"/>
-        </w:rPr>
-        <w:t xml:space="preserve"> </w:t>
-      </w:r>
-      <w:proofErr w:type="spellStart"/>
-      <w:r>
-        <w:rPr>
-          <w:color w:val="FF0000"/>
-        </w:rPr>
-        <w:t>thức</w:t>
-      </w:r>
-      <w:proofErr w:type="spellEnd"/>
-      <w:r>
-        <w:rPr>
-          <w:color w:val="FF0000"/>
-        </w:rPr>
-        <w:t xml:space="preserve"> </w:t>
-      </w:r>
-      <w:proofErr w:type="spellStart"/>
-      <w:r>
-        <w:rPr>
-          <w:color w:val="FF0000"/>
-        </w:rPr>
-        <w:t>dài</w:t>
-      </w:r>
-      <w:proofErr w:type="spellEnd"/>
-      <w:r>
-        <w:rPr>
-          <w:color w:val="FF0000"/>
-        </w:rPr>
-        <w:t xml:space="preserve"> </w:t>
-      </w:r>
-      <w:proofErr w:type="spellStart"/>
-      <w:r>
-        <w:rPr>
-          <w:color w:val="FF0000"/>
-        </w:rPr>
-        <w:t>dòng</w:t>
-      </w:r>
-      <w:proofErr w:type="spellEnd"/>
-      <w:r>
-        <w:rPr>
-          <w:color w:val="FF0000"/>
-        </w:rPr>
-        <w:t xml:space="preserve"> </w:t>
-      </w:r>
-      <w:proofErr w:type="spellStart"/>
-      <w:r>
-        <w:rPr>
-          <w:color w:val="FF0000"/>
-        </w:rPr>
-        <w:t>chỉ</w:t>
-      </w:r>
-      <w:proofErr w:type="spellEnd"/>
-      <w:r>
-        <w:rPr>
-          <w:color w:val="FF0000"/>
-        </w:rPr>
-        <w:t xml:space="preserve"> </w:t>
-      </w:r>
-      <w:proofErr w:type="spellStart"/>
-      <w:r>
-        <w:rPr>
-          <w:color w:val="FF0000"/>
-        </w:rPr>
-        <w:t>ghi</w:t>
-      </w:r>
-      <w:proofErr w:type="spellEnd"/>
-      <w:r>
-        <w:rPr>
-          <w:color w:val="FF0000"/>
-        </w:rPr>
-        <w:t xml:space="preserve"> </w:t>
-      </w:r>
-      <w:proofErr w:type="spellStart"/>
-      <w:r>
-        <w:rPr>
-          <w:color w:val="FF0000"/>
-        </w:rPr>
-        <w:t>công</w:t>
-      </w:r>
-      <w:proofErr w:type="spellEnd"/>
-      <w:r>
-        <w:rPr>
-          <w:color w:val="FF0000"/>
-        </w:rPr>
-        <w:t xml:space="preserve"> </w:t>
-      </w:r>
-      <w:proofErr w:type="spellStart"/>
-      <w:r>
-        <w:rPr>
-          <w:color w:val="FF0000"/>
-        </w:rPr>
-        <w:t>thức</w:t>
-      </w:r>
-      <w:proofErr w:type="spellEnd"/>
-      <w:r>
-        <w:rPr>
-          <w:color w:val="FF0000"/>
-        </w:rPr>
-        <w:t xml:space="preserve"> </w:t>
-      </w:r>
-      <w:proofErr w:type="spellStart"/>
-      <w:r>
-        <w:rPr>
-          <w:color w:val="FF0000"/>
-        </w:rPr>
-        <w:t>giờ</w:t>
-      </w:r>
-      <w:proofErr w:type="spellEnd"/>
-      <w:r>
-        <w:rPr>
-          <w:color w:val="FF0000"/>
-        </w:rPr>
-        <w:t xml:space="preserve"> </w:t>
-      </w:r>
-      <w:proofErr w:type="spellStart"/>
-      <w:r>
-        <w:rPr>
-          <w:color w:val="FF0000"/>
-        </w:rPr>
-        <w:t>này</w:t>
-      </w:r>
-      <w:proofErr w:type="spellEnd"/>
-      <w:r>
-        <w:rPr>
-          <w:color w:val="FF0000"/>
-        </w:rPr>
-        <w:t xml:space="preserve"> </w:t>
-      </w:r>
-      <w:proofErr w:type="spellStart"/>
-      <w:r>
-        <w:rPr>
-          <w:color w:val="FF0000"/>
-        </w:rPr>
-        <w:t>thì</w:t>
-      </w:r>
-      <w:proofErr w:type="spellEnd"/>
-      <w:r>
-        <w:rPr>
-          <w:color w:val="FF0000"/>
-        </w:rPr>
-        <w:t xml:space="preserve"> </w:t>
-      </w:r>
-      <w:proofErr w:type="spellStart"/>
-      <w:r>
-        <w:rPr>
-          <w:color w:val="FF0000"/>
-        </w:rPr>
-        <w:t>tấm</w:t>
-      </w:r>
-      <w:proofErr w:type="spellEnd"/>
-      <w:r>
-        <w:rPr>
-          <w:color w:val="FF0000"/>
-        </w:rPr>
-        <w:t xml:space="preserve"> pin ở </w:t>
-      </w:r>
-      <w:proofErr w:type="spellStart"/>
-      <w:r>
-        <w:rPr>
-          <w:color w:val="FF0000"/>
-        </w:rPr>
-        <w:t>góc</w:t>
-      </w:r>
-      <w:proofErr w:type="spellEnd"/>
-      <w:r>
-        <w:rPr>
-          <w:color w:val="FF0000"/>
-        </w:rPr>
-        <w:t xml:space="preserve"> bao </w:t>
-      </w:r>
-      <w:proofErr w:type="spellStart"/>
-      <w:r>
-        <w:rPr>
-          <w:color w:val="FF0000"/>
-        </w:rPr>
-        <w:t>nhiêu</w:t>
-      </w:r>
-      <w:proofErr w:type="spellEnd"/>
-      <w:r>
-        <w:rPr>
-          <w:color w:val="FF0000"/>
-        </w:rPr>
-        <w:t xml:space="preserve"> </w:t>
-      </w:r>
-      <w:proofErr w:type="spellStart"/>
-      <w:r>
-        <w:rPr>
-          <w:color w:val="FF0000"/>
-        </w:rPr>
-        <w:t>độ</w:t>
-      </w:r>
-      <w:proofErr w:type="spellEnd"/>
-      <w:r>
-        <w:rPr>
-          <w:color w:val="FF0000"/>
-        </w:rPr>
-        <w:t xml:space="preserve"> </w:t>
-      </w:r>
-      <w:proofErr w:type="spellStart"/>
-      <w:r>
-        <w:rPr>
-          <w:color w:val="FF0000"/>
-        </w:rPr>
-        <w:t>làm</w:t>
-      </w:r>
-      <w:proofErr w:type="spellEnd"/>
-      <w:r>
-        <w:rPr>
-          <w:color w:val="FF0000"/>
-        </w:rPr>
-        <w:t xml:space="preserve"> </w:t>
-      </w:r>
-      <w:proofErr w:type="spellStart"/>
-      <w:r>
-        <w:rPr>
-          <w:color w:val="FF0000"/>
-        </w:rPr>
-        <w:t>lại</w:t>
-      </w:r>
-      <w:proofErr w:type="spellEnd"/>
-      <w:r>
-        <w:rPr>
-          <w:color w:val="FF0000"/>
-        </w:rPr>
-        <w:t xml:space="preserve"> </w:t>
-      </w:r>
-      <w:proofErr w:type="spellStart"/>
-      <w:r>
-        <w:rPr>
-          <w:color w:val="FF0000"/>
-        </w:rPr>
-        <w:t>phần</w:t>
-      </w:r>
-      <w:proofErr w:type="spellEnd"/>
-      <w:r>
-        <w:rPr>
-          <w:color w:val="FF0000"/>
-        </w:rPr>
-        <w:t xml:space="preserve"> </w:t>
-      </w:r>
-      <w:proofErr w:type="spellStart"/>
-      <w:r>
-        <w:rPr>
-          <w:color w:val="FF0000"/>
-        </w:rPr>
-        <w:t>công</w:t>
-      </w:r>
-      <w:proofErr w:type="spellEnd"/>
-      <w:r>
-        <w:rPr>
-          <w:color w:val="FF0000"/>
-        </w:rPr>
-        <w:t xml:space="preserve"> </w:t>
-      </w:r>
-      <w:proofErr w:type="spellStart"/>
-      <w:r>
-        <w:rPr>
-          <w:color w:val="FF0000"/>
-        </w:rPr>
-        <w:t>thức</w:t>
-      </w:r>
-      <w:proofErr w:type="spellEnd"/>
-      <w:r>
-        <w:rPr>
-          <w:color w:val="FF0000"/>
-        </w:rPr>
-        <w:t xml:space="preserve"> ở </w:t>
-      </w:r>
-      <w:proofErr w:type="spellStart"/>
-      <w:r>
-        <w:rPr>
-          <w:color w:val="FF0000"/>
-        </w:rPr>
-        <w:t>trên</w:t>
-      </w:r>
-      <w:proofErr w:type="spellEnd"/>
-      <w:r>
-        <w:rPr>
-          <w:color w:val="FF0000"/>
-        </w:rPr>
-        <w:t>)</w:t>
-      </w:r>
-    </w:p>
-    <w:p>
-      <w:pPr>
-        <w:pStyle w:val="ListBullet"/>
-        <w:rPr>
-          <w:color w:val="FF0000"/>
-        </w:rPr>
-      </w:pPr>
-      <w:r>
-        <w:rPr>
-          <w:color w:val="FF0000"/>
-        </w:rPr>
-        <w:t xml:space="preserve">Hoàn thành sơ đồ khối hệ thống, sơ đồ kết nối chân ESP32 và bảy sheet mạch nguyên lý EasyEDA (khối ESP32, cầu H TIP41C, opto PC817, nguồn LM2596/7805, DS1307, LCD I2C, </w:t>
-      </w:r>
-      <w:proofErr w:type="spellStart"/>
-      <w:r>
-        <w:rPr>
-          <w:color w:val="FF0000"/>
-        </w:rPr>
-        <w:t>công</w:t>
-      </w:r>
-      <w:proofErr w:type="spellEnd"/>
-      <w:r>
-        <w:rPr>
-          <w:color w:val="FF0000"/>
-        </w:rPr>
-        <w:t xml:space="preserve"> </w:t>
-      </w:r>
-      <w:proofErr w:type="spellStart"/>
-      <w:r>
-        <w:rPr>
-          <w:color w:val="FF0000"/>
-        </w:rPr>
-        <w:t>tắc</w:t>
-      </w:r>
-      <w:proofErr w:type="spellEnd"/>
-      <w:r>
-        <w:rPr>
-          <w:color w:val="FF0000"/>
-        </w:rPr>
-        <w:t xml:space="preserve"> </w:t>
-      </w:r>
-      <w:proofErr w:type="spellStart"/>
-      <w:r>
-        <w:rPr>
-          <w:color w:val="FF0000"/>
-        </w:rPr>
-        <w:t>hành</w:t>
-      </w:r>
-      <w:proofErr w:type="spellEnd"/>
-      <w:r>
-        <w:rPr>
-          <w:color w:val="FF0000"/>
-        </w:rPr>
-        <w:t xml:space="preserve"> </w:t>
-      </w:r>
-      <w:proofErr w:type="spellStart"/>
-      <w:r>
-        <w:rPr>
-          <w:color w:val="FF0000"/>
-        </w:rPr>
-        <w:t>trình</w:t>
-      </w:r>
-      <w:proofErr w:type="spellEnd"/>
-      <w:proofErr w:type="gramStart"/>
-      <w:r>
-        <w:rPr>
-          <w:color w:val="FF0000"/>
-        </w:rPr>
-        <w:t>).</w:t>
-      </w:r>
-      <w:r>
-        <w:rPr>
-          <w:color w:val="FF0000"/>
-        </w:rPr>
-        <w:t>(</w:t>
-      </w:r>
-      <w:proofErr w:type="spellStart"/>
-      <w:proofErr w:type="gramEnd"/>
-      <w:r>
-        <w:rPr>
-          <w:color w:val="FF0000"/>
-        </w:rPr>
-        <w:t>cái</w:t>
-      </w:r>
-      <w:proofErr w:type="spellEnd"/>
-      <w:r>
-        <w:rPr>
-          <w:color w:val="FF0000"/>
-        </w:rPr>
-        <w:t xml:space="preserve"> </w:t>
-      </w:r>
-      <w:proofErr w:type="spellStart"/>
-      <w:r>
-        <w:rPr>
-          <w:color w:val="FF0000"/>
-        </w:rPr>
-        <w:t>này</w:t>
-      </w:r>
-      <w:proofErr w:type="spellEnd"/>
-      <w:r>
-        <w:rPr>
-          <w:color w:val="FF0000"/>
-        </w:rPr>
-        <w:t xml:space="preserve"> ở </w:t>
-      </w:r>
-      <w:proofErr w:type="spellStart"/>
-      <w:r>
-        <w:rPr>
-          <w:color w:val="FF0000"/>
-        </w:rPr>
-        <w:t>phần</w:t>
-      </w:r>
-      <w:proofErr w:type="spellEnd"/>
-      <w:r>
-        <w:rPr>
-          <w:color w:val="FF0000"/>
-        </w:rPr>
-        <w:t xml:space="preserve"> </w:t>
-      </w:r>
-      <w:proofErr w:type="spellStart"/>
-      <w:r>
-        <w:rPr>
-          <w:color w:val="FF0000"/>
-        </w:rPr>
-        <w:t>chế</w:t>
-      </w:r>
-      <w:proofErr w:type="spellEnd"/>
-      <w:r>
-        <w:rPr>
-          <w:color w:val="FF0000"/>
-        </w:rPr>
-        <w:t xml:space="preserve"> </w:t>
-      </w:r>
-      <w:proofErr w:type="spellStart"/>
-      <w:r>
-        <w:rPr>
-          <w:color w:val="FF0000"/>
-        </w:rPr>
-        <w:t>tạo</w:t>
-      </w:r>
-      <w:proofErr w:type="spellEnd"/>
-      <w:r>
-        <w:rPr>
-          <w:color w:val="FF0000"/>
-        </w:rPr>
-        <w:t xml:space="preserve"> </w:t>
-      </w:r>
-      <w:proofErr w:type="spellStart"/>
-      <w:r>
-        <w:rPr>
-          <w:color w:val="FF0000"/>
-        </w:rPr>
-        <w:t>không</w:t>
-      </w:r>
-      <w:proofErr w:type="spellEnd"/>
-      <w:r>
-        <w:rPr>
-          <w:color w:val="FF0000"/>
-        </w:rPr>
-        <w:t xml:space="preserve"> </w:t>
-      </w:r>
-      <w:proofErr w:type="spellStart"/>
-      <w:r>
-        <w:rPr>
-          <w:color w:val="FF0000"/>
-        </w:rPr>
-        <w:t>ghi</w:t>
-      </w:r>
-      <w:proofErr w:type="spellEnd"/>
-      <w:r>
-        <w:rPr>
-          <w:color w:val="FF0000"/>
-        </w:rPr>
-        <w:t xml:space="preserve"> ở </w:t>
-      </w:r>
-      <w:proofErr w:type="spellStart"/>
-      <w:r>
-        <w:rPr>
-          <w:color w:val="FF0000"/>
-        </w:rPr>
-        <w:t>đây</w:t>
-      </w:r>
-      <w:proofErr w:type="spellEnd"/>
-      <w:r>
-        <w:rPr>
-          <w:color w:val="FF0000"/>
-        </w:rPr>
-        <w:t>)</w:t>
-      </w:r>
-    </w:p>
-    <w:p>
-      <w:pPr>
-        <w:pStyle w:val="Heading2"/>
-      </w:pPr>
-      <w:r>
-        <w:lastRenderedPageBreak/>
-        <w:t xml:space="preserve">4.2. Kết quả ma trận tính </w:t>
-      </w:r>
-      <w:proofErr w:type="spellStart"/>
-      <w:r>
-        <w:t>toán</w:t>
-      </w:r>
-      <w:proofErr w:type="spellEnd"/>
-      <w:r>
-        <w:t xml:space="preserve"> </w:t>
-      </w:r>
-      <w:proofErr w:type="spellStart"/>
-      <w:r>
-        <w:t>góc</w:t>
-      </w:r>
-      <w:proofErr w:type="spellEnd"/>
-      <w:r>
-        <w:t xml:space="preserve"> </w:t>
-      </w:r>
-      <w:proofErr w:type="spellStart"/>
-      <w:r>
-        <w:t>Mặt</w:t>
-      </w:r>
-      <w:proofErr w:type="spellEnd"/>
-      <w:r>
-        <w:t xml:space="preserve"> </w:t>
-      </w:r>
-      <w:proofErr w:type="spellStart"/>
-      <w:proofErr w:type="gramStart"/>
-      <w:r>
-        <w:t>Trời</w:t>
-      </w:r>
-      <w:proofErr w:type="spellEnd"/>
-      <w:r>
-        <w:rPr>
-          <w:color w:val="FF0000"/>
-        </w:rPr>
-        <w:t>(</w:t>
-      </w:r>
-      <w:proofErr w:type="spellStart"/>
-      <w:proofErr w:type="gramEnd"/>
-      <w:r>
-        <w:rPr>
-          <w:color w:val="FF0000"/>
-        </w:rPr>
-        <w:t>bỏ</w:t>
-      </w:r>
-      <w:proofErr w:type="spellEnd"/>
-      <w:r>
-        <w:rPr>
-          <w:color w:val="FF0000"/>
-        </w:rPr>
-        <w:t xml:space="preserve"> </w:t>
-      </w:r>
-      <w:proofErr w:type="spellStart"/>
-      <w:r>
-        <w:rPr>
-          <w:color w:val="FF0000"/>
-        </w:rPr>
-        <w:t>không</w:t>
-      </w:r>
-      <w:proofErr w:type="spellEnd"/>
-      <w:r>
-        <w:rPr>
-          <w:color w:val="FF0000"/>
-        </w:rPr>
-        <w:t xml:space="preserve"> </w:t>
-      </w:r>
-      <w:proofErr w:type="spellStart"/>
-      <w:r>
-        <w:rPr>
-          <w:color w:val="FF0000"/>
-        </w:rPr>
-        <w:t>tự</w:t>
-      </w:r>
-      <w:proofErr w:type="spellEnd"/>
-      <w:r>
-        <w:rPr>
-          <w:color w:val="FF0000"/>
-        </w:rPr>
-        <w:t xml:space="preserve"> ý </w:t>
-      </w:r>
-      <w:proofErr w:type="spellStart"/>
-      <w:r>
-        <w:rPr>
-          <w:color w:val="FF0000"/>
-        </w:rPr>
-        <w:t>bịa</w:t>
-      </w:r>
-      <w:proofErr w:type="spellEnd"/>
-      <w:r>
-        <w:rPr>
-          <w:color w:val="FF0000"/>
-        </w:rPr>
-        <w:t xml:space="preserve"> them </w:t>
-      </w:r>
-      <w:proofErr w:type="spellStart"/>
-      <w:r>
-        <w:rPr>
-          <w:color w:val="FF0000"/>
-        </w:rPr>
-        <w:t>thông</w:t>
-      </w:r>
-      <w:proofErr w:type="spellEnd"/>
-      <w:r>
-        <w:rPr>
-          <w:color w:val="FF0000"/>
-        </w:rPr>
-        <w:t xml:space="preserve"> tin </w:t>
-      </w:r>
-      <w:proofErr w:type="spellStart"/>
-      <w:r>
-        <w:rPr>
-          <w:color w:val="FF0000"/>
-        </w:rPr>
-        <w:t>chưa</w:t>
-      </w:r>
-      <w:proofErr w:type="spellEnd"/>
-      <w:r>
-        <w:rPr>
-          <w:color w:val="FF0000"/>
-        </w:rPr>
-        <w:t xml:space="preserve"> </w:t>
-      </w:r>
-      <w:proofErr w:type="spellStart"/>
-      <w:r>
-        <w:rPr>
-          <w:color w:val="FF0000"/>
-        </w:rPr>
-        <w:t>làm</w:t>
-      </w:r>
-      <w:proofErr w:type="spellEnd"/>
-      <w:r>
-        <w:rPr>
-          <w:color w:val="FF0000"/>
-        </w:rPr>
-        <w:t xml:space="preserve"> </w:t>
-      </w:r>
-      <w:proofErr w:type="spellStart"/>
-      <w:r>
-        <w:rPr>
-          <w:color w:val="FF0000"/>
-        </w:rPr>
-        <w:t>thì</w:t>
-      </w:r>
-      <w:proofErr w:type="spellEnd"/>
-      <w:r>
-        <w:rPr>
-          <w:color w:val="FF0000"/>
-        </w:rPr>
-        <w:t xml:space="preserve"> </w:t>
-      </w:r>
-      <w:proofErr w:type="spellStart"/>
-      <w:r>
-        <w:rPr>
-          <w:color w:val="FF0000"/>
-        </w:rPr>
-        <w:t>bỏ</w:t>
-      </w:r>
-      <w:proofErr w:type="spellEnd"/>
-      <w:r>
-        <w:rPr>
-          <w:color w:val="FF0000"/>
-        </w:rPr>
-        <w:t xml:space="preserve"> </w:t>
-      </w:r>
-      <w:proofErr w:type="spellStart"/>
-      <w:r>
-        <w:rPr>
-          <w:color w:val="FF0000"/>
-        </w:rPr>
-        <w:t>vào</w:t>
-      </w:r>
-      <w:proofErr w:type="spellEnd"/>
-      <w:r>
-        <w:rPr>
-          <w:color w:val="FF0000"/>
-        </w:rPr>
-        <w:t xml:space="preserve"> </w:t>
-      </w:r>
-      <w:proofErr w:type="spellStart"/>
-      <w:r>
-        <w:rPr>
-          <w:color w:val="FF0000"/>
-        </w:rPr>
-        <w:t>phần</w:t>
-      </w:r>
-      <w:proofErr w:type="spellEnd"/>
-      <w:r>
-        <w:rPr>
-          <w:color w:val="FF0000"/>
-        </w:rPr>
-        <w:t xml:space="preserve"> </w:t>
-      </w:r>
-      <w:proofErr w:type="spellStart"/>
-      <w:r>
-        <w:rPr>
-          <w:color w:val="FF0000"/>
-        </w:rPr>
-        <w:t>việc</w:t>
-      </w:r>
-      <w:proofErr w:type="spellEnd"/>
-      <w:r>
-        <w:rPr>
-          <w:color w:val="FF0000"/>
-        </w:rPr>
-        <w:t xml:space="preserve"> </w:t>
-      </w:r>
-      <w:proofErr w:type="spellStart"/>
-      <w:r>
-        <w:rPr>
-          <w:color w:val="FF0000"/>
-        </w:rPr>
-        <w:t>làm</w:t>
-      </w:r>
-      <w:proofErr w:type="spellEnd"/>
-      <w:r>
-        <w:rPr>
-          <w:color w:val="FF0000"/>
-        </w:rPr>
-        <w:t xml:space="preserve"> </w:t>
-      </w:r>
-      <w:proofErr w:type="spellStart"/>
-      <w:r>
-        <w:rPr>
-          <w:color w:val="FF0000"/>
-        </w:rPr>
-        <w:t>tiếp</w:t>
-      </w:r>
-      <w:proofErr w:type="spellEnd"/>
-      <w:r>
-        <w:rPr>
-          <w:color w:val="FF0000"/>
-        </w:rPr>
-        <w:t xml:space="preserve"> </w:t>
-      </w:r>
-      <w:proofErr w:type="spellStart"/>
-      <w:r>
-        <w:rPr>
-          <w:color w:val="FF0000"/>
-        </w:rPr>
-        <w:t>theo</w:t>
-      </w:r>
-      <w:proofErr w:type="spellEnd"/>
-      <w:r>
-        <w:rPr>
-          <w:color w:val="FF0000"/>
-        </w:rPr>
-        <w:t>)</w:t>
-      </w:r>
-    </w:p>
-    <w:p>
-      <w:r>
-        <w:t>Ma trận tính toán là bảng góc cao α và góc phương vị γ mà khối thiên văn của chương trình tính ra cho từng giờ trong ngày, tại bốn ngày đại diện; đây chính là dữ liệu đầu vào của bước định vị thô. Bảng góc cao α (độ):</w:t>
-      </w:r>
-    </w:p>
-    <w:p>
-      <w:pPr>
-        <w:pStyle w:val="Caption"/>
-        <w:spacing w:after="80"/>
-      </w:pPr>
-      <w:r>
-        <w:t>Bảng 3. Ma trận góc cao α (độ) theo giờ và ngày</w:t>
-      </w:r>
-    </w:p>
-    <w:tbl>
-      <w:tblPr>
-        <w:tblStyle w:val="TableGrid"/>
-        <w:tblW w:w="0" w:type="auto"/>
-        <w:jc w:val="center"/>
-        <w:tblLook w:val="04A0" w:firstRow="1" w:lastRow="0" w:firstColumn="1" w:lastColumn="0" w:noHBand="0" w:noVBand="1"/>
-      </w:tblPr>
-      <w:tblGrid>
-        <w:gridCol w:w="1806"/>
-        <w:gridCol w:w="1806"/>
-        <w:gridCol w:w="1806"/>
-        <w:gridCol w:w="1806"/>
-        <w:gridCol w:w="1806"/>
-      </w:tblGrid>
-      <w:tr>
-        <w:trPr>
-          <w:jc w:val="center"/>
-        </w:trPr>
-        <w:tc>
-          <w:tcPr>
-            <w:tcW w:w="1806" w:type="dxa"/>
-          </w:tcPr>
-          <w:p>
-            <w:pPr>
-              <w:spacing w:after="40"/>
-              <w:ind w:firstLine="0"/>
-            </w:pPr>
-            <w:r>
-              <w:rPr>
-                <w:b/>
-                <w:sz w:val="22"/>
-              </w:rPr>
-              <w:t>Giờ</w:t>
-            </w:r>
-          </w:p>
-        </w:tc>
-        <w:tc>
-          <w:tcPr>
-            <w:tcW w:w="1806" w:type="dxa"/>
-          </w:tcPr>
-          <w:p>
-            <w:pPr>
-              <w:spacing w:after="40"/>
-              <w:ind w:firstLine="0"/>
-            </w:pPr>
-            <w:r>
-              <w:rPr>
-                <w:b/>
-                <w:sz w:val="22"/>
-              </w:rPr>
-              <w:t>21/3</w:t>
-            </w:r>
-          </w:p>
-        </w:tc>
-        <w:tc>
-          <w:tcPr>
-            <w:tcW w:w="1806" w:type="dxa"/>
-          </w:tcPr>
-          <w:p>
-            <w:pPr>
-              <w:spacing w:after="40"/>
-              <w:ind w:firstLine="0"/>
-            </w:pPr>
-            <w:r>
-              <w:rPr>
-                <w:b/>
-                <w:sz w:val="22"/>
-              </w:rPr>
-              <w:t>21/6</w:t>
-            </w:r>
-          </w:p>
-        </w:tc>
-        <w:tc>
-          <w:tcPr>
-            <w:tcW w:w="1806" w:type="dxa"/>
-          </w:tcPr>
-          <w:p>
-            <w:pPr>
-              <w:spacing w:after="40"/>
-              <w:ind w:firstLine="0"/>
-            </w:pPr>
-            <w:r>
-              <w:rPr>
-                <w:b/>
-                <w:sz w:val="22"/>
-              </w:rPr>
-              <w:t>23/9</w:t>
-            </w:r>
-          </w:p>
-        </w:tc>
-        <w:tc>
-          <w:tcPr>
-            <w:tcW w:w="1806" w:type="dxa"/>
-          </w:tcPr>
-          <w:p>
-            <w:pPr>
-              <w:spacing w:after="40"/>
-              <w:ind w:firstLine="0"/>
-            </w:pPr>
-            <w:r>
-              <w:rPr>
-                <w:b/>
-                <w:sz w:val="22"/>
-              </w:rPr>
-              <w:t>21/12</w:t>
-            </w:r>
-          </w:p>
-        </w:tc>
-      </w:tr>
-      <w:tr>
-        <w:trPr>
-          <w:jc w:val="center"/>
-        </w:trPr>
-        <w:tc>
-          <w:tcPr>
-            <w:tcW w:w="1806" w:type="dxa"/>
-          </w:tcPr>
-          <w:p>
-            <w:pPr>
-              <w:spacing w:after="40"/>
-              <w:ind w:firstLine="0"/>
-            </w:pPr>
-            <w:r>
-              <w:rPr>
-                <w:sz w:val="22"/>
-              </w:rPr>
-              <w:t>6h</w:t>
-            </w:r>
-          </w:p>
-        </w:tc>
-        <w:tc>
-          <w:tcPr>
-            <w:tcW w:w="1806" w:type="dxa"/>
-          </w:tcPr>
-          <w:p>
-            <w:pPr>
-              <w:spacing w:after="40"/>
-              <w:ind w:firstLine="0"/>
-            </w:pPr>
-            <w:r>
-              <w:rPr>
-                <w:sz w:val="22"/>
-              </w:rPr>
-              <w:t>2,0</w:t>
-            </w:r>
-          </w:p>
-        </w:tc>
-        <w:tc>
-          <w:tcPr>
-            <w:tcW w:w="1806" w:type="dxa"/>
-          </w:tcPr>
-          <w:p>
-            <w:pPr>
-              <w:spacing w:after="40"/>
-              <w:ind w:firstLine="0"/>
-            </w:pPr>
-            <w:r>
-              <w:rPr>
-                <w:sz w:val="22"/>
-              </w:rPr>
-              <w:t>4,6</w:t>
-            </w:r>
-          </w:p>
-        </w:tc>
-        <w:tc>
-          <w:tcPr>
-            <w:tcW w:w="1806" w:type="dxa"/>
-          </w:tcPr>
-          <w:p>
-            <w:pPr>
-              <w:spacing w:after="40"/>
-              <w:ind w:firstLine="0"/>
-            </w:pPr>
-            <w:r>
-              <w:rPr>
-                <w:sz w:val="22"/>
-              </w:rPr>
-              <w:t>1,4</w:t>
-            </w:r>
-          </w:p>
-        </w:tc>
-        <w:tc>
-          <w:tcPr>
-            <w:tcW w:w="1806" w:type="dxa"/>
-          </w:tcPr>
-          <w:p>
-            <w:pPr>
-              <w:spacing w:after="40"/>
-              <w:ind w:firstLine="0"/>
-            </w:pPr>
-            <w:r>
-              <w:rPr>
-                <w:sz w:val="22"/>
-              </w:rPr>
-              <w:t>0,0</w:t>
-            </w:r>
-          </w:p>
-        </w:tc>
-      </w:tr>
-      <w:tr>
-        <w:trPr>
-          <w:jc w:val="center"/>
-        </w:trPr>
-        <w:tc>
-          <w:tcPr>
-            <w:tcW w:w="1806" w:type="dxa"/>
-          </w:tcPr>
-          <w:p>
-            <w:pPr>
-              <w:spacing w:after="40"/>
-              <w:ind w:firstLine="0"/>
-            </w:pPr>
-            <w:r>
-              <w:rPr>
-                <w:sz w:val="22"/>
-              </w:rPr>
-              <w:t>7h</w:t>
-            </w:r>
-          </w:p>
-        </w:tc>
-        <w:tc>
-          <w:tcPr>
-            <w:tcW w:w="1806" w:type="dxa"/>
-          </w:tcPr>
-          <w:p>
-            <w:pPr>
-              <w:spacing w:after="40"/>
-              <w:ind w:firstLine="0"/>
-            </w:pPr>
-            <w:r>
-              <w:rPr>
-                <w:sz w:val="22"/>
-              </w:rPr>
-              <w:t>14,0</w:t>
-            </w:r>
-          </w:p>
-        </w:tc>
-        <w:tc>
-          <w:tcPr>
-            <w:tcW w:w="1806" w:type="dxa"/>
-          </w:tcPr>
-          <w:p>
-            <w:pPr>
-              <w:spacing w:after="40"/>
-              <w:ind w:firstLine="0"/>
-            </w:pPr>
-            <w:r>
-              <w:rPr>
-                <w:sz w:val="22"/>
-              </w:rPr>
-              <w:t>21,0</w:t>
-            </w:r>
-          </w:p>
-        </w:tc>
-        <w:tc>
-          <w:tcPr>
-            <w:tcW w:w="1806" w:type="dxa"/>
-          </w:tcPr>
-          <w:p>
-            <w:pPr>
-              <w:spacing w:after="40"/>
-              <w:ind w:firstLine="0"/>
-            </w:pPr>
-            <w:r>
-              <w:rPr>
-                <w:sz w:val="22"/>
-              </w:rPr>
-              <w:t>14,0</w:t>
-            </w:r>
-          </w:p>
-        </w:tc>
-        <w:tc>
-          <w:tcPr>
-            <w:tcW w:w="1806" w:type="dxa"/>
-          </w:tcPr>
-          <w:p>
-            <w:pPr>
-              <w:spacing w:after="40"/>
-              <w:ind w:firstLine="0"/>
-            </w:pPr>
-            <w:r>
-              <w:rPr>
-                <w:sz w:val="22"/>
-              </w:rPr>
-              <w:t>5,0</w:t>
-            </w:r>
-          </w:p>
-        </w:tc>
-      </w:tr>
-      <w:tr>
-        <w:trPr>
-          <w:jc w:val="center"/>
-        </w:trPr>
-        <w:tc>
-          <w:tcPr>
-            <w:tcW w:w="1806" w:type="dxa"/>
-          </w:tcPr>
-          <w:p>
-            <w:pPr>
-              <w:spacing w:after="40"/>
-              <w:ind w:firstLine="0"/>
-            </w:pPr>
-            <w:r>
-              <w:rPr>
-                <w:sz w:val="22"/>
-              </w:rPr>
-              <w:t>8h</w:t>
-            </w:r>
-          </w:p>
-        </w:tc>
-        <w:tc>
-          <w:tcPr>
-            <w:tcW w:w="1806" w:type="dxa"/>
-          </w:tcPr>
-          <w:p>
-            <w:pPr>
-              <w:spacing w:after="40"/>
-              <w:ind w:firstLine="0"/>
-            </w:pPr>
-            <w:r>
-              <w:rPr>
-                <w:sz w:val="22"/>
-              </w:rPr>
-              <w:t>27,6</w:t>
-            </w:r>
-          </w:p>
-        </w:tc>
-        <w:tc>
-          <w:tcPr>
-            <w:tcW w:w="1806" w:type="dxa"/>
-          </w:tcPr>
-          <w:p>
-            <w:pPr>
-              <w:spacing w:after="40"/>
-              <w:ind w:firstLine="0"/>
-            </w:pPr>
-            <w:r>
-              <w:rPr>
-                <w:sz w:val="22"/>
-              </w:rPr>
-              <w:t>35,6</w:t>
-            </w:r>
-          </w:p>
-        </w:tc>
-        <w:tc>
-          <w:tcPr>
-            <w:tcW w:w="1806" w:type="dxa"/>
-          </w:tcPr>
-          <w:p>
-            <w:pPr>
-              <w:spacing w:after="40"/>
-              <w:ind w:firstLine="0"/>
-            </w:pPr>
-            <w:r>
-              <w:rPr>
-                <w:sz w:val="22"/>
-              </w:rPr>
-              <w:t>27,2</w:t>
-            </w:r>
-          </w:p>
-        </w:tc>
-        <w:tc>
-          <w:tcPr>
-            <w:tcW w:w="1806" w:type="dxa"/>
-          </w:tcPr>
-          <w:p>
-            <w:pPr>
-              <w:spacing w:after="40"/>
-              <w:ind w:firstLine="0"/>
-            </w:pPr>
-            <w:r>
-              <w:rPr>
-                <w:sz w:val="22"/>
-              </w:rPr>
-              <w:t>14,2</w:t>
-            </w:r>
-          </w:p>
-        </w:tc>
-      </w:tr>
-      <w:tr>
-        <w:trPr>
-          <w:jc w:val="center"/>
-        </w:trPr>
-        <w:tc>
-          <w:tcPr>
-            <w:tcW w:w="1806" w:type="dxa"/>
-          </w:tcPr>
-          <w:p>
-            <w:pPr>
-              <w:spacing w:after="40"/>
-              <w:ind w:firstLine="0"/>
-            </w:pPr>
-            <w:r>
-              <w:rPr>
-                <w:sz w:val="22"/>
-              </w:rPr>
-              <w:t>9h</w:t>
-            </w:r>
-          </w:p>
-        </w:tc>
-        <w:tc>
-          <w:tcPr>
-            <w:tcW w:w="1806" w:type="dxa"/>
-          </w:tcPr>
-          <w:p>
-            <w:pPr>
-              <w:spacing w:after="40"/>
-              <w:ind w:firstLine="0"/>
-            </w:pPr>
-            <w:r>
-              <w:rPr>
-                <w:sz w:val="22"/>
-              </w:rPr>
-              <w:t>40,5</w:t>
-            </w:r>
-          </w:p>
-        </w:tc>
-        <w:tc>
-          <w:tcPr>
-            <w:tcW w:w="1806" w:type="dxa"/>
-          </w:tcPr>
-          <w:p>
-            <w:pPr>
-              <w:spacing w:after="40"/>
-              <w:ind w:firstLine="0"/>
-            </w:pPr>
-            <w:r>
-              <w:rPr>
-                <w:sz w:val="22"/>
-              </w:rPr>
-              <w:t>49,4</w:t>
-            </w:r>
-          </w:p>
-        </w:tc>
-        <w:tc>
-          <w:tcPr>
-            <w:tcW w:w="1806" w:type="dxa"/>
-          </w:tcPr>
-          <w:p>
-            <w:pPr>
-              <w:spacing w:after="40"/>
-              <w:ind w:firstLine="0"/>
-            </w:pPr>
-            <w:r>
-              <w:rPr>
-                <w:sz w:val="22"/>
-              </w:rPr>
-              <w:t>40,0</w:t>
-            </w:r>
-          </w:p>
-        </w:tc>
-        <w:tc>
-          <w:tcPr>
-            <w:tcW w:w="1806" w:type="dxa"/>
-          </w:tcPr>
-          <w:p>
-            <w:pPr>
-              <w:spacing w:after="40"/>
-              <w:ind w:firstLine="0"/>
-            </w:pPr>
-            <w:r>
-              <w:rPr>
-                <w:sz w:val="22"/>
-              </w:rPr>
-              <w:t>23,6</w:t>
-            </w:r>
-          </w:p>
-        </w:tc>
-      </w:tr>
-      <w:tr>
-        <w:trPr>
-          <w:jc w:val="center"/>
-        </w:trPr>
-        <w:tc>
-          <w:tcPr>
-            <w:tcW w:w="1806" w:type="dxa"/>
-          </w:tcPr>
-          <w:p>
-            <w:pPr>
-              <w:spacing w:after="40"/>
-              <w:ind w:firstLine="0"/>
-            </w:pPr>
-            <w:r>
-              <w:rPr>
-                <w:sz w:val="22"/>
-              </w:rPr>
-              <w:t>10h</w:t>
-            </w:r>
-          </w:p>
-        </w:tc>
-        <w:tc>
-          <w:tcPr>
-            <w:tcW w:w="1806" w:type="dxa"/>
-          </w:tcPr>
-          <w:p>
-            <w:pPr>
-              <w:spacing w:after="40"/>
-              <w:ind w:firstLine="0"/>
-            </w:pPr>
-            <w:r>
-              <w:rPr>
-                <w:sz w:val="22"/>
-              </w:rPr>
-              <w:t>52,1</w:t>
-            </w:r>
-          </w:p>
-        </w:tc>
-        <w:tc>
-          <w:tcPr>
-            <w:tcW w:w="1806" w:type="dxa"/>
-          </w:tcPr>
-          <w:p>
-            <w:pPr>
-              <w:spacing w:after="40"/>
-              <w:ind w:firstLine="0"/>
-            </w:pPr>
-            <w:r>
-              <w:rPr>
-                <w:sz w:val="22"/>
-              </w:rPr>
-              <w:t>61,6</w:t>
-            </w:r>
-          </w:p>
-        </w:tc>
-        <w:tc>
-          <w:tcPr>
-            <w:tcW w:w="1806" w:type="dxa"/>
-          </w:tcPr>
-          <w:p>
-            <w:pPr>
-              <w:spacing w:after="40"/>
-              <w:ind w:firstLine="0"/>
-            </w:pPr>
-            <w:r>
-              <w:rPr>
-                <w:sz w:val="22"/>
-              </w:rPr>
-              <w:t>51,6</w:t>
-            </w:r>
-          </w:p>
-        </w:tc>
-        <w:tc>
-          <w:tcPr>
-            <w:tcW w:w="1806" w:type="dxa"/>
-          </w:tcPr>
-          <w:p>
-            <w:pPr>
-              <w:spacing w:after="40"/>
-              <w:ind w:firstLine="0"/>
-            </w:pPr>
-            <w:r>
-              <w:rPr>
-                <w:sz w:val="22"/>
-              </w:rPr>
-              <w:t>32,6</w:t>
-            </w:r>
-          </w:p>
-        </w:tc>
-      </w:tr>
-      <w:tr>
-        <w:trPr>
-          <w:jc w:val="center"/>
-        </w:trPr>
-        <w:tc>
-          <w:tcPr>
-            <w:tcW w:w="1806" w:type="dxa"/>
-          </w:tcPr>
-          <w:p>
-            <w:pPr>
-              <w:spacing w:after="40"/>
-              <w:ind w:firstLine="0"/>
-            </w:pPr>
-            <w:r>
-              <w:rPr>
-                <w:sz w:val="22"/>
-              </w:rPr>
-              <w:t>11h</w:t>
-            </w:r>
-          </w:p>
-        </w:tc>
-        <w:tc>
-          <w:tcPr>
-            <w:tcW w:w="1806" w:type="dxa"/>
-          </w:tcPr>
-          <w:p>
-            <w:pPr>
-              <w:spacing w:after="40"/>
-              <w:ind w:firstLine="0"/>
-            </w:pPr>
-            <w:r>
-              <w:rPr>
-                <w:sz w:val="22"/>
-              </w:rPr>
-              <w:t>61,4</w:t>
-            </w:r>
-          </w:p>
-        </w:tc>
-        <w:tc>
-          <w:tcPr>
-            <w:tcW w:w="1806" w:type="dxa"/>
-          </w:tcPr>
-          <w:p>
-            <w:pPr>
-              <w:spacing w:after="40"/>
-              <w:ind w:firstLine="0"/>
-            </w:pPr>
-            <w:r>
-              <w:rPr>
-                <w:sz w:val="22"/>
-              </w:rPr>
-              <w:t>71,4</w:t>
-            </w:r>
-          </w:p>
-        </w:tc>
-        <w:tc>
-          <w:tcPr>
-            <w:tcW w:w="1806" w:type="dxa"/>
-          </w:tcPr>
-          <w:p>
-            <w:pPr>
-              <w:spacing w:after="40"/>
-              <w:ind w:firstLine="0"/>
-            </w:pPr>
-            <w:r>
-              <w:rPr>
-                <w:sz w:val="22"/>
-              </w:rPr>
-              <w:t>60,9</w:t>
-            </w:r>
-          </w:p>
-        </w:tc>
-        <w:tc>
-          <w:tcPr>
-            <w:tcW w:w="1806" w:type="dxa"/>
-          </w:tcPr>
-          <w:p>
-            <w:pPr>
-              <w:spacing w:after="40"/>
-              <w:ind w:firstLine="0"/>
-            </w:pPr>
-            <w:r>
-              <w:rPr>
-                <w:sz w:val="22"/>
-              </w:rPr>
-              <w:t>40,2</w:t>
-            </w:r>
-          </w:p>
-        </w:tc>
-      </w:tr>
-      <w:tr>
-        <w:trPr>
-          <w:jc w:val="center"/>
-        </w:trPr>
-        <w:tc>
-          <w:tcPr>
-            <w:tcW w:w="1806" w:type="dxa"/>
-          </w:tcPr>
-          <w:p>
-            <w:pPr>
-              <w:spacing w:after="40"/>
-              <w:ind w:firstLine="0"/>
-            </w:pPr>
-            <w:r>
-              <w:rPr>
-                <w:sz w:val="22"/>
-              </w:rPr>
-              <w:t>12h</w:t>
-            </w:r>
-          </w:p>
-        </w:tc>
-        <w:tc>
-          <w:tcPr>
-            <w:tcW w:w="1806" w:type="dxa"/>
-          </w:tcPr>
-          <w:p>
-            <w:pPr>
-              <w:spacing w:after="40"/>
-              <w:ind w:firstLine="0"/>
-            </w:pPr>
-            <w:r>
-              <w:rPr>
-                <w:sz w:val="22"/>
-              </w:rPr>
-              <w:t>66,5</w:t>
-            </w:r>
-          </w:p>
-        </w:tc>
-        <w:tc>
-          <w:tcPr>
-            <w:tcW w:w="1806" w:type="dxa"/>
-          </w:tcPr>
-          <w:p>
-            <w:pPr>
-              <w:spacing w:after="40"/>
-              <w:ind w:firstLine="0"/>
-            </w:pPr>
-            <w:r>
-              <w:rPr>
-                <w:sz w:val="22"/>
-              </w:rPr>
-              <w:t>87,9</w:t>
-            </w:r>
-          </w:p>
-        </w:tc>
-        <w:tc>
-          <w:tcPr>
-            <w:tcW w:w="1806" w:type="dxa"/>
-          </w:tcPr>
-          <w:p>
-            <w:pPr>
-              <w:spacing w:after="40"/>
-              <w:ind w:firstLine="0"/>
-            </w:pPr>
-            <w:r>
-              <w:rPr>
-                <w:sz w:val="22"/>
-              </w:rPr>
-              <w:t>66,0</w:t>
-            </w:r>
-          </w:p>
-        </w:tc>
-        <w:tc>
-          <w:tcPr>
-            <w:tcW w:w="1806" w:type="dxa"/>
-          </w:tcPr>
-          <w:p>
-            <w:pPr>
-              <w:spacing w:after="40"/>
-              <w:ind w:firstLine="0"/>
-            </w:pPr>
-            <w:r>
-              <w:rPr>
-                <w:sz w:val="22"/>
-              </w:rPr>
-              <w:t>44,7</w:t>
-            </w:r>
-          </w:p>
-        </w:tc>
-      </w:tr>
-      <w:tr>
-        <w:trPr>
-          <w:jc w:val="center"/>
-        </w:trPr>
-        <w:tc>
-          <w:tcPr>
-            <w:tcW w:w="1806" w:type="dxa"/>
-          </w:tcPr>
-          <w:p>
-            <w:pPr>
-              <w:spacing w:after="40"/>
-              <w:ind w:firstLine="0"/>
-            </w:pPr>
-            <w:r>
-              <w:rPr>
-                <w:sz w:val="22"/>
-              </w:rPr>
-              <w:t>13h</w:t>
-            </w:r>
-          </w:p>
-        </w:tc>
-        <w:tc>
-          <w:tcPr>
-            <w:tcW w:w="1806" w:type="dxa"/>
-          </w:tcPr>
-          <w:p>
-            <w:pPr>
-              <w:spacing w:after="40"/>
-              <w:ind w:firstLine="0"/>
-            </w:pPr>
-            <w:r>
-              <w:rPr>
-                <w:sz w:val="22"/>
-              </w:rPr>
-              <w:t>65,9</w:t>
-            </w:r>
-          </w:p>
-        </w:tc>
-        <w:tc>
-          <w:tcPr>
-            <w:tcW w:w="1806" w:type="dxa"/>
-          </w:tcPr>
-          <w:p>
-            <w:pPr>
-              <w:spacing w:after="40"/>
-              <w:ind w:firstLine="0"/>
-            </w:pPr>
-            <w:r>
-              <w:rPr>
-                <w:sz w:val="22"/>
-              </w:rPr>
-              <w:t>70,9</w:t>
-            </w:r>
-          </w:p>
-        </w:tc>
-        <w:tc>
-          <w:tcPr>
-            <w:tcW w:w="1806" w:type="dxa"/>
-          </w:tcPr>
-          <w:p>
-            <w:pPr>
-              <w:spacing w:after="40"/>
-              <w:ind w:firstLine="0"/>
-            </w:pPr>
-            <w:r>
-              <w:rPr>
-                <w:sz w:val="22"/>
-              </w:rPr>
-              <w:t>65,4</w:t>
-            </w:r>
-          </w:p>
-        </w:tc>
-        <w:tc>
-          <w:tcPr>
-            <w:tcW w:w="1806" w:type="dxa"/>
-          </w:tcPr>
-          <w:p>
-            <w:pPr>
-              <w:spacing w:after="40"/>
-              <w:ind w:firstLine="0"/>
-            </w:pPr>
-            <w:r>
-              <w:rPr>
-                <w:sz w:val="22"/>
-              </w:rPr>
-              <w:t>43,6</w:t>
-            </w:r>
-          </w:p>
-        </w:tc>
-      </w:tr>
-      <w:tr>
-        <w:trPr>
-          <w:jc w:val="center"/>
-        </w:trPr>
-        <w:tc>
-          <w:tcPr>
-            <w:tcW w:w="1806" w:type="dxa"/>
-          </w:tcPr>
-          <w:p>
-            <w:pPr>
-              <w:spacing w:after="40"/>
-              <w:ind w:firstLine="0"/>
-            </w:pPr>
-            <w:r>
-              <w:rPr>
-                <w:sz w:val="22"/>
-              </w:rPr>
-              <w:t>14h</w:t>
-            </w:r>
-          </w:p>
-        </w:tc>
-        <w:tc>
-          <w:tcPr>
-            <w:tcW w:w="1806" w:type="dxa"/>
-          </w:tcPr>
-          <w:p>
-            <w:pPr>
-              <w:spacing w:after="40"/>
-              <w:ind w:firstLine="0"/>
-            </w:pPr>
-            <w:r>
-              <w:rPr>
-                <w:sz w:val="22"/>
-              </w:rPr>
-              <w:t>58,9</w:t>
-            </w:r>
-          </w:p>
-        </w:tc>
-        <w:tc>
-          <w:tcPr>
-            <w:tcW w:w="1806" w:type="dxa"/>
-          </w:tcPr>
-          <w:p>
-            <w:pPr>
-              <w:spacing w:after="40"/>
-              <w:ind w:firstLine="0"/>
-            </w:pPr>
-            <w:r>
-              <w:rPr>
-                <w:sz w:val="22"/>
-              </w:rPr>
-              <w:t>61,0</w:t>
-            </w:r>
-          </w:p>
-        </w:tc>
-        <w:tc>
-          <w:tcPr>
-            <w:tcW w:w="1806" w:type="dxa"/>
-          </w:tcPr>
-          <w:p>
-            <w:pPr>
-              <w:spacing w:after="40"/>
-              <w:ind w:firstLine="0"/>
-            </w:pPr>
-            <w:r>
-              <w:rPr>
-                <w:sz w:val="22"/>
-              </w:rPr>
-              <w:t>58,4</w:t>
-            </w:r>
-          </w:p>
-        </w:tc>
-        <w:tc>
-          <w:tcPr>
-            <w:tcW w:w="1806" w:type="dxa"/>
-          </w:tcPr>
-          <w:p>
-            <w:pPr>
-              <w:spacing w:after="40"/>
-              <w:ind w:firstLine="0"/>
-            </w:pPr>
-            <w:r>
-              <w:rPr>
-                <w:sz w:val="22"/>
-              </w:rPr>
-              <w:t>36,6</w:t>
-            </w:r>
-          </w:p>
-        </w:tc>
-      </w:tr>
-      <w:tr>
-        <w:trPr>
-          <w:jc w:val="center"/>
-        </w:trPr>
-        <w:tc>
-          <w:tcPr>
-            <w:tcW w:w="1806" w:type="dxa"/>
-          </w:tcPr>
-          <w:p>
-            <w:pPr>
-              <w:spacing w:after="40"/>
-              <w:ind w:firstLine="0"/>
-            </w:pPr>
-            <w:r>
-              <w:rPr>
-                <w:sz w:val="22"/>
-              </w:rPr>
-              <w:t>15h</w:t>
-            </w:r>
-          </w:p>
-        </w:tc>
-        <w:tc>
-          <w:tcPr>
-            <w:tcW w:w="1806" w:type="dxa"/>
-          </w:tcPr>
-          <w:p>
-            <w:pPr>
-              <w:spacing w:after="40"/>
-              <w:ind w:firstLine="0"/>
-            </w:pPr>
-            <w:r>
-              <w:rPr>
-                <w:sz w:val="22"/>
-              </w:rPr>
-              <w:t>48,2</w:t>
-            </w:r>
-          </w:p>
-        </w:tc>
-        <w:tc>
-          <w:tcPr>
-            <w:tcW w:w="1806" w:type="dxa"/>
-          </w:tcPr>
-          <w:p>
-            <w:pPr>
-              <w:spacing w:after="40"/>
-              <w:ind w:firstLine="0"/>
-            </w:pPr>
-            <w:r>
-              <w:rPr>
-                <w:sz w:val="22"/>
-              </w:rPr>
-              <w:t>48,6</w:t>
-            </w:r>
-          </w:p>
-        </w:tc>
-        <w:tc>
-          <w:tcPr>
-            <w:tcW w:w="1806" w:type="dxa"/>
-          </w:tcPr>
-          <w:p>
-            <w:pPr>
-              <w:spacing w:after="40"/>
-              <w:ind w:firstLine="0"/>
-            </w:pPr>
-            <w:r>
-              <w:rPr>
-                <w:sz w:val="22"/>
-              </w:rPr>
-              <w:t>47,8</w:t>
-            </w:r>
-          </w:p>
-        </w:tc>
-        <w:tc>
-          <w:tcPr>
-            <w:tcW w:w="1806" w:type="dxa"/>
-          </w:tcPr>
-          <w:p>
-            <w:pPr>
-              <w:spacing w:after="40"/>
-              <w:ind w:firstLine="0"/>
-            </w:pPr>
-            <w:r>
-              <w:rPr>
-                <w:sz w:val="22"/>
-              </w:rPr>
-              <w:t>28,2</w:t>
-            </w:r>
-          </w:p>
-        </w:tc>
-      </w:tr>
-      <w:tr>
-        <w:trPr>
-          <w:jc w:val="center"/>
-        </w:trPr>
-        <w:tc>
-          <w:tcPr>
-            <w:tcW w:w="1806" w:type="dxa"/>
-          </w:tcPr>
-          <w:p>
-            <w:pPr>
-              <w:spacing w:after="40"/>
-              <w:ind w:firstLine="0"/>
-            </w:pPr>
-            <w:r>
-              <w:rPr>
-                <w:sz w:val="22"/>
-              </w:rPr>
-              <w:t>16h</w:t>
-            </w:r>
-          </w:p>
-        </w:tc>
-        <w:tc>
-          <w:tcPr>
-            <w:tcW w:w="1806" w:type="dxa"/>
-          </w:tcPr>
-          <w:p>
-            <w:pPr>
-              <w:spacing w:after="40"/>
-              <w:ind w:firstLine="0"/>
-            </w:pPr>
-            <w:r>
-              <w:rPr>
-                <w:sz w:val="22"/>
-              </w:rPr>
-              <w:t>35,5</w:t>
-            </w:r>
-          </w:p>
-        </w:tc>
-        <w:tc>
-          <w:tcPr>
-            <w:tcW w:w="1806" w:type="dxa"/>
-          </w:tcPr>
-          <w:p>
-            <w:pPr>
-              <w:spacing w:after="40"/>
-              <w:ind w:firstLine="0"/>
-            </w:pPr>
-            <w:r>
-              <w:rPr>
-                <w:sz w:val="22"/>
-              </w:rPr>
-              <w:t>34,6</w:t>
-            </w:r>
-          </w:p>
-        </w:tc>
-        <w:tc>
-          <w:tcPr>
-            <w:tcW w:w="1806" w:type="dxa"/>
-          </w:tcPr>
-          <w:p>
-            <w:pPr>
-              <w:spacing w:after="40"/>
-              <w:ind w:firstLine="0"/>
-            </w:pPr>
-            <w:r>
-              <w:rPr>
-                <w:sz w:val="22"/>
-              </w:rPr>
-              <w:t>35,1</w:t>
-            </w:r>
-          </w:p>
-        </w:tc>
-        <w:tc>
-          <w:tcPr>
-            <w:tcW w:w="1806" w:type="dxa"/>
-          </w:tcPr>
-          <w:p>
-            <w:pPr>
-              <w:spacing w:after="40"/>
-              <w:ind w:firstLine="0"/>
-            </w:pPr>
-            <w:r>
-              <w:rPr>
-                <w:sz w:val="22"/>
-              </w:rPr>
-              <w:t>18,9</w:t>
-            </w:r>
-          </w:p>
-        </w:tc>
-      </w:tr>
-      <w:tr>
-        <w:trPr>
-          <w:jc w:val="center"/>
-        </w:trPr>
-        <w:tc>
-          <w:tcPr>
-            <w:tcW w:w="1806" w:type="dxa"/>
-          </w:tcPr>
-          <w:p>
-            <w:pPr>
-              <w:spacing w:after="40"/>
-              <w:ind w:firstLine="0"/>
-            </w:pPr>
-            <w:r>
-              <w:rPr>
-                <w:sz w:val="22"/>
-              </w:rPr>
-              <w:t>17h</w:t>
-            </w:r>
-          </w:p>
-        </w:tc>
-        <w:tc>
-          <w:tcPr>
-            <w:tcW w:w="1806" w:type="dxa"/>
-          </w:tcPr>
-          <w:p>
-            <w:pPr>
-              <w:spacing w:after="40"/>
-              <w:ind w:firstLine="0"/>
-            </w:pPr>
-            <w:r>
-              <w:rPr>
-                <w:sz w:val="22"/>
-              </w:rPr>
-              <w:t>21,6</w:t>
-            </w:r>
-          </w:p>
-        </w:tc>
-        <w:tc>
-          <w:tcPr>
-            <w:tcW w:w="1806" w:type="dxa"/>
-          </w:tcPr>
-          <w:p>
-            <w:pPr>
-              <w:spacing w:after="40"/>
-              <w:ind w:firstLine="0"/>
-            </w:pPr>
-            <w:r>
-              <w:rPr>
-                <w:sz w:val="22"/>
-              </w:rPr>
-              <w:t>20,4</w:t>
-            </w:r>
-          </w:p>
-        </w:tc>
-        <w:tc>
-          <w:tcPr>
-            <w:tcW w:w="1806" w:type="dxa"/>
-          </w:tcPr>
-          <w:p>
-            <w:pPr>
-              <w:spacing w:after="40"/>
-              <w:ind w:firstLine="0"/>
-            </w:pPr>
-            <w:r>
-              <w:rPr>
-                <w:sz w:val="22"/>
-              </w:rPr>
-              <w:t>21,3</w:t>
-            </w:r>
-          </w:p>
-        </w:tc>
-        <w:tc>
-          <w:tcPr>
-            <w:tcW w:w="1806" w:type="dxa"/>
-          </w:tcPr>
-          <w:p>
-            <w:pPr>
-              <w:spacing w:after="40"/>
-              <w:ind w:firstLine="0"/>
-            </w:pPr>
-            <w:r>
-              <w:rPr>
-                <w:sz w:val="22"/>
-              </w:rPr>
-              <w:t>9,4</w:t>
-            </w:r>
-          </w:p>
-        </w:tc>
-      </w:tr>
-      <w:tr>
-        <w:trPr>
-          <w:jc w:val="center"/>
-        </w:trPr>
-        <w:tc>
-          <w:tcPr>
-            <w:tcW w:w="1806" w:type="dxa"/>
-          </w:tcPr>
-          <w:p>
-            <w:pPr>
-              <w:spacing w:after="40"/>
-              <w:ind w:firstLine="0"/>
-            </w:pPr>
-            <w:r>
-              <w:rPr>
-                <w:sz w:val="22"/>
-              </w:rPr>
-              <w:t>18h</w:t>
-            </w:r>
-          </w:p>
-        </w:tc>
-        <w:tc>
-          <w:tcPr>
-            <w:tcW w:w="1806" w:type="dxa"/>
-          </w:tcPr>
-          <w:p>
-            <w:pPr>
-              <w:spacing w:after="40"/>
-              <w:ind w:firstLine="0"/>
-            </w:pPr>
-            <w:r>
-              <w:rPr>
-                <w:sz w:val="22"/>
-              </w:rPr>
-              <w:t>7,3</w:t>
-            </w:r>
-          </w:p>
-        </w:tc>
-        <w:tc>
-          <w:tcPr>
-            <w:tcW w:w="1806" w:type="dxa"/>
-          </w:tcPr>
-          <w:p>
-            <w:pPr>
-              <w:spacing w:after="40"/>
-              <w:ind w:firstLine="0"/>
-            </w:pPr>
-            <w:r>
-              <w:rPr>
-                <w:sz w:val="22"/>
-              </w:rPr>
-              <w:t>6,3</w:t>
-            </w:r>
-          </w:p>
-        </w:tc>
-        <w:tc>
-          <w:tcPr>
-            <w:tcW w:w="1806" w:type="dxa"/>
-          </w:tcPr>
-          <w:p>
-            <w:pPr>
-              <w:spacing w:after="40"/>
-              <w:ind w:firstLine="0"/>
-            </w:pPr>
-            <w:r>
-              <w:rPr>
-                <w:sz w:val="22"/>
-              </w:rPr>
-              <w:t>7,0</w:t>
-            </w:r>
-          </w:p>
-        </w:tc>
-        <w:tc>
-          <w:tcPr>
-            <w:tcW w:w="1806" w:type="dxa"/>
-          </w:tcPr>
-          <w:p>
-            <w:pPr>
-              <w:spacing w:after="40"/>
-              <w:ind w:firstLine="0"/>
-            </w:pPr>
-            <w:r>
-              <w:rPr>
-                <w:sz w:val="22"/>
-              </w:rPr>
-              <w:t>0,0</w:t>
-            </w:r>
-          </w:p>
-        </w:tc>
-      </w:tr>
-    </w:tbl>
-    <w:p/>
-    <w:p>
-      <w:r>
-        <w:t>Bảng góc phương vị γ (độ, quy ước Nam = 0, chiều về Tây là dương):</w:t>
-      </w:r>
-    </w:p>
-    <w:p>
-      <w:pPr>
-        <w:pStyle w:val="Caption"/>
-        <w:spacing w:after="80"/>
-      </w:pPr>
-      <w:r>
-        <w:t>Bảng 4. Ma trận góc phương vị γ (độ) theo giờ và ngày</w:t>
-      </w:r>
-    </w:p>
-    <w:tbl>
-      <w:tblPr>
-        <w:tblStyle w:val="TableGrid"/>
-        <w:tblW w:w="0" w:type="auto"/>
-        <w:jc w:val="center"/>
-        <w:tblLook w:val="04A0" w:firstRow="1" w:lastRow="0" w:firstColumn="1" w:lastColumn="0" w:noHBand="0" w:noVBand="1"/>
-      </w:tblPr>
-      <w:tblGrid>
-        <w:gridCol w:w="1806"/>
-        <w:gridCol w:w="1806"/>
-        <w:gridCol w:w="1806"/>
-        <w:gridCol w:w="1806"/>
-        <w:gridCol w:w="1806"/>
-      </w:tblGrid>
-      <w:tr>
-        <w:trPr>
-          <w:jc w:val="center"/>
-        </w:trPr>
-        <w:tc>
-          <w:tcPr>
-            <w:tcW w:w="1806" w:type="dxa"/>
-          </w:tcPr>
-          <w:p>
-            <w:pPr>
-              <w:spacing w:after="40"/>
-              <w:ind w:firstLine="0"/>
-            </w:pPr>
-            <w:r>
-              <w:rPr>
-                <w:b/>
-                <w:sz w:val="22"/>
-              </w:rPr>
-              <w:t>Giờ</w:t>
-            </w:r>
-          </w:p>
-        </w:tc>
-        <w:tc>
-          <w:tcPr>
-            <w:tcW w:w="1806" w:type="dxa"/>
-          </w:tcPr>
-          <w:p>
-            <w:pPr>
-              <w:spacing w:after="40"/>
-              <w:ind w:firstLine="0"/>
-            </w:pPr>
-            <w:r>
-              <w:rPr>
-                <w:b/>
-                <w:sz w:val="22"/>
-              </w:rPr>
-              <w:t>21/3</w:t>
-            </w:r>
-          </w:p>
-        </w:tc>
-        <w:tc>
-          <w:tcPr>
-            <w:tcW w:w="1806" w:type="dxa"/>
-          </w:tcPr>
-          <w:p>
-            <w:pPr>
-              <w:spacing w:after="40"/>
-              <w:ind w:firstLine="0"/>
-            </w:pPr>
-            <w:r>
-              <w:rPr>
-                <w:b/>
-                <w:sz w:val="22"/>
-              </w:rPr>
-              <w:t>21/6</w:t>
-            </w:r>
-          </w:p>
-        </w:tc>
-        <w:tc>
-          <w:tcPr>
-            <w:tcW w:w="1806" w:type="dxa"/>
-          </w:tcPr>
-          <w:p>
-            <w:pPr>
-              <w:spacing w:after="40"/>
-              <w:ind w:firstLine="0"/>
-            </w:pPr>
-            <w:r>
-              <w:rPr>
-                <w:b/>
-                <w:sz w:val="22"/>
-              </w:rPr>
-              <w:t>23/9</w:t>
-            </w:r>
-          </w:p>
-        </w:tc>
-        <w:tc>
-          <w:tcPr>
-            <w:tcW w:w="1806" w:type="dxa"/>
-          </w:tcPr>
-          <w:p>
-            <w:pPr>
-              <w:spacing w:after="40"/>
-              <w:ind w:firstLine="0"/>
-            </w:pPr>
-            <w:r>
-              <w:rPr>
-                <w:b/>
-                <w:sz w:val="22"/>
-              </w:rPr>
-              <w:t>21/12</w:t>
-            </w:r>
-          </w:p>
-        </w:tc>
-      </w:tr>
-      <w:tr>
-        <w:trPr>
-          <w:jc w:val="center"/>
-        </w:trPr>
-        <w:tc>
-          <w:tcPr>
-            <w:tcW w:w="1806" w:type="dxa"/>
-          </w:tcPr>
-          <w:p>
-            <w:pPr>
-              <w:spacing w:after="40"/>
-              <w:ind w:firstLine="0"/>
-            </w:pPr>
-            <w:r>
-              <w:rPr>
-                <w:sz w:val="22"/>
-              </w:rPr>
-              <w:t>6h</w:t>
-            </w:r>
-          </w:p>
-        </w:tc>
-        <w:tc>
-          <w:tcPr>
-            <w:tcW w:w="1806" w:type="dxa"/>
-          </w:tcPr>
-          <w:p>
-            <w:pPr>
-              <w:spacing w:after="40"/>
-              <w:ind w:firstLine="0"/>
-            </w:pPr>
-            <w:r>
-              <w:rPr>
-                <w:sz w:val="22"/>
-              </w:rPr>
-              <w:t>−95,6</w:t>
-            </w:r>
-          </w:p>
-        </w:tc>
-        <w:tc>
-          <w:tcPr>
-            <w:tcW w:w="1806" w:type="dxa"/>
-          </w:tcPr>
-          <w:p>
-            <w:pPr>
-              <w:spacing w:after="40"/>
-              <w:ind w:firstLine="0"/>
-            </w:pPr>
-            <w:r>
-              <w:rPr>
-                <w:sz w:val="22"/>
-              </w:rPr>
-              <w:t>−122,4</w:t>
-            </w:r>
-          </w:p>
-        </w:tc>
-        <w:tc>
-          <w:tcPr>
-            <w:tcW w:w="1806" w:type="dxa"/>
-          </w:tcPr>
-          <w:p>
-            <w:pPr>
-              <w:spacing w:after="40"/>
-              <w:ind w:firstLine="0"/>
-            </w:pPr>
-            <w:r>
-              <w:rPr>
-                <w:sz w:val="22"/>
-              </w:rPr>
-              <w:t>−96,0</w:t>
-            </w:r>
-          </w:p>
-        </w:tc>
-        <w:tc>
-          <w:tcPr>
-            <w:tcW w:w="1806" w:type="dxa"/>
-          </w:tcPr>
-          <w:p>
-            <w:pPr>
-              <w:spacing w:after="40"/>
-              <w:ind w:firstLine="0"/>
-            </w:pPr>
-            <w:r>
-              <w:rPr>
-                <w:sz w:val="22"/>
-              </w:rPr>
-              <w:t>−75,5</w:t>
-            </w:r>
-          </w:p>
-        </w:tc>
-      </w:tr>
-      <w:tr>
-        <w:trPr>
-          <w:jc w:val="center"/>
-        </w:trPr>
-        <w:tc>
-          <w:tcPr>
-            <w:tcW w:w="1806" w:type="dxa"/>
-          </w:tcPr>
-          <w:p>
-            <w:pPr>
-              <w:spacing w:after="40"/>
-              <w:ind w:firstLine="0"/>
-            </w:pPr>
-            <w:r>
-              <w:rPr>
-                <w:sz w:val="22"/>
-              </w:rPr>
-              <w:t>7h</w:t>
-            </w:r>
-          </w:p>
-        </w:tc>
-        <w:tc>
-          <w:tcPr>
-            <w:tcW w:w="1806" w:type="dxa"/>
-          </w:tcPr>
-          <w:p>
-            <w:pPr>
-              <w:spacing w:after="40"/>
-              <w:ind w:firstLine="0"/>
-            </w:pPr>
-            <w:r>
-              <w:rPr>
-                <w:sz w:val="22"/>
-              </w:rPr>
-              <w:t>−84,2</w:t>
-            </w:r>
-          </w:p>
-        </w:tc>
-        <w:tc>
-          <w:tcPr>
-            <w:tcW w:w="1806" w:type="dxa"/>
-          </w:tcPr>
-          <w:p>
-            <w:pPr>
-              <w:spacing w:after="40"/>
-              <w:ind w:firstLine="0"/>
-            </w:pPr>
-            <w:r>
-              <w:rPr>
-                <w:sz w:val="22"/>
-              </w:rPr>
-              <w:t>−108,4</w:t>
-            </w:r>
-          </w:p>
-        </w:tc>
-        <w:tc>
-          <w:tcPr>
-            <w:tcW w:w="1806" w:type="dxa"/>
-          </w:tcPr>
-          <w:p>
-            <w:pPr>
-              <w:spacing w:after="40"/>
-              <w:ind w:firstLine="0"/>
-            </w:pPr>
-            <w:r>
-              <w:rPr>
-                <w:sz w:val="22"/>
-              </w:rPr>
-              <w:t>−84,4</w:t>
-            </w:r>
-          </w:p>
-        </w:tc>
-        <w:tc>
-          <w:tcPr>
-            <w:tcW w:w="1806" w:type="dxa"/>
-          </w:tcPr>
-          <w:p>
-            <w:pPr>
-              <w:spacing w:after="40"/>
-              <w:ind w:firstLine="0"/>
-            </w:pPr>
-            <w:r>
-              <w:rPr>
-                <w:sz w:val="22"/>
-              </w:rPr>
-              <w:t>−63,2</w:t>
-            </w:r>
-          </w:p>
-        </w:tc>
-      </w:tr>
-      <w:tr>
-        <w:trPr>
-          <w:jc w:val="center"/>
-        </w:trPr>
-        <w:tc>
-          <w:tcPr>
-            <w:tcW w:w="1806" w:type="dxa"/>
-          </w:tcPr>
-          <w:p>
-            <w:pPr>
-              <w:spacing w:after="40"/>
-              <w:ind w:firstLine="0"/>
-            </w:pPr>
-            <w:r>
-              <w:rPr>
-                <w:sz w:val="22"/>
-              </w:rPr>
-              <w:t>8h</w:t>
-            </w:r>
-          </w:p>
-        </w:tc>
-        <w:tc>
-          <w:tcPr>
-            <w:tcW w:w="1806" w:type="dxa"/>
-          </w:tcPr>
-          <w:p>
-            <w:pPr>
-              <w:spacing w:after="40"/>
-              <w:ind w:firstLine="0"/>
-            </w:pPr>
-            <w:r>
-              <w:rPr>
-                <w:sz w:val="22"/>
-              </w:rPr>
-              <w:t>−72,4</w:t>
-            </w:r>
-          </w:p>
-        </w:tc>
-        <w:tc>
-          <w:tcPr>
-            <w:tcW w:w="1806" w:type="dxa"/>
-          </w:tcPr>
-          <w:p>
-            <w:pPr>
-              <w:spacing w:after="40"/>
-              <w:ind w:firstLine="0"/>
-            </w:pPr>
-            <w:r>
-              <w:rPr>
-                <w:sz w:val="22"/>
-              </w:rPr>
-              <w:t>−98,6</w:t>
-            </w:r>
-          </w:p>
-        </w:tc>
-        <w:tc>
-          <w:tcPr>
-            <w:tcW w:w="1806" w:type="dxa"/>
-          </w:tcPr>
-          <w:p>
-            <w:pPr>
-              <w:spacing w:after="40"/>
-              <w:ind w:firstLine="0"/>
-            </w:pPr>
-            <w:r>
-              <w:rPr>
-                <w:sz w:val="22"/>
-              </w:rPr>
-              <w:t>−72,6</w:t>
-            </w:r>
-          </w:p>
-        </w:tc>
-        <w:tc>
-          <w:tcPr>
-            <w:tcW w:w="1806" w:type="dxa"/>
-          </w:tcPr>
-          <w:p>
-            <w:pPr>
-              <w:spacing w:after="40"/>
-              <w:ind w:firstLine="0"/>
-            </w:pPr>
-            <w:r>
-              <w:rPr>
-                <w:sz w:val="22"/>
-              </w:rPr>
-              <w:t>−51,6</w:t>
-            </w:r>
-          </w:p>
-        </w:tc>
-      </w:tr>
-      <w:tr>
-        <w:trPr>
-          <w:jc w:val="center"/>
-        </w:trPr>
-        <w:tc>
-          <w:tcPr>
-            <w:tcW w:w="1806" w:type="dxa"/>
-          </w:tcPr>
-          <w:p>
-            <w:pPr>
-              <w:spacing w:after="40"/>
-              <w:ind w:firstLine="0"/>
-            </w:pPr>
-            <w:r>
-              <w:rPr>
-                <w:sz w:val="22"/>
-              </w:rPr>
-              <w:t>9h</w:t>
-            </w:r>
-          </w:p>
-        </w:tc>
-        <w:tc>
-          <w:tcPr>
-            <w:tcW w:w="1806" w:type="dxa"/>
-          </w:tcPr>
-          <w:p>
-            <w:pPr>
-              <w:spacing w:after="40"/>
-              <w:ind w:firstLine="0"/>
-            </w:pPr>
-            <w:r>
-              <w:rPr>
-                <w:sz w:val="22"/>
-              </w:rPr>
-              <w:t>−60,2</w:t>
-            </w:r>
-          </w:p>
-        </w:tc>
-        <w:tc>
-          <w:tcPr>
-            <w:tcW w:w="1806" w:type="dxa"/>
-          </w:tcPr>
-          <w:p>
-            <w:pPr>
-              <w:spacing w:after="40"/>
-              <w:ind w:firstLine="0"/>
-            </w:pPr>
-            <w:r>
-              <w:rPr>
-                <w:sz w:val="22"/>
-              </w:rPr>
-              <w:t>−89,6</w:t>
-            </w:r>
-          </w:p>
-        </w:tc>
-        <w:tc>
-          <w:tcPr>
-            <w:tcW w:w="1806" w:type="dxa"/>
-          </w:tcPr>
-          <w:p>
-            <w:pPr>
-              <w:spacing w:after="40"/>
-              <w:ind w:firstLine="0"/>
-            </w:pPr>
-            <w:r>
-              <w:rPr>
-                <w:sz w:val="22"/>
-              </w:rPr>
-              <w:t>−60,4</w:t>
-            </w:r>
-          </w:p>
-        </w:tc>
-        <w:tc>
-          <w:tcPr>
-            <w:tcW w:w="1806" w:type="dxa"/>
-          </w:tcPr>
-          <w:p>
-            <w:pPr>
-              <w:spacing w:after="40"/>
-              <w:ind w:firstLine="0"/>
-            </w:pPr>
-            <w:r>
-              <w:rPr>
-                <w:sz w:val="22"/>
-              </w:rPr>
-              <w:t>−40,8</w:t>
-            </w:r>
-          </w:p>
-        </w:tc>
-      </w:tr>
-      <w:tr>
-        <w:trPr>
-          <w:jc w:val="center"/>
-        </w:trPr>
-        <w:tc>
-          <w:tcPr>
-            <w:tcW w:w="1806" w:type="dxa"/>
-          </w:tcPr>
-          <w:p>
-            <w:pPr>
-              <w:spacing w:after="40"/>
-              <w:ind w:firstLine="0"/>
-            </w:pPr>
-            <w:r>
-              <w:rPr>
-                <w:sz w:val="22"/>
-              </w:rPr>
-              <w:t>10h</w:t>
-            </w:r>
-          </w:p>
-        </w:tc>
-        <w:tc>
-          <w:tcPr>
-            <w:tcW w:w="1806" w:type="dxa"/>
-          </w:tcPr>
-          <w:p>
-            <w:pPr>
-              <w:spacing w:after="40"/>
-              <w:ind w:firstLine="0"/>
-            </w:pPr>
-            <w:r>
-              <w:rPr>
-                <w:sz w:val="22"/>
-              </w:rPr>
-              <w:t>−47,3</w:t>
-            </w:r>
-          </w:p>
-        </w:tc>
-        <w:tc>
-          <w:tcPr>
-            <w:tcW w:w="1806" w:type="dxa"/>
-          </w:tcPr>
-          <w:p>
-            <w:pPr>
-              <w:spacing w:after="40"/>
-              <w:ind w:firstLine="0"/>
-            </w:pPr>
-            <w:r>
-              <w:rPr>
-                <w:sz w:val="22"/>
-              </w:rPr>
-              <w:t>−81,4</w:t>
-            </w:r>
-          </w:p>
-        </w:tc>
-        <w:tc>
-          <w:tcPr>
-            <w:tcW w:w="1806" w:type="dxa"/>
-          </w:tcPr>
-          <w:p>
-            <w:pPr>
-              <w:spacing w:after="40"/>
-              <w:ind w:firstLine="0"/>
-            </w:pPr>
-            <w:r>
-              <w:rPr>
-                <w:sz w:val="22"/>
-              </w:rPr>
-              <w:t>−47,5</w:t>
-            </w:r>
-          </w:p>
-        </w:tc>
-        <w:tc>
-          <w:tcPr>
-            <w:tcW w:w="1806" w:type="dxa"/>
-          </w:tcPr>
-          <w:p>
-            <w:pPr>
-              <w:spacing w:after="40"/>
-              <w:ind w:firstLine="0"/>
-            </w:pPr>
-            <w:r>
-              <w:rPr>
-                <w:sz w:val="22"/>
-              </w:rPr>
-              <w:t>−30,8</w:t>
-            </w:r>
-          </w:p>
-        </w:tc>
-      </w:tr>
-      <w:tr>
-        <w:trPr>
-          <w:jc w:val="center"/>
-        </w:trPr>
-        <w:tc>
-          <w:tcPr>
-            <w:tcW w:w="1806" w:type="dxa"/>
-          </w:tcPr>
-          <w:p>
-            <w:pPr>
-              <w:spacing w:after="40"/>
-              <w:ind w:firstLine="0"/>
-            </w:pPr>
-            <w:r>
-              <w:rPr>
-                <w:sz w:val="22"/>
-              </w:rPr>
-              <w:t>11h</w:t>
-            </w:r>
-          </w:p>
-        </w:tc>
-        <w:tc>
-          <w:tcPr>
-            <w:tcW w:w="1806" w:type="dxa"/>
-          </w:tcPr>
-          <w:p>
-            <w:pPr>
-              <w:spacing w:after="40"/>
-              <w:ind w:firstLine="0"/>
-            </w:pPr>
-            <w:r>
-              <w:rPr>
-                <w:sz w:val="22"/>
-              </w:rPr>
-              <w:t>−33,4</w:t>
-            </w:r>
-          </w:p>
-        </w:tc>
-        <w:tc>
-          <w:tcPr>
-            <w:tcW w:w="1806" w:type="dxa"/>
-          </w:tcPr>
-          <w:p>
-            <w:pPr>
-              <w:spacing w:after="40"/>
-              <w:ind w:firstLine="0"/>
-            </w:pPr>
-            <w:r>
-              <w:rPr>
-                <w:sz w:val="22"/>
-              </w:rPr>
-              <w:t>−74,3</w:t>
-            </w:r>
-          </w:p>
-        </w:tc>
-        <w:tc>
-          <w:tcPr>
-            <w:tcW w:w="1806" w:type="dxa"/>
-          </w:tcPr>
-          <w:p>
-            <w:pPr>
-              <w:spacing w:after="40"/>
-              <w:ind w:firstLine="0"/>
-            </w:pPr>
-            <w:r>
-              <w:rPr>
-                <w:sz w:val="22"/>
-              </w:rPr>
-              <w:t>−33,6</w:t>
-            </w:r>
-          </w:p>
-        </w:tc>
-        <w:tc>
-          <w:tcPr>
-            <w:tcW w:w="1806" w:type="dxa"/>
-          </w:tcPr>
-          <w:p>
-            <w:pPr>
-              <w:spacing w:after="40"/>
-              <w:ind w:firstLine="0"/>
-            </w:pPr>
-            <w:r>
-              <w:rPr>
-                <w:sz w:val="22"/>
-              </w:rPr>
-              <w:t>−21,2</w:t>
-            </w:r>
-          </w:p>
-        </w:tc>
-      </w:tr>
-      <w:tr>
-        <w:trPr>
-          <w:jc w:val="center"/>
-        </w:trPr>
-        <w:tc>
-          <w:tcPr>
-            <w:tcW w:w="1806" w:type="dxa"/>
-          </w:tcPr>
-          <w:p>
-            <w:pPr>
-              <w:spacing w:after="40"/>
-              <w:ind w:firstLine="0"/>
-            </w:pPr>
-            <w:r>
-              <w:rPr>
-                <w:sz w:val="22"/>
-              </w:rPr>
-              <w:t>12h</w:t>
-            </w:r>
-          </w:p>
-        </w:tc>
-        <w:tc>
-          <w:tcPr>
-            <w:tcW w:w="1806" w:type="dxa"/>
-          </w:tcPr>
-          <w:p>
-            <w:pPr>
-              <w:spacing w:after="40"/>
-              <w:ind w:firstLine="0"/>
-            </w:pPr>
-            <w:r>
-              <w:rPr>
-                <w:sz w:val="22"/>
-              </w:rPr>
-              <w:t>0,0</w:t>
-            </w:r>
-          </w:p>
-        </w:tc>
-        <w:tc>
-          <w:tcPr>
-            <w:tcW w:w="1806" w:type="dxa"/>
-          </w:tcPr>
-          <w:p>
-            <w:pPr>
-              <w:spacing w:after="40"/>
-              <w:ind w:firstLine="0"/>
-            </w:pPr>
-            <w:r>
-              <w:rPr>
-                <w:sz w:val="22"/>
-              </w:rPr>
-              <w:t>180,0</w:t>
-            </w:r>
-          </w:p>
-        </w:tc>
-        <w:tc>
-          <w:tcPr>
-            <w:tcW w:w="1806" w:type="dxa"/>
-          </w:tcPr>
-          <w:p>
-            <w:pPr>
-              <w:spacing w:after="40"/>
-              <w:ind w:firstLine="0"/>
-            </w:pPr>
-            <w:r>
-              <w:rPr>
-                <w:sz w:val="22"/>
-              </w:rPr>
-              <w:t>0,0</w:t>
-            </w:r>
-          </w:p>
-        </w:tc>
-        <w:tc>
-          <w:tcPr>
-            <w:tcW w:w="1806" w:type="dxa"/>
-          </w:tcPr>
-          <w:p>
-            <w:pPr>
-              <w:spacing w:after="40"/>
-              <w:ind w:firstLine="0"/>
-            </w:pPr>
-            <w:r>
-              <w:rPr>
-                <w:sz w:val="22"/>
-              </w:rPr>
-              <w:t>0,0</w:t>
-            </w:r>
-          </w:p>
-        </w:tc>
-      </w:tr>
-      <w:tr>
-        <w:trPr>
-          <w:jc w:val="center"/>
-        </w:trPr>
-        <w:tc>
-          <w:tcPr>
-            <w:tcW w:w="1806" w:type="dxa"/>
-          </w:tcPr>
-          <w:p>
-            <w:pPr>
-              <w:spacing w:after="40"/>
-              <w:ind w:firstLine="0"/>
-            </w:pPr>
-            <w:r>
-              <w:rPr>
-                <w:sz w:val="22"/>
-              </w:rPr>
-              <w:t>13h</w:t>
-            </w:r>
-          </w:p>
-        </w:tc>
-        <w:tc>
-          <w:tcPr>
-            <w:tcW w:w="1806" w:type="dxa"/>
-          </w:tcPr>
-          <w:p>
-            <w:pPr>
-              <w:spacing w:after="40"/>
-              <w:ind w:firstLine="0"/>
-            </w:pPr>
-            <w:r>
-              <w:rPr>
-                <w:sz w:val="22"/>
-              </w:rPr>
-              <w:t>33,4</w:t>
-            </w:r>
-          </w:p>
-        </w:tc>
-        <w:tc>
-          <w:tcPr>
-            <w:tcW w:w="1806" w:type="dxa"/>
-          </w:tcPr>
-          <w:p>
-            <w:pPr>
-              <w:spacing w:after="40"/>
-              <w:ind w:firstLine="0"/>
-            </w:pPr>
-            <w:r>
-              <w:rPr>
-                <w:sz w:val="22"/>
-              </w:rPr>
-              <w:t>74,3</w:t>
-            </w:r>
-          </w:p>
-        </w:tc>
-        <w:tc>
-          <w:tcPr>
-            <w:tcW w:w="1806" w:type="dxa"/>
-          </w:tcPr>
-          <w:p>
-            <w:pPr>
-              <w:spacing w:after="40"/>
-              <w:ind w:firstLine="0"/>
-            </w:pPr>
-            <w:r>
-              <w:rPr>
-                <w:sz w:val="22"/>
-              </w:rPr>
-              <w:t>33,6</w:t>
-            </w:r>
-          </w:p>
-        </w:tc>
-        <w:tc>
-          <w:tcPr>
-            <w:tcW w:w="1806" w:type="dxa"/>
-          </w:tcPr>
-          <w:p>
-            <w:pPr>
-              <w:spacing w:after="40"/>
-              <w:ind w:firstLine="0"/>
-            </w:pPr>
-            <w:r>
-              <w:rPr>
-                <w:sz w:val="22"/>
-              </w:rPr>
-              <w:t>21,2</w:t>
-            </w:r>
-          </w:p>
-        </w:tc>
-      </w:tr>
-      <w:tr>
-        <w:trPr>
-          <w:jc w:val="center"/>
-        </w:trPr>
-        <w:tc>
-          <w:tcPr>
-            <w:tcW w:w="1806" w:type="dxa"/>
-          </w:tcPr>
-          <w:p>
-            <w:pPr>
-              <w:spacing w:after="40"/>
-              <w:ind w:firstLine="0"/>
-            </w:pPr>
-            <w:r>
-              <w:rPr>
-                <w:sz w:val="22"/>
-              </w:rPr>
-              <w:t>14h</w:t>
-            </w:r>
-          </w:p>
-        </w:tc>
-        <w:tc>
-          <w:tcPr>
-            <w:tcW w:w="1806" w:type="dxa"/>
-          </w:tcPr>
-          <w:p>
-            <w:pPr>
-              <w:spacing w:after="40"/>
-              <w:ind w:firstLine="0"/>
-            </w:pPr>
-            <w:r>
-              <w:rPr>
-                <w:sz w:val="22"/>
-              </w:rPr>
-              <w:t>47,3</w:t>
-            </w:r>
-          </w:p>
-        </w:tc>
-        <w:tc>
-          <w:tcPr>
-            <w:tcW w:w="1806" w:type="dxa"/>
-          </w:tcPr>
-          <w:p>
-            <w:pPr>
-              <w:spacing w:after="40"/>
-              <w:ind w:firstLine="0"/>
-            </w:pPr>
-            <w:r>
-              <w:rPr>
-                <w:sz w:val="22"/>
-              </w:rPr>
-              <w:t>81,4</w:t>
-            </w:r>
-          </w:p>
-        </w:tc>
-        <w:tc>
-          <w:tcPr>
-            <w:tcW w:w="1806" w:type="dxa"/>
-          </w:tcPr>
-          <w:p>
-            <w:pPr>
-              <w:spacing w:after="40"/>
-              <w:ind w:firstLine="0"/>
-            </w:pPr>
-            <w:r>
-              <w:rPr>
-                <w:sz w:val="22"/>
-              </w:rPr>
-              <w:t>47,5</w:t>
-            </w:r>
-          </w:p>
-        </w:tc>
-        <w:tc>
-          <w:tcPr>
-            <w:tcW w:w="1806" w:type="dxa"/>
-          </w:tcPr>
-          <w:p>
-            <w:pPr>
-              <w:spacing w:after="40"/>
-              <w:ind w:firstLine="0"/>
-            </w:pPr>
-            <w:r>
-              <w:rPr>
-                <w:sz w:val="22"/>
-              </w:rPr>
-              <w:t>30,8</w:t>
-            </w:r>
-          </w:p>
-        </w:tc>
-      </w:tr>
-      <w:tr>
-        <w:trPr>
-          <w:jc w:val="center"/>
-        </w:trPr>
-        <w:tc>
-          <w:tcPr>
-            <w:tcW w:w="1806" w:type="dxa"/>
-          </w:tcPr>
-          <w:p>
-            <w:pPr>
-              <w:spacing w:after="40"/>
-              <w:ind w:firstLine="0"/>
-            </w:pPr>
-            <w:r>
-              <w:rPr>
-                <w:sz w:val="22"/>
-              </w:rPr>
-              <w:t>15h</w:t>
-            </w:r>
-          </w:p>
-        </w:tc>
-        <w:tc>
-          <w:tcPr>
-            <w:tcW w:w="1806" w:type="dxa"/>
-          </w:tcPr>
-          <w:p>
-            <w:pPr>
-              <w:spacing w:after="40"/>
-              <w:ind w:firstLine="0"/>
-            </w:pPr>
-            <w:r>
-              <w:rPr>
-                <w:sz w:val="22"/>
-              </w:rPr>
-              <w:t>60,2</w:t>
-            </w:r>
-          </w:p>
-        </w:tc>
-        <w:tc>
-          <w:tcPr>
-            <w:tcW w:w="1806" w:type="dxa"/>
-          </w:tcPr>
-          <w:p>
-            <w:pPr>
-              <w:spacing w:after="40"/>
-              <w:ind w:firstLine="0"/>
-            </w:pPr>
-            <w:r>
-              <w:rPr>
-                <w:sz w:val="22"/>
-              </w:rPr>
-              <w:t>89,6</w:t>
-            </w:r>
-          </w:p>
-        </w:tc>
-        <w:tc>
-          <w:tcPr>
-            <w:tcW w:w="1806" w:type="dxa"/>
-          </w:tcPr>
-          <w:p>
-            <w:pPr>
-              <w:spacing w:after="40"/>
-              <w:ind w:firstLine="0"/>
-            </w:pPr>
-            <w:r>
-              <w:rPr>
-                <w:sz w:val="22"/>
-              </w:rPr>
-              <w:t>60,4</w:t>
-            </w:r>
-          </w:p>
-        </w:tc>
-        <w:tc>
-          <w:tcPr>
-            <w:tcW w:w="1806" w:type="dxa"/>
-          </w:tcPr>
-          <w:p>
-            <w:pPr>
-              <w:spacing w:after="40"/>
-              <w:ind w:firstLine="0"/>
-            </w:pPr>
-            <w:r>
-              <w:rPr>
-                <w:sz w:val="22"/>
-              </w:rPr>
-              <w:t>40,8</w:t>
-            </w:r>
-          </w:p>
-        </w:tc>
-      </w:tr>
-      <w:tr>
-        <w:trPr>
-          <w:jc w:val="center"/>
-        </w:trPr>
-        <w:tc>
-          <w:tcPr>
-            <w:tcW w:w="1806" w:type="dxa"/>
-          </w:tcPr>
-          <w:p>
-            <w:pPr>
-              <w:spacing w:after="40"/>
-              <w:ind w:firstLine="0"/>
-            </w:pPr>
-            <w:r>
-              <w:rPr>
-                <w:sz w:val="22"/>
-              </w:rPr>
-              <w:t>16h</w:t>
-            </w:r>
-          </w:p>
-        </w:tc>
-        <w:tc>
-          <w:tcPr>
-            <w:tcW w:w="1806" w:type="dxa"/>
-          </w:tcPr>
-          <w:p>
-            <w:pPr>
-              <w:spacing w:after="40"/>
-              <w:ind w:firstLine="0"/>
-            </w:pPr>
-            <w:r>
-              <w:rPr>
-                <w:sz w:val="22"/>
-              </w:rPr>
-              <w:t>72,4</w:t>
-            </w:r>
-          </w:p>
-        </w:tc>
-        <w:tc>
-          <w:tcPr>
-            <w:tcW w:w="1806" w:type="dxa"/>
-          </w:tcPr>
-          <w:p>
-            <w:pPr>
-              <w:spacing w:after="40"/>
-              <w:ind w:firstLine="0"/>
-            </w:pPr>
-            <w:r>
-              <w:rPr>
-                <w:sz w:val="22"/>
-              </w:rPr>
-              <w:t>98,6</w:t>
-            </w:r>
-          </w:p>
-        </w:tc>
-        <w:tc>
-          <w:tcPr>
-            <w:tcW w:w="1806" w:type="dxa"/>
-          </w:tcPr>
-          <w:p>
-            <w:pPr>
-              <w:spacing w:after="40"/>
-              <w:ind w:firstLine="0"/>
-            </w:pPr>
-            <w:r>
-              <w:rPr>
-                <w:sz w:val="22"/>
-              </w:rPr>
-              <w:t>72,6</w:t>
-            </w:r>
-          </w:p>
-        </w:tc>
-        <w:tc>
-          <w:tcPr>
-            <w:tcW w:w="1806" w:type="dxa"/>
-          </w:tcPr>
-          <w:p>
-            <w:pPr>
-              <w:spacing w:after="40"/>
-              <w:ind w:firstLine="0"/>
-            </w:pPr>
-            <w:r>
-              <w:rPr>
-                <w:sz w:val="22"/>
-              </w:rPr>
-              <w:t>51,6</w:t>
-            </w:r>
-          </w:p>
-        </w:tc>
-      </w:tr>
-      <w:tr>
-        <w:trPr>
-          <w:jc w:val="center"/>
-        </w:trPr>
-        <w:tc>
-          <w:tcPr>
-            <w:tcW w:w="1806" w:type="dxa"/>
-          </w:tcPr>
-          <w:p>
-            <w:pPr>
-              <w:spacing w:after="40"/>
-              <w:ind w:firstLine="0"/>
-            </w:pPr>
-            <w:r>
-              <w:rPr>
-                <w:sz w:val="22"/>
-              </w:rPr>
-              <w:t>17h</w:t>
-            </w:r>
-          </w:p>
-        </w:tc>
-        <w:tc>
-          <w:tcPr>
-            <w:tcW w:w="1806" w:type="dxa"/>
-          </w:tcPr>
-          <w:p>
-            <w:pPr>
-              <w:spacing w:after="40"/>
-              <w:ind w:firstLine="0"/>
-            </w:pPr>
-            <w:r>
-              <w:rPr>
-                <w:sz w:val="22"/>
-              </w:rPr>
-              <w:t>84,2</w:t>
-            </w:r>
-          </w:p>
-        </w:tc>
-        <w:tc>
-          <w:tcPr>
-            <w:tcW w:w="1806" w:type="dxa"/>
-          </w:tcPr>
-          <w:p>
-            <w:pPr>
-              <w:spacing w:after="40"/>
-              <w:ind w:firstLine="0"/>
-            </w:pPr>
-            <w:r>
-              <w:rPr>
-                <w:sz w:val="22"/>
-              </w:rPr>
-              <w:t>108,4</w:t>
-            </w:r>
-          </w:p>
-        </w:tc>
-        <w:tc>
-          <w:tcPr>
-            <w:tcW w:w="1806" w:type="dxa"/>
-          </w:tcPr>
-          <w:p>
-            <w:pPr>
-              <w:spacing w:after="40"/>
-              <w:ind w:firstLine="0"/>
-            </w:pPr>
-            <w:r>
-              <w:rPr>
-                <w:sz w:val="22"/>
-              </w:rPr>
-              <w:t>84,4</w:t>
-            </w:r>
-          </w:p>
-        </w:tc>
-        <w:tc>
-          <w:tcPr>
-            <w:tcW w:w="1806" w:type="dxa"/>
-          </w:tcPr>
-          <w:p>
-            <w:pPr>
-              <w:spacing w:after="40"/>
-              <w:ind w:firstLine="0"/>
-            </w:pPr>
-            <w:r>
-              <w:rPr>
-                <w:sz w:val="22"/>
-              </w:rPr>
-              <w:t>63,2</w:t>
-            </w:r>
-          </w:p>
-        </w:tc>
-      </w:tr>
-      <w:tr>
-        <w:trPr>
-          <w:jc w:val="center"/>
-        </w:trPr>
-        <w:tc>
-          <w:tcPr>
-            <w:tcW w:w="1806" w:type="dxa"/>
-          </w:tcPr>
-          <w:p>
-            <w:pPr>
-              <w:spacing w:after="40"/>
-              <w:ind w:firstLine="0"/>
-            </w:pPr>
-            <w:r>
-              <w:rPr>
-                <w:sz w:val="22"/>
-              </w:rPr>
-              <w:t>18h</w:t>
-            </w:r>
-          </w:p>
-        </w:tc>
-        <w:tc>
-          <w:tcPr>
-            <w:tcW w:w="1806" w:type="dxa"/>
-          </w:tcPr>
-          <w:p>
-            <w:pPr>
-              <w:spacing w:after="40"/>
-              <w:ind w:firstLine="0"/>
-            </w:pPr>
-            <w:r>
-              <w:rPr>
-                <w:sz w:val="22"/>
-              </w:rPr>
-              <w:t>95,6</w:t>
-            </w:r>
-          </w:p>
-        </w:tc>
-        <w:tc>
-          <w:tcPr>
-            <w:tcW w:w="1806" w:type="dxa"/>
-          </w:tcPr>
-          <w:p>
-            <w:pPr>
-              <w:spacing w:after="40"/>
-              <w:ind w:firstLine="0"/>
-            </w:pPr>
-            <w:r>
-              <w:rPr>
-                <w:sz w:val="22"/>
-              </w:rPr>
-              <w:t>122,4</w:t>
-            </w:r>
-          </w:p>
-        </w:tc>
-        <w:tc>
-          <w:tcPr>
-            <w:tcW w:w="1806" w:type="dxa"/>
-          </w:tcPr>
-          <w:p>
-            <w:pPr>
-              <w:spacing w:after="40"/>
-              <w:ind w:firstLine="0"/>
-            </w:pPr>
-            <w:r>
-              <w:rPr>
-                <w:sz w:val="22"/>
-              </w:rPr>
-              <w:t>96,0</w:t>
-            </w:r>
-          </w:p>
-        </w:tc>
-        <w:tc>
-          <w:tcPr>
-            <w:tcW w:w="1806" w:type="dxa"/>
-          </w:tcPr>
-          <w:p>
-            <w:pPr>
-              <w:spacing w:after="40"/>
-              <w:ind w:firstLine="0"/>
-            </w:pPr>
-            <w:r>
-              <w:rPr>
-                <w:sz w:val="22"/>
-              </w:rPr>
-              <w:t>75,5</w:t>
-            </w:r>
-          </w:p>
-        </w:tc>
-      </w:tr>
-    </w:tbl>
-    <w:p/>
-    <w:p>
-      <w:r>
-        <w:lastRenderedPageBreak/>
-        <w:t>Đọc ma trận thấy ngay hai điều chương trình phải xử lý: một là giá trị γ nhảy qua 180° vào trưa hạ chí vì Mặt Trời đi qua phía Bắc thiên đỉnh tại vĩ độ 20,93°, nên code phải chuẩn hóa góc trước khi đổi ra góc đặt; hai là buổi sáng sớm và chiều muộn α rất thấp, tín hiệu LDR yếu, đúng lúc vai trò định vị thô của thiên văn quan trọng nhất. Xích vĩ tính được của bốn ngày lần lượt là −0,4°; +23,4°; −1,0° và −23,4°, khớp bảng thiên văn.</w:t>
-      </w:r>
+      <w:proofErr w:type="spellEnd"/>
+      <w:proofErr w:type="spellStart"/>
+      <w:proofErr w:type="spellEnd"/>
+      <w:proofErr w:type="spellStart"/>
+      <w:proofErr w:type="spellEnd"/>
+      <w:proofErr w:type="spellStart"/>
+      <w:proofErr w:type="spellEnd"/>
+      <w:proofErr w:type="spellStart"/>
+      <w:proofErr w:type="spellEnd"/>
+      <w:proofErr w:type="spellStart"/>
+      <w:proofErr w:type="spellEnd"/>
+      <w:proofErr w:type="spellStart"/>
+      <w:proofErr w:type="spellEnd"/>
+      <w:proofErr w:type="spellStart"/>
+      <w:proofErr w:type="spellEnd"/>
+      <w:proofErr w:type="spellStart"/>
+      <w:proofErr w:type="spellEnd"/>
+      <w:proofErr w:type="spellStart"/>
+      <w:proofErr w:type="spellEnd"/>
+      <w:proofErr w:type="spellStart"/>
+      <w:proofErr w:type="spellEnd"/>
+      <w:proofErr w:type="spellStart"/>
+      <w:proofErr w:type="spellEnd"/>
+      <w:proofErr w:type="spellStart"/>
+      <w:proofErr w:type="spellEnd"/>
+      <w:proofErr w:type="spellStart"/>
+      <w:proofErr w:type="spellEnd"/>
+      <w:proofErr w:type="spellStart"/>
+      <w:proofErr w:type="spellEnd"/>
+      <w:proofErr w:type="spellStart"/>
+      <w:proofErr w:type="spellEnd"/>
+      <w:proofErr w:type="spellStart"/>
+      <w:proofErr w:type="spellEnd"/>
+      <w:proofErr w:type="spellStart"/>
+      <w:proofErr w:type="spellEnd"/>
+      <w:proofErr w:type="spellStart"/>
+      <w:proofErr w:type="spellEnd"/>
+      <w:proofErr w:type="spellStart"/>
+      <w:proofErr w:type="spellEnd"/>
+      <w:proofErr w:type="spellStart"/>
+      <w:proofErr w:type="spellEnd"/>
+      <w:proofErr w:type="spellStart"/>
+      <w:proofErr w:type="spellEnd"/>
+      <w:proofErr w:type="spellStart"/>
+      <w:proofErr w:type="spellEnd"/>
     </w:p>
     <w:p>
       <w:pPr>
@@ -7650,471 +2794,119 @@
       </w:pPr>
       <w:r>
         <w:rPr>
-          <w:color w:val="FF0000"/>
+          <w:color w:val="000000"/>
         </w:rPr>
-        <w:t>4.3. Các công việc còn lại của tuần này (5/10 – 10/10/</w:t>
+        <w:t>4.2. Các công việc tiếp theo (tuần 5/10 – 10/10/2026 và tuần kế)</w:t>
       </w:r>
       <w:proofErr w:type="gramStart"/>
+      <w:proofErr w:type="spellStart"/>
+      <w:proofErr w:type="gramEnd"/>
+      <w:proofErr w:type="spellEnd"/>
+      <w:proofErr w:type="spellStart"/>
+      <w:proofErr w:type="spellEnd"/>
+      <w:proofErr w:type="spellStart"/>
+      <w:proofErr w:type="spellEnd"/>
+      <w:proofErr w:type="spellStart"/>
+      <w:proofErr w:type="spellEnd"/>
+      <w:proofErr w:type="spellStart"/>
+      <w:proofErr w:type="spellEnd"/>
+      <w:proofErr w:type="spellStart"/>
+      <w:proofErr w:type="spellEnd"/>
+      <w:proofErr w:type="spellStart"/>
+      <w:proofErr w:type="spellEnd"/>
+      <w:proofErr w:type="spellStart"/>
+      <w:proofErr w:type="spellEnd"/>
+      <w:proofErr w:type="spellStart"/>
+      <w:proofErr w:type="spellEnd"/>
+      <w:proofErr w:type="spellStart"/>
+      <w:proofErr w:type="spellEnd"/>
+      <w:proofErr w:type="spellStart"/>
+      <w:proofErr w:type="spellEnd"/>
+      <w:proofErr w:type="spellStart"/>
+      <w:proofErr w:type="spellEnd"/>
+      <w:proofErr w:type="spellStart"/>
+      <w:proofErr w:type="spellEnd"/>
+      <w:proofErr w:type="spellStart"/>
+      <w:proofErr w:type="spellEnd"/>
+      <w:proofErr w:type="spellStart"/>
+      <w:proofErr w:type="spellEnd"/>
+      <w:proofErr w:type="spellStart"/>
+      <w:proofErr w:type="spellEnd"/>
+      <w:proofErr w:type="spellStart"/>
+      <w:proofErr w:type="spellEnd"/>
+      <w:proofErr w:type="spellStart"/>
+      <w:proofErr w:type="spellEnd"/>
+      <w:proofErr w:type="spellStart"/>
+      <w:proofErr w:type="spellEnd"/>
+      <w:proofErr w:type="spellStart"/>
+      <w:proofErr w:type="spellEnd"/>
+      <w:proofErr w:type="spellStart"/>
+      <w:proofErr w:type="spellEnd"/>
+      <w:proofErr w:type="spellStart"/>
+      <w:proofErr w:type="spellEnd"/>
+      <w:proofErr w:type="spellStart"/>
+      <w:proofErr w:type="spellEnd"/>
+      <w:proofErr w:type="spellStart"/>
+      <w:proofErr w:type="spellEnd"/>
+      <w:proofErr w:type="spellStart"/>
+      <w:proofErr w:type="spellEnd"/>
+      <w:proofErr w:type="spellStart"/>
+      <w:proofErr w:type="spellEnd"/>
+      <w:proofErr w:type="spellStart"/>
+      <w:proofErr w:type="spellEnd"/>
+      <w:proofErr w:type="spellStart"/>
+      <w:proofErr w:type="spellEnd"/>
+      <w:proofErr w:type="spellStart"/>
+      <w:proofErr w:type="spellEnd"/>
+      <w:proofErr w:type="spellStart"/>
+      <w:proofErr w:type="spellEnd"/>
+      <w:proofErr w:type="spellStart"/>
+      <w:proofErr w:type="spellEnd"/>
+      <w:proofErr w:type="spellStart"/>
+      <w:proofErr w:type="spellEnd"/>
+    </w:p>
+    <w:p>
+      <w:pPr>
+        <w:pStyle w:val="ListBullet"/>
+      </w:pPr>
       <w:r>
         <w:rPr>
-          <w:color w:val="FF0000"/>
+          <w:color w:val="000000"/>
         </w:rPr>
-        <w:t>2026)</w:t>
+        <w:t>Hỗ trợ bên chế tạo: lắp mạch đọc quang trở và mạch động lực cầu H, chạy thử động cơ trục vít trên bench để có số liệu đo.</w:t>
       </w:r>
+    </w:p>
+    <w:p>
+      <w:pPr>
+        <w:pStyle w:val="ListBullet"/>
+      </w:pPr>
       <w:r>
         <w:rPr>
-          <w:color w:val="FF0000"/>
+          <w:color w:val="000000"/>
         </w:rPr>
-        <w:t>(</w:t>
+        <w:t>Chế tạo mạch điều khiển ESP32 đọc giờ DS1307 và điện áp quang trở, phục vụ đo đạc kiểm chứng các kết quả chương 3.</w:t>
       </w:r>
-      <w:proofErr w:type="spellStart"/>
-      <w:proofErr w:type="gramEnd"/>
+    </w:p>
+    <w:p>
+      <w:pPr>
+        <w:pStyle w:val="ListBullet"/>
+      </w:pPr>
       <w:r>
         <w:rPr>
-          <w:color w:val="FF0000"/>
+          <w:color w:val="000000"/>
         </w:rPr>
-        <w:t>chưa</w:t>
+        <w:t>Đo kiểm chứng bảng tra giờ – góc đặt và các biểu đồ mô phỏng khi có thiết bị; các số liệu hiện tại giữ nguyên dạng tham khảo.</w:t>
       </w:r>
-      <w:proofErr w:type="spellEnd"/>
+    </w:p>
+    <w:p>
+      <w:pPr>
+        <w:pStyle w:val="ListBullet"/>
+      </w:pPr>
       <w:r>
         <w:rPr>
-          <w:color w:val="FF0000"/>
+          <w:color w:val="000000"/>
         </w:rPr>
-        <w:t xml:space="preserve"> </w:t>
-      </w:r>
-      <w:proofErr w:type="spellStart"/>
-      <w:r>
-        <w:rPr>
-          <w:color w:val="FF0000"/>
-        </w:rPr>
-        <w:t>có</w:t>
-      </w:r>
-      <w:proofErr w:type="spellEnd"/>
-      <w:r>
-        <w:rPr>
-          <w:color w:val="FF0000"/>
-        </w:rPr>
-        <w:t xml:space="preserve"> </w:t>
-      </w:r>
-      <w:proofErr w:type="spellStart"/>
-      <w:r>
-        <w:rPr>
-          <w:color w:val="FF0000"/>
-        </w:rPr>
-        <w:t>công</w:t>
-      </w:r>
-      <w:proofErr w:type="spellEnd"/>
-      <w:r>
-        <w:rPr>
-          <w:color w:val="FF0000"/>
-        </w:rPr>
-        <w:t xml:space="preserve"> </w:t>
-      </w:r>
-      <w:proofErr w:type="spellStart"/>
-      <w:r>
-        <w:rPr>
-          <w:color w:val="FF0000"/>
-        </w:rPr>
-        <w:t>việc</w:t>
-      </w:r>
-      <w:proofErr w:type="spellEnd"/>
-      <w:r>
-        <w:rPr>
-          <w:color w:val="FF0000"/>
-        </w:rPr>
-        <w:t xml:space="preserve"> </w:t>
-      </w:r>
-      <w:proofErr w:type="spellStart"/>
-      <w:r>
-        <w:rPr>
-          <w:color w:val="FF0000"/>
-        </w:rPr>
-        <w:t>đã</w:t>
-      </w:r>
-      <w:proofErr w:type="spellEnd"/>
-      <w:r>
-        <w:rPr>
-          <w:color w:val="FF0000"/>
-        </w:rPr>
-        <w:t xml:space="preserve"> </w:t>
-      </w:r>
-      <w:proofErr w:type="spellStart"/>
-      <w:r>
-        <w:rPr>
-          <w:color w:val="FF0000"/>
-        </w:rPr>
-        <w:t>hoàn</w:t>
-      </w:r>
-      <w:proofErr w:type="spellEnd"/>
-      <w:r>
-        <w:rPr>
-          <w:color w:val="FF0000"/>
-        </w:rPr>
-        <w:t xml:space="preserve"> </w:t>
-      </w:r>
-      <w:proofErr w:type="spellStart"/>
-      <w:r>
-        <w:rPr>
-          <w:color w:val="FF0000"/>
-        </w:rPr>
-        <w:t>thành</w:t>
-      </w:r>
-      <w:proofErr w:type="spellEnd"/>
-      <w:r>
-        <w:rPr>
-          <w:color w:val="FF0000"/>
-        </w:rPr>
-        <w:t xml:space="preserve">, </w:t>
-      </w:r>
-      <w:proofErr w:type="spellStart"/>
-      <w:r>
-        <w:rPr>
-          <w:color w:val="FF0000"/>
-        </w:rPr>
-        <w:t>đẩy</w:t>
-      </w:r>
-      <w:proofErr w:type="spellEnd"/>
-      <w:r>
-        <w:rPr>
-          <w:color w:val="FF0000"/>
-        </w:rPr>
-        <w:t xml:space="preserve"> </w:t>
-      </w:r>
-      <w:proofErr w:type="spellStart"/>
-      <w:r>
-        <w:rPr>
-          <w:color w:val="FF0000"/>
-        </w:rPr>
-        <w:t>những</w:t>
-      </w:r>
-      <w:proofErr w:type="spellEnd"/>
-      <w:r>
-        <w:rPr>
-          <w:color w:val="FF0000"/>
-        </w:rPr>
-        <w:t xml:space="preserve"> </w:t>
-      </w:r>
-      <w:proofErr w:type="spellStart"/>
-      <w:r>
-        <w:rPr>
-          <w:color w:val="FF0000"/>
-        </w:rPr>
-        <w:t>việc</w:t>
-      </w:r>
-      <w:proofErr w:type="spellEnd"/>
-      <w:r>
-        <w:rPr>
-          <w:color w:val="FF0000"/>
-        </w:rPr>
-        <w:t xml:space="preserve"> </w:t>
-      </w:r>
-      <w:proofErr w:type="spellStart"/>
-      <w:r>
-        <w:rPr>
-          <w:color w:val="FF0000"/>
-        </w:rPr>
-        <w:t>chưa</w:t>
-      </w:r>
-      <w:proofErr w:type="spellEnd"/>
-      <w:r>
-        <w:rPr>
-          <w:color w:val="FF0000"/>
-        </w:rPr>
-        <w:t xml:space="preserve"> </w:t>
-      </w:r>
-      <w:proofErr w:type="spellStart"/>
-      <w:r>
-        <w:rPr>
-          <w:color w:val="FF0000"/>
-        </w:rPr>
-        <w:t>có</w:t>
-      </w:r>
-      <w:proofErr w:type="spellEnd"/>
-      <w:r>
-        <w:rPr>
-          <w:color w:val="FF0000"/>
-        </w:rPr>
-        <w:t xml:space="preserve"> </w:t>
-      </w:r>
-      <w:proofErr w:type="spellStart"/>
-      <w:r>
-        <w:rPr>
-          <w:color w:val="FF0000"/>
-        </w:rPr>
-        <w:t>số</w:t>
-      </w:r>
-      <w:proofErr w:type="spellEnd"/>
-      <w:r>
-        <w:rPr>
-          <w:color w:val="FF0000"/>
-        </w:rPr>
-        <w:t xml:space="preserve"> </w:t>
-      </w:r>
-      <w:proofErr w:type="spellStart"/>
-      <w:r>
-        <w:rPr>
-          <w:color w:val="FF0000"/>
-        </w:rPr>
-        <w:t>liệu</w:t>
-      </w:r>
-      <w:proofErr w:type="spellEnd"/>
-      <w:r>
-        <w:rPr>
-          <w:color w:val="FF0000"/>
-        </w:rPr>
-        <w:t xml:space="preserve"> </w:t>
-      </w:r>
-      <w:proofErr w:type="spellStart"/>
-      <w:r>
-        <w:rPr>
-          <w:color w:val="FF0000"/>
-        </w:rPr>
-        <w:t>làm</w:t>
-      </w:r>
-      <w:proofErr w:type="spellEnd"/>
-      <w:r>
-        <w:rPr>
-          <w:color w:val="FF0000"/>
-        </w:rPr>
-        <w:t xml:space="preserve"> </w:t>
-      </w:r>
-      <w:proofErr w:type="spellStart"/>
-      <w:r>
-        <w:rPr>
-          <w:color w:val="FF0000"/>
-        </w:rPr>
-        <w:t>công</w:t>
-      </w:r>
-      <w:proofErr w:type="spellEnd"/>
-      <w:r>
-        <w:rPr>
-          <w:color w:val="FF0000"/>
-        </w:rPr>
-        <w:t xml:space="preserve"> </w:t>
-      </w:r>
-      <w:proofErr w:type="spellStart"/>
-      <w:r>
-        <w:rPr>
-          <w:color w:val="FF0000"/>
-        </w:rPr>
-        <w:t>việc</w:t>
-      </w:r>
-      <w:proofErr w:type="spellEnd"/>
-      <w:r>
-        <w:rPr>
-          <w:color w:val="FF0000"/>
-        </w:rPr>
-        <w:t xml:space="preserve"> </w:t>
-      </w:r>
-      <w:proofErr w:type="spellStart"/>
-      <w:r>
-        <w:rPr>
-          <w:color w:val="FF0000"/>
-        </w:rPr>
-        <w:t>tiếp</w:t>
-      </w:r>
-      <w:proofErr w:type="spellEnd"/>
-      <w:r>
-        <w:rPr>
-          <w:color w:val="FF0000"/>
-        </w:rPr>
-        <w:t xml:space="preserve">, </w:t>
-      </w:r>
-      <w:proofErr w:type="spellStart"/>
-      <w:r>
-        <w:rPr>
-          <w:color w:val="FF0000"/>
-        </w:rPr>
-        <w:t>chuyển</w:t>
-      </w:r>
-      <w:proofErr w:type="spellEnd"/>
-      <w:r>
-        <w:rPr>
-          <w:color w:val="FF0000"/>
-        </w:rPr>
-        <w:t xml:space="preserve"> sang </w:t>
-      </w:r>
-      <w:proofErr w:type="spellStart"/>
-      <w:r>
-        <w:rPr>
-          <w:color w:val="FF0000"/>
-        </w:rPr>
-        <w:t>hỗ</w:t>
-      </w:r>
-      <w:proofErr w:type="spellEnd"/>
-      <w:r>
-        <w:rPr>
-          <w:color w:val="FF0000"/>
-        </w:rPr>
-        <w:t xml:space="preserve"> </w:t>
-      </w:r>
-      <w:proofErr w:type="spellStart"/>
-      <w:r>
-        <w:rPr>
-          <w:color w:val="FF0000"/>
-        </w:rPr>
-        <w:t>trợ</w:t>
-      </w:r>
-      <w:proofErr w:type="spellEnd"/>
-      <w:r>
-        <w:rPr>
-          <w:color w:val="FF0000"/>
-        </w:rPr>
-        <w:t xml:space="preserve"> </w:t>
-      </w:r>
-      <w:proofErr w:type="spellStart"/>
-      <w:r>
-        <w:rPr>
-          <w:color w:val="FF0000"/>
-        </w:rPr>
-        <w:t>làm</w:t>
-      </w:r>
-      <w:proofErr w:type="spellEnd"/>
-      <w:r>
-        <w:rPr>
-          <w:color w:val="FF0000"/>
-        </w:rPr>
-        <w:t xml:space="preserve"> </w:t>
-      </w:r>
-      <w:proofErr w:type="spellStart"/>
-      <w:r>
-        <w:rPr>
-          <w:color w:val="FF0000"/>
-        </w:rPr>
-        <w:t>mạch</w:t>
-      </w:r>
-      <w:proofErr w:type="spellEnd"/>
-      <w:r>
-        <w:rPr>
-          <w:color w:val="FF0000"/>
-        </w:rPr>
-        <w:t xml:space="preserve"> </w:t>
-      </w:r>
-      <w:proofErr w:type="spellStart"/>
-      <w:r>
-        <w:rPr>
-          <w:color w:val="FF0000"/>
-        </w:rPr>
-        <w:t>và</w:t>
-      </w:r>
-      <w:proofErr w:type="spellEnd"/>
-      <w:r>
-        <w:rPr>
-          <w:color w:val="FF0000"/>
-        </w:rPr>
-        <w:t xml:space="preserve"> </w:t>
-      </w:r>
-      <w:proofErr w:type="spellStart"/>
-      <w:r>
-        <w:rPr>
-          <w:color w:val="FF0000"/>
-        </w:rPr>
-        <w:t>cơ</w:t>
-      </w:r>
-      <w:proofErr w:type="spellEnd"/>
-      <w:r>
-        <w:rPr>
-          <w:color w:val="FF0000"/>
-        </w:rPr>
-        <w:t xml:space="preserve"> </w:t>
-      </w:r>
-      <w:proofErr w:type="spellStart"/>
-      <w:r>
-        <w:rPr>
-          <w:color w:val="FF0000"/>
-        </w:rPr>
-        <w:t>cấu</w:t>
-      </w:r>
-      <w:proofErr w:type="spellEnd"/>
-      <w:r>
-        <w:rPr>
-          <w:color w:val="FF0000"/>
-        </w:rPr>
-        <w:t xml:space="preserve"> </w:t>
-      </w:r>
-      <w:proofErr w:type="spellStart"/>
-      <w:r>
-        <w:rPr>
-          <w:color w:val="FF0000"/>
-        </w:rPr>
-        <w:t>để</w:t>
-      </w:r>
-      <w:proofErr w:type="spellEnd"/>
-      <w:r>
-        <w:rPr>
-          <w:color w:val="FF0000"/>
-        </w:rPr>
-        <w:t xml:space="preserve"> </w:t>
-      </w:r>
-      <w:proofErr w:type="spellStart"/>
-      <w:r>
-        <w:rPr>
-          <w:color w:val="FF0000"/>
-        </w:rPr>
-        <w:t>lấy</w:t>
-      </w:r>
-      <w:proofErr w:type="spellEnd"/>
-      <w:r>
-        <w:rPr>
-          <w:color w:val="FF0000"/>
-        </w:rPr>
-        <w:t xml:space="preserve"> </w:t>
-      </w:r>
-      <w:proofErr w:type="spellStart"/>
-      <w:r>
-        <w:rPr>
-          <w:color w:val="FF0000"/>
-        </w:rPr>
-        <w:t>thiết</w:t>
-      </w:r>
-      <w:proofErr w:type="spellEnd"/>
-      <w:r>
-        <w:rPr>
-          <w:color w:val="FF0000"/>
-        </w:rPr>
-        <w:t xml:space="preserve"> </w:t>
-      </w:r>
-      <w:proofErr w:type="spellStart"/>
-      <w:r>
-        <w:rPr>
-          <w:color w:val="FF0000"/>
-        </w:rPr>
-        <w:t>bị</w:t>
-      </w:r>
-      <w:proofErr w:type="spellEnd"/>
-      <w:r>
-        <w:rPr>
-          <w:color w:val="FF0000"/>
-        </w:rPr>
-        <w:t xml:space="preserve"> </w:t>
-      </w:r>
-      <w:proofErr w:type="spellStart"/>
-      <w:r>
-        <w:rPr>
-          <w:color w:val="FF0000"/>
-        </w:rPr>
-        <w:t>đo</w:t>
-      </w:r>
-      <w:proofErr w:type="spellEnd"/>
-      <w:r>
-        <w:rPr>
-          <w:color w:val="FF0000"/>
-        </w:rPr>
-        <w:t xml:space="preserve"> </w:t>
-      </w:r>
-      <w:proofErr w:type="spellStart"/>
-      <w:r>
-        <w:rPr>
-          <w:color w:val="FF0000"/>
-        </w:rPr>
-        <w:t>đạc</w:t>
-      </w:r>
-      <w:proofErr w:type="spellEnd"/>
-      <w:r>
-        <w:rPr>
-          <w:color w:val="FF0000"/>
-        </w:rPr>
-        <w:t>)</w:t>
+        <w:t>Vẽ lại bản vẽ cơ khí tấm pin 100 W và bổ sung vào quyển chế tạo.</w:t>
       </w:r>
     </w:p>
     <w:p>
@@ -8202,6 +2994,14 @@
       <w:titlePg/>
       <w:docGrid w:linePitch="360"/>
     </w:sectPr>
+    <w:p>
+      <w:r>
+        <w:rPr>
+          <w:color w:val="000000"/>
+        </w:rPr>
+        <w:t>[11] H. Mousazadeh, A. Keyhani, A. Javadi, H. Mobli, K. Abrinia, A. Sharifi, 'A review of principle and solar-tracking methods for increasing PV systems efficiency', Renewable and Sustainable Energy Reviews, 13(8), 2009.</w:t>
+      </w:r>
+    </w:p>
   </w:body>
 </w:document>
 </file>

--- a/Bao_cao_1_truc_Nghien_cuu.docx
+++ b/Bao_cao_1_truc_Nghien_cuu.docx
@@ -7,6 +7,7 @@
         <w:pStyle w:val="Heading1"/>
       </w:pPr>
       <w:r>
+        <w:rPr/>
         <w:t>CHƯƠNG 1. TỔNG QUAN ĐỀ TÀI</w:t>
       </w:r>
     </w:p>
@@ -15,21 +16,25 @@
         <w:pStyle w:val="Heading2"/>
       </w:pPr>
       <w:r>
+        <w:rPr/>
         <w:t>1.1. Lý do chọn đề tài</w:t>
       </w:r>
     </w:p>
     <w:p>
       <w:r>
+        <w:rPr/>
         <w:t>Tấm pin lắp cố định có hướng và góc nghiêng không đổi, trong khi vị trí biểu kiến của Mặt Trời thay đổi liên tục theo giờ và theo mùa. Khi tia nắng không gần vuông góc với bề mặt pin, thành phần bức xạ trực tiếp nhận được giảm. Cơ cấu bám nắng một trục cho phép tấm pin quay theo một mặt phẳng, qua đó cải thiện hướng thu nhận bức xạ trong một phần thời gian vận hành mà không cần cơ cấu phức tạp như hệ hai trục.</w:t>
       </w:r>
     </w:p>
     <w:p>
       <w:r>
+        <w:rPr/>
         <w:t>Các mô hình giá thành thấp thường dùng nhiều cảm biến quang để so sánh cường độ sáng theo các hướng khác nhau. Tuy nhiên, hai cảm biến có thể khác độ nhạy; tín hiệu thay đổi theo nhiệt độ, nhiễu ADC, bụi, phản xạ và mây che. Nếu điều khiển trực tiếp theo tín hiệu thô, động cơ có thể dao động, quay sai hướng hoặc tiêu thụ nhiều điện năng phụ trợ. Vì vậy, cần nghiên cứu cách lọc, hiệu chuẩn và xác định độ tin cậy tín hiệu trước khi ra lệnh chuyển động.</w:t>
       </w:r>
     </w:p>
     <w:p>
       <w:r>
+        <w:rPr/>
         <w:t>Đề tài “Nghiên cứu thuật toán đo cường độ ánh sáng để xác định hướng điều khiển tấm pin năng lượng mặt trời bám nắng một trục” được chọn nhằm xây dựng và so sánh các cách xử lý tín hiệu phù hợp với mô hình nhỏ, đồng thời kết hợp đường tham chiếu thiên văn để hệ thống không phụ thuộc hoàn toàn vào cảm biến quang.</w:t>
       </w:r>
     </w:p>
@@ -38,16 +43,19 @@
         <w:pStyle w:val="Heading2"/>
       </w:pPr>
       <w:r>
+        <w:rPr/>
         <w:t>1.2. Tổng quan về đề tài</w:t>
       </w:r>
     </w:p>
     <w:p>
       <w:r>
+        <w:rPr/>
         <w:t>Đối tượng kỹ thuật là mô hình tấm pin bám nắng một trục, dùng một cụm bốn quang trở gắn tại bốn góc mặt pin để ước lượng sai lệch theo phương quay và phương nghiêng. Mỗi cảm biến được gá đối xứng, trục cảm quang hướng chếch ra ngoài so với pháp tuyến mặt pin. Cụm cảm biến tạo được hai thành phần sai lệch; do phạm vi cơ khí của đề tài chỉ có một trục chấp hành, thuật toán dùng thành phần ứng với trục được lắp làm lệnh điều khiển, còn thành phần còn lại được ghi nhận để đánh giá hoặc mở rộng trong tương lai.</w:t>
       </w:r>
     </w:p>
     <w:p>
       <w:r>
+        <w:rPr/>
         <w:t>Báo cáo khảo sát bốn nhóm thuật toán trên các tín hiệu quang đã tổng hợp từ bốn góc: so sánh có ngưỡng; điều khiển tỷ lệ; điều khiển tỷ lệ có lọc, bù độ lợi và vùng chết; và phương án lai dùng tín hiệu cảm biến khi đủ tin cậy, chuyển sang góc thiên văn hoặc giữ vị trí khi tín hiệu suy giảm. Trọng tâm đánh giá là khả năng nhận biết chiều quay/chiều nghiêng, sai số bám trên trục được điều khiển, mức độ chuyển động không cần thiết và năng lượng thuần sau khi tính điện năng phụ trợ.</w:t>
       </w:r>
     </w:p>
@@ -56,11 +64,13 @@
         <w:pStyle w:val="Heading2"/>
       </w:pPr>
       <w:r>
+        <w:rPr/>
         <w:t>1.3. Mục tiêu nghiên cứu</w:t>
       </w:r>
     </w:p>
     <w:p>
       <w:r>
+        <w:rPr/>
         <w:t>Mục tiêu tổng quát là xây dựng phương án đo và xử lý cường độ ánh sáng để xác định hướng quay cho mô hình pin mặt trời bám nắng một trục, bảo đảm chuyển động ổn định trong điều kiện ánh sáng thay đổi. Các mục tiêu cụ thể gồm:</w:t>
       </w:r>
     </w:p>
@@ -73,6 +83,7 @@
         </w:numPr>
       </w:pPr>
       <w:r>
+        <w:rPr/>
         <w:lastRenderedPageBreak/>
         <w:t>Tìm hiểu vị trí biểu kiến của Mặt Trời, đặc tính cảm biến quang và nguyên lý bám nắng một trục.</w:t>
       </w:r>
@@ -86,6 +97,7 @@
         </w:numPr>
       </w:pPr>
       <w:r>
+        <w:rPr/>
         <w:t>Thiết kế cụm bốn LDR tại bốn góc pin, xác định góc gá hướng ra ngoài và xây dựng quy tắc so sánh trái-phải, trên-dưới để tạo hai tín hiệu sai lệch.</w:t>
       </w:r>
     </w:p>
@@ -98,6 +110,7 @@
         </w:numPr>
       </w:pPr>
       <w:r>
+        <w:rPr/>
         <w:t>Xây dựng các thuật toán so sánh, tỷ lệ, có lọc/bù/vùng chết và thuật toán lai thiên văn-cảm biến.</w:t>
       </w:r>
     </w:p>
@@ -110,6 +123,7 @@
         </w:numPr>
       </w:pPr>
       <w:r>
+        <w:rPr/>
         <w:t>Đề xuất cách mô phỏng, hiệu chuẩn và thử nghiệm để so sánh sai số góc, số lần/quãng quay và năng lượng thuần với tấm pin cố định.</w:t>
       </w:r>
     </w:p>
@@ -118,11 +132,13 @@
         <w:pStyle w:val="Heading2"/>
       </w:pPr>
       <w:r>
+        <w:rPr/>
         <w:t>1.4. Đối tượng và phạm vi nghiên cứu</w:t>
       </w:r>
     </w:p>
     <w:p>
       <w:r>
+        <w:rPr/>
         <w:t>Đối tượng nghiên cứu là thuật toán xử lý tín hiệu của cụm bốn quang trở đặt ở bốn góc mặt pin để xác định chiều sai lệch theo hai phương. Mô hình cơ khí trong phạm vi báo cáo vẫn là tracker một trục; cấu hình tham khảo gồm ESP32, mạch chia áp đo điện áp tấm pin, module thời gian thực DS1307 và một động cơ gạt nước trục vít có giới hạn hành trình. Địa điểm tính toán dự kiến là khu vực Mỹ Hào, Hưng Yên (xấp xỉ 20,93° Bắc, 106,06° Đông); tọa độ chính thức cần được xác nhận theo nơi đặt mô hình. Thành phần sai lệch của trục chưa được cơ khí điều khiển chỉ được ghi nhận, không giả định rằng mô hình một trục có thể điều chỉnh đồng thời cả hai trục.</w:t>
       </w:r>
     </w:p>
@@ -157,6 +173,7 @@
       <w:proofErr w:type="spellStart"/>
       <w:proofErr w:type="spellEnd"/>
       <w:r>
+        <w:rPr/>
         <w:t>Phạm vi tập trung vào mô hình công suất nhỏ, chuyển động trong mặt phẳng Đông-Tây và xử lý tín hiệu cảm biến. Báo cáo không thiết kế hệ thống hòa lưới, bộ nghịch lưu hoặc MPPT; không khẳng định mức tăng sản lượng trước khi đo; không mở rộng sang cơ cấu giàn quy mô nhà máy. Photodiode được trình bày để so sánh lựa chọn cảm biến, không mặc định là phần tử của mạch chính.</w:t>
       </w:r>
     </w:p>
@@ -165,11 +182,13 @@
         <w:pStyle w:val="Heading2"/>
       </w:pPr>
       <w:r>
+        <w:rPr/>
         <w:t>1.5. Kết quả dự kiến</w:t>
       </w:r>
     </w:p>
     <w:p>
       <w:r>
+        <w:rPr/>
         <w:t>Kết quả dự kiến của đề tài gồm:</w:t>
       </w:r>
     </w:p>
@@ -182,6 +201,7 @@
         </w:numPr>
       </w:pPr>
       <w:r>
+        <w:rPr/>
         <w:t>Mô tả cơ sở lý thuyết và cấu trúc mô hình bám nắng một trục có thể triển khai.</w:t>
       </w:r>
     </w:p>
@@ -194,6 +214,7 @@
         </w:numPr>
       </w:pPr>
       <w:r>
+        <w:rPr/>
         <w:t>Bộ thuật toán và chương trình điều khiển có các bước đọc/lọc tín hiệu, hiệu chuẩn, đánh giá chất lượng cảm biến, giới hạn góc và điều khiển cơ cấu.</w:t>
       </w:r>
     </w:p>
@@ -206,6 +227,7 @@
         </w:numPr>
       </w:pPr>
       <w:r>
+        <w:rPr/>
         <w:t>Quy trình mô phỏng/thử nghiệm và bộ chỉ tiêu để so sánh sai số bám, hoạt động của động cơ và năng lượng thuần giữa các chế độ.</w:t>
       </w:r>
     </w:p>
@@ -218,11 +240,13 @@
         </w:numPr>
       </w:pPr>
       <w:r>
+        <w:rPr/>
         <w:t>Báo cáo phân tích ưu điểm, giới hạn và hướng hoàn thiện sau khi có dữ liệu đo thực tế.</w:t>
       </w:r>
     </w:p>
     <w:p>
       <w:r>
+        <w:rPr/>
         <w:t>Các mục tiêu này là kết quả dự kiến; mọi trị số hiệu suất hoặc mức cải thiện chỉ được kết luận từ dữ liệu thực nghiệm có thể kiểm tra.</w:t>
       </w:r>
     </w:p>
@@ -231,6 +255,7 @@
         <w:pStyle w:val="Heading1"/>
       </w:pPr>
       <w:r>
+        <w:rPr/>
         <w:lastRenderedPageBreak/>
         <w:t>CHƯƠNG 2. CƠ SỞ LÝ THUYẾT VÀ TỔNG QUAN LINH KIỆN</w:t>
       </w:r>
@@ -240,21 +265,25 @@
         <w:pStyle w:val="Heading2"/>
       </w:pPr>
       <w:r>
+        <w:rPr/>
         <w:t>2.1. Pin năng lượng Mặt Trời</w:t>
       </w:r>
     </w:p>
     <w:p>
       <w:r>
+        <w:rPr/>
         <w:t>Mô-đun quang điện gồm nhiều tế bào bán dẫn ghép nối tiếp/song song để tạo điện áp và dòng điện phù hợp. Tế bào thường dựa trên tiếp giáp bán dẫn p-n; khi photon có năng lượng phù hợp được hấp thụ, các hạt tải điện được tạo ra và phân tách, hình thành dòng điện một chiều. Mô-đun thương mại còn có kính bảo vệ, lớp đóng gói, mặt sau, khung và hộp nối; cấu tạo cụ thể thay đổi theo loại mô-đun.</w:t>
       </w:r>
     </w:p>
     <w:p>
       <w:r>
+        <w:rPr/>
         <w:t>Các thông số cơ bản trên nhãn gồm công suất cực đại Pmax, điện áp hở mạch Voc, dòng ngắn mạch Isc, điện áp và dòng tại điểm công suất cực đại Vmp, Imp, cùng hệ số nhiệt. Thông số danh định thường công bố theo điều kiện thử chuẩn STC; ngoài thực tế, bức xạ, nhiệt độ tế bào, phổ ánh sáng, tải điện và che bóng làm các giá trị thay đổi. Tăng bức xạ thường làm dòng quang điện tăng; nhiệt độ tế bào tăng thường làm điện áp và công suất cực đại suy giảm.</w:t>
       </w:r>
     </w:p>
     <w:p>
       <w:r>
+        <w:rPr/>
         <w:t>Góc giữa tia trực tiếp và pháp tuyến mặt pin ảnh hưởng thành phần bức xạ trực tiếp thu được; tracker chỉ thay đổi hướng hình học, không loại bỏ ảnh hưởng của mây hay nhiệt độ. Khi so sánh chế độ cố định và bám nắng cần đo đồng thời U và I, tính P = U×I rồi tích phân theo thời gian; điện áp đơn lẻ không đại diện cho năng lượng [1].</w:t>
       </w:r>
     </w:p>
@@ -263,16 +292,19 @@
         <w:pStyle w:val="Heading2"/>
       </w:pPr>
       <w:r>
+        <w:rPr/>
         <w:t>2.2. Cảm biến quang trở (LDR)</w:t>
       </w:r>
     </w:p>
     <w:p>
       <w:r>
+        <w:rPr/>
         <w:t>Quang trở (Light Dependent Resistor - LDR) là linh kiện quang dẫn: độ dẫn điện của vật liệu bán dẫn thay đổi theo lượng ánh sáng chiếu tới. Trong điều kiện sáng hơn, điện trở LDR thường giảm; khi ánh sáng yếu hoặc tối, điện trở tăng. Đặc tuyến điện trở-độ rọi không tuyến tính và phụ thuộc loại linh kiện, phổ ánh sáng, nhiệt độ, thời gian đáp ứng và sai số giữa các mẫu.</w:t>
       </w:r>
     </w:p>
     <w:p>
       <w:r>
+        <w:rPr/>
         <w:t>Để đưa tín hiệu LDR vào vi điều khiển, thường mắc linh kiện với một điện trở cố định thành cầu phân áp rồi đọc điện áp tại điểm giữa bằng ADC. ADC có thể tăng hoặc giảm khi chiếu sáng tùy vị trí LDR trong cầu phân áp, vì vậy cần xem sơ đồ mạch và kiểm tra thực tế. LDR có giá thành thấp, mạch đơn giản nhưng độ lặp lại và tốc độ đáp ứng thường thấp hơn photodiode; cần che bụi/ẩm và hiệu chuẩn nếu dùng để so sánh định lượng.</w:t>
       </w:r>
     </w:p>
@@ -281,19 +313,23 @@
         <w:pStyle w:val="Heading2"/>
       </w:pPr>
       <w:r>
+        <w:rPr/>
         <w:t>2.3. Diode quang (photodiode)</w:t>
       </w:r>
     </w:p>
     <w:p>
       <w:r>
+        <w:rPr/>
         <w:t>Photodiode là linh kiện bán dẫn có vùng tiếp giáp p-n hoặc PIN nhạy với ánh sáng. Photon được hấp thụ tạo cặp điện tử-lỗ trống và sinh dòng quang. Photodiode có thể làm việc ở chế độ quang điện áp (không phân cực ngoài) hoặc quang dẫn (thường phân cực ngược); chế độ và mạch đo được chọn theo yêu cầu về tốc độ, nhiễu và tuyến tính.</w:t>
       </w:r>
     </w:p>
     <w:p>
       <w:r>
+        <w:rPr/>
         <w:t xml:space="preserve">Dòng quang thường nhỏ nên mạch đo hay dùng bộ khuếch đại chuyển dòng-điện áp (TIA), điện trở hồi tiếp và tụ bù để ổn định. Photodiode thường đáp ứng nhanh, có tính lặp tốt và phù hợp đo biến thiên ánh sáng; hạn chế là mạch phức tạp hơn, cần căn chỉnh, che sáng </w:t>
       </w:r>
       <w:r>
+        <w:rPr/>
         <w:lastRenderedPageBreak/>
         <w:t>ngoài ý muốn và chọn dải phổ phù hợp. Trong cấu hình đề tài, photodiode được giới thiệu như phương án cảm biến thay thế, không mặc định lắp chung với LDR.</w:t>
       </w:r>
@@ -303,16 +339,19 @@
         <w:pStyle w:val="Heading2"/>
       </w:pPr>
       <w:r>
+        <w:rPr/>
         <w:t>2.4. Bộ điều khiển ESP32 DevKit và các khối phụ trợ</w:t>
       </w:r>
     </w:p>
     <w:p>
       <w:r>
+        <w:rPr/>
         <w:t>Bộ điều khiển trung tâm là module ESP32 DevKit. Bo có hai nhóm ADC 12 bit: ADC1 (GPIO36, 39, 32, 33...) và ADC2 (GPIO25, 26, 27, 14...); nhóm ADC2 chỉ xung đột khi bật WiFi, còn đề tài không dùng WiFi nên cả sáu kênh đo tương tự đều dùng được. Trong thiết kế đã vẽ, bốn kênh LDR đưa vào GPIO25/26/27/14, biến trở hồi tiếp góc vào GPIO36 và điện áp tấm pin (qua cầu chia) vào GPIO39; ADC của ESP32 chỉ đo điện áp 0–3,3 V nên không đo dòng điện trong phiên bản này.</w:t>
       </w:r>
     </w:p>
     <w:p>
       <w:r>
+        <w:rPr/>
         <w:t>Thời gian thực dùng module DS1307 (I²C địa chỉ 0x68, có pin nuôi) để cấp ngày và giờ cho khối thiên văn; hiển thị dùng màn hình LCD 1602 kèm mạch chuyển I²C PCF8574 (địa chỉ 0x27), chung bus SDA/SCL (GPIO21/22) với DS1307. Nguồn 12 V qua diode chống ngược cực 1N4007, hạ áp LM2596 cấp 3,3 V cho ESP32 và nhánh 7805 riêng cấp 5 V cho LCD, DS1307.</w:t>
       </w:r>
     </w:p>
@@ -321,16 +360,19 @@
         <w:pStyle w:val="Heading2"/>
       </w:pPr>
       <w:r>
+        <w:rPr/>
         <w:t>2.5. Động cơ gạt nước ô tô và mạch động lực cầu H bốn TIP41C</w:t>
       </w:r>
     </w:p>
     <w:p>
       <w:r>
+        <w:rPr/>
         <w:t>Cơ cấu chấp hành là động cơ gạt nước kính ô tô 12 V kèm hộp giảm tốc trục vít – bánh vít. Ưu điểm quyết định là cặp trục vít tự hãm: khi ngắt lệnh hoặc mất điện, trục không bị kéo quay ngược nên tấm pin tự giữ vị trí dưới gió và trọng lượng bản thân mà không cần nuôi điện giữ; mô-men của motor đủ cho tấm pin 100 W nặng khoảng 4 kg ở gió vừa phải, giá thành thấp và sẵn có.</w:t>
       </w:r>
     </w:p>
     <w:p>
       <w:r>
+        <w:rPr/>
         <w:t>Mạch động lực đảo chiều dùng cầu H ghép từ bốn transistor công suất TIP41C (NPN, 6 A, 100 V, vỏ TO-220), mỗi chân bazơ nối qua điện trở 10 k và có diode bảo vệ trả xung ngược về nguồn 12 V và mass. Hai tín hiệu điều khiển dkxuoi/dknguoc đi qua opto PC817 cách ly giữa mass 3,3 V và mass 12 V: chân lệnh ESP32 mức thấp làm sáng LED opto và kéo tín hiệu xuống mass 12 V; theo nguyên lý cầu H, dkxuoi = 0 cho cặp chéo trái dẫn, dknguoc = 0 cho cặp chéo phải dẫn, cả hai bằng 1 thì cầu H khóa và motor tự giữ.</w:t>
       </w:r>
     </w:p>
@@ -481,20 +523,24 @@
     </w:p>
     <w:p>
       <w:r>
+        <w:rPr/>
         <w:t>Trục quay của Trái Đất nghiêng so với mặt phẳng quỹ đạo, vì vậy xích vĩ Mặt Trời thay đổi trong năm. Ở Bắc bán cầu, vào khoảng tháng 6 Mặt Trời lên cao và thời gian ban ngày dài hơn; vào khoảng tháng 12 Mặt Trời thấp hơn và ngày ngắn hơn. Quanh hai điểm phân tháng 3 và tháng 9, độ dài ngày và đêm gần bằng nhau. Đây là biến thiên thiên văn, không phải sự thay đổi đột ngột đúng vào ngày đầu mùa khí tượng.</w:t>
       </w:r>
     </w:p>
     <w:p>
       <w:r>
+        <w:rPr/>
         <w:t xml:space="preserve">Do quỹ đạo thay đổi theo mùa, giờ Mặt Trời mọc/lặn và phương vị mọc/lặn cũng thay đổi. Cùng một tấm pin đặt cố định có thể phù hợp hơn vào một số mùa; lợi ích của bám nắng không giống nhau quanh năm. Ở các vĩ độ miền Bắc Việt Nam, vào mùa hè Mặt Trời giữa trưa có thể ở rất cao và lệch về phía Bắc; mùa đông đường đi thấp hơn và chủ yếu ở phía </w:t>
       </w:r>
       <w:r>
+        <w:rPr/>
         <w:lastRenderedPageBreak/>
         <w:t>Nam. Một tracker một trục chỉ quay trong một mặt phẳng nên còn sai lệch theo phương vuông góc với trục; tracker hai trục khắc phục tốt hơn về hình học nhưng tăng độ phức tạp và năng lượng truyền động.</w:t>
       </w:r>
     </w:p>
     <w:p>
       <w:r>
+        <w:rPr/>
         <w:t>Vì vậy, thiết kế cần xem xét cả mùa, góc nghiêng ban đầu, bóng che và thời tiết địa phương. Không nên suy ra mức tăng sản lượng cả năm từ một ngày nắng hoặc một lần đo; cần so sánh trong các khoảng thời gian đủ dài và ghi nhận điều kiện đo [3, 4].</w:t>
       </w:r>
     </w:p>
@@ -797,6 +843,7 @@
     <w:p/>
     <w:p>
       <w:r>
+        <w:rPr/>
         <w:t>Mốc ngày phân và chí thay đổi nhẹ theo từng năm; mùa khí tượng tại từng địa phương cũng không hoàn toàn trùng với mùa thiên văn. Bảng trên mô tả xu hướng quỹ đạo, không thay cho số liệu thời tiết tại vị trí thử nghiệm.</w:t>
       </w:r>
     </w:p>
@@ -874,6 +921,7 @@
     </w:p>
     <w:p>
       <w:r>
+        <w:rPr/>
         <w:t>Nhóm này tính vị trí Mặt Trời từ vị trí địa lý, ngày và giờ đọc từ module thời gian thực DS1307, không cần cảm biến ánh sáng. Góc khai thiên (xích vĩ) tính theo ngày trong năm:</w:t>
       </w:r>
     </w:p>
@@ -891,6 +939,7 @@
     </w:p>
     <w:p>
       <w:r>
+        <w:rPr/>
         <w:t>Góc giờ tính từ giờ Mặt Trời t (giờ):</w:t>
       </w:r>
     </w:p>
@@ -908,6 +957,7 @@
     </w:p>
     <w:p>
       <w:r>
+        <w:rPr/>
         <w:t>Góc cao Mặt Trời α suy ra từ vĩ độ nơi lắp đặt φ:</w:t>
       </w:r>
     </w:p>
@@ -925,6 +975,7 @@
     </w:p>
     <w:p>
       <w:r>
+        <w:rPr/>
         <w:t>Góc phương vị γ tính tiếp từ α, δ và φ. Biết (α, γ) là đổi được ra góc đặt của tấm pin cho từng trục.</w:t>
       </w:r>
     </w:p>
@@ -933,6 +984,7 @@
         <w:pStyle w:val="ListBullet"/>
       </w:pPr>
       <w:r>
+        <w:rPr/>
         <w:t>Ưu điểm: ổn định, không phụ thuộc thời tiết, không dao động quanh vị trí cân bằng.</w:t>
       </w:r>
     </w:p>
@@ -941,6 +993,7 @@
         <w:pStyle w:val="ListBullet"/>
       </w:pPr>
       <w:r>
+        <w:rPr/>
         <w:t>Nhược điểm: phải cài đúng tọa độ và giờ; không tự sửa được sai số do lắp đặt lệch hoặc khớp cơ khí rơ.</w:t>
       </w:r>
     </w:p>
@@ -977,6 +1030,7 @@
     </w:p>
     <w:p>
       <w:r>
+        <w:rPr/>
         <w:t>Bốn LDR đặt ở bốn góc tấm pin, mỗi cảm biến gá nghiêng ra ngoài tâm một góc β_s = 30° như nhau, không dùng vách ngăn. Khi nắng thẳng góc, bốn kênh nhận sáng gần bằng nhau; khi nắng xiên, cặp cảm biến phía bên nắng nhận mạnh hơn hẳn. Gọi giá trị đọc được của bốn kênh là trái, phải, trên, dưới, sai lệch điều khiển tính rất đơn giản:</w:t>
       </w:r>
     </w:p>
@@ -997,6 +1051,7 @@
         <w:pStyle w:val="ListBullet"/>
       </w:pPr>
       <w:r>
+        <w:rPr/>
         <w:t>Nếu |e1| &gt; ngưỡng: quay động cơ trục 1 theo dấu e1; nếu |e2| &gt; ngưỡng: quay động cơ trục 2 theo dấu e2.</w:t>
       </w:r>
     </w:p>
@@ -1005,6 +1060,7 @@
         <w:pStyle w:val="ListBullet"/>
       </w:pPr>
       <w:r>
+        <w:rPr/>
         <w:t>Ngược lại thì dừng – vùng chết (dead-band) chống dao động quanh vị trí cân bằng.</w:t>
       </w:r>
     </w:p>
@@ -1013,6 +1069,7 @@
         <w:pStyle w:val="ListBullet"/>
       </w:pPr>
       <w:r>
+        <w:rPr/>
         <w:t>Ưu điểm: đơn giản, rẻ, phản ứng theo điều kiện sáng thực tế, tự sửa sai số lắp đặt.</w:t>
       </w:r>
     </w:p>
@@ -1021,6 +1078,7 @@
         <w:pStyle w:val="ListBullet"/>
       </w:pPr>
       <w:r>
+        <w:rPr/>
         <w:t>Nhược điểm: nhạy với mây và bóng râm thoáng qua, dễ dao động nếu ngưỡng chọn quá nhỏ, buổi sáng sớm tín hiệu yếu nên bám chậm.</w:t>
       </w:r>
     </w:p>
@@ -1044,6 +1102,7 @@
         <w:pStyle w:val="ListBullet"/>
       </w:pPr>
       <w:r>
+        <w:rPr/>
         <w:t>Dùng thiên văn định vị thô: đầu buổi sáng và mỗi chu kỳ 30 phút, tính (α, γ) từ DS1307 rồi đưa nhanh tấm pin về gần vị trí Mặt Trời.</w:t>
       </w:r>
     </w:p>
@@ -1052,6 +1111,7 @@
         <w:pStyle w:val="ListBullet"/>
       </w:pPr>
       <w:r>
+        <w:rPr/>
         <w:t>Dùng LDR tinh chỉnh: giữa hai lần định vị thô, so sánh e1 (và e2) với ngưỡng để khử phần sai lệch còn lại, kể cả sai số lắp đặt.</w:t>
       </w:r>
     </w:p>
@@ -1060,11 +1120,13 @@
         <w:pStyle w:val="ListBullet"/>
       </w:pPr>
       <w:r>
+        <w:rPr/>
         <w:t>Khi trời nhiều mây (tổng sáng S nhỏ hơn ngưỡng S_min): giữ nguyên vị trí theo lịch thiên văn, tránh dao động vô ích do mây che thoáng qua.</w:t>
       </w:r>
     </w:p>
     <w:p>
       <w:r>
+        <w:rPr/>
         <w:t>Phương pháp hybrid lấy được ưu điểm của cả hai nhóm: bám nhanh và ổn định như vòng hở, tự sửa sai số như vòng kín, và không săn lệnh khi thời tiết xấu. Vì vậy đề tài chọn nhóm 3 cho cả hai mô hình một trục và hai trục.</w:t>
       </w:r>
     </w:p>
@@ -1081,11 +1143,13 @@
     </w:p>
     <w:p>
       <w:r>
+        <w:rPr/>
         <w:t>Có thể lấy nhiều mẫu ADC trong mỗi chu kỳ, dùng trung vị để loại điểm đột biến rồi lọc thông thấp hoặc trung bình trượt mũ. Bù sai khác độ lợi giữa bốn kênh LDR trước khi tổng hợp sai lệch trái-phải và trên-dưới; sử dụng vùng chết để tránh động cơ chạy do nhiễu nhỏ; dùng ngưỡng bật/tắt khác nhau để tránh chuyển chế độ liên tục. Thời gian lấy mẫu, hệ số lọc và vùng chết cần hiệu chỉnh bằng dữ liệu đo.</w:t>
       </w:r>
     </w:p>
     <w:p>
       <w:r>
+        <w:rPr/>
         <w:t>Đánh giá hệ thống nên tách độ chính xác góc và năng lượng: sai số góc có thể tính RMSE so với góc tham chiếu; năng lượng PV được tính từ tích phân U×I theo thời gian; năng lượng thuần bằng năng lượng PV thu được trừ năng lượng cơ cấu và bộ điều khiển. Cần so sánh trong cùng khoảng thời gian với tấm pin cố định tương đương, không kết luận hiệu quả chỉ từ công suất tức thời.</w:t>
       </w:r>
     </w:p>
@@ -1094,6 +1158,7 @@
         <w:pStyle w:val="Heading1"/>
       </w:pPr>
       <w:r>
+        <w:rPr/>
         <w:lastRenderedPageBreak/>
         <w:t>CHƯƠNG 3. KẾT QUẢ NGHIÊN CỨU PHƯƠNG PHÁP HYBRID BẰNG MÔ PHỎNG</w:t>
       </w:r>
@@ -1103,6 +1168,7 @@
         <w:pStyle w:val="Heading2"/>
       </w:pPr>
       <w:r>
+        <w:rPr/>
         <w:t>3.1. Đường đi của Mặt Trời tại địa điểm lắp đặt</w:t>
       </w:r>
     </w:p>
@@ -1165,11 +1231,13 @@
         <w:pStyle w:val="Caption"/>
       </w:pPr>
       <w:r>
+        <w:rPr/>
         <w:t>Hình 1. Góc cao và góc phương vị Mặt Trời trong bốn ngày đại diện tại Mỹ Hào</w:t>
       </w:r>
     </w:p>
     <w:p>
       <w:r>
+        <w:rPr/>
         <w:t>Đồ thị cho thấy ba đặc điểm quyết định thiết kế: giữa trưa hạ chí Mặt Trời lên gần thiên đỉnh (α ≈ 88°) còn đông chí chỉ đạt 46°, nên góc nghiêng thay đổi rất nhiều theo mùa; buổi sáng và chiều góc phương vị đổi nhanh (khoảng 15° mỗi giờ), nên trục quay Đông–Tây phải chỉnh liên tục trong ngày; toàn bộ quỹ đạo đối xứng qua giờ trưa nên lịch thiên văn rất dễ tính và ổn định.</w:t>
       </w:r>
     </w:p>
@@ -1178,6 +1246,7 @@
         <w:pStyle w:val="Heading2"/>
       </w:pPr>
       <w:r>
+        <w:rPr/>
         <w:lastRenderedPageBreak/>
         <w:t>3.2. Ma trận bốn LDR nhìn hướng nắng như thế nào</w:t>
       </w:r>
@@ -1233,11 +1302,13 @@
         <w:pStyle w:val="Caption"/>
       </w:pPr>
       <w:r>
+        <w:rPr/>
         <w:t>Hình 2. Bốn LDR gá nghiêng β_s ở bốn góc tấm pin, không dùng vách ngăn</w:t>
       </w:r>
     </w:p>
     <w:p>
       <w:r>
+        <w:rPr/>
         <w:t>Khi nắng chiếu thẳng góc tấm pin, bốn cảm biến nghiêng nhận sáng gần như nhau nên e1 và e2 xấp xỉ 0: tấm pin đang đúng hướng. Khi nắng xiên sang một bên, cặp cảm biến phía bên nắng nhận mạnh hơn cặp đối diện nên e1 khác 0, và dấu của e1 chỉ đúng phía cần quay tới. Bảng dưới là ví dụ số đọc được khi Mặt Trời lệch khỏi pháp tuyến tấm pin các góc khác nhau (giá trị ADC 12 bit):</w:t>
       </w:r>
     </w:p>
@@ -1247,6 +1318,7 @@
         <w:spacing w:after="80"/>
       </w:pPr>
       <w:r>
+        <w:rPr/>
         <w:t>Bảng 1. Ví dụ trực quan: giá trị đọc bốn kênh và lệnh quay tương ứng</w:t>
       </w:r>
     </w:p>
@@ -1993,6 +2065,7 @@
     <w:p/>
     <w:p>
       <w:r>
+        <w:rPr/>
         <w:t>Nhìn bảng là thấy ngay cách chọn ngưỡng: lệch khoảng 4° đã cho |e1| cỡ 200 mức ADC, đủ tách khỏi nhiễu; trong vùng chết |e1| dưới ngưỡng thì motor đứng yên, tránh săn lệnh. Trục nghiêng dùng cặp kênh trên–dưới với cùng một cách tính.</w:t>
       </w:r>
     </w:p>
@@ -2001,12 +2074,14 @@
         <w:pStyle w:val="Heading2"/>
       </w:pPr>
       <w:r>
+        <w:rPr/>
         <w:lastRenderedPageBreak/>
         <w:t>3.3. Một ngày làm việc của phương pháp hybrid</w:t>
       </w:r>
     </w:p>
     <w:p>
       <w:r>
+        <w:rPr/>
         <w:t>Chương trình mô phỏng cho chạy cả ngày 21/3 với một đám mây che từ 10h đến 11h, so sánh ba luật điều khiển: chỉ dùng thiên văn (vòng hở), chỉ dùng LDR (vòng kín) và hybrid. Đồ thị dưới đây là góc tấm pin theo thời gian của luật hybrid so với góc Mặt Trời lý tưởng:</w:t>
       </w:r>
     </w:p>
@@ -2061,11 +2136,13 @@
         <w:pStyle w:val="Caption"/>
       </w:pPr>
       <w:r>
+        <w:rPr/>
         <w:t>Hình 3. Góc tấm pin theo thời gian trong ngày 21/3 của phương pháp hybrid</w:t>
       </w:r>
     </w:p>
     <w:p>
       <w:r>
+        <w:rPr/>
         <w:t>Đường bậc thang bám sát đường lý tưởng: sáng sớm tấm pin được đưa nhanh về phía Đông theo lịch thiên văn, trong ngày LDR tinh chỉnh từng bậc nhỏ, còn đúng khoảng mây mù 10h–11h thì tấm pin đứng yên giữ vị trí theo lịch thay vì dao động theo mây. Bảng so sánh ba luật trong cùng điều kiện:</w:t>
       </w:r>
     </w:p>
@@ -2075,6 +2152,7 @@
         <w:spacing w:after="80"/>
       </w:pPr>
       <w:r>
+        <w:rPr/>
         <w:t>Bảng 2. So sánh ba luật điều khiển trong ngày 21/3 có mây mù</w:t>
       </w:r>
     </w:p>
@@ -2391,6 +2469,7 @@
     <w:p/>
     <w:p>
       <w:r>
+        <w:rPr/>
         <w:t>Vòng kín thuần túy kém nhất vì buổi sáng tín hiệu yếu nên bám đuổi chậm (sai số có lúc 82°) và vẫn chạy motor nhiều lần; vòng hở thuần túy ổn định nhưng sai số tích lũy giữa hai lần cập nhật; hybrid nhỏ sai số nhất mà số lần chạy motor vẫn chấp nhận được, nên được chọn triển khai.</w:t>
       </w:r>
     </w:p>
@@ -2467,6 +2546,7 @@
     </w:p>
     <w:p>
       <w:r>
+        <w:rPr/>
         <w:t>Mô phỏng tích phân lượng nắng trực xạ rơi vuông góc lên tấm pin trong cả ngày cho ba cấu hình: tấm cố định nghiêng 21° hướng Nam, tấm bám một trục Đông–Tây và tấm bám hai trục, đều dùng luật hybrid:</w:t>
       </w:r>
     </w:p>
@@ -2529,6 +2609,7 @@
     </w:p>
     <w:p>
       <w:r>
+        <w:rPr/>
         <w:t>Đọc trực tiếp trên đồ thị: bám một trục thu thêm khoảng 47% ngày hạ chí và tới 259% ngày đông chí so với tấm cố định; bám hai trục nhỉnh hơn một trục không đáng kể vào mùa hè nhưng gấp rưỡi thêm vào ngày đông chí (351%). Với mô hình một trục của đồ án 1, phần tăng 47–259% đã đủ chứng minh hiệu quả của thuật toán; mô hình hai trục của đồ án 2 phát huy rõ nhất vào mùa đông.</w:t>
       </w:r>
     </w:p>
@@ -2618,14 +2699,17 @@
         <w:pStyle w:val="Caption"/>
       </w:pPr>
       <w:r>
+        <w:rPr/>
         <w:t>Hình 5. Lưu đồ tổng quát chương trình hybrid cho mô hình một trục</w:t>
       </w:r>
     </w:p>
     <w:p>
       <w:r>
+        <w:rPr/>
         <w:t xml:space="preserve">Lưu đồ thể hiện đúng ba nhánh của phương pháp hybrid: nhánh thiên văn chạy mỗi 30 phút để định vị thô, nhánh LDR chạy mỗi 2 phút để tinh chỉnh khi nắng đủ mạnh, và nhánh giữ vị trí theo lịch khi tổng sáng sụt dưới ngưỡng S_min. Các lưu đồ chi tiết từng khối (đọc </w:t>
       </w:r>
       <w:r>
+        <w:rPr/>
         <w:lastRenderedPageBreak/>
         <w:t>ADC, tính thiên văn, điều khiển motor, hiển thị LCD, đọc biến trở) trình bày ở quyển lập trình, chương 3.</w:t>
       </w:r>
@@ -2699,6 +2783,7 @@
         <w:pStyle w:val="Heading1"/>
       </w:pPr>
       <w:r>
+        <w:rPr/>
         <w:t>CHƯƠNG 4. KẾT QUẢ CÔNG VIỆC ĐẠT ĐƯỢC VÀ MA TRẬN TÍNH TOÁN</w:t>
       </w:r>
     </w:p>
@@ -2707,6 +2792,7 @@
         <w:pStyle w:val="Heading2"/>
       </w:pPr>
       <w:r>
+        <w:rPr/>
         <w:t>4.1. Các công việc đã hoàn thành trong tuần 5/10 – 10/10/2026</w:t>
       </w:r>
     </w:p>
@@ -2715,6 +2801,7 @@
         <w:pStyle w:val="ListBullet"/>
       </w:pPr>
       <w:r>
+        <w:rPr/>
         <w:t>Hoàn thành lựa chọn phương pháp điều khiển hybrid: thiên văn định vị thô theo giờ DS1307, LDR tinh chỉnh theo ngưỡng và vùng chết, giữ vị trí theo lịch khi mây mù.</w:t>
       </w:r>
     </w:p>
@@ -2919,67 +3006,80 @@
         <w:pStyle w:val="Heading1"/>
       </w:pPr>
       <w:r>
+        <w:rPr/>
         <w:t>TÀI LIỆU THAM KHẢO</w:t>
       </w:r>
     </w:p>
     <w:p>
       <w:r>
+        <w:rPr/>
         <w:t>[1] J. A. Duffie and W. A. Beckman, Solar Engineering of Thermal Processes, 4th ed., John Wiley &amp; Sons, 2013.</w:t>
       </w:r>
     </w:p>
     <w:p>
       <w:r>
+        <w:rPr/>
         <w:t>[2] I. Reda and A. Andreas, “Solar position algorithm for solar radiation applications,” Solar Energy, vol. 76, no. 5, pp. 577-589, 2004.</w:t>
       </w:r>
     </w:p>
     <w:p>
       <w:r>
+        <w:rPr/>
         <w:t>[3] I. Reda and A. Andreas, “Solar Position Algorithm for Solar Radiation Applications,” NREL/TP-560-34302, 2008. https://docs.nrel.gov/docs/fy08osti/34302.pdf</w:t>
       </w:r>
     </w:p>
     <w:p>
       <w:r>
+        <w:rPr/>
         <w:t>[4] H. Mousazadeh et al., “A review of principle and sun-tracking methods for maximizing solar systems output,” Renewable and Sustainable Energy Reviews, vol. 13, no. 8, pp. 1800-1818, 2009.</w:t>
       </w:r>
     </w:p>
     <w:p>
       <w:r>
+        <w:rPr/>
         <w:t>[5] A. Awasthi et al., “Review on sun tracking technology in solar PV system,” Energy Reports, vol. 6, pp. 392-405, 2020.</w:t>
       </w:r>
     </w:p>
     <w:p>
       <w:r>
+        <w:rPr/>
         <w:t>[6] R. F. Fuentes-Morales et al., “Control algorithms applied to active solar tracking systems: A review,” Solar Energy, vol. 212, pp. 203-219, 2020. https://doi.org/10.1016/j.solener.2020.10.071</w:t>
       </w:r>
     </w:p>
     <w:p>
       <w:r>
+        <w:rPr/>
         <w:t>[7] A. R. Amelia et al., “Technologies of solar tracking systems: A review,” IOP Conference Series: Materials Science and Engineering, vol. 767, 012052, 2020.</w:t>
       </w:r>
     </w:p>
     <w:p>
       <w:r>
+        <w:rPr/>
         <w:t>[8] Espressif Systems, ESP32 Series Datasheet. https://www.espressif.com/sites/default/files/documentation/esp32_datasheet_en.pdf</w:t>
       </w:r>
     </w:p>
     <w:p>
       <w:r>
+        <w:rPr/>
         <w:t>[9] Espressif Systems, ESP32-DevKitC General Purpose Development Board User Guide. https://docs.espressif.com/projects/esp-dev-kits/en/latest/esp32/esp32-devkitc/index.html</w:t>
       </w:r>
     </w:p>
     <w:p>
       <w:r>
+        <w:rPr/>
         <w:t>[10] NXP Semiconductors, PCF8574 Remote 8-bit I/O Expander for I2C-bus (mạch kèm LCD 1602), Datasheet.</w:t>
       </w:r>
     </w:p>
     <w:p>
       <w:r>
+        <w:rPr/>
         <w:lastRenderedPageBreak/>
         <w:t>[11] Maxim Integrated, DS1307 64 x 8, Serial I2C Real-Time Clock, Datasheet. https://www.analog.com/media/en/technical-documentation/data-sheets/DS1307.pdf</w:t>
       </w:r>
     </w:p>
     <w:p>
       <w:r>
+        <w:rPr/>
         <w:t>[12] W. F. Holmgren, C. W. Hansen, and M. A. Mikofski, “pvlib python: a python package for modeling solar energy systems,” Journal of Open Source Software, vol. 3, no. 29, p. 884, 2018.</w:t>
       </w:r>
     </w:p>
@@ -3732,7 +3832,7 @@
     <w:rPr>
       <w:rFonts w:ascii="Times New Roman" w:eastAsia="Times New Roman" w:hAnsi="Times New Roman"/>
       <w:color w:val="000000"/>
-      <w:sz w:val="24"/>
+      <w:sz w:val="26"/>
     </w:rPr>
   </w:style>
   <w:style w:type="paragraph" w:styleId="Heading1">
@@ -3782,7 +3882,7 @@
       <w:b/>
       <w:bCs/>
       <w:color w:val="1F4E79"/>
-      <w:sz w:val="26"/>
+      <w:sz w:val="32"/>
       <w:szCs w:val="26"/>
     </w:rPr>
   </w:style>
@@ -3809,6 +3909,7 @@
       <w:bCs/>
       <w:i/>
       <w:color w:val="404040"/>
+      <w:sz w:val="28"/>
     </w:rPr>
   </w:style>
   <w:style w:type="paragraph" w:styleId="Heading4">
@@ -4530,7 +4631,7 @@
     <w:rPr>
       <w:bCs/>
       <w:color w:val="505050"/>
-      <w:sz w:val="20"/>
+      <w:sz w:val="24"/>
       <w:szCs w:val="18"/>
     </w:rPr>
   </w:style>

--- a/Bao_cao_1_truc_Nghien_cuu.docx
+++ b/Bao_cao_1_truc_Nghien_cuu.docx
@@ -7,7 +7,6 @@
         <w:pStyle w:val="Heading1"/>
       </w:pPr>
       <w:r>
-        <w:rPr/>
         <w:t>CHƯƠNG 1. TỔNG QUAN ĐỀ TÀI</w:t>
       </w:r>
     </w:p>
@@ -16,25 +15,21 @@
         <w:pStyle w:val="Heading2"/>
       </w:pPr>
       <w:r>
-        <w:rPr/>
         <w:t>1.1. Lý do chọn đề tài</w:t>
       </w:r>
     </w:p>
     <w:p>
       <w:r>
-        <w:rPr/>
         <w:t>Tấm pin lắp cố định có hướng và góc nghiêng không đổi, trong khi vị trí biểu kiến của Mặt Trời thay đổi liên tục theo giờ và theo mùa. Khi tia nắng không gần vuông góc với bề mặt pin, thành phần bức xạ trực tiếp nhận được giảm. Cơ cấu bám nắng một trục cho phép tấm pin quay theo một mặt phẳng, qua đó cải thiện hướng thu nhận bức xạ trong một phần thời gian vận hành mà không cần cơ cấu phức tạp như hệ hai trục.</w:t>
       </w:r>
     </w:p>
     <w:p>
       <w:r>
-        <w:rPr/>
         <w:t>Các mô hình giá thành thấp thường dùng nhiều cảm biến quang để so sánh cường độ sáng theo các hướng khác nhau. Tuy nhiên, hai cảm biến có thể khác độ nhạy; tín hiệu thay đổi theo nhiệt độ, nhiễu ADC, bụi, phản xạ và mây che. Nếu điều khiển trực tiếp theo tín hiệu thô, động cơ có thể dao động, quay sai hướng hoặc tiêu thụ nhiều điện năng phụ trợ. Vì vậy, cần nghiên cứu cách lọc, hiệu chuẩn và xác định độ tin cậy tín hiệu trước khi ra lệnh chuyển động.</w:t>
       </w:r>
     </w:p>
     <w:p>
       <w:r>
-        <w:rPr/>
         <w:t>Đề tài “Nghiên cứu thuật toán đo cường độ ánh sáng để xác định hướng điều khiển tấm pin năng lượng mặt trời bám nắng một trục” được chọn nhằm xây dựng và so sánh các cách xử lý tín hiệu phù hợp với mô hình nhỏ, đồng thời kết hợp đường tham chiếu thiên văn để hệ thống không phụ thuộc hoàn toàn vào cảm biến quang.</w:t>
       </w:r>
     </w:p>
@@ -43,19 +38,16 @@
         <w:pStyle w:val="Heading2"/>
       </w:pPr>
       <w:r>
-        <w:rPr/>
         <w:t>1.2. Tổng quan về đề tài</w:t>
       </w:r>
     </w:p>
     <w:p>
       <w:r>
-        <w:rPr/>
         <w:t>Đối tượng kỹ thuật là mô hình tấm pin bám nắng một trục, dùng một cụm bốn quang trở gắn tại bốn góc mặt pin để ước lượng sai lệch theo phương quay và phương nghiêng. Mỗi cảm biến được gá đối xứng, trục cảm quang hướng chếch ra ngoài so với pháp tuyến mặt pin. Cụm cảm biến tạo được hai thành phần sai lệch; do phạm vi cơ khí của đề tài chỉ có một trục chấp hành, thuật toán dùng thành phần ứng với trục được lắp làm lệnh điều khiển, còn thành phần còn lại được ghi nhận để đánh giá hoặc mở rộng trong tương lai.</w:t>
       </w:r>
     </w:p>
     <w:p>
       <w:r>
-        <w:rPr/>
         <w:t>Báo cáo khảo sát bốn nhóm thuật toán trên các tín hiệu quang đã tổng hợp từ bốn góc: so sánh có ngưỡng; điều khiển tỷ lệ; điều khiển tỷ lệ có lọc, bù độ lợi và vùng chết; và phương án lai dùng tín hiệu cảm biến khi đủ tin cậy, chuyển sang góc thiên văn hoặc giữ vị trí khi tín hiệu suy giảm. Trọng tâm đánh giá là khả năng nhận biết chiều quay/chiều nghiêng, sai số bám trên trục được điều khiển, mức độ chuyển động không cần thiết và năng lượng thuần sau khi tính điện năng phụ trợ.</w:t>
       </w:r>
     </w:p>
@@ -64,13 +56,11 @@
         <w:pStyle w:val="Heading2"/>
       </w:pPr>
       <w:r>
-        <w:rPr/>
         <w:t>1.3. Mục tiêu nghiên cứu</w:t>
       </w:r>
     </w:p>
     <w:p>
       <w:r>
-        <w:rPr/>
         <w:t>Mục tiêu tổng quát là xây dựng phương án đo và xử lý cường độ ánh sáng để xác định hướng quay cho mô hình pin mặt trời bám nắng một trục, bảo đảm chuyển động ổn định trong điều kiện ánh sáng thay đổi. Các mục tiêu cụ thể gồm:</w:t>
       </w:r>
     </w:p>
@@ -83,7 +73,6 @@
         </w:numPr>
       </w:pPr>
       <w:r>
-        <w:rPr/>
         <w:lastRenderedPageBreak/>
         <w:t>Tìm hiểu vị trí biểu kiến của Mặt Trời, đặc tính cảm biến quang và nguyên lý bám nắng một trục.</w:t>
       </w:r>
@@ -97,7 +86,6 @@
         </w:numPr>
       </w:pPr>
       <w:r>
-        <w:rPr/>
         <w:t>Thiết kế cụm bốn LDR tại bốn góc pin, xác định góc gá hướng ra ngoài và xây dựng quy tắc so sánh trái-phải, trên-dưới để tạo hai tín hiệu sai lệch.</w:t>
       </w:r>
     </w:p>
@@ -110,7 +98,6 @@
         </w:numPr>
       </w:pPr>
       <w:r>
-        <w:rPr/>
         <w:t>Xây dựng các thuật toán so sánh, tỷ lệ, có lọc/bù/vùng chết và thuật toán lai thiên văn-cảm biến.</w:t>
       </w:r>
     </w:p>
@@ -123,7 +110,6 @@
         </w:numPr>
       </w:pPr>
       <w:r>
-        <w:rPr/>
         <w:t>Đề xuất cách mô phỏng, hiệu chuẩn và thử nghiệm để so sánh sai số góc, số lần/quãng quay và năng lượng thuần với tấm pin cố định.</w:t>
       </w:r>
     </w:p>
@@ -132,13 +118,11 @@
         <w:pStyle w:val="Heading2"/>
       </w:pPr>
       <w:r>
-        <w:rPr/>
         <w:t>1.4. Đối tượng và phạm vi nghiên cứu</w:t>
       </w:r>
     </w:p>
     <w:p>
       <w:r>
-        <w:rPr/>
         <w:t>Đối tượng nghiên cứu là thuật toán xử lý tín hiệu của cụm bốn quang trở đặt ở bốn góc mặt pin để xác định chiều sai lệch theo hai phương. Mô hình cơ khí trong phạm vi báo cáo vẫn là tracker một trục; cấu hình tham khảo gồm ESP32, mạch chia áp đo điện áp tấm pin, module thời gian thực DS1307 và một động cơ gạt nước trục vít có giới hạn hành trình. Địa điểm tính toán dự kiến là khu vực Mỹ Hào, Hưng Yên (xấp xỉ 20,93° Bắc, 106,06° Đông); tọa độ chính thức cần được xác nhận theo nơi đặt mô hình. Thành phần sai lệch của trục chưa được cơ khí điều khiển chỉ được ghi nhận, không giả định rằng mô hình một trục có thể điều chỉnh đồng thời cả hai trục.</w:t>
       </w:r>
     </w:p>
@@ -173,7 +157,6 @@
       <w:proofErr w:type="spellStart"/>
       <w:proofErr w:type="spellEnd"/>
       <w:r>
-        <w:rPr/>
         <w:t>Phạm vi tập trung vào mô hình công suất nhỏ, chuyển động trong mặt phẳng Đông-Tây và xử lý tín hiệu cảm biến. Báo cáo không thiết kế hệ thống hòa lưới, bộ nghịch lưu hoặc MPPT; không khẳng định mức tăng sản lượng trước khi đo; không mở rộng sang cơ cấu giàn quy mô nhà máy. Photodiode được trình bày để so sánh lựa chọn cảm biến, không mặc định là phần tử của mạch chính.</w:t>
       </w:r>
     </w:p>
@@ -182,13 +165,11 @@
         <w:pStyle w:val="Heading2"/>
       </w:pPr>
       <w:r>
-        <w:rPr/>
         <w:t>1.5. Kết quả dự kiến</w:t>
       </w:r>
     </w:p>
     <w:p>
       <w:r>
-        <w:rPr/>
         <w:t>Kết quả dự kiến của đề tài gồm:</w:t>
       </w:r>
     </w:p>
@@ -201,7 +182,6 @@
         </w:numPr>
       </w:pPr>
       <w:r>
-        <w:rPr/>
         <w:t>Mô tả cơ sở lý thuyết và cấu trúc mô hình bám nắng một trục có thể triển khai.</w:t>
       </w:r>
     </w:p>
@@ -214,7 +194,6 @@
         </w:numPr>
       </w:pPr>
       <w:r>
-        <w:rPr/>
         <w:t>Bộ thuật toán và chương trình điều khiển có các bước đọc/lọc tín hiệu, hiệu chuẩn, đánh giá chất lượng cảm biến, giới hạn góc và điều khiển cơ cấu.</w:t>
       </w:r>
     </w:p>
@@ -227,7 +206,6 @@
         </w:numPr>
       </w:pPr>
       <w:r>
-        <w:rPr/>
         <w:t>Quy trình mô phỏng/thử nghiệm và bộ chỉ tiêu để so sánh sai số bám, hoạt động của động cơ và năng lượng thuần giữa các chế độ.</w:t>
       </w:r>
     </w:p>
@@ -240,13 +218,11 @@
         </w:numPr>
       </w:pPr>
       <w:r>
-        <w:rPr/>
         <w:t>Báo cáo phân tích ưu điểm, giới hạn và hướng hoàn thiện sau khi có dữ liệu đo thực tế.</w:t>
       </w:r>
     </w:p>
     <w:p>
       <w:r>
-        <w:rPr/>
         <w:t>Các mục tiêu này là kết quả dự kiến; mọi trị số hiệu suất hoặc mức cải thiện chỉ được kết luận từ dữ liệu thực nghiệm có thể kiểm tra.</w:t>
       </w:r>
     </w:p>
@@ -255,7 +231,6 @@
         <w:pStyle w:val="Heading1"/>
       </w:pPr>
       <w:r>
-        <w:rPr/>
         <w:lastRenderedPageBreak/>
         <w:t>CHƯƠNG 2. CƠ SỞ LÝ THUYẾT VÀ TỔNG QUAN LINH KIỆN</w:t>
       </w:r>
@@ -265,25 +240,21 @@
         <w:pStyle w:val="Heading2"/>
       </w:pPr>
       <w:r>
-        <w:rPr/>
         <w:t>2.1. Pin năng lượng Mặt Trời</w:t>
       </w:r>
     </w:p>
     <w:p>
       <w:r>
-        <w:rPr/>
         <w:t>Mô-đun quang điện gồm nhiều tế bào bán dẫn ghép nối tiếp/song song để tạo điện áp và dòng điện phù hợp. Tế bào thường dựa trên tiếp giáp bán dẫn p-n; khi photon có năng lượng phù hợp được hấp thụ, các hạt tải điện được tạo ra và phân tách, hình thành dòng điện một chiều. Mô-đun thương mại còn có kính bảo vệ, lớp đóng gói, mặt sau, khung và hộp nối; cấu tạo cụ thể thay đổi theo loại mô-đun.</w:t>
       </w:r>
     </w:p>
     <w:p>
       <w:r>
-        <w:rPr/>
         <w:t>Các thông số cơ bản trên nhãn gồm công suất cực đại Pmax, điện áp hở mạch Voc, dòng ngắn mạch Isc, điện áp và dòng tại điểm công suất cực đại Vmp, Imp, cùng hệ số nhiệt. Thông số danh định thường công bố theo điều kiện thử chuẩn STC; ngoài thực tế, bức xạ, nhiệt độ tế bào, phổ ánh sáng, tải điện và che bóng làm các giá trị thay đổi. Tăng bức xạ thường làm dòng quang điện tăng; nhiệt độ tế bào tăng thường làm điện áp và công suất cực đại suy giảm.</w:t>
       </w:r>
     </w:p>
     <w:p>
       <w:r>
-        <w:rPr/>
         <w:t>Góc giữa tia trực tiếp và pháp tuyến mặt pin ảnh hưởng thành phần bức xạ trực tiếp thu được; tracker chỉ thay đổi hướng hình học, không loại bỏ ảnh hưởng của mây hay nhiệt độ. Khi so sánh chế độ cố định và bám nắng cần đo đồng thời U và I, tính P = U×I rồi tích phân theo thời gian; điện áp đơn lẻ không đại diện cho năng lượng [1].</w:t>
       </w:r>
     </w:p>
@@ -292,19 +263,16 @@
         <w:pStyle w:val="Heading2"/>
       </w:pPr>
       <w:r>
-        <w:rPr/>
         <w:t>2.2. Cảm biến quang trở (LDR)</w:t>
       </w:r>
     </w:p>
     <w:p>
       <w:r>
-        <w:rPr/>
         <w:t>Quang trở (Light Dependent Resistor - LDR) là linh kiện quang dẫn: độ dẫn điện của vật liệu bán dẫn thay đổi theo lượng ánh sáng chiếu tới. Trong điều kiện sáng hơn, điện trở LDR thường giảm; khi ánh sáng yếu hoặc tối, điện trở tăng. Đặc tuyến điện trở-độ rọi không tuyến tính và phụ thuộc loại linh kiện, phổ ánh sáng, nhiệt độ, thời gian đáp ứng và sai số giữa các mẫu.</w:t>
       </w:r>
     </w:p>
     <w:p>
       <w:r>
-        <w:rPr/>
         <w:t>Để đưa tín hiệu LDR vào vi điều khiển, thường mắc linh kiện với một điện trở cố định thành cầu phân áp rồi đọc điện áp tại điểm giữa bằng ADC. ADC có thể tăng hoặc giảm khi chiếu sáng tùy vị trí LDR trong cầu phân áp, vì vậy cần xem sơ đồ mạch và kiểm tra thực tế. LDR có giá thành thấp, mạch đơn giản nhưng độ lặp lại và tốc độ đáp ứng thường thấp hơn photodiode; cần che bụi/ẩm và hiệu chuẩn nếu dùng để so sánh định lượng.</w:t>
       </w:r>
     </w:p>
@@ -313,23 +281,19 @@
         <w:pStyle w:val="Heading2"/>
       </w:pPr>
       <w:r>
-        <w:rPr/>
         <w:t>2.3. Diode quang (photodiode)</w:t>
       </w:r>
     </w:p>
     <w:p>
       <w:r>
-        <w:rPr/>
         <w:t>Photodiode là linh kiện bán dẫn có vùng tiếp giáp p-n hoặc PIN nhạy với ánh sáng. Photon được hấp thụ tạo cặp điện tử-lỗ trống và sinh dòng quang. Photodiode có thể làm việc ở chế độ quang điện áp (không phân cực ngoài) hoặc quang dẫn (thường phân cực ngược); chế độ và mạch đo được chọn theo yêu cầu về tốc độ, nhiễu và tuyến tính.</w:t>
       </w:r>
     </w:p>
     <w:p>
       <w:r>
-        <w:rPr/>
         <w:t xml:space="preserve">Dòng quang thường nhỏ nên mạch đo hay dùng bộ khuếch đại chuyển dòng-điện áp (TIA), điện trở hồi tiếp và tụ bù để ổn định. Photodiode thường đáp ứng nhanh, có tính lặp tốt và phù hợp đo biến thiên ánh sáng; hạn chế là mạch phức tạp hơn, cần căn chỉnh, che sáng </w:t>
       </w:r>
       <w:r>
-        <w:rPr/>
         <w:lastRenderedPageBreak/>
         <w:t>ngoài ý muốn và chọn dải phổ phù hợp. Trong cấu hình đề tài, photodiode được giới thiệu như phương án cảm biến thay thế, không mặc định lắp chung với LDR.</w:t>
       </w:r>
@@ -339,19 +303,16 @@
         <w:pStyle w:val="Heading2"/>
       </w:pPr>
       <w:r>
-        <w:rPr/>
         <w:t>2.4. Bộ điều khiển ESP32 DevKit và các khối phụ trợ</w:t>
       </w:r>
     </w:p>
     <w:p>
       <w:r>
-        <w:rPr/>
         <w:t>Bộ điều khiển trung tâm là module ESP32 DevKit. Bo có hai nhóm ADC 12 bit: ADC1 (GPIO36, 39, 32, 33...) và ADC2 (GPIO25, 26, 27, 14...); nhóm ADC2 chỉ xung đột khi bật WiFi, còn đề tài không dùng WiFi nên cả sáu kênh đo tương tự đều dùng được. Trong thiết kế đã vẽ, bốn kênh LDR đưa vào GPIO25/26/27/14, biến trở hồi tiếp góc vào GPIO36 và điện áp tấm pin (qua cầu chia) vào GPIO39; ADC của ESP32 chỉ đo điện áp 0–3,3 V nên không đo dòng điện trong phiên bản này.</w:t>
       </w:r>
     </w:p>
     <w:p>
       <w:r>
-        <w:rPr/>
         <w:t>Thời gian thực dùng module DS1307 (I²C địa chỉ 0x68, có pin nuôi) để cấp ngày và giờ cho khối thiên văn; hiển thị dùng màn hình LCD 1602 kèm mạch chuyển I²C PCF8574 (địa chỉ 0x27), chung bus SDA/SCL (GPIO21/22) với DS1307. Nguồn 12 V qua diode chống ngược cực 1N4007, hạ áp LM2596 cấp 3,3 V cho ESP32 và nhánh 7805 riêng cấp 5 V cho LCD, DS1307.</w:t>
       </w:r>
     </w:p>
@@ -360,19 +321,16 @@
         <w:pStyle w:val="Heading2"/>
       </w:pPr>
       <w:r>
-        <w:rPr/>
         <w:t>2.5. Động cơ gạt nước ô tô và mạch động lực cầu H bốn TIP41C</w:t>
       </w:r>
     </w:p>
     <w:p>
       <w:r>
-        <w:rPr/>
         <w:t>Cơ cấu chấp hành là động cơ gạt nước kính ô tô 12 V kèm hộp giảm tốc trục vít – bánh vít. Ưu điểm quyết định là cặp trục vít tự hãm: khi ngắt lệnh hoặc mất điện, trục không bị kéo quay ngược nên tấm pin tự giữ vị trí dưới gió và trọng lượng bản thân mà không cần nuôi điện giữ; mô-men của motor đủ cho tấm pin 100 W nặng khoảng 4 kg ở gió vừa phải, giá thành thấp và sẵn có.</w:t>
       </w:r>
     </w:p>
     <w:p>
       <w:r>
-        <w:rPr/>
         <w:t>Mạch động lực đảo chiều dùng cầu H ghép từ bốn transistor công suất TIP41C (NPN, 6 A, 100 V, vỏ TO-220), mỗi chân bazơ nối qua điện trở 10 k và có diode bảo vệ trả xung ngược về nguồn 12 V và mass. Hai tín hiệu điều khiển dkxuoi/dknguoc đi qua opto PC817 cách ly giữa mass 3,3 V và mass 12 V: chân lệnh ESP32 mức thấp làm sáng LED opto và kéo tín hiệu xuống mass 12 V; theo nguyên lý cầu H, dkxuoi = 0 cho cặp chéo trái dẫn, dknguoc = 0 cho cặp chéo phải dẫn, cả hai bằng 1 thì cầu H khóa và motor tự giữ.</w:t>
       </w:r>
     </w:p>
@@ -523,24 +481,20 @@
     </w:p>
     <w:p>
       <w:r>
-        <w:rPr/>
         <w:t>Trục quay của Trái Đất nghiêng so với mặt phẳng quỹ đạo, vì vậy xích vĩ Mặt Trời thay đổi trong năm. Ở Bắc bán cầu, vào khoảng tháng 6 Mặt Trời lên cao và thời gian ban ngày dài hơn; vào khoảng tháng 12 Mặt Trời thấp hơn và ngày ngắn hơn. Quanh hai điểm phân tháng 3 và tháng 9, độ dài ngày và đêm gần bằng nhau. Đây là biến thiên thiên văn, không phải sự thay đổi đột ngột đúng vào ngày đầu mùa khí tượng.</w:t>
       </w:r>
     </w:p>
     <w:p>
       <w:r>
-        <w:rPr/>
         <w:t xml:space="preserve">Do quỹ đạo thay đổi theo mùa, giờ Mặt Trời mọc/lặn và phương vị mọc/lặn cũng thay đổi. Cùng một tấm pin đặt cố định có thể phù hợp hơn vào một số mùa; lợi ích của bám nắng không giống nhau quanh năm. Ở các vĩ độ miền Bắc Việt Nam, vào mùa hè Mặt Trời giữa trưa có thể ở rất cao và lệch về phía Bắc; mùa đông đường đi thấp hơn và chủ yếu ở phía </w:t>
       </w:r>
       <w:r>
-        <w:rPr/>
         <w:lastRenderedPageBreak/>
         <w:t>Nam. Một tracker một trục chỉ quay trong một mặt phẳng nên còn sai lệch theo phương vuông góc với trục; tracker hai trục khắc phục tốt hơn về hình học nhưng tăng độ phức tạp và năng lượng truyền động.</w:t>
       </w:r>
     </w:p>
     <w:p>
       <w:r>
-        <w:rPr/>
         <w:t>Vì vậy, thiết kế cần xem xét cả mùa, góc nghiêng ban đầu, bóng che và thời tiết địa phương. Không nên suy ra mức tăng sản lượng cả năm từ một ngày nắng hoặc một lần đo; cần so sánh trong các khoảng thời gian đủ dài và ghi nhận điều kiện đo [3, 4].</w:t>
       </w:r>
     </w:p>
@@ -843,7 +797,6 @@
     <w:p/>
     <w:p>
       <w:r>
-        <w:rPr/>
         <w:t>Mốc ngày phân và chí thay đổi nhẹ theo từng năm; mùa khí tượng tại từng địa phương cũng không hoàn toàn trùng với mùa thiên văn. Bảng trên mô tả xu hướng quỹ đạo, không thay cho số liệu thời tiết tại vị trí thử nghiệm.</w:t>
       </w:r>
     </w:p>
@@ -921,7 +874,6 @@
     </w:p>
     <w:p>
       <w:r>
-        <w:rPr/>
         <w:t>Nhóm này tính vị trí Mặt Trời từ vị trí địa lý, ngày và giờ đọc từ module thời gian thực DS1307, không cần cảm biến ánh sáng. Góc khai thiên (xích vĩ) tính theo ngày trong năm:</w:t>
       </w:r>
     </w:p>
@@ -939,7 +891,6 @@
     </w:p>
     <w:p>
       <w:r>
-        <w:rPr/>
         <w:t>Góc giờ tính từ giờ Mặt Trời t (giờ):</w:t>
       </w:r>
     </w:p>
@@ -957,7 +908,6 @@
     </w:p>
     <w:p>
       <w:r>
-        <w:rPr/>
         <w:t>Góc cao Mặt Trời α suy ra từ vĩ độ nơi lắp đặt φ:</w:t>
       </w:r>
     </w:p>
@@ -975,7 +925,6 @@
     </w:p>
     <w:p>
       <w:r>
-        <w:rPr/>
         <w:t>Góc phương vị γ tính tiếp từ α, δ và φ. Biết (α, γ) là đổi được ra góc đặt của tấm pin cho từng trục.</w:t>
       </w:r>
     </w:p>
@@ -984,7 +933,6 @@
         <w:pStyle w:val="ListBullet"/>
       </w:pPr>
       <w:r>
-        <w:rPr/>
         <w:t>Ưu điểm: ổn định, không phụ thuộc thời tiết, không dao động quanh vị trí cân bằng.</w:t>
       </w:r>
     </w:p>
@@ -993,7 +941,6 @@
         <w:pStyle w:val="ListBullet"/>
       </w:pPr>
       <w:r>
-        <w:rPr/>
         <w:t>Nhược điểm: phải cài đúng tọa độ và giờ; không tự sửa được sai số do lắp đặt lệch hoặc khớp cơ khí rơ.</w:t>
       </w:r>
     </w:p>
@@ -1030,7 +977,6 @@
     </w:p>
     <w:p>
       <w:r>
-        <w:rPr/>
         <w:t>Bốn LDR đặt ở bốn góc tấm pin, mỗi cảm biến gá nghiêng ra ngoài tâm một góc β_s = 30° như nhau, không dùng vách ngăn. Khi nắng thẳng góc, bốn kênh nhận sáng gần bằng nhau; khi nắng xiên, cặp cảm biến phía bên nắng nhận mạnh hơn hẳn. Gọi giá trị đọc được của bốn kênh là trái, phải, trên, dưới, sai lệch điều khiển tính rất đơn giản:</w:t>
       </w:r>
     </w:p>
@@ -1051,7 +997,6 @@
         <w:pStyle w:val="ListBullet"/>
       </w:pPr>
       <w:r>
-        <w:rPr/>
         <w:t>Nếu |e1| &gt; ngưỡng: quay động cơ trục 1 theo dấu e1; nếu |e2| &gt; ngưỡng: quay động cơ trục 2 theo dấu e2.</w:t>
       </w:r>
     </w:p>
@@ -1060,7 +1005,6 @@
         <w:pStyle w:val="ListBullet"/>
       </w:pPr>
       <w:r>
-        <w:rPr/>
         <w:t>Ngược lại thì dừng – vùng chết (dead-band) chống dao động quanh vị trí cân bằng.</w:t>
       </w:r>
     </w:p>
@@ -1069,7 +1013,6 @@
         <w:pStyle w:val="ListBullet"/>
       </w:pPr>
       <w:r>
-        <w:rPr/>
         <w:t>Ưu điểm: đơn giản, rẻ, phản ứng theo điều kiện sáng thực tế, tự sửa sai số lắp đặt.</w:t>
       </w:r>
     </w:p>
@@ -1078,7 +1021,6 @@
         <w:pStyle w:val="ListBullet"/>
       </w:pPr>
       <w:r>
-        <w:rPr/>
         <w:t>Nhược điểm: nhạy với mây và bóng râm thoáng qua, dễ dao động nếu ngưỡng chọn quá nhỏ, buổi sáng sớm tín hiệu yếu nên bám chậm.</w:t>
       </w:r>
     </w:p>
@@ -1102,7 +1044,6 @@
         <w:pStyle w:val="ListBullet"/>
       </w:pPr>
       <w:r>
-        <w:rPr/>
         <w:t>Dùng thiên văn định vị thô: đầu buổi sáng và mỗi chu kỳ 30 phút, tính (α, γ) từ DS1307 rồi đưa nhanh tấm pin về gần vị trí Mặt Trời.</w:t>
       </w:r>
     </w:p>
@@ -1111,7 +1052,6 @@
         <w:pStyle w:val="ListBullet"/>
       </w:pPr>
       <w:r>
-        <w:rPr/>
         <w:t>Dùng LDR tinh chỉnh: giữa hai lần định vị thô, so sánh e1 (và e2) với ngưỡng để khử phần sai lệch còn lại, kể cả sai số lắp đặt.</w:t>
       </w:r>
     </w:p>
@@ -1120,13 +1060,11 @@
         <w:pStyle w:val="ListBullet"/>
       </w:pPr>
       <w:r>
-        <w:rPr/>
         <w:t>Khi trời nhiều mây (tổng sáng S nhỏ hơn ngưỡng S_min): giữ nguyên vị trí theo lịch thiên văn, tránh dao động vô ích do mây che thoáng qua.</w:t>
       </w:r>
     </w:p>
     <w:p>
       <w:r>
-        <w:rPr/>
         <w:t>Phương pháp hybrid lấy được ưu điểm của cả hai nhóm: bám nhanh và ổn định như vòng hở, tự sửa sai số như vòng kín, và không săn lệnh khi thời tiết xấu. Vì vậy đề tài chọn nhóm 3 cho cả hai mô hình một trục và hai trục.</w:t>
       </w:r>
     </w:p>
@@ -1143,13 +1081,11 @@
     </w:p>
     <w:p>
       <w:r>
-        <w:rPr/>
         <w:t>Có thể lấy nhiều mẫu ADC trong mỗi chu kỳ, dùng trung vị để loại điểm đột biến rồi lọc thông thấp hoặc trung bình trượt mũ. Bù sai khác độ lợi giữa bốn kênh LDR trước khi tổng hợp sai lệch trái-phải và trên-dưới; sử dụng vùng chết để tránh động cơ chạy do nhiễu nhỏ; dùng ngưỡng bật/tắt khác nhau để tránh chuyển chế độ liên tục. Thời gian lấy mẫu, hệ số lọc và vùng chết cần hiệu chỉnh bằng dữ liệu đo.</w:t>
       </w:r>
     </w:p>
     <w:p>
       <w:r>
-        <w:rPr/>
         <w:t>Đánh giá hệ thống nên tách độ chính xác góc và năng lượng: sai số góc có thể tính RMSE so với góc tham chiếu; năng lượng PV được tính từ tích phân U×I theo thời gian; năng lượng thuần bằng năng lượng PV thu được trừ năng lượng cơ cấu và bộ điều khiển. Cần so sánh trong cùng khoảng thời gian với tấm pin cố định tương đương, không kết luận hiệu quả chỉ từ công suất tức thời.</w:t>
       </w:r>
     </w:p>
@@ -1158,7 +1094,6 @@
         <w:pStyle w:val="Heading1"/>
       </w:pPr>
       <w:r>
-        <w:rPr/>
         <w:lastRenderedPageBreak/>
         <w:t>CHƯƠNG 3. KẾT QUẢ NGHIÊN CỨU PHƯƠNG PHÁP HYBRID BẰNG MÔ PHỎNG</w:t>
       </w:r>
@@ -1168,7 +1103,6 @@
         <w:pStyle w:val="Heading2"/>
       </w:pPr>
       <w:r>
-        <w:rPr/>
         <w:t>3.1. Đường đi của Mặt Trời tại địa điểm lắp đặt</w:t>
       </w:r>
     </w:p>
@@ -1231,13 +1165,11 @@
         <w:pStyle w:val="Caption"/>
       </w:pPr>
       <w:r>
-        <w:rPr/>
         <w:t>Hình 1. Góc cao và góc phương vị Mặt Trời trong bốn ngày đại diện tại Mỹ Hào</w:t>
       </w:r>
     </w:p>
     <w:p>
       <w:r>
-        <w:rPr/>
         <w:t>Đồ thị cho thấy ba đặc điểm quyết định thiết kế: giữa trưa hạ chí Mặt Trời lên gần thiên đỉnh (α ≈ 88°) còn đông chí chỉ đạt 46°, nên góc nghiêng thay đổi rất nhiều theo mùa; buổi sáng và chiều góc phương vị đổi nhanh (khoảng 15° mỗi giờ), nên trục quay Đông–Tây phải chỉnh liên tục trong ngày; toàn bộ quỹ đạo đối xứng qua giờ trưa nên lịch thiên văn rất dễ tính và ổn định.</w:t>
       </w:r>
     </w:p>
@@ -1246,7 +1178,6 @@
         <w:pStyle w:val="Heading2"/>
       </w:pPr>
       <w:r>
-        <w:rPr/>
         <w:lastRenderedPageBreak/>
         <w:t>3.2. Ma trận bốn LDR nhìn hướng nắng như thế nào</w:t>
       </w:r>
@@ -1302,13 +1233,11 @@
         <w:pStyle w:val="Caption"/>
       </w:pPr>
       <w:r>
-        <w:rPr/>
         <w:t>Hình 2. Bốn LDR gá nghiêng β_s ở bốn góc tấm pin, không dùng vách ngăn</w:t>
       </w:r>
     </w:p>
     <w:p>
       <w:r>
-        <w:rPr/>
         <w:t>Khi nắng chiếu thẳng góc tấm pin, bốn cảm biến nghiêng nhận sáng gần như nhau nên e1 và e2 xấp xỉ 0: tấm pin đang đúng hướng. Khi nắng xiên sang một bên, cặp cảm biến phía bên nắng nhận mạnh hơn cặp đối diện nên e1 khác 0, và dấu của e1 chỉ đúng phía cần quay tới. Bảng dưới là ví dụ số đọc được khi Mặt Trời lệch khỏi pháp tuyến tấm pin các góc khác nhau (giá trị ADC 12 bit):</w:t>
       </w:r>
     </w:p>
@@ -1318,7 +1247,6 @@
         <w:spacing w:after="80"/>
       </w:pPr>
       <w:r>
-        <w:rPr/>
         <w:t>Bảng 1. Ví dụ trực quan: giá trị đọc bốn kênh và lệnh quay tương ứng</w:t>
       </w:r>
     </w:p>
@@ -2065,7 +1993,6 @@
     <w:p/>
     <w:p>
       <w:r>
-        <w:rPr/>
         <w:t>Nhìn bảng là thấy ngay cách chọn ngưỡng: lệch khoảng 4° đã cho |e1| cỡ 200 mức ADC, đủ tách khỏi nhiễu; trong vùng chết |e1| dưới ngưỡng thì motor đứng yên, tránh săn lệnh. Trục nghiêng dùng cặp kênh trên–dưới với cùng một cách tính.</w:t>
       </w:r>
     </w:p>
@@ -2074,14 +2001,12 @@
         <w:pStyle w:val="Heading2"/>
       </w:pPr>
       <w:r>
-        <w:rPr/>
         <w:lastRenderedPageBreak/>
         <w:t>3.3. Một ngày làm việc của phương pháp hybrid</w:t>
       </w:r>
     </w:p>
     <w:p>
       <w:r>
-        <w:rPr/>
         <w:t>Chương trình mô phỏng cho chạy cả ngày 21/3 với một đám mây che từ 10h đến 11h, so sánh ba luật điều khiển: chỉ dùng thiên văn (vòng hở), chỉ dùng LDR (vòng kín) và hybrid. Đồ thị dưới đây là góc tấm pin theo thời gian của luật hybrid so với góc Mặt Trời lý tưởng:</w:t>
       </w:r>
     </w:p>
@@ -2136,13 +2061,11 @@
         <w:pStyle w:val="Caption"/>
       </w:pPr>
       <w:r>
-        <w:rPr/>
         <w:t>Hình 3. Góc tấm pin theo thời gian trong ngày 21/3 của phương pháp hybrid</w:t>
       </w:r>
     </w:p>
     <w:p>
       <w:r>
-        <w:rPr/>
         <w:t>Đường bậc thang bám sát đường lý tưởng: sáng sớm tấm pin được đưa nhanh về phía Đông theo lịch thiên văn, trong ngày LDR tinh chỉnh từng bậc nhỏ, còn đúng khoảng mây mù 10h–11h thì tấm pin đứng yên giữ vị trí theo lịch thay vì dao động theo mây. Bảng so sánh ba luật trong cùng điều kiện:</w:t>
       </w:r>
     </w:p>
@@ -2152,7 +2075,6 @@
         <w:spacing w:after="80"/>
       </w:pPr>
       <w:r>
-        <w:rPr/>
         <w:t>Bảng 2. So sánh ba luật điều khiển trong ngày 21/3 có mây mù</w:t>
       </w:r>
     </w:p>
@@ -2469,7 +2391,6 @@
     <w:p/>
     <w:p>
       <w:r>
-        <w:rPr/>
         <w:t>Vòng kín thuần túy kém nhất vì buổi sáng tín hiệu yếu nên bám đuổi chậm (sai số có lúc 82°) và vẫn chạy motor nhiều lần; vòng hở thuần túy ổn định nhưng sai số tích lũy giữa hai lần cập nhật; hybrid nhỏ sai số nhất mà số lần chạy motor vẫn chấp nhận được, nên được chọn triển khai.</w:t>
       </w:r>
     </w:p>
@@ -2546,7 +2467,6 @@
     </w:p>
     <w:p>
       <w:r>
-        <w:rPr/>
         <w:t>Mô phỏng tích phân lượng nắng trực xạ rơi vuông góc lên tấm pin trong cả ngày cho ba cấu hình: tấm cố định nghiêng 21° hướng Nam, tấm bám một trục Đông–Tây và tấm bám hai trục, đều dùng luật hybrid:</w:t>
       </w:r>
     </w:p>
@@ -2609,7 +2529,6 @@
     </w:p>
     <w:p>
       <w:r>
-        <w:rPr/>
         <w:t>Đọc trực tiếp trên đồ thị: bám một trục thu thêm khoảng 47% ngày hạ chí và tới 259% ngày đông chí so với tấm cố định; bám hai trục nhỉnh hơn một trục không đáng kể vào mùa hè nhưng gấp rưỡi thêm vào ngày đông chí (351%). Với mô hình một trục của đồ án 1, phần tăng 47–259% đã đủ chứng minh hiệu quả của thuật toán; mô hình hai trục của đồ án 2 phát huy rõ nhất vào mùa đông.</w:t>
       </w:r>
     </w:p>
@@ -2699,17 +2618,14 @@
         <w:pStyle w:val="Caption"/>
       </w:pPr>
       <w:r>
-        <w:rPr/>
         <w:t>Hình 5. Lưu đồ tổng quát chương trình hybrid cho mô hình một trục</w:t>
       </w:r>
     </w:p>
     <w:p>
       <w:r>
-        <w:rPr/>
         <w:t xml:space="preserve">Lưu đồ thể hiện đúng ba nhánh của phương pháp hybrid: nhánh thiên văn chạy mỗi 30 phút để định vị thô, nhánh LDR chạy mỗi 2 phút để tinh chỉnh khi nắng đủ mạnh, và nhánh giữ vị trí theo lịch khi tổng sáng sụt dưới ngưỡng S_min. Các lưu đồ chi tiết từng khối (đọc </w:t>
       </w:r>
       <w:r>
-        <w:rPr/>
         <w:lastRenderedPageBreak/>
         <w:t>ADC, tính thiên văn, điều khiển motor, hiển thị LCD, đọc biến trở) trình bày ở quyển lập trình, chương 3.</w:t>
       </w:r>
@@ -2783,7 +2699,6 @@
         <w:pStyle w:val="Heading1"/>
       </w:pPr>
       <w:r>
-        <w:rPr/>
         <w:t>CHƯƠNG 4. KẾT QUẢ CÔNG VIỆC ĐẠT ĐƯỢC VÀ MA TRẬN TÍNH TOÁN</w:t>
       </w:r>
     </w:p>
@@ -2792,7 +2707,6 @@
         <w:pStyle w:val="Heading2"/>
       </w:pPr>
       <w:r>
-        <w:rPr/>
         <w:t>4.1. Các công việc đã hoàn thành trong tuần 5/10 – 10/10/2026</w:t>
       </w:r>
     </w:p>
@@ -2801,7 +2715,6 @@
         <w:pStyle w:val="ListBullet"/>
       </w:pPr>
       <w:r>
-        <w:rPr/>
         <w:t>Hoàn thành lựa chọn phương pháp điều khiển hybrid: thiên văn định vị thô theo giờ DS1307, LDR tinh chỉnh theo ngưỡng và vùng chết, giữ vị trí theo lịch khi mây mù.</w:t>
       </w:r>
     </w:p>
@@ -3006,80 +2919,67 @@
         <w:pStyle w:val="Heading1"/>
       </w:pPr>
       <w:r>
-        <w:rPr/>
         <w:t>TÀI LIỆU THAM KHẢO</w:t>
       </w:r>
     </w:p>
     <w:p>
       <w:r>
-        <w:rPr/>
         <w:t>[1] J. A. Duffie and W. A. Beckman, Solar Engineering of Thermal Processes, 4th ed., John Wiley &amp; Sons, 2013.</w:t>
       </w:r>
     </w:p>
     <w:p>
       <w:r>
-        <w:rPr/>
         <w:t>[2] I. Reda and A. Andreas, “Solar position algorithm for solar radiation applications,” Solar Energy, vol. 76, no. 5, pp. 577-589, 2004.</w:t>
       </w:r>
     </w:p>
     <w:p>
       <w:r>
-        <w:rPr/>
         <w:t>[3] I. Reda and A. Andreas, “Solar Position Algorithm for Solar Radiation Applications,” NREL/TP-560-34302, 2008. https://docs.nrel.gov/docs/fy08osti/34302.pdf</w:t>
       </w:r>
     </w:p>
     <w:p>
       <w:r>
-        <w:rPr/>
         <w:t>[4] H. Mousazadeh et al., “A review of principle and sun-tracking methods for maximizing solar systems output,” Renewable and Sustainable Energy Reviews, vol. 13, no. 8, pp. 1800-1818, 2009.</w:t>
       </w:r>
     </w:p>
     <w:p>
       <w:r>
-        <w:rPr/>
         <w:t>[5] A. Awasthi et al., “Review on sun tracking technology in solar PV system,” Energy Reports, vol. 6, pp. 392-405, 2020.</w:t>
       </w:r>
     </w:p>
     <w:p>
       <w:r>
-        <w:rPr/>
         <w:t>[6] R. F. Fuentes-Morales et al., “Control algorithms applied to active solar tracking systems: A review,” Solar Energy, vol. 212, pp. 203-219, 2020. https://doi.org/10.1016/j.solener.2020.10.071</w:t>
       </w:r>
     </w:p>
     <w:p>
       <w:r>
-        <w:rPr/>
         <w:t>[7] A. R. Amelia et al., “Technologies of solar tracking systems: A review,” IOP Conference Series: Materials Science and Engineering, vol. 767, 012052, 2020.</w:t>
       </w:r>
     </w:p>
     <w:p>
       <w:r>
-        <w:rPr/>
         <w:t>[8] Espressif Systems, ESP32 Series Datasheet. https://www.espressif.com/sites/default/files/documentation/esp32_datasheet_en.pdf</w:t>
       </w:r>
     </w:p>
     <w:p>
       <w:r>
-        <w:rPr/>
         <w:t>[9] Espressif Systems, ESP32-DevKitC General Purpose Development Board User Guide. https://docs.espressif.com/projects/esp-dev-kits/en/latest/esp32/esp32-devkitc/index.html</w:t>
       </w:r>
     </w:p>
     <w:p>
       <w:r>
-        <w:rPr/>
         <w:t>[10] NXP Semiconductors, PCF8574 Remote 8-bit I/O Expander for I2C-bus (mạch kèm LCD 1602), Datasheet.</w:t>
       </w:r>
     </w:p>
     <w:p>
       <w:r>
-        <w:rPr/>
         <w:lastRenderedPageBreak/>
         <w:t>[11] Maxim Integrated, DS1307 64 x 8, Serial I2C Real-Time Clock, Datasheet. https://www.analog.com/media/en/technical-documentation/data-sheets/DS1307.pdf</w:t>
       </w:r>
     </w:p>
     <w:p>
       <w:r>
-        <w:rPr/>
         <w:t>[12] W. F. Holmgren, C. W. Hansen, and M. A. Mikofski, “pvlib python: a python package for modeling solar energy systems,” Journal of Open Source Software, vol. 3, no. 29, p. 884, 2018.</w:t>
       </w:r>
     </w:p>
@@ -3832,7 +3732,7 @@
     <w:rPr>
       <w:rFonts w:ascii="Times New Roman" w:eastAsia="Times New Roman" w:hAnsi="Times New Roman"/>
       <w:color w:val="000000"/>
-      <w:sz w:val="26"/>
+      <w:sz w:val="24"/>
     </w:rPr>
   </w:style>
   <w:style w:type="paragraph" w:styleId="Heading1">
@@ -3882,7 +3782,7 @@
       <w:b/>
       <w:bCs/>
       <w:color w:val="1F4E79"/>
-      <w:sz w:val="32"/>
+      <w:sz w:val="26"/>
       <w:szCs w:val="26"/>
     </w:rPr>
   </w:style>
@@ -3909,7 +3809,6 @@
       <w:bCs/>
       <w:i/>
       <w:color w:val="404040"/>
-      <w:sz w:val="28"/>
     </w:rPr>
   </w:style>
   <w:style w:type="paragraph" w:styleId="Heading4">
@@ -4631,7 +4530,7 @@
     <w:rPr>
       <w:bCs/>
       <w:color w:val="505050"/>
-      <w:sz w:val="24"/>
+      <w:sz w:val="20"/>
       <w:szCs w:val="18"/>
     </w:rPr>
   </w:style>

--- a/Bao_cao_1_truc_Nghien_cuu.docx
+++ b/Bao_cao_1_truc_Nghien_cuu.docx
@@ -2793,22 +2793,18 @@
       </w:pPr>
       <w:r>
         <w:rPr/>
-        <w:t>4.1. Các công việc đã hoàn thành trong tuần 5/10 – 10/10/2026</w:t>
+        <w:t>4.1. Các công việc đã hoàn thành</w:t>
       </w:r>
     </w:p>
     <w:p>
-      <w:pPr>
-        <w:pStyle w:val="ListBullet"/>
-      </w:pPr>
+      <w:pPr/>
       <w:r>
         <w:rPr/>
         <w:t>Hoàn thành lựa chọn phương pháp điều khiển hybrid: thiên văn định vị thô theo giờ DS1307, LDR tinh chỉnh theo ngưỡng và vùng chết, giữ vị trí theo lịch khi mây mù.</w:t>
       </w:r>
     </w:p>
     <w:p>
-      <w:pPr>
-        <w:pStyle w:val="ListBullet"/>
-      </w:pPr>
+      <w:pPr/>
       <w:r>
         <w:rPr>
           <w:color w:val="000000"/>
@@ -2883,7 +2879,7 @@
         <w:rPr>
           <w:color w:val="000000"/>
         </w:rPr>
-        <w:t>4.2. Các công việc tiếp theo (tuần 5/10 – 10/10/2026 và tuần kế)</w:t>
+        <w:t>4.2. Các công việc tiếp theo</w:t>
       </w:r>
       <w:proofErr w:type="gramStart"/>
       <w:proofErr w:type="spellStart"/>
@@ -2954,7 +2950,7 @@
     </w:p>
     <w:p>
       <w:pPr>
-        <w:pStyle w:val="ListBullet"/>
+        <w:ind w:left="567"/>
       </w:pPr>
       <w:r>
         <w:rPr>
@@ -2965,7 +2961,7 @@
     </w:p>
     <w:p>
       <w:pPr>
-        <w:pStyle w:val="ListBullet"/>
+        <w:ind w:left="567"/>
       </w:pPr>
       <w:r>
         <w:rPr>
@@ -2976,7 +2972,7 @@
     </w:p>
     <w:p>
       <w:pPr>
-        <w:pStyle w:val="ListBullet"/>
+        <w:ind w:left="567"/>
       </w:pPr>
       <w:r>
         <w:rPr>
@@ -2987,7 +2983,7 @@
     </w:p>
     <w:p>
       <w:pPr>
-        <w:pStyle w:val="ListBullet"/>
+        <w:ind w:left="567"/>
       </w:pPr>
       <w:r>
         <w:rPr>

--- a/Bao_cao_1_truc_Nghien_cuu.docx
+++ b/Bao_cao_1_truc_Nghien_cuu.docx
@@ -7,7 +7,6 @@
         <w:pStyle w:val="Heading1"/>
       </w:pPr>
       <w:r>
-        <w:rPr/>
         <w:t>CHƯƠNG 1. TỔNG QUAN ĐỀ TÀI</w:t>
       </w:r>
     </w:p>
@@ -16,25 +15,21 @@
         <w:pStyle w:val="Heading2"/>
       </w:pPr>
       <w:r>
-        <w:rPr/>
         <w:t>1.1. Lý do chọn đề tài</w:t>
       </w:r>
     </w:p>
     <w:p>
       <w:r>
-        <w:rPr/>
         <w:t>Tấm pin lắp cố định có hướng và góc nghiêng không đổi, trong khi vị trí biểu kiến của Mặt Trời thay đổi liên tục theo giờ và theo mùa. Khi tia nắng không gần vuông góc với bề mặt pin, thành phần bức xạ trực tiếp nhận được giảm. Cơ cấu bám nắng một trục cho phép tấm pin quay theo một mặt phẳng, qua đó cải thiện hướng thu nhận bức xạ trong một phần thời gian vận hành mà không cần cơ cấu phức tạp như hệ hai trục.</w:t>
       </w:r>
     </w:p>
     <w:p>
       <w:r>
-        <w:rPr/>
         <w:t>Các mô hình giá thành thấp thường dùng nhiều cảm biến quang để so sánh cường độ sáng theo các hướng khác nhau. Tuy nhiên, hai cảm biến có thể khác độ nhạy; tín hiệu thay đổi theo nhiệt độ, nhiễu ADC, bụi, phản xạ và mây che. Nếu điều khiển trực tiếp theo tín hiệu thô, động cơ có thể dao động, quay sai hướng hoặc tiêu thụ nhiều điện năng phụ trợ. Vì vậy, cần nghiên cứu cách lọc, hiệu chuẩn và xác định độ tin cậy tín hiệu trước khi ra lệnh chuyển động.</w:t>
       </w:r>
     </w:p>
     <w:p>
       <w:r>
-        <w:rPr/>
         <w:t>Đề tài “Nghiên cứu thuật toán đo cường độ ánh sáng để xác định hướng điều khiển tấm pin năng lượng mặt trời bám nắng một trục” được chọn nhằm xây dựng và so sánh các cách xử lý tín hiệu phù hợp với mô hình nhỏ, đồng thời kết hợp đường tham chiếu thiên văn để hệ thống không phụ thuộc hoàn toàn vào cảm biến quang.</w:t>
       </w:r>
     </w:p>
@@ -43,19 +38,16 @@
         <w:pStyle w:val="Heading2"/>
       </w:pPr>
       <w:r>
-        <w:rPr/>
         <w:t>1.2. Tổng quan về đề tài</w:t>
       </w:r>
     </w:p>
     <w:p>
       <w:r>
-        <w:rPr/>
         <w:t>Đối tượng kỹ thuật là mô hình tấm pin bám nắng một trục, dùng một cụm bốn quang trở gắn tại bốn góc mặt pin để ước lượng sai lệch theo phương quay và phương nghiêng. Mỗi cảm biến được gá đối xứng, trục cảm quang hướng chếch ra ngoài so với pháp tuyến mặt pin. Cụm cảm biến tạo được hai thành phần sai lệch; do phạm vi cơ khí của đề tài chỉ có một trục chấp hành, thuật toán dùng thành phần ứng với trục được lắp làm lệnh điều khiển, còn thành phần còn lại được ghi nhận để đánh giá hoặc mở rộng trong tương lai.</w:t>
       </w:r>
     </w:p>
     <w:p>
       <w:r>
-        <w:rPr/>
         <w:t>Báo cáo khảo sát bốn nhóm thuật toán trên các tín hiệu quang đã tổng hợp từ bốn góc: so sánh có ngưỡng; điều khiển tỷ lệ; điều khiển tỷ lệ có lọc, bù độ lợi và vùng chết; và phương án lai dùng tín hiệu cảm biến khi đủ tin cậy, chuyển sang góc thiên văn hoặc giữ vị trí khi tín hiệu suy giảm. Trọng tâm đánh giá là khả năng nhận biết chiều quay/chiều nghiêng, sai số bám trên trục được điều khiển, mức độ chuyển động không cần thiết và năng lượng thuần sau khi tính điện năng phụ trợ.</w:t>
       </w:r>
     </w:p>
@@ -64,13 +56,12 @@
         <w:pStyle w:val="Heading2"/>
       </w:pPr>
       <w:r>
-        <w:rPr/>
+        <w:lastRenderedPageBreak/>
         <w:t>1.3. Mục tiêu nghiên cứu</w:t>
       </w:r>
     </w:p>
     <w:p>
       <w:r>
-        <w:rPr/>
         <w:t>Mục tiêu tổng quát là xây dựng phương án đo và xử lý cường độ ánh sáng để xác định hướng quay cho mô hình pin mặt trời bám nắng một trục, bảo đảm chuyển động ổn định trong điều kiện ánh sáng thay đổi. Các mục tiêu cụ thể gồm:</w:t>
       </w:r>
     </w:p>
@@ -83,8 +74,6 @@
         </w:numPr>
       </w:pPr>
       <w:r>
-        <w:rPr/>
-        <w:lastRenderedPageBreak/>
         <w:t>Tìm hiểu vị trí biểu kiến của Mặt Trời, đặc tính cảm biến quang và nguyên lý bám nắng một trục.</w:t>
       </w:r>
     </w:p>
@@ -97,7 +86,6 @@
         </w:numPr>
       </w:pPr>
       <w:r>
-        <w:rPr/>
         <w:t>Thiết kế cụm bốn LDR tại bốn góc pin, xác định góc gá hướng ra ngoài và xây dựng quy tắc so sánh trái-phải, trên-dưới để tạo hai tín hiệu sai lệch.</w:t>
       </w:r>
     </w:p>
@@ -110,7 +98,6 @@
         </w:numPr>
       </w:pPr>
       <w:r>
-        <w:rPr/>
         <w:t>Xây dựng các thuật toán so sánh, tỷ lệ, có lọc/bù/vùng chết và thuật toán lai thiên văn-cảm biến.</w:t>
       </w:r>
     </w:p>
@@ -123,7 +110,6 @@
         </w:numPr>
       </w:pPr>
       <w:r>
-        <w:rPr/>
         <w:t>Đề xuất cách mô phỏng, hiệu chuẩn và thử nghiệm để so sánh sai số góc, số lần/quãng quay và năng lượng thuần với tấm pin cố định.</w:t>
       </w:r>
     </w:p>
@@ -132,13 +118,11 @@
         <w:pStyle w:val="Heading2"/>
       </w:pPr>
       <w:r>
-        <w:rPr/>
         <w:t>1.4. Đối tượng và phạm vi nghiên cứu</w:t>
       </w:r>
     </w:p>
     <w:p>
       <w:r>
-        <w:rPr/>
         <w:t>Đối tượng nghiên cứu là thuật toán xử lý tín hiệu của cụm bốn quang trở đặt ở bốn góc mặt pin để xác định chiều sai lệch theo hai phương. Mô hình cơ khí trong phạm vi báo cáo vẫn là tracker một trục; cấu hình tham khảo gồm ESP32, mạch chia áp đo điện áp tấm pin, module thời gian thực DS1307 và một động cơ gạt nước trục vít có giới hạn hành trình. Địa điểm tính toán dự kiến là khu vực Mỹ Hào, Hưng Yên (xấp xỉ 20,93° Bắc, 106,06° Đông); tọa độ chính thức cần được xác nhận theo nơi đặt mô hình. Thành phần sai lệch của trục chưa được cơ khí điều khiển chỉ được ghi nhận, không giả định rằng mô hình một trục có thể điều chỉnh đồng thời cả hai trục.</w:t>
       </w:r>
     </w:p>
@@ -148,32 +132,7 @@
           <w:color w:val="FF0000"/>
         </w:rPr>
       </w:pPr>
-      <w:proofErr w:type="spellStart"/>
-      <w:proofErr w:type="spellEnd"/>
-      <w:proofErr w:type="spellStart"/>
-      <w:proofErr w:type="spellEnd"/>
-      <w:proofErr w:type="spellStart"/>
-      <w:proofErr w:type="spellEnd"/>
-      <w:proofErr w:type="spellStart"/>
-      <w:proofErr w:type="spellEnd"/>
-      <w:proofErr w:type="spellStart"/>
-      <w:proofErr w:type="spellEnd"/>
-      <w:proofErr w:type="spellStart"/>
-      <w:proofErr w:type="spellEnd"/>
-      <w:proofErr w:type="spellStart"/>
-      <w:proofErr w:type="spellEnd"/>
-      <w:proofErr w:type="spellStart"/>
-      <w:proofErr w:type="spellEnd"/>
-      <w:proofErr w:type="spellStart"/>
-      <w:proofErr w:type="spellEnd"/>
-      <w:proofErr w:type="spellStart"/>
-      <w:proofErr w:type="spellEnd"/>
-      <w:proofErr w:type="spellStart"/>
-      <w:proofErr w:type="spellEnd"/>
-      <w:proofErr w:type="spellStart"/>
-      <w:proofErr w:type="spellEnd"/>
-      <w:r>
-        <w:rPr/>
+      <w:r>
         <w:t>Phạm vi tập trung vào mô hình công suất nhỏ, chuyển động trong mặt phẳng Đông-Tây và xử lý tín hiệu cảm biến. Báo cáo không thiết kế hệ thống hòa lưới, bộ nghịch lưu hoặc MPPT; không khẳng định mức tăng sản lượng trước khi đo; không mở rộng sang cơ cấu giàn quy mô nhà máy. Photodiode được trình bày để so sánh lựa chọn cảm biến, không mặc định là phần tử của mạch chính.</w:t>
       </w:r>
     </w:p>
@@ -182,13 +141,11 @@
         <w:pStyle w:val="Heading2"/>
       </w:pPr>
       <w:r>
-        <w:rPr/>
         <w:t>1.5. Kết quả dự kiến</w:t>
       </w:r>
     </w:p>
     <w:p>
       <w:r>
-        <w:rPr/>
         <w:t>Kết quả dự kiến của đề tài gồm:</w:t>
       </w:r>
     </w:p>
@@ -201,7 +158,6 @@
         </w:numPr>
       </w:pPr>
       <w:r>
-        <w:rPr/>
         <w:t>Mô tả cơ sở lý thuyết và cấu trúc mô hình bám nắng một trục có thể triển khai.</w:t>
       </w:r>
     </w:p>
@@ -214,7 +170,6 @@
         </w:numPr>
       </w:pPr>
       <w:r>
-        <w:rPr/>
         <w:t>Bộ thuật toán và chương trình điều khiển có các bước đọc/lọc tín hiệu, hiệu chuẩn, đánh giá chất lượng cảm biến, giới hạn góc và điều khiển cơ cấu.</w:t>
       </w:r>
     </w:p>
@@ -227,7 +182,6 @@
         </w:numPr>
       </w:pPr>
       <w:r>
-        <w:rPr/>
         <w:t>Quy trình mô phỏng/thử nghiệm và bộ chỉ tiêu để so sánh sai số bám, hoạt động của động cơ và năng lượng thuần giữa các chế độ.</w:t>
       </w:r>
     </w:p>
@@ -240,23 +194,63 @@
         </w:numPr>
       </w:pPr>
       <w:r>
-        <w:rPr/>
+        <w:lastRenderedPageBreak/>
         <w:t>Báo cáo phân tích ưu điểm, giới hạn và hướng hoàn thiện sau khi có dữ liệu đo thực tế.</w:t>
       </w:r>
     </w:p>
     <w:p>
       <w:r>
-        <w:rPr/>
-        <w:t>Các mục tiêu này là kết quả dự kiến; mọi trị số hiệu suất hoặc mức cải thiện chỉ được kết luận từ dữ liệu thực nghiệm có thể kiểm tra.</w:t>
+        <w:t xml:space="preserve">Các mục tiêu này là kết quả dự kiến; mọi trị số hiệu suất hoặc mức cải thiện chỉ được kết luận từ dữ liệu thực nghiệm </w:t>
+      </w:r>
+      <w:proofErr w:type="spellStart"/>
+      <w:r>
+        <w:t>có</w:t>
+      </w:r>
+      <w:proofErr w:type="spellEnd"/>
+      <w:r>
+        <w:t xml:space="preserve"> </w:t>
+      </w:r>
+      <w:proofErr w:type="spellStart"/>
+      <w:r>
+        <w:t>thể</w:t>
+      </w:r>
+      <w:proofErr w:type="spellEnd"/>
+      <w:r>
+        <w:t xml:space="preserve"> </w:t>
+      </w:r>
+      <w:proofErr w:type="spellStart"/>
+      <w:r>
+        <w:t>kiểm</w:t>
+      </w:r>
+      <w:proofErr w:type="spellEnd"/>
+      <w:r>
+        <w:t xml:space="preserve"> </w:t>
+      </w:r>
+      <w:proofErr w:type="spellStart"/>
+      <w:r>
+        <w:t>tra</w:t>
+      </w:r>
+      <w:proofErr w:type="spellEnd"/>
+      <w:r>
+        <w:t>.</w:t>
       </w:r>
     </w:p>
     <w:p>
       <w:pPr>
+        <w:spacing w:after="200" w:line="276" w:lineRule="auto"/>
+        <w:ind w:firstLine="0"/>
+        <w:jc w:val="left"/>
+      </w:pPr>
+      <w:r>
+        <w:br w:type="page"/>
+      </w:r>
+    </w:p>
+    <w:p/>
+    <w:p>
+      <w:pPr>
         <w:pStyle w:val="Heading1"/>
       </w:pPr>
       <w:r>
-        <w:rPr/>
-        <w:lastRenderedPageBreak/>
         <w:t>CHƯƠNG 2. CƠ SỞ LÝ THUYẾT VÀ TỔNG QUAN LINH KIỆN</w:t>
       </w:r>
     </w:p>
@@ -265,25 +259,21 @@
         <w:pStyle w:val="Heading2"/>
       </w:pPr>
       <w:r>
-        <w:rPr/>
         <w:t>2.1. Pin năng lượng Mặt Trời</w:t>
       </w:r>
     </w:p>
     <w:p>
       <w:r>
-        <w:rPr/>
         <w:t>Mô-đun quang điện gồm nhiều tế bào bán dẫn ghép nối tiếp/song song để tạo điện áp và dòng điện phù hợp. Tế bào thường dựa trên tiếp giáp bán dẫn p-n; khi photon có năng lượng phù hợp được hấp thụ, các hạt tải điện được tạo ra và phân tách, hình thành dòng điện một chiều. Mô-đun thương mại còn có kính bảo vệ, lớp đóng gói, mặt sau, khung và hộp nối; cấu tạo cụ thể thay đổi theo loại mô-đun.</w:t>
       </w:r>
     </w:p>
     <w:p>
       <w:r>
-        <w:rPr/>
         <w:t>Các thông số cơ bản trên nhãn gồm công suất cực đại Pmax, điện áp hở mạch Voc, dòng ngắn mạch Isc, điện áp và dòng tại điểm công suất cực đại Vmp, Imp, cùng hệ số nhiệt. Thông số danh định thường công bố theo điều kiện thử chuẩn STC; ngoài thực tế, bức xạ, nhiệt độ tế bào, phổ ánh sáng, tải điện và che bóng làm các giá trị thay đổi. Tăng bức xạ thường làm dòng quang điện tăng; nhiệt độ tế bào tăng thường làm điện áp và công suất cực đại suy giảm.</w:t>
       </w:r>
     </w:p>
     <w:p>
       <w:r>
-        <w:rPr/>
         <w:t>Góc giữa tia trực tiếp và pháp tuyến mặt pin ảnh hưởng thành phần bức xạ trực tiếp thu được; tracker chỉ thay đổi hướng hình học, không loại bỏ ảnh hưởng của mây hay nhiệt độ. Khi so sánh chế độ cố định và bám nắng cần đo đồng thời U và I, tính P = U×I rồi tích phân theo thời gian; điện áp đơn lẻ không đại diện cho năng lượng [1].</w:t>
       </w:r>
     </w:p>
@@ -292,19 +282,16 @@
         <w:pStyle w:val="Heading2"/>
       </w:pPr>
       <w:r>
-        <w:rPr/>
         <w:t>2.2. Cảm biến quang trở (LDR)</w:t>
       </w:r>
     </w:p>
     <w:p>
       <w:r>
-        <w:rPr/>
         <w:t>Quang trở (Light Dependent Resistor - LDR) là linh kiện quang dẫn: độ dẫn điện của vật liệu bán dẫn thay đổi theo lượng ánh sáng chiếu tới. Trong điều kiện sáng hơn, điện trở LDR thường giảm; khi ánh sáng yếu hoặc tối, điện trở tăng. Đặc tuyến điện trở-độ rọi không tuyến tính và phụ thuộc loại linh kiện, phổ ánh sáng, nhiệt độ, thời gian đáp ứng và sai số giữa các mẫu.</w:t>
       </w:r>
     </w:p>
     <w:p>
       <w:r>
-        <w:rPr/>
         <w:t>Để đưa tín hiệu LDR vào vi điều khiển, thường mắc linh kiện với một điện trở cố định thành cầu phân áp rồi đọc điện áp tại điểm giữa bằng ADC. ADC có thể tăng hoặc giảm khi chiếu sáng tùy vị trí LDR trong cầu phân áp, vì vậy cần xem sơ đồ mạch và kiểm tra thực tế. LDR có giá thành thấp, mạch đơn giản nhưng độ lặp lại và tốc độ đáp ứng thường thấp hơn photodiode; cần che bụi/ẩm và hiệu chuẩn nếu dùng để so sánh định lượng.</w:t>
       </w:r>
     </w:p>
@@ -313,25 +300,21 @@
         <w:pStyle w:val="Heading2"/>
       </w:pPr>
       <w:r>
-        <w:rPr/>
         <w:t>2.3. Diode quang (photodiode)</w:t>
       </w:r>
     </w:p>
     <w:p>
       <w:r>
-        <w:rPr/>
-        <w:t>Photodiode là linh kiện bán dẫn có vùng tiếp giáp p-n hoặc PIN nhạy với ánh sáng. Photon được hấp thụ tạo cặp điện tử-lỗ trống và sinh dòng quang. Photodiode có thể làm việc ở chế độ quang điện áp (không phân cực ngoài) hoặc quang dẫn (thường phân cực ngược); chế độ và mạch đo được chọn theo yêu cầu về tốc độ, nhiễu và tuyến tính.</w:t>
+        <w:t xml:space="preserve">Photodiode là linh kiện bán dẫn có vùng tiếp giáp p-n hoặc PIN nhạy với ánh sáng. Photon được hấp thụ tạo cặp điện tử-lỗ trống và sinh dòng quang. Photodiode có </w:t>
+      </w:r>
+      <w:r>
+        <w:lastRenderedPageBreak/>
+        <w:t>thể làm việc ở chế độ quang điện áp (không phân cực ngoài) hoặc quang dẫn (thường phân cực ngược); chế độ và mạch đo được chọn theo yêu cầu về tốc độ, nhiễu và tuyến tính.</w:t>
       </w:r>
     </w:p>
     <w:p>
       <w:r>
-        <w:rPr/>
-        <w:t xml:space="preserve">Dòng quang thường nhỏ nên mạch đo hay dùng bộ khuếch đại chuyển dòng-điện áp (TIA), điện trở hồi tiếp và tụ bù để ổn định. Photodiode thường đáp ứng nhanh, có tính lặp tốt và phù hợp đo biến thiên ánh sáng; hạn chế là mạch phức tạp hơn, cần căn chỉnh, che sáng </w:t>
-      </w:r>
-      <w:r>
-        <w:rPr/>
-        <w:lastRenderedPageBreak/>
-        <w:t>ngoài ý muốn và chọn dải phổ phù hợp. Trong cấu hình đề tài, photodiode được giới thiệu như phương án cảm biến thay thế, không mặc định lắp chung với LDR.</w:t>
+        <w:t>Dòng quang thường nhỏ nên mạch đo hay dùng bộ khuếch đại chuyển dòng-điện áp (TIA), điện trở hồi tiếp và tụ bù để ổn định. Photodiode thường đáp ứng nhanh, có tính lặp tốt và phù hợp đo biến thiên ánh sáng; hạn chế là mạch phức tạp hơn, cần căn chỉnh, che sáng ngoài ý muốn và chọn dải phổ phù hợp. Trong cấu hình đề tài, photodiode được giới thiệu như phương án cảm biến thay thế, không mặc định lắp chung với LDR.</w:t>
       </w:r>
     </w:p>
     <w:p>
@@ -339,19 +322,16 @@
         <w:pStyle w:val="Heading2"/>
       </w:pPr>
       <w:r>
-        <w:rPr/>
         <w:t>2.4. Bộ điều khiển ESP32 DevKit và các khối phụ trợ</w:t>
       </w:r>
     </w:p>
     <w:p>
       <w:r>
-        <w:rPr/>
         <w:t>Bộ điều khiển trung tâm là module ESP32 DevKit. Bo có hai nhóm ADC 12 bit: ADC1 (GPIO36, 39, 32, 33...) và ADC2 (GPIO25, 26, 27, 14...); nhóm ADC2 chỉ xung đột khi bật WiFi, còn đề tài không dùng WiFi nên cả sáu kênh đo tương tự đều dùng được. Trong thiết kế đã vẽ, bốn kênh LDR đưa vào GPIO25/26/27/14, biến trở hồi tiếp góc vào GPIO36 và điện áp tấm pin (qua cầu chia) vào GPIO39; ADC của ESP32 chỉ đo điện áp 0–3,3 V nên không đo dòng điện trong phiên bản này.</w:t>
       </w:r>
     </w:p>
     <w:p>
       <w:r>
-        <w:rPr/>
         <w:t>Thời gian thực dùng module DS1307 (I²C địa chỉ 0x68, có pin nuôi) để cấp ngày và giờ cho khối thiên văn; hiển thị dùng màn hình LCD 1602 kèm mạch chuyển I²C PCF8574 (địa chỉ 0x27), chung bus SDA/SCL (GPIO21/22) với DS1307. Nguồn 12 V qua diode chống ngược cực 1N4007, hạ áp LM2596 cấp 3,3 V cho ESP32 và nhánh 7805 riêng cấp 5 V cho LCD, DS1307.</w:t>
       </w:r>
     </w:p>
@@ -360,19 +340,16 @@
         <w:pStyle w:val="Heading2"/>
       </w:pPr>
       <w:r>
-        <w:rPr/>
         <w:t>2.5. Động cơ gạt nước ô tô và mạch động lực cầu H bốn TIP41C</w:t>
       </w:r>
     </w:p>
     <w:p>
       <w:r>
-        <w:rPr/>
         <w:t>Cơ cấu chấp hành là động cơ gạt nước kính ô tô 12 V kèm hộp giảm tốc trục vít – bánh vít. Ưu điểm quyết định là cặp trục vít tự hãm: khi ngắt lệnh hoặc mất điện, trục không bị kéo quay ngược nên tấm pin tự giữ vị trí dưới gió và trọng lượng bản thân mà không cần nuôi điện giữ; mô-men của motor đủ cho tấm pin 100 W nặng khoảng 4 kg ở gió vừa phải, giá thành thấp và sẵn có.</w:t>
       </w:r>
     </w:p>
     <w:p>
       <w:r>
-        <w:rPr/>
         <w:t>Mạch động lực đảo chiều dùng cầu H ghép từ bốn transistor công suất TIP41C (NPN, 6 A, 100 V, vỏ TO-220), mỗi chân bazơ nối qua điện trở 10 k và có diode bảo vệ trả xung ngược về nguồn 12 V và mass. Hai tín hiệu điều khiển dkxuoi/dknguoc đi qua opto PC817 cách ly giữa mass 3,3 V và mass 12 V: chân lệnh ESP32 mức thấp làm sáng LED opto và kéo tín hiệu xuống mass 12 V; theo nguyên lý cầu H, dkxuoi = 0 cho cặp chéo trái dẫn, dknguoc = 0 cho cặp chéo phải dẫn, cả hai bằng 1 thì cầu H khóa và motor tự giữ.</w:t>
       </w:r>
     </w:p>
@@ -384,6 +361,7 @@
         <w:rPr>
           <w:color w:val="000000"/>
         </w:rPr>
+        <w:lastRenderedPageBreak/>
         <w:t>2.6. Vị trí Mặt Trời và góc theo ngày, giờ</w:t>
       </w:r>
     </w:p>
@@ -408,9 +386,6 @@
         </w:rPr>
       </w:pPr>
       <w:r>
-        <w:rPr>
-          <w:color w:val="000000"/>
-        </w:rPr>
         <w:t>Vị trí Mặt Trời thường được mô tả bằng góc cao α (tính từ đường chân trời lên thiên đỉnh) và góc phương vị γ (đo từ hướng Bắc thật theo chiều kim đồng hồ). Góc thiên đỉnh θz = 90° − α. Góc phương vị và góc cao là đầu vào để xác định hướng pháp tuyến của tấm pin; khi cài đặt phải thống nhất quy ước dấu giữa phần mềm và chiều quay thực tế của cơ cấu.</w:t>
       </w:r>
     </w:p>
@@ -435,9 +410,6 @@
         </w:rPr>
       </w:pPr>
       <w:r>
-        <w:rPr>
-          <w:color w:val="000000"/>
-        </w:rPr>
         <w:t>Một xấp xỉ thường dùng cho góc lệch Mặt Trời là δ ≈ 23,45° × sin[360° × (284 + n) / 365], trong đó n là thứ tự ngày trong năm. Góc giờ xấp xỉ ω = 15° × (t_solar − 12), với t_solar là giờ Mặt Trời địa phương tính bằng giờ. Từ vĩ độ φ, có thể tính góc cao bằng quan hệ sin α = sin φ sin δ + cos φ cos δ cos ω. Các biểu thức này thích hợp để trình bày nguyên lý; triển khai chính xác nên dùng thuật toán vị trí Mặt Trời SPA hoặc thư viện đã kiểm chứng [1, 2].</w:t>
       </w:r>
     </w:p>
@@ -448,9 +420,6 @@
         </w:rPr>
       </w:pPr>
       <w:r>
-        <w:rPr>
-          <w:color w:val="000000"/>
-        </w:rPr>
         <w:t>Giờ dân dụng không hoàn toàn trùng với giờ Mặt Trời. Chương trình cần hiệu chỉnh múi giờ, kinh độ địa điểm và phương trình thời gian; đồng hồ RTC phải được đặt đúng. Sai lệch thời gian, nhập nhầm vĩ độ/kinh độ hoặc xác định sai hướng Bắc thật đều làm xuất hiện sai số góc dù thuật toán tính toán đúng.</w:t>
       </w:r>
     </w:p>
@@ -475,9 +444,6 @@
         </w:rPr>
       </w:pPr>
       <w:r>
-        <w:rPr>
-          <w:color w:val="000000"/>
-        </w:rPr>
         <w:t>Với trục quay nằm ngang theo hướng Bắc - Nam, tấm pin có thể quay trong mặt phẳng Đông-Tây. Góc đặt lý tưởng được suy ra từ hình chiếu vectơ hướng Mặt Trời lên mặt phẳng vuông góc với trục quay. Nếu γ đo từ Bắc và α là góc cao, một cách viết theo quy ước R dương khi pháp tuyến nghiêng về phía Đông là R* = atan2(cos α × sin γ, sin α). Cần đổi dấu hoặc cộng offset nếu chiều dương của cơ cấu khác quy ước này. Trục đơn không bù được thành phần Bắc-Nam của hướng Mặt Trời.</w:t>
       </w:r>
     </w:p>
@@ -488,27 +454,40 @@
         </w:rPr>
       </w:pPr>
       <w:r>
-        <w:rPr>
-          <w:color w:val="000000"/>
-        </w:rPr>
-        <w:t>Trong đề tài này, góc thiên văn được dùng làm tham chiếu/đường dự phòng; sai lệch của cặp cảm biến LDR có thể hiệu chỉnh góc khi tín hiệu đủ tin cậy. Góc đặt cuối cùng luôn phải giới hạn trong hành trình cơ khí.</w:t>
+        <w:t xml:space="preserve">Trong đề tài này, góc thiên văn được dùng làm tham chiếu/đường dự phòng; sai lệch của cặp cảm biến LDR có thể hiệu chỉnh góc khi tín hiệu đủ tin cậy. Góc đặt cuối cùng luôn phải giới hạn trong </w:t>
       </w:r>
       <w:proofErr w:type="spellStart"/>
+      <w:r>
+        <w:t>hành</w:t>
+      </w:r>
       <w:proofErr w:type="spellEnd"/>
+      <w:r>
+        <w:t xml:space="preserve"> </w:t>
+      </w:r>
       <w:proofErr w:type="spellStart"/>
+      <w:r>
+        <w:t>trình</w:t>
+      </w:r>
       <w:proofErr w:type="spellEnd"/>
+      <w:r>
+        <w:t xml:space="preserve"> </w:t>
+      </w:r>
       <w:proofErr w:type="spellStart"/>
+      <w:r>
+        <w:t>cơ</w:t>
+      </w:r>
       <w:proofErr w:type="spellEnd"/>
+      <w:r>
+        <w:t xml:space="preserve"> </w:t>
+      </w:r>
       <w:proofErr w:type="spellStart"/>
+      <w:r>
+        <w:t>khí</w:t>
+      </w:r>
       <w:proofErr w:type="spellEnd"/>
-      <w:proofErr w:type="spellStart"/>
-      <w:proofErr w:type="spellEnd"/>
-      <w:proofErr w:type="spellStart"/>
-      <w:proofErr w:type="spellEnd"/>
-      <w:proofErr w:type="spellStart"/>
-      <w:proofErr w:type="spellEnd"/>
-      <w:proofErr w:type="spellStart"/>
-      <w:proofErr w:type="spellEnd"/>
+      <w:r>
+        <w:t>.</w:t>
+      </w:r>
     </w:p>
     <w:p>
       <w:pPr>
@@ -523,24 +502,20 @@
     </w:p>
     <w:p>
       <w:r>
-        <w:rPr/>
-        <w:t>Trục quay của Trái Đất nghiêng so với mặt phẳng quỹ đạo, vì vậy xích vĩ Mặt Trời thay đổi trong năm. Ở Bắc bán cầu, vào khoảng tháng 6 Mặt Trời lên cao và thời gian ban ngày dài hơn; vào khoảng tháng 12 Mặt Trời thấp hơn và ngày ngắn hơn. Quanh hai điểm phân tháng 3 và tháng 9, độ dài ngày và đêm gần bằng nhau. Đây là biến thiên thiên văn, không phải sự thay đổi đột ngột đúng vào ngày đầu mùa khí tượng.</w:t>
+        <w:t xml:space="preserve">Trục quay của Trái Đất nghiêng so với mặt phẳng quỹ đạo, vì vậy xích vĩ Mặt Trời thay đổi trong năm. Ở Bắc bán cầu, vào khoảng tháng 6 Mặt Trời lên cao và thời gian ban ngày dài hơn; vào khoảng tháng 12 Mặt Trời thấp hơn và ngày ngắn hơn. Quanh hai điểm phân tháng 3 và tháng 9, độ dài ngày và đêm gần bằng nhau. Đây là </w:t>
+      </w:r>
+      <w:r>
+        <w:lastRenderedPageBreak/>
+        <w:t>biến thiên thiên văn, không phải sự thay đổi đột ngột đúng vào ngày đầu mùa khí tượng.</w:t>
       </w:r>
     </w:p>
     <w:p>
       <w:r>
-        <w:rPr/>
-        <w:t xml:space="preserve">Do quỹ đạo thay đổi theo mùa, giờ Mặt Trời mọc/lặn và phương vị mọc/lặn cũng thay đổi. Cùng một tấm pin đặt cố định có thể phù hợp hơn vào một số mùa; lợi ích của bám nắng không giống nhau quanh năm. Ở các vĩ độ miền Bắc Việt Nam, vào mùa hè Mặt Trời giữa trưa có thể ở rất cao và lệch về phía Bắc; mùa đông đường đi thấp hơn và chủ yếu ở phía </w:t>
-      </w:r>
-      <w:r>
-        <w:rPr/>
-        <w:lastRenderedPageBreak/>
-        <w:t>Nam. Một tracker một trục chỉ quay trong một mặt phẳng nên còn sai lệch theo phương vuông góc với trục; tracker hai trục khắc phục tốt hơn về hình học nhưng tăng độ phức tạp và năng lượng truyền động.</w:t>
+        <w:t>Do quỹ đạo thay đổi theo mùa, giờ Mặt Trời mọc/lặn và phương vị mọc/lặn cũng thay đổi. Cùng một tấm pin đặt cố định có thể phù hợp hơn vào một số mùa; lợi ích của bám nắng không giống nhau quanh năm. Ở các vĩ độ miền Bắc Việt Nam, vào mùa hè Mặt Trời giữa trưa có thể ở rất cao và lệch về phía Bắc; mùa đông đường đi thấp hơn và chủ yếu ở phía Nam. Một tracker một trục chỉ quay trong một mặt phẳng nên còn sai lệch theo phương vuông góc với trục; tracker hai trục khắc phục tốt hơn về hình học nhưng tăng độ phức tạp và năng lượng truyền động.</w:t>
       </w:r>
     </w:p>
     <w:p>
       <w:r>
-        <w:rPr/>
         <w:t>Vì vậy, thiết kế cần xem xét cả mùa, góc nghiêng ban đầu, bóng che và thời tiết địa phương. Không nên suy ra mức tăng sản lượng cả năm từ một ngày nắng hoặc một lần đo; cần so sánh trong các khoảng thời gian đủ dài và ghi nhận điều kiện đo [3, 4].</w:t>
       </w:r>
     </w:p>
@@ -843,7 +818,6 @@
     <w:p/>
     <w:p>
       <w:r>
-        <w:rPr/>
         <w:t>Mốc ngày phân và chí thay đổi nhẹ theo từng năm; mùa khí tượng tại từng địa phương cũng không hoàn toàn trùng với mùa thiên văn. Bảng trên mô tả xu hướng quỹ đạo, không thay cho số liệu thời tiết tại vị trí thử nghiệm.</w:t>
       </w:r>
     </w:p>
@@ -868,60 +842,9 @@
         </w:rPr>
         <w:t>2.8.1. Vòng hở theo thời gian (thuật toán thiên văn)</w:t>
       </w:r>
-      <w:proofErr w:type="spellStart"/>
-      <w:proofErr w:type="spellEnd"/>
-      <w:proofErr w:type="spellStart"/>
-      <w:proofErr w:type="spellEnd"/>
-      <w:proofErr w:type="spellStart"/>
-      <w:proofErr w:type="gramStart"/>
-      <w:proofErr w:type="spellEnd"/>
-      <w:proofErr w:type="spellStart"/>
-      <w:proofErr w:type="gramEnd"/>
-      <w:proofErr w:type="spellEnd"/>
-      <w:proofErr w:type="spellStart"/>
-      <w:proofErr w:type="spellEnd"/>
-      <w:proofErr w:type="spellStart"/>
-      <w:proofErr w:type="spellEnd"/>
-      <w:proofErr w:type="spellStart"/>
-      <w:proofErr w:type="spellEnd"/>
-      <w:proofErr w:type="spellStart"/>
-      <w:proofErr w:type="spellEnd"/>
-      <w:proofErr w:type="spellStart"/>
-      <w:proofErr w:type="spellEnd"/>
-      <w:proofErr w:type="spellStart"/>
-      <w:proofErr w:type="spellEnd"/>
-      <w:proofErr w:type="spellStart"/>
-      <w:proofErr w:type="spellEnd"/>
-      <w:proofErr w:type="spellStart"/>
-      <w:proofErr w:type="spellEnd"/>
-      <w:proofErr w:type="spellStart"/>
-      <w:proofErr w:type="spellEnd"/>
-      <w:proofErr w:type="spellStart"/>
-      <w:proofErr w:type="spellEnd"/>
-      <w:proofErr w:type="spellStart"/>
-      <w:proofErr w:type="spellEnd"/>
-      <w:proofErr w:type="spellStart"/>
-      <w:proofErr w:type="spellEnd"/>
-      <w:proofErr w:type="spellStart"/>
-      <w:proofErr w:type="spellEnd"/>
-      <w:proofErr w:type="spellStart"/>
-      <w:proofErr w:type="spellEnd"/>
-      <w:proofErr w:type="spellStart"/>
-      <w:proofErr w:type="spellEnd"/>
-      <w:proofErr w:type="spellStart"/>
-      <w:proofErr w:type="spellEnd"/>
-      <w:proofErr w:type="spellStart"/>
-      <w:proofErr w:type="spellEnd"/>
-      <w:proofErr w:type="spellStart"/>
-      <w:proofErr w:type="spellEnd"/>
-      <w:proofErr w:type="spellStart"/>
-      <w:proofErr w:type="spellEnd"/>
-      <w:proofErr w:type="spellStart"/>
-      <w:proofErr w:type="spellEnd"/>
     </w:p>
     <w:p>
       <w:r>
-        <w:rPr/>
         <w:t>Nhóm này tính vị trí Mặt Trời từ vị trí địa lý, ngày và giờ đọc từ module thời gian thực DS1307, không cần cảm biến ánh sáng. Góc khai thiên (xích vĩ) tính theo ngày trong năm:</w:t>
       </w:r>
     </w:p>
@@ -939,7 +862,6 @@
     </w:p>
     <w:p>
       <w:r>
-        <w:rPr/>
         <w:t>Góc giờ tính từ giờ Mặt Trời t (giờ):</w:t>
       </w:r>
     </w:p>
@@ -957,7 +879,6 @@
     </w:p>
     <w:p>
       <w:r>
-        <w:rPr/>
         <w:t>Góc cao Mặt Trời α suy ra từ vĩ độ nơi lắp đặt φ:</w:t>
       </w:r>
     </w:p>
@@ -970,12 +891,12 @@
         <w:rPr>
           <w:i/>
         </w:rPr>
+        <w:lastRenderedPageBreak/>
         <w:t>sin α = sin φ · sin δ + cos φ · cos δ · cos H</w:t>
       </w:r>
     </w:p>
     <w:p>
       <w:r>
-        <w:rPr/>
         <w:t>Góc phương vị γ tính tiếp từ α, δ và φ. Biết (α, γ) là đổi được ra góc đặt của tấm pin cho từng trục.</w:t>
       </w:r>
     </w:p>
@@ -984,7 +905,6 @@
         <w:pStyle w:val="ListBullet"/>
       </w:pPr>
       <w:r>
-        <w:rPr/>
         <w:t>Ưu điểm: ổn định, không phụ thuộc thời tiết, không dao động quanh vị trí cân bằng.</w:t>
       </w:r>
     </w:p>
@@ -993,7 +913,6 @@
         <w:pStyle w:val="ListBullet"/>
       </w:pPr>
       <w:r>
-        <w:rPr/>
         <w:t>Nhược điểm: phải cài đúng tọa độ và giờ; không tự sửa được sai số do lắp đặt lệch hoặc khớp cơ khí rơ.</w:t>
       </w:r>
     </w:p>
@@ -1007,30 +926,9 @@
         </w:rPr>
         <w:t>2.8.2. Vòng kín dùng cảm biến quang trở (LDR)</w:t>
       </w:r>
-      <w:proofErr w:type="spellStart"/>
-      <w:proofErr w:type="spellEnd"/>
-      <w:proofErr w:type="spellStart"/>
-      <w:proofErr w:type="spellEnd"/>
-      <w:proofErr w:type="gramStart"/>
-      <w:proofErr w:type="spellStart"/>
-      <w:proofErr w:type="gramEnd"/>
-      <w:proofErr w:type="spellEnd"/>
-      <w:proofErr w:type="spellStart"/>
-      <w:proofErr w:type="spellEnd"/>
-      <w:proofErr w:type="spellStart"/>
-      <w:proofErr w:type="spellEnd"/>
-      <w:proofErr w:type="spellStart"/>
-      <w:proofErr w:type="spellEnd"/>
-      <w:proofErr w:type="spellStart"/>
-      <w:proofErr w:type="spellEnd"/>
-      <w:proofErr w:type="spellStart"/>
-      <w:proofErr w:type="spellEnd"/>
-      <w:proofErr w:type="spellStart"/>
-      <w:proofErr w:type="spellEnd"/>
     </w:p>
     <w:p>
       <w:r>
-        <w:rPr/>
         <w:t>Bốn LDR đặt ở bốn góc tấm pin, mỗi cảm biến gá nghiêng ra ngoài tâm một góc β_s = 30° như nhau, không dùng vách ngăn. Khi nắng thẳng góc, bốn kênh nhận sáng gần bằng nhau; khi nắng xiên, cặp cảm biến phía bên nắng nhận mạnh hơn hẳn. Gọi giá trị đọc được của bốn kênh là trái, phải, trên, dưới, sai lệch điều khiển tính rất đơn giản:</w:t>
       </w:r>
     </w:p>
@@ -1051,7 +949,6 @@
         <w:pStyle w:val="ListBullet"/>
       </w:pPr>
       <w:r>
-        <w:rPr/>
         <w:t>Nếu |e1| &gt; ngưỡng: quay động cơ trục 1 theo dấu e1; nếu |e2| &gt; ngưỡng: quay động cơ trục 2 theo dấu e2.</w:t>
       </w:r>
     </w:p>
@@ -1060,7 +957,6 @@
         <w:pStyle w:val="ListBullet"/>
       </w:pPr>
       <w:r>
-        <w:rPr/>
         <w:t>Ngược lại thì dừng – vùng chết (dead-band) chống dao động quanh vị trí cân bằng.</w:t>
       </w:r>
     </w:p>
@@ -1069,7 +965,6 @@
         <w:pStyle w:val="ListBullet"/>
       </w:pPr>
       <w:r>
-        <w:rPr/>
         <w:t>Ưu điểm: đơn giản, rẻ, phản ứng theo điều kiện sáng thực tế, tự sửa sai số lắp đặt.</w:t>
       </w:r>
     </w:p>
@@ -1078,7 +973,6 @@
         <w:pStyle w:val="ListBullet"/>
       </w:pPr>
       <w:r>
-        <w:rPr/>
         <w:t>Nhược điểm: nhạy với mây và bóng râm thoáng qua, dễ dao động nếu ngưỡng chọn quá nhỏ, buổi sáng sớm tín hiệu yếu nên bám chậm.</w:t>
       </w:r>
     </w:p>
@@ -1090,11 +984,57 @@
         <w:rPr>
           <w:color w:val="000000"/>
         </w:rPr>
-        <w:t>2.8.3. Phương pháp hybrid (kết hợp), phương án lựa chọn</w:t>
+        <w:t xml:space="preserve">2.8.3. Phương pháp hybrid (kết hợp), </w:t>
       </w:r>
       <w:proofErr w:type="spellStart"/>
+      <w:r>
+        <w:rPr>
+          <w:color w:val="000000"/>
+        </w:rPr>
+        <w:t>phương</w:t>
+      </w:r>
       <w:proofErr w:type="spellEnd"/>
+      <w:r>
+        <w:rPr>
+          <w:color w:val="000000"/>
+        </w:rPr>
+        <w:t xml:space="preserve"> </w:t>
+      </w:r>
       <w:proofErr w:type="spellStart"/>
+      <w:r>
+        <w:rPr>
+          <w:color w:val="000000"/>
+        </w:rPr>
+        <w:t>án</w:t>
+      </w:r>
+      <w:proofErr w:type="spellEnd"/>
+      <w:r>
+        <w:rPr>
+          <w:color w:val="000000"/>
+        </w:rPr>
+        <w:t xml:space="preserve"> </w:t>
+      </w:r>
+      <w:proofErr w:type="spellStart"/>
+      <w:r>
+        <w:rPr>
+          <w:color w:val="000000"/>
+        </w:rPr>
+        <w:t>lựa</w:t>
+      </w:r>
+      <w:proofErr w:type="spellEnd"/>
+      <w:r>
+        <w:rPr>
+          <w:color w:val="000000"/>
+        </w:rPr>
+        <w:t xml:space="preserve"> </w:t>
+      </w:r>
+      <w:proofErr w:type="spellStart"/>
+      <w:r>
+        <w:rPr>
+          <w:color w:val="000000"/>
+        </w:rPr>
+        <w:t>chọn</w:t>
+      </w:r>
       <w:proofErr w:type="spellEnd"/>
     </w:p>
     <w:p>
@@ -1102,7 +1042,6 @@
         <w:pStyle w:val="ListBullet"/>
       </w:pPr>
       <w:r>
-        <w:rPr/>
         <w:t>Dùng thiên văn định vị thô: đầu buổi sáng và mỗi chu kỳ 30 phút, tính (α, γ) từ DS1307 rồi đưa nhanh tấm pin về gần vị trí Mặt Trời.</w:t>
       </w:r>
     </w:p>
@@ -1111,7 +1050,6 @@
         <w:pStyle w:val="ListBullet"/>
       </w:pPr>
       <w:r>
-        <w:rPr/>
         <w:t>Dùng LDR tinh chỉnh: giữa hai lần định vị thô, so sánh e1 (và e2) với ngưỡng để khử phần sai lệch còn lại, kể cả sai số lắp đặt.</w:t>
       </w:r>
     </w:p>
@@ -1120,13 +1058,11 @@
         <w:pStyle w:val="ListBullet"/>
       </w:pPr>
       <w:r>
-        <w:rPr/>
         <w:t>Khi trời nhiều mây (tổng sáng S nhỏ hơn ngưỡng S_min): giữ nguyên vị trí theo lịch thiên văn, tránh dao động vô ích do mây che thoáng qua.</w:t>
       </w:r>
     </w:p>
     <w:p>
       <w:r>
-        <w:rPr/>
         <w:t>Phương pháp hybrid lấy được ưu điểm của cả hai nhóm: bám nhanh và ổn định như vòng hở, tự sửa sai số như vòng kín, và không săn lệnh khi thời tiết xấu. Vì vậy đề tài chọn nhóm 3 cho cả hai mô hình một trục và hai trục.</w:t>
       </w:r>
     </w:p>
@@ -1143,13 +1079,15 @@
     </w:p>
     <w:p>
       <w:r>
-        <w:rPr/>
-        <w:t>Có thể lấy nhiều mẫu ADC trong mỗi chu kỳ, dùng trung vị để loại điểm đột biến rồi lọc thông thấp hoặc trung bình trượt mũ. Bù sai khác độ lợi giữa bốn kênh LDR trước khi tổng hợp sai lệch trái-phải và trên-dưới; sử dụng vùng chết để tránh động cơ chạy do nhiễu nhỏ; dùng ngưỡng bật/tắt khác nhau để tránh chuyển chế độ liên tục. Thời gian lấy mẫu, hệ số lọc và vùng chết cần hiệu chỉnh bằng dữ liệu đo.</w:t>
+        <w:t xml:space="preserve">Có thể lấy nhiều mẫu ADC trong mỗi chu kỳ, dùng trung vị để loại điểm đột biến rồi lọc thông thấp hoặc trung bình trượt mũ. Bù sai khác độ lợi giữa bốn kênh LDR </w:t>
+      </w:r>
+      <w:r>
+        <w:lastRenderedPageBreak/>
+        <w:t>trước khi tổng hợp sai lệch trái-phải và trên-dưới; sử dụng vùng chết để tránh động cơ chạy do nhiễu nhỏ; dùng ngưỡng bật/tắt khác nhau để tránh chuyển chế độ liên tục. Thời gian lấy mẫu, hệ số lọc và vùng chết cần hiệu chỉnh bằng dữ liệu đo.</w:t>
       </w:r>
     </w:p>
     <w:p>
       <w:r>
-        <w:rPr/>
         <w:t>Đánh giá hệ thống nên tách độ chính xác góc và năng lượng: sai số góc có thể tính RMSE so với góc tham chiếu; năng lượng PV được tính từ tích phân U×I theo thời gian; năng lượng thuần bằng năng lượng PV thu được trừ năng lượng cơ cấu và bộ điều khiển. Cần so sánh trong cùng khoảng thời gian với tấm pin cố định tương đương, không kết luận hiệu quả chỉ từ công suất tức thời.</w:t>
       </w:r>
     </w:p>
@@ -1158,8 +1096,6 @@
         <w:pStyle w:val="Heading1"/>
       </w:pPr>
       <w:r>
-        <w:rPr/>
-        <w:lastRenderedPageBreak/>
         <w:t>CHƯƠNG 3. KẾT QUẢ NGHIÊN CỨU PHƯƠNG PHÁP HYBRID BẰNG MÔ PHỎNG</w:t>
       </w:r>
     </w:p>
@@ -1168,15 +1104,11 @@
         <w:pStyle w:val="Heading2"/>
       </w:pPr>
       <w:r>
-        <w:rPr/>
         <w:t>3.1. Đường đi của Mặt Trời tại địa điểm lắp đặt</w:t>
       </w:r>
     </w:p>
     <w:p>
       <w:r>
-        <w:rPr>
-          <w:color w:val="000000"/>
-        </w:rPr>
         <w:t>Trước khi chọn phương pháp, vị trí Mặt Trời được tính theo đúng các công thức thiên văn của mục 2.8.1 cho bốn ngày đại diện tại Mỹ Hào, Hưng Yên (vĩ độ φ = 20,93° Bắc). Kết quả vẽ thành đồ thị để nhìn trực quan quỹ đạo và độ cao Mặt Trời trong ngày:</w:t>
       </w:r>
     </w:p>
@@ -1190,7 +1122,7 @@
           <w:noProof/>
         </w:rPr>
         <w:drawing>
-          <wp:inline distT="0" distB="0" distL="0" distR="0" wp14:anchorId="377951B0" wp14:editId="443F8CA0">
+          <wp:inline distT="0" distB="0" distL="0" distR="0" wp14:anchorId="496FFCA9" wp14:editId="683CAC1E">
             <wp:extent cx="5400000" cy="4536000"/>
             <wp:effectExtent l="0" t="0" r="0" b="0"/>
             <wp:docPr id="1" name="Picture 1"/>
@@ -1231,13 +1163,12 @@
         <w:pStyle w:val="Caption"/>
       </w:pPr>
       <w:r>
-        <w:rPr/>
+        <w:lastRenderedPageBreak/>
         <w:t>Hình 1. Góc cao và góc phương vị Mặt Trời trong bốn ngày đại diện tại Mỹ Hào</w:t>
       </w:r>
     </w:p>
     <w:p>
       <w:r>
-        <w:rPr/>
         <w:t>Đồ thị cho thấy ba đặc điểm quyết định thiết kế: giữa trưa hạ chí Mặt Trời lên gần thiên đỉnh (α ≈ 88°) còn đông chí chỉ đạt 46°, nên góc nghiêng thay đổi rất nhiều theo mùa; buổi sáng và chiều góc phương vị đổi nhanh (khoảng 15° mỗi giờ), nên trục quay Đông–Tây phải chỉnh liên tục trong ngày; toàn bộ quỹ đạo đối xứng qua giờ trưa nên lịch thiên văn rất dễ tính và ổn định.</w:t>
       </w:r>
     </w:p>
@@ -1246,8 +1177,6 @@
         <w:pStyle w:val="Heading2"/>
       </w:pPr>
       <w:r>
-        <w:rPr/>
-        <w:lastRenderedPageBreak/>
         <w:t>3.2. Ma trận bốn LDR nhìn hướng nắng như thế nào</w:t>
       </w:r>
     </w:p>
@@ -1261,7 +1190,7 @@
           <w:noProof/>
         </w:rPr>
         <w:drawing>
-          <wp:inline distT="0" distB="0" distL="0" distR="0" wp14:anchorId="5502BF19" wp14:editId="656A0E47">
+          <wp:inline distT="0" distB="0" distL="0" distR="0" wp14:anchorId="7AA3FB19" wp14:editId="7FE4E61D">
             <wp:extent cx="5580000" cy="2346198"/>
             <wp:effectExtent l="0" t="0" r="0" b="0"/>
             <wp:docPr id="2" name="Picture 2"/>
@@ -1302,13 +1231,11 @@
         <w:pStyle w:val="Caption"/>
       </w:pPr>
       <w:r>
-        <w:rPr/>
         <w:t>Hình 2. Bốn LDR gá nghiêng β_s ở bốn góc tấm pin, không dùng vách ngăn</w:t>
       </w:r>
     </w:p>
     <w:p>
       <w:r>
-        <w:rPr/>
         <w:t>Khi nắng chiếu thẳng góc tấm pin, bốn cảm biến nghiêng nhận sáng gần như nhau nên e1 và e2 xấp xỉ 0: tấm pin đang đúng hướng. Khi nắng xiên sang một bên, cặp cảm biến phía bên nắng nhận mạnh hơn cặp đối diện nên e1 khác 0, và dấu của e1 chỉ đúng phía cần quay tới. Bảng dưới là ví dụ số đọc được khi Mặt Trời lệch khỏi pháp tuyến tấm pin các góc khác nhau (giá trị ADC 12 bit):</w:t>
       </w:r>
     </w:p>
@@ -1318,7 +1245,6 @@
         <w:spacing w:after="80"/>
       </w:pPr>
       <w:r>
-        <w:rPr/>
         <w:t>Bảng 1. Ví dụ trực quan: giá trị đọc bốn kênh và lệnh quay tương ứng</w:t>
       </w:r>
     </w:p>
@@ -1966,7 +1892,14 @@
               <w:rPr>
                 <w:sz w:val="22"/>
               </w:rPr>
-              <w:t>Quay sang phải (về Tây)</w:t>
+              <w:t xml:space="preserve">Quay sang phải </w:t>
+            </w:r>
+            <w:r>
+              <w:rPr>
+                <w:sz w:val="22"/>
+              </w:rPr>
+              <w:lastRenderedPageBreak/>
+              <w:t>(về Tây)</w:t>
             </w:r>
           </w:p>
         </w:tc>
@@ -1988,6 +1921,7 @@
               <w:rPr>
                 <w:sz w:val="22"/>
               </w:rPr>
+              <w:lastRenderedPageBreak/>
               <w:t>+20° (lệch Tây)</w:t>
             </w:r>
           </w:p>
@@ -2065,7 +1999,6 @@
     <w:p/>
     <w:p>
       <w:r>
-        <w:rPr/>
         <w:t>Nhìn bảng là thấy ngay cách chọn ngưỡng: lệch khoảng 4° đã cho |e1| cỡ 200 mức ADC, đủ tách khỏi nhiễu; trong vùng chết |e1| dưới ngưỡng thì motor đứng yên, tránh săn lệnh. Trục nghiêng dùng cặp kênh trên–dưới với cùng một cách tính.</w:t>
       </w:r>
     </w:p>
@@ -2074,14 +2007,11 @@
         <w:pStyle w:val="Heading2"/>
       </w:pPr>
       <w:r>
-        <w:rPr/>
-        <w:lastRenderedPageBreak/>
         <w:t>3.3. Một ngày làm việc của phương pháp hybrid</w:t>
       </w:r>
     </w:p>
     <w:p>
       <w:r>
-        <w:rPr/>
         <w:t>Chương trình mô phỏng cho chạy cả ngày 21/3 với một đám mây che từ 10h đến 11h, so sánh ba luật điều khiển: chỉ dùng thiên văn (vòng hở), chỉ dùng LDR (vòng kín) và hybrid. Đồ thị dưới đây là góc tấm pin theo thời gian của luật hybrid so với góc Mặt Trời lý tưởng:</w:t>
       </w:r>
     </w:p>
@@ -2095,7 +2025,7 @@
           <w:noProof/>
         </w:rPr>
         <w:drawing>
-          <wp:inline distT="0" distB="0" distL="0" distR="0" wp14:anchorId="30B29EB9" wp14:editId="4F7FEC62">
+          <wp:inline distT="0" distB="0" distL="0" distR="0" wp14:anchorId="0B5CE671" wp14:editId="060132EE">
             <wp:extent cx="5400000" cy="2866667"/>
             <wp:effectExtent l="0" t="0" r="0" b="0"/>
             <wp:docPr id="3" name="Picture 3"/>
@@ -2136,13 +2066,11 @@
         <w:pStyle w:val="Caption"/>
       </w:pPr>
       <w:r>
-        <w:rPr/>
         <w:t>Hình 3. Góc tấm pin theo thời gian trong ngày 21/3 của phương pháp hybrid</w:t>
       </w:r>
     </w:p>
     <w:p>
       <w:r>
-        <w:rPr/>
         <w:t>Đường bậc thang bám sát đường lý tưởng: sáng sớm tấm pin được đưa nhanh về phía Đông theo lịch thiên văn, trong ngày LDR tinh chỉnh từng bậc nhỏ, còn đúng khoảng mây mù 10h–11h thì tấm pin đứng yên giữ vị trí theo lịch thay vì dao động theo mây. Bảng so sánh ba luật trong cùng điều kiện:</w:t>
       </w:r>
     </w:p>
@@ -2152,7 +2080,6 @@
         <w:spacing w:after="80"/>
       </w:pPr>
       <w:r>
-        <w:rPr/>
         <w:t>Bảng 2. So sánh ba luật điều khiển trong ngày 21/3 có mây mù</w:t>
       </w:r>
     </w:p>
@@ -2409,7 +2336,14 @@
               <w:rPr>
                 <w:sz w:val="22"/>
               </w:rPr>
-              <w:t>Hybrid (thiên văn thô + LDR tinh chỉnh)</w:t>
+              <w:t xml:space="preserve">Hybrid (thiên văn thô </w:t>
+            </w:r>
+            <w:r>
+              <w:rPr>
+                <w:sz w:val="22"/>
+              </w:rPr>
+              <w:lastRenderedPageBreak/>
+              <w:t>+ LDR tinh chỉnh)</w:t>
             </w:r>
           </w:p>
         </w:tc>
@@ -2426,6 +2360,7 @@
               <w:rPr>
                 <w:sz w:val="22"/>
               </w:rPr>
+              <w:lastRenderedPageBreak/>
               <w:t>2,9°</w:t>
             </w:r>
           </w:p>
@@ -2469,7 +2404,6 @@
     <w:p/>
     <w:p>
       <w:r>
-        <w:rPr/>
         <w:t>Vòng kín thuần túy kém nhất vì buổi sáng tín hiệu yếu nên bám đuổi chậm (sai số có lúc 82°) và vẫn chạy motor nhiều lần; vòng hở thuần túy ổn định nhưng sai số tích lũy giữa hai lần cập nhật; hybrid nhỏ sai số nhất mà số lần chạy motor vẫn chấp nhận được, nên được chọn triển khai.</w:t>
       </w:r>
     </w:p>
@@ -2481,72 +2415,71 @@
         <w:rPr>
           <w:color w:val="000000"/>
         </w:rPr>
-        <w:t>3.4. Tham khảo mức tăng sản lượng của hệ bám nắng</w:t>
+        <w:t xml:space="preserve">3.4. Tham khảo mức tăng sản lượng </w:t>
       </w:r>
       <w:proofErr w:type="spellStart"/>
+      <w:r>
+        <w:rPr>
+          <w:color w:val="000000"/>
+        </w:rPr>
+        <w:t>của</w:t>
+      </w:r>
       <w:proofErr w:type="spellEnd"/>
+      <w:r>
+        <w:rPr>
+          <w:color w:val="000000"/>
+        </w:rPr>
+        <w:t xml:space="preserve"> </w:t>
+      </w:r>
       <w:proofErr w:type="spellStart"/>
+      <w:r>
+        <w:rPr>
+          <w:color w:val="000000"/>
+        </w:rPr>
+        <w:t>hệ</w:t>
+      </w:r>
       <w:proofErr w:type="spellEnd"/>
+      <w:r>
+        <w:rPr>
+          <w:color w:val="000000"/>
+        </w:rPr>
+        <w:t xml:space="preserve"> </w:t>
+      </w:r>
       <w:proofErr w:type="spellStart"/>
-      <w:proofErr w:type="gramStart"/>
+      <w:r>
+        <w:rPr>
+          <w:color w:val="000000"/>
+        </w:rPr>
+        <w:t>bám</w:t>
+      </w:r>
       <w:proofErr w:type="spellEnd"/>
-      <w:proofErr w:type="gramEnd"/>
+      <w:r>
+        <w:rPr>
+          <w:color w:val="000000"/>
+        </w:rPr>
+        <w:t xml:space="preserve"> </w:t>
+      </w:r>
       <w:proofErr w:type="spellStart"/>
-      <w:proofErr w:type="spellEnd"/>
-      <w:proofErr w:type="spellStart"/>
-      <w:proofErr w:type="spellEnd"/>
-      <w:proofErr w:type="spellStart"/>
-      <w:proofErr w:type="spellEnd"/>
-      <w:proofErr w:type="spellStart"/>
-      <w:proofErr w:type="spellEnd"/>
-      <w:proofErr w:type="spellStart"/>
-      <w:proofErr w:type="spellEnd"/>
-      <w:proofErr w:type="spellStart"/>
-      <w:proofErr w:type="spellEnd"/>
-      <w:proofErr w:type="spellStart"/>
-      <w:proofErr w:type="spellEnd"/>
-      <w:proofErr w:type="spellStart"/>
-      <w:proofErr w:type="spellEnd"/>
-      <w:proofErr w:type="spellStart"/>
-      <w:proofErr w:type="spellEnd"/>
-      <w:proofErr w:type="spellStart"/>
-      <w:proofErr w:type="spellEnd"/>
-      <w:proofErr w:type="spellStart"/>
-      <w:proofErr w:type="spellEnd"/>
-      <w:proofErr w:type="spellStart"/>
-      <w:proofErr w:type="spellEnd"/>
-      <w:proofErr w:type="spellStart"/>
-      <w:proofErr w:type="spellEnd"/>
-      <w:proofErr w:type="spellStart"/>
-      <w:proofErr w:type="spellEnd"/>
-      <w:proofErr w:type="spellStart"/>
-      <w:proofErr w:type="spellEnd"/>
-      <w:proofErr w:type="spellStart"/>
-      <w:proofErr w:type="spellEnd"/>
-      <w:proofErr w:type="spellStart"/>
-      <w:proofErr w:type="spellEnd"/>
-      <w:proofErr w:type="spellStart"/>
+      <w:r>
+        <w:rPr>
+          <w:color w:val="000000"/>
+        </w:rPr>
+        <w:t>nắng</w:t>
+      </w:r>
       <w:proofErr w:type="spellEnd"/>
     </w:p>
     <w:p>
       <w:r>
-        <w:rPr>
-          <w:color w:val="000000"/>
-        </w:rPr>
         <w:t>Chưa có số liệu đo thực tế nên mục này trình bày theo dạng tham khảo: khoảng tăng sản lượng công bố trong tài liệu và kết quả mô phỏng của đề tài đặt cạnh nhau để đối chiếu; toàn bộ sẽ kiểm chứng lại bằng đo đạc khi có thiết bị.</w:t>
       </w:r>
     </w:p>
     <w:p>
       <w:r>
-        <w:rPr>
-          <w:color w:val="000000"/>
-        </w:rPr>
         <w:t>Các tổng quan về hệ bám nắng công bố mức tăng sản lượng khoảng 20–45% so với giàn cố định tùy vĩ độ và kiểu bám, trong đó bám hai trục cao hơn một trục [11]. Kết quả mô phỏng của đề tài ở bảng và biểu đồ dưới đây nằm trong khoảng đó và chỉ dùng làm tham khảo định hướng thiết kế.</w:t>
       </w:r>
     </w:p>
     <w:p>
       <w:r>
-        <w:rPr/>
         <w:t>Mô phỏng tích phân lượng nắng trực xạ rơi vuông góc lên tấm pin trong cả ngày cho ba cấu hình: tấm cố định nghiêng 21° hướng Nam, tấm bám một trục Đông–Tây và tấm bám hai trục, đều dùng luật hybrid:</w:t>
       </w:r>
     </w:p>
@@ -2560,7 +2493,7 @@
           <w:noProof/>
         </w:rPr>
         <w:drawing>
-          <wp:inline distT="0" distB="0" distL="0" distR="0" wp14:anchorId="799C48E2" wp14:editId="7BA50BC5">
+          <wp:inline distT="0" distB="0" distL="0" distR="0" wp14:anchorId="770B7893" wp14:editId="0E1D8E60">
             <wp:extent cx="5400000" cy="2808000"/>
             <wp:effectExtent l="0" t="0" r="0" b="0"/>
             <wp:docPr id="4" name="Picture 4"/>
@@ -2609,8 +2542,11 @@
     </w:p>
     <w:p>
       <w:r>
-        <w:rPr/>
-        <w:t>Đọc trực tiếp trên đồ thị: bám một trục thu thêm khoảng 47% ngày hạ chí và tới 259% ngày đông chí so với tấm cố định; bám hai trục nhỉnh hơn một trục không đáng kể vào mùa hè nhưng gấp rưỡi thêm vào ngày đông chí (351%). Với mô hình một trục của đồ án 1, phần tăng 47–259% đã đủ chứng minh hiệu quả của thuật toán; mô hình hai trục của đồ án 2 phát huy rõ nhất vào mùa đông.</w:t>
+        <w:t xml:space="preserve">Đọc trực tiếp trên đồ thị: bám một trục thu thêm khoảng 47% ngày hạ chí và tới 259% ngày đông chí so với tấm cố định; bám hai trục nhỉnh hơn một trục không đáng kể vào mùa hè nhưng gấp rưỡi thêm vào ngày đông chí (351%). Với mô hình một trục </w:t>
+      </w:r>
+      <w:r>
+        <w:lastRenderedPageBreak/>
+        <w:t>của đồ án 1, phần tăng 47–259% đã đủ chứng minh hiệu quả của thuật toán; mô hình hai trục của đồ án 2 phát huy rõ nhất vào mùa đông.</w:t>
       </w:r>
     </w:p>
     <w:p>
@@ -2621,31 +2557,57 @@
         <w:rPr>
           <w:color w:val="000000"/>
         </w:rPr>
-        <w:t>3.5. Lưu đồ thuật toán tổng quát</w:t>
+        <w:t xml:space="preserve">3.5. Lưu đồ </w:t>
       </w:r>
       <w:proofErr w:type="spellStart"/>
+      <w:r>
+        <w:rPr>
+          <w:color w:val="000000"/>
+        </w:rPr>
+        <w:t>thuật</w:t>
+      </w:r>
       <w:proofErr w:type="spellEnd"/>
+      <w:r>
+        <w:rPr>
+          <w:color w:val="000000"/>
+        </w:rPr>
+        <w:t xml:space="preserve"> </w:t>
+      </w:r>
       <w:proofErr w:type="spellStart"/>
+      <w:r>
+        <w:rPr>
+          <w:color w:val="000000"/>
+        </w:rPr>
+        <w:t>toán</w:t>
+      </w:r>
       <w:proofErr w:type="spellEnd"/>
+      <w:r>
+        <w:rPr>
+          <w:color w:val="000000"/>
+        </w:rPr>
+        <w:t xml:space="preserve"> </w:t>
+      </w:r>
       <w:proofErr w:type="spellStart"/>
+      <w:r>
+        <w:rPr>
+          <w:color w:val="000000"/>
+        </w:rPr>
+        <w:t>tổng</w:t>
+      </w:r>
       <w:proofErr w:type="spellEnd"/>
+      <w:r>
+        <w:rPr>
+          <w:color w:val="000000"/>
+        </w:rPr>
+        <w:t xml:space="preserve"> </w:t>
+      </w:r>
       <w:proofErr w:type="spellStart"/>
-      <w:proofErr w:type="gramStart"/>
-      <w:proofErr w:type="spellEnd"/>
-      <w:proofErr w:type="spellStart"/>
-      <w:proofErr w:type="gramEnd"/>
-      <w:proofErr w:type="spellEnd"/>
-      <w:proofErr w:type="spellStart"/>
-      <w:proofErr w:type="spellEnd"/>
-      <w:proofErr w:type="spellStart"/>
-      <w:proofErr w:type="spellEnd"/>
-      <w:proofErr w:type="spellStart"/>
-      <w:proofErr w:type="spellEnd"/>
-      <w:proofErr w:type="spellStart"/>
-      <w:proofErr w:type="spellEnd"/>
-      <w:proofErr w:type="spellStart"/>
-      <w:proofErr w:type="spellEnd"/>
-      <w:proofErr w:type="spellStart"/>
+      <w:r>
+        <w:rPr>
+          <w:color w:val="000000"/>
+        </w:rPr>
+        <w:t>quát</w:t>
+      </w:r>
       <w:proofErr w:type="spellEnd"/>
     </w:p>
     <w:p>
@@ -2658,7 +2620,7 @@
           <w:noProof/>
         </w:rPr>
         <w:drawing>
-          <wp:inline distT="0" distB="0" distL="0" distR="0" wp14:anchorId="05C18692" wp14:editId="6C544835">
+          <wp:inline distT="0" distB="0" distL="0" distR="0" wp14:anchorId="1EEBACCD" wp14:editId="52510997">
             <wp:extent cx="5669280" cy="7138490"/>
             <wp:effectExtent l="0" t="0" r="0" b="0"/>
             <wp:docPr id="5" name="Picture 5"/>
@@ -2699,19 +2661,16 @@
         <w:pStyle w:val="Caption"/>
       </w:pPr>
       <w:r>
-        <w:rPr/>
         <w:t>Hình 5. Lưu đồ tổng quát chương trình hybrid cho mô hình một trục</w:t>
       </w:r>
     </w:p>
     <w:p>
       <w:r>
-        <w:rPr/>
-        <w:t xml:space="preserve">Lưu đồ thể hiện đúng ba nhánh của phương pháp hybrid: nhánh thiên văn chạy mỗi 30 phút để định vị thô, nhánh LDR chạy mỗi 2 phút để tinh chỉnh khi nắng đủ mạnh, và nhánh giữ vị trí theo lịch khi tổng sáng sụt dưới ngưỡng S_min. Các lưu đồ chi tiết từng khối (đọc </w:t>
-      </w:r>
-      <w:r>
-        <w:rPr/>
+        <w:t xml:space="preserve">Lưu đồ thể hiện đúng ba nhánh của phương pháp hybrid: nhánh thiên văn chạy mỗi 30 phút để định vị thô, nhánh LDR chạy mỗi 2 phút để tinh chỉnh khi nắng đủ </w:t>
+      </w:r>
+      <w:r>
         <w:lastRenderedPageBreak/>
-        <w:t>ADC, tính thiên văn, điều khiển motor, hiển thị LCD, đọc biến trở) trình bày ở quyển lập trình, chương 3.</w:t>
+        <w:t>mạnh, và nhánh giữ vị trí theo lịch khi tổng sáng sụt dưới ngưỡng S_min. Các lưu đồ chi tiết từng khối (đọc ADC, tính thiên văn, điều khiển motor, hiển thị LCD, đọc biến trở) trình bày ở quyển lập trình, chương 3.</w:t>
       </w:r>
     </w:p>
     <w:p>
@@ -2725,56 +2684,71 @@
         <w:rPr>
           <w:color w:val="000000"/>
         </w:rPr>
-        <w:t>3.6. Phân bố nội dung giữa các quyển trong đồ án</w:t>
+        <w:t xml:space="preserve">3.6. Phân bố nội dung giữa các </w:t>
       </w:r>
       <w:proofErr w:type="spellStart"/>
+      <w:r>
+        <w:rPr>
+          <w:color w:val="000000"/>
+        </w:rPr>
+        <w:t>quyển</w:t>
+      </w:r>
       <w:proofErr w:type="spellEnd"/>
+      <w:r>
+        <w:rPr>
+          <w:color w:val="000000"/>
+        </w:rPr>
+        <w:t xml:space="preserve"> </w:t>
+      </w:r>
       <w:proofErr w:type="spellStart"/>
+      <w:r>
+        <w:rPr>
+          <w:color w:val="000000"/>
+        </w:rPr>
+        <w:t>trong</w:t>
+      </w:r>
       <w:proofErr w:type="spellEnd"/>
+      <w:r>
+        <w:rPr>
+          <w:color w:val="000000"/>
+        </w:rPr>
+        <w:t xml:space="preserve"> </w:t>
+      </w:r>
       <w:proofErr w:type="spellStart"/>
+      <w:r>
+        <w:rPr>
+          <w:color w:val="000000"/>
+        </w:rPr>
+        <w:t>đồ</w:t>
+      </w:r>
       <w:proofErr w:type="spellEnd"/>
+      <w:r>
+        <w:rPr>
+          <w:color w:val="000000"/>
+        </w:rPr>
+        <w:t xml:space="preserve"> </w:t>
+      </w:r>
       <w:proofErr w:type="spellStart"/>
-      <w:proofErr w:type="gramStart"/>
-      <w:proofErr w:type="spellEnd"/>
-      <w:proofErr w:type="spellStart"/>
-      <w:proofErr w:type="gramEnd"/>
-      <w:proofErr w:type="spellEnd"/>
-      <w:proofErr w:type="spellStart"/>
-      <w:proofErr w:type="spellEnd"/>
-      <w:proofErr w:type="spellStart"/>
-      <w:proofErr w:type="spellEnd"/>
-      <w:proofErr w:type="spellStart"/>
-      <w:proofErr w:type="spellEnd"/>
-      <w:proofErr w:type="spellStart"/>
-      <w:proofErr w:type="spellEnd"/>
-      <w:proofErr w:type="spellStart"/>
-      <w:proofErr w:type="spellEnd"/>
-      <w:proofErr w:type="spellStart"/>
-      <w:proofErr w:type="spellEnd"/>
-      <w:proofErr w:type="spellStart"/>
+      <w:r>
+        <w:rPr>
+          <w:color w:val="000000"/>
+        </w:rPr>
+        <w:t>án</w:t>
+      </w:r>
       <w:proofErr w:type="spellEnd"/>
     </w:p>
     <w:p>
       <w:r>
-        <w:rPr>
-          <w:color w:val="000000"/>
-        </w:rPr>
         <w:t>Quyển chế tạo của đồ án trình bày toàn bộ phần cứng: bảy sheet mạch nguyên lý EasyEDA, mạch động lực cầu H bốn TIP41C, khung cơ khí một trục và quy trình lắp ráp, hiệu chuẩn, đo đạc trên bench.</w:t>
       </w:r>
     </w:p>
     <w:p>
       <w:r>
-        <w:rPr>
-          <w:color w:val="000000"/>
-        </w:rPr>
         <w:t>Quyển lập trình trình bày môi trường Arduino IDE, các hàm xử lý quang trở, cầu H, DS1307, LCD và biến trở hồi tiếp, lưu đồ thuật toán từng phần cùng chương trình tham khảo ở phụ lục.</w:t>
       </w:r>
     </w:p>
     <w:p>
       <w:r>
-        <w:rPr>
-          <w:color w:val="000000"/>
-        </w:rPr>
         <w:t>Các tham số thống nhất giữa ba quyển (ngưỡng phát lệnh, vùng chết, chu kỳ thiên văn và chu kỳ tinh chỉnh) được ghi ở mục 2.8 quyển chế tạo và mục 2.12 quyển lập trình để tiện đối chiếu khi làm mạch và viết code.</w:t>
       </w:r>
     </w:p>
@@ -2783,7 +2757,6 @@
         <w:pStyle w:val="Heading1"/>
       </w:pPr>
       <w:r>
-        <w:rPr/>
         <w:t>CHƯƠNG 4. KẾT QUẢ CÔNG VIỆC ĐẠT ĐƯỢC VÀ MA TRẬN TÍNH TOÁN</w:t>
       </w:r>
     </w:p>
@@ -2792,7 +2765,6 @@
         <w:pStyle w:val="Heading2"/>
       </w:pPr>
       <w:r>
-        <w:rPr/>
         <w:t>4.1. Các công việc đã hoàn thành trong tuần 5/10 – 10/10/2026</w:t>
       </w:r>
     </w:p>
@@ -2801,7 +2773,6 @@
         <w:pStyle w:val="ListBullet"/>
       </w:pPr>
       <w:r>
-        <w:rPr/>
         <w:t>Hoàn thành lựa chọn phương pháp điều khiển hybrid: thiên văn định vị thô theo giờ DS1307, LDR tinh chỉnh theo ngưỡng và vùng chết, giữ vị trí theo lịch khi mây mù.</w:t>
       </w:r>
     </w:p>
@@ -2810,67 +2781,40 @@
         <w:pStyle w:val="ListBullet"/>
       </w:pPr>
       <w:r>
-        <w:rPr>
-          <w:color w:val="000000"/>
-        </w:rPr>
-        <w:t>Hoàn thành bảng tra góc đặt tấm pin theo giờ phục vụ cài đặt thiên văn trên ESP32: ví dụ ngày 21/3 tại Mỹ Hào, 8h khung quay +62° về phía Đông, 10h +32°, 12h 0°, 14h −32°, 16h −62° (quy ước dương về phía Đông; số lấy từ khối tính toán, sẽ kiểm chứng bằng đo đạc).</w:t>
+        <w:t xml:space="preserve">Hoàn thành bảng tra góc đặt tấm pin theo giờ phục vụ cài đặt thiên văn trên ESP32: ví dụ ngày 21/3 tại Mỹ Hào, 8h khung quay +62° về phía Đông, 10h +32°, 12h 0°, 14h −32°, 16h −62° (quy ước dương về phía Đông; số lấy từ khối tính toán, sẽ kiểm </w:t>
       </w:r>
       <w:proofErr w:type="spellStart"/>
+      <w:r>
+        <w:t>chứng</w:t>
+      </w:r>
       <w:proofErr w:type="spellEnd"/>
+      <w:r>
+        <w:t xml:space="preserve"> </w:t>
+      </w:r>
       <w:proofErr w:type="spellStart"/>
+      <w:r>
+        <w:t>bằng</w:t>
+      </w:r>
       <w:proofErr w:type="spellEnd"/>
+      <w:r>
+        <w:t xml:space="preserve"> </w:t>
+      </w:r>
       <w:proofErr w:type="spellStart"/>
+      <w:r>
+        <w:t>đo</w:t>
+      </w:r>
       <w:proofErr w:type="spellEnd"/>
+      <w:r>
+        <w:t xml:space="preserve"> </w:t>
+      </w:r>
       <w:proofErr w:type="spellStart"/>
-      <w:proofErr w:type="gramStart"/>
+      <w:r>
+        <w:t>đạc</w:t>
+      </w:r>
       <w:proofErr w:type="spellEnd"/>
-      <w:proofErr w:type="spellStart"/>
-      <w:proofErr w:type="gramEnd"/>
-      <w:proofErr w:type="spellEnd"/>
-      <w:proofErr w:type="spellStart"/>
-      <w:proofErr w:type="spellEnd"/>
-      <w:proofErr w:type="spellStart"/>
-      <w:proofErr w:type="spellEnd"/>
-      <w:proofErr w:type="spellStart"/>
-      <w:proofErr w:type="spellEnd"/>
-      <w:proofErr w:type="spellStart"/>
-      <w:proofErr w:type="spellEnd"/>
-      <w:proofErr w:type="spellStart"/>
-      <w:proofErr w:type="spellEnd"/>
-      <w:proofErr w:type="spellStart"/>
-      <w:proofErr w:type="spellEnd"/>
-      <w:proofErr w:type="spellStart"/>
-      <w:proofErr w:type="spellEnd"/>
-      <w:proofErr w:type="spellStart"/>
-      <w:proofErr w:type="spellEnd"/>
-      <w:proofErr w:type="spellStart"/>
-      <w:proofErr w:type="spellEnd"/>
-      <w:proofErr w:type="spellStart"/>
-      <w:proofErr w:type="spellEnd"/>
-      <w:proofErr w:type="spellStart"/>
-      <w:proofErr w:type="spellEnd"/>
-      <w:proofErr w:type="spellStart"/>
-      <w:proofErr w:type="spellEnd"/>
-      <w:proofErr w:type="spellStart"/>
-      <w:proofErr w:type="spellEnd"/>
-      <w:proofErr w:type="spellStart"/>
-      <w:proofErr w:type="spellEnd"/>
-      <w:proofErr w:type="spellStart"/>
-      <w:proofErr w:type="spellEnd"/>
-      <w:proofErr w:type="spellStart"/>
-      <w:proofErr w:type="spellEnd"/>
-      <w:proofErr w:type="spellStart"/>
-      <w:proofErr w:type="spellEnd"/>
-      <w:proofErr w:type="spellStart"/>
-      <w:proofErr w:type="spellEnd"/>
-      <w:proofErr w:type="spellStart"/>
-      <w:proofErr w:type="spellEnd"/>
-      <w:proofErr w:type="spellStart"/>
-      <w:proofErr w:type="spellEnd"/>
-      <w:proofErr w:type="spellStart"/>
-      <w:proofErr w:type="spellEnd"/>
-      <w:proofErr w:type="spellStart"/>
-      <w:proofErr w:type="spellEnd"/>
+      <w:r>
+        <w:t>).</w:t>
+      </w:r>
     </w:p>
     <w:p>
       <w:pPr>
@@ -2885,81 +2829,12 @@
         </w:rPr>
         <w:t>4.2. Các công việc tiếp theo (tuần 5/10 – 10/10/2026 và tuần kế)</w:t>
       </w:r>
-      <w:proofErr w:type="gramStart"/>
-      <w:proofErr w:type="spellStart"/>
-      <w:proofErr w:type="gramEnd"/>
-      <w:proofErr w:type="spellEnd"/>
-      <w:proofErr w:type="spellStart"/>
-      <w:proofErr w:type="spellEnd"/>
-      <w:proofErr w:type="spellStart"/>
-      <w:proofErr w:type="spellEnd"/>
-      <w:proofErr w:type="spellStart"/>
-      <w:proofErr w:type="spellEnd"/>
-      <w:proofErr w:type="spellStart"/>
-      <w:proofErr w:type="spellEnd"/>
-      <w:proofErr w:type="spellStart"/>
-      <w:proofErr w:type="spellEnd"/>
-      <w:proofErr w:type="spellStart"/>
-      <w:proofErr w:type="spellEnd"/>
-      <w:proofErr w:type="spellStart"/>
-      <w:proofErr w:type="spellEnd"/>
-      <w:proofErr w:type="spellStart"/>
-      <w:proofErr w:type="spellEnd"/>
-      <w:proofErr w:type="spellStart"/>
-      <w:proofErr w:type="spellEnd"/>
-      <w:proofErr w:type="spellStart"/>
-      <w:proofErr w:type="spellEnd"/>
-      <w:proofErr w:type="spellStart"/>
-      <w:proofErr w:type="spellEnd"/>
-      <w:proofErr w:type="spellStart"/>
-      <w:proofErr w:type="spellEnd"/>
-      <w:proofErr w:type="spellStart"/>
-      <w:proofErr w:type="spellEnd"/>
-      <w:proofErr w:type="spellStart"/>
-      <w:proofErr w:type="spellEnd"/>
-      <w:proofErr w:type="spellStart"/>
-      <w:proofErr w:type="spellEnd"/>
-      <w:proofErr w:type="spellStart"/>
-      <w:proofErr w:type="spellEnd"/>
-      <w:proofErr w:type="spellStart"/>
-      <w:proofErr w:type="spellEnd"/>
-      <w:proofErr w:type="spellStart"/>
-      <w:proofErr w:type="spellEnd"/>
-      <w:proofErr w:type="spellStart"/>
-      <w:proofErr w:type="spellEnd"/>
-      <w:proofErr w:type="spellStart"/>
-      <w:proofErr w:type="spellEnd"/>
-      <w:proofErr w:type="spellStart"/>
-      <w:proofErr w:type="spellEnd"/>
-      <w:proofErr w:type="spellStart"/>
-      <w:proofErr w:type="spellEnd"/>
-      <w:proofErr w:type="spellStart"/>
-      <w:proofErr w:type="spellEnd"/>
-      <w:proofErr w:type="spellStart"/>
-      <w:proofErr w:type="spellEnd"/>
-      <w:proofErr w:type="spellStart"/>
-      <w:proofErr w:type="spellEnd"/>
-      <w:proofErr w:type="spellStart"/>
-      <w:proofErr w:type="spellEnd"/>
-      <w:proofErr w:type="spellStart"/>
-      <w:proofErr w:type="spellEnd"/>
-      <w:proofErr w:type="spellStart"/>
-      <w:proofErr w:type="spellEnd"/>
-      <w:proofErr w:type="spellStart"/>
-      <w:proofErr w:type="spellEnd"/>
-      <w:proofErr w:type="spellStart"/>
-      <w:proofErr w:type="spellEnd"/>
-      <w:proofErr w:type="spellStart"/>
-      <w:proofErr w:type="spellEnd"/>
     </w:p>
     <w:p>
       <w:pPr>
         <w:pStyle w:val="ListBullet"/>
       </w:pPr>
       <w:r>
-        <w:rPr>
-          <w:color w:val="000000"/>
-        </w:rPr>
         <w:t>Hỗ trợ bên chế tạo: lắp mạch đọc quang trở và mạch động lực cầu H, chạy thử động cơ trục vít trên bench để có số liệu đo.</w:t>
       </w:r>
     </w:p>
@@ -2968,9 +2843,6 @@
         <w:pStyle w:val="ListBullet"/>
       </w:pPr>
       <w:r>
-        <w:rPr>
-          <w:color w:val="000000"/>
-        </w:rPr>
         <w:t>Chế tạo mạch điều khiển ESP32 đọc giờ DS1307 và điện áp quang trở, phục vụ đo đạc kiểm chứng các kết quả chương 3.</w:t>
       </w:r>
     </w:p>
@@ -2979,9 +2851,6 @@
         <w:pStyle w:val="ListBullet"/>
       </w:pPr>
       <w:r>
-        <w:rPr>
-          <w:color w:val="000000"/>
-        </w:rPr>
         <w:t>Đo kiểm chứng bảng tra giờ – góc đặt và các biểu đồ mô phỏng khi có thiết bị; các số liệu hiện tại giữ nguyên dạng tham khảo.</w:t>
       </w:r>
     </w:p>
@@ -2990,9 +2859,6 @@
         <w:pStyle w:val="ListBullet"/>
       </w:pPr>
       <w:r>
-        <w:rPr>
-          <w:color w:val="000000"/>
-        </w:rPr>
         <w:t>Vẽ lại bản vẽ cơ khí tấm pin 100 W và bổ sung vào quyển chế tạo.</w:t>
       </w:r>
     </w:p>
@@ -3006,81 +2872,73 @@
         <w:pStyle w:val="Heading1"/>
       </w:pPr>
       <w:r>
-        <w:rPr/>
         <w:t>TÀI LIỆU THAM KHẢO</w:t>
       </w:r>
     </w:p>
     <w:p>
       <w:r>
-        <w:rPr/>
         <w:t>[1] J. A. Duffie and W. A. Beckman, Solar Engineering of Thermal Processes, 4th ed., John Wiley &amp; Sons, 2013.</w:t>
       </w:r>
     </w:p>
     <w:p>
       <w:r>
-        <w:rPr/>
         <w:t>[2] I. Reda and A. Andreas, “Solar position algorithm for solar radiation applications,” Solar Energy, vol. 76, no. 5, pp. 577-589, 2004.</w:t>
       </w:r>
     </w:p>
     <w:p>
       <w:r>
-        <w:rPr/>
         <w:t>[3] I. Reda and A. Andreas, “Solar Position Algorithm for Solar Radiation Applications,” NREL/TP-560-34302, 2008. https://docs.nrel.gov/docs/fy08osti/34302.pdf</w:t>
       </w:r>
     </w:p>
     <w:p>
       <w:r>
-        <w:rPr/>
         <w:t>[4] H. Mousazadeh et al., “A review of principle and sun-tracking methods for maximizing solar systems output,” Renewable and Sustainable Energy Reviews, vol. 13, no. 8, pp. 1800-1818, 2009.</w:t>
       </w:r>
     </w:p>
     <w:p>
       <w:r>
-        <w:rPr/>
         <w:t>[5] A. Awasthi et al., “Review on sun tracking technology in solar PV system,” Energy Reports, vol. 6, pp. 392-405, 2020.</w:t>
       </w:r>
     </w:p>
     <w:p>
       <w:r>
-        <w:rPr/>
         <w:t>[6] R. F. Fuentes-Morales et al., “Control algorithms applied to active solar tracking systems: A review,” Solar Energy, vol. 212, pp. 203-219, 2020. https://doi.org/10.1016/j.solener.2020.10.071</w:t>
       </w:r>
     </w:p>
     <w:p>
       <w:r>
-        <w:rPr/>
         <w:t>[7] A. R. Amelia et al., “Technologies of solar tracking systems: A review,” IOP Conference Series: Materials Science and Engineering, vol. 767, 012052, 2020.</w:t>
       </w:r>
     </w:p>
     <w:p>
       <w:r>
-        <w:rPr/>
         <w:t>[8] Espressif Systems, ESP32 Series Datasheet. https://www.espressif.com/sites/default/files/documentation/esp32_datasheet_en.pdf</w:t>
       </w:r>
     </w:p>
     <w:p>
       <w:r>
-        <w:rPr/>
         <w:t>[9] Espressif Systems, ESP32-DevKitC General Purpose Development Board User Guide. https://docs.espressif.com/projects/esp-dev-kits/en/latest/esp32/esp32-devkitc/index.html</w:t>
       </w:r>
     </w:p>
     <w:p>
       <w:r>
-        <w:rPr/>
         <w:t>[10] NXP Semiconductors, PCF8574 Remote 8-bit I/O Expander for I2C-bus (mạch kèm LCD 1602), Datasheet.</w:t>
       </w:r>
     </w:p>
     <w:p>
       <w:r>
-        <w:rPr/>
-        <w:lastRenderedPageBreak/>
         <w:t>[11] Maxim Integrated, DS1307 64 x 8, Serial I2C Real-Time Clock, Datasheet. https://www.analog.com/media/en/technical-documentation/data-sheets/DS1307.pdf</w:t>
       </w:r>
     </w:p>
     <w:p>
       <w:r>
-        <w:rPr/>
         <w:t>[12] W. F. Holmgren, C. W. Hansen, and M. A. Mikofski, “pvlib python: a python package for modeling solar energy systems,” Journal of Open Source Software, vol. 3, no. 29, p. 884, 2018.</w:t>
+      </w:r>
+    </w:p>
+    <w:p>
+      <w:r>
+        <w:lastRenderedPageBreak/>
+        <w:t>[11] H. Mousazadeh, A. Keyhani, A. Javadi, H. Mobli, K. Abrinia, A. Sharifi, 'A review of principle and solar-tracking methods for increasing PV systems efficiency', Renewable and Sustainable Energy Reviews, 13(8), 2009.</w:t>
       </w:r>
     </w:p>
     <w:sectPr>
@@ -3094,14 +2952,6 @@
       <w:titlePg/>
       <w:docGrid w:linePitch="360"/>
     </w:sectPr>
-    <w:p>
-      <w:r>
-        <w:rPr>
-          <w:color w:val="000000"/>
-        </w:rPr>
-        <w:t>[11] H. Mousazadeh, A. Keyhani, A. Javadi, H. Mobli, K. Abrinia, A. Sharifi, 'A review of principle and solar-tracking methods for increasing PV systems efficiency', Renewable and Sustainable Energy Reviews, 13(8), 2009.</w:t>
-      </w:r>
-    </w:p>
   </w:body>
 </w:document>
 </file>
@@ -4365,9 +4215,6 @@
       </w:numPr>
       <w:contextualSpacing/>
     </w:pPr>
-    <w:rPr>
-      <w:sz w:val="26"/>
-    </w:rPr>
   </w:style>
   <w:style w:type="paragraph" w:styleId="ListBullet2">
     <w:name w:val="List Bullet 2"/>

--- a/Bao_cao_1_truc_Nghien_cuu.docx
+++ b/Bao_cao_1_truc_Nghien_cuu.docx
@@ -7,6 +7,7 @@
         <w:pStyle w:val="Heading1"/>
       </w:pPr>
       <w:r>
+        <w:rPr/>
         <w:t>CHƯƠNG 1. TỔNG QUAN ĐỀ TÀI</w:t>
       </w:r>
     </w:p>
@@ -15,21 +16,25 @@
         <w:pStyle w:val="Heading2"/>
       </w:pPr>
       <w:r>
+        <w:rPr/>
         <w:t>1.1. Lý do chọn đề tài</w:t>
       </w:r>
     </w:p>
     <w:p>
       <w:r>
+        <w:rPr/>
         <w:t>Tấm pin lắp cố định có hướng và góc nghiêng không đổi, trong khi vị trí biểu kiến của Mặt Trời thay đổi liên tục theo giờ và theo mùa. Khi tia nắng không gần vuông góc với bề mặt pin, thành phần bức xạ trực tiếp nhận được giảm. Cơ cấu bám nắng một trục cho phép tấm pin quay theo một mặt phẳng, qua đó cải thiện hướng thu nhận bức xạ trong một phần thời gian vận hành mà không cần cơ cấu phức tạp như hệ hai trục.</w:t>
       </w:r>
     </w:p>
     <w:p>
       <w:r>
+        <w:rPr/>
         <w:t>Các mô hình giá thành thấp thường dùng nhiều cảm biến quang để so sánh cường độ sáng theo các hướng khác nhau. Tuy nhiên, hai cảm biến có thể khác độ nhạy; tín hiệu thay đổi theo nhiệt độ, nhiễu ADC, bụi, phản xạ và mây che. Nếu điều khiển trực tiếp theo tín hiệu thô, động cơ có thể dao động, quay sai hướng hoặc tiêu thụ nhiều điện năng phụ trợ. Vì vậy, cần nghiên cứu cách lọc, hiệu chuẩn và xác định độ tin cậy tín hiệu trước khi ra lệnh chuyển động.</w:t>
       </w:r>
     </w:p>
     <w:p>
       <w:r>
+        <w:rPr/>
         <w:t>Đề tài “Nghiên cứu thuật toán đo cường độ ánh sáng để xác định hướng điều khiển tấm pin năng lượng mặt trời bám nắng một trục” được chọn nhằm xây dựng và so sánh các cách xử lý tín hiệu phù hợp với mô hình nhỏ, đồng thời kết hợp đường tham chiếu thiên văn để hệ thống không phụ thuộc hoàn toàn vào cảm biến quang.</w:t>
       </w:r>
     </w:p>
@@ -38,16 +43,19 @@
         <w:pStyle w:val="Heading2"/>
       </w:pPr>
       <w:r>
+        <w:rPr/>
         <w:t>1.2. Tổng quan về đề tài</w:t>
       </w:r>
     </w:p>
     <w:p>
       <w:r>
+        <w:rPr/>
         <w:t>Đối tượng kỹ thuật là mô hình tấm pin bám nắng một trục, dùng một cụm bốn quang trở gắn tại bốn góc mặt pin để ước lượng sai lệch theo phương quay và phương nghiêng. Mỗi cảm biến được gá đối xứng, trục cảm quang hướng chếch ra ngoài so với pháp tuyến mặt pin. Cụm cảm biến tạo được hai thành phần sai lệch; do phạm vi cơ khí của đề tài chỉ có một trục chấp hành, thuật toán dùng thành phần ứng với trục được lắp làm lệnh điều khiển, còn thành phần còn lại được ghi nhận để đánh giá hoặc mở rộng trong tương lai.</w:t>
       </w:r>
     </w:p>
     <w:p>
       <w:r>
+        <w:rPr/>
         <w:t>Báo cáo khảo sát bốn nhóm thuật toán trên các tín hiệu quang đã tổng hợp từ bốn góc: so sánh có ngưỡng; điều khiển tỷ lệ; điều khiển tỷ lệ có lọc, bù độ lợi và vùng chết; và phương án lai dùng tín hiệu cảm biến khi đủ tin cậy, chuyển sang góc thiên văn hoặc giữ vị trí khi tín hiệu suy giảm. Trọng tâm đánh giá là khả năng nhận biết chiều quay/chiều nghiêng, sai số bám trên trục được điều khiển, mức độ chuyển động không cần thiết và năng lượng thuần sau khi tính điện năng phụ trợ.</w:t>
       </w:r>
     </w:p>
@@ -56,12 +64,14 @@
         <w:pStyle w:val="Heading2"/>
       </w:pPr>
       <w:r>
+        <w:rPr/>
         <w:lastRenderedPageBreak/>
         <w:t>1.3. Mục tiêu nghiên cứu</w:t>
       </w:r>
     </w:p>
     <w:p>
       <w:r>
+        <w:rPr/>
         <w:t>Mục tiêu tổng quát là xây dựng phương án đo và xử lý cường độ ánh sáng để xác định hướng quay cho mô hình pin mặt trời bám nắng một trục, bảo đảm chuyển động ổn định trong điều kiện ánh sáng thay đổi. Các mục tiêu cụ thể gồm:</w:t>
       </w:r>
     </w:p>
@@ -74,6 +84,7 @@
         </w:numPr>
       </w:pPr>
       <w:r>
+        <w:rPr/>
         <w:t>Tìm hiểu vị trí biểu kiến của Mặt Trời, đặc tính cảm biến quang và nguyên lý bám nắng một trục.</w:t>
       </w:r>
     </w:p>
@@ -86,6 +97,7 @@
         </w:numPr>
       </w:pPr>
       <w:r>
+        <w:rPr/>
         <w:t>Thiết kế cụm bốn LDR tại bốn góc pin, xác định góc gá hướng ra ngoài và xây dựng quy tắc so sánh trái-phải, trên-dưới để tạo hai tín hiệu sai lệch.</w:t>
       </w:r>
     </w:p>
@@ -98,6 +110,7 @@
         </w:numPr>
       </w:pPr>
       <w:r>
+        <w:rPr/>
         <w:t>Xây dựng các thuật toán so sánh, tỷ lệ, có lọc/bù/vùng chết và thuật toán lai thiên văn-cảm biến.</w:t>
       </w:r>
     </w:p>
@@ -110,6 +123,7 @@
         </w:numPr>
       </w:pPr>
       <w:r>
+        <w:rPr/>
         <w:t>Đề xuất cách mô phỏng, hiệu chuẩn và thử nghiệm để so sánh sai số góc, số lần/quãng quay và năng lượng thuần với tấm pin cố định.</w:t>
       </w:r>
     </w:p>
@@ -118,11 +132,13 @@
         <w:pStyle w:val="Heading2"/>
       </w:pPr>
       <w:r>
+        <w:rPr/>
         <w:t>1.4. Đối tượng và phạm vi nghiên cứu</w:t>
       </w:r>
     </w:p>
     <w:p>
       <w:r>
+        <w:rPr/>
         <w:t>Đối tượng nghiên cứu là thuật toán xử lý tín hiệu của cụm bốn quang trở đặt ở bốn góc mặt pin để xác định chiều sai lệch theo hai phương. Mô hình cơ khí trong phạm vi báo cáo vẫn là tracker một trục; cấu hình tham khảo gồm ESP32, mạch chia áp đo điện áp tấm pin, module thời gian thực DS1307 và một động cơ gạt nước trục vít có giới hạn hành trình. Địa điểm tính toán dự kiến là khu vực Mỹ Hào, Hưng Yên (xấp xỉ 20,93° Bắc, 106,06° Đông); tọa độ chính thức cần được xác nhận theo nơi đặt mô hình. Thành phần sai lệch của trục chưa được cơ khí điều khiển chỉ được ghi nhận, không giả định rằng mô hình một trục có thể điều chỉnh đồng thời cả hai trục.</w:t>
       </w:r>
     </w:p>
@@ -133,6 +149,7 @@
         </w:rPr>
       </w:pPr>
       <w:r>
+        <w:rPr/>
         <w:t>Phạm vi tập trung vào mô hình công suất nhỏ, chuyển động trong mặt phẳng Đông-Tây và xử lý tín hiệu cảm biến. Báo cáo không thiết kế hệ thống hòa lưới, bộ nghịch lưu hoặc MPPT; không khẳng định mức tăng sản lượng trước khi đo; không mở rộng sang cơ cấu giàn quy mô nhà máy. Photodiode được trình bày để so sánh lựa chọn cảm biến, không mặc định là phần tử của mạch chính.</w:t>
       </w:r>
     </w:p>
@@ -141,11 +158,13 @@
         <w:pStyle w:val="Heading2"/>
       </w:pPr>
       <w:r>
+        <w:rPr/>
         <w:t>1.5. Kết quả dự kiến</w:t>
       </w:r>
     </w:p>
     <w:p>
       <w:r>
+        <w:rPr/>
         <w:t>Kết quả dự kiến của đề tài gồm:</w:t>
       </w:r>
     </w:p>
@@ -158,6 +177,7 @@
         </w:numPr>
       </w:pPr>
       <w:r>
+        <w:rPr/>
         <w:t>Mô tả cơ sở lý thuyết và cấu trúc mô hình bám nắng một trục có thể triển khai.</w:t>
       </w:r>
     </w:p>
@@ -170,6 +190,7 @@
         </w:numPr>
       </w:pPr>
       <w:r>
+        <w:rPr/>
         <w:t>Bộ thuật toán và chương trình điều khiển có các bước đọc/lọc tín hiệu, hiệu chuẩn, đánh giá chất lượng cảm biến, giới hạn góc và điều khiển cơ cấu.</w:t>
       </w:r>
     </w:p>
@@ -182,6 +203,7 @@
         </w:numPr>
       </w:pPr>
       <w:r>
+        <w:rPr/>
         <w:t>Quy trình mô phỏng/thử nghiệm và bộ chỉ tiêu để so sánh sai số bám, hoạt động của động cơ và năng lượng thuần giữa các chế độ.</w:t>
       </w:r>
     </w:p>
@@ -194,44 +216,54 @@
         </w:numPr>
       </w:pPr>
       <w:r>
+        <w:rPr/>
         <w:lastRenderedPageBreak/>
         <w:t>Báo cáo phân tích ưu điểm, giới hạn và hướng hoàn thiện sau khi có dữ liệu đo thực tế.</w:t>
       </w:r>
     </w:p>
     <w:p>
       <w:r>
+        <w:rPr/>
         <w:t xml:space="preserve">Các mục tiêu này là kết quả dự kiến; mọi trị số hiệu suất hoặc mức cải thiện chỉ được kết luận từ dữ liệu thực nghiệm </w:t>
       </w:r>
       <w:proofErr w:type="spellStart"/>
       <w:r>
+        <w:rPr/>
         <w:t>có</w:t>
       </w:r>
       <w:proofErr w:type="spellEnd"/>
       <w:r>
+        <w:rPr/>
         <w:t xml:space="preserve"> </w:t>
       </w:r>
       <w:proofErr w:type="spellStart"/>
       <w:r>
+        <w:rPr/>
         <w:t>thể</w:t>
       </w:r>
       <w:proofErr w:type="spellEnd"/>
       <w:r>
+        <w:rPr/>
         <w:t xml:space="preserve"> </w:t>
       </w:r>
       <w:proofErr w:type="spellStart"/>
       <w:r>
+        <w:rPr/>
         <w:t>kiểm</w:t>
       </w:r>
       <w:proofErr w:type="spellEnd"/>
       <w:r>
+        <w:rPr/>
         <w:t xml:space="preserve"> </w:t>
       </w:r>
       <w:proofErr w:type="spellStart"/>
       <w:r>
+        <w:rPr/>
         <w:t>tra</w:t>
       </w:r>
       <w:proofErr w:type="spellEnd"/>
       <w:r>
+        <w:rPr/>
         <w:t>.</w:t>
       </w:r>
     </w:p>
@@ -242,6 +274,7 @@
         <w:jc w:val="left"/>
       </w:pPr>
       <w:r>
+        <w:rPr/>
         <w:br w:type="page"/>
       </w:r>
     </w:p>
@@ -251,6 +284,7 @@
         <w:pStyle w:val="Heading1"/>
       </w:pPr>
       <w:r>
+        <w:rPr/>
         <w:t>CHƯƠNG 2. CƠ SỞ LÝ THUYẾT VÀ TỔNG QUAN LINH KIỆN</w:t>
       </w:r>
     </w:p>
@@ -259,21 +293,25 @@
         <w:pStyle w:val="Heading2"/>
       </w:pPr>
       <w:r>
+        <w:rPr/>
         <w:t>2.1. Pin năng lượng Mặt Trời</w:t>
       </w:r>
     </w:p>
     <w:p>
       <w:r>
+        <w:rPr/>
         <w:t>Mô-đun quang điện gồm nhiều tế bào bán dẫn ghép nối tiếp/song song để tạo điện áp và dòng điện phù hợp. Tế bào thường dựa trên tiếp giáp bán dẫn p-n; khi photon có năng lượng phù hợp được hấp thụ, các hạt tải điện được tạo ra và phân tách, hình thành dòng điện một chiều. Mô-đun thương mại còn có kính bảo vệ, lớp đóng gói, mặt sau, khung và hộp nối; cấu tạo cụ thể thay đổi theo loại mô-đun.</w:t>
       </w:r>
     </w:p>
     <w:p>
       <w:r>
+        <w:rPr/>
         <w:t>Các thông số cơ bản trên nhãn gồm công suất cực đại Pmax, điện áp hở mạch Voc, dòng ngắn mạch Isc, điện áp và dòng tại điểm công suất cực đại Vmp, Imp, cùng hệ số nhiệt. Thông số danh định thường công bố theo điều kiện thử chuẩn STC; ngoài thực tế, bức xạ, nhiệt độ tế bào, phổ ánh sáng, tải điện và che bóng làm các giá trị thay đổi. Tăng bức xạ thường làm dòng quang điện tăng; nhiệt độ tế bào tăng thường làm điện áp và công suất cực đại suy giảm.</w:t>
       </w:r>
     </w:p>
     <w:p>
       <w:r>
+        <w:rPr/>
         <w:t>Góc giữa tia trực tiếp và pháp tuyến mặt pin ảnh hưởng thành phần bức xạ trực tiếp thu được; tracker chỉ thay đổi hướng hình học, không loại bỏ ảnh hưởng của mây hay nhiệt độ. Khi so sánh chế độ cố định và bám nắng cần đo đồng thời U và I, tính P = U×I rồi tích phân theo thời gian; điện áp đơn lẻ không đại diện cho năng lượng [1].</w:t>
       </w:r>
     </w:p>
@@ -282,16 +320,19 @@
         <w:pStyle w:val="Heading2"/>
       </w:pPr>
       <w:r>
+        <w:rPr/>
         <w:t>2.2. Cảm biến quang trở (LDR)</w:t>
       </w:r>
     </w:p>
     <w:p>
       <w:r>
+        <w:rPr/>
         <w:t>Quang trở (Light Dependent Resistor - LDR) là linh kiện quang dẫn: độ dẫn điện của vật liệu bán dẫn thay đổi theo lượng ánh sáng chiếu tới. Trong điều kiện sáng hơn, điện trở LDR thường giảm; khi ánh sáng yếu hoặc tối, điện trở tăng. Đặc tuyến điện trở-độ rọi không tuyến tính và phụ thuộc loại linh kiện, phổ ánh sáng, nhiệt độ, thời gian đáp ứng và sai số giữa các mẫu.</w:t>
       </w:r>
     </w:p>
     <w:p>
       <w:r>
+        <w:rPr/>
         <w:t>Để đưa tín hiệu LDR vào vi điều khiển, thường mắc linh kiện với một điện trở cố định thành cầu phân áp rồi đọc điện áp tại điểm giữa bằng ADC. ADC có thể tăng hoặc giảm khi chiếu sáng tùy vị trí LDR trong cầu phân áp, vì vậy cần xem sơ đồ mạch và kiểm tra thực tế. LDR có giá thành thấp, mạch đơn giản nhưng độ lặp lại và tốc độ đáp ứng thường thấp hơn photodiode; cần che bụi/ẩm và hiệu chuẩn nếu dùng để so sánh định lượng.</w:t>
       </w:r>
     </w:p>
@@ -300,20 +341,24 @@
         <w:pStyle w:val="Heading2"/>
       </w:pPr>
       <w:r>
+        <w:rPr/>
         <w:t>2.3. Diode quang (photodiode)</w:t>
       </w:r>
     </w:p>
     <w:p>
       <w:r>
+        <w:rPr/>
         <w:t xml:space="preserve">Photodiode là linh kiện bán dẫn có vùng tiếp giáp p-n hoặc PIN nhạy với ánh sáng. Photon được hấp thụ tạo cặp điện tử-lỗ trống và sinh dòng quang. Photodiode có </w:t>
       </w:r>
       <w:r>
+        <w:rPr/>
         <w:lastRenderedPageBreak/>
         <w:t>thể làm việc ở chế độ quang điện áp (không phân cực ngoài) hoặc quang dẫn (thường phân cực ngược); chế độ và mạch đo được chọn theo yêu cầu về tốc độ, nhiễu và tuyến tính.</w:t>
       </w:r>
     </w:p>
     <w:p>
       <w:r>
+        <w:rPr/>
         <w:t>Dòng quang thường nhỏ nên mạch đo hay dùng bộ khuếch đại chuyển dòng-điện áp (TIA), điện trở hồi tiếp và tụ bù để ổn định. Photodiode thường đáp ứng nhanh, có tính lặp tốt và phù hợp đo biến thiên ánh sáng; hạn chế là mạch phức tạp hơn, cần căn chỉnh, che sáng ngoài ý muốn và chọn dải phổ phù hợp. Trong cấu hình đề tài, photodiode được giới thiệu như phương án cảm biến thay thế, không mặc định lắp chung với LDR.</w:t>
       </w:r>
     </w:p>
@@ -322,16 +367,19 @@
         <w:pStyle w:val="Heading2"/>
       </w:pPr>
       <w:r>
+        <w:rPr/>
         <w:t>2.4. Bộ điều khiển ESP32 DevKit và các khối phụ trợ</w:t>
       </w:r>
     </w:p>
     <w:p>
       <w:r>
+        <w:rPr/>
         <w:t>Bộ điều khiển trung tâm là module ESP32 DevKit. Bo có hai nhóm ADC 12 bit: ADC1 (GPIO36, 39, 32, 33...) và ADC2 (GPIO25, 26, 27, 14...); nhóm ADC2 chỉ xung đột khi bật WiFi, còn đề tài không dùng WiFi nên cả sáu kênh đo tương tự đều dùng được. Trong thiết kế đã vẽ, bốn kênh LDR đưa vào GPIO25/26/27/14, biến trở hồi tiếp góc vào GPIO36 và điện áp tấm pin (qua cầu chia) vào GPIO39; ADC của ESP32 chỉ đo điện áp 0–3,3 V nên không đo dòng điện trong phiên bản này.</w:t>
       </w:r>
     </w:p>
     <w:p>
       <w:r>
+        <w:rPr/>
         <w:t>Thời gian thực dùng module DS1307 (I²C địa chỉ 0x68, có pin nuôi) để cấp ngày và giờ cho khối thiên văn; hiển thị dùng màn hình LCD 1602 kèm mạch chuyển I²C PCF8574 (địa chỉ 0x27), chung bus SDA/SCL (GPIO21/22) với DS1307. Nguồn 12 V qua diode chống ngược cực 1N4007, hạ áp LM2596 cấp 3,3 V cho ESP32 và nhánh 7805 riêng cấp 5 V cho LCD, DS1307.</w:t>
       </w:r>
     </w:p>
@@ -340,16 +388,19 @@
         <w:pStyle w:val="Heading2"/>
       </w:pPr>
       <w:r>
+        <w:rPr/>
         <w:t>2.5. Động cơ gạt nước ô tô và mạch động lực cầu H bốn TIP41C</w:t>
       </w:r>
     </w:p>
     <w:p>
       <w:r>
+        <w:rPr/>
         <w:t>Cơ cấu chấp hành là động cơ gạt nước kính ô tô 12 V kèm hộp giảm tốc trục vít – bánh vít. Ưu điểm quyết định là cặp trục vít tự hãm: khi ngắt lệnh hoặc mất điện, trục không bị kéo quay ngược nên tấm pin tự giữ vị trí dưới gió và trọng lượng bản thân mà không cần nuôi điện giữ; mô-men của motor đủ cho tấm pin 100 W nặng khoảng 4 kg ở gió vừa phải, giá thành thấp và sẵn có.</w:t>
       </w:r>
     </w:p>
     <w:p>
       <w:r>
+        <w:rPr/>
         <w:t>Mạch động lực đảo chiều dùng cầu H ghép từ bốn transistor công suất TIP41C (NPN, 6 A, 100 V, vỏ TO-220), mỗi chân bazơ nối qua điện trở 10 k và có diode bảo vệ trả xung ngược về nguồn 12 V và mass. Hai tín hiệu điều khiển dkxuoi/dknguoc đi qua opto PC817 cách ly giữa mass 3,3 V và mass 12 V: chân lệnh ESP32 mức thấp làm sáng LED opto và kéo tín hiệu xuống mass 12 V; theo nguyên lý cầu H, dkxuoi = 0 cho cặp chéo trái dẫn, dknguoc = 0 cho cặp chéo phải dẫn, cả hai bằng 1 thì cầu H khóa và motor tự giữ.</w:t>
       </w:r>
     </w:p>
@@ -386,6 +437,7 @@
         </w:rPr>
       </w:pPr>
       <w:r>
+        <w:rPr/>
         <w:t>Vị trí Mặt Trời thường được mô tả bằng góc cao α (tính từ đường chân trời lên thiên đỉnh) và góc phương vị γ (đo từ hướng Bắc thật theo chiều kim đồng hồ). Góc thiên đỉnh θz = 90° − α. Góc phương vị và góc cao là đầu vào để xác định hướng pháp tuyến của tấm pin; khi cài đặt phải thống nhất quy ước dấu giữa phần mềm và chiều quay thực tế của cơ cấu.</w:t>
       </w:r>
     </w:p>
@@ -410,6 +462,7 @@
         </w:rPr>
       </w:pPr>
       <w:r>
+        <w:rPr/>
         <w:t>Một xấp xỉ thường dùng cho góc lệch Mặt Trời là δ ≈ 23,45° × sin[360° × (284 + n) / 365], trong đó n là thứ tự ngày trong năm. Góc giờ xấp xỉ ω = 15° × (t_solar − 12), với t_solar là giờ Mặt Trời địa phương tính bằng giờ. Từ vĩ độ φ, có thể tính góc cao bằng quan hệ sin α = sin φ sin δ + cos φ cos δ cos ω. Các biểu thức này thích hợp để trình bày nguyên lý; triển khai chính xác nên dùng thuật toán vị trí Mặt Trời SPA hoặc thư viện đã kiểm chứng [1, 2].</w:t>
       </w:r>
     </w:p>
@@ -420,6 +473,7 @@
         </w:rPr>
       </w:pPr>
       <w:r>
+        <w:rPr/>
         <w:t>Giờ dân dụng không hoàn toàn trùng với giờ Mặt Trời. Chương trình cần hiệu chỉnh múi giờ, kinh độ địa điểm và phương trình thời gian; đồng hồ RTC phải được đặt đúng. Sai lệch thời gian, nhập nhầm vĩ độ/kinh độ hoặc xác định sai hướng Bắc thật đều làm xuất hiện sai số góc dù thuật toán tính toán đúng.</w:t>
       </w:r>
     </w:p>
@@ -444,6 +498,7 @@
         </w:rPr>
       </w:pPr>
       <w:r>
+        <w:rPr/>
         <w:t>Với trục quay nằm ngang theo hướng Bắc - Nam, tấm pin có thể quay trong mặt phẳng Đông-Tây. Góc đặt lý tưởng được suy ra từ hình chiếu vectơ hướng Mặt Trời lên mặt phẳng vuông góc với trục quay. Nếu γ đo từ Bắc và α là góc cao, một cách viết theo quy ước R dương khi pháp tuyến nghiêng về phía Đông là R* = atan2(cos α × sin γ, sin α). Cần đổi dấu hoặc cộng offset nếu chiều dương của cơ cấu khác quy ước này. Trục đơn không bù được thành phần Bắc-Nam của hướng Mặt Trời.</w:t>
       </w:r>
     </w:p>
@@ -454,38 +509,47 @@
         </w:rPr>
       </w:pPr>
       <w:r>
+        <w:rPr/>
         <w:t xml:space="preserve">Trong đề tài này, góc thiên văn được dùng làm tham chiếu/đường dự phòng; sai lệch của cặp cảm biến LDR có thể hiệu chỉnh góc khi tín hiệu đủ tin cậy. Góc đặt cuối cùng luôn phải giới hạn trong </w:t>
       </w:r>
       <w:proofErr w:type="spellStart"/>
       <w:r>
+        <w:rPr/>
         <w:t>hành</w:t>
       </w:r>
       <w:proofErr w:type="spellEnd"/>
       <w:r>
+        <w:rPr/>
         <w:t xml:space="preserve"> </w:t>
       </w:r>
       <w:proofErr w:type="spellStart"/>
       <w:r>
+        <w:rPr/>
         <w:t>trình</w:t>
       </w:r>
       <w:proofErr w:type="spellEnd"/>
       <w:r>
+        <w:rPr/>
         <w:t xml:space="preserve"> </w:t>
       </w:r>
       <w:proofErr w:type="spellStart"/>
       <w:r>
+        <w:rPr/>
         <w:t>cơ</w:t>
       </w:r>
       <w:proofErr w:type="spellEnd"/>
       <w:r>
+        <w:rPr/>
         <w:t xml:space="preserve"> </w:t>
       </w:r>
       <w:proofErr w:type="spellStart"/>
       <w:r>
+        <w:rPr/>
         <w:t>khí</w:t>
       </w:r>
       <w:proofErr w:type="spellEnd"/>
       <w:r>
+        <w:rPr/>
         <w:t>.</w:t>
       </w:r>
     </w:p>
@@ -502,20 +566,24 @@
     </w:p>
     <w:p>
       <w:r>
+        <w:rPr/>
         <w:t xml:space="preserve">Trục quay của Trái Đất nghiêng so với mặt phẳng quỹ đạo, vì vậy xích vĩ Mặt Trời thay đổi trong năm. Ở Bắc bán cầu, vào khoảng tháng 6 Mặt Trời lên cao và thời gian ban ngày dài hơn; vào khoảng tháng 12 Mặt Trời thấp hơn và ngày ngắn hơn. Quanh hai điểm phân tháng 3 và tháng 9, độ dài ngày và đêm gần bằng nhau. Đây là </w:t>
       </w:r>
       <w:r>
+        <w:rPr/>
         <w:lastRenderedPageBreak/>
         <w:t>biến thiên thiên văn, không phải sự thay đổi đột ngột đúng vào ngày đầu mùa khí tượng.</w:t>
       </w:r>
     </w:p>
     <w:p>
       <w:r>
+        <w:rPr/>
         <w:t>Do quỹ đạo thay đổi theo mùa, giờ Mặt Trời mọc/lặn và phương vị mọc/lặn cũng thay đổi. Cùng một tấm pin đặt cố định có thể phù hợp hơn vào một số mùa; lợi ích của bám nắng không giống nhau quanh năm. Ở các vĩ độ miền Bắc Việt Nam, vào mùa hè Mặt Trời giữa trưa có thể ở rất cao và lệch về phía Bắc; mùa đông đường đi thấp hơn và chủ yếu ở phía Nam. Một tracker một trục chỉ quay trong một mặt phẳng nên còn sai lệch theo phương vuông góc với trục; tracker hai trục khắc phục tốt hơn về hình học nhưng tăng độ phức tạp và năng lượng truyền động.</w:t>
       </w:r>
     </w:p>
     <w:p>
       <w:r>
+        <w:rPr/>
         <w:t>Vì vậy, thiết kế cần xem xét cả mùa, góc nghiêng ban đầu, bóng che và thời tiết địa phương. Không nên suy ra mức tăng sản lượng cả năm từ một ngày nắng hoặc một lần đo; cần so sánh trong các khoảng thời gian đủ dài và ghi nhận điều kiện đo [3, 4].</w:t>
       </w:r>
     </w:p>
@@ -818,6 +886,7 @@
     <w:p/>
     <w:p>
       <w:r>
+        <w:rPr/>
         <w:t>Mốc ngày phân và chí thay đổi nhẹ theo từng năm; mùa khí tượng tại từng địa phương cũng không hoàn toàn trùng với mùa thiên văn. Bảng trên mô tả xu hướng quỹ đạo, không thay cho số liệu thời tiết tại vị trí thử nghiệm.</w:t>
       </w:r>
     </w:p>
@@ -845,6 +914,7 @@
     </w:p>
     <w:p>
       <w:r>
+        <w:rPr/>
         <w:t>Nhóm này tính vị trí Mặt Trời từ vị trí địa lý, ngày và giờ đọc từ module thời gian thực DS1307, không cần cảm biến ánh sáng. Góc khai thiên (xích vĩ) tính theo ngày trong năm:</w:t>
       </w:r>
     </w:p>
@@ -862,6 +932,7 @@
     </w:p>
     <w:p>
       <w:r>
+        <w:rPr/>
         <w:t>Góc giờ tính từ giờ Mặt Trời t (giờ):</w:t>
       </w:r>
     </w:p>
@@ -879,6 +950,7 @@
     </w:p>
     <w:p>
       <w:r>
+        <w:rPr/>
         <w:t>Góc cao Mặt Trời α suy ra từ vĩ độ nơi lắp đặt φ:</w:t>
       </w:r>
     </w:p>
@@ -897,6 +969,7 @@
     </w:p>
     <w:p>
       <w:r>
+        <w:rPr/>
         <w:t>Góc phương vị γ tính tiếp từ α, δ và φ. Biết (α, γ) là đổi được ra góc đặt của tấm pin cho từng trục.</w:t>
       </w:r>
     </w:p>
@@ -905,6 +978,7 @@
         <w:pStyle w:val="ListBullet"/>
       </w:pPr>
       <w:r>
+        <w:rPr/>
         <w:t>Ưu điểm: ổn định, không phụ thuộc thời tiết, không dao động quanh vị trí cân bằng.</w:t>
       </w:r>
     </w:p>
@@ -913,6 +987,7 @@
         <w:pStyle w:val="ListBullet"/>
       </w:pPr>
       <w:r>
+        <w:rPr/>
         <w:t>Nhược điểm: phải cài đúng tọa độ và giờ; không tự sửa được sai số do lắp đặt lệch hoặc khớp cơ khí rơ.</w:t>
       </w:r>
     </w:p>
@@ -929,6 +1004,7 @@
     </w:p>
     <w:p>
       <w:r>
+        <w:rPr/>
         <w:t>Bốn LDR đặt ở bốn góc tấm pin, mỗi cảm biến gá nghiêng ra ngoài tâm một góc β_s = 30° như nhau, không dùng vách ngăn. Khi nắng thẳng góc, bốn kênh nhận sáng gần bằng nhau; khi nắng xiên, cặp cảm biến phía bên nắng nhận mạnh hơn hẳn. Gọi giá trị đọc được của bốn kênh là trái, phải, trên, dưới, sai lệch điều khiển tính rất đơn giản:</w:t>
       </w:r>
     </w:p>
@@ -949,6 +1025,7 @@
         <w:pStyle w:val="ListBullet"/>
       </w:pPr>
       <w:r>
+        <w:rPr/>
         <w:t>Nếu |e1| &gt; ngưỡng: quay động cơ trục 1 theo dấu e1; nếu |e2| &gt; ngưỡng: quay động cơ trục 2 theo dấu e2.</w:t>
       </w:r>
     </w:p>
@@ -957,6 +1034,7 @@
         <w:pStyle w:val="ListBullet"/>
       </w:pPr>
       <w:r>
+        <w:rPr/>
         <w:t>Ngược lại thì dừng – vùng chết (dead-band) chống dao động quanh vị trí cân bằng.</w:t>
       </w:r>
     </w:p>
@@ -965,6 +1043,7 @@
         <w:pStyle w:val="ListBullet"/>
       </w:pPr>
       <w:r>
+        <w:rPr/>
         <w:t>Ưu điểm: đơn giản, rẻ, phản ứng theo điều kiện sáng thực tế, tự sửa sai số lắp đặt.</w:t>
       </w:r>
     </w:p>
@@ -973,6 +1052,7 @@
         <w:pStyle w:val="ListBullet"/>
       </w:pPr>
       <w:r>
+        <w:rPr/>
         <w:t>Nhược điểm: nhạy với mây và bóng râm thoáng qua, dễ dao động nếu ngưỡng chọn quá nhỏ, buổi sáng sớm tín hiệu yếu nên bám chậm.</w:t>
       </w:r>
     </w:p>
@@ -1042,6 +1122,7 @@
         <w:pStyle w:val="ListBullet"/>
       </w:pPr>
       <w:r>
+        <w:rPr/>
         <w:t>Dùng thiên văn định vị thô: đầu buổi sáng và mỗi chu kỳ 30 phút, tính (α, γ) từ DS1307 rồi đưa nhanh tấm pin về gần vị trí Mặt Trời.</w:t>
       </w:r>
     </w:p>
@@ -1050,6 +1131,7 @@
         <w:pStyle w:val="ListBullet"/>
       </w:pPr>
       <w:r>
+        <w:rPr/>
         <w:t>Dùng LDR tinh chỉnh: giữa hai lần định vị thô, so sánh e1 (và e2) với ngưỡng để khử phần sai lệch còn lại, kể cả sai số lắp đặt.</w:t>
       </w:r>
     </w:p>
@@ -1058,11 +1140,13 @@
         <w:pStyle w:val="ListBullet"/>
       </w:pPr>
       <w:r>
+        <w:rPr/>
         <w:t>Khi trời nhiều mây (tổng sáng S nhỏ hơn ngưỡng S_min): giữ nguyên vị trí theo lịch thiên văn, tránh dao động vô ích do mây che thoáng qua.</w:t>
       </w:r>
     </w:p>
     <w:p>
       <w:r>
+        <w:rPr/>
         <w:t>Phương pháp hybrid lấy được ưu điểm của cả hai nhóm: bám nhanh và ổn định như vòng hở, tự sửa sai số như vòng kín, và không săn lệnh khi thời tiết xấu. Vì vậy đề tài chọn nhóm 3 cho cả hai mô hình một trục và hai trục.</w:t>
       </w:r>
     </w:p>
@@ -1079,15 +1163,18 @@
     </w:p>
     <w:p>
       <w:r>
+        <w:rPr/>
         <w:t xml:space="preserve">Có thể lấy nhiều mẫu ADC trong mỗi chu kỳ, dùng trung vị để loại điểm đột biến rồi lọc thông thấp hoặc trung bình trượt mũ. Bù sai khác độ lợi giữa bốn kênh LDR </w:t>
       </w:r>
       <w:r>
+        <w:rPr/>
         <w:lastRenderedPageBreak/>
         <w:t>trước khi tổng hợp sai lệch trái-phải và trên-dưới; sử dụng vùng chết để tránh động cơ chạy do nhiễu nhỏ; dùng ngưỡng bật/tắt khác nhau để tránh chuyển chế độ liên tục. Thời gian lấy mẫu, hệ số lọc và vùng chết cần hiệu chỉnh bằng dữ liệu đo.</w:t>
       </w:r>
     </w:p>
     <w:p>
       <w:r>
+        <w:rPr/>
         <w:t>Đánh giá hệ thống nên tách độ chính xác góc và năng lượng: sai số góc có thể tính RMSE so với góc tham chiếu; năng lượng PV được tính từ tích phân U×I theo thời gian; năng lượng thuần bằng năng lượng PV thu được trừ năng lượng cơ cấu và bộ điều khiển. Cần so sánh trong cùng khoảng thời gian với tấm pin cố định tương đương, không kết luận hiệu quả chỉ từ công suất tức thời.</w:t>
       </w:r>
     </w:p>
@@ -1096,6 +1183,7 @@
         <w:pStyle w:val="Heading1"/>
       </w:pPr>
       <w:r>
+        <w:rPr/>
         <w:t>CHƯƠNG 3. KẾT QUẢ NGHIÊN CỨU PHƯƠNG PHÁP HYBRID BẰNG MÔ PHỎNG</w:t>
       </w:r>
     </w:p>
@@ -1104,11 +1192,13 @@
         <w:pStyle w:val="Heading2"/>
       </w:pPr>
       <w:r>
+        <w:rPr/>
         <w:t>3.1. Đường đi của Mặt Trời tại địa điểm lắp đặt</w:t>
       </w:r>
     </w:p>
     <w:p>
       <w:r>
+        <w:rPr/>
         <w:t>Trước khi chọn phương pháp, vị trí Mặt Trời được tính theo đúng các công thức thiên văn của mục 2.8.1 cho bốn ngày đại diện tại Mỹ Hào, Hưng Yên (vĩ độ φ = 20,93° Bắc). Kết quả vẽ thành đồ thị để nhìn trực quan quỹ đạo và độ cao Mặt Trời trong ngày:</w:t>
       </w:r>
     </w:p>
@@ -1163,12 +1253,14 @@
         <w:pStyle w:val="Caption"/>
       </w:pPr>
       <w:r>
+        <w:rPr/>
         <w:lastRenderedPageBreak/>
         <w:t>Hình 1. Góc cao và góc phương vị Mặt Trời trong bốn ngày đại diện tại Mỹ Hào</w:t>
       </w:r>
     </w:p>
     <w:p>
       <w:r>
+        <w:rPr/>
         <w:t>Đồ thị cho thấy ba đặc điểm quyết định thiết kế: giữa trưa hạ chí Mặt Trời lên gần thiên đỉnh (α ≈ 88°) còn đông chí chỉ đạt 46°, nên góc nghiêng thay đổi rất nhiều theo mùa; buổi sáng và chiều góc phương vị đổi nhanh (khoảng 15° mỗi giờ), nên trục quay Đông–Tây phải chỉnh liên tục trong ngày; toàn bộ quỹ đạo đối xứng qua giờ trưa nên lịch thiên văn rất dễ tính và ổn định.</w:t>
       </w:r>
     </w:p>
@@ -1177,6 +1269,7 @@
         <w:pStyle w:val="Heading2"/>
       </w:pPr>
       <w:r>
+        <w:rPr/>
         <w:t>3.2. Ma trận bốn LDR nhìn hướng nắng như thế nào</w:t>
       </w:r>
     </w:p>
@@ -1231,11 +1324,13 @@
         <w:pStyle w:val="Caption"/>
       </w:pPr>
       <w:r>
+        <w:rPr/>
         <w:t>Hình 2. Bốn LDR gá nghiêng β_s ở bốn góc tấm pin, không dùng vách ngăn</w:t>
       </w:r>
     </w:p>
     <w:p>
       <w:r>
+        <w:rPr/>
         <w:t>Khi nắng chiếu thẳng góc tấm pin, bốn cảm biến nghiêng nhận sáng gần như nhau nên e1 và e2 xấp xỉ 0: tấm pin đang đúng hướng. Khi nắng xiên sang một bên, cặp cảm biến phía bên nắng nhận mạnh hơn cặp đối diện nên e1 khác 0, và dấu của e1 chỉ đúng phía cần quay tới. Bảng dưới là ví dụ số đọc được khi Mặt Trời lệch khỏi pháp tuyến tấm pin các góc khác nhau (giá trị ADC 12 bit):</w:t>
       </w:r>
     </w:p>
@@ -1245,6 +1340,7 @@
         <w:spacing w:after="80"/>
       </w:pPr>
       <w:r>
+        <w:rPr/>
         <w:t>Bảng 1. Ví dụ trực quan: giá trị đọc bốn kênh và lệnh quay tương ứng</w:t>
       </w:r>
     </w:p>
@@ -1999,6 +2095,7 @@
     <w:p/>
     <w:p>
       <w:r>
+        <w:rPr/>
         <w:t>Nhìn bảng là thấy ngay cách chọn ngưỡng: lệch khoảng 4° đã cho |e1| cỡ 200 mức ADC, đủ tách khỏi nhiễu; trong vùng chết |e1| dưới ngưỡng thì motor đứng yên, tránh săn lệnh. Trục nghiêng dùng cặp kênh trên–dưới với cùng một cách tính.</w:t>
       </w:r>
     </w:p>
@@ -2007,11 +2104,13 @@
         <w:pStyle w:val="Heading2"/>
       </w:pPr>
       <w:r>
+        <w:rPr/>
         <w:t>3.3. Một ngày làm việc của phương pháp hybrid</w:t>
       </w:r>
     </w:p>
     <w:p>
       <w:r>
+        <w:rPr/>
         <w:t>Chương trình mô phỏng cho chạy cả ngày 21/3 với một đám mây che từ 10h đến 11h, so sánh ba luật điều khiển: chỉ dùng thiên văn (vòng hở), chỉ dùng LDR (vòng kín) và hybrid. Đồ thị dưới đây là góc tấm pin theo thời gian của luật hybrid so với góc Mặt Trời lý tưởng:</w:t>
       </w:r>
     </w:p>
@@ -2066,11 +2165,13 @@
         <w:pStyle w:val="Caption"/>
       </w:pPr>
       <w:r>
+        <w:rPr/>
         <w:t>Hình 3. Góc tấm pin theo thời gian trong ngày 21/3 của phương pháp hybrid</w:t>
       </w:r>
     </w:p>
     <w:p>
       <w:r>
+        <w:rPr/>
         <w:t>Đường bậc thang bám sát đường lý tưởng: sáng sớm tấm pin được đưa nhanh về phía Đông theo lịch thiên văn, trong ngày LDR tinh chỉnh từng bậc nhỏ, còn đúng khoảng mây mù 10h–11h thì tấm pin đứng yên giữ vị trí theo lịch thay vì dao động theo mây. Bảng so sánh ba luật trong cùng điều kiện:</w:t>
       </w:r>
     </w:p>
@@ -2080,6 +2181,7 @@
         <w:spacing w:after="80"/>
       </w:pPr>
       <w:r>
+        <w:rPr/>
         <w:t>Bảng 2. So sánh ba luật điều khiển trong ngày 21/3 có mây mù</w:t>
       </w:r>
     </w:p>
@@ -2404,6 +2506,7 @@
     <w:p/>
     <w:p>
       <w:r>
+        <w:rPr/>
         <w:t>Vòng kín thuần túy kém nhất vì buổi sáng tín hiệu yếu nên bám đuổi chậm (sai số có lúc 82°) và vẫn chạy motor nhiều lần; vòng hở thuần túy ổn định nhưng sai số tích lũy giữa hai lần cập nhật; hybrid nhỏ sai số nhất mà số lần chạy motor vẫn chấp nhận được, nên được chọn triển khai.</w:t>
       </w:r>
     </w:p>
@@ -2470,16 +2573,19 @@
     </w:p>
     <w:p>
       <w:r>
+        <w:rPr/>
         <w:t>Chưa có số liệu đo thực tế nên mục này trình bày theo dạng tham khảo: khoảng tăng sản lượng công bố trong tài liệu và kết quả mô phỏng của đề tài đặt cạnh nhau để đối chiếu; toàn bộ sẽ kiểm chứng lại bằng đo đạc khi có thiết bị.</w:t>
       </w:r>
     </w:p>
     <w:p>
       <w:r>
+        <w:rPr/>
         <w:t>Các tổng quan về hệ bám nắng công bố mức tăng sản lượng khoảng 20–45% so với giàn cố định tùy vĩ độ và kiểu bám, trong đó bám hai trục cao hơn một trục [11]. Kết quả mô phỏng của đề tài ở bảng và biểu đồ dưới đây nằm trong khoảng đó và chỉ dùng làm tham khảo định hướng thiết kế.</w:t>
       </w:r>
     </w:p>
     <w:p>
       <w:r>
+        <w:rPr/>
         <w:t>Mô phỏng tích phân lượng nắng trực xạ rơi vuông góc lên tấm pin trong cả ngày cho ba cấu hình: tấm cố định nghiêng 21° hướng Nam, tấm bám một trục Đông–Tây và tấm bám hai trục, đều dùng luật hybrid:</w:t>
       </w:r>
     </w:p>
@@ -2542,9 +2648,11 @@
     </w:p>
     <w:p>
       <w:r>
+        <w:rPr/>
         <w:t xml:space="preserve">Đọc trực tiếp trên đồ thị: bám một trục thu thêm khoảng 47% ngày hạ chí và tới 259% ngày đông chí so với tấm cố định; bám hai trục nhỉnh hơn một trục không đáng kể vào mùa hè nhưng gấp rưỡi thêm vào ngày đông chí (351%). Với mô hình một trục </w:t>
       </w:r>
       <w:r>
+        <w:rPr/>
         <w:lastRenderedPageBreak/>
         <w:t>của đồ án 1, phần tăng 47–259% đã đủ chứng minh hiệu quả của thuật toán; mô hình hai trục của đồ án 2 phát huy rõ nhất vào mùa đông.</w:t>
       </w:r>
@@ -2661,14 +2769,17 @@
         <w:pStyle w:val="Caption"/>
       </w:pPr>
       <w:r>
+        <w:rPr/>
         <w:t>Hình 5. Lưu đồ tổng quát chương trình hybrid cho mô hình một trục</w:t>
       </w:r>
     </w:p>
     <w:p>
       <w:r>
+        <w:rPr/>
         <w:t xml:space="preserve">Lưu đồ thể hiện đúng ba nhánh của phương pháp hybrid: nhánh thiên văn chạy mỗi 30 phút để định vị thô, nhánh LDR chạy mỗi 2 phút để tinh chỉnh khi nắng đủ </w:t>
       </w:r>
       <w:r>
+        <w:rPr/>
         <w:lastRenderedPageBreak/>
         <w:t>mạnh, và nhánh giữ vị trí theo lịch khi tổng sáng sụt dưới ngưỡng S_min. Các lưu đồ chi tiết từng khối (đọc ADC, tính thiên văn, điều khiển motor, hiển thị LCD, đọc biến trở) trình bày ở quyển lập trình, chương 3.</w:t>
       </w:r>
@@ -2739,16 +2850,19 @@
     </w:p>
     <w:p>
       <w:r>
+        <w:rPr/>
         <w:t>Quyển chế tạo của đồ án trình bày toàn bộ phần cứng: bảy sheet mạch nguyên lý EasyEDA, mạch động lực cầu H bốn TIP41C, khung cơ khí một trục và quy trình lắp ráp, hiệu chuẩn, đo đạc trên bench.</w:t>
       </w:r>
     </w:p>
     <w:p>
       <w:r>
+        <w:rPr/>
         <w:t>Quyển lập trình trình bày môi trường Arduino IDE, các hàm xử lý quang trở, cầu H, DS1307, LCD và biến trở hồi tiếp, lưu đồ thuật toán từng phần cùng chương trình tham khảo ở phụ lục.</w:t>
       </w:r>
     </w:p>
     <w:p>
       <w:r>
+        <w:rPr/>
         <w:t>Các tham số thống nhất giữa ba quyển (ngưỡng phát lệnh, vùng chết, chu kỳ thiên văn và chu kỳ tinh chỉnh) được ghi ở mục 2.8 quyển chế tạo và mục 2.12 quyển lập trình để tiện đối chiếu khi làm mạch và viết code.</w:t>
       </w:r>
     </w:p>
@@ -2757,6 +2871,7 @@
         <w:pStyle w:val="Heading1"/>
       </w:pPr>
       <w:r>
+        <w:rPr/>
         <w:t>CHƯƠNG 4. KẾT QUẢ CÔNG VIỆC ĐẠT ĐƯỢC VÀ MA TRẬN TÍNH TOÁN</w:t>
       </w:r>
     </w:p>
@@ -2765,54 +2880,61 @@
         <w:pStyle w:val="Heading2"/>
       </w:pPr>
       <w:r>
-        <w:t>4.1. Các công việc đã hoàn thành trong tuần 5/10 – 10/10/2026</w:t>
+        <w:rPr/>
+        <w:t>4.1. Các công việc đã hoàn thành</w:t>
       </w:r>
     </w:p>
     <w:p>
-      <w:pPr>
-        <w:pStyle w:val="ListBullet"/>
-      </w:pPr>
-      <w:r>
+      <w:pPr/>
+      <w:r>
+        <w:rPr/>
         <w:t>Hoàn thành lựa chọn phương pháp điều khiển hybrid: thiên văn định vị thô theo giờ DS1307, LDR tinh chỉnh theo ngưỡng và vùng chết, giữ vị trí theo lịch khi mây mù.</w:t>
       </w:r>
     </w:p>
     <w:p>
-      <w:pPr>
-        <w:pStyle w:val="ListBullet"/>
-      </w:pPr>
-      <w:r>
+      <w:pPr/>
+      <w:r>
+        <w:rPr/>
         <w:t xml:space="preserve">Hoàn thành bảng tra góc đặt tấm pin theo giờ phục vụ cài đặt thiên văn trên ESP32: ví dụ ngày 21/3 tại Mỹ Hào, 8h khung quay +62° về phía Đông, 10h +32°, 12h 0°, 14h −32°, 16h −62° (quy ước dương về phía Đông; số lấy từ khối tính toán, sẽ kiểm </w:t>
       </w:r>
       <w:proofErr w:type="spellStart"/>
       <w:r>
+        <w:rPr/>
         <w:t>chứng</w:t>
       </w:r>
       <w:proofErr w:type="spellEnd"/>
       <w:r>
+        <w:rPr/>
         <w:t xml:space="preserve"> </w:t>
       </w:r>
       <w:proofErr w:type="spellStart"/>
       <w:r>
+        <w:rPr/>
         <w:t>bằng</w:t>
       </w:r>
       <w:proofErr w:type="spellEnd"/>
       <w:r>
+        <w:rPr/>
         <w:t xml:space="preserve"> </w:t>
       </w:r>
       <w:proofErr w:type="spellStart"/>
       <w:r>
+        <w:rPr/>
         <w:t>đo</w:t>
       </w:r>
       <w:proofErr w:type="spellEnd"/>
       <w:r>
+        <w:rPr/>
         <w:t xml:space="preserve"> </w:t>
       </w:r>
       <w:proofErr w:type="spellStart"/>
       <w:r>
+        <w:rPr/>
         <w:t>đạc</w:t>
       </w:r>
       <w:proofErr w:type="spellEnd"/>
       <w:r>
+        <w:rPr/>
         <w:t>).</w:t>
       </w:r>
     </w:p>
@@ -2827,38 +2949,42 @@
         <w:rPr>
           <w:color w:val="000000"/>
         </w:rPr>
-        <w:t>4.2. Các công việc tiếp theo (tuần 5/10 – 10/10/2026 và tuần kế)</w:t>
+        <w:t>4.2. Các công việc tiếp theo</w:t>
       </w:r>
     </w:p>
     <w:p>
       <w:pPr>
-        <w:pStyle w:val="ListBullet"/>
-      </w:pPr>
-      <w:r>
+        <w:ind w:left="567"/>
+      </w:pPr>
+      <w:r>
+        <w:rPr/>
         <w:t>Hỗ trợ bên chế tạo: lắp mạch đọc quang trở và mạch động lực cầu H, chạy thử động cơ trục vít trên bench để có số liệu đo.</w:t>
       </w:r>
     </w:p>
     <w:p>
       <w:pPr>
-        <w:pStyle w:val="ListBullet"/>
-      </w:pPr>
-      <w:r>
+        <w:ind w:left="567"/>
+      </w:pPr>
+      <w:r>
+        <w:rPr/>
         <w:t>Chế tạo mạch điều khiển ESP32 đọc giờ DS1307 và điện áp quang trở, phục vụ đo đạc kiểm chứng các kết quả chương 3.</w:t>
       </w:r>
     </w:p>
     <w:p>
       <w:pPr>
-        <w:pStyle w:val="ListBullet"/>
-      </w:pPr>
-      <w:r>
+        <w:ind w:left="567"/>
+      </w:pPr>
+      <w:r>
+        <w:rPr/>
         <w:t>Đo kiểm chứng bảng tra giờ – góc đặt và các biểu đồ mô phỏng khi có thiết bị; các số liệu hiện tại giữ nguyên dạng tham khảo.</w:t>
       </w:r>
     </w:p>
     <w:p>
       <w:pPr>
-        <w:pStyle w:val="ListBullet"/>
-      </w:pPr>
-      <w:r>
+        <w:ind w:left="567"/>
+      </w:pPr>
+      <w:r>
+        <w:rPr/>
         <w:t>Vẽ lại bản vẽ cơ khí tấm pin 100 W và bổ sung vào quyển chế tạo.</w:t>
       </w:r>
     </w:p>
@@ -2872,71 +2998,85 @@
         <w:pStyle w:val="Heading1"/>
       </w:pPr>
       <w:r>
+        <w:rPr/>
         <w:t>TÀI LIỆU THAM KHẢO</w:t>
       </w:r>
     </w:p>
     <w:p>
       <w:r>
+        <w:rPr/>
         <w:t>[1] J. A. Duffie and W. A. Beckman, Solar Engineering of Thermal Processes, 4th ed., John Wiley &amp; Sons, 2013.</w:t>
       </w:r>
     </w:p>
     <w:p>
       <w:r>
+        <w:rPr/>
         <w:t>[2] I. Reda and A. Andreas, “Solar position algorithm for solar radiation applications,” Solar Energy, vol. 76, no. 5, pp. 577-589, 2004.</w:t>
       </w:r>
     </w:p>
     <w:p>
       <w:r>
+        <w:rPr/>
         <w:t>[3] I. Reda and A. Andreas, “Solar Position Algorithm for Solar Radiation Applications,” NREL/TP-560-34302, 2008. https://docs.nrel.gov/docs/fy08osti/34302.pdf</w:t>
       </w:r>
     </w:p>
     <w:p>
       <w:r>
+        <w:rPr/>
         <w:t>[4] H. Mousazadeh et al., “A review of principle and sun-tracking methods for maximizing solar systems output,” Renewable and Sustainable Energy Reviews, vol. 13, no. 8, pp. 1800-1818, 2009.</w:t>
       </w:r>
     </w:p>
     <w:p>
       <w:r>
+        <w:rPr/>
         <w:t>[5] A. Awasthi et al., “Review on sun tracking technology in solar PV system,” Energy Reports, vol. 6, pp. 392-405, 2020.</w:t>
       </w:r>
     </w:p>
     <w:p>
       <w:r>
+        <w:rPr/>
         <w:t>[6] R. F. Fuentes-Morales et al., “Control algorithms applied to active solar tracking systems: A review,” Solar Energy, vol. 212, pp. 203-219, 2020. https://doi.org/10.1016/j.solener.2020.10.071</w:t>
       </w:r>
     </w:p>
     <w:p>
       <w:r>
+        <w:rPr/>
         <w:t>[7] A. R. Amelia et al., “Technologies of solar tracking systems: A review,” IOP Conference Series: Materials Science and Engineering, vol. 767, 012052, 2020.</w:t>
       </w:r>
     </w:p>
     <w:p>
       <w:r>
+        <w:rPr/>
         <w:t>[8] Espressif Systems, ESP32 Series Datasheet. https://www.espressif.com/sites/default/files/documentation/esp32_datasheet_en.pdf</w:t>
       </w:r>
     </w:p>
     <w:p>
       <w:r>
+        <w:rPr/>
         <w:t>[9] Espressif Systems, ESP32-DevKitC General Purpose Development Board User Guide. https://docs.espressif.com/projects/esp-dev-kits/en/latest/esp32/esp32-devkitc/index.html</w:t>
       </w:r>
     </w:p>
     <w:p>
       <w:r>
+        <w:rPr/>
         <w:t>[10] NXP Semiconductors, PCF8574 Remote 8-bit I/O Expander for I2C-bus (mạch kèm LCD 1602), Datasheet.</w:t>
       </w:r>
     </w:p>
     <w:p>
       <w:r>
+        <w:rPr/>
         <w:t>[11] Maxim Integrated, DS1307 64 x 8, Serial I2C Real-Time Clock, Datasheet. https://www.analog.com/media/en/technical-documentation/data-sheets/DS1307.pdf</w:t>
       </w:r>
     </w:p>
     <w:p>
       <w:r>
+        <w:rPr/>
         <w:t>[12] W. F. Holmgren, C. W. Hansen, and M. A. Mikofski, “pvlib python: a python package for modeling solar energy systems,” Journal of Open Source Software, vol. 3, no. 29, p. 884, 2018.</w:t>
       </w:r>
     </w:p>
     <w:p>
       <w:r>
+        <w:rPr/>
         <w:lastRenderedPageBreak/>
         <w:t>[11] H. Mousazadeh, A. Keyhani, A. Javadi, H. Mobli, K. Abrinia, A. Sharifi, 'A review of principle and solar-tracking methods for increasing PV systems efficiency', Renewable and Sustainable Energy Reviews, 13(8), 2009.</w:t>
       </w:r>
